--- a/Oxani_Corina_Documentație_CTIRO_Licenta.docx
+++ b/Oxani_Corina_Documentație_CTIRO_Licenta.docx
@@ -100,17 +100,33 @@
           <w:sz w:val="40"/>
           <w:szCs w:val="40"/>
         </w:rPr>
-        <w:t>web dedicată promovării, vânzării și comunicării între pasionații de produse handmade</w:t>
-      </w:r>
-    </w:p>
-    <w:p>
-      <w:pPr>
-        <w:jc w:val="center"/>
+        <w:t xml:space="preserve">web dedicată promovării, vânzării și </w:t>
+      </w:r>
+      <w:r>
         <w:rPr>
           <w:b/>
           <w:sz w:val="40"/>
           <w:szCs w:val="40"/>
         </w:rPr>
+        <w:t>schimbului de idei</w:t>
+      </w:r>
+      <w:r>
+        <w:rPr>
+          <w:b/>
+          <w:sz w:val="40"/>
+          <w:szCs w:val="40"/>
+        </w:rPr>
+        <w:t xml:space="preserve"> între pasionații de produse handmade</w:t>
+      </w:r>
+    </w:p>
+    <w:p>
+      <w:pPr>
+        <w:jc w:val="center"/>
+        <w:rPr>
+          <w:b/>
+          <w:sz w:val="40"/>
+          <w:szCs w:val="40"/>
+        </w:rPr>
       </w:pPr>
     </w:p>
     <w:p>
@@ -381,6 +397,7 @@
         </w:rPr>
         <w:tab/>
       </w:r>
+      <w:bookmarkStart w:id="0" w:name="_Toc199161247"/>
       <w:r>
         <w:rPr>
           <w:sz w:val="40"/>
@@ -388,6 +405,7 @@
         </w:rPr>
         <w:t>REZUMAT</w:t>
       </w:r>
+      <w:bookmarkEnd w:id="0"/>
     </w:p>
     <w:p>
       <w:pPr>
@@ -406,6 +424,99 @@
           <w:szCs w:val="24"/>
         </w:rPr>
       </w:pPr>
+    </w:p>
+    <w:p>
+      <w:pPr>
+        <w:spacing w:line="240" w:lineRule="auto"/>
+        <w:ind w:firstLine="360"/>
+        <w:rPr>
+          <w:rFonts w:eastAsia="Times New Roman"/>
+          <w:sz w:val="24"/>
+          <w:szCs w:val="24"/>
+          <w:lang w:val="ro-RO"/>
+        </w:rPr>
+      </w:pPr>
+      <w:r>
+        <w:rPr>
+          <w:rFonts w:eastAsia="Times New Roman"/>
+          <w:sz w:val="24"/>
+          <w:szCs w:val="24"/>
+          <w:lang w:val="ro-RO"/>
+        </w:rPr>
+        <w:t>„CraftCircle” este o aplicație web creată pentru a sprijini pasionații de produse handmade în promovarea, vânzarea și descoperirea creațiilor într-un mediu digital prietenos și interactiv. Platforma le oferă utilizatorilor posibilitatea de a-și crea propriul magazin virtual, de a publica postări cu lucrările lor și de a comunica direct printr-un sistem de mesagerie privată.</w:t>
+      </w:r>
+    </w:p>
+    <w:p>
+      <w:pPr>
+        <w:spacing w:line="240" w:lineRule="auto"/>
+        <w:ind w:firstLine="360"/>
+        <w:rPr>
+          <w:rFonts w:eastAsia="Times New Roman"/>
+          <w:sz w:val="24"/>
+          <w:szCs w:val="24"/>
+          <w:lang w:val="ro-RO"/>
+        </w:rPr>
+      </w:pPr>
+      <w:r>
+        <w:rPr>
+          <w:rFonts w:eastAsia="Times New Roman"/>
+          <w:sz w:val="24"/>
+          <w:szCs w:val="24"/>
+          <w:lang w:val="ro-RO"/>
+        </w:rPr>
+        <w:t xml:space="preserve">Mai mult decât un simplu marketplace, </w:t>
+      </w:r>
+      <w:r>
+        <w:rPr>
+          <w:sz w:val="24"/>
+          <w:szCs w:val="24"/>
+        </w:rPr>
+        <w:t>„</w:t>
+      </w:r>
+      <w:r>
+        <w:rPr>
+          <w:sz w:val="24"/>
+          <w:szCs w:val="24"/>
+        </w:rPr>
+        <w:t>CraftCircle</w:t>
+      </w:r>
+      <w:r>
+        <w:rPr>
+          <w:sz w:val="24"/>
+          <w:szCs w:val="24"/>
+        </w:rPr>
+        <w:t>”</w:t>
+      </w:r>
+      <w:r>
+        <w:rPr>
+          <w:rFonts w:eastAsia="Times New Roman"/>
+          <w:sz w:val="24"/>
+          <w:szCs w:val="24"/>
+          <w:lang w:val="ro-RO"/>
+        </w:rPr>
+        <w:t xml:space="preserve"> își propune să încurajeze conexiunile autentice între membri. Prin sistemul de follow, aprecieri, comentarii și notificări în timp real, utilizatorii pot rămâne conectați, pot descoperi alți creatori, adăuga produse în favorite sau în coșul de cumpărături și plasa comenzi cu opțiuni diverse de plată și livrare.</w:t>
+      </w:r>
+    </w:p>
+    <w:p>
+      <w:pPr>
+        <w:spacing w:line="240" w:lineRule="auto"/>
+        <w:ind w:firstLine="360"/>
+        <w:rPr>
+          <w:rFonts w:eastAsia="Times New Roman"/>
+          <w:sz w:val="24"/>
+          <w:szCs w:val="24"/>
+          <w:lang w:val="ro-RO"/>
+        </w:rPr>
+      </w:pPr>
+      <w:r>
+        <w:rPr>
+          <w:rFonts w:eastAsia="Times New Roman"/>
+          <w:sz w:val="24"/>
+          <w:szCs w:val="24"/>
+          <w:lang w:val="ro-RO"/>
+        </w:rPr>
+        <w:t>Aplicația a fost dezvoltată cu React pentru partea de interfață, folosind Node.js și Express pentru backend. Baza de date este gestionată cu PostgreSQL, iar imaginile sunt stocate în Cloudinary. Funcționalitățile în timp real sunt susținute de Socket.IO, iar trimiterea automată a emailurilor este realizată cu ajutorul Nodemailer.</w:t>
+      </w:r>
     </w:p>
     <w:p>
       <w:pPr>
@@ -417,28 +528,6 @@
           <w:rFonts w:ascii="Arial" w:hAnsi="Arial" w:cs="Arial"/>
         </w:rPr>
       </w:pPr>
-      <w:r>
-        <w:rPr>
-          <w:rStyle w:val="Strong"/>
-          <w:rFonts w:ascii="Arial" w:hAnsi="Arial" w:cs="Arial"/>
-        </w:rPr>
-        <w:t>„</w:t>
-      </w:r>
-      <w:r>
-        <w:rPr>
-          <w:rStyle w:val="Strong"/>
-          <w:rFonts w:ascii="Arial" w:hAnsi="Arial" w:cs="Arial"/>
-          <w:b w:val="0"/>
-          <w:bCs w:val="0"/>
-        </w:rPr>
-        <w:t>CraftCircle”</w:t>
-      </w:r>
-      <w:r>
-        <w:rPr>
-          <w:rFonts w:ascii="Arial" w:hAnsi="Arial" w:cs="Arial"/>
-        </w:rPr>
-        <w:t xml:space="preserve"> este o aplicație web dedicată promovării, vânzării și descoperirii produselor handmade într-o comunitate interactivă. Platforma oferă un spațiu digital unde utilizatorii pot crea magazine virtuale, pot publica postări vizuale cu creațiile lor și pot interacționa printr-un sistem integrat de mesagerie privată.</w:t>
-      </w:r>
     </w:p>
     <w:p>
       <w:pPr>
@@ -450,124 +539,3922 @@
           <w:rFonts w:ascii="Arial" w:hAnsi="Arial" w:cs="Arial"/>
         </w:rPr>
       </w:pPr>
-      <w:r>
-        <w:rPr>
-          <w:rFonts w:ascii="Arial" w:hAnsi="Arial" w:cs="Arial"/>
-        </w:rPr>
-        <w:t>Pe lângă funcționalitatea de tip marketplace, aplicația încurajează formarea de conexiuni autentice între membrii comunității, prin sistemul de follow, aprecieri, comentarii și notificări în timp real. Utilizatorii pot urmări activitatea altor creatori, își pot adăuga produse în favorite sau în coșul de cumpărături și pot finaliza comenzi direct în platformă, alegând între mai multe metode de plată și livrare.</w:t>
-      </w:r>
     </w:p>
     <w:p>
       <w:pPr>
         <w:pStyle w:val="NormalWeb"/>
         <w:spacing w:before="0" w:beforeAutospacing="0" w:after="0" w:afterAutospacing="0"/>
         <w:ind w:firstLine="357"/>
-        <w:rPr>
-          <w:rFonts w:ascii="Arial" w:hAnsi="Arial" w:cs="Arial"/>
-        </w:rPr>
-      </w:pPr>
-      <w:r>
-        <w:rPr>
-          <w:rFonts w:ascii="Arial" w:hAnsi="Arial" w:cs="Arial"/>
-        </w:rPr>
-        <w:t xml:space="preserve">Aplicația a fost dezvoltată folosind </w:t>
+        <w:jc w:val="both"/>
+        <w:rPr>
+          <w:rFonts w:ascii="Arial" w:hAnsi="Arial" w:cs="Arial"/>
+        </w:rPr>
+      </w:pPr>
+    </w:p>
+    <w:p>
+      <w:pPr>
+        <w:pStyle w:val="NormalWeb"/>
+        <w:spacing w:before="0" w:beforeAutospacing="0" w:after="0" w:afterAutospacing="0"/>
+        <w:ind w:firstLine="357"/>
+        <w:jc w:val="both"/>
+        <w:rPr>
+          <w:rFonts w:ascii="Arial" w:hAnsi="Arial" w:cs="Arial"/>
+        </w:rPr>
+      </w:pPr>
+    </w:p>
+    <w:p>
+      <w:pPr>
+        <w:pStyle w:val="NormalWeb"/>
+        <w:spacing w:before="0" w:beforeAutospacing="0" w:after="0" w:afterAutospacing="0"/>
+        <w:ind w:firstLine="357"/>
+        <w:jc w:val="both"/>
+        <w:rPr>
+          <w:rFonts w:ascii="Arial" w:hAnsi="Arial" w:cs="Arial"/>
+        </w:rPr>
+      </w:pPr>
+    </w:p>
+    <w:p>
+      <w:pPr>
+        <w:pStyle w:val="NormalWeb"/>
+        <w:spacing w:before="0" w:beforeAutospacing="0" w:after="0" w:afterAutospacing="0"/>
+        <w:ind w:firstLine="357"/>
+        <w:jc w:val="both"/>
+        <w:rPr>
+          <w:rFonts w:ascii="Arial" w:hAnsi="Arial" w:cs="Arial"/>
+        </w:rPr>
+      </w:pPr>
+    </w:p>
+    <w:p>
+      <w:pPr>
+        <w:pStyle w:val="NormalWeb"/>
+        <w:spacing w:before="0" w:beforeAutospacing="0" w:after="0" w:afterAutospacing="0"/>
+        <w:ind w:firstLine="357"/>
+        <w:jc w:val="both"/>
+        <w:rPr>
+          <w:rFonts w:ascii="Arial" w:hAnsi="Arial" w:cs="Arial"/>
+        </w:rPr>
+      </w:pPr>
+    </w:p>
+    <w:p>
+      <w:pPr>
+        <w:pStyle w:val="NormalWeb"/>
+        <w:spacing w:before="0" w:beforeAutospacing="0" w:after="0" w:afterAutospacing="0"/>
+        <w:ind w:firstLine="357"/>
+        <w:jc w:val="both"/>
+        <w:rPr>
+          <w:rFonts w:ascii="Arial" w:hAnsi="Arial" w:cs="Arial"/>
+        </w:rPr>
+      </w:pPr>
+    </w:p>
+    <w:p>
+      <w:pPr>
+        <w:pStyle w:val="NormalWeb"/>
+        <w:spacing w:before="0" w:beforeAutospacing="0" w:after="0" w:afterAutospacing="0"/>
+        <w:ind w:firstLine="357"/>
+        <w:jc w:val="both"/>
+        <w:rPr>
+          <w:rFonts w:ascii="Arial" w:hAnsi="Arial" w:cs="Arial"/>
+        </w:rPr>
+      </w:pPr>
+    </w:p>
+    <w:p>
+      <w:pPr>
+        <w:pStyle w:val="NormalWeb"/>
+        <w:spacing w:before="0" w:beforeAutospacing="0" w:after="0" w:afterAutospacing="0"/>
+        <w:ind w:firstLine="357"/>
+        <w:jc w:val="both"/>
+        <w:rPr>
+          <w:rFonts w:ascii="Arial" w:hAnsi="Arial" w:cs="Arial"/>
+        </w:rPr>
+      </w:pPr>
+    </w:p>
+    <w:p>
+      <w:pPr>
+        <w:pStyle w:val="NormalWeb"/>
+        <w:spacing w:before="0" w:beforeAutospacing="0" w:after="0" w:afterAutospacing="0"/>
+        <w:ind w:firstLine="357"/>
+        <w:jc w:val="both"/>
+        <w:rPr>
+          <w:rFonts w:ascii="Arial" w:hAnsi="Arial" w:cs="Arial"/>
+        </w:rPr>
+      </w:pPr>
+    </w:p>
+    <w:p>
+      <w:pPr>
+        <w:pStyle w:val="NormalWeb"/>
+        <w:spacing w:before="0" w:beforeAutospacing="0" w:after="0" w:afterAutospacing="0"/>
+        <w:ind w:firstLine="357"/>
+        <w:jc w:val="both"/>
+        <w:rPr>
+          <w:rFonts w:ascii="Arial" w:hAnsi="Arial" w:cs="Arial"/>
+        </w:rPr>
+      </w:pPr>
+    </w:p>
+    <w:p>
+      <w:pPr>
+        <w:pStyle w:val="NormalWeb"/>
+        <w:spacing w:before="0" w:beforeAutospacing="0" w:after="0" w:afterAutospacing="0"/>
+        <w:ind w:firstLine="357"/>
+        <w:jc w:val="both"/>
+        <w:rPr>
+          <w:rFonts w:ascii="Arial" w:hAnsi="Arial" w:cs="Arial"/>
+        </w:rPr>
+      </w:pPr>
+    </w:p>
+    <w:p>
+      <w:pPr>
+        <w:pStyle w:val="NormalWeb"/>
+        <w:spacing w:before="0" w:beforeAutospacing="0" w:after="0" w:afterAutospacing="0"/>
+        <w:ind w:firstLine="357"/>
+        <w:jc w:val="both"/>
+        <w:rPr>
+          <w:rFonts w:ascii="Arial" w:hAnsi="Arial" w:cs="Arial"/>
+        </w:rPr>
+      </w:pPr>
+    </w:p>
+    <w:p>
+      <w:pPr>
+        <w:pStyle w:val="NormalWeb"/>
+        <w:spacing w:before="0" w:beforeAutospacing="0" w:after="0" w:afterAutospacing="0"/>
+        <w:ind w:firstLine="357"/>
+        <w:jc w:val="both"/>
+        <w:rPr>
+          <w:rFonts w:ascii="Arial" w:hAnsi="Arial" w:cs="Arial"/>
+        </w:rPr>
+      </w:pPr>
+    </w:p>
+    <w:p>
+      <w:pPr>
+        <w:pStyle w:val="NormalWeb"/>
+        <w:spacing w:before="0" w:beforeAutospacing="0" w:after="0" w:afterAutospacing="0"/>
+        <w:ind w:firstLine="357"/>
+        <w:jc w:val="both"/>
+        <w:rPr>
+          <w:rFonts w:ascii="Arial" w:hAnsi="Arial" w:cs="Arial"/>
+        </w:rPr>
+      </w:pPr>
+    </w:p>
+    <w:p>
+      <w:pPr>
+        <w:pStyle w:val="NormalWeb"/>
+        <w:spacing w:before="0" w:beforeAutospacing="0" w:after="0" w:afterAutospacing="0"/>
+        <w:ind w:firstLine="357"/>
+        <w:jc w:val="both"/>
+        <w:rPr>
+          <w:rFonts w:ascii="Arial" w:hAnsi="Arial" w:cs="Arial"/>
+        </w:rPr>
+      </w:pPr>
+    </w:p>
+    <w:p>
+      <w:pPr>
+        <w:pStyle w:val="NormalWeb"/>
+        <w:spacing w:before="0" w:beforeAutospacing="0" w:after="0" w:afterAutospacing="0"/>
+        <w:ind w:firstLine="357"/>
+        <w:jc w:val="both"/>
+        <w:rPr>
+          <w:rFonts w:ascii="Arial" w:hAnsi="Arial" w:cs="Arial"/>
+        </w:rPr>
+      </w:pPr>
+    </w:p>
+    <w:p>
+      <w:pPr>
+        <w:pStyle w:val="NormalWeb"/>
+        <w:spacing w:before="0" w:beforeAutospacing="0" w:after="0" w:afterAutospacing="0"/>
+        <w:ind w:firstLine="357"/>
+        <w:jc w:val="both"/>
+        <w:rPr>
+          <w:rFonts w:ascii="Arial" w:hAnsi="Arial" w:cs="Arial"/>
+        </w:rPr>
+      </w:pPr>
+    </w:p>
+    <w:p>
+      <w:pPr>
+        <w:pStyle w:val="NormalWeb"/>
+        <w:spacing w:before="0" w:beforeAutospacing="0" w:after="0" w:afterAutospacing="0"/>
+        <w:ind w:firstLine="357"/>
+        <w:jc w:val="both"/>
+        <w:rPr>
+          <w:rFonts w:ascii="Arial" w:hAnsi="Arial" w:cs="Arial"/>
+        </w:rPr>
+      </w:pPr>
+    </w:p>
+    <w:p>
+      <w:pPr>
+        <w:pStyle w:val="NormalWeb"/>
+        <w:spacing w:before="0" w:beforeAutospacing="0" w:after="0" w:afterAutospacing="0"/>
+        <w:ind w:firstLine="357"/>
+        <w:jc w:val="both"/>
+        <w:rPr>
+          <w:rFonts w:ascii="Arial" w:hAnsi="Arial" w:cs="Arial"/>
+        </w:rPr>
+      </w:pPr>
+    </w:p>
+    <w:p>
+      <w:pPr>
+        <w:pStyle w:val="NormalWeb"/>
+        <w:spacing w:before="0" w:beforeAutospacing="0" w:after="0" w:afterAutospacing="0"/>
+        <w:ind w:firstLine="357"/>
+        <w:jc w:val="both"/>
+        <w:rPr>
+          <w:rFonts w:ascii="Arial" w:hAnsi="Arial" w:cs="Arial"/>
+        </w:rPr>
+      </w:pPr>
+    </w:p>
+    <w:p>
+      <w:pPr>
+        <w:pStyle w:val="NormalWeb"/>
+        <w:spacing w:before="0" w:beforeAutospacing="0" w:after="0" w:afterAutospacing="0"/>
+        <w:ind w:firstLine="357"/>
+        <w:jc w:val="both"/>
+        <w:rPr>
+          <w:rFonts w:ascii="Arial" w:hAnsi="Arial" w:cs="Arial"/>
+        </w:rPr>
+      </w:pPr>
+    </w:p>
+    <w:p>
+      <w:pPr>
+        <w:pStyle w:val="NormalWeb"/>
+        <w:spacing w:before="0" w:beforeAutospacing="0" w:after="0" w:afterAutospacing="0"/>
+        <w:ind w:firstLine="357"/>
+        <w:jc w:val="both"/>
+        <w:rPr>
+          <w:rFonts w:ascii="Arial" w:hAnsi="Arial" w:cs="Arial"/>
+        </w:rPr>
+      </w:pPr>
+    </w:p>
+    <w:p>
+      <w:pPr>
+        <w:pStyle w:val="NormalWeb"/>
+        <w:spacing w:before="0" w:beforeAutospacing="0" w:after="0" w:afterAutospacing="0"/>
+        <w:ind w:firstLine="357"/>
+        <w:jc w:val="both"/>
+        <w:rPr>
+          <w:rFonts w:ascii="Arial" w:hAnsi="Arial" w:cs="Arial"/>
+        </w:rPr>
+      </w:pPr>
+    </w:p>
+    <w:p>
+      <w:pPr>
+        <w:pStyle w:val="NormalWeb"/>
+        <w:spacing w:before="0" w:beforeAutospacing="0" w:after="0" w:afterAutospacing="0"/>
+        <w:ind w:firstLine="357"/>
+        <w:jc w:val="both"/>
+        <w:rPr>
+          <w:rFonts w:ascii="Arial" w:hAnsi="Arial" w:cs="Arial"/>
+        </w:rPr>
+      </w:pPr>
+    </w:p>
+    <w:p>
+      <w:pPr>
+        <w:pStyle w:val="NormalWeb"/>
+        <w:spacing w:before="0" w:beforeAutospacing="0" w:after="0" w:afterAutospacing="0"/>
+        <w:jc w:val="both"/>
+        <w:rPr>
+          <w:rFonts w:ascii="Arial" w:hAnsi="Arial" w:cs="Arial"/>
+        </w:rPr>
+      </w:pPr>
+    </w:p>
+    <w:p>
+      <w:pPr>
+        <w:pStyle w:val="Heading1"/>
+      </w:pPr>
+      <w:bookmarkStart w:id="1" w:name="_Toc199161248"/>
+      <w:r>
+        <w:t>CUPRINS</w:t>
+      </w:r>
+      <w:bookmarkEnd w:id="1"/>
+    </w:p>
+    <w:sdt>
+      <w:sdtPr>
+        <w:id w:val="1530922119"/>
+        <w:docPartObj>
+          <w:docPartGallery w:val="Table of Contents"/>
+          <w:docPartUnique/>
+        </w:docPartObj>
+      </w:sdtPr>
+      <w:sdtEndPr>
+        <w:rPr>
+          <w:rFonts w:ascii="Arial" w:eastAsia="Arial" w:hAnsi="Arial" w:cs="Arial"/>
+          <w:b/>
+          <w:bCs/>
+          <w:noProof/>
+          <w:color w:val="auto"/>
+          <w:sz w:val="22"/>
+          <w:szCs w:val="22"/>
+          <w:lang w:val="ro" w:eastAsia="ro-RO"/>
+        </w:rPr>
+      </w:sdtEndPr>
+      <w:sdtContent>
+        <w:p>
+          <w:pPr>
+            <w:pStyle w:val="TOCHeading"/>
+          </w:pPr>
+        </w:p>
+        <w:p>
+          <w:pPr>
+            <w:pStyle w:val="TOC1"/>
+            <w:tabs>
+              <w:tab w:val="right" w:leader="dot" w:pos="9628"/>
+            </w:tabs>
+            <w:rPr>
+              <w:rFonts w:asciiTheme="minorHAnsi" w:eastAsiaTheme="minorEastAsia" w:hAnsiTheme="minorHAnsi" w:cstheme="minorBidi"/>
+              <w:noProof/>
+              <w:lang w:val="ro-RO"/>
+            </w:rPr>
+          </w:pPr>
+          <w:r>
+            <w:fldChar w:fldCharType="begin"/>
+          </w:r>
+          <w:r>
+            <w:instrText xml:space="preserve"> TOC \o "1-3" \h \z \u </w:instrText>
+          </w:r>
+          <w:r>
+            <w:fldChar w:fldCharType="separate"/>
+          </w:r>
+          <w:hyperlink w:anchor="_Toc199161247" w:history="1">
+            <w:r>
+              <w:rPr>
+                <w:rStyle w:val="Hyperlink"/>
+                <w:noProof/>
+              </w:rPr>
+              <w:t>REZUMAT</w:t>
+            </w:r>
+            <w:r>
+              <w:rPr>
+                <w:noProof/>
+                <w:webHidden/>
+              </w:rPr>
+              <w:tab/>
+            </w:r>
+            <w:r>
+              <w:rPr>
+                <w:noProof/>
+                <w:webHidden/>
+              </w:rPr>
+              <w:fldChar w:fldCharType="begin"/>
+            </w:r>
+            <w:r>
+              <w:rPr>
+                <w:noProof/>
+                <w:webHidden/>
+              </w:rPr>
+              <w:instrText xml:space="preserve"> PAGEREF _Toc199161247 \h </w:instrText>
+            </w:r>
+            <w:r>
+              <w:rPr>
+                <w:noProof/>
+                <w:webHidden/>
+              </w:rPr>
+            </w:r>
+            <w:r>
+              <w:rPr>
+                <w:noProof/>
+                <w:webHidden/>
+              </w:rPr>
+              <w:fldChar w:fldCharType="separate"/>
+            </w:r>
+            <w:r>
+              <w:rPr>
+                <w:noProof/>
+                <w:webHidden/>
+              </w:rPr>
+              <w:t>2</w:t>
+            </w:r>
+            <w:r>
+              <w:rPr>
+                <w:noProof/>
+                <w:webHidden/>
+              </w:rPr>
+              <w:fldChar w:fldCharType="end"/>
+            </w:r>
+          </w:hyperlink>
+        </w:p>
+        <w:p>
+          <w:pPr>
+            <w:pStyle w:val="TOC1"/>
+            <w:tabs>
+              <w:tab w:val="right" w:leader="dot" w:pos="9628"/>
+            </w:tabs>
+            <w:rPr>
+              <w:rFonts w:asciiTheme="minorHAnsi" w:eastAsiaTheme="minorEastAsia" w:hAnsiTheme="minorHAnsi" w:cstheme="minorBidi"/>
+              <w:noProof/>
+              <w:lang w:val="ro-RO"/>
+            </w:rPr>
+          </w:pPr>
+          <w:hyperlink w:anchor="_Toc199161248" w:history="1">
+            <w:r>
+              <w:rPr>
+                <w:rStyle w:val="Hyperlink"/>
+                <w:noProof/>
+              </w:rPr>
+              <w:t>CUPRINS</w:t>
+            </w:r>
+            <w:r>
+              <w:rPr>
+                <w:noProof/>
+                <w:webHidden/>
+              </w:rPr>
+              <w:tab/>
+            </w:r>
+            <w:r>
+              <w:rPr>
+                <w:noProof/>
+                <w:webHidden/>
+              </w:rPr>
+              <w:fldChar w:fldCharType="begin"/>
+            </w:r>
+            <w:r>
+              <w:rPr>
+                <w:noProof/>
+                <w:webHidden/>
+              </w:rPr>
+              <w:instrText xml:space="preserve"> PAGEREF _Toc199161248 \h </w:instrText>
+            </w:r>
+            <w:r>
+              <w:rPr>
+                <w:noProof/>
+                <w:webHidden/>
+              </w:rPr>
+            </w:r>
+            <w:r>
+              <w:rPr>
+                <w:noProof/>
+                <w:webHidden/>
+              </w:rPr>
+              <w:fldChar w:fldCharType="separate"/>
+            </w:r>
+            <w:r>
+              <w:rPr>
+                <w:noProof/>
+                <w:webHidden/>
+              </w:rPr>
+              <w:t>3</w:t>
+            </w:r>
+            <w:r>
+              <w:rPr>
+                <w:noProof/>
+                <w:webHidden/>
+              </w:rPr>
+              <w:fldChar w:fldCharType="end"/>
+            </w:r>
+          </w:hyperlink>
+        </w:p>
+        <w:p>
+          <w:pPr>
+            <w:pStyle w:val="TOC1"/>
+            <w:tabs>
+              <w:tab w:val="right" w:leader="dot" w:pos="9628"/>
+            </w:tabs>
+            <w:rPr>
+              <w:rFonts w:asciiTheme="minorHAnsi" w:eastAsiaTheme="minorEastAsia" w:hAnsiTheme="minorHAnsi" w:cstheme="minorBidi"/>
+              <w:noProof/>
+              <w:lang w:val="ro-RO"/>
+            </w:rPr>
+          </w:pPr>
+          <w:hyperlink w:anchor="_Toc199161249" w:history="1">
+            <w:r>
+              <w:rPr>
+                <w:rStyle w:val="Hyperlink"/>
+                <w:noProof/>
+              </w:rPr>
+              <w:t>LISTĂ DE FIGURI</w:t>
+            </w:r>
+            <w:r>
+              <w:rPr>
+                <w:noProof/>
+                <w:webHidden/>
+              </w:rPr>
+              <w:tab/>
+            </w:r>
+            <w:r>
+              <w:rPr>
+                <w:noProof/>
+                <w:webHidden/>
+              </w:rPr>
+              <w:fldChar w:fldCharType="begin"/>
+            </w:r>
+            <w:r>
+              <w:rPr>
+                <w:noProof/>
+                <w:webHidden/>
+              </w:rPr>
+              <w:instrText xml:space="preserve"> PAGEREF _Toc199161249 \h </w:instrText>
+            </w:r>
+            <w:r>
+              <w:rPr>
+                <w:noProof/>
+                <w:webHidden/>
+              </w:rPr>
+            </w:r>
+            <w:r>
+              <w:rPr>
+                <w:noProof/>
+                <w:webHidden/>
+              </w:rPr>
+              <w:fldChar w:fldCharType="separate"/>
+            </w:r>
+            <w:r>
+              <w:rPr>
+                <w:noProof/>
+                <w:webHidden/>
+              </w:rPr>
+              <w:t>4</w:t>
+            </w:r>
+            <w:r>
+              <w:rPr>
+                <w:noProof/>
+                <w:webHidden/>
+              </w:rPr>
+              <w:fldChar w:fldCharType="end"/>
+            </w:r>
+          </w:hyperlink>
+        </w:p>
+        <w:p>
+          <w:pPr>
+            <w:pStyle w:val="TOC1"/>
+            <w:tabs>
+              <w:tab w:val="right" w:leader="dot" w:pos="9628"/>
+            </w:tabs>
+            <w:rPr>
+              <w:rFonts w:asciiTheme="minorHAnsi" w:eastAsiaTheme="minorEastAsia" w:hAnsiTheme="minorHAnsi" w:cstheme="minorBidi"/>
+              <w:noProof/>
+              <w:lang w:val="ro-RO"/>
+            </w:rPr>
+          </w:pPr>
+          <w:hyperlink w:anchor="_Toc199161250" w:history="1">
+            <w:r>
+              <w:rPr>
+                <w:rStyle w:val="Hyperlink"/>
+                <w:noProof/>
+              </w:rPr>
+              <w:t>LISTĂ DE TABELE</w:t>
+            </w:r>
+            <w:r>
+              <w:rPr>
+                <w:noProof/>
+                <w:webHidden/>
+              </w:rPr>
+              <w:tab/>
+            </w:r>
+            <w:r>
+              <w:rPr>
+                <w:noProof/>
+                <w:webHidden/>
+              </w:rPr>
+              <w:fldChar w:fldCharType="begin"/>
+            </w:r>
+            <w:r>
+              <w:rPr>
+                <w:noProof/>
+                <w:webHidden/>
+              </w:rPr>
+              <w:instrText xml:space="preserve"> PAGEREF _Toc199161250 \h </w:instrText>
+            </w:r>
+            <w:r>
+              <w:rPr>
+                <w:noProof/>
+                <w:webHidden/>
+              </w:rPr>
+            </w:r>
+            <w:r>
+              <w:rPr>
+                <w:noProof/>
+                <w:webHidden/>
+              </w:rPr>
+              <w:fldChar w:fldCharType="separate"/>
+            </w:r>
+            <w:r>
+              <w:rPr>
+                <w:noProof/>
+                <w:webHidden/>
+              </w:rPr>
+              <w:t>5</w:t>
+            </w:r>
+            <w:r>
+              <w:rPr>
+                <w:noProof/>
+                <w:webHidden/>
+              </w:rPr>
+              <w:fldChar w:fldCharType="end"/>
+            </w:r>
+          </w:hyperlink>
+        </w:p>
+        <w:p>
+          <w:pPr>
+            <w:pStyle w:val="TOC1"/>
+            <w:tabs>
+              <w:tab w:val="right" w:leader="dot" w:pos="9628"/>
+            </w:tabs>
+            <w:rPr>
+              <w:rFonts w:asciiTheme="minorHAnsi" w:eastAsiaTheme="minorEastAsia" w:hAnsiTheme="minorHAnsi" w:cstheme="minorBidi"/>
+              <w:noProof/>
+              <w:lang w:val="ro-RO"/>
+            </w:rPr>
+          </w:pPr>
+          <w:hyperlink w:anchor="_Toc199161251" w:history="1">
+            <w:r>
+              <w:rPr>
+                <w:rStyle w:val="Hyperlink"/>
+                <w:noProof/>
+              </w:rPr>
+              <w:t>LISTĂ DE SECVENȚE DE COD</w:t>
+            </w:r>
+            <w:r>
+              <w:rPr>
+                <w:noProof/>
+                <w:webHidden/>
+              </w:rPr>
+              <w:tab/>
+            </w:r>
+            <w:r>
+              <w:rPr>
+                <w:noProof/>
+                <w:webHidden/>
+              </w:rPr>
+              <w:fldChar w:fldCharType="begin"/>
+            </w:r>
+            <w:r>
+              <w:rPr>
+                <w:noProof/>
+                <w:webHidden/>
+              </w:rPr>
+              <w:instrText xml:space="preserve"> PAGEREF _Toc199161251 \h </w:instrText>
+            </w:r>
+            <w:r>
+              <w:rPr>
+                <w:noProof/>
+                <w:webHidden/>
+              </w:rPr>
+            </w:r>
+            <w:r>
+              <w:rPr>
+                <w:noProof/>
+                <w:webHidden/>
+              </w:rPr>
+              <w:fldChar w:fldCharType="separate"/>
+            </w:r>
+            <w:r>
+              <w:rPr>
+                <w:noProof/>
+                <w:webHidden/>
+              </w:rPr>
+              <w:t>5</w:t>
+            </w:r>
+            <w:r>
+              <w:rPr>
+                <w:noProof/>
+                <w:webHidden/>
+              </w:rPr>
+              <w:fldChar w:fldCharType="end"/>
+            </w:r>
+          </w:hyperlink>
+        </w:p>
+        <w:p>
+          <w:pPr>
+            <w:pStyle w:val="TOC1"/>
+            <w:tabs>
+              <w:tab w:val="left" w:pos="440"/>
+              <w:tab w:val="right" w:leader="dot" w:pos="9628"/>
+            </w:tabs>
+            <w:rPr>
+              <w:rFonts w:asciiTheme="minorHAnsi" w:eastAsiaTheme="minorEastAsia" w:hAnsiTheme="minorHAnsi" w:cstheme="minorBidi"/>
+              <w:noProof/>
+              <w:lang w:val="ro-RO"/>
+            </w:rPr>
+          </w:pPr>
+          <w:hyperlink w:anchor="_Toc199161252" w:history="1">
+            <w:r>
+              <w:rPr>
+                <w:rStyle w:val="Hyperlink"/>
+                <w:noProof/>
+              </w:rPr>
+              <w:t>1.</w:t>
+            </w:r>
+            <w:r>
+              <w:rPr>
+                <w:rFonts w:asciiTheme="minorHAnsi" w:eastAsiaTheme="minorEastAsia" w:hAnsiTheme="minorHAnsi" w:cstheme="minorBidi"/>
+                <w:noProof/>
+                <w:lang w:val="ro-RO"/>
+              </w:rPr>
+              <w:tab/>
+            </w:r>
+            <w:r>
+              <w:rPr>
+                <w:rStyle w:val="Hyperlink"/>
+                <w:noProof/>
+              </w:rPr>
+              <w:t>INTRODUCERE</w:t>
+            </w:r>
+            <w:r>
+              <w:rPr>
+                <w:noProof/>
+                <w:webHidden/>
+              </w:rPr>
+              <w:tab/>
+            </w:r>
+            <w:r>
+              <w:rPr>
+                <w:noProof/>
+                <w:webHidden/>
+              </w:rPr>
+              <w:fldChar w:fldCharType="begin"/>
+            </w:r>
+            <w:r>
+              <w:rPr>
+                <w:noProof/>
+                <w:webHidden/>
+              </w:rPr>
+              <w:instrText xml:space="preserve"> PAGEREF _Toc199161252 \h </w:instrText>
+            </w:r>
+            <w:r>
+              <w:rPr>
+                <w:noProof/>
+                <w:webHidden/>
+              </w:rPr>
+            </w:r>
+            <w:r>
+              <w:rPr>
+                <w:noProof/>
+                <w:webHidden/>
+              </w:rPr>
+              <w:fldChar w:fldCharType="separate"/>
+            </w:r>
+            <w:r>
+              <w:rPr>
+                <w:noProof/>
+                <w:webHidden/>
+              </w:rPr>
+              <w:t>6</w:t>
+            </w:r>
+            <w:r>
+              <w:rPr>
+                <w:noProof/>
+                <w:webHidden/>
+              </w:rPr>
+              <w:fldChar w:fldCharType="end"/>
+            </w:r>
+          </w:hyperlink>
+        </w:p>
+        <w:p>
+          <w:pPr>
+            <w:pStyle w:val="TOC2"/>
+            <w:tabs>
+              <w:tab w:val="left" w:pos="880"/>
+              <w:tab w:val="right" w:leader="dot" w:pos="9628"/>
+            </w:tabs>
+            <w:rPr>
+              <w:noProof/>
+            </w:rPr>
+          </w:pPr>
+          <w:hyperlink w:anchor="_Toc199161253" w:history="1">
+            <w:r>
+              <w:rPr>
+                <w:rStyle w:val="Hyperlink"/>
+                <w:b/>
+                <w:bCs/>
+                <w:noProof/>
+              </w:rPr>
+              <w:t>1.1.</w:t>
+            </w:r>
+            <w:r>
+              <w:rPr>
+                <w:noProof/>
+              </w:rPr>
+              <w:tab/>
+            </w:r>
+            <w:r>
+              <w:rPr>
+                <w:rStyle w:val="Hyperlink"/>
+                <w:b/>
+                <w:bCs/>
+                <w:noProof/>
+              </w:rPr>
+              <w:t>CONTEXTUL PROBLEMEI</w:t>
+            </w:r>
+            <w:r>
+              <w:rPr>
+                <w:noProof/>
+                <w:webHidden/>
+              </w:rPr>
+              <w:tab/>
+            </w:r>
+            <w:r>
+              <w:rPr>
+                <w:noProof/>
+                <w:webHidden/>
+              </w:rPr>
+              <w:fldChar w:fldCharType="begin"/>
+            </w:r>
+            <w:r>
+              <w:rPr>
+                <w:noProof/>
+                <w:webHidden/>
+              </w:rPr>
+              <w:instrText xml:space="preserve"> PAGEREF _Toc199161253 \h </w:instrText>
+            </w:r>
+            <w:r>
+              <w:rPr>
+                <w:noProof/>
+                <w:webHidden/>
+              </w:rPr>
+            </w:r>
+            <w:r>
+              <w:rPr>
+                <w:noProof/>
+                <w:webHidden/>
+              </w:rPr>
+              <w:fldChar w:fldCharType="separate"/>
+            </w:r>
+            <w:r>
+              <w:rPr>
+                <w:noProof/>
+                <w:webHidden/>
+              </w:rPr>
+              <w:t>6</w:t>
+            </w:r>
+            <w:r>
+              <w:rPr>
+                <w:noProof/>
+                <w:webHidden/>
+              </w:rPr>
+              <w:fldChar w:fldCharType="end"/>
+            </w:r>
+          </w:hyperlink>
+        </w:p>
+        <w:p>
+          <w:r>
+            <w:rPr>
+              <w:b/>
+              <w:bCs/>
+              <w:noProof/>
+            </w:rPr>
+            <w:fldChar w:fldCharType="end"/>
+          </w:r>
+        </w:p>
+      </w:sdtContent>
+    </w:sdt>
+    <w:p>
+      <w:pPr>
+        <w:pStyle w:val="NormalWeb"/>
+        <w:spacing w:before="0" w:beforeAutospacing="0" w:after="0" w:afterAutospacing="0"/>
+        <w:ind w:firstLine="357"/>
+        <w:jc w:val="both"/>
+        <w:rPr>
+          <w:rFonts w:ascii="Arial" w:hAnsi="Arial" w:cs="Arial"/>
+        </w:rPr>
+      </w:pPr>
+    </w:p>
+    <w:p>
+      <w:pPr>
+        <w:pStyle w:val="NormalWeb"/>
+        <w:spacing w:before="0" w:beforeAutospacing="0" w:after="0" w:afterAutospacing="0"/>
+        <w:ind w:firstLine="357"/>
+        <w:jc w:val="both"/>
+        <w:rPr>
+          <w:rFonts w:ascii="Arial" w:hAnsi="Arial" w:cs="Arial"/>
+        </w:rPr>
+      </w:pPr>
+    </w:p>
+    <w:p>
+      <w:pPr>
+        <w:pStyle w:val="NormalWeb"/>
+        <w:spacing w:before="0" w:beforeAutospacing="0" w:after="0" w:afterAutospacing="0"/>
+        <w:ind w:firstLine="357"/>
+        <w:jc w:val="both"/>
+        <w:rPr>
+          <w:rFonts w:ascii="Arial" w:hAnsi="Arial" w:cs="Arial"/>
+        </w:rPr>
+      </w:pPr>
+    </w:p>
+    <w:p>
+      <w:pPr>
+        <w:pStyle w:val="NormalWeb"/>
+        <w:spacing w:before="0" w:beforeAutospacing="0" w:after="0" w:afterAutospacing="0"/>
+        <w:ind w:firstLine="357"/>
+        <w:jc w:val="both"/>
+        <w:rPr>
+          <w:rFonts w:ascii="Arial" w:hAnsi="Arial" w:cs="Arial"/>
+        </w:rPr>
+      </w:pPr>
+    </w:p>
+    <w:p>
+      <w:pPr>
+        <w:pStyle w:val="NormalWeb"/>
+        <w:spacing w:before="0" w:beforeAutospacing="0" w:after="0" w:afterAutospacing="0"/>
+        <w:ind w:firstLine="357"/>
+        <w:jc w:val="both"/>
+        <w:rPr>
+          <w:rFonts w:ascii="Arial" w:hAnsi="Arial" w:cs="Arial"/>
+        </w:rPr>
+      </w:pPr>
+    </w:p>
+    <w:p>
+      <w:pPr>
+        <w:pStyle w:val="NormalWeb"/>
+        <w:spacing w:before="0" w:beforeAutospacing="0" w:after="0" w:afterAutospacing="0"/>
+        <w:ind w:firstLine="357"/>
+        <w:jc w:val="both"/>
+        <w:rPr>
+          <w:rFonts w:ascii="Arial" w:hAnsi="Arial" w:cs="Arial"/>
+        </w:rPr>
+      </w:pPr>
+    </w:p>
+    <w:p>
+      <w:pPr>
+        <w:pStyle w:val="NormalWeb"/>
+        <w:spacing w:before="0" w:beforeAutospacing="0" w:after="0" w:afterAutospacing="0"/>
+        <w:ind w:firstLine="357"/>
+        <w:jc w:val="both"/>
+        <w:rPr>
+          <w:rFonts w:ascii="Arial" w:hAnsi="Arial" w:cs="Arial"/>
+        </w:rPr>
+      </w:pPr>
+    </w:p>
+    <w:p>
+      <w:pPr>
+        <w:pStyle w:val="NormalWeb"/>
+        <w:spacing w:before="0" w:beforeAutospacing="0" w:after="0" w:afterAutospacing="0"/>
+        <w:ind w:firstLine="357"/>
+        <w:jc w:val="both"/>
+        <w:rPr>
+          <w:rFonts w:ascii="Arial" w:hAnsi="Arial" w:cs="Arial"/>
+        </w:rPr>
+      </w:pPr>
+    </w:p>
+    <w:p>
+      <w:pPr>
+        <w:pStyle w:val="NormalWeb"/>
+        <w:spacing w:before="0" w:beforeAutospacing="0" w:after="0" w:afterAutospacing="0"/>
+        <w:ind w:firstLine="357"/>
+        <w:jc w:val="both"/>
+        <w:rPr>
+          <w:rFonts w:ascii="Arial" w:hAnsi="Arial" w:cs="Arial"/>
+        </w:rPr>
+      </w:pPr>
+    </w:p>
+    <w:p>
+      <w:pPr>
+        <w:pStyle w:val="NormalWeb"/>
+        <w:spacing w:before="0" w:beforeAutospacing="0" w:after="0" w:afterAutospacing="0"/>
+        <w:ind w:firstLine="357"/>
+        <w:jc w:val="both"/>
+        <w:rPr>
+          <w:rFonts w:ascii="Arial" w:hAnsi="Arial" w:cs="Arial"/>
+        </w:rPr>
+      </w:pPr>
+    </w:p>
+    <w:p>
+      <w:pPr>
+        <w:pStyle w:val="NormalWeb"/>
+        <w:spacing w:before="0" w:beforeAutospacing="0" w:after="0" w:afterAutospacing="0"/>
+        <w:ind w:firstLine="357"/>
+        <w:jc w:val="both"/>
+        <w:rPr>
+          <w:rFonts w:ascii="Arial" w:hAnsi="Arial" w:cs="Arial"/>
+        </w:rPr>
+      </w:pPr>
+    </w:p>
+    <w:p>
+      <w:pPr>
+        <w:pStyle w:val="NormalWeb"/>
+        <w:spacing w:before="0" w:beforeAutospacing="0" w:after="0" w:afterAutospacing="0"/>
+        <w:ind w:firstLine="357"/>
+        <w:jc w:val="both"/>
+        <w:rPr>
+          <w:rFonts w:ascii="Arial" w:hAnsi="Arial" w:cs="Arial"/>
+        </w:rPr>
+      </w:pPr>
+    </w:p>
+    <w:p>
+      <w:pPr>
+        <w:pStyle w:val="NormalWeb"/>
+        <w:spacing w:before="0" w:beforeAutospacing="0" w:after="0" w:afterAutospacing="0"/>
+        <w:ind w:firstLine="357"/>
+        <w:jc w:val="both"/>
+        <w:rPr>
+          <w:rFonts w:ascii="Arial" w:hAnsi="Arial" w:cs="Arial"/>
+        </w:rPr>
+      </w:pPr>
+    </w:p>
+    <w:p>
+      <w:pPr>
+        <w:pStyle w:val="NormalWeb"/>
+        <w:spacing w:before="0" w:beforeAutospacing="0" w:after="0" w:afterAutospacing="0"/>
+        <w:ind w:firstLine="357"/>
+        <w:jc w:val="both"/>
+        <w:rPr>
+          <w:rFonts w:ascii="Arial" w:hAnsi="Arial" w:cs="Arial"/>
+        </w:rPr>
+      </w:pPr>
+    </w:p>
+    <w:p>
+      <w:pPr>
+        <w:pStyle w:val="NormalWeb"/>
+        <w:spacing w:before="0" w:beforeAutospacing="0" w:after="0" w:afterAutospacing="0"/>
+        <w:ind w:firstLine="357"/>
+        <w:jc w:val="both"/>
+        <w:rPr>
+          <w:rFonts w:ascii="Arial" w:hAnsi="Arial" w:cs="Arial"/>
+        </w:rPr>
+      </w:pPr>
+    </w:p>
+    <w:p>
+      <w:pPr>
+        <w:pStyle w:val="NormalWeb"/>
+        <w:spacing w:before="0" w:beforeAutospacing="0" w:after="0" w:afterAutospacing="0"/>
+        <w:ind w:firstLine="357"/>
+        <w:jc w:val="both"/>
+        <w:rPr>
+          <w:rFonts w:ascii="Arial" w:hAnsi="Arial" w:cs="Arial"/>
+        </w:rPr>
+      </w:pPr>
+    </w:p>
+    <w:p>
+      <w:pPr>
+        <w:pStyle w:val="NormalWeb"/>
+        <w:spacing w:before="0" w:beforeAutospacing="0" w:after="0" w:afterAutospacing="0"/>
+        <w:ind w:firstLine="357"/>
+        <w:jc w:val="both"/>
+        <w:rPr>
+          <w:rFonts w:ascii="Arial" w:hAnsi="Arial" w:cs="Arial"/>
+        </w:rPr>
+      </w:pPr>
+    </w:p>
+    <w:p>
+      <w:pPr>
+        <w:pStyle w:val="NormalWeb"/>
+        <w:spacing w:before="0" w:beforeAutospacing="0" w:after="0" w:afterAutospacing="0"/>
+        <w:ind w:firstLine="357"/>
+        <w:jc w:val="both"/>
+        <w:rPr>
+          <w:rFonts w:ascii="Arial" w:hAnsi="Arial" w:cs="Arial"/>
+        </w:rPr>
+      </w:pPr>
+    </w:p>
+    <w:p>
+      <w:pPr>
+        <w:pStyle w:val="NormalWeb"/>
+        <w:spacing w:before="0" w:beforeAutospacing="0" w:after="0" w:afterAutospacing="0"/>
+        <w:ind w:firstLine="357"/>
+        <w:jc w:val="both"/>
+        <w:rPr>
+          <w:rFonts w:ascii="Arial" w:hAnsi="Arial" w:cs="Arial"/>
+        </w:rPr>
+      </w:pPr>
+    </w:p>
+    <w:p>
+      <w:pPr>
+        <w:pStyle w:val="NormalWeb"/>
+        <w:spacing w:before="0" w:beforeAutospacing="0" w:after="0" w:afterAutospacing="0"/>
+        <w:ind w:firstLine="357"/>
+        <w:jc w:val="both"/>
+        <w:rPr>
+          <w:rFonts w:ascii="Arial" w:hAnsi="Arial" w:cs="Arial"/>
+        </w:rPr>
+      </w:pPr>
+    </w:p>
+    <w:p>
+      <w:pPr>
+        <w:pStyle w:val="NormalWeb"/>
+        <w:spacing w:before="0" w:beforeAutospacing="0" w:after="0" w:afterAutospacing="0"/>
+        <w:ind w:firstLine="357"/>
+        <w:jc w:val="both"/>
+        <w:rPr>
+          <w:rFonts w:ascii="Arial" w:hAnsi="Arial" w:cs="Arial"/>
+        </w:rPr>
+      </w:pPr>
+    </w:p>
+    <w:p>
+      <w:pPr>
+        <w:pStyle w:val="NormalWeb"/>
+        <w:spacing w:before="0" w:beforeAutospacing="0" w:after="0" w:afterAutospacing="0"/>
+        <w:ind w:firstLine="357"/>
+        <w:jc w:val="both"/>
+        <w:rPr>
+          <w:rFonts w:ascii="Arial" w:hAnsi="Arial" w:cs="Arial"/>
+        </w:rPr>
+      </w:pPr>
+    </w:p>
+    <w:p>
+      <w:pPr>
+        <w:pStyle w:val="NormalWeb"/>
+        <w:spacing w:before="0" w:beforeAutospacing="0" w:after="0" w:afterAutospacing="0"/>
+        <w:ind w:firstLine="357"/>
+        <w:jc w:val="both"/>
+        <w:rPr>
+          <w:rFonts w:ascii="Arial" w:hAnsi="Arial" w:cs="Arial"/>
+        </w:rPr>
+      </w:pPr>
+    </w:p>
+    <w:p>
+      <w:pPr>
+        <w:pStyle w:val="NormalWeb"/>
+        <w:spacing w:before="0" w:beforeAutospacing="0" w:after="0" w:afterAutospacing="0"/>
+        <w:ind w:firstLine="357"/>
+        <w:jc w:val="both"/>
+        <w:rPr>
+          <w:rFonts w:ascii="Arial" w:hAnsi="Arial" w:cs="Arial"/>
+        </w:rPr>
+      </w:pPr>
+    </w:p>
+    <w:p>
+      <w:pPr>
+        <w:spacing w:after="160" w:line="259" w:lineRule="auto"/>
+        <w:rPr>
+          <w:rFonts w:eastAsia="Times New Roman"/>
+          <w:sz w:val="24"/>
+          <w:szCs w:val="24"/>
+          <w:lang w:val="ro-RO"/>
+        </w:rPr>
+      </w:pPr>
+      <w:r>
+        <w:br w:type="page"/>
+      </w:r>
+    </w:p>
+    <w:p>
+      <w:pPr>
+        <w:pStyle w:val="Heading1"/>
+        <w:spacing w:after="0"/>
+      </w:pPr>
+      <w:bookmarkStart w:id="2" w:name="_Toc199161249"/>
+      <w:r>
+        <w:lastRenderedPageBreak/>
+        <w:t>LISTĂ DE FIGURI</w:t>
+      </w:r>
+      <w:bookmarkEnd w:id="2"/>
+    </w:p>
+    <w:p>
+      <w:pPr>
+        <w:spacing w:after="160" w:line="259" w:lineRule="auto"/>
+        <w:rPr>
+          <w:rFonts w:eastAsia="Times New Roman"/>
+          <w:sz w:val="24"/>
+          <w:szCs w:val="24"/>
+          <w:lang w:val="ro-RO"/>
+        </w:rPr>
+      </w:pPr>
+      <w:r>
+        <w:br w:type="page"/>
+      </w:r>
+    </w:p>
+    <w:p>
+      <w:pPr>
+        <w:pStyle w:val="Heading1"/>
+        <w:spacing w:after="0"/>
+      </w:pPr>
+      <w:bookmarkStart w:id="3" w:name="_Toc199161250"/>
+      <w:r>
+        <w:lastRenderedPageBreak/>
+        <w:t>LISTĂ DE TABELE</w:t>
+      </w:r>
+      <w:bookmarkEnd w:id="3"/>
+    </w:p>
+    <w:p>
+      <w:pPr>
+        <w:pStyle w:val="NormalWeb"/>
+        <w:spacing w:before="0" w:beforeAutospacing="0" w:after="0" w:afterAutospacing="0"/>
+        <w:ind w:firstLine="357"/>
+        <w:jc w:val="both"/>
+        <w:rPr>
+          <w:rFonts w:ascii="Arial" w:hAnsi="Arial" w:cs="Arial"/>
+        </w:rPr>
+      </w:pPr>
+    </w:p>
+    <w:p>
+      <w:pPr>
+        <w:pStyle w:val="NormalWeb"/>
+        <w:spacing w:before="0" w:beforeAutospacing="0" w:after="0" w:afterAutospacing="0"/>
+        <w:ind w:firstLine="357"/>
+        <w:jc w:val="both"/>
+        <w:rPr>
+          <w:rFonts w:ascii="Arial" w:hAnsi="Arial" w:cs="Arial"/>
+        </w:rPr>
+      </w:pPr>
+    </w:p>
+    <w:p>
+      <w:pPr>
+        <w:pStyle w:val="NormalWeb"/>
+        <w:spacing w:before="0" w:beforeAutospacing="0" w:after="0" w:afterAutospacing="0"/>
+        <w:ind w:firstLine="357"/>
+        <w:jc w:val="both"/>
+        <w:rPr>
+          <w:rFonts w:ascii="Arial" w:hAnsi="Arial" w:cs="Arial"/>
+        </w:rPr>
+      </w:pPr>
+    </w:p>
+    <w:p/>
+    <w:p>
+      <w:pPr>
+        <w:pStyle w:val="Heading1"/>
+        <w:spacing w:after="0"/>
+      </w:pPr>
+      <w:bookmarkStart w:id="4" w:name="_yw5tw2u40g8a" w:colFirst="0" w:colLast="0"/>
+      <w:bookmarkStart w:id="5" w:name="_Toc199161251"/>
+      <w:bookmarkEnd w:id="4"/>
+      <w:r>
+        <w:t>LISTĂ DE SECVENȚE DE COD</w:t>
+      </w:r>
+      <w:bookmarkEnd w:id="5"/>
+    </w:p>
+    <w:p>
+      <w:pPr>
+        <w:spacing w:after="160" w:line="259" w:lineRule="auto"/>
+        <w:rPr>
+          <w:rFonts w:eastAsia="Times New Roman"/>
+          <w:sz w:val="24"/>
+          <w:szCs w:val="24"/>
+          <w:lang w:val="ro-RO"/>
+        </w:rPr>
+      </w:pPr>
+      <w:r>
+        <w:br w:type="page"/>
+      </w:r>
+    </w:p>
+    <w:p>
+      <w:pPr>
+        <w:pStyle w:val="Heading1"/>
+        <w:numPr>
+          <w:ilvl w:val="0"/>
+          <w:numId w:val="1"/>
+        </w:numPr>
+        <w:spacing w:after="0" w:line="276" w:lineRule="auto"/>
+      </w:pPr>
+      <w:bookmarkStart w:id="6" w:name="_Toc199161252"/>
+      <w:r>
+        <w:lastRenderedPageBreak/>
+        <w:t>INTRODUCERE</w:t>
+      </w:r>
+      <w:bookmarkEnd w:id="6"/>
+    </w:p>
+    <w:p/>
+    <w:p>
+      <w:pPr>
+        <w:pStyle w:val="Heading2"/>
+        <w:numPr>
+          <w:ilvl w:val="1"/>
+          <w:numId w:val="1"/>
+        </w:numPr>
+        <w:rPr>
+          <w:rFonts w:ascii="Arial" w:hAnsi="Arial" w:cs="Arial"/>
+          <w:b/>
+          <w:bCs/>
+          <w:color w:val="000000" w:themeColor="text1"/>
+          <w:sz w:val="24"/>
+          <w:szCs w:val="24"/>
+        </w:rPr>
+      </w:pPr>
+      <w:bookmarkStart w:id="7" w:name="_Hlk199161152"/>
+      <w:bookmarkStart w:id="8" w:name="_Toc199161253"/>
+      <w:r>
+        <w:rPr>
+          <w:rFonts w:ascii="Arial" w:hAnsi="Arial" w:cs="Arial"/>
+          <w:b/>
+          <w:bCs/>
+          <w:color w:val="000000" w:themeColor="text1"/>
+          <w:sz w:val="24"/>
+          <w:szCs w:val="24"/>
+        </w:rPr>
+        <w:t>CONTEXTUL PROBLEMEI</w:t>
+      </w:r>
+      <w:bookmarkEnd w:id="8"/>
+    </w:p>
+    <w:p/>
+    <w:bookmarkEnd w:id="7"/>
+    <w:p>
+      <w:pPr>
+        <w:ind w:firstLine="708"/>
+        <w:rPr>
+          <w:sz w:val="24"/>
+          <w:szCs w:val="24"/>
+        </w:rPr>
+      </w:pPr>
+      <w:r>
+        <w:rPr>
+          <w:sz w:val="24"/>
+          <w:szCs w:val="24"/>
+        </w:rPr>
+        <w:t xml:space="preserve">În ultimii ani, interesul pentru produsele realizate manual a cunoscut o creștere vizibilă. Tot mai mulți oameni caută obiecte autentice, personalizate, care să reflecte o estetică aparte și o poveste individuală. Produsele handmade nu mai sunt privite doar ca simple cadouri sau obiecte decorative, ci ca expresii ale creativității și valorilor personale ale creatorilor. Cu toate acestea, pentru mulți artizani independenți, pătrunderea într-un mediu digital competitiv rămâne o provocare majoră. Lipsa resurselor, a vizibilității și a unor instrumente de promovare adaptate specificului acestui tip de creație face dificilă transformarea pasiunii într-o activitate sustenabilă. </w:t>
+      </w:r>
+    </w:p>
+    <w:p>
+      <w:pPr>
+        <w:ind w:firstLine="708"/>
+        <w:rPr>
+          <w:sz w:val="24"/>
+          <w:szCs w:val="24"/>
+        </w:rPr>
+      </w:pPr>
+      <w:r>
+        <w:rPr>
+          <w:sz w:val="24"/>
+          <w:szCs w:val="24"/>
+        </w:rPr>
+        <w:t xml:space="preserve">Deși există numeroase platforme de vânzare online, acestea sunt adesea orientate spre volum, viteză și produse de serie, ignorând nevoia de conexiune autentică </w:t>
+      </w:r>
+      <w:r>
+        <w:rPr>
+          <w:sz w:val="24"/>
+          <w:szCs w:val="24"/>
+        </w:rPr>
+        <w:t>i</w:t>
+      </w:r>
+      <w:r>
+        <w:rPr>
+          <w:sz w:val="24"/>
+          <w:szCs w:val="24"/>
+        </w:rPr>
+        <w:t>ntre creatori și cumpărători. Într-un mediu online suprasaturat informațional, produsele unicat se pierd ușor printre oferte standardizate, iar artizanii întâmpină dificultăți în a-și face cunoscute lucrările. În același timp,</w:t>
+      </w:r>
+      <w:r>
+        <w:rPr>
+          <w:sz w:val="24"/>
+          <w:szCs w:val="24"/>
+        </w:rPr>
+        <w:t xml:space="preserve"> </w:t>
+      </w:r>
+      <w:r>
+        <w:rPr>
+          <w:sz w:val="24"/>
+          <w:szCs w:val="24"/>
+        </w:rPr>
+        <w:t xml:space="preserve">utilizatorii interesați de astfel de produse întâmpină provocări în identificarea ofertelor relevante sau în stabilirea unui contact direct cu creatorii din spatele lor. </w:t>
+      </w:r>
+    </w:p>
+    <w:p>
+      <w:pPr>
+        <w:ind w:firstLine="708"/>
+        <w:rPr>
+          <w:sz w:val="24"/>
+          <w:szCs w:val="24"/>
+        </w:rPr>
+      </w:pPr>
+      <w:r>
+        <w:rPr>
+          <w:sz w:val="24"/>
+          <w:szCs w:val="24"/>
+        </w:rPr>
+        <w:t>Dincolo de aspectul comercial, se conturează tot mai clar și o dimensiune socială a fenomenului. Mulți creatori resimt nevoia unui spațiu în care să poată împărtăși ide</w:t>
+      </w:r>
+      <w:r>
+        <w:rPr>
+          <w:sz w:val="24"/>
+          <w:szCs w:val="24"/>
+        </w:rPr>
+        <w:t>i</w:t>
+      </w:r>
+      <w:r>
+        <w:rPr>
+          <w:sz w:val="24"/>
+          <w:szCs w:val="24"/>
+        </w:rPr>
+        <w:t xml:space="preserve"> și să se conecteze cu persoane care le înțeleg munca. În prezent, însă, puține medii online facilitează cu adevărat interacțiuni autentice și constructive între pasionații de produse handmade. Această lipsă de conexiune </w:t>
+      </w:r>
+      <w:r>
+        <w:rPr>
+          <w:sz w:val="24"/>
+          <w:szCs w:val="24"/>
+          <w:lang w:val="ro-RO"/>
+        </w:rPr>
+        <w:t>ș</w:t>
+      </w:r>
+      <w:r>
+        <w:rPr>
+          <w:sz w:val="24"/>
+          <w:szCs w:val="24"/>
+        </w:rPr>
+        <w:t>i recunoaștere afectează atât parcursul profesional al artizanilor, cât și motivația de a continua să creeze într-un mod susținut.</w:t>
+      </w:r>
+    </w:p>
+    <w:p>
+      <w:pPr>
+        <w:pStyle w:val="NormalWeb"/>
+        <w:spacing w:before="0" w:beforeAutospacing="0" w:after="0" w:afterAutospacing="0"/>
+        <w:jc w:val="both"/>
+        <w:rPr>
+          <w:rFonts w:ascii="Arial" w:hAnsi="Arial" w:cs="Arial"/>
+        </w:rPr>
+      </w:pPr>
+    </w:p>
+    <w:p>
+      <w:pPr>
+        <w:pStyle w:val="NormalWeb"/>
+        <w:spacing w:before="0" w:beforeAutospacing="0" w:after="0" w:afterAutospacing="0"/>
+        <w:jc w:val="both"/>
+        <w:rPr>
+          <w:rFonts w:ascii="Arial" w:hAnsi="Arial" w:cs="Arial"/>
+          <w:b/>
+          <w:bCs/>
+          <w:color w:val="000000" w:themeColor="text1"/>
+        </w:rPr>
+      </w:pPr>
+    </w:p>
+    <w:p>
+      <w:pPr>
+        <w:pStyle w:val="Heading2"/>
+        <w:numPr>
+          <w:ilvl w:val="1"/>
+          <w:numId w:val="1"/>
+        </w:numPr>
+        <w:rPr>
+          <w:rFonts w:ascii="Arial" w:hAnsi="Arial" w:cs="Arial"/>
+          <w:b/>
+          <w:bCs/>
+          <w:color w:val="000000" w:themeColor="text1"/>
+          <w:sz w:val="24"/>
+          <w:szCs w:val="24"/>
+        </w:rPr>
+      </w:pPr>
+      <w:r>
+        <w:rPr>
+          <w:rFonts w:ascii="Arial" w:hAnsi="Arial" w:cs="Arial"/>
+          <w:b/>
+          <w:bCs/>
+          <w:color w:val="000000" w:themeColor="text1"/>
+          <w:sz w:val="24"/>
+          <w:szCs w:val="24"/>
+        </w:rPr>
+        <w:t>SCOPUL APLICAȚIEI</w:t>
+      </w:r>
+      <w:r>
+        <w:rPr>
+          <w:rFonts w:ascii="Arial" w:hAnsi="Arial" w:cs="Arial"/>
+          <w:b/>
+          <w:bCs/>
+          <w:color w:val="000000" w:themeColor="text1"/>
+          <w:sz w:val="24"/>
+          <w:szCs w:val="24"/>
+        </w:rPr>
+        <w:br/>
+      </w:r>
+    </w:p>
+    <w:p>
+      <w:pPr>
+        <w:ind w:firstLine="708"/>
+        <w:rPr>
+          <w:sz w:val="24"/>
+          <w:szCs w:val="24"/>
+        </w:rPr>
+      </w:pPr>
+      <w:r>
+        <w:rPr>
+          <w:sz w:val="24"/>
+          <w:szCs w:val="24"/>
+        </w:rPr>
+        <w:t xml:space="preserve">Scopul aplicației </w:t>
+      </w:r>
+      <w:r>
+        <w:rPr>
+          <w:sz w:val="24"/>
+          <w:szCs w:val="24"/>
+        </w:rPr>
+        <w:t>„</w:t>
+      </w:r>
+      <w:r>
+        <w:rPr>
+          <w:sz w:val="24"/>
+          <w:szCs w:val="24"/>
+        </w:rPr>
+        <w:t>CraftCircle</w:t>
+      </w:r>
+      <w:r>
+        <w:rPr>
+          <w:sz w:val="24"/>
+          <w:szCs w:val="24"/>
+        </w:rPr>
+        <w:t>”</w:t>
+      </w:r>
+      <w:r>
+        <w:rPr>
+          <w:sz w:val="24"/>
+          <w:szCs w:val="24"/>
+        </w:rPr>
+        <w:t xml:space="preserve"> este de a oferi un spațiu digital dedicat promovării și vânzării produselor handmade, adresându-se în special artizanilor independenți care își doresc o modalitate accesibilă de a-și face cunoscute creațiile. Platforma vine în sprijinul acestora cu un sistem simplu de creare a unui magazin virtual, oferind vizibilitate într-un mediu concentrat pe originalitate și estetică. </w:t>
+      </w:r>
+    </w:p>
+    <w:p>
+      <w:pPr>
+        <w:ind w:firstLine="708"/>
+        <w:rPr>
+          <w:sz w:val="24"/>
+          <w:szCs w:val="24"/>
+        </w:rPr>
+      </w:pPr>
+      <w:r>
+        <w:rPr>
+          <w:sz w:val="24"/>
+          <w:szCs w:val="24"/>
+        </w:rPr>
+        <w:t>Utilizatorii pot încărca imagini cu produsele</w:t>
+      </w:r>
+      <w:r>
+        <w:rPr>
+          <w:sz w:val="24"/>
+          <w:szCs w:val="24"/>
+        </w:rPr>
+        <w:t xml:space="preserve"> </w:t>
+      </w:r>
+      <w:r>
+        <w:rPr>
+          <w:sz w:val="24"/>
+          <w:szCs w:val="24"/>
+        </w:rPr>
+        <w:t>puse spre vânzare,</w:t>
+      </w:r>
+      <w:r>
+        <w:rPr>
+          <w:sz w:val="24"/>
+          <w:szCs w:val="24"/>
+        </w:rPr>
+        <w:t xml:space="preserve"> pot adăuga titluri, descrieri și prețuri. Vizitatorii pot răsfoi ușor creațiile altor utilizatori, pot adăuga produsele preferate într-o listă de favorite sau le pot plasa în coș pentru a iniția o comandă. În plus, produsele disponibile în stoc pot fi marcate ca atare, facilitând procesul de cumpărare. </w:t>
+      </w:r>
+    </w:p>
+    <w:p>
+      <w:pPr>
+        <w:ind w:firstLine="708"/>
+        <w:rPr>
+          <w:sz w:val="24"/>
+          <w:szCs w:val="24"/>
+        </w:rPr>
+      </w:pPr>
+      <w:r>
+        <w:rPr>
+          <w:sz w:val="24"/>
+          <w:szCs w:val="24"/>
+        </w:rPr>
+        <w:t xml:space="preserve">Pentru a încuraja relațiile directe între creatori și clienți, </w:t>
+      </w:r>
+      <w:r>
+        <w:rPr>
+          <w:sz w:val="24"/>
+          <w:szCs w:val="24"/>
+        </w:rPr>
+        <w:t>„</w:t>
+      </w:r>
+      <w:r>
+        <w:rPr>
+          <w:sz w:val="24"/>
+          <w:szCs w:val="24"/>
+        </w:rPr>
+        <w:t>CraftCircle</w:t>
+      </w:r>
+      <w:r>
+        <w:rPr>
+          <w:sz w:val="24"/>
+          <w:szCs w:val="24"/>
+        </w:rPr>
+        <w:t>”</w:t>
+      </w:r>
+      <w:r>
+        <w:rPr>
+          <w:sz w:val="24"/>
+          <w:szCs w:val="24"/>
+        </w:rPr>
+        <w:t xml:space="preserve"> include un sistem de mesagerie privată. Acesta le oferă utilizatorilor ocazia să discute liber, să ceară detalii suplimentare și să construiască relații autentice bazate pe încredere și respect </w:t>
+      </w:r>
+      <w:r>
+        <w:rPr>
+          <w:sz w:val="24"/>
+          <w:szCs w:val="24"/>
+        </w:rPr>
+        <w:lastRenderedPageBreak/>
+        <w:t>reciproc. E o formă de comunicare care umanizează procesul de cumpărare și aduce oamenii mai aproape.</w:t>
+      </w:r>
+    </w:p>
+    <w:p>
+      <w:pPr>
+        <w:ind w:firstLine="708"/>
+        <w:rPr>
+          <w:sz w:val="24"/>
+          <w:szCs w:val="24"/>
+        </w:rPr>
+      </w:pPr>
+      <w:r>
+        <w:rPr>
+          <w:sz w:val="24"/>
+          <w:szCs w:val="24"/>
+        </w:rPr>
+        <w:t xml:space="preserve">Pe lângă dimensiunea comercială, </w:t>
+      </w:r>
+      <w:r>
+        <w:rPr>
+          <w:sz w:val="24"/>
+          <w:szCs w:val="24"/>
+        </w:rPr>
+        <w:t>„</w:t>
+      </w:r>
+      <w:r>
+        <w:rPr>
+          <w:sz w:val="24"/>
+          <w:szCs w:val="24"/>
+        </w:rPr>
+        <w:t>CraftCircle</w:t>
+      </w:r>
+      <w:r>
+        <w:rPr>
+          <w:sz w:val="24"/>
+          <w:szCs w:val="24"/>
+        </w:rPr>
+        <w:t>”</w:t>
+      </w:r>
+      <w:r>
+        <w:rPr>
+          <w:sz w:val="24"/>
+          <w:szCs w:val="24"/>
+        </w:rPr>
+        <w:t xml:space="preserve"> funcționează și ca o rețea socială dedicată creativității. Utilizatorii pot publica postări vizuale în care să-și prezinte ideile, proiectele în lucru sau momente din procesul de creație. Aceste postări pot fi apreciate</w:t>
+      </w:r>
+      <w:r>
+        <w:rPr>
+          <w:sz w:val="24"/>
+          <w:szCs w:val="24"/>
+        </w:rPr>
+        <w:t xml:space="preserve">, fiind o formă de </w:t>
+      </w:r>
+      <w:r>
+        <w:rPr>
+          <w:sz w:val="24"/>
+          <w:szCs w:val="24"/>
+        </w:rPr>
+        <w:t>susținere și inspirație din partea comunității. Astfel, platforma nu devine doar un loc de vânzare, ci și un spațiu în care fiecare artizan își poate face cunoscut stilul, parcursul și pasiunea.</w:t>
+      </w:r>
+    </w:p>
+    <w:p>
+      <w:pPr>
+        <w:rPr>
+          <w:sz w:val="24"/>
+          <w:szCs w:val="24"/>
+        </w:rPr>
+      </w:pPr>
+      <w:r>
+        <w:rPr>
+          <w:sz w:val="24"/>
+          <w:szCs w:val="24"/>
+        </w:rPr>
+        <w:t>Dincolo de vânzare, platforma funcționează ca o adevărată comunitate. Oamenii pot urmări conturi, pot aprecia postări și pot fi la curent cu activitatea celor pe care îi admiră. Este un loc în care creativitatea circulă liber, în care se leagă prietenii și în care pasiunea pentru lucrul manual devine punte între oameni.</w:t>
+      </w:r>
+    </w:p>
+    <w:p/>
+    <w:p>
+      <w:pPr>
+        <w:pStyle w:val="ListParagraph"/>
+        <w:numPr>
+          <w:ilvl w:val="1"/>
+          <w:numId w:val="1"/>
+        </w:numPr>
+        <w:rPr>
+          <w:b/>
+          <w:bCs/>
+        </w:rPr>
+      </w:pPr>
+      <w:r>
+        <w:rPr>
+          <w:b/>
+          <w:bCs/>
+        </w:rPr>
+        <w:t>ANALIZA DOMENIULUI STATE-OF-THE-ART</w:t>
+      </w:r>
+    </w:p>
+    <w:p>
+      <w:pPr>
+        <w:rPr>
+          <w:b/>
+          <w:bCs/>
+        </w:rPr>
+      </w:pPr>
+    </w:p>
+    <w:p>
+      <w:pPr>
+        <w:ind w:firstLine="708"/>
+        <w:rPr>
+          <w:sz w:val="24"/>
+          <w:szCs w:val="24"/>
+        </w:rPr>
+      </w:pPr>
+      <w:r>
+        <w:rPr>
+          <w:sz w:val="24"/>
+          <w:szCs w:val="24"/>
+        </w:rPr>
+        <w:t xml:space="preserve">Pentru o înțelegere mai clară a contextului actual în care se încadrează aplicația </w:t>
+      </w:r>
+      <w:r>
+        <w:rPr>
+          <w:sz w:val="24"/>
+          <w:szCs w:val="24"/>
+        </w:rPr>
+        <w:t>„</w:t>
+      </w:r>
+      <w:r>
+        <w:rPr>
+          <w:sz w:val="24"/>
+          <w:szCs w:val="24"/>
+        </w:rPr>
+        <w:t>CraftCircle</w:t>
+      </w:r>
+      <w:r>
+        <w:rPr>
+          <w:sz w:val="24"/>
+          <w:szCs w:val="24"/>
+        </w:rPr>
+        <w:t>”</w:t>
+      </w:r>
+      <w:r>
+        <w:rPr>
+          <w:sz w:val="24"/>
+          <w:szCs w:val="24"/>
+        </w:rPr>
+        <w:t>, este importantă analiza unor platforme deja consacrate ce oferă funcționalități similare în sfera produselor handmade și a comerțului creativ. Trei dintre cele mai relevante exemple în acest sens sunt: Etsy, Amazon Handmade și Breslo. Aceste platforme se bucură de recunoaștere internațională sau regională și oferă perspective valoroase privind nevoile pieței și comportamentul utilizatorilor.</w:t>
+      </w:r>
+    </w:p>
+    <w:p>
+      <w:pPr>
+        <w:ind w:firstLine="708"/>
+        <w:rPr>
+          <w:b/>
+          <w:bCs/>
+          <w:i/>
+          <w:iCs/>
+          <w:color w:val="000000" w:themeColor="text1"/>
+          <w:sz w:val="24"/>
+          <w:szCs w:val="24"/>
+        </w:rPr>
+      </w:pPr>
+      <w:r>
+        <w:rPr>
+          <w:sz w:val="24"/>
+          <w:szCs w:val="24"/>
+        </w:rPr>
+        <w:t xml:space="preserve">Tabelul 1.1 prezintă o comparație între funcționalitățile cheie ale aplicației </w:t>
+      </w:r>
+      <w:r>
+        <w:rPr>
+          <w:sz w:val="24"/>
+          <w:szCs w:val="24"/>
+        </w:rPr>
+        <w:t>„</w:t>
       </w:r>
       <w:r>
         <w:rPr>
           <w:rStyle w:val="Strong"/>
-          <w:rFonts w:ascii="Arial" w:hAnsi="Arial" w:cs="Arial"/>
           <w:b w:val="0"/>
           <w:bCs w:val="0"/>
-        </w:rPr>
-        <w:t>React</w:t>
-      </w:r>
-      <w:r>
-        <w:rPr>
-          <w:rFonts w:ascii="Arial" w:hAnsi="Arial" w:cs="Arial"/>
-        </w:rPr>
-        <w:t xml:space="preserve"> pentru interfața de utilizator, </w:t>
+          <w:sz w:val="24"/>
+          <w:szCs w:val="24"/>
+        </w:rPr>
+        <w:t>CraftCircle</w:t>
+      </w:r>
+      <w:r>
+        <w:rPr>
+          <w:sz w:val="24"/>
+          <w:szCs w:val="24"/>
+        </w:rPr>
+        <w:t xml:space="preserve"> și ale platformelor existente, evidențiind asemănările, diferențele și potențialele avantaje ale sistemului propus, care îmbină funcționalități comerciale cu elemente de rețea socială.</w:t>
+      </w:r>
+      <w:r>
+        <w:rPr>
+          <w:sz w:val="24"/>
+          <w:szCs w:val="24"/>
+        </w:rPr>
+        <w:br/>
+      </w:r>
+    </w:p>
+    <w:p>
+      <w:pPr>
+        <w:pStyle w:val="Heading2"/>
+        <w:ind w:firstLine="708"/>
+        <w:rPr>
+          <w:rFonts w:ascii="Arial" w:hAnsi="Arial" w:cs="Arial"/>
+          <w:b/>
+          <w:bCs/>
+          <w:color w:val="000000" w:themeColor="text1"/>
+          <w:sz w:val="24"/>
+          <w:szCs w:val="24"/>
+        </w:rPr>
+      </w:pPr>
+      <w:r>
+        <w:rPr>
+          <w:rFonts w:ascii="Arial" w:hAnsi="Arial" w:cs="Arial"/>
+          <w:b/>
+          <w:bCs/>
+          <w:color w:val="000000" w:themeColor="text1"/>
+          <w:sz w:val="24"/>
+          <w:szCs w:val="24"/>
+        </w:rPr>
+        <w:t>1.3.1</w:t>
+      </w:r>
+      <w:r>
+        <w:rPr>
+          <w:rFonts w:ascii="Arial" w:hAnsi="Arial" w:cs="Arial"/>
+          <w:b/>
+          <w:bCs/>
+          <w:color w:val="000000" w:themeColor="text1"/>
+          <w:sz w:val="24"/>
+          <w:szCs w:val="24"/>
+        </w:rPr>
+        <w:tab/>
+      </w:r>
+      <w:r>
+        <w:rPr>
+          <w:rFonts w:ascii="Arial" w:hAnsi="Arial" w:cs="Arial"/>
+          <w:b/>
+          <w:bCs/>
+          <w:color w:val="000000" w:themeColor="text1"/>
+          <w:sz w:val="24"/>
+          <w:szCs w:val="24"/>
+        </w:rPr>
+        <w:t>Etsy – Platforma globală de referință pentru handmade</w:t>
+      </w:r>
+    </w:p>
+    <w:p/>
+    <w:p>
+      <w:pPr>
+        <w:ind w:firstLine="708"/>
+        <w:rPr>
+          <w:sz w:val="24"/>
+          <w:szCs w:val="24"/>
+        </w:rPr>
+      </w:pPr>
+      <w:r>
+        <w:rPr>
+          <w:sz w:val="24"/>
+          <w:szCs w:val="24"/>
+        </w:rPr>
+        <w:t>Etsy este una dintre cele mai cunoscute platforme online dedicate vânzării produselor handmade, vintage și a materialelor creative. Creată în 2005, platforma oferă funcționalități precum listarea produselor cu poze și descrieri, personalizarea magazinului virtual, gestionarea comenzilor și integrarea cu metode internaționale de plată.</w:t>
+      </w:r>
+    </w:p>
+    <w:p>
+      <w:pPr>
+        <w:ind w:firstLine="708"/>
+        <w:rPr>
+          <w:sz w:val="24"/>
+          <w:szCs w:val="24"/>
+        </w:rPr>
+      </w:pPr>
+      <w:r>
+        <w:rPr>
+          <w:sz w:val="24"/>
+          <w:szCs w:val="24"/>
+        </w:rPr>
+        <w:t xml:space="preserve">Printre </w:t>
       </w:r>
       <w:r>
         <w:rPr>
           <w:rStyle w:val="Strong"/>
-          <w:rFonts w:ascii="Arial" w:hAnsi="Arial" w:cs="Arial"/>
           <w:b w:val="0"/>
           <w:bCs w:val="0"/>
-        </w:rPr>
-        <w:t>Node.js și Express</w:t>
-      </w:r>
-      <w:r>
-        <w:rPr>
-          <w:rFonts w:ascii="Arial" w:hAnsi="Arial" w:cs="Arial"/>
-        </w:rPr>
-        <w:t xml:space="preserve"> pentru backend, </w:t>
+          <w:sz w:val="24"/>
+          <w:szCs w:val="24"/>
+        </w:rPr>
+        <w:t>avantaje</w:t>
+      </w:r>
+      <w:r>
+        <w:rPr>
+          <w:sz w:val="24"/>
+          <w:szCs w:val="24"/>
+        </w:rPr>
+        <w:t xml:space="preserve"> se numără interfața intuitivă, vizibilitatea globală și încrederea cumpărătorilor în brandul Etsy. De asemenea, creatorii pot oferi produse personalizate și pot primi recenzii direct de la clienți.</w:t>
+      </w:r>
+    </w:p>
+    <w:p>
+      <w:pPr>
+        <w:rPr>
+          <w:sz w:val="24"/>
+          <w:szCs w:val="24"/>
+        </w:rPr>
+      </w:pPr>
+      <w:r>
+        <w:rPr>
+          <w:sz w:val="24"/>
+          <w:szCs w:val="24"/>
+        </w:rPr>
+        <w:t xml:space="preserve">Totuși, există și </w:t>
       </w:r>
       <w:r>
         <w:rPr>
           <w:rStyle w:val="Strong"/>
-          <w:rFonts w:ascii="Arial" w:hAnsi="Arial" w:cs="Arial"/>
           <w:b w:val="0"/>
           <w:bCs w:val="0"/>
-        </w:rPr>
-        <w:t>PostgreSQL</w:t>
-      </w:r>
-      <w:r>
-        <w:rPr>
-          <w:rFonts w:ascii="Arial" w:hAnsi="Arial" w:cs="Arial"/>
-        </w:rPr>
-        <w:t xml:space="preserve"> pentru gestionarea bazei de date, iar fișierele media sunt stocate în </w:t>
+          <w:sz w:val="24"/>
+          <w:szCs w:val="24"/>
+        </w:rPr>
+        <w:t>dezavantaje</w:t>
+      </w:r>
+      <w:r>
+        <w:rPr>
+          <w:sz w:val="24"/>
+          <w:szCs w:val="24"/>
+        </w:rPr>
+        <w:t>: competiția este foarte mare, ceea ce face dificilă promovarea fără buget pentru reclame, iar taxele aplicate (listare, comision de vânzare, procesare plăți) pot fi împovărătoare pentru artizanii la început de drum. De asemenea, platforma este axată mai mult pe tranzacții decât pe relații de comunitate.</w:t>
+      </w:r>
+    </w:p>
+    <w:p>
+      <w:pPr>
+        <w:ind w:firstLine="708"/>
+        <w:rPr>
+          <w:sz w:val="24"/>
+          <w:szCs w:val="24"/>
+        </w:rPr>
+      </w:pPr>
+    </w:p>
+    <w:p>
+      <w:pPr>
+        <w:pStyle w:val="Heading2"/>
+        <w:ind w:firstLine="708"/>
+        <w:rPr>
+          <w:rFonts w:ascii="Arial" w:hAnsi="Arial" w:cs="Arial"/>
+          <w:b/>
+          <w:bCs/>
+          <w:color w:val="000000" w:themeColor="text1"/>
+          <w:sz w:val="24"/>
+          <w:szCs w:val="24"/>
+        </w:rPr>
+      </w:pPr>
+      <w:r>
+        <w:rPr>
+          <w:rFonts w:ascii="Arial" w:hAnsi="Arial" w:cs="Arial"/>
+          <w:b/>
+          <w:bCs/>
+          <w:color w:val="000000" w:themeColor="text1"/>
+          <w:sz w:val="24"/>
+          <w:szCs w:val="24"/>
+        </w:rPr>
+        <w:t>1.3.</w:t>
+      </w:r>
+      <w:r>
+        <w:rPr>
+          <w:rFonts w:ascii="Arial" w:hAnsi="Arial" w:cs="Arial"/>
+          <w:b/>
+          <w:bCs/>
+          <w:color w:val="000000" w:themeColor="text1"/>
+          <w:sz w:val="24"/>
+          <w:szCs w:val="24"/>
+        </w:rPr>
+        <w:t>2</w:t>
+      </w:r>
+      <w:r>
+        <w:rPr>
+          <w:rFonts w:ascii="Arial" w:hAnsi="Arial" w:cs="Arial"/>
+          <w:b/>
+          <w:bCs/>
+          <w:color w:val="000000" w:themeColor="text1"/>
+          <w:sz w:val="24"/>
+          <w:szCs w:val="24"/>
+        </w:rPr>
+        <w:tab/>
+      </w:r>
+      <w:r>
+        <w:rPr>
+          <w:rFonts w:ascii="Arial" w:hAnsi="Arial" w:cs="Arial"/>
+          <w:b/>
+          <w:bCs/>
+          <w:color w:val="000000" w:themeColor="text1"/>
+          <w:sz w:val="24"/>
+          <w:szCs w:val="24"/>
+        </w:rPr>
+        <w:t>Amazon Handmade – Extensia creativă a celui mai mare retailer online</w:t>
+      </w:r>
+    </w:p>
+    <w:p/>
+    <w:p>
+      <w:pPr>
+        <w:rPr>
+          <w:rFonts w:ascii="Times New Roman" w:eastAsia="Times New Roman" w:hAnsi="Times New Roman" w:cs="Times New Roman"/>
+          <w:sz w:val="24"/>
+          <w:szCs w:val="24"/>
+          <w:lang w:val="ro-RO"/>
+        </w:rPr>
+      </w:pPr>
+      <w:r>
+        <w:lastRenderedPageBreak/>
+        <w:tab/>
+      </w:r>
+      <w:r>
+        <w:rPr>
+          <w:sz w:val="24"/>
+          <w:szCs w:val="24"/>
+        </w:rPr>
+        <w:t>Lansată în 2015, Amazon Handmade este platforma dedicată creatorilor de produse artizanale din cadrul Amazon. Oferă funcționalități precum listarea produselor, procesarea comenzilor și livrarea rapidă prin Fulfillment by Amazon (FBA), beneficiind de infrastructura și încrederea brandului Amazon.</w:t>
+      </w:r>
+    </w:p>
+    <w:p>
+      <w:pPr>
+        <w:ind w:firstLine="708"/>
+        <w:rPr>
+          <w:sz w:val="24"/>
+          <w:szCs w:val="24"/>
+        </w:rPr>
+      </w:pPr>
+      <w:r>
+        <w:rPr>
+          <w:sz w:val="24"/>
+          <w:szCs w:val="24"/>
+        </w:rPr>
+        <w:t xml:space="preserve">Printre </w:t>
       </w:r>
       <w:r>
         <w:rPr>
           <w:rStyle w:val="Strong"/>
-          <w:rFonts w:ascii="Arial" w:hAnsi="Arial" w:cs="Arial"/>
+          <w:sz w:val="24"/>
+          <w:szCs w:val="24"/>
+        </w:rPr>
+        <w:t>avantaje</w:t>
+      </w:r>
+      <w:r>
+        <w:rPr>
+          <w:sz w:val="24"/>
+          <w:szCs w:val="24"/>
+        </w:rPr>
+        <w:t xml:space="preserve"> se numără expunerea globală, logistica eficientă și protecția consumatorului. Cu toate acestea, </w:t>
+      </w:r>
+      <w:r>
+        <w:rPr>
+          <w:rStyle w:val="Strong"/>
+          <w:sz w:val="24"/>
+          <w:szCs w:val="24"/>
+        </w:rPr>
+        <w:t>dezavantajele</w:t>
+      </w:r>
+      <w:r>
+        <w:rPr>
+          <w:sz w:val="24"/>
+          <w:szCs w:val="24"/>
+        </w:rPr>
+        <w:t xml:space="preserve"> includ un proces de înscriere mai strict, comisioane consistente și o interfață mai comercială, cu puține opțiuni de interacțiune directă între utilizatori. Accentul cade pe eficiență, nu pe comunitate.</w:t>
+      </w:r>
+    </w:p>
+    <w:p>
+      <w:pPr>
+        <w:rPr>
+          <w:sz w:val="24"/>
+          <w:szCs w:val="24"/>
+        </w:rPr>
+      </w:pPr>
+    </w:p>
+    <w:p>
+      <w:pPr>
+        <w:ind w:firstLine="708"/>
+        <w:rPr>
+          <w:b/>
+          <w:bCs/>
+          <w:sz w:val="24"/>
+          <w:szCs w:val="24"/>
+        </w:rPr>
+      </w:pPr>
+    </w:p>
+    <w:p>
+      <w:pPr>
+        <w:pStyle w:val="Heading2"/>
+        <w:ind w:firstLine="708"/>
+        <w:rPr>
+          <w:rFonts w:ascii="Arial" w:hAnsi="Arial" w:cs="Arial"/>
+          <w:b/>
+          <w:bCs/>
+          <w:color w:val="000000" w:themeColor="text1"/>
+          <w:sz w:val="24"/>
+          <w:szCs w:val="24"/>
+        </w:rPr>
+      </w:pPr>
+      <w:r>
+        <w:rPr>
+          <w:rFonts w:ascii="Arial" w:hAnsi="Arial" w:cs="Arial"/>
+          <w:b/>
+          <w:bCs/>
+          <w:color w:val="000000" w:themeColor="text1"/>
+          <w:sz w:val="24"/>
+          <w:szCs w:val="24"/>
+        </w:rPr>
+        <w:t>1.3.</w:t>
+      </w:r>
+      <w:r>
+        <w:rPr>
+          <w:rFonts w:ascii="Arial" w:hAnsi="Arial" w:cs="Arial"/>
+          <w:b/>
+          <w:bCs/>
+          <w:color w:val="000000" w:themeColor="text1"/>
+          <w:sz w:val="24"/>
+          <w:szCs w:val="24"/>
+        </w:rPr>
+        <w:t>2</w:t>
+      </w:r>
+      <w:r>
+        <w:rPr>
+          <w:rFonts w:ascii="Arial" w:hAnsi="Arial" w:cs="Arial"/>
+          <w:b/>
+          <w:bCs/>
+          <w:color w:val="000000" w:themeColor="text1"/>
+          <w:sz w:val="24"/>
+          <w:szCs w:val="24"/>
+        </w:rPr>
+        <w:tab/>
+      </w:r>
+      <w:r>
+        <w:rPr>
+          <w:rFonts w:ascii="Arial" w:hAnsi="Arial" w:cs="Arial"/>
+          <w:b/>
+          <w:bCs/>
+          <w:color w:val="000000" w:themeColor="text1"/>
+          <w:sz w:val="24"/>
+          <w:szCs w:val="24"/>
+        </w:rPr>
+        <w:t>Breslo – Platforma regională dedicată creatorilor din România</w:t>
+      </w:r>
+    </w:p>
+    <w:p/>
+    <w:p>
+      <w:pPr>
+        <w:ind w:firstLine="708"/>
+        <w:rPr>
+          <w:rFonts w:ascii="Times New Roman" w:eastAsia="Times New Roman" w:hAnsi="Times New Roman" w:cs="Times New Roman"/>
+          <w:sz w:val="24"/>
+          <w:szCs w:val="24"/>
+          <w:lang w:val="ro-RO"/>
+        </w:rPr>
+      </w:pPr>
+      <w:r>
+        <w:rPr>
+          <w:sz w:val="24"/>
+          <w:szCs w:val="24"/>
+        </w:rPr>
+        <w:t>Breslo, lansată în 2008, este cea mai importantă platformă din România dedicată produselor handmade. Permite utilizatorilor să creeze magazine virtuale, să listeze produse personalizate și să vândă într-un mediu familiar și adaptat pieței locale.</w:t>
+      </w:r>
+    </w:p>
+    <w:p>
+      <w:pPr>
+        <w:ind w:firstLine="708"/>
+        <w:rPr>
+          <w:sz w:val="24"/>
+          <w:szCs w:val="24"/>
+        </w:rPr>
+      </w:pPr>
+      <w:r>
+        <w:rPr>
+          <w:sz w:val="24"/>
+          <w:szCs w:val="24"/>
+        </w:rPr>
+        <w:t xml:space="preserve">Printre </w:t>
+      </w:r>
+      <w:r>
+        <w:rPr>
+          <w:rStyle w:val="Strong"/>
           <w:b w:val="0"/>
           <w:bCs w:val="0"/>
-        </w:rPr>
-        <w:t>Cloudinary</w:t>
-      </w:r>
-      <w:r>
-        <w:rPr>
-          <w:rFonts w:ascii="Arial" w:hAnsi="Arial" w:cs="Arial"/>
-        </w:rPr>
-        <w:t xml:space="preserve">. Funcționalitățile în timp real sunt susținute de </w:t>
+          <w:sz w:val="24"/>
+          <w:szCs w:val="24"/>
+        </w:rPr>
+        <w:t>avantaje</w:t>
+      </w:r>
+      <w:r>
+        <w:rPr>
+          <w:sz w:val="24"/>
+          <w:szCs w:val="24"/>
+        </w:rPr>
+        <w:t xml:space="preserve"> se numără simplitatea utilizării, apropierea culturală de publicul român și susținerea creatorilor locali. În schimb, </w:t>
       </w:r>
       <w:r>
         <w:rPr>
           <w:rStyle w:val="Strong"/>
-          <w:rFonts w:ascii="Arial" w:hAnsi="Arial" w:cs="Arial"/>
           <w:b w:val="0"/>
           <w:bCs w:val="0"/>
-        </w:rPr>
-        <w:t>Socket.IO</w:t>
-      </w:r>
-      <w:r>
-        <w:rPr>
-          <w:rFonts w:ascii="Arial" w:hAnsi="Arial" w:cs="Arial"/>
-        </w:rPr>
-        <w:t xml:space="preserve">, iar sistemul de emailuri automate este integrat prin </w:t>
-      </w:r>
-      <w:r>
-        <w:rPr>
-          <w:rStyle w:val="Strong"/>
-          <w:rFonts w:ascii="Arial" w:hAnsi="Arial" w:cs="Arial"/>
-          <w:b w:val="0"/>
-          <w:bCs w:val="0"/>
-        </w:rPr>
-        <w:t>Nodemailer</w:t>
-      </w:r>
-      <w:r>
-        <w:rPr>
-          <w:rFonts w:ascii="Arial" w:hAnsi="Arial" w:cs="Arial"/>
-        </w:rPr>
-        <w:t>.</w:t>
-      </w:r>
+          <w:sz w:val="24"/>
+          <w:szCs w:val="24"/>
+        </w:rPr>
+        <w:t>dezavantajele</w:t>
+      </w:r>
+      <w:r>
+        <w:rPr>
+          <w:sz w:val="24"/>
+          <w:szCs w:val="24"/>
+        </w:rPr>
+        <w:t xml:space="preserve"> includ o interfață depășită, lipsa unor actualizări moderne și o activitate comunitară redusă în comparație cu alte rețele internaționale.</w:t>
+      </w:r>
+    </w:p>
+    <w:p>
+      <w:pPr>
+        <w:rPr>
+          <w:b/>
+          <w:bCs/>
+          <w:sz w:val="24"/>
+          <w:szCs w:val="24"/>
+        </w:rPr>
+      </w:pPr>
+    </w:p>
+    <w:p>
+      <w:pPr>
+        <w:pStyle w:val="Heading6"/>
+        <w:rPr>
+          <w:rFonts w:ascii="Arial" w:hAnsi="Arial" w:cs="Arial"/>
+          <w:color w:val="000000" w:themeColor="text1"/>
+          <w:sz w:val="24"/>
+          <w:szCs w:val="24"/>
+        </w:rPr>
+      </w:pPr>
+      <w:r>
+        <w:rPr>
+          <w:rFonts w:ascii="Arial" w:hAnsi="Arial" w:cs="Arial"/>
+          <w:color w:val="000000" w:themeColor="text1"/>
+          <w:sz w:val="24"/>
+          <w:szCs w:val="24"/>
+        </w:rPr>
+        <w:t xml:space="preserve">Tabelul 1.1: Compararea principalelor funcționalități între cele mai apreciate </w:t>
+      </w:r>
+      <w:r>
+        <w:rPr>
+          <w:rFonts w:ascii="Arial" w:hAnsi="Arial" w:cs="Arial"/>
+          <w:color w:val="000000" w:themeColor="text1"/>
+          <w:sz w:val="24"/>
+          <w:szCs w:val="24"/>
+        </w:rPr>
+        <w:t>trei</w:t>
+      </w:r>
+      <w:r>
+        <w:rPr>
+          <w:rFonts w:ascii="Arial" w:hAnsi="Arial" w:cs="Arial"/>
+          <w:color w:val="000000" w:themeColor="text1"/>
+          <w:sz w:val="24"/>
+          <w:szCs w:val="24"/>
+        </w:rPr>
+        <w:t xml:space="preserve"> aplicații (</w:t>
+      </w:r>
+      <w:r>
+        <w:rPr>
+          <w:rFonts w:ascii="Arial" w:hAnsi="Arial" w:cs="Arial"/>
+          <w:color w:val="000000" w:themeColor="text1"/>
+          <w:sz w:val="24"/>
+          <w:szCs w:val="24"/>
+        </w:rPr>
+        <w:t>Etsy, Amazon Handmade și Breslo</w:t>
+      </w:r>
+      <w:r>
+        <w:rPr>
+          <w:rFonts w:ascii="Arial" w:hAnsi="Arial" w:cs="Arial"/>
+          <w:color w:val="000000" w:themeColor="text1"/>
+          <w:sz w:val="24"/>
+          <w:szCs w:val="24"/>
+        </w:rPr>
+        <w:t>) și „</w:t>
+      </w:r>
+      <w:r>
+        <w:rPr>
+          <w:rFonts w:ascii="Arial" w:hAnsi="Arial" w:cs="Arial"/>
+          <w:color w:val="000000" w:themeColor="text1"/>
+          <w:sz w:val="24"/>
+          <w:szCs w:val="24"/>
+        </w:rPr>
+        <w:t>CraftCircle</w:t>
+      </w:r>
+      <w:r>
+        <w:rPr>
+          <w:rFonts w:ascii="Arial" w:hAnsi="Arial" w:cs="Arial"/>
+          <w:color w:val="000000" w:themeColor="text1"/>
+          <w:sz w:val="24"/>
+          <w:szCs w:val="24"/>
+        </w:rPr>
+        <w:t>”. Funcționalitățile disponibile sunt notate cu X, iar cele indisponibile cu un -</w:t>
+      </w:r>
+    </w:p>
+    <w:p>
+      <w:pPr>
+        <w:rPr>
+          <w:b/>
+          <w:bCs/>
+          <w:sz w:val="24"/>
+          <w:szCs w:val="24"/>
+        </w:rPr>
+      </w:pPr>
+    </w:p>
+    <w:tbl>
+      <w:tblPr>
+        <w:tblStyle w:val="TableGrid"/>
+        <w:tblW w:w="0" w:type="auto"/>
+        <w:tblLook w:val="04A0" w:firstRow="1" w:lastRow="0" w:firstColumn="1" w:lastColumn="0" w:noHBand="0" w:noVBand="1"/>
+      </w:tblPr>
+      <w:tblGrid>
+        <w:gridCol w:w="1737"/>
+        <w:gridCol w:w="1728"/>
+        <w:gridCol w:w="1728"/>
+        <w:gridCol w:w="1728"/>
+        <w:gridCol w:w="1728"/>
+      </w:tblGrid>
+      <w:tr>
+        <w:tc>
+          <w:tcPr>
+            <w:tcW w:w="1737" w:type="dxa"/>
+          </w:tcPr>
+          <w:p>
+            <w:pPr>
+              <w:jc w:val="center"/>
+              <w:rPr>
+                <w:b/>
+                <w:bCs/>
+                <w:sz w:val="24"/>
+                <w:szCs w:val="24"/>
+              </w:rPr>
+            </w:pPr>
+            <w:r>
+              <w:rPr>
+                <w:b/>
+                <w:bCs/>
+                <w:sz w:val="24"/>
+                <w:szCs w:val="24"/>
+              </w:rPr>
+              <w:t>Caracteristici</w:t>
+            </w:r>
+          </w:p>
+        </w:tc>
+        <w:tc>
+          <w:tcPr>
+            <w:tcW w:w="1728" w:type="dxa"/>
+          </w:tcPr>
+          <w:p>
+            <w:pPr>
+              <w:jc w:val="center"/>
+              <w:rPr>
+                <w:b/>
+                <w:bCs/>
+                <w:sz w:val="24"/>
+                <w:szCs w:val="24"/>
+              </w:rPr>
+            </w:pPr>
+            <w:r>
+              <w:rPr>
+                <w:b/>
+                <w:bCs/>
+                <w:sz w:val="24"/>
+                <w:szCs w:val="24"/>
+              </w:rPr>
+              <w:t>Etsy</w:t>
+            </w:r>
+          </w:p>
+        </w:tc>
+        <w:tc>
+          <w:tcPr>
+            <w:tcW w:w="1728" w:type="dxa"/>
+          </w:tcPr>
+          <w:p>
+            <w:pPr>
+              <w:jc w:val="center"/>
+              <w:rPr>
+                <w:b/>
+                <w:bCs/>
+                <w:sz w:val="24"/>
+                <w:szCs w:val="24"/>
+              </w:rPr>
+            </w:pPr>
+            <w:r>
+              <w:rPr>
+                <w:b/>
+                <w:bCs/>
+                <w:sz w:val="24"/>
+                <w:szCs w:val="24"/>
+              </w:rPr>
+              <w:t>Amazon Handmade</w:t>
+            </w:r>
+          </w:p>
+        </w:tc>
+        <w:tc>
+          <w:tcPr>
+            <w:tcW w:w="1728" w:type="dxa"/>
+          </w:tcPr>
+          <w:p>
+            <w:pPr>
+              <w:jc w:val="center"/>
+              <w:rPr>
+                <w:b/>
+                <w:bCs/>
+                <w:sz w:val="24"/>
+                <w:szCs w:val="24"/>
+              </w:rPr>
+            </w:pPr>
+            <w:r>
+              <w:rPr>
+                <w:b/>
+                <w:bCs/>
+                <w:sz w:val="24"/>
+                <w:szCs w:val="24"/>
+              </w:rPr>
+              <w:t>Breslo</w:t>
+            </w:r>
+          </w:p>
+        </w:tc>
+        <w:tc>
+          <w:tcPr>
+            <w:tcW w:w="1728" w:type="dxa"/>
+          </w:tcPr>
+          <w:p>
+            <w:pPr>
+              <w:jc w:val="center"/>
+              <w:rPr>
+                <w:b/>
+                <w:bCs/>
+                <w:sz w:val="24"/>
+                <w:szCs w:val="24"/>
+              </w:rPr>
+            </w:pPr>
+            <w:r>
+              <w:rPr>
+                <w:b/>
+                <w:bCs/>
+                <w:sz w:val="24"/>
+                <w:szCs w:val="24"/>
+              </w:rPr>
+              <w:t>CraftCircle</w:t>
+            </w:r>
+          </w:p>
+        </w:tc>
+      </w:tr>
+      <w:tr>
+        <w:tc>
+          <w:tcPr>
+            <w:tcW w:w="1737" w:type="dxa"/>
+          </w:tcPr>
+          <w:p>
+            <w:pPr>
+              <w:rPr>
+                <w:sz w:val="24"/>
+                <w:szCs w:val="24"/>
+              </w:rPr>
+            </w:pPr>
+            <w:r>
+              <w:rPr>
+                <w:sz w:val="24"/>
+                <w:szCs w:val="24"/>
+              </w:rPr>
+              <w:t>Crearea unui cont</w:t>
+            </w:r>
+          </w:p>
+        </w:tc>
+        <w:tc>
+          <w:tcPr>
+            <w:tcW w:w="1728" w:type="dxa"/>
+          </w:tcPr>
+          <w:p>
+            <w:pPr>
+              <w:rPr>
+                <w:sz w:val="24"/>
+                <w:szCs w:val="24"/>
+              </w:rPr>
+            </w:pPr>
+            <w:r>
+              <w:rPr>
+                <w:sz w:val="24"/>
+                <w:szCs w:val="24"/>
+              </w:rPr>
+              <w:t>X</w:t>
+            </w:r>
+          </w:p>
+        </w:tc>
+        <w:tc>
+          <w:tcPr>
+            <w:tcW w:w="1728" w:type="dxa"/>
+          </w:tcPr>
+          <w:p>
+            <w:pPr>
+              <w:rPr>
+                <w:sz w:val="24"/>
+                <w:szCs w:val="24"/>
+              </w:rPr>
+            </w:pPr>
+            <w:r>
+              <w:rPr>
+                <w:sz w:val="24"/>
+                <w:szCs w:val="24"/>
+              </w:rPr>
+              <w:t>X</w:t>
+            </w:r>
+          </w:p>
+        </w:tc>
+        <w:tc>
+          <w:tcPr>
+            <w:tcW w:w="1728" w:type="dxa"/>
+          </w:tcPr>
+          <w:p>
+            <w:pPr>
+              <w:rPr>
+                <w:sz w:val="24"/>
+                <w:szCs w:val="24"/>
+              </w:rPr>
+            </w:pPr>
+            <w:r>
+              <w:rPr>
+                <w:sz w:val="24"/>
+                <w:szCs w:val="24"/>
+              </w:rPr>
+              <w:t>X</w:t>
+            </w:r>
+          </w:p>
+        </w:tc>
+        <w:tc>
+          <w:tcPr>
+            <w:tcW w:w="1728" w:type="dxa"/>
+          </w:tcPr>
+          <w:p>
+            <w:pPr>
+              <w:rPr>
+                <w:sz w:val="24"/>
+                <w:szCs w:val="24"/>
+              </w:rPr>
+            </w:pPr>
+            <w:r>
+              <w:rPr>
+                <w:sz w:val="24"/>
+                <w:szCs w:val="24"/>
+              </w:rPr>
+              <w:t>X</w:t>
+            </w:r>
+          </w:p>
+        </w:tc>
+      </w:tr>
+      <w:tr>
+        <w:tc>
+          <w:tcPr>
+            <w:tcW w:w="1737" w:type="dxa"/>
+          </w:tcPr>
+          <w:p>
+            <w:pPr>
+              <w:rPr>
+                <w:sz w:val="24"/>
+                <w:szCs w:val="24"/>
+              </w:rPr>
+            </w:pPr>
+            <w:r>
+              <w:rPr>
+                <w:sz w:val="24"/>
+                <w:szCs w:val="24"/>
+              </w:rPr>
+              <w:t>Crearea unui magazin virtual</w:t>
+            </w:r>
+          </w:p>
+        </w:tc>
+        <w:tc>
+          <w:tcPr>
+            <w:tcW w:w="1728" w:type="dxa"/>
+          </w:tcPr>
+          <w:p>
+            <w:pPr>
+              <w:rPr>
+                <w:sz w:val="24"/>
+                <w:szCs w:val="24"/>
+              </w:rPr>
+            </w:pPr>
+            <w:r>
+              <w:rPr>
+                <w:sz w:val="24"/>
+                <w:szCs w:val="24"/>
+              </w:rPr>
+              <w:t>X</w:t>
+            </w:r>
+          </w:p>
+        </w:tc>
+        <w:tc>
+          <w:tcPr>
+            <w:tcW w:w="1728" w:type="dxa"/>
+          </w:tcPr>
+          <w:p>
+            <w:pPr>
+              <w:rPr>
+                <w:sz w:val="24"/>
+                <w:szCs w:val="24"/>
+              </w:rPr>
+            </w:pPr>
+            <w:r>
+              <w:rPr>
+                <w:sz w:val="24"/>
+                <w:szCs w:val="24"/>
+              </w:rPr>
+              <w:t>X</w:t>
+            </w:r>
+          </w:p>
+        </w:tc>
+        <w:tc>
+          <w:tcPr>
+            <w:tcW w:w="1728" w:type="dxa"/>
+          </w:tcPr>
+          <w:p>
+            <w:pPr>
+              <w:rPr>
+                <w:sz w:val="24"/>
+                <w:szCs w:val="24"/>
+              </w:rPr>
+            </w:pPr>
+            <w:r>
+              <w:rPr>
+                <w:sz w:val="24"/>
+                <w:szCs w:val="24"/>
+              </w:rPr>
+              <w:t>X</w:t>
+            </w:r>
+          </w:p>
+        </w:tc>
+        <w:tc>
+          <w:tcPr>
+            <w:tcW w:w="1728" w:type="dxa"/>
+          </w:tcPr>
+          <w:p>
+            <w:pPr>
+              <w:rPr>
+                <w:sz w:val="24"/>
+                <w:szCs w:val="24"/>
+              </w:rPr>
+            </w:pPr>
+            <w:r>
+              <w:rPr>
+                <w:sz w:val="24"/>
+                <w:szCs w:val="24"/>
+              </w:rPr>
+              <w:t>X</w:t>
+            </w:r>
+          </w:p>
+        </w:tc>
+      </w:tr>
+      <w:tr>
+        <w:tc>
+          <w:tcPr>
+            <w:tcW w:w="1737" w:type="dxa"/>
+          </w:tcPr>
+          <w:p>
+            <w:pPr>
+              <w:rPr>
+                <w:sz w:val="24"/>
+                <w:szCs w:val="24"/>
+              </w:rPr>
+            </w:pPr>
+            <w:r>
+              <w:rPr>
+                <w:sz w:val="24"/>
+                <w:szCs w:val="24"/>
+              </w:rPr>
+              <w:t>Listarea produselor (titlu, descriere, preț, imagini)</w:t>
+            </w:r>
+          </w:p>
+        </w:tc>
+        <w:tc>
+          <w:tcPr>
+            <w:tcW w:w="1728" w:type="dxa"/>
+          </w:tcPr>
+          <w:p>
+            <w:pPr>
+              <w:rPr>
+                <w:sz w:val="24"/>
+                <w:szCs w:val="24"/>
+              </w:rPr>
+            </w:pPr>
+            <w:r>
+              <w:rPr>
+                <w:sz w:val="24"/>
+                <w:szCs w:val="24"/>
+              </w:rPr>
+              <w:t>X</w:t>
+            </w:r>
+          </w:p>
+        </w:tc>
+        <w:tc>
+          <w:tcPr>
+            <w:tcW w:w="1728" w:type="dxa"/>
+          </w:tcPr>
+          <w:p>
+            <w:pPr>
+              <w:rPr>
+                <w:sz w:val="24"/>
+                <w:szCs w:val="24"/>
+              </w:rPr>
+            </w:pPr>
+            <w:r>
+              <w:rPr>
+                <w:sz w:val="24"/>
+                <w:szCs w:val="24"/>
+              </w:rPr>
+              <w:t>X</w:t>
+            </w:r>
+          </w:p>
+        </w:tc>
+        <w:tc>
+          <w:tcPr>
+            <w:tcW w:w="1728" w:type="dxa"/>
+          </w:tcPr>
+          <w:p>
+            <w:pPr>
+              <w:rPr>
+                <w:sz w:val="24"/>
+                <w:szCs w:val="24"/>
+              </w:rPr>
+            </w:pPr>
+            <w:r>
+              <w:rPr>
+                <w:sz w:val="24"/>
+                <w:szCs w:val="24"/>
+              </w:rPr>
+              <w:t>X</w:t>
+            </w:r>
+          </w:p>
+        </w:tc>
+        <w:tc>
+          <w:tcPr>
+            <w:tcW w:w="1728" w:type="dxa"/>
+          </w:tcPr>
+          <w:p>
+            <w:pPr>
+              <w:rPr>
+                <w:sz w:val="24"/>
+                <w:szCs w:val="24"/>
+              </w:rPr>
+            </w:pPr>
+            <w:r>
+              <w:rPr>
+                <w:sz w:val="24"/>
+                <w:szCs w:val="24"/>
+              </w:rPr>
+              <w:t>X</w:t>
+            </w:r>
+          </w:p>
+        </w:tc>
+      </w:tr>
+      <w:tr>
+        <w:tc>
+          <w:tcPr>
+            <w:tcW w:w="1737" w:type="dxa"/>
+          </w:tcPr>
+          <w:p>
+            <w:pPr>
+              <w:rPr>
+                <w:sz w:val="24"/>
+                <w:szCs w:val="24"/>
+              </w:rPr>
+            </w:pPr>
+            <w:r>
+              <w:rPr>
+                <w:sz w:val="24"/>
+                <w:szCs w:val="24"/>
+              </w:rPr>
+              <w:t>Gestionarea comenzilor</w:t>
+            </w:r>
+          </w:p>
+        </w:tc>
+        <w:tc>
+          <w:tcPr>
+            <w:tcW w:w="1728" w:type="dxa"/>
+          </w:tcPr>
+          <w:p>
+            <w:pPr>
+              <w:rPr>
+                <w:sz w:val="24"/>
+                <w:szCs w:val="24"/>
+              </w:rPr>
+            </w:pPr>
+            <w:r>
+              <w:rPr>
+                <w:sz w:val="24"/>
+                <w:szCs w:val="24"/>
+              </w:rPr>
+              <w:t>X</w:t>
+            </w:r>
+          </w:p>
+        </w:tc>
+        <w:tc>
+          <w:tcPr>
+            <w:tcW w:w="1728" w:type="dxa"/>
+          </w:tcPr>
+          <w:p>
+            <w:pPr>
+              <w:rPr>
+                <w:sz w:val="24"/>
+                <w:szCs w:val="24"/>
+              </w:rPr>
+            </w:pPr>
+            <w:r>
+              <w:rPr>
+                <w:sz w:val="24"/>
+                <w:szCs w:val="24"/>
+              </w:rPr>
+              <w:t>X</w:t>
+            </w:r>
+          </w:p>
+        </w:tc>
+        <w:tc>
+          <w:tcPr>
+            <w:tcW w:w="1728" w:type="dxa"/>
+          </w:tcPr>
+          <w:p>
+            <w:pPr>
+              <w:rPr>
+                <w:sz w:val="24"/>
+                <w:szCs w:val="24"/>
+              </w:rPr>
+            </w:pPr>
+            <w:r>
+              <w:rPr>
+                <w:sz w:val="24"/>
+                <w:szCs w:val="24"/>
+              </w:rPr>
+              <w:t>X</w:t>
+            </w:r>
+          </w:p>
+        </w:tc>
+        <w:tc>
+          <w:tcPr>
+            <w:tcW w:w="1728" w:type="dxa"/>
+          </w:tcPr>
+          <w:p>
+            <w:pPr>
+              <w:rPr>
+                <w:sz w:val="24"/>
+                <w:szCs w:val="24"/>
+              </w:rPr>
+            </w:pPr>
+            <w:r>
+              <w:rPr>
+                <w:sz w:val="24"/>
+                <w:szCs w:val="24"/>
+              </w:rPr>
+              <w:t>X</w:t>
+            </w:r>
+          </w:p>
+        </w:tc>
+      </w:tr>
+      <w:tr>
+        <w:tc>
+          <w:tcPr>
+            <w:tcW w:w="1737" w:type="dxa"/>
+          </w:tcPr>
+          <w:p>
+            <w:pPr>
+              <w:rPr>
+                <w:sz w:val="24"/>
+                <w:szCs w:val="24"/>
+              </w:rPr>
+            </w:pPr>
+            <w:r>
+              <w:rPr>
+                <w:sz w:val="24"/>
+                <w:szCs w:val="24"/>
+              </w:rPr>
+              <w:t>Recenzii și evaluări</w:t>
+            </w:r>
+          </w:p>
+        </w:tc>
+        <w:tc>
+          <w:tcPr>
+            <w:tcW w:w="1728" w:type="dxa"/>
+          </w:tcPr>
+          <w:p>
+            <w:pPr>
+              <w:rPr>
+                <w:sz w:val="24"/>
+                <w:szCs w:val="24"/>
+              </w:rPr>
+            </w:pPr>
+            <w:r>
+              <w:rPr>
+                <w:sz w:val="24"/>
+                <w:szCs w:val="24"/>
+              </w:rPr>
+              <w:t>X</w:t>
+            </w:r>
+          </w:p>
+        </w:tc>
+        <w:tc>
+          <w:tcPr>
+            <w:tcW w:w="1728" w:type="dxa"/>
+          </w:tcPr>
+          <w:p>
+            <w:pPr>
+              <w:rPr>
+                <w:sz w:val="24"/>
+                <w:szCs w:val="24"/>
+              </w:rPr>
+            </w:pPr>
+            <w:r>
+              <w:rPr>
+                <w:sz w:val="24"/>
+                <w:szCs w:val="24"/>
+              </w:rPr>
+              <w:t>X</w:t>
+            </w:r>
+          </w:p>
+        </w:tc>
+        <w:tc>
+          <w:tcPr>
+            <w:tcW w:w="1728" w:type="dxa"/>
+          </w:tcPr>
+          <w:p>
+            <w:pPr>
+              <w:rPr>
+                <w:sz w:val="24"/>
+                <w:szCs w:val="24"/>
+              </w:rPr>
+            </w:pPr>
+            <w:r>
+              <w:rPr>
+                <w:sz w:val="24"/>
+                <w:szCs w:val="24"/>
+              </w:rPr>
+              <w:t>X</w:t>
+            </w:r>
+          </w:p>
+        </w:tc>
+        <w:tc>
+          <w:tcPr>
+            <w:tcW w:w="1728" w:type="dxa"/>
+          </w:tcPr>
+          <w:p>
+            <w:pPr>
+              <w:rPr>
+                <w:sz w:val="24"/>
+                <w:szCs w:val="24"/>
+              </w:rPr>
+            </w:pPr>
+            <w:r>
+              <w:rPr>
+                <w:sz w:val="24"/>
+                <w:szCs w:val="24"/>
+              </w:rPr>
+              <w:t>-</w:t>
+            </w:r>
+          </w:p>
+        </w:tc>
+      </w:tr>
+      <w:tr>
+        <w:tc>
+          <w:tcPr>
+            <w:tcW w:w="1737" w:type="dxa"/>
+          </w:tcPr>
+          <w:p>
+            <w:pPr>
+              <w:rPr>
+                <w:sz w:val="24"/>
+                <w:szCs w:val="24"/>
+              </w:rPr>
+            </w:pPr>
+            <w:r>
+              <w:rPr>
+                <w:sz w:val="24"/>
+                <w:szCs w:val="24"/>
+              </w:rPr>
+              <w:lastRenderedPageBreak/>
+              <w:t xml:space="preserve">Sistem de mesagerie </w:t>
+            </w:r>
+            <w:r>
+              <w:rPr>
+                <w:sz w:val="24"/>
+                <w:szCs w:val="24"/>
+              </w:rPr>
+              <w:t>cumpărător-vânzător</w:t>
+            </w:r>
+          </w:p>
+        </w:tc>
+        <w:tc>
+          <w:tcPr>
+            <w:tcW w:w="1728" w:type="dxa"/>
+          </w:tcPr>
+          <w:p>
+            <w:pPr>
+              <w:rPr>
+                <w:sz w:val="24"/>
+                <w:szCs w:val="24"/>
+              </w:rPr>
+            </w:pPr>
+            <w:r>
+              <w:rPr>
+                <w:sz w:val="24"/>
+                <w:szCs w:val="24"/>
+              </w:rPr>
+              <w:t>X</w:t>
+            </w:r>
+          </w:p>
+        </w:tc>
+        <w:tc>
+          <w:tcPr>
+            <w:tcW w:w="1728" w:type="dxa"/>
+          </w:tcPr>
+          <w:p>
+            <w:pPr>
+              <w:rPr>
+                <w:sz w:val="24"/>
+                <w:szCs w:val="24"/>
+              </w:rPr>
+            </w:pPr>
+            <w:r>
+              <w:rPr>
+                <w:sz w:val="24"/>
+                <w:szCs w:val="24"/>
+              </w:rPr>
+              <w:t>X</w:t>
+            </w:r>
+          </w:p>
+        </w:tc>
+        <w:tc>
+          <w:tcPr>
+            <w:tcW w:w="1728" w:type="dxa"/>
+          </w:tcPr>
+          <w:p>
+            <w:pPr>
+              <w:rPr>
+                <w:sz w:val="24"/>
+                <w:szCs w:val="24"/>
+              </w:rPr>
+            </w:pPr>
+            <w:r>
+              <w:rPr>
+                <w:sz w:val="24"/>
+                <w:szCs w:val="24"/>
+              </w:rPr>
+              <w:t>X</w:t>
+            </w:r>
+          </w:p>
+        </w:tc>
+        <w:tc>
+          <w:tcPr>
+            <w:tcW w:w="1728" w:type="dxa"/>
+          </w:tcPr>
+          <w:p>
+            <w:pPr>
+              <w:rPr>
+                <w:sz w:val="24"/>
+                <w:szCs w:val="24"/>
+              </w:rPr>
+            </w:pPr>
+            <w:r>
+              <w:rPr>
+                <w:sz w:val="24"/>
+                <w:szCs w:val="24"/>
+              </w:rPr>
+              <w:t>X</w:t>
+            </w:r>
+          </w:p>
+        </w:tc>
+      </w:tr>
+      <w:tr>
+        <w:tc>
+          <w:tcPr>
+            <w:tcW w:w="1737" w:type="dxa"/>
+          </w:tcPr>
+          <w:p>
+            <w:pPr>
+              <w:rPr>
+                <w:sz w:val="24"/>
+                <w:szCs w:val="24"/>
+              </w:rPr>
+            </w:pPr>
+            <w:r>
+              <w:rPr>
+                <w:sz w:val="24"/>
+                <w:szCs w:val="24"/>
+              </w:rPr>
+              <w:t xml:space="preserve">Sistem de mesagerie </w:t>
+            </w:r>
+            <w:r>
+              <w:rPr>
+                <w:sz w:val="24"/>
+                <w:szCs w:val="24"/>
+              </w:rPr>
+              <w:t>cu alți utilizatori</w:t>
+            </w:r>
+          </w:p>
+        </w:tc>
+        <w:tc>
+          <w:tcPr>
+            <w:tcW w:w="1728" w:type="dxa"/>
+          </w:tcPr>
+          <w:p>
+            <w:pPr>
+              <w:rPr>
+                <w:sz w:val="24"/>
+                <w:szCs w:val="24"/>
+              </w:rPr>
+            </w:pPr>
+            <w:r>
+              <w:rPr>
+                <w:sz w:val="24"/>
+                <w:szCs w:val="24"/>
+              </w:rPr>
+              <w:t>X</w:t>
+            </w:r>
+          </w:p>
+        </w:tc>
+        <w:tc>
+          <w:tcPr>
+            <w:tcW w:w="1728" w:type="dxa"/>
+          </w:tcPr>
+          <w:p>
+            <w:pPr>
+              <w:rPr>
+                <w:sz w:val="24"/>
+                <w:szCs w:val="24"/>
+              </w:rPr>
+            </w:pPr>
+            <w:r>
+              <w:rPr>
+                <w:sz w:val="24"/>
+                <w:szCs w:val="24"/>
+              </w:rPr>
+              <w:t>-</w:t>
+            </w:r>
+          </w:p>
+        </w:tc>
+        <w:tc>
+          <w:tcPr>
+            <w:tcW w:w="1728" w:type="dxa"/>
+          </w:tcPr>
+          <w:p>
+            <w:pPr>
+              <w:rPr>
+                <w:sz w:val="24"/>
+                <w:szCs w:val="24"/>
+              </w:rPr>
+            </w:pPr>
+            <w:r>
+              <w:rPr>
+                <w:sz w:val="24"/>
+                <w:szCs w:val="24"/>
+              </w:rPr>
+              <w:t>X</w:t>
+            </w:r>
+          </w:p>
+        </w:tc>
+        <w:tc>
+          <w:tcPr>
+            <w:tcW w:w="1728" w:type="dxa"/>
+          </w:tcPr>
+          <w:p>
+            <w:pPr>
+              <w:rPr>
+                <w:sz w:val="24"/>
+                <w:szCs w:val="24"/>
+              </w:rPr>
+            </w:pPr>
+            <w:r>
+              <w:rPr>
+                <w:sz w:val="24"/>
+                <w:szCs w:val="24"/>
+              </w:rPr>
+              <w:t>X</w:t>
+            </w:r>
+          </w:p>
+        </w:tc>
+      </w:tr>
+      <w:tr>
+        <w:tc>
+          <w:tcPr>
+            <w:tcW w:w="1737" w:type="dxa"/>
+          </w:tcPr>
+          <w:p>
+            <w:pPr>
+              <w:rPr>
+                <w:sz w:val="24"/>
+                <w:szCs w:val="24"/>
+              </w:rPr>
+            </w:pPr>
+            <w:r>
+              <w:rPr>
+                <w:sz w:val="24"/>
+                <w:szCs w:val="24"/>
+              </w:rPr>
+              <w:t>Interacțiune socială (like, follow, postări)</w:t>
+            </w:r>
+          </w:p>
+        </w:tc>
+        <w:tc>
+          <w:tcPr>
+            <w:tcW w:w="1728" w:type="dxa"/>
+          </w:tcPr>
+          <w:p>
+            <w:pPr>
+              <w:rPr>
+                <w:sz w:val="24"/>
+                <w:szCs w:val="24"/>
+              </w:rPr>
+            </w:pPr>
+            <w:r>
+              <w:rPr>
+                <w:sz w:val="24"/>
+                <w:szCs w:val="24"/>
+              </w:rPr>
+              <w:t>-</w:t>
+            </w:r>
+          </w:p>
+        </w:tc>
+        <w:tc>
+          <w:tcPr>
+            <w:tcW w:w="1728" w:type="dxa"/>
+          </w:tcPr>
+          <w:p>
+            <w:pPr>
+              <w:rPr>
+                <w:sz w:val="24"/>
+                <w:szCs w:val="24"/>
+              </w:rPr>
+            </w:pPr>
+            <w:r>
+              <w:rPr>
+                <w:sz w:val="24"/>
+                <w:szCs w:val="24"/>
+              </w:rPr>
+              <w:t>-</w:t>
+            </w:r>
+          </w:p>
+        </w:tc>
+        <w:tc>
+          <w:tcPr>
+            <w:tcW w:w="1728" w:type="dxa"/>
+          </w:tcPr>
+          <w:p>
+            <w:pPr>
+              <w:rPr>
+                <w:sz w:val="24"/>
+                <w:szCs w:val="24"/>
+              </w:rPr>
+            </w:pPr>
+            <w:r>
+              <w:rPr>
+                <w:sz w:val="24"/>
+                <w:szCs w:val="24"/>
+              </w:rPr>
+              <w:t>-</w:t>
+            </w:r>
+          </w:p>
+        </w:tc>
+        <w:tc>
+          <w:tcPr>
+            <w:tcW w:w="1728" w:type="dxa"/>
+          </w:tcPr>
+          <w:p>
+            <w:pPr>
+              <w:rPr>
+                <w:sz w:val="24"/>
+                <w:szCs w:val="24"/>
+              </w:rPr>
+            </w:pPr>
+            <w:r>
+              <w:rPr>
+                <w:sz w:val="24"/>
+                <w:szCs w:val="24"/>
+              </w:rPr>
+              <w:t>X</w:t>
+            </w:r>
+          </w:p>
+        </w:tc>
+      </w:tr>
+      <w:tr>
+        <w:tc>
+          <w:tcPr>
+            <w:tcW w:w="1737" w:type="dxa"/>
+          </w:tcPr>
+          <w:p>
+            <w:pPr>
+              <w:rPr>
+                <w:sz w:val="24"/>
+                <w:szCs w:val="24"/>
+              </w:rPr>
+            </w:pPr>
+            <w:r>
+              <w:rPr>
+                <w:sz w:val="24"/>
+                <w:szCs w:val="24"/>
+              </w:rPr>
+              <w:t>Notificări în timp real</w:t>
+            </w:r>
+          </w:p>
+        </w:tc>
+        <w:tc>
+          <w:tcPr>
+            <w:tcW w:w="1728" w:type="dxa"/>
+          </w:tcPr>
+          <w:p>
+            <w:pPr>
+              <w:rPr>
+                <w:sz w:val="24"/>
+                <w:szCs w:val="24"/>
+              </w:rPr>
+            </w:pPr>
+            <w:r>
+              <w:rPr>
+                <w:sz w:val="24"/>
+                <w:szCs w:val="24"/>
+              </w:rPr>
+              <w:t>X</w:t>
+            </w:r>
+          </w:p>
+        </w:tc>
+        <w:tc>
+          <w:tcPr>
+            <w:tcW w:w="1728" w:type="dxa"/>
+          </w:tcPr>
+          <w:p>
+            <w:pPr>
+              <w:rPr>
+                <w:sz w:val="24"/>
+                <w:szCs w:val="24"/>
+              </w:rPr>
+            </w:pPr>
+            <w:r>
+              <w:rPr>
+                <w:sz w:val="24"/>
+                <w:szCs w:val="24"/>
+              </w:rPr>
+              <w:t>X</w:t>
+            </w:r>
+          </w:p>
+        </w:tc>
+        <w:tc>
+          <w:tcPr>
+            <w:tcW w:w="1728" w:type="dxa"/>
+          </w:tcPr>
+          <w:p>
+            <w:pPr>
+              <w:rPr>
+                <w:sz w:val="24"/>
+                <w:szCs w:val="24"/>
+              </w:rPr>
+            </w:pPr>
+            <w:r>
+              <w:rPr>
+                <w:sz w:val="24"/>
+                <w:szCs w:val="24"/>
+              </w:rPr>
+              <w:t>X</w:t>
+            </w:r>
+          </w:p>
+        </w:tc>
+        <w:tc>
+          <w:tcPr>
+            <w:tcW w:w="1728" w:type="dxa"/>
+          </w:tcPr>
+          <w:p>
+            <w:pPr>
+              <w:rPr>
+                <w:sz w:val="24"/>
+                <w:szCs w:val="24"/>
+              </w:rPr>
+            </w:pPr>
+            <w:r>
+              <w:rPr>
+                <w:sz w:val="24"/>
+                <w:szCs w:val="24"/>
+              </w:rPr>
+              <w:t>X</w:t>
+            </w:r>
+          </w:p>
+        </w:tc>
+      </w:tr>
+      <w:tr>
+        <w:tc>
+          <w:tcPr>
+            <w:tcW w:w="1737" w:type="dxa"/>
+          </w:tcPr>
+          <w:p>
+            <w:pPr>
+              <w:rPr>
+                <w:sz w:val="24"/>
+                <w:szCs w:val="24"/>
+              </w:rPr>
+            </w:pPr>
+            <w:r>
+              <w:rPr>
+                <w:sz w:val="24"/>
+                <w:szCs w:val="24"/>
+              </w:rPr>
+              <w:t>Costuri de listare și comision</w:t>
+            </w:r>
+          </w:p>
+        </w:tc>
+        <w:tc>
+          <w:tcPr>
+            <w:tcW w:w="1728" w:type="dxa"/>
+          </w:tcPr>
+          <w:p>
+            <w:pPr>
+              <w:rPr>
+                <w:sz w:val="24"/>
+                <w:szCs w:val="24"/>
+              </w:rPr>
+            </w:pPr>
+            <w:r>
+              <w:rPr>
+                <w:sz w:val="24"/>
+                <w:szCs w:val="24"/>
+              </w:rPr>
+              <w:t>X</w:t>
+            </w:r>
+          </w:p>
+        </w:tc>
+        <w:tc>
+          <w:tcPr>
+            <w:tcW w:w="1728" w:type="dxa"/>
+          </w:tcPr>
+          <w:p>
+            <w:pPr>
+              <w:rPr>
+                <w:sz w:val="24"/>
+                <w:szCs w:val="24"/>
+              </w:rPr>
+            </w:pPr>
+            <w:r>
+              <w:rPr>
+                <w:sz w:val="24"/>
+                <w:szCs w:val="24"/>
+              </w:rPr>
+              <w:t>X</w:t>
+            </w:r>
+          </w:p>
+        </w:tc>
+        <w:tc>
+          <w:tcPr>
+            <w:tcW w:w="1728" w:type="dxa"/>
+          </w:tcPr>
+          <w:p>
+            <w:pPr>
+              <w:rPr>
+                <w:sz w:val="24"/>
+                <w:szCs w:val="24"/>
+              </w:rPr>
+            </w:pPr>
+            <w:r>
+              <w:rPr>
+                <w:sz w:val="24"/>
+                <w:szCs w:val="24"/>
+              </w:rPr>
+              <w:t>X</w:t>
+            </w:r>
+          </w:p>
+        </w:tc>
+        <w:tc>
+          <w:tcPr>
+            <w:tcW w:w="1728" w:type="dxa"/>
+          </w:tcPr>
+          <w:p>
+            <w:pPr>
+              <w:rPr>
+                <w:sz w:val="24"/>
+                <w:szCs w:val="24"/>
+              </w:rPr>
+            </w:pPr>
+            <w:r>
+              <w:rPr>
+                <w:sz w:val="24"/>
+                <w:szCs w:val="24"/>
+              </w:rPr>
+              <w:t>-</w:t>
+            </w:r>
+          </w:p>
+        </w:tc>
+      </w:tr>
+      <w:tr>
+        <w:tc>
+          <w:tcPr>
+            <w:tcW w:w="1737" w:type="dxa"/>
+          </w:tcPr>
+          <w:p>
+            <w:pPr>
+              <w:rPr>
+                <w:sz w:val="24"/>
+                <w:szCs w:val="24"/>
+              </w:rPr>
+            </w:pPr>
+            <w:r>
+              <w:rPr>
+                <w:sz w:val="24"/>
+                <w:szCs w:val="24"/>
+              </w:rPr>
+              <w:t>Acces internațional</w:t>
+            </w:r>
+          </w:p>
+        </w:tc>
+        <w:tc>
+          <w:tcPr>
+            <w:tcW w:w="1728" w:type="dxa"/>
+          </w:tcPr>
+          <w:p>
+            <w:pPr>
+              <w:rPr>
+                <w:sz w:val="24"/>
+                <w:szCs w:val="24"/>
+              </w:rPr>
+            </w:pPr>
+            <w:r>
+              <w:rPr>
+                <w:sz w:val="24"/>
+                <w:szCs w:val="24"/>
+              </w:rPr>
+              <w:t>X</w:t>
+            </w:r>
+          </w:p>
+        </w:tc>
+        <w:tc>
+          <w:tcPr>
+            <w:tcW w:w="1728" w:type="dxa"/>
+          </w:tcPr>
+          <w:p>
+            <w:pPr>
+              <w:rPr>
+                <w:sz w:val="24"/>
+                <w:szCs w:val="24"/>
+              </w:rPr>
+            </w:pPr>
+            <w:r>
+              <w:rPr>
+                <w:sz w:val="24"/>
+                <w:szCs w:val="24"/>
+              </w:rPr>
+              <w:t>X</w:t>
+            </w:r>
+          </w:p>
+        </w:tc>
+        <w:tc>
+          <w:tcPr>
+            <w:tcW w:w="1728" w:type="dxa"/>
+          </w:tcPr>
+          <w:p>
+            <w:pPr>
+              <w:rPr>
+                <w:sz w:val="24"/>
+                <w:szCs w:val="24"/>
+              </w:rPr>
+            </w:pPr>
+            <w:r>
+              <w:rPr>
+                <w:sz w:val="24"/>
+                <w:szCs w:val="24"/>
+              </w:rPr>
+              <w:t>-</w:t>
+            </w:r>
+          </w:p>
+        </w:tc>
+        <w:tc>
+          <w:tcPr>
+            <w:tcW w:w="1728" w:type="dxa"/>
+          </w:tcPr>
+          <w:p>
+            <w:pPr>
+              <w:rPr>
+                <w:sz w:val="24"/>
+                <w:szCs w:val="24"/>
+              </w:rPr>
+            </w:pPr>
+            <w:r>
+              <w:rPr>
+                <w:sz w:val="24"/>
+                <w:szCs w:val="24"/>
+              </w:rPr>
+              <w:t>X</w:t>
+            </w:r>
+          </w:p>
+        </w:tc>
+      </w:tr>
+      <w:tr>
+        <w:tc>
+          <w:tcPr>
+            <w:tcW w:w="1737" w:type="dxa"/>
+          </w:tcPr>
+          <w:p>
+            <w:r>
+              <w:t>Dimensiune comunitară</w:t>
+            </w:r>
+          </w:p>
+        </w:tc>
+        <w:tc>
+          <w:tcPr>
+            <w:tcW w:w="1728" w:type="dxa"/>
+          </w:tcPr>
+          <w:p>
+            <w:r>
+              <w:t>Medie</w:t>
+            </w:r>
+          </w:p>
+        </w:tc>
+        <w:tc>
+          <w:tcPr>
+            <w:tcW w:w="1728" w:type="dxa"/>
+          </w:tcPr>
+          <w:p>
+            <w:r>
+              <w:t>Foarte scăzută</w:t>
+            </w:r>
+          </w:p>
+        </w:tc>
+        <w:tc>
+          <w:tcPr>
+            <w:tcW w:w="1728" w:type="dxa"/>
+          </w:tcPr>
+          <w:p>
+            <w:r>
+              <w:t>Scăzută- medie</w:t>
+            </w:r>
+          </w:p>
+        </w:tc>
+        <w:tc>
+          <w:tcPr>
+            <w:tcW w:w="1728" w:type="dxa"/>
+          </w:tcPr>
+          <w:p>
+            <w:r>
+              <w:t>Ridicată</w:t>
+            </w:r>
+          </w:p>
+        </w:tc>
+      </w:tr>
+    </w:tbl>
+    <w:p>
+      <w:pPr>
+        <w:rPr>
+          <w:b/>
+          <w:bCs/>
+          <w:sz w:val="24"/>
+          <w:szCs w:val="24"/>
+        </w:rPr>
+      </w:pPr>
+    </w:p>
+    <w:p>
+      <w:pPr>
+        <w:rPr>
+          <w:b/>
+          <w:bCs/>
+          <w:sz w:val="24"/>
+          <w:szCs w:val="24"/>
+        </w:rPr>
+      </w:pPr>
+    </w:p>
+    <w:p>
+      <w:pPr>
+        <w:rPr>
+          <w:b/>
+          <w:bCs/>
+          <w:sz w:val="24"/>
+          <w:szCs w:val="24"/>
+        </w:rPr>
+      </w:pPr>
+    </w:p>
+    <w:p>
+      <w:pPr>
+        <w:rPr>
+          <w:b/>
+          <w:bCs/>
+          <w:sz w:val="24"/>
+          <w:szCs w:val="24"/>
+        </w:rPr>
+      </w:pPr>
+    </w:p>
+    <w:p>
+      <w:pPr>
+        <w:rPr>
+          <w:b/>
+          <w:bCs/>
+          <w:sz w:val="24"/>
+          <w:szCs w:val="24"/>
+        </w:rPr>
+      </w:pPr>
+    </w:p>
+    <w:p>
+      <w:pPr>
+        <w:rPr>
+          <w:b/>
+          <w:bCs/>
+          <w:sz w:val="24"/>
+          <w:szCs w:val="24"/>
+        </w:rPr>
+      </w:pPr>
+    </w:p>
+    <w:p>
+      <w:pPr>
+        <w:rPr>
+          <w:b/>
+          <w:bCs/>
+          <w:sz w:val="24"/>
+          <w:szCs w:val="24"/>
+        </w:rPr>
+      </w:pPr>
+    </w:p>
+    <w:p>
+      <w:pPr>
+        <w:rPr>
+          <w:b/>
+          <w:bCs/>
+          <w:sz w:val="24"/>
+          <w:szCs w:val="24"/>
+        </w:rPr>
+      </w:pPr>
+    </w:p>
+    <w:p>
+      <w:pPr>
+        <w:rPr>
+          <w:b/>
+          <w:bCs/>
+          <w:sz w:val="24"/>
+          <w:szCs w:val="24"/>
+        </w:rPr>
+      </w:pPr>
+    </w:p>
+    <w:p>
+      <w:pPr>
+        <w:rPr>
+          <w:b/>
+          <w:bCs/>
+          <w:sz w:val="24"/>
+          <w:szCs w:val="24"/>
+        </w:rPr>
+      </w:pPr>
+    </w:p>
+    <w:p>
+      <w:pPr>
+        <w:rPr>
+          <w:b/>
+          <w:bCs/>
+          <w:sz w:val="24"/>
+          <w:szCs w:val="24"/>
+        </w:rPr>
+      </w:pPr>
+    </w:p>
+    <w:p>
+      <w:pPr>
+        <w:rPr>
+          <w:b/>
+          <w:bCs/>
+          <w:sz w:val="24"/>
+          <w:szCs w:val="24"/>
+        </w:rPr>
+      </w:pPr>
+    </w:p>
+    <w:p>
+      <w:pPr>
+        <w:rPr>
+          <w:b/>
+          <w:bCs/>
+          <w:sz w:val="24"/>
+          <w:szCs w:val="24"/>
+        </w:rPr>
+      </w:pPr>
+    </w:p>
+    <w:p>
+      <w:pPr>
+        <w:rPr>
+          <w:b/>
+          <w:bCs/>
+          <w:sz w:val="24"/>
+          <w:szCs w:val="24"/>
+        </w:rPr>
+      </w:pPr>
+    </w:p>
+    <w:p>
+      <w:pPr>
+        <w:rPr>
+          <w:b/>
+          <w:bCs/>
+          <w:sz w:val="24"/>
+          <w:szCs w:val="24"/>
+        </w:rPr>
+      </w:pPr>
+    </w:p>
+    <w:p>
+      <w:pPr>
+        <w:rPr>
+          <w:b/>
+          <w:bCs/>
+          <w:sz w:val="24"/>
+          <w:szCs w:val="24"/>
+        </w:rPr>
+      </w:pPr>
+    </w:p>
+    <w:p>
+      <w:pPr>
+        <w:rPr>
+          <w:b/>
+          <w:bCs/>
+          <w:sz w:val="24"/>
+          <w:szCs w:val="24"/>
+        </w:rPr>
+      </w:pPr>
+    </w:p>
+    <w:p>
+      <w:pPr>
+        <w:rPr>
+          <w:b/>
+          <w:bCs/>
+          <w:sz w:val="24"/>
+          <w:szCs w:val="24"/>
+        </w:rPr>
+      </w:pPr>
+    </w:p>
+    <w:p>
+      <w:pPr>
+        <w:rPr>
+          <w:b/>
+          <w:bCs/>
+          <w:sz w:val="24"/>
+          <w:szCs w:val="24"/>
+        </w:rPr>
+      </w:pPr>
+    </w:p>
+    <w:p>
+      <w:pPr>
+        <w:rPr>
+          <w:b/>
+          <w:bCs/>
+          <w:sz w:val="24"/>
+          <w:szCs w:val="24"/>
+        </w:rPr>
+      </w:pPr>
+    </w:p>
+    <w:p>
+      <w:pPr>
+        <w:rPr>
+          <w:b/>
+          <w:bCs/>
+          <w:sz w:val="24"/>
+          <w:szCs w:val="24"/>
+        </w:rPr>
+      </w:pPr>
+    </w:p>
+    <w:p>
+      <w:pPr>
+        <w:rPr>
+          <w:b/>
+          <w:bCs/>
+          <w:sz w:val="24"/>
+          <w:szCs w:val="24"/>
+        </w:rPr>
+      </w:pPr>
+    </w:p>
+    <w:p>
+      <w:pPr>
+        <w:pStyle w:val="ListParagraph"/>
+        <w:numPr>
+          <w:ilvl w:val="0"/>
+          <w:numId w:val="1"/>
+        </w:numPr>
+        <w:jc w:val="center"/>
+        <w:rPr>
+          <w:b/>
+          <w:bCs/>
+          <w:sz w:val="28"/>
+          <w:szCs w:val="28"/>
+        </w:rPr>
+      </w:pPr>
+      <w:r>
+        <w:rPr>
+          <w:b/>
+          <w:bCs/>
+          <w:sz w:val="28"/>
+          <w:szCs w:val="28"/>
+        </w:rPr>
+        <w:lastRenderedPageBreak/>
+        <w:t>TEHNOLOGII UTILIZATE ȘI BAZA TEORETICĂ</w:t>
+      </w:r>
+    </w:p>
+    <w:p>
+      <w:pPr>
+        <w:pStyle w:val="ListParagraph"/>
+        <w:rPr>
+          <w:b/>
+          <w:bCs/>
+          <w:sz w:val="28"/>
+          <w:szCs w:val="28"/>
+        </w:rPr>
+      </w:pPr>
+    </w:p>
+    <w:p>
+      <w:pPr>
+        <w:pStyle w:val="ListParagraph"/>
+        <w:rPr>
+          <w:b/>
+          <w:bCs/>
+          <w:sz w:val="24"/>
+          <w:szCs w:val="24"/>
+        </w:rPr>
+      </w:pPr>
+      <w:r>
+        <w:rPr>
+          <w:b/>
+          <w:bCs/>
+          <w:sz w:val="24"/>
+          <w:szCs w:val="24"/>
+        </w:rPr>
+        <w:t>2.1 React</w:t>
+      </w:r>
+    </w:p>
+    <w:p>
+      <w:pPr>
+        <w:pStyle w:val="ListParagraph"/>
+        <w:rPr>
+          <w:b/>
+          <w:bCs/>
+          <w:sz w:val="24"/>
+          <w:szCs w:val="24"/>
+        </w:rPr>
+      </w:pPr>
+    </w:p>
+    <w:p>
+      <w:pPr>
+        <w:rPr>
+          <w:b/>
+          <w:bCs/>
+          <w:sz w:val="24"/>
+          <w:szCs w:val="24"/>
+        </w:rPr>
+      </w:pPr>
     </w:p>
     <w:sectPr>
-      <w:headerReference w:type="default" r:id="rId7"/>
-      <w:footerReference w:type="default" r:id="rId8"/>
-      <w:headerReference w:type="first" r:id="rId9"/>
-      <w:footerReference w:type="first" r:id="rId10"/>
+      <w:headerReference w:type="default" r:id="rId8"/>
+      <w:footerReference w:type="default" r:id="rId9"/>
+      <w:headerReference w:type="first" r:id="rId10"/>
+      <w:footerReference w:type="first" r:id="rId11"/>
       <w:pgSz w:w="11906" w:h="16838"/>
       <w:pgMar w:top="1418" w:right="1134" w:bottom="1134" w:left="1134" w:header="709" w:footer="709" w:gutter="0"/>
       <w:cols w:space="708"/>
@@ -847,7 +4734,23 @@
         <w:sz w:val="20"/>
         <w:szCs w:val="20"/>
       </w:rPr>
-      <w:t>CraftCircle - Aplicație web dedicată promovării, vânzării și comunicării între</w:t>
+      <w:t xml:space="preserve">CraftCircle - Aplicație web dedicată promovării, vânzării și </w:t>
+    </w:r>
+    <w:r>
+      <w:rPr>
+        <w:bCs/>
+        <w:sz w:val="20"/>
+        <w:szCs w:val="20"/>
+      </w:rPr>
+      <w:t xml:space="preserve">schimbului de idei </w:t>
+    </w:r>
+    <w:r>
+      <w:rPr>
+        <w:bCs/>
+        <w:sz w:val="20"/>
+        <w:szCs w:val="20"/>
+      </w:rPr>
+      <w:t>între</w:t>
     </w:r>
     <w:r>
       <w:rPr>
@@ -856,6 +4759,7 @@
         <w:szCs w:val="20"/>
       </w:rPr>
       <w:br/>
+      <w:t>pasionații de produse handmade</w:t>
     </w:r>
     <w:r>
       <w:rPr>
@@ -863,7 +4767,7 @@
         <w:sz w:val="20"/>
         <w:szCs w:val="20"/>
       </w:rPr>
-      <w:t>pasionații de produse handmade</w:t>
+      <w:br/>
     </w:r>
   </w:p>
 </w:hdr>
@@ -946,28 +4850,7 @@
         <w:sz w:val="20"/>
         <w:szCs w:val="20"/>
       </w:rPr>
-      <w:t>Anul universitar 202</w:t>
-    </w:r>
-    <w:r>
-      <w:rPr>
-        <w:sz w:val="20"/>
-        <w:szCs w:val="20"/>
-      </w:rPr>
-      <w:t>4</w:t>
-    </w:r>
-    <w:r>
-      <w:rPr>
-        <w:sz w:val="20"/>
-        <w:szCs w:val="20"/>
-      </w:rPr>
-      <w:t>-202</w:t>
-    </w:r>
-    <w:r>
-      <w:rPr>
-        <w:sz w:val="20"/>
-        <w:szCs w:val="20"/>
-      </w:rPr>
-      <w:t>5</w:t>
+      <w:t>Anul universitar 2024-2025</w:t>
     </w:r>
   </w:p>
   <w:p>
@@ -976,6 +4859,129 @@
     </w:pPr>
   </w:p>
 </w:hdr>
+</file>
+
+<file path=word/numbering.xml><?xml version="1.0" encoding="utf-8"?>
+<w:numbering xmlns:wpc="http://schemas.microsoft.com/office/word/2010/wordprocessingCanvas" xmlns:cx="http://schemas.microsoft.com/office/drawing/2014/chartex" xmlns:cx1="http://schemas.microsoft.com/office/drawing/2015/9/8/chartex" xmlns:cx2="http://schemas.microsoft.com/office/drawing/2015/10/21/chartex" xmlns:cx3="http://schemas.microsoft.com/office/drawing/2016/5/9/chartex" xmlns:cx4="http://schemas.microsoft.com/office/drawing/2016/5/10/chartex" xmlns:cx5="http://schemas.microsoft.com/office/drawing/2016/5/11/chartex" xmlns:cx6="http://schemas.microsoft.com/office/drawing/2016/5/12/chartex" xmlns:cx7="http://schemas.microsoft.com/office/drawing/2016/5/13/chartex" xmlns:cx8="http://schemas.microsoft.com/office/drawing/2016/5/14/chartex" xmlns:mc="http://schemas.openxmlformats.org/markup-compatibility/2006" xmlns:aink="http://schemas.microsoft.com/office/drawing/2016/ink" xmlns:am3d="http://schemas.microsoft.com/office/drawing/2017/model3d" xmlns:o="urn:schemas-microsoft-com:office:office" xmlns:r="http://schemas.openxmlformats.org/officeDocument/2006/relationships" xmlns:m="http://schemas.openxmlformats.org/officeDocument/2006/math" xmlns:v="urn:schemas-microsoft-com:vml" xmlns:wp14="http://schemas.microsoft.com/office/word/2010/wordprocessingDrawing" xmlns:wp="http://schemas.openxmlformats.org/drawingml/2006/wordprocessingDrawing" xmlns:w10="urn:schemas-microsoft-com:office:word" xmlns:w="http://schemas.openxmlformats.org/wordprocessingml/2006/main" xmlns:w14="http://schemas.microsoft.com/office/word/2010/wordml" xmlns:w15="http://schemas.microsoft.com/office/word/2012/wordml" xmlns:w16cex="http://schemas.microsoft.com/office/word/2018/wordml/cex" xmlns:w16cid="http://schemas.microsoft.com/office/word/2016/wordml/cid" xmlns:w16="http://schemas.microsoft.com/office/word/2018/wordml" xmlns:w16sdtdh="http://schemas.microsoft.com/office/word/2020/wordml/sdtdatahash" xmlns:w16se="http://schemas.microsoft.com/office/word/2015/wordml/symex" xmlns:wpg="http://schemas.microsoft.com/office/word/2010/wordprocessingGroup" xmlns:wpi="http://schemas.microsoft.com/office/word/2010/wordprocessingInk" xmlns:wne="http://schemas.microsoft.com/office/word/2006/wordml" xmlns:wps="http://schemas.microsoft.com/office/word/2010/wordprocessingShape" mc:Ignorable="w14 w15 w16se w16cid w16 w16cex w16sdtdh wp14">
+  <w:abstractNum w:abstractNumId="0" w15:restartNumberingAfterBreak="0">
+    <w:nsid w:val="0ECB2B29"/>
+    <w:multiLevelType w:val="multilevel"/>
+    <w:tmpl w:val="193801CE"/>
+    <w:lvl w:ilvl="0">
+      <w:start w:val="1"/>
+      <w:numFmt w:val="decimal"/>
+      <w:lvlText w:val="%1."/>
+      <w:lvlJc w:val="right"/>
+      <w:pPr>
+        <w:ind w:left="720" w:hanging="360"/>
+      </w:pPr>
+      <w:rPr>
+        <w:u w:val="none"/>
+      </w:rPr>
+    </w:lvl>
+    <w:lvl w:ilvl="1">
+      <w:start w:val="1"/>
+      <w:numFmt w:val="decimal"/>
+      <w:lvlText w:val="%1.%2."/>
+      <w:lvlJc w:val="right"/>
+      <w:pPr>
+        <w:ind w:left="1440" w:hanging="360"/>
+      </w:pPr>
+      <w:rPr>
+        <w:sz w:val="24"/>
+        <w:szCs w:val="24"/>
+        <w:u w:val="none"/>
+      </w:rPr>
+    </w:lvl>
+    <w:lvl w:ilvl="2">
+      <w:start w:val="1"/>
+      <w:numFmt w:val="decimal"/>
+      <w:lvlText w:val="%1.%2.%3."/>
+      <w:lvlJc w:val="right"/>
+      <w:pPr>
+        <w:ind w:left="2160" w:hanging="360"/>
+      </w:pPr>
+      <w:rPr>
+        <w:u w:val="none"/>
+      </w:rPr>
+    </w:lvl>
+    <w:lvl w:ilvl="3">
+      <w:start w:val="1"/>
+      <w:numFmt w:val="decimal"/>
+      <w:lvlText w:val="%1.%2.%3.%4."/>
+      <w:lvlJc w:val="right"/>
+      <w:pPr>
+        <w:ind w:left="2880" w:hanging="360"/>
+      </w:pPr>
+      <w:rPr>
+        <w:u w:val="none"/>
+      </w:rPr>
+    </w:lvl>
+    <w:lvl w:ilvl="4">
+      <w:start w:val="1"/>
+      <w:numFmt w:val="decimal"/>
+      <w:lvlText w:val="%1.%2.%3.%4.%5."/>
+      <w:lvlJc w:val="right"/>
+      <w:pPr>
+        <w:ind w:left="3600" w:hanging="360"/>
+      </w:pPr>
+      <w:rPr>
+        <w:u w:val="none"/>
+      </w:rPr>
+    </w:lvl>
+    <w:lvl w:ilvl="5">
+      <w:start w:val="1"/>
+      <w:numFmt w:val="decimal"/>
+      <w:lvlText w:val="%1.%2.%3.%4.%5.%6."/>
+      <w:lvlJc w:val="right"/>
+      <w:pPr>
+        <w:ind w:left="4320" w:hanging="360"/>
+      </w:pPr>
+      <w:rPr>
+        <w:u w:val="none"/>
+      </w:rPr>
+    </w:lvl>
+    <w:lvl w:ilvl="6">
+      <w:start w:val="1"/>
+      <w:numFmt w:val="decimal"/>
+      <w:lvlText w:val="%1.%2.%3.%4.%5.%6.%7."/>
+      <w:lvlJc w:val="right"/>
+      <w:pPr>
+        <w:ind w:left="5040" w:hanging="360"/>
+      </w:pPr>
+      <w:rPr>
+        <w:u w:val="none"/>
+      </w:rPr>
+    </w:lvl>
+    <w:lvl w:ilvl="7">
+      <w:start w:val="1"/>
+      <w:numFmt w:val="decimal"/>
+      <w:lvlText w:val="%1.%2.%3.%4.%5.%6.%7.%8."/>
+      <w:lvlJc w:val="right"/>
+      <w:pPr>
+        <w:ind w:left="5760" w:hanging="360"/>
+      </w:pPr>
+      <w:rPr>
+        <w:u w:val="none"/>
+      </w:rPr>
+    </w:lvl>
+    <w:lvl w:ilvl="8">
+      <w:start w:val="1"/>
+      <w:numFmt w:val="decimal"/>
+      <w:lvlText w:val="%1.%2.%3.%4.%5.%6.%7.%8.%9."/>
+      <w:lvlJc w:val="right"/>
+      <w:pPr>
+        <w:ind w:left="6480" w:hanging="360"/>
+      </w:pPr>
+      <w:rPr>
+        <w:u w:val="none"/>
+      </w:rPr>
+    </w:lvl>
+  </w:abstractNum>
+  <w:num w:numId="1">
+    <w:abstractNumId w:val="0"/>
+  </w:num>
+</w:numbering>
 </file>
 
 <file path=word/styles.xml><?xml version="1.0" encoding="utf-8"?>
@@ -1150,7 +5156,7 @@
     <w:lsdException w:name="Table Web 2" w:semiHidden="1" w:unhideWhenUsed="1"/>
     <w:lsdException w:name="Table Web 3" w:semiHidden="1" w:unhideWhenUsed="1"/>
     <w:lsdException w:name="Balloon Text" w:semiHidden="1" w:unhideWhenUsed="1"/>
-    <w:lsdException w:name="Table Grid" w:uiPriority="39"/>
+    <w:lsdException w:name="Table Grid" w:uiPriority="59"/>
     <w:lsdException w:name="Table Theme" w:semiHidden="1" w:unhideWhenUsed="1"/>
     <w:lsdException w:name="Placeholder Text" w:semiHidden="1"/>
     <w:lsdException w:name="No Spacing" w:uiPriority="1" w:qFormat="1"/>
@@ -1407,6 +5413,71 @@
       <w:szCs w:val="28"/>
     </w:rPr>
   </w:style>
+  <w:style w:type="paragraph" w:styleId="Heading2">
+    <w:name w:val="heading 2"/>
+    <w:basedOn w:val="Normal"/>
+    <w:next w:val="Normal"/>
+    <w:link w:val="Heading2Char"/>
+    <w:uiPriority w:val="9"/>
+    <w:unhideWhenUsed/>
+    <w:qFormat/>
+    <w:rsid w:val="00F977D5"/>
+    <w:pPr>
+      <w:keepNext/>
+      <w:keepLines/>
+      <w:spacing w:before="40"/>
+      <w:outlineLvl w:val="1"/>
+    </w:pPr>
+    <w:rPr>
+      <w:rFonts w:asciiTheme="majorHAnsi" w:eastAsiaTheme="majorEastAsia" w:hAnsiTheme="majorHAnsi" w:cstheme="majorBidi"/>
+      <w:color w:val="2F5496" w:themeColor="accent1" w:themeShade="BF"/>
+      <w:sz w:val="26"/>
+      <w:szCs w:val="26"/>
+    </w:rPr>
+  </w:style>
+  <w:style w:type="paragraph" w:styleId="Heading4">
+    <w:name w:val="heading 4"/>
+    <w:basedOn w:val="Normal"/>
+    <w:next w:val="Normal"/>
+    <w:link w:val="Heading4Char"/>
+    <w:uiPriority w:val="9"/>
+    <w:unhideWhenUsed/>
+    <w:qFormat/>
+    <w:rsid w:val="00A770FF"/>
+    <w:pPr>
+      <w:keepNext/>
+      <w:keepLines/>
+      <w:spacing w:before="40"/>
+      <w:outlineLvl w:val="3"/>
+    </w:pPr>
+    <w:rPr>
+      <w:rFonts w:asciiTheme="majorHAnsi" w:eastAsiaTheme="majorEastAsia" w:hAnsiTheme="majorHAnsi" w:cstheme="majorBidi"/>
+      <w:i/>
+      <w:iCs/>
+      <w:color w:val="2F5496" w:themeColor="accent1" w:themeShade="BF"/>
+    </w:rPr>
+  </w:style>
+  <w:style w:type="paragraph" w:styleId="Heading6">
+    <w:name w:val="heading 6"/>
+    <w:basedOn w:val="Normal"/>
+    <w:next w:val="Normal"/>
+    <w:link w:val="Heading6Char"/>
+    <w:uiPriority w:val="9"/>
+    <w:semiHidden/>
+    <w:unhideWhenUsed/>
+    <w:qFormat/>
+    <w:rsid w:val="006A4F27"/>
+    <w:pPr>
+      <w:keepNext/>
+      <w:keepLines/>
+      <w:spacing w:before="40"/>
+      <w:outlineLvl w:val="5"/>
+    </w:pPr>
+    <w:rPr>
+      <w:rFonts w:asciiTheme="majorHAnsi" w:eastAsiaTheme="majorEastAsia" w:hAnsiTheme="majorHAnsi" w:cstheme="majorBidi"/>
+      <w:color w:val="1F3763" w:themeColor="accent1" w:themeShade="7F"/>
+    </w:rPr>
+  </w:style>
   <w:style w:type="character" w:default="1" w:styleId="DefaultParagraphFont">
     <w:name w:val="Default Paragraph Font"/>
     <w:uiPriority w:val="1"/>
@@ -1525,6 +5596,151 @@
     <w:rPr>
       <w:b/>
       <w:bCs/>
+    </w:rPr>
+  </w:style>
+  <w:style w:type="paragraph" w:styleId="TOCHeading">
+    <w:name w:val="TOC Heading"/>
+    <w:basedOn w:val="Heading1"/>
+    <w:next w:val="Normal"/>
+    <w:uiPriority w:val="39"/>
+    <w:unhideWhenUsed/>
+    <w:qFormat/>
+    <w:rsid w:val="00F977D5"/>
+    <w:pPr>
+      <w:spacing w:before="240" w:after="0" w:line="259" w:lineRule="auto"/>
+      <w:ind w:left="0" w:firstLine="0"/>
+      <w:jc w:val="left"/>
+      <w:outlineLvl w:val="9"/>
+    </w:pPr>
+    <w:rPr>
+      <w:rFonts w:asciiTheme="majorHAnsi" w:eastAsiaTheme="majorEastAsia" w:hAnsiTheme="majorHAnsi" w:cstheme="majorBidi"/>
+      <w:b w:val="0"/>
+      <w:color w:val="2F5496" w:themeColor="accent1" w:themeShade="BF"/>
+      <w:sz w:val="32"/>
+      <w:szCs w:val="32"/>
+      <w:lang w:val="en-US" w:eastAsia="en-US"/>
+    </w:rPr>
+  </w:style>
+  <w:style w:type="paragraph" w:styleId="TOC1">
+    <w:name w:val="toc 1"/>
+    <w:basedOn w:val="Normal"/>
+    <w:next w:val="Normal"/>
+    <w:autoRedefine/>
+    <w:uiPriority w:val="39"/>
+    <w:unhideWhenUsed/>
+    <w:rsid w:val="00F977D5"/>
+    <w:pPr>
+      <w:spacing w:after="100"/>
+    </w:pPr>
+  </w:style>
+  <w:style w:type="character" w:styleId="Hyperlink">
+    <w:name w:val="Hyperlink"/>
+    <w:basedOn w:val="DefaultParagraphFont"/>
+    <w:uiPriority w:val="99"/>
+    <w:unhideWhenUsed/>
+    <w:rsid w:val="00F977D5"/>
+    <w:rPr>
+      <w:color w:val="0563C1" w:themeColor="hyperlink"/>
+      <w:u w:val="single"/>
+    </w:rPr>
+  </w:style>
+  <w:style w:type="character" w:customStyle="1" w:styleId="Heading2Char">
+    <w:name w:val="Heading 2 Char"/>
+    <w:basedOn w:val="DefaultParagraphFont"/>
+    <w:link w:val="Heading2"/>
+    <w:uiPriority w:val="9"/>
+    <w:rsid w:val="00F977D5"/>
+    <w:rPr>
+      <w:rFonts w:asciiTheme="majorHAnsi" w:eastAsiaTheme="majorEastAsia" w:hAnsiTheme="majorHAnsi" w:cstheme="majorBidi"/>
+      <w:color w:val="2F5496" w:themeColor="accent1" w:themeShade="BF"/>
+      <w:sz w:val="26"/>
+      <w:szCs w:val="26"/>
+      <w:lang w:val="ro" w:eastAsia="ro-RO"/>
+    </w:rPr>
+  </w:style>
+  <w:style w:type="paragraph" w:styleId="TOC2">
+    <w:name w:val="toc 2"/>
+    <w:basedOn w:val="Normal"/>
+    <w:next w:val="Normal"/>
+    <w:autoRedefine/>
+    <w:uiPriority w:val="39"/>
+    <w:unhideWhenUsed/>
+    <w:rsid w:val="00C45716"/>
+    <w:pPr>
+      <w:spacing w:after="100"/>
+      <w:ind w:left="220"/>
+    </w:pPr>
+  </w:style>
+  <w:style w:type="character" w:styleId="Emphasis">
+    <w:name w:val="Emphasis"/>
+    <w:basedOn w:val="DefaultParagraphFont"/>
+    <w:uiPriority w:val="20"/>
+    <w:qFormat/>
+    <w:rsid w:val="00AF3949"/>
+    <w:rPr>
+      <w:i/>
+      <w:iCs/>
+    </w:rPr>
+  </w:style>
+  <w:style w:type="paragraph" w:styleId="ListParagraph">
+    <w:name w:val="List Paragraph"/>
+    <w:basedOn w:val="Normal"/>
+    <w:uiPriority w:val="34"/>
+    <w:qFormat/>
+    <w:rsid w:val="00AF3949"/>
+    <w:pPr>
+      <w:ind w:left="720"/>
+      <w:contextualSpacing/>
+    </w:pPr>
+  </w:style>
+  <w:style w:type="character" w:customStyle="1" w:styleId="Heading4Char">
+    <w:name w:val="Heading 4 Char"/>
+    <w:basedOn w:val="DefaultParagraphFont"/>
+    <w:link w:val="Heading4"/>
+    <w:uiPriority w:val="9"/>
+    <w:rsid w:val="00A770FF"/>
+    <w:rPr>
+      <w:rFonts w:asciiTheme="majorHAnsi" w:eastAsiaTheme="majorEastAsia" w:hAnsiTheme="majorHAnsi" w:cstheme="majorBidi"/>
+      <w:i/>
+      <w:iCs/>
+      <w:color w:val="2F5496" w:themeColor="accent1" w:themeShade="BF"/>
+      <w:lang w:val="ro" w:eastAsia="ro-RO"/>
+    </w:rPr>
+  </w:style>
+  <w:style w:type="table" w:styleId="TableGrid">
+    <w:name w:val="Table Grid"/>
+    <w:basedOn w:val="TableNormal"/>
+    <w:uiPriority w:val="59"/>
+    <w:rsid w:val="003659C5"/>
+    <w:pPr>
+      <w:spacing w:after="0" w:line="240" w:lineRule="auto"/>
+    </w:pPr>
+    <w:rPr>
+      <w:rFonts w:eastAsiaTheme="minorEastAsia"/>
+      <w:lang w:val="en-US"/>
+    </w:rPr>
+    <w:tblPr>
+      <w:tblBorders>
+        <w:top w:val="single" w:sz="4" w:space="0" w:color="auto"/>
+        <w:left w:val="single" w:sz="4" w:space="0" w:color="auto"/>
+        <w:bottom w:val="single" w:sz="4" w:space="0" w:color="auto"/>
+        <w:right w:val="single" w:sz="4" w:space="0" w:color="auto"/>
+        <w:insideH w:val="single" w:sz="4" w:space="0" w:color="auto"/>
+        <w:insideV w:val="single" w:sz="4" w:space="0" w:color="auto"/>
+      </w:tblBorders>
+    </w:tblPr>
+  </w:style>
+  <w:style w:type="character" w:customStyle="1" w:styleId="Heading6Char">
+    <w:name w:val="Heading 6 Char"/>
+    <w:basedOn w:val="DefaultParagraphFont"/>
+    <w:link w:val="Heading6"/>
+    <w:uiPriority w:val="9"/>
+    <w:semiHidden/>
+    <w:rsid w:val="006A4F27"/>
+    <w:rPr>
+      <w:rFonts w:asciiTheme="majorHAnsi" w:eastAsiaTheme="majorEastAsia" w:hAnsiTheme="majorHAnsi" w:cstheme="majorBidi"/>
+      <w:color w:val="1F3763" w:themeColor="accent1" w:themeShade="7F"/>
+      <w:lang w:val="ro" w:eastAsia="ro-RO"/>
     </w:rPr>
   </w:style>
 </w:styles>

--- a/Oxani_Corina_Documentație_CTIRO_Licenta.docx
+++ b/Oxani_Corina_Documentație_CTIRO_Licenta.docx
@@ -4645,7 +4645,7 @@
           <w:lang w:val="ro-RO"/>
         </w:rPr>
       </w:pPr>
-      <w:hyperlink w:anchor="_Toc199511849" w:history="1">
+      <w:hyperlink w:anchor="_Toc199592227" w:history="1">
         <w:r>
           <w:rPr>
             <w:rStyle w:val="Hyperlink"/>
@@ -4672,7 +4672,7 @@
             <w:noProof/>
             <w:webHidden/>
           </w:rPr>
-          <w:instrText xml:space="preserve"> PAGEREF _Toc199511849 \h </w:instrText>
+          <w:instrText xml:space="preserve"> PAGEREF _Toc199592227 \h </w:instrText>
         </w:r>
         <w:r>
           <w:rPr>
@@ -4692,7 +4692,7 @@
             <w:noProof/>
             <w:webHidden/>
           </w:rPr>
-          <w:t>20</w:t>
+          <w:t>21</w:t>
         </w:r>
         <w:r>
           <w:rPr>
@@ -4715,7 +4715,7 @@
           <w:lang w:val="ro-RO"/>
         </w:rPr>
       </w:pPr>
-      <w:hyperlink w:anchor="_Toc199511850" w:history="1">
+      <w:hyperlink w:anchor="_Toc199592228" w:history="1">
         <w:r>
           <w:rPr>
             <w:rStyle w:val="Hyperlink"/>
@@ -4750,7 +4750,7 @@
             <w:noProof/>
             <w:webHidden/>
           </w:rPr>
-          <w:instrText xml:space="preserve"> PAGEREF _Toc199511850 \h </w:instrText>
+          <w:instrText xml:space="preserve"> PAGEREF _Toc199592228 \h </w:instrText>
         </w:r>
         <w:r>
           <w:rPr>
@@ -4770,7 +4770,7 @@
             <w:noProof/>
             <w:webHidden/>
           </w:rPr>
-          <w:t>22</w:t>
+          <w:t>23</w:t>
         </w:r>
         <w:r>
           <w:rPr>
@@ -4793,7 +4793,7 @@
           <w:lang w:val="ro-RO"/>
         </w:rPr>
       </w:pPr>
-      <w:hyperlink w:anchor="_Toc199511851" w:history="1">
+      <w:hyperlink w:anchor="_Toc199592229" w:history="1">
         <w:r>
           <w:rPr>
             <w:rStyle w:val="Hyperlink"/>
@@ -4820,7 +4820,7 @@
             <w:noProof/>
             <w:webHidden/>
           </w:rPr>
-          <w:instrText xml:space="preserve"> PAGEREF _Toc199511851 \h </w:instrText>
+          <w:instrText xml:space="preserve"> PAGEREF _Toc199592229 \h </w:instrText>
         </w:r>
         <w:r>
           <w:rPr>
@@ -4840,7 +4840,7 @@
             <w:noProof/>
             <w:webHidden/>
           </w:rPr>
-          <w:t>23</w:t>
+          <w:t>24</w:t>
         </w:r>
         <w:r>
           <w:rPr>
@@ -4863,7 +4863,7 @@
           <w:lang w:val="ro-RO"/>
         </w:rPr>
       </w:pPr>
-      <w:hyperlink w:anchor="_Toc199511852" w:history="1">
+      <w:hyperlink w:anchor="_Toc199592230" w:history="1">
         <w:r>
           <w:rPr>
             <w:rStyle w:val="Hyperlink"/>
@@ -4890,7 +4890,7 @@
             <w:noProof/>
             <w:webHidden/>
           </w:rPr>
-          <w:instrText xml:space="preserve"> PAGEREF _Toc199511852 \h </w:instrText>
+          <w:instrText xml:space="preserve"> PAGEREF _Toc199592230 \h </w:instrText>
         </w:r>
         <w:r>
           <w:rPr>
@@ -4910,7 +4910,7 @@
             <w:noProof/>
             <w:webHidden/>
           </w:rPr>
-          <w:t>25</w:t>
+          <w:t>26</w:t>
         </w:r>
         <w:r>
           <w:rPr>
@@ -4933,7 +4933,7 @@
           <w:lang w:val="ro-RO"/>
         </w:rPr>
       </w:pPr>
-      <w:hyperlink w:anchor="_Toc199511853" w:history="1">
+      <w:hyperlink w:anchor="_Toc199592231" w:history="1">
         <w:r>
           <w:rPr>
             <w:rStyle w:val="Hyperlink"/>
@@ -4960,7 +4960,7 @@
             <w:noProof/>
             <w:webHidden/>
           </w:rPr>
-          <w:instrText xml:space="preserve"> PAGEREF _Toc199511853 \h </w:instrText>
+          <w:instrText xml:space="preserve"> PAGEREF _Toc199592231 \h </w:instrText>
         </w:r>
         <w:r>
           <w:rPr>
@@ -4980,7 +4980,7 @@
             <w:noProof/>
             <w:webHidden/>
           </w:rPr>
-          <w:t>25</w:t>
+          <w:t>26</w:t>
         </w:r>
         <w:r>
           <w:rPr>
@@ -5003,7 +5003,7 @@
           <w:lang w:val="ro-RO"/>
         </w:rPr>
       </w:pPr>
-      <w:hyperlink w:anchor="_Toc199511854" w:history="1">
+      <w:hyperlink w:anchor="_Toc199592232" w:history="1">
         <w:r>
           <w:rPr>
             <w:rStyle w:val="Hyperlink"/>
@@ -5030,7 +5030,7 @@
             <w:noProof/>
             <w:webHidden/>
           </w:rPr>
-          <w:instrText xml:space="preserve"> PAGEREF _Toc199511854 \h </w:instrText>
+          <w:instrText xml:space="preserve"> PAGEREF _Toc199592232 \h </w:instrText>
         </w:r>
         <w:r>
           <w:rPr>
@@ -5050,7 +5050,7 @@
             <w:noProof/>
             <w:webHidden/>
           </w:rPr>
-          <w:t>26</w:t>
+          <w:t>27</w:t>
         </w:r>
         <w:r>
           <w:rPr>
@@ -5073,7 +5073,7 @@
           <w:lang w:val="ro-RO"/>
         </w:rPr>
       </w:pPr>
-      <w:hyperlink w:anchor="_Toc199511855" w:history="1">
+      <w:hyperlink w:anchor="_Toc199592233" w:history="1">
         <w:r>
           <w:rPr>
             <w:rStyle w:val="Hyperlink"/>
@@ -5100,7 +5100,7 @@
             <w:noProof/>
             <w:webHidden/>
           </w:rPr>
-          <w:instrText xml:space="preserve"> PAGEREF _Toc199511855 \h </w:instrText>
+          <w:instrText xml:space="preserve"> PAGEREF _Toc199592233 \h </w:instrText>
         </w:r>
         <w:r>
           <w:rPr>
@@ -5120,7 +5120,7 @@
             <w:noProof/>
             <w:webHidden/>
           </w:rPr>
-          <w:t>27</w:t>
+          <w:t>28</w:t>
         </w:r>
         <w:r>
           <w:rPr>
@@ -5143,7 +5143,7 @@
           <w:lang w:val="ro-RO"/>
         </w:rPr>
       </w:pPr>
-      <w:hyperlink w:anchor="_Toc199511856" w:history="1">
+      <w:hyperlink w:anchor="_Toc199592234" w:history="1">
         <w:r>
           <w:rPr>
             <w:rStyle w:val="Hyperlink"/>
@@ -5170,7 +5170,7 @@
             <w:noProof/>
             <w:webHidden/>
           </w:rPr>
-          <w:instrText xml:space="preserve"> PAGEREF _Toc199511856 \h </w:instrText>
+          <w:instrText xml:space="preserve"> PAGEREF _Toc199592234 \h </w:instrText>
         </w:r>
         <w:r>
           <w:rPr>
@@ -5190,7 +5190,7 @@
             <w:noProof/>
             <w:webHidden/>
           </w:rPr>
-          <w:t>29</w:t>
+          <w:t>30</w:t>
         </w:r>
         <w:r>
           <w:rPr>
@@ -5213,7 +5213,7 @@
           <w:lang w:val="ro-RO"/>
         </w:rPr>
       </w:pPr>
-      <w:hyperlink w:anchor="_Toc199511857" w:history="1">
+      <w:hyperlink w:anchor="_Toc199592235" w:history="1">
         <w:r>
           <w:rPr>
             <w:rStyle w:val="Hyperlink"/>
@@ -5240,7 +5240,7 @@
             <w:noProof/>
             <w:webHidden/>
           </w:rPr>
-          <w:instrText xml:space="preserve"> PAGEREF _Toc199511857 \h </w:instrText>
+          <w:instrText xml:space="preserve"> PAGEREF _Toc199592235 \h </w:instrText>
         </w:r>
         <w:r>
           <w:rPr>
@@ -5260,7 +5260,7 @@
             <w:noProof/>
             <w:webHidden/>
           </w:rPr>
-          <w:t>32</w:t>
+          <w:t>33</w:t>
         </w:r>
         <w:r>
           <w:rPr>
@@ -5283,7 +5283,7 @@
           <w:lang w:val="ro-RO"/>
         </w:rPr>
       </w:pPr>
-      <w:hyperlink w:anchor="_Toc199511858" w:history="1">
+      <w:hyperlink w:anchor="_Toc199592236" w:history="1">
         <w:r>
           <w:rPr>
             <w:rStyle w:val="Hyperlink"/>
@@ -5310,7 +5310,7 @@
             <w:noProof/>
             <w:webHidden/>
           </w:rPr>
-          <w:instrText xml:space="preserve"> PAGEREF _Toc199511858 \h </w:instrText>
+          <w:instrText xml:space="preserve"> PAGEREF _Toc199592236 \h </w:instrText>
         </w:r>
         <w:r>
           <w:rPr>
@@ -5330,7 +5330,77 @@
             <w:noProof/>
             <w:webHidden/>
           </w:rPr>
-          <w:t>36</w:t>
+          <w:t>37</w:t>
+        </w:r>
+        <w:r>
+          <w:rPr>
+            <w:noProof/>
+            <w:webHidden/>
+          </w:rPr>
+          <w:fldChar w:fldCharType="end"/>
+        </w:r>
+      </w:hyperlink>
+    </w:p>
+    <w:p>
+      <w:pPr>
+        <w:pStyle w:val="TableofFigures"/>
+        <w:tabs>
+          <w:tab w:val="right" w:leader="dot" w:pos="9628"/>
+        </w:tabs>
+        <w:rPr>
+          <w:rFonts w:asciiTheme="minorHAnsi" w:eastAsiaTheme="minorEastAsia" w:hAnsiTheme="minorHAnsi" w:cstheme="minorBidi"/>
+          <w:noProof/>
+          <w:lang w:val="ro-RO"/>
+        </w:rPr>
+      </w:pPr>
+      <w:hyperlink w:anchor="_Toc199592237" w:history="1">
+        <w:r>
+          <w:rPr>
+            <w:rStyle w:val="Hyperlink"/>
+            <w:noProof/>
+          </w:rPr>
+          <w:t>Figura 4.3 Interfața de login și modalul de resetare a parolei</w:t>
+        </w:r>
+        <w:r>
+          <w:rPr>
+            <w:noProof/>
+            <w:webHidden/>
+          </w:rPr>
+          <w:tab/>
+        </w:r>
+        <w:r>
+          <w:rPr>
+            <w:noProof/>
+            <w:webHidden/>
+          </w:rPr>
+          <w:fldChar w:fldCharType="begin"/>
+        </w:r>
+        <w:r>
+          <w:rPr>
+            <w:noProof/>
+            <w:webHidden/>
+          </w:rPr>
+          <w:instrText xml:space="preserve"> PAGEREF _Toc199592237 \h </w:instrText>
+        </w:r>
+        <w:r>
+          <w:rPr>
+            <w:noProof/>
+            <w:webHidden/>
+          </w:rPr>
+        </w:r>
+        <w:r>
+          <w:rPr>
+            <w:noProof/>
+            <w:webHidden/>
+          </w:rPr>
+          <w:fldChar w:fldCharType="separate"/>
+        </w:r>
+        <w:r>
+          <w:rPr>
+            <w:noProof/>
+            <w:webHidden/>
+          </w:rPr>
+          <w:t>43</w:t>
         </w:r>
         <w:r>
           <w:rPr>
@@ -5551,7 +5621,7 @@
         </w:rPr>
         <w:fldChar w:fldCharType="separate"/>
       </w:r>
-      <w:hyperlink w:anchor="_Toc199511992" w:history="1">
+      <w:hyperlink w:anchor="_Toc199591670" w:history="1">
         <w:r>
           <w:rPr>
             <w:rStyle w:val="Hyperlink"/>
@@ -5578,7 +5648,7 @@
             <w:noProof/>
             <w:webHidden/>
           </w:rPr>
-          <w:instrText xml:space="preserve"> PAGEREF _Toc199511992 \h </w:instrText>
+          <w:instrText xml:space="preserve"> PAGEREF _Toc199591670 \h </w:instrText>
         </w:r>
         <w:r>
           <w:rPr>
@@ -5598,7 +5668,7 @@
             <w:noProof/>
             <w:webHidden/>
           </w:rPr>
-          <w:t>30</w:t>
+          <w:t>31</w:t>
         </w:r>
         <w:r>
           <w:rPr>
@@ -5622,7 +5692,7 @@
           <w:lang w:val="ro-RO"/>
         </w:rPr>
       </w:pPr>
-      <w:hyperlink w:anchor="_Toc199511993" w:history="1">
+      <w:hyperlink w:anchor="_Toc199591671" w:history="1">
         <w:r>
           <w:rPr>
             <w:rStyle w:val="Hyperlink"/>
@@ -5649,7 +5719,7 @@
             <w:noProof/>
             <w:webHidden/>
           </w:rPr>
-          <w:instrText xml:space="preserve"> PAGEREF _Toc199511993 \h </w:instrText>
+          <w:instrText xml:space="preserve"> PAGEREF _Toc199591671 \h </w:instrText>
         </w:r>
         <w:r>
           <w:rPr>
@@ -5669,7 +5739,7 @@
             <w:noProof/>
             <w:webHidden/>
           </w:rPr>
-          <w:t>30</w:t>
+          <w:t>31</w:t>
         </w:r>
         <w:r>
           <w:rPr>
@@ -5693,7 +5763,7 @@
           <w:lang w:val="ro-RO"/>
         </w:rPr>
       </w:pPr>
-      <w:hyperlink w:anchor="_Toc199511994" w:history="1">
+      <w:hyperlink w:anchor="_Toc199591672" w:history="1">
         <w:r>
           <w:rPr>
             <w:rStyle w:val="Hyperlink"/>
@@ -5720,7 +5790,7 @@
             <w:noProof/>
             <w:webHidden/>
           </w:rPr>
-          <w:instrText xml:space="preserve"> PAGEREF _Toc199511994 \h </w:instrText>
+          <w:instrText xml:space="preserve"> PAGEREF _Toc199591672 \h </w:instrText>
         </w:r>
         <w:r>
           <w:rPr>
@@ -5740,7 +5810,7 @@
             <w:noProof/>
             <w:webHidden/>
           </w:rPr>
-          <w:t>30</w:t>
+          <w:t>31</w:t>
         </w:r>
         <w:r>
           <w:rPr>
@@ -5764,7 +5834,7 @@
           <w:lang w:val="ro-RO"/>
         </w:rPr>
       </w:pPr>
-      <w:hyperlink w:anchor="_Toc199511995" w:history="1">
+      <w:hyperlink w:anchor="_Toc199591673" w:history="1">
         <w:r>
           <w:rPr>
             <w:rStyle w:val="Hyperlink"/>
@@ -5791,7 +5861,7 @@
             <w:noProof/>
             <w:webHidden/>
           </w:rPr>
-          <w:instrText xml:space="preserve"> PAGEREF _Toc199511995 \h </w:instrText>
+          <w:instrText xml:space="preserve"> PAGEREF _Toc199591673 \h </w:instrText>
         </w:r>
         <w:r>
           <w:rPr>
@@ -5811,7 +5881,7 @@
             <w:noProof/>
             <w:webHidden/>
           </w:rPr>
-          <w:t>31</w:t>
+          <w:t>32</w:t>
         </w:r>
         <w:r>
           <w:rPr>
@@ -5835,7 +5905,7 @@
           <w:lang w:val="ro-RO"/>
         </w:rPr>
       </w:pPr>
-      <w:hyperlink w:anchor="_Toc199511996" w:history="1">
+      <w:hyperlink w:anchor="_Toc199591674" w:history="1">
         <w:r>
           <w:rPr>
             <w:rStyle w:val="Hyperlink"/>
@@ -5862,7 +5932,7 @@
             <w:noProof/>
             <w:webHidden/>
           </w:rPr>
-          <w:instrText xml:space="preserve"> PAGEREF _Toc199511996 \h </w:instrText>
+          <w:instrText xml:space="preserve"> PAGEREF _Toc199591674 \h </w:instrText>
         </w:r>
         <w:r>
           <w:rPr>
@@ -5882,7 +5952,7 @@
             <w:noProof/>
             <w:webHidden/>
           </w:rPr>
-          <w:t>31</w:t>
+          <w:t>32</w:t>
         </w:r>
         <w:r>
           <w:rPr>
@@ -5906,7 +5976,7 @@
           <w:lang w:val="ro-RO"/>
         </w:rPr>
       </w:pPr>
-      <w:hyperlink w:anchor="_Toc199511997" w:history="1">
+      <w:hyperlink w:anchor="_Toc199591675" w:history="1">
         <w:r>
           <w:rPr>
             <w:rStyle w:val="Hyperlink"/>
@@ -5933,7 +6003,7 @@
             <w:noProof/>
             <w:webHidden/>
           </w:rPr>
-          <w:instrText xml:space="preserve"> PAGEREF _Toc199511997 \h </w:instrText>
+          <w:instrText xml:space="preserve"> PAGEREF _Toc199591675 \h </w:instrText>
         </w:r>
         <w:r>
           <w:rPr>
@@ -5953,7 +6023,7 @@
             <w:noProof/>
             <w:webHidden/>
           </w:rPr>
-          <w:t>33</w:t>
+          <w:t>34</w:t>
         </w:r>
         <w:r>
           <w:rPr>
@@ -5977,7 +6047,7 @@
           <w:lang w:val="ro-RO"/>
         </w:rPr>
       </w:pPr>
-      <w:hyperlink w:anchor="_Toc199511998" w:history="1">
+      <w:hyperlink w:anchor="_Toc199591676" w:history="1">
         <w:r>
           <w:rPr>
             <w:rStyle w:val="Hyperlink"/>
@@ -6004,7 +6074,7 @@
             <w:noProof/>
             <w:webHidden/>
           </w:rPr>
-          <w:instrText xml:space="preserve"> PAGEREF _Toc199511998 \h </w:instrText>
+          <w:instrText xml:space="preserve"> PAGEREF _Toc199591676 \h </w:instrText>
         </w:r>
         <w:r>
           <w:rPr>
@@ -6024,7 +6094,7 @@
             <w:noProof/>
             <w:webHidden/>
           </w:rPr>
-          <w:t>34</w:t>
+          <w:t>35</w:t>
         </w:r>
         <w:r>
           <w:rPr>
@@ -6048,7 +6118,7 @@
           <w:lang w:val="ro-RO"/>
         </w:rPr>
       </w:pPr>
-      <w:hyperlink w:anchor="_Toc199511999" w:history="1">
+      <w:hyperlink w:anchor="_Toc199591677" w:history="1">
         <w:r>
           <w:rPr>
             <w:rStyle w:val="Hyperlink"/>
@@ -6075,7 +6145,7 @@
             <w:noProof/>
             <w:webHidden/>
           </w:rPr>
-          <w:instrText xml:space="preserve"> PAGEREF _Toc199511999 \h </w:instrText>
+          <w:instrText xml:space="preserve"> PAGEREF _Toc199591677 \h </w:instrText>
         </w:r>
         <w:r>
           <w:rPr>
@@ -6095,7 +6165,7 @@
             <w:noProof/>
             <w:webHidden/>
           </w:rPr>
-          <w:t>35</w:t>
+          <w:t>36</w:t>
         </w:r>
         <w:r>
           <w:rPr>
@@ -6119,7 +6189,7 @@
           <w:lang w:val="ro-RO"/>
         </w:rPr>
       </w:pPr>
-      <w:hyperlink w:anchor="_Toc199512000" w:history="1">
+      <w:hyperlink w:anchor="_Toc199591678" w:history="1">
         <w:r>
           <w:rPr>
             <w:rStyle w:val="Hyperlink"/>
@@ -6146,7 +6216,7 @@
             <w:noProof/>
             <w:webHidden/>
           </w:rPr>
-          <w:instrText xml:space="preserve"> PAGEREF _Toc199512000 \h </w:instrText>
+          <w:instrText xml:space="preserve"> PAGEREF _Toc199591678 \h </w:instrText>
         </w:r>
         <w:r>
           <w:rPr>
@@ -6166,7 +6236,7 @@
             <w:noProof/>
             <w:webHidden/>
           </w:rPr>
-          <w:t>35</w:t>
+          <w:t>36</w:t>
         </w:r>
         <w:r>
           <w:rPr>
@@ -6190,7 +6260,7 @@
           <w:lang w:val="ro-RO"/>
         </w:rPr>
       </w:pPr>
-      <w:hyperlink w:anchor="_Toc199512001" w:history="1">
+      <w:hyperlink w:anchor="_Toc199591679" w:history="1">
         <w:r>
           <w:rPr>
             <w:rStyle w:val="Hyperlink"/>
@@ -6217,7 +6287,7 @@
             <w:noProof/>
             <w:webHidden/>
           </w:rPr>
-          <w:instrText xml:space="preserve"> PAGEREF _Toc199512001 \h </w:instrText>
+          <w:instrText xml:space="preserve"> PAGEREF _Toc199591679 \h </w:instrText>
         </w:r>
         <w:r>
           <w:rPr>
@@ -6237,7 +6307,859 @@
             <w:noProof/>
             <w:webHidden/>
           </w:rPr>
-          <w:t>36</w:t>
+          <w:t>37</w:t>
+        </w:r>
+        <w:r>
+          <w:rPr>
+            <w:noProof/>
+            <w:webHidden/>
+          </w:rPr>
+          <w:fldChar w:fldCharType="end"/>
+        </w:r>
+      </w:hyperlink>
+    </w:p>
+    <w:p>
+      <w:pPr>
+        <w:pStyle w:val="TableofFigures"/>
+        <w:tabs>
+          <w:tab w:val="right" w:leader="dot" w:pos="9628"/>
+        </w:tabs>
+        <w:ind w:firstLine="0"/>
+        <w:rPr>
+          <w:rFonts w:asciiTheme="minorHAnsi" w:eastAsiaTheme="minorEastAsia" w:hAnsiTheme="minorHAnsi" w:cstheme="minorBidi"/>
+          <w:noProof/>
+          <w:lang w:val="ro-RO"/>
+        </w:rPr>
+      </w:pPr>
+      <w:hyperlink w:anchor="_Toc199591680" w:history="1">
+        <w:r>
+          <w:rPr>
+            <w:rStyle w:val="Hyperlink"/>
+            <w:noProof/>
+          </w:rPr>
+          <w:t>Secvență de cod 4.11  Inițializarea stării formularului de autentificare</w:t>
+        </w:r>
+        <w:r>
+          <w:rPr>
+            <w:noProof/>
+            <w:webHidden/>
+          </w:rPr>
+          <w:tab/>
+        </w:r>
+        <w:r>
+          <w:rPr>
+            <w:noProof/>
+            <w:webHidden/>
+          </w:rPr>
+          <w:fldChar w:fldCharType="begin"/>
+        </w:r>
+        <w:r>
+          <w:rPr>
+            <w:noProof/>
+            <w:webHidden/>
+          </w:rPr>
+          <w:instrText xml:space="preserve"> PAGEREF _Toc199591680 \h </w:instrText>
+        </w:r>
+        <w:r>
+          <w:rPr>
+            <w:noProof/>
+            <w:webHidden/>
+          </w:rPr>
+        </w:r>
+        <w:r>
+          <w:rPr>
+            <w:noProof/>
+            <w:webHidden/>
+          </w:rPr>
+          <w:fldChar w:fldCharType="separate"/>
+        </w:r>
+        <w:r>
+          <w:rPr>
+            <w:noProof/>
+            <w:webHidden/>
+          </w:rPr>
+          <w:t>38</w:t>
+        </w:r>
+        <w:r>
+          <w:rPr>
+            <w:noProof/>
+            <w:webHidden/>
+          </w:rPr>
+          <w:fldChar w:fldCharType="end"/>
+        </w:r>
+      </w:hyperlink>
+    </w:p>
+    <w:p>
+      <w:pPr>
+        <w:pStyle w:val="TableofFigures"/>
+        <w:tabs>
+          <w:tab w:val="right" w:leader="dot" w:pos="9628"/>
+        </w:tabs>
+        <w:ind w:firstLine="0"/>
+        <w:rPr>
+          <w:rFonts w:asciiTheme="minorHAnsi" w:eastAsiaTheme="minorEastAsia" w:hAnsiTheme="minorHAnsi" w:cstheme="minorBidi"/>
+          <w:noProof/>
+          <w:lang w:val="ro-RO"/>
+        </w:rPr>
+      </w:pPr>
+      <w:hyperlink w:anchor="_Toc199591681" w:history="1">
+        <w:r>
+          <w:rPr>
+            <w:rStyle w:val="Hyperlink"/>
+            <w:noProof/>
+          </w:rPr>
+          <w:t>Secvență de cod 4.12 Actualizarea dinamică a valorilor din formular</w:t>
+        </w:r>
+        <w:r>
+          <w:rPr>
+            <w:noProof/>
+            <w:webHidden/>
+          </w:rPr>
+          <w:tab/>
+        </w:r>
+        <w:r>
+          <w:rPr>
+            <w:noProof/>
+            <w:webHidden/>
+          </w:rPr>
+          <w:fldChar w:fldCharType="begin"/>
+        </w:r>
+        <w:r>
+          <w:rPr>
+            <w:noProof/>
+            <w:webHidden/>
+          </w:rPr>
+          <w:instrText xml:space="preserve"> PAGEREF _Toc199591681 \h </w:instrText>
+        </w:r>
+        <w:r>
+          <w:rPr>
+            <w:noProof/>
+            <w:webHidden/>
+          </w:rPr>
+        </w:r>
+        <w:r>
+          <w:rPr>
+            <w:noProof/>
+            <w:webHidden/>
+          </w:rPr>
+          <w:fldChar w:fldCharType="separate"/>
+        </w:r>
+        <w:r>
+          <w:rPr>
+            <w:noProof/>
+            <w:webHidden/>
+          </w:rPr>
+          <w:t>38</w:t>
+        </w:r>
+        <w:r>
+          <w:rPr>
+            <w:noProof/>
+            <w:webHidden/>
+          </w:rPr>
+          <w:fldChar w:fldCharType="end"/>
+        </w:r>
+      </w:hyperlink>
+    </w:p>
+    <w:p>
+      <w:pPr>
+        <w:pStyle w:val="TableofFigures"/>
+        <w:tabs>
+          <w:tab w:val="right" w:leader="dot" w:pos="9628"/>
+        </w:tabs>
+        <w:ind w:firstLine="0"/>
+        <w:rPr>
+          <w:rFonts w:asciiTheme="minorHAnsi" w:eastAsiaTheme="minorEastAsia" w:hAnsiTheme="minorHAnsi" w:cstheme="minorBidi"/>
+          <w:noProof/>
+          <w:lang w:val="ro-RO"/>
+        </w:rPr>
+      </w:pPr>
+      <w:hyperlink w:anchor="_Toc199591682" w:history="1">
+        <w:r>
+          <w:rPr>
+            <w:rStyle w:val="Hyperlink"/>
+            <w:noProof/>
+          </w:rPr>
+          <w:t>Secvență de cod 4.13 Determinarea tipului de utilizator și trimiterea cererii de autentificare</w:t>
+        </w:r>
+        <w:r>
+          <w:rPr>
+            <w:noProof/>
+            <w:webHidden/>
+          </w:rPr>
+          <w:tab/>
+        </w:r>
+        <w:r>
+          <w:rPr>
+            <w:noProof/>
+            <w:webHidden/>
+          </w:rPr>
+          <w:fldChar w:fldCharType="begin"/>
+        </w:r>
+        <w:r>
+          <w:rPr>
+            <w:noProof/>
+            <w:webHidden/>
+          </w:rPr>
+          <w:instrText xml:space="preserve"> PAGEREF _Toc199591682 \h </w:instrText>
+        </w:r>
+        <w:r>
+          <w:rPr>
+            <w:noProof/>
+            <w:webHidden/>
+          </w:rPr>
+        </w:r>
+        <w:r>
+          <w:rPr>
+            <w:noProof/>
+            <w:webHidden/>
+          </w:rPr>
+          <w:fldChar w:fldCharType="separate"/>
+        </w:r>
+        <w:r>
+          <w:rPr>
+            <w:noProof/>
+            <w:webHidden/>
+          </w:rPr>
+          <w:t>39</w:t>
+        </w:r>
+        <w:r>
+          <w:rPr>
+            <w:noProof/>
+            <w:webHidden/>
+          </w:rPr>
+          <w:fldChar w:fldCharType="end"/>
+        </w:r>
+      </w:hyperlink>
+    </w:p>
+    <w:p>
+      <w:pPr>
+        <w:pStyle w:val="TableofFigures"/>
+        <w:tabs>
+          <w:tab w:val="right" w:leader="dot" w:pos="9628"/>
+        </w:tabs>
+        <w:ind w:firstLine="0"/>
+        <w:rPr>
+          <w:rFonts w:asciiTheme="minorHAnsi" w:eastAsiaTheme="minorEastAsia" w:hAnsiTheme="minorHAnsi" w:cstheme="minorBidi"/>
+          <w:noProof/>
+          <w:lang w:val="ro-RO"/>
+        </w:rPr>
+      </w:pPr>
+      <w:hyperlink w:anchor="_Toc199591683" w:history="1">
+        <w:r>
+          <w:rPr>
+            <w:rStyle w:val="Hyperlink"/>
+            <w:noProof/>
+          </w:rPr>
+          <w:t>Secvență de cod 4.14 Verificarea credențialelor în backend și răspunsul la autentificare pentru ruta „/login”</w:t>
+        </w:r>
+        <w:r>
+          <w:rPr>
+            <w:noProof/>
+            <w:webHidden/>
+          </w:rPr>
+          <w:tab/>
+        </w:r>
+        <w:r>
+          <w:rPr>
+            <w:noProof/>
+            <w:webHidden/>
+          </w:rPr>
+          <w:fldChar w:fldCharType="begin"/>
+        </w:r>
+        <w:r>
+          <w:rPr>
+            <w:noProof/>
+            <w:webHidden/>
+          </w:rPr>
+          <w:instrText xml:space="preserve"> PAGEREF _Toc199591683 \h </w:instrText>
+        </w:r>
+        <w:r>
+          <w:rPr>
+            <w:noProof/>
+            <w:webHidden/>
+          </w:rPr>
+        </w:r>
+        <w:r>
+          <w:rPr>
+            <w:noProof/>
+            <w:webHidden/>
+          </w:rPr>
+          <w:fldChar w:fldCharType="separate"/>
+        </w:r>
+        <w:r>
+          <w:rPr>
+            <w:noProof/>
+            <w:webHidden/>
+          </w:rPr>
+          <w:t>39</w:t>
+        </w:r>
+        <w:r>
+          <w:rPr>
+            <w:noProof/>
+            <w:webHidden/>
+          </w:rPr>
+          <w:fldChar w:fldCharType="end"/>
+        </w:r>
+      </w:hyperlink>
+    </w:p>
+    <w:p>
+      <w:pPr>
+        <w:pStyle w:val="TableofFigures"/>
+        <w:tabs>
+          <w:tab w:val="right" w:leader="dot" w:pos="9628"/>
+        </w:tabs>
+        <w:ind w:firstLine="0"/>
+        <w:rPr>
+          <w:rFonts w:asciiTheme="minorHAnsi" w:eastAsiaTheme="minorEastAsia" w:hAnsiTheme="minorHAnsi" w:cstheme="minorBidi"/>
+          <w:noProof/>
+          <w:lang w:val="ro-RO"/>
+        </w:rPr>
+      </w:pPr>
+      <w:hyperlink w:anchor="_Toc199591684" w:history="1">
+        <w:r>
+          <w:rPr>
+            <w:rStyle w:val="Hyperlink"/>
+            <w:noProof/>
+          </w:rPr>
+          <w:t>Secvență de cod 4.15 Verificarea credențialelor în backend și răspunsul la autentificare pentru ruta „/admin/login”</w:t>
+        </w:r>
+        <w:r>
+          <w:rPr>
+            <w:noProof/>
+            <w:webHidden/>
+          </w:rPr>
+          <w:tab/>
+        </w:r>
+        <w:r>
+          <w:rPr>
+            <w:noProof/>
+            <w:webHidden/>
+          </w:rPr>
+          <w:fldChar w:fldCharType="begin"/>
+        </w:r>
+        <w:r>
+          <w:rPr>
+            <w:noProof/>
+            <w:webHidden/>
+          </w:rPr>
+          <w:instrText xml:space="preserve"> PAGEREF _Toc199591684 \h </w:instrText>
+        </w:r>
+        <w:r>
+          <w:rPr>
+            <w:noProof/>
+            <w:webHidden/>
+          </w:rPr>
+        </w:r>
+        <w:r>
+          <w:rPr>
+            <w:noProof/>
+            <w:webHidden/>
+          </w:rPr>
+          <w:fldChar w:fldCharType="separate"/>
+        </w:r>
+        <w:r>
+          <w:rPr>
+            <w:noProof/>
+            <w:webHidden/>
+          </w:rPr>
+          <w:t>40</w:t>
+        </w:r>
+        <w:r>
+          <w:rPr>
+            <w:noProof/>
+            <w:webHidden/>
+          </w:rPr>
+          <w:fldChar w:fldCharType="end"/>
+        </w:r>
+      </w:hyperlink>
+    </w:p>
+    <w:p>
+      <w:pPr>
+        <w:pStyle w:val="TableofFigures"/>
+        <w:tabs>
+          <w:tab w:val="right" w:leader="dot" w:pos="9628"/>
+        </w:tabs>
+        <w:ind w:firstLine="0"/>
+        <w:rPr>
+          <w:rFonts w:asciiTheme="minorHAnsi" w:eastAsiaTheme="minorEastAsia" w:hAnsiTheme="minorHAnsi" w:cstheme="minorBidi"/>
+          <w:noProof/>
+          <w:lang w:val="ro-RO"/>
+        </w:rPr>
+      </w:pPr>
+      <w:hyperlink w:anchor="_Toc199591685" w:history="1">
+        <w:r>
+          <w:rPr>
+            <w:rStyle w:val="Hyperlink"/>
+            <w:noProof/>
+          </w:rPr>
+          <w:t>Secvență de cod 4.16 Redirecționarea către pagina de profil în cazul unei autentificări reușite</w:t>
+        </w:r>
+        <w:r>
+          <w:rPr>
+            <w:noProof/>
+            <w:webHidden/>
+          </w:rPr>
+          <w:tab/>
+        </w:r>
+        <w:r>
+          <w:rPr>
+            <w:noProof/>
+            <w:webHidden/>
+          </w:rPr>
+          <w:fldChar w:fldCharType="begin"/>
+        </w:r>
+        <w:r>
+          <w:rPr>
+            <w:noProof/>
+            <w:webHidden/>
+          </w:rPr>
+          <w:instrText xml:space="preserve"> PAGEREF _Toc199591685 \h </w:instrText>
+        </w:r>
+        <w:r>
+          <w:rPr>
+            <w:noProof/>
+            <w:webHidden/>
+          </w:rPr>
+        </w:r>
+        <w:r>
+          <w:rPr>
+            <w:noProof/>
+            <w:webHidden/>
+          </w:rPr>
+          <w:fldChar w:fldCharType="separate"/>
+        </w:r>
+        <w:r>
+          <w:rPr>
+            <w:noProof/>
+            <w:webHidden/>
+          </w:rPr>
+          <w:t>40</w:t>
+        </w:r>
+        <w:r>
+          <w:rPr>
+            <w:noProof/>
+            <w:webHidden/>
+          </w:rPr>
+          <w:fldChar w:fldCharType="end"/>
+        </w:r>
+      </w:hyperlink>
+    </w:p>
+    <w:p>
+      <w:pPr>
+        <w:pStyle w:val="TableofFigures"/>
+        <w:tabs>
+          <w:tab w:val="right" w:leader="dot" w:pos="9628"/>
+        </w:tabs>
+        <w:ind w:firstLine="0"/>
+        <w:rPr>
+          <w:rFonts w:asciiTheme="minorHAnsi" w:eastAsiaTheme="minorEastAsia" w:hAnsiTheme="minorHAnsi" w:cstheme="minorBidi"/>
+          <w:noProof/>
+          <w:lang w:val="ro-RO"/>
+        </w:rPr>
+      </w:pPr>
+      <w:hyperlink w:anchor="_Toc199591686" w:history="1">
+        <w:r>
+          <w:rPr>
+            <w:rStyle w:val="Hyperlink"/>
+            <w:noProof/>
+          </w:rPr>
+          <w:t>Secvență de cod 4.17 Inițierea autentificării sociale (OAuth) cu Google și Facebook</w:t>
+        </w:r>
+        <w:r>
+          <w:rPr>
+            <w:noProof/>
+            <w:webHidden/>
+          </w:rPr>
+          <w:tab/>
+        </w:r>
+        <w:r>
+          <w:rPr>
+            <w:noProof/>
+            <w:webHidden/>
+          </w:rPr>
+          <w:fldChar w:fldCharType="begin"/>
+        </w:r>
+        <w:r>
+          <w:rPr>
+            <w:noProof/>
+            <w:webHidden/>
+          </w:rPr>
+          <w:instrText xml:space="preserve"> PAGEREF _Toc199591686 \h </w:instrText>
+        </w:r>
+        <w:r>
+          <w:rPr>
+            <w:noProof/>
+            <w:webHidden/>
+          </w:rPr>
+        </w:r>
+        <w:r>
+          <w:rPr>
+            <w:noProof/>
+            <w:webHidden/>
+          </w:rPr>
+          <w:fldChar w:fldCharType="separate"/>
+        </w:r>
+        <w:r>
+          <w:rPr>
+            <w:noProof/>
+            <w:webHidden/>
+          </w:rPr>
+          <w:t>41</w:t>
+        </w:r>
+        <w:r>
+          <w:rPr>
+            <w:noProof/>
+            <w:webHidden/>
+          </w:rPr>
+          <w:fldChar w:fldCharType="end"/>
+        </w:r>
+      </w:hyperlink>
+    </w:p>
+    <w:p>
+      <w:pPr>
+        <w:pStyle w:val="TableofFigures"/>
+        <w:tabs>
+          <w:tab w:val="right" w:leader="dot" w:pos="9628"/>
+        </w:tabs>
+        <w:ind w:firstLine="0"/>
+        <w:rPr>
+          <w:rFonts w:asciiTheme="minorHAnsi" w:eastAsiaTheme="minorEastAsia" w:hAnsiTheme="minorHAnsi" w:cstheme="minorBidi"/>
+          <w:noProof/>
+          <w:lang w:val="ro-RO"/>
+        </w:rPr>
+      </w:pPr>
+      <w:hyperlink w:anchor="_Toc199591687" w:history="1">
+        <w:r>
+          <w:rPr>
+            <w:rStyle w:val="Hyperlink"/>
+            <w:noProof/>
+          </w:rPr>
+          <w:t>Secvență de cod 4.18 Generarea URL-ului de redirectare cu parametri după login-ul social</w:t>
+        </w:r>
+        <w:r>
+          <w:rPr>
+            <w:noProof/>
+            <w:webHidden/>
+          </w:rPr>
+          <w:tab/>
+        </w:r>
+        <w:r>
+          <w:rPr>
+            <w:noProof/>
+            <w:webHidden/>
+          </w:rPr>
+          <w:fldChar w:fldCharType="begin"/>
+        </w:r>
+        <w:r>
+          <w:rPr>
+            <w:noProof/>
+            <w:webHidden/>
+          </w:rPr>
+          <w:instrText xml:space="preserve"> PAGEREF _Toc199591687 \h </w:instrText>
+        </w:r>
+        <w:r>
+          <w:rPr>
+            <w:noProof/>
+            <w:webHidden/>
+          </w:rPr>
+        </w:r>
+        <w:r>
+          <w:rPr>
+            <w:noProof/>
+            <w:webHidden/>
+          </w:rPr>
+          <w:fldChar w:fldCharType="separate"/>
+        </w:r>
+        <w:r>
+          <w:rPr>
+            <w:noProof/>
+            <w:webHidden/>
+          </w:rPr>
+          <w:t>41</w:t>
+        </w:r>
+        <w:r>
+          <w:rPr>
+            <w:noProof/>
+            <w:webHidden/>
+          </w:rPr>
+          <w:fldChar w:fldCharType="end"/>
+        </w:r>
+      </w:hyperlink>
+    </w:p>
+    <w:p>
+      <w:pPr>
+        <w:pStyle w:val="TableofFigures"/>
+        <w:tabs>
+          <w:tab w:val="right" w:leader="dot" w:pos="9628"/>
+        </w:tabs>
+        <w:ind w:firstLine="0"/>
+        <w:rPr>
+          <w:rFonts w:asciiTheme="minorHAnsi" w:eastAsiaTheme="minorEastAsia" w:hAnsiTheme="minorHAnsi" w:cstheme="minorBidi"/>
+          <w:noProof/>
+          <w:lang w:val="ro-RO"/>
+        </w:rPr>
+      </w:pPr>
+      <w:hyperlink w:anchor="_Toc199591688" w:history="1">
+        <w:r>
+          <w:rPr>
+            <w:rStyle w:val="Hyperlink"/>
+            <w:noProof/>
+          </w:rPr>
+          <w:t>Secvență de cod 4.19 Procesarea login-ului social în frontend pe baza parametrilor URL</w:t>
+        </w:r>
+        <w:r>
+          <w:rPr>
+            <w:noProof/>
+            <w:webHidden/>
+          </w:rPr>
+          <w:tab/>
+        </w:r>
+        <w:r>
+          <w:rPr>
+            <w:noProof/>
+            <w:webHidden/>
+          </w:rPr>
+          <w:fldChar w:fldCharType="begin"/>
+        </w:r>
+        <w:r>
+          <w:rPr>
+            <w:noProof/>
+            <w:webHidden/>
+          </w:rPr>
+          <w:instrText xml:space="preserve"> PAGEREF _Toc199591688 \h </w:instrText>
+        </w:r>
+        <w:r>
+          <w:rPr>
+            <w:noProof/>
+            <w:webHidden/>
+          </w:rPr>
+        </w:r>
+        <w:r>
+          <w:rPr>
+            <w:noProof/>
+            <w:webHidden/>
+          </w:rPr>
+          <w:fldChar w:fldCharType="separate"/>
+        </w:r>
+        <w:r>
+          <w:rPr>
+            <w:noProof/>
+            <w:webHidden/>
+          </w:rPr>
+          <w:t>41</w:t>
+        </w:r>
+        <w:r>
+          <w:rPr>
+            <w:noProof/>
+            <w:webHidden/>
+          </w:rPr>
+          <w:fldChar w:fldCharType="end"/>
+        </w:r>
+      </w:hyperlink>
+    </w:p>
+    <w:p>
+      <w:pPr>
+        <w:pStyle w:val="TableofFigures"/>
+        <w:tabs>
+          <w:tab w:val="right" w:leader="dot" w:pos="9628"/>
+        </w:tabs>
+        <w:ind w:firstLine="0"/>
+        <w:rPr>
+          <w:rFonts w:asciiTheme="minorHAnsi" w:eastAsiaTheme="minorEastAsia" w:hAnsiTheme="minorHAnsi" w:cstheme="minorBidi"/>
+          <w:noProof/>
+          <w:lang w:val="ro-RO"/>
+        </w:rPr>
+      </w:pPr>
+      <w:hyperlink w:anchor="_Toc199591689" w:history="1">
+        <w:r>
+          <w:rPr>
+            <w:rStyle w:val="Hyperlink"/>
+            <w:noProof/>
+          </w:rPr>
+          <w:t>Secvență de cod 4.20 Generarea unui cod de securitate și trimiterea prin email</w:t>
+        </w:r>
+        <w:r>
+          <w:rPr>
+            <w:noProof/>
+            <w:webHidden/>
+          </w:rPr>
+          <w:tab/>
+        </w:r>
+        <w:r>
+          <w:rPr>
+            <w:noProof/>
+            <w:webHidden/>
+          </w:rPr>
+          <w:fldChar w:fldCharType="begin"/>
+        </w:r>
+        <w:r>
+          <w:rPr>
+            <w:noProof/>
+            <w:webHidden/>
+          </w:rPr>
+          <w:instrText xml:space="preserve"> PAGEREF _Toc199591689 \h </w:instrText>
+        </w:r>
+        <w:r>
+          <w:rPr>
+            <w:noProof/>
+            <w:webHidden/>
+          </w:rPr>
+        </w:r>
+        <w:r>
+          <w:rPr>
+            <w:noProof/>
+            <w:webHidden/>
+          </w:rPr>
+          <w:fldChar w:fldCharType="separate"/>
+        </w:r>
+        <w:r>
+          <w:rPr>
+            <w:noProof/>
+            <w:webHidden/>
+          </w:rPr>
+          <w:t>42</w:t>
+        </w:r>
+        <w:r>
+          <w:rPr>
+            <w:noProof/>
+            <w:webHidden/>
+          </w:rPr>
+          <w:fldChar w:fldCharType="end"/>
+        </w:r>
+      </w:hyperlink>
+    </w:p>
+    <w:p>
+      <w:pPr>
+        <w:pStyle w:val="TableofFigures"/>
+        <w:tabs>
+          <w:tab w:val="right" w:leader="dot" w:pos="9628"/>
+        </w:tabs>
+        <w:ind w:firstLine="0"/>
+        <w:rPr>
+          <w:rFonts w:asciiTheme="minorHAnsi" w:eastAsiaTheme="minorEastAsia" w:hAnsiTheme="minorHAnsi" w:cstheme="minorBidi"/>
+          <w:noProof/>
+          <w:lang w:val="ro-RO"/>
+        </w:rPr>
+      </w:pPr>
+      <w:hyperlink w:anchor="_Toc199591690" w:history="1">
+        <w:r>
+          <w:rPr>
+            <w:rStyle w:val="Hyperlink"/>
+            <w:noProof/>
+          </w:rPr>
+          <w:t>Secvență de cod 4.21 Validarea codului de resetare trimis pe email</w:t>
+        </w:r>
+        <w:r>
+          <w:rPr>
+            <w:noProof/>
+            <w:webHidden/>
+          </w:rPr>
+          <w:tab/>
+        </w:r>
+        <w:r>
+          <w:rPr>
+            <w:noProof/>
+            <w:webHidden/>
+          </w:rPr>
+          <w:fldChar w:fldCharType="begin"/>
+        </w:r>
+        <w:r>
+          <w:rPr>
+            <w:noProof/>
+            <w:webHidden/>
+          </w:rPr>
+          <w:instrText xml:space="preserve"> PAGEREF _Toc199591690 \h </w:instrText>
+        </w:r>
+        <w:r>
+          <w:rPr>
+            <w:noProof/>
+            <w:webHidden/>
+          </w:rPr>
+        </w:r>
+        <w:r>
+          <w:rPr>
+            <w:noProof/>
+            <w:webHidden/>
+          </w:rPr>
+          <w:fldChar w:fldCharType="separate"/>
+        </w:r>
+        <w:r>
+          <w:rPr>
+            <w:noProof/>
+            <w:webHidden/>
+          </w:rPr>
+          <w:t>42</w:t>
+        </w:r>
+        <w:r>
+          <w:rPr>
+            <w:noProof/>
+            <w:webHidden/>
+          </w:rPr>
+          <w:fldChar w:fldCharType="end"/>
+        </w:r>
+      </w:hyperlink>
+    </w:p>
+    <w:p>
+      <w:pPr>
+        <w:pStyle w:val="TableofFigures"/>
+        <w:tabs>
+          <w:tab w:val="right" w:leader="dot" w:pos="9628"/>
+        </w:tabs>
+        <w:ind w:firstLine="0"/>
+        <w:rPr>
+          <w:rFonts w:asciiTheme="minorHAnsi" w:eastAsiaTheme="minorEastAsia" w:hAnsiTheme="minorHAnsi" w:cstheme="minorBidi"/>
+          <w:noProof/>
+          <w:lang w:val="ro-RO"/>
+        </w:rPr>
+      </w:pPr>
+      <w:hyperlink w:anchor="_Toc199591691" w:history="1">
+        <w:r>
+          <w:rPr>
+            <w:rStyle w:val="Hyperlink"/>
+            <w:noProof/>
+          </w:rPr>
+          <w:t>Secvență de cod 4.22  Rescrierea parolei și confirmarea cu email de siguranță</w:t>
+        </w:r>
+        <w:r>
+          <w:rPr>
+            <w:noProof/>
+            <w:webHidden/>
+          </w:rPr>
+          <w:tab/>
+        </w:r>
+        <w:r>
+          <w:rPr>
+            <w:noProof/>
+            <w:webHidden/>
+          </w:rPr>
+          <w:fldChar w:fldCharType="begin"/>
+        </w:r>
+        <w:r>
+          <w:rPr>
+            <w:noProof/>
+            <w:webHidden/>
+          </w:rPr>
+          <w:instrText xml:space="preserve"> PAGEREF _Toc199591691 \h </w:instrText>
+        </w:r>
+        <w:r>
+          <w:rPr>
+            <w:noProof/>
+            <w:webHidden/>
+          </w:rPr>
+        </w:r>
+        <w:r>
+          <w:rPr>
+            <w:noProof/>
+            <w:webHidden/>
+          </w:rPr>
+          <w:fldChar w:fldCharType="separate"/>
+        </w:r>
+        <w:r>
+          <w:rPr>
+            <w:noProof/>
+            <w:webHidden/>
+          </w:rPr>
+          <w:t>43</w:t>
         </w:r>
         <w:r>
           <w:rPr>
@@ -6363,7 +7285,6 @@
       </w:pPr>
       <w:bookmarkStart w:id="6" w:name="_Toc199511809"/>
       <w:r>
-        <w:lastRenderedPageBreak/>
         <w:t>INTRODUCERE</w:t>
       </w:r>
       <w:bookmarkEnd w:id="6"/>
@@ -6376,14 +7297,14 @@
           <w:numId w:val="8"/>
         </w:numPr>
       </w:pPr>
-      <w:bookmarkStart w:id="7" w:name="_Hlk199161152"/>
-      <w:bookmarkStart w:id="8" w:name="_Toc199511810"/>
+      <w:bookmarkStart w:id="7" w:name="_Toc199511810"/>
+      <w:bookmarkStart w:id="8" w:name="_Hlk199161152"/>
       <w:r>
         <w:t>CONTEXTUL PROBLEMEI</w:t>
       </w:r>
-      <w:bookmarkEnd w:id="8"/>
-    </w:p>
-    <w:bookmarkEnd w:id="7"/>
+      <w:bookmarkEnd w:id="7"/>
+    </w:p>
+    <w:bookmarkEnd w:id="8"/>
     <w:p>
       <w:pPr>
         <w:ind w:firstLine="708"/>
@@ -6520,6 +7441,7 @@
       </w:pPr>
       <w:bookmarkStart w:id="9" w:name="_Toc199511811"/>
       <w:r>
+        <w:lastRenderedPageBreak/>
         <w:t>SCOPUL APLICAȚIEI</w:t>
       </w:r>
       <w:bookmarkEnd w:id="9"/>
@@ -6608,7 +7530,6 @@
           <w:sz w:val="24"/>
           <w:szCs w:val="24"/>
         </w:rPr>
-        <w:lastRenderedPageBreak/>
         <w:t xml:space="preserve">Pentru a încuraja relațiile directe între creatori și clienți, </w:t>
       </w:r>
       <w:r>
@@ -6803,7 +7724,15 @@
           <w:sz w:val="24"/>
           <w:szCs w:val="24"/>
         </w:rPr>
-        <w:t xml:space="preserve"> și ale platformelor existente, evidențiind asemănările, diferențele și potențialele avantaje ale sistemului propus, care îmbină funcționalități comerciale cu elemente de rețea socială.</w:t>
+        <w:t xml:space="preserve"> și ale platformelor existente, evidențiind asemănările, diferențele și potențialele avantaje ale sistemului propus, care îmbină funcționalități comerciale cu elemente de rețea </w:t>
+      </w:r>
+      <w:r>
+        <w:rPr>
+          <w:sz w:val="24"/>
+          <w:szCs w:val="24"/>
+        </w:rPr>
+        <w:lastRenderedPageBreak/>
+        <w:t>socială.</w:t>
       </w:r>
       <w:r>
         <w:rPr>
@@ -6883,7 +7812,6 @@
           <w:sz w:val="24"/>
           <w:szCs w:val="24"/>
         </w:rPr>
-        <w:lastRenderedPageBreak/>
         <w:t xml:space="preserve">Totuși, există și </w:t>
       </w:r>
       <w:r>
@@ -7108,6 +8036,7 @@
           <w:sz w:val="24"/>
           <w:szCs w:val="24"/>
         </w:rPr>
+        <w:lastRenderedPageBreak/>
         <w:t>Tab</w:t>
       </w:r>
       <w:r>
@@ -7567,7 +8496,6 @@
               <w:jc w:val="left"/>
             </w:pPr>
             <w:r>
-              <w:lastRenderedPageBreak/>
               <w:t>Gestionarea comenzilor</w:t>
             </w:r>
           </w:p>
@@ -8770,7 +9698,15 @@
           <w:sz w:val="24"/>
           <w:szCs w:val="24"/>
         </w:rPr>
-        <w:t>Comunicarea între componente se realizează prin intermediul props-urilor (properties), care reprezintă valori transmise din componenta părinte către componentele copil. Props-urile permit personalizarea comportamentului sau conținutului unei componente în funcție de contextul în care este utilizată. Acestea nu pot fi modificate de componenta care le primește, ceea ce asigură predictibilitatea datelor transmise în aplicație. [2]</w:t>
+        <w:t xml:space="preserve">Comunicarea între componente se realizează prin intermediul props-urilor (properties), care reprezintă valori transmise din componenta părinte către componentele copil. Props-urile permit personalizarea comportamentului sau conținutului unei </w:t>
+      </w:r>
+      <w:r>
+        <w:rPr>
+          <w:sz w:val="24"/>
+          <w:szCs w:val="24"/>
+        </w:rPr>
+        <w:lastRenderedPageBreak/>
+        <w:t>componente în funcție de contextul în care este utilizată. Acestea nu pot fi modificate de componenta care le primește, ceea ce asigură predictibilitatea datelor transmise în aplicație. [2]</w:t>
       </w:r>
     </w:p>
     <w:p>
@@ -8846,15 +9782,7 @@
           <w:sz w:val="24"/>
           <w:szCs w:val="24"/>
         </w:rPr>
-        <w:t xml:space="preserve">. </w:t>
-      </w:r>
-      <w:r>
-        <w:rPr>
-          <w:sz w:val="24"/>
-          <w:szCs w:val="24"/>
-        </w:rPr>
-        <w:lastRenderedPageBreak/>
-        <w:t>După identificarea diferențelor, React determină care părți din DOM-ul real trebuie modificate și efectuează actualizările într-un mod optimizat. Această abordare reduce numărul de operații efectuate direct asupra interfeței vizuale și duce la o experiență de utilizare mai rapidă și mai fluidă. [</w:t>
+        <w:t>. După identificarea diferențelor, React determină care părți din DOM-ul real trebuie modificate și efectuează actualizările într-un mod optimizat. Această abordare reduce numărul de operații efectuate direct asupra interfeței vizuale și duce la o experiență de utilizare mai rapidă și mai fluidă. [</w:t>
       </w:r>
       <w:r>
         <w:rPr>
@@ -9272,6 +10200,7 @@
           <w:sz w:val="24"/>
           <w:szCs w:val="24"/>
         </w:rPr>
+        <w:lastRenderedPageBreak/>
         <w:t>externe, instalate prin npm, care extind comportamentul React. Printre cele mai importante se numără:</w:t>
       </w:r>
     </w:p>
@@ -9848,7 +10777,16 @@
           <w:szCs w:val="24"/>
           <w:lang w:val="ro-RO"/>
         </w:rPr>
-        <w:t>Node.js este un mediu de execuție JavaScript modern, creat pentru a permite rularea codului JavaScript în afara unui browser web. Lansat în 2009 și construit pe motorul V8 al browserului Chrome, acesta a devenit rapid o alegere populară pentru dezvoltatorii care doresc să creeze aplicații web rapide și scalabile. Spre deosebire de alte tehnologii server-side, Node.js funcționează pe baza unui model asincron, bazat pe evenimente, ceea ce îl face ideal pentru gestionarea unui număr mare de cereri în paralel, fără blocaje. [</w:t>
+        <w:t xml:space="preserve">Node.js este un mediu de execuție JavaScript modern, creat pentru a permite rularea codului JavaScript în afara unui browser web. Lansat în 2009 și construit pe motorul V8 al browserului Chrome, acesta a devenit rapid o alegere populară pentru dezvoltatorii care doresc să creeze aplicații web rapide și scalabile. Spre deosebire de alte tehnologii </w:t>
+      </w:r>
+      <w:r>
+        <w:rPr>
+          <w:sz w:val="24"/>
+          <w:szCs w:val="24"/>
+          <w:lang w:val="ro-RO"/>
+        </w:rPr>
+        <w:lastRenderedPageBreak/>
+        <w:t>server-side, Node.js funcționează pe baza unui model asincron, bazat pe evenimente, ceea ce îl face ideal pentru gestionarea unui număr mare de cereri în paralel, fără blocaje. [</w:t>
       </w:r>
       <w:r>
         <w:rPr>
@@ -9947,7 +10885,6 @@
           <w:szCs w:val="24"/>
           <w:lang w:val="ro-RO"/>
         </w:rPr>
-        <w:lastRenderedPageBreak/>
         <w:t xml:space="preserve">În cadrul proiectului CraftCircle, Express este utilizat pentru definirea rutelor backend-ului, pentru trimiterea răspunsurilor către frontend și pentru conectarea la baza de date. Este practic „coloana vertebrală” a logicii serverului. </w:t>
       </w:r>
     </w:p>
@@ -10657,7 +11594,6 @@
           <w:szCs w:val="24"/>
           <w:lang w:val="ro-RO"/>
         </w:rPr>
-        <w:lastRenderedPageBreak/>
         <w:t xml:space="preserve">În contextul aplicației CraftCircle, Cloudinary este folosit ca spațiu de stocare extern pentru fișierele media generate de utilizatori, cum ar fi imaginile de profil sau cele atașate produselor și postărilor. Platforma oferă un flux simplificat de gestionare a resurselor: după încărcare, fiecare fișier primește un link optimizat, care </w:t>
       </w:r>
       <w:r>
@@ -10988,7 +11924,6 @@
           <w:szCs w:val="24"/>
           <w:lang w:val="ro-RO"/>
         </w:rPr>
-        <w:lastRenderedPageBreak/>
         <w:t>În aplicația CraftCircle, Socket.IO este folosit pentru a trimite notificări în timp real atunci când un utilizator primește un like, un follow sau un comentariu, dar și pentru funcționalitatea de mesagerie. Astfel, interacțiunile din aplicație se reflectă imediat în interfața utilizatorului, fără întârziere. Fiecare utilizator conectat este asociat cu un canal propriu, iar serverul trimite notificările doar către destinatarul corect, exact în momentul în care are loc acțiunea.</w:t>
       </w:r>
     </w:p>
@@ -11224,6 +12159,7 @@
           <w:szCs w:val="24"/>
           <w:lang w:val="ro-RO"/>
         </w:rPr>
+        <w:lastRenderedPageBreak/>
         <w:t>În cadrul aplicației CraftCircle, trimiterea emailurilor automate este realizată cu ajutorul bibliotecii Nodemailer, o soluție stabilă și ușor de configurat pentru comunicarea prin SMTP. Cu ajutorul acesteia, aplicația poate expedia mesaje personalizate direct din backend, folosind un cont Gmail setat în fișierul de configurare. [</w:t>
       </w:r>
       <w:r>
@@ -11281,7 +12217,6 @@
           <w:sz w:val="24"/>
           <w:szCs w:val="24"/>
         </w:rPr>
-        <w:lastRenderedPageBreak/>
         <w:t>Configurarea Nodemailer a fost realizată printr-un fișier dedicat în backend, care definește contul expeditorului și gestionează trimiterea emailurilor. Este o soluție simplă, dar eficientă, ce contribuie la profesionalismul și claritatea aplicației în interacțiunea cu utilizatorii.</w:t>
       </w:r>
     </w:p>
@@ -11606,6 +12541,7 @@
           <w:szCs w:val="24"/>
           <w:lang w:val="ro-RO"/>
         </w:rPr>
+        <w:lastRenderedPageBreak/>
         <w:t>PostgreSQL a fost o alegere inspirată pentru această aplicație, datorită fiabilității și modului în care se pot organiza clar și sigur toate datele aplicației.</w:t>
       </w:r>
     </w:p>
@@ -11676,16 +12612,7 @@
           <w:szCs w:val="24"/>
           <w:lang w:val="ro-RO"/>
         </w:rPr>
-        <w:t xml:space="preserve">compatibilă cu sistemele Linux, macOS, Windows și Unix. Interfața sa </w:t>
-      </w:r>
-      <w:r>
-        <w:rPr>
-          <w:sz w:val="24"/>
-          <w:szCs w:val="24"/>
-          <w:lang w:val="ro-RO"/>
-        </w:rPr>
-        <w:lastRenderedPageBreak/>
-        <w:t>prietenoasă permite rularea de interogări SQL, monitorizarea activității bazei de date și navigarea rapidă între tabele, relații și vizualizări</w:t>
+        <w:t>compatibilă cu sistemele Linux, macOS, Windows și Unix. Interfața sa prietenoasă permite rularea de interogări SQL, monitorizarea activității bazei de date și navigarea rapidă între tabele, relații și vizualizări</w:t>
       </w:r>
       <w:r>
         <w:rPr>
@@ -11883,6 +12810,7 @@
           <w:szCs w:val="24"/>
           <w:lang w:val="ro-RO"/>
         </w:rPr>
+        <w:lastRenderedPageBreak/>
         <w:t>Această abordare, simplă dar eficientă, s-a dovedit potrivită pentru un proiect individual, oferind siguranță și transparență în gestionarea codului sursă.</w:t>
       </w:r>
     </w:p>
@@ -11919,16 +12847,7 @@
           <w:szCs w:val="24"/>
           <w:lang w:val="ro-RO"/>
         </w:rPr>
-        <w:t xml:space="preserve">Figma este un instrument de design UI/UX bazat pe cloud, conceput pentru a facilita colaborarea în timp real între membri ai unei echipe. Platforma permite proiectarea de interfețe vizuale direct în browser, fără instalare locală, și oferă funcționalități precum prototipare interactivă, biblioteci de componente reutilizabile și suport pentru designuri </w:t>
-      </w:r>
-      <w:r>
-        <w:rPr>
-          <w:sz w:val="24"/>
-          <w:szCs w:val="24"/>
-          <w:lang w:val="ro-RO"/>
-        </w:rPr>
-        <w:lastRenderedPageBreak/>
-        <w:t>responsive. Aceste caracteristici o fac ideală pentru dezvoltarea rapidă și colaborativă a aplicațiilor moderne [</w:t>
+        <w:t>Figma este un instrument de design UI/UX bazat pe cloud, conceput pentru a facilita colaborarea în timp real între membri ai unei echipe. Platforma permite proiectarea de interfețe vizuale direct în browser, fără instalare locală, și oferă funcționalități precum prototipare interactivă, biblioteci de componente reutilizabile și suport pentru designuri responsive. Aceste caracteristici o fac ideală pentru dezvoltarea rapidă și colaborativă a aplicațiilor moderne [</w:t>
       </w:r>
       <w:r>
         <w:rPr>
@@ -12168,6 +13087,7 @@
       </w:pPr>
       <w:bookmarkStart w:id="32" w:name="_Toc199511832"/>
       <w:r>
+        <w:lastRenderedPageBreak/>
         <w:t>Frontend-ul aplicației (React)</w:t>
       </w:r>
       <w:bookmarkEnd w:id="32"/>
@@ -12288,7 +13208,6 @@
           <w:sz w:val="24"/>
           <w:szCs w:val="24"/>
         </w:rPr>
-        <w:lastRenderedPageBreak/>
         <w:t>Shop-ul</w:t>
       </w:r>
       <w:r>
@@ -12707,7 +13626,6 @@
       </w:pPr>
       <w:bookmarkStart w:id="35" w:name="_Toc199511835"/>
       <w:r>
-        <w:lastRenderedPageBreak/>
         <w:t>Servicii externe</w:t>
       </w:r>
       <w:bookmarkEnd w:id="35"/>
@@ -12917,6 +13835,7 @@
         <w:rPr>
           <w:noProof/>
         </w:rPr>
+        <w:lastRenderedPageBreak/>
         <w:drawing>
           <wp:inline distT="0" distB="0" distL="0" distR="0" wp14:anchorId="4F608520" wp14:editId="4070D2D3">
             <wp:extent cx="6650603" cy="4218903"/>
@@ -12973,7 +13892,7 @@
           <w:szCs w:val="24"/>
         </w:rPr>
       </w:pPr>
-      <w:bookmarkStart w:id="37" w:name="_Toc199511849"/>
+      <w:bookmarkStart w:id="37" w:name="_Toc199592227"/>
       <w:r>
         <w:rPr>
           <w:i w:val="0"/>
@@ -13254,7 +14173,16 @@
           <w:szCs w:val="24"/>
           <w:lang w:val="ro-RO"/>
         </w:rPr>
-        <w:t xml:space="preserve">De asemenea poate efectua activități </w:t>
+        <w:t xml:space="preserve">De asemenea poate efectua </w:t>
+      </w:r>
+      <w:r>
+        <w:rPr>
+          <w:sz w:val="24"/>
+          <w:szCs w:val="24"/>
+          <w:lang w:val="ro-RO"/>
+        </w:rPr>
+        <w:lastRenderedPageBreak/>
+        <w:t xml:space="preserve">activități </w:t>
       </w:r>
       <w:r>
         <w:rPr>
@@ -13516,7 +14444,7 @@
           <w:lang w:val="ro-RO"/>
         </w:rPr>
       </w:pPr>
-      <w:bookmarkStart w:id="40" w:name="_Toc199511850"/>
+      <w:bookmarkStart w:id="40" w:name="_Toc199592228"/>
       <w:r>
         <w:rPr>
           <w:i w:val="0"/>
@@ -13746,7 +14674,7 @@
           <w:szCs w:val="24"/>
         </w:rPr>
       </w:pPr>
-      <w:bookmarkStart w:id="42" w:name="_Toc199511851"/>
+      <w:bookmarkStart w:id="42" w:name="_Toc199592229"/>
       <w:r>
         <w:rPr>
           <w:i w:val="0"/>
@@ -14922,7 +15850,7 @@
           <w:szCs w:val="24"/>
         </w:rPr>
       </w:pPr>
-      <w:bookmarkStart w:id="48" w:name="_Toc199511852"/>
+      <w:bookmarkStart w:id="48" w:name="_Toc199592230"/>
       <w:r>
         <w:rPr>
           <w:i w:val="0"/>
@@ -15506,7 +16434,7 @@
           <w:szCs w:val="24"/>
         </w:rPr>
       </w:pPr>
-      <w:bookmarkStart w:id="50" w:name="_Toc199511853"/>
+      <w:bookmarkStart w:id="50" w:name="_Toc199592231"/>
       <w:r>
         <w:rPr>
           <w:i w:val="0"/>
@@ -15709,7 +16637,7 @@
           <w:szCs w:val="24"/>
         </w:rPr>
       </w:pPr>
-      <w:bookmarkStart w:id="52" w:name="_Toc199511854"/>
+      <w:bookmarkStart w:id="52" w:name="_Toc199592232"/>
       <w:r>
         <w:rPr>
           <w:i w:val="0"/>
@@ -15912,7 +16840,7 @@
           <w:szCs w:val="24"/>
         </w:rPr>
       </w:pPr>
-      <w:bookmarkStart w:id="54" w:name="_Toc199511855"/>
+      <w:bookmarkStart w:id="54" w:name="_Toc199592233"/>
       <w:r>
         <w:rPr>
           <w:i w:val="0"/>
@@ -17090,7 +18018,7 @@
           <w:szCs w:val="24"/>
         </w:rPr>
       </w:pPr>
-      <w:bookmarkStart w:id="57" w:name="_Toc199511856"/>
+      <w:bookmarkStart w:id="57" w:name="_Toc199592234"/>
       <w:r>
         <w:rPr>
           <w:i w:val="0"/>
@@ -17297,99 +18225,10 @@
     </w:p>
     <w:p>
       <w:pPr>
-        <w:rPr>
-          <w:sz w:val="24"/>
-          <w:szCs w:val="24"/>
-          <w:lang w:val="ro-RO"/>
-        </w:rPr>
-      </w:pPr>
-      <w:r>
-        <w:rPr>
-          <w:sz w:val="24"/>
-          <w:szCs w:val="24"/>
-          <w:lang w:val="ro-RO"/>
-        </w:rPr>
-        <w:t xml:space="preserve">În aplicația </w:t>
-      </w:r>
-      <w:r>
-        <w:rPr>
-          <w:sz w:val="24"/>
-          <w:szCs w:val="24"/>
-          <w:lang w:val="ro-RO"/>
-        </w:rPr>
-        <w:t>„</w:t>
-      </w:r>
-      <w:r>
-        <w:rPr>
-          <w:sz w:val="24"/>
-          <w:szCs w:val="24"/>
-          <w:lang w:val="ro-RO"/>
-        </w:rPr>
-        <w:t>CraftCircle</w:t>
-      </w:r>
-      <w:r>
-        <w:rPr>
-          <w:sz w:val="24"/>
-          <w:szCs w:val="24"/>
-          <w:lang w:val="ro-RO"/>
-        </w:rPr>
-        <w:t>”</w:t>
-      </w:r>
-      <w:r>
-        <w:rPr>
-          <w:sz w:val="24"/>
-          <w:szCs w:val="24"/>
-          <w:lang w:val="ro-RO"/>
-        </w:rPr>
-        <w:t xml:space="preserve">, înregistrarea utilizatorilor este concepută pentru a </w:t>
-      </w:r>
-      <w:r>
-        <w:rPr>
-          <w:sz w:val="24"/>
-          <w:szCs w:val="24"/>
-          <w:lang w:val="ro-RO"/>
-        </w:rPr>
-        <w:t>fi cât mai</w:t>
-      </w:r>
-      <w:r>
-        <w:rPr>
-          <w:sz w:val="24"/>
-          <w:szCs w:val="24"/>
-          <w:lang w:val="ro-RO"/>
-        </w:rPr>
-        <w:t xml:space="preserve"> flexibil</w:t>
-      </w:r>
-      <w:r>
-        <w:rPr>
-          <w:sz w:val="24"/>
-          <w:szCs w:val="24"/>
-          <w:lang w:val="ro-RO"/>
-        </w:rPr>
-        <w:t>ă</w:t>
-      </w:r>
-      <w:r>
-        <w:rPr>
-          <w:sz w:val="24"/>
-          <w:szCs w:val="24"/>
-          <w:lang w:val="ro-RO"/>
-        </w:rPr>
-        <w:t xml:space="preserve"> și s</w:t>
-      </w:r>
-      <w:r>
-        <w:rPr>
-          <w:sz w:val="24"/>
-          <w:szCs w:val="24"/>
-          <w:lang w:val="ro-RO"/>
-        </w:rPr>
-        <w:t>igură</w:t>
-      </w:r>
-      <w:r>
-        <w:rPr>
-          <w:sz w:val="24"/>
-          <w:szCs w:val="24"/>
-          <w:lang w:val="ro-RO"/>
-        </w:rPr>
-        <w:t>, oferind două opțiuni principale: metoda clasică, prin email și parolă, și autentificarea socială, folosind conturi de Google sau Facebook. Indiferent de opțiunea aleasă, fluxul este gândit să fie coerent, fără pași suplimentari inutili și fără riscul de a genera conturi duplicate.</w:t>
+        <w:pStyle w:val="Text"/>
+      </w:pPr>
+      <w:r>
+        <w:t>În aplicația „CraftCircle”, înregistrarea utilizatorilor este concepută pentru a fi cât mai flexibilă și sigură, oferind două opțiuni principale: metoda clasică, prin email și parolă, și autentificarea socială, folosind conturi de Google sau Facebook. Acest proces este destinat exclusiv utilizatorilor standard, întrucât conturile de administrator nu pot fi create prin intermediul interfeței de înregistrare, ci pot doar accesa platforma prin autentificare directă. Indiferent de metoda aleasă, fluxul este gândit să fie coerent, intuitiv și să prevină crearea conturilor duplicate.</w:t>
       </w:r>
     </w:p>
     <w:p>
@@ -17507,14 +18346,7 @@
           <w:sz w:val="24"/>
           <w:szCs w:val="24"/>
         </w:rPr>
-        <w:t xml:space="preserve"> </w:t>
-      </w:r>
-      <w:r>
-        <w:rPr>
-          <w:sz w:val="24"/>
-          <w:szCs w:val="24"/>
-        </w:rPr>
-        <w:t>(</w:t>
+        <w:t xml:space="preserve"> (</w:t>
       </w:r>
       <w:hyperlink w:anchor="Figura4_1" w:history="1">
         <w:r>
@@ -17555,6 +18387,7 @@
       </w:pPr>
       <w:r>
         <w:rPr>
+          <w:noProof/>
           <w:sz w:val="24"/>
           <w:szCs w:val="24"/>
           <w:lang w:val="ro-RO"/>
@@ -17609,7 +18442,7 @@
           <w:szCs w:val="24"/>
         </w:rPr>
       </w:pPr>
-      <w:bookmarkStart w:id="61" w:name="_Toc199511992"/>
+      <w:bookmarkStart w:id="61" w:name="_Toc199591670"/>
       <w:r>
         <w:rPr>
           <w:i w:val="0"/>
@@ -17755,6 +18588,9 @@
         <w:jc w:val="center"/>
       </w:pPr>
       <w:r>
+        <w:rPr>
+          <w:noProof/>
+        </w:rPr>
         <w:drawing>
           <wp:inline distT="0" distB="0" distL="0" distR="0" wp14:anchorId="2FC7202F" wp14:editId="13989053">
             <wp:extent cx="4374404" cy="931223"/>
@@ -17804,7 +18640,7 @@
           <w:szCs w:val="24"/>
         </w:rPr>
       </w:pPr>
-      <w:bookmarkStart w:id="62" w:name="_Toc199511993"/>
+      <w:bookmarkStart w:id="62" w:name="_Toc199591671"/>
       <w:r>
         <w:rPr>
           <w:i w:val="0"/>
@@ -17954,6 +18790,7 @@
       <w:r>
         <w:rPr>
           <w:rFonts w:ascii="Courier New" w:hAnsi="Courier New" w:cs="Courier New"/>
+          <w:noProof/>
           <w:sz w:val="24"/>
           <w:szCs w:val="24"/>
           <w:lang w:val="ro-RO"/>
@@ -18007,7 +18844,7 @@
           <w:szCs w:val="24"/>
         </w:rPr>
       </w:pPr>
-      <w:bookmarkStart w:id="63" w:name="_Toc199511994"/>
+      <w:bookmarkStart w:id="63" w:name="_Toc199591672"/>
       <w:r>
         <w:rPr>
           <w:i w:val="0"/>
@@ -18308,6 +19145,7 @@
       </w:pPr>
       <w:r>
         <w:rPr>
+          <w:noProof/>
           <w:sz w:val="24"/>
           <w:szCs w:val="24"/>
           <w:lang w:val="ro-RO"/>
@@ -18363,7 +19201,7 @@
           <w:lang w:val="ro-RO"/>
         </w:rPr>
       </w:pPr>
-      <w:bookmarkStart w:id="64" w:name="_Toc199511995"/>
+      <w:bookmarkStart w:id="64" w:name="_Toc199591673"/>
       <w:r>
         <w:rPr>
           <w:i w:val="0"/>
@@ -18510,14 +19348,7 @@
           <w:sz w:val="24"/>
           <w:szCs w:val="24"/>
         </w:rPr>
-        <w:t xml:space="preserve">În backend </w:t>
-      </w:r>
-      <w:r>
-        <w:rPr>
-          <w:sz w:val="24"/>
-          <w:szCs w:val="24"/>
-        </w:rPr>
-        <w:t xml:space="preserve">are loc procesarea înregistrării. Se verifică mai întâi dacă există deja un cont asociat adresei de email. Dacă totul este în regulă, parola este criptată folosind algoritmul bcrypt, apoi datele sunt inserate în tabela </w:t>
+        <w:t xml:space="preserve">În backend are loc procesarea înregistrării. Se verifică mai întâi dacă există deja un cont asociat adresei de email. Dacă totul este în regulă, parola este criptată folosind algoritmul bcrypt, apoi datele sunt inserate în tabela </w:t>
       </w:r>
       <w:r>
         <w:rPr>
@@ -18543,6 +19374,7 @@
       </w:pPr>
       <w:r>
         <w:rPr>
+          <w:noProof/>
           <w:sz w:val="24"/>
           <w:szCs w:val="24"/>
           <w:lang w:val="ro-RO"/>
@@ -18588,7 +19420,7 @@
       <w:pPr>
         <w:pStyle w:val="Referinte"/>
       </w:pPr>
-      <w:bookmarkStart w:id="65" w:name="_Toc199511996"/>
+      <w:bookmarkStart w:id="65" w:name="_Toc199591674"/>
       <w:r>
         <w:t xml:space="preserve">Secvență de cod </w:t>
       </w:r>
@@ -18697,7 +19529,7 @@
       <w:pPr>
         <w:pStyle w:val="Referinte"/>
       </w:pPr>
-      <w:bookmarkStart w:id="67" w:name="_Toc199511857"/>
+      <w:bookmarkStart w:id="67" w:name="_Toc199592235"/>
       <w:r>
         <w:t xml:space="preserve">Figura </w:t>
       </w:r>
@@ -18795,7 +19627,7 @@
           <w:szCs w:val="24"/>
           <w:lang w:val="ro-RO"/>
         </w:rPr>
-        <w:t xml:space="preserve">unul din butoanele cu pictograme reoprezentative pentru fiecare modalitate </w:t>
+        <w:t xml:space="preserve">unul din butoanele cu pictograme reprezentative pentru fiecare modalitate </w:t>
       </w:r>
       <w:r>
         <w:rPr>
@@ -18862,6 +19694,7 @@
       </w:pPr>
       <w:r>
         <w:rPr>
+          <w:noProof/>
           <w:sz w:val="24"/>
           <w:szCs w:val="24"/>
           <w:lang w:val="ro-RO"/>
@@ -18911,7 +19744,7 @@
           <w:lang w:val="ro-RO"/>
         </w:rPr>
       </w:pPr>
-      <w:bookmarkStart w:id="69" w:name="_Toc199511997"/>
+      <w:bookmarkStart w:id="69" w:name="_Toc199591675"/>
       <w:r>
         <w:t xml:space="preserve">Secvență de cod </w:t>
       </w:r>
@@ -19022,6 +19855,7 @@
       <w:r>
         <w:rPr>
           <w:rFonts w:ascii="Courier New" w:hAnsi="Courier New" w:cs="Courier New"/>
+          <w:noProof/>
           <w:sz w:val="24"/>
           <w:szCs w:val="24"/>
           <w:lang w:val="ro-RO"/>
@@ -19072,7 +19906,7 @@
           <w:lang w:val="ro-RO"/>
         </w:rPr>
       </w:pPr>
-      <w:bookmarkStart w:id="70" w:name="_Toc199511998"/>
+      <w:bookmarkStart w:id="70" w:name="_Toc199591676"/>
       <w:r>
         <w:t xml:space="preserve">Secvență de cod </w:t>
       </w:r>
@@ -19224,6 +20058,9 @@
         <w:jc w:val="both"/>
       </w:pPr>
       <w:r>
+        <w:rPr>
+          <w:noProof/>
+        </w:rPr>
         <w:lastRenderedPageBreak/>
         <w:drawing>
           <wp:inline distT="0" distB="0" distL="0" distR="0" wp14:anchorId="44F45BF1" wp14:editId="0CCD2158">
@@ -19266,7 +20103,7 @@
       <w:pPr>
         <w:pStyle w:val="Referinte"/>
       </w:pPr>
-      <w:bookmarkStart w:id="72" w:name="_Toc199511999"/>
+      <w:bookmarkStart w:id="72" w:name="_Toc199591677"/>
       <w:r>
         <w:t xml:space="preserve">Secvență de cod </w:t>
       </w:r>
@@ -19372,6 +20209,7 @@
         <w:rPr>
           <w:b/>
           <w:bCs/>
+          <w:noProof/>
           <w:sz w:val="24"/>
           <w:szCs w:val="24"/>
         </w:rPr>
@@ -19416,7 +20254,7 @@
       <w:pPr>
         <w:pStyle w:val="Referinte"/>
       </w:pPr>
-      <w:bookmarkStart w:id="73" w:name="_Toc199512000"/>
+      <w:bookmarkStart w:id="73" w:name="_Toc199591678"/>
       <w:r>
         <w:t xml:space="preserve">Secvență de cod </w:t>
       </w:r>
@@ -19526,7 +20364,7 @@
       <w:pPr>
         <w:pStyle w:val="Referinte"/>
       </w:pPr>
-      <w:bookmarkStart w:id="74" w:name="_Toc199511858"/>
+      <w:bookmarkStart w:id="74" w:name="_Toc199592236"/>
       <w:r>
         <w:t xml:space="preserve">Figura </w:t>
       </w:r>
@@ -19613,6 +20451,9 @@
         <w:jc w:val="center"/>
       </w:pPr>
       <w:r>
+        <w:rPr>
+          <w:noProof/>
+        </w:rPr>
         <w:drawing>
           <wp:inline distT="0" distB="0" distL="0" distR="0" wp14:anchorId="3F2687BE" wp14:editId="24785E01">
             <wp:extent cx="4873905" cy="2943970"/>
@@ -19654,7 +20495,7 @@
       <w:pPr>
         <w:pStyle w:val="Referinte"/>
       </w:pPr>
-      <w:bookmarkStart w:id="76" w:name="_Toc199512001"/>
+      <w:bookmarkStart w:id="76" w:name="_Toc199591679"/>
       <w:r>
         <w:t xml:space="preserve">Secvență de cod </w:t>
       </w:r>
@@ -19755,220 +20596,1966 @@
     </w:p>
     <w:p>
       <w:pPr>
+        <w:pStyle w:val="Heading2"/>
+      </w:pPr>
+      <w:r>
+        <w:t>LOGARE ÎN APLICAȚIE</w:t>
+      </w:r>
+    </w:p>
+    <w:p>
+      <w:pPr>
+        <w:pStyle w:val="Text"/>
+      </w:pPr>
+      <w:r>
+        <w:t xml:space="preserve">Autentificarea este componenta centrală care asigură accesul controlat în aplicația </w:t>
+      </w:r>
+      <w:r>
+        <w:rPr>
+          <w:rStyle w:val="Emphasis"/>
+          <w:i w:val="0"/>
+          <w:iCs w:val="0"/>
+        </w:rPr>
+        <w:t>CraftCircle</w:t>
+      </w:r>
+      <w:r>
+        <w:t xml:space="preserve">. Sistemul distinge două tipuri de utilizatori: standard și administratori. Utilizatorii obișnuiți se pot autentifica fie clasic, prin email și parolă, fie prin conturi sociale (Google/Facebook). În schimb, administratorii sunt validați automat în funcție de adresa de email — mai precis, doar adresele care se termină cu </w:t>
+      </w:r>
+      <w:r>
+        <w:t>„</w:t>
+      </w:r>
+      <w:r>
+        <w:rPr>
+          <w:rStyle w:val="HTMLCode"/>
+          <w:rFonts w:ascii="Arial" w:eastAsia="Arial" w:hAnsi="Arial" w:cs="Arial"/>
+          <w:sz w:val="24"/>
+          <w:szCs w:val="24"/>
+        </w:rPr>
+        <w:t>@craft.com</w:t>
+      </w:r>
+      <w:r>
+        <w:rPr>
+          <w:rStyle w:val="HTMLCode"/>
+          <w:rFonts w:ascii="Arial" w:eastAsia="Arial" w:hAnsi="Arial" w:cs="Arial"/>
+          <w:sz w:val="24"/>
+          <w:szCs w:val="24"/>
+        </w:rPr>
+        <w:t>”</w:t>
+      </w:r>
+      <w:r>
+        <w:t xml:space="preserve"> sunt recunoscute ca fiind conturi administrative.</w:t>
+      </w:r>
+    </w:p>
+    <w:p>
+      <w:pPr>
+        <w:pStyle w:val="Text"/>
+      </w:pPr>
+      <w:r>
+        <w:t>Totodată, aplicația oferă un mecanism de recuperare a parolei simplu și securizat, bazat pe coduri temporare trimise prin email și resetarea rapidă a credențialelor.</w:t>
+      </w:r>
+    </w:p>
+    <w:p>
+      <w:pPr>
+        <w:pStyle w:val="Heading3"/>
+      </w:pPr>
+      <w:r>
+        <w:t>Autentificare</w:t>
+      </w:r>
+      <w:r>
+        <w:t xml:space="preserve"> </w:t>
+      </w:r>
+      <w:r>
+        <w:t>standard (</w:t>
+      </w:r>
+      <w:r>
+        <w:t>administratori și utilizatori</w:t>
+      </w:r>
+      <w:r>
+        <w:t>)</w:t>
+      </w:r>
+    </w:p>
+    <w:p>
+      <w:pPr>
+        <w:pStyle w:val="Text"/>
+      </w:pPr>
+      <w:r>
+        <w:t xml:space="preserve">Interfața de login conține două câmpuri principale: email și parolă. Acestea sunt reținute într-un </w:t>
+      </w:r>
+      <w:r>
+        <w:t>obiect de stare</w:t>
+      </w:r>
+      <w:r>
+        <w:t>, adică o structură React folosită pentru a memora și actualiza valorile introduse de utilizator în timp real, fără a reîncărca pagina.</w:t>
+      </w:r>
+    </w:p>
+    <w:p>
+      <w:pPr>
+        <w:keepNext/>
+        <w:ind w:firstLine="708"/>
+        <w:jc w:val="center"/>
+      </w:pPr>
+      <w:r>
+        <w:br/>
+      </w:r>
+      <w:r>
+        <w:drawing>
+          <wp:inline distT="0" distB="0" distL="0" distR="0" wp14:anchorId="125D2635" wp14:editId="1A8F8072">
+            <wp:extent cx="3372321" cy="714475"/>
+            <wp:effectExtent l="0" t="0" r="0" b="9525"/>
+            <wp:docPr id="20" name="Picture 20"/>
+            <wp:cNvGraphicFramePr>
+              <a:graphicFrameLocks xmlns:a="http://schemas.openxmlformats.org/drawingml/2006/main" noChangeAspect="1"/>
+            </wp:cNvGraphicFramePr>
+            <a:graphic xmlns:a="http://schemas.openxmlformats.org/drawingml/2006/main">
+              <a:graphicData uri="http://schemas.openxmlformats.org/drawingml/2006/picture">
+                <pic:pic xmlns:pic="http://schemas.openxmlformats.org/drawingml/2006/picture">
+                  <pic:nvPicPr>
+                    <pic:cNvPr id="1" name=""/>
+                    <pic:cNvPicPr/>
+                  </pic:nvPicPr>
+                  <pic:blipFill>
+                    <a:blip r:embed="rId28"/>
+                    <a:stretch>
+                      <a:fillRect/>
+                    </a:stretch>
+                  </pic:blipFill>
+                  <pic:spPr>
+                    <a:xfrm>
+                      <a:off x="0" y="0"/>
+                      <a:ext cx="3372321" cy="714475"/>
+                    </a:xfrm>
+                    <a:prstGeom prst="rect">
+                      <a:avLst/>
+                    </a:prstGeom>
+                  </pic:spPr>
+                </pic:pic>
+              </a:graphicData>
+            </a:graphic>
+          </wp:inline>
+        </w:drawing>
+      </w:r>
+    </w:p>
+    <w:p>
+      <w:pPr>
+        <w:pStyle w:val="Referinte"/>
+      </w:pPr>
+      <w:bookmarkStart w:id="77" w:name="_Toc199591680"/>
+      <w:r>
+        <w:t xml:space="preserve">Secvență de cod </w:t>
+      </w:r>
+      <w:r>
+        <w:fldChar w:fldCharType="begin"/>
+      </w:r>
+      <w:r>
+        <w:instrText xml:space="preserve"> STYLEREF 1 \s </w:instrText>
+      </w:r>
+      <w:r>
+        <w:fldChar w:fldCharType="separate"/>
+      </w:r>
+      <w:r>
+        <w:rPr>
+          <w:noProof/>
+        </w:rPr>
+        <w:t>4</w:t>
+      </w:r>
+      <w:r>
+        <w:fldChar w:fldCharType="end"/>
+      </w:r>
+      <w:r>
+        <w:t>.</w:t>
+      </w:r>
+      <w:r>
+        <w:fldChar w:fldCharType="begin"/>
+      </w:r>
+      <w:r>
+        <w:instrText xml:space="preserve"> SEQ Secvență_de_cod \* ARABIC \s 1 </w:instrText>
+      </w:r>
+      <w:r>
+        <w:fldChar w:fldCharType="separate"/>
+      </w:r>
+      <w:r>
+        <w:rPr>
+          <w:noProof/>
+        </w:rPr>
+        <w:t>11</w:t>
+      </w:r>
+      <w:r>
+        <w:fldChar w:fldCharType="end"/>
+      </w:r>
+      <w:r>
+        <w:t xml:space="preserve"> </w:t>
+      </w:r>
+      <w:r>
+        <w:t xml:space="preserve"> Inițializarea stării formularului de autentificare</w:t>
+      </w:r>
+      <w:bookmarkEnd w:id="77"/>
+    </w:p>
+    <w:p>
+      <w:pPr>
+        <w:pStyle w:val="Referinte"/>
+        <w:ind w:firstLine="0"/>
+        <w:jc w:val="both"/>
+      </w:pPr>
+      <w:r>
+        <w:t>Pe măsură ce utilizatorul tastează, valorile se actualizează:</w:t>
+      </w:r>
+    </w:p>
+    <w:p>
+      <w:pPr>
+        <w:pStyle w:val="Referinte"/>
+        <w:keepNext/>
+        <w:ind w:firstLine="0"/>
+      </w:pPr>
+      <w:r>
+        <w:drawing>
+          <wp:inline distT="0" distB="0" distL="0" distR="0" wp14:anchorId="220A5117" wp14:editId="00D5AF75">
+            <wp:extent cx="2934109" cy="1543265"/>
+            <wp:effectExtent l="0" t="0" r="0" b="0"/>
+            <wp:docPr id="21" name="Picture 21"/>
+            <wp:cNvGraphicFramePr>
+              <a:graphicFrameLocks xmlns:a="http://schemas.openxmlformats.org/drawingml/2006/main" noChangeAspect="1"/>
+            </wp:cNvGraphicFramePr>
+            <a:graphic xmlns:a="http://schemas.openxmlformats.org/drawingml/2006/main">
+              <a:graphicData uri="http://schemas.openxmlformats.org/drawingml/2006/picture">
+                <pic:pic xmlns:pic="http://schemas.openxmlformats.org/drawingml/2006/picture">
+                  <pic:nvPicPr>
+                    <pic:cNvPr id="1" name=""/>
+                    <pic:cNvPicPr/>
+                  </pic:nvPicPr>
+                  <pic:blipFill>
+                    <a:blip r:embed="rId29"/>
+                    <a:stretch>
+                      <a:fillRect/>
+                    </a:stretch>
+                  </pic:blipFill>
+                  <pic:spPr>
+                    <a:xfrm>
+                      <a:off x="0" y="0"/>
+                      <a:ext cx="2934109" cy="1543265"/>
+                    </a:xfrm>
+                    <a:prstGeom prst="rect">
+                      <a:avLst/>
+                    </a:prstGeom>
+                  </pic:spPr>
+                </pic:pic>
+              </a:graphicData>
+            </a:graphic>
+          </wp:inline>
+        </w:drawing>
+      </w:r>
+    </w:p>
+    <w:p>
+      <w:pPr>
+        <w:pStyle w:val="Referinte"/>
+      </w:pPr>
+      <w:bookmarkStart w:id="78" w:name="_Toc199591681"/>
+      <w:r>
+        <w:t xml:space="preserve">Secvență de cod </w:t>
+      </w:r>
+      <w:r>
+        <w:fldChar w:fldCharType="begin"/>
+      </w:r>
+      <w:r>
+        <w:instrText xml:space="preserve"> STYLEREF 1 \s </w:instrText>
+      </w:r>
+      <w:r>
+        <w:fldChar w:fldCharType="separate"/>
+      </w:r>
+      <w:r>
+        <w:rPr>
+          <w:noProof/>
+        </w:rPr>
+        <w:t>4</w:t>
+      </w:r>
+      <w:r>
+        <w:fldChar w:fldCharType="end"/>
+      </w:r>
+      <w:r>
+        <w:t>.</w:t>
+      </w:r>
+      <w:r>
+        <w:fldChar w:fldCharType="begin"/>
+      </w:r>
+      <w:r>
+        <w:instrText xml:space="preserve"> SEQ Secvență_de_cod \* ARABIC \s 1 </w:instrText>
+      </w:r>
+      <w:r>
+        <w:fldChar w:fldCharType="separate"/>
+      </w:r>
+      <w:r>
+        <w:rPr>
+          <w:noProof/>
+        </w:rPr>
+        <w:t>12</w:t>
+      </w:r>
+      <w:r>
+        <w:fldChar w:fldCharType="end"/>
+      </w:r>
+      <w:r>
+        <w:t xml:space="preserve"> </w:t>
+      </w:r>
+      <w:r>
+        <w:t>Actualizarea dinamică a valorilor din formular</w:t>
+      </w:r>
+      <w:bookmarkEnd w:id="78"/>
+    </w:p>
+    <w:p>
+      <w:pPr>
+        <w:pStyle w:val="Referinte"/>
+        <w:ind w:firstLine="708"/>
+        <w:jc w:val="both"/>
+        <w:rPr>
+          <w:rStyle w:val="TextChar"/>
+        </w:rPr>
+      </w:pPr>
+      <w:r>
+        <w:t xml:space="preserve">Odată ce ambele câmpuri sunt completate cu datele corespunzătoare și </w:t>
+      </w:r>
+      <w:r>
+        <w:t xml:space="preserve">este </w:t>
+      </w:r>
+      <w:r>
+        <w:t>ap</w:t>
+      </w:r>
+      <w:r>
+        <w:t>ăsat</w:t>
+      </w:r>
+      <w:r>
+        <w:t xml:space="preserve"> butonul „Log In”,</w:t>
+      </w:r>
+      <w:r>
+        <w:t xml:space="preserve"> se verifică in frontend dacă email-ul introdus</w:t>
+      </w:r>
+      <w:r>
+        <w:t xml:space="preserve"> </w:t>
+      </w:r>
+      <w:r>
+        <w:t>are sau nu</w:t>
+      </w:r>
+      <w:r>
+        <w:t xml:space="preserve"> terminația „@craft.com”, în caz </w:t>
+      </w:r>
+      <w:r>
+        <w:rPr>
+          <w:rStyle w:val="TextChar"/>
+        </w:rPr>
+        <w:t>a</w:t>
+      </w:r>
+      <w:r>
+        <w:rPr>
+          <w:rStyle w:val="TextChar"/>
+        </w:rPr>
+        <w:t>firmati</w:t>
+      </w:r>
+      <w:r>
+        <w:rPr>
+          <w:rStyle w:val="TextChar"/>
+        </w:rPr>
+        <w:t>v,</w:t>
+      </w:r>
+      <w:r>
+        <w:rPr>
+          <w:rStyle w:val="TextChar"/>
+        </w:rPr>
+        <w:t xml:space="preserve"> </w:t>
+      </w:r>
+      <w:r>
+        <w:rPr>
+          <w:rStyle w:val="TextChar"/>
+        </w:rPr>
+        <w:t>aplicația va trimite cererea de autentificare către ruta</w:t>
+      </w:r>
+      <w:r>
+        <w:rPr>
+          <w:rStyle w:val="TextChar"/>
+        </w:rPr>
+        <w:t xml:space="preserve"> </w:t>
+      </w:r>
+      <w:r>
+        <w:rPr>
+          <w:rStyle w:val="TextChar"/>
+        </w:rPr>
+        <w:t>„</w:t>
+      </w:r>
+      <w:r>
+        <w:rPr>
+          <w:rStyle w:val="TextChar"/>
+        </w:rPr>
+        <w:t>/admin/login</w:t>
+      </w:r>
+      <w:r>
+        <w:rPr>
+          <w:rStyle w:val="TextChar"/>
+        </w:rPr>
+        <w:t>”</w:t>
+      </w:r>
+      <w:r>
+        <w:rPr>
+          <w:rStyle w:val="TextChar"/>
+        </w:rPr>
+        <w:t>,</w:t>
+      </w:r>
+      <w:r>
+        <w:rPr>
+          <w:rStyle w:val="TextChar"/>
+        </w:rPr>
+        <w:t xml:space="preserve"> iar în caz contrar,</w:t>
+      </w:r>
+      <w:r>
+        <w:rPr>
+          <w:rStyle w:val="TextChar"/>
+        </w:rPr>
+        <w:t xml:space="preserve"> către </w:t>
+      </w:r>
+      <w:r>
+        <w:rPr>
+          <w:rStyle w:val="TextChar"/>
+        </w:rPr>
+        <w:t>„</w:t>
+      </w:r>
+      <w:r>
+        <w:rPr>
+          <w:rStyle w:val="TextChar"/>
+        </w:rPr>
+        <w:t>/login</w:t>
+      </w:r>
+      <w:r>
+        <w:rPr>
+          <w:rStyle w:val="TextChar"/>
+        </w:rPr>
+        <w:t>”</w:t>
+      </w:r>
+      <w:r>
+        <w:rPr>
+          <w:rStyle w:val="TextChar"/>
+        </w:rPr>
+        <w:t>,</w:t>
+      </w:r>
+      <w:r>
+        <w:rPr>
+          <w:rStyle w:val="TextChar"/>
+        </w:rPr>
+        <w:t xml:space="preserve"> destinată utilizatorilor standard</w:t>
+      </w:r>
+      <w:r>
+        <w:rPr>
+          <w:rStyle w:val="TextChar"/>
+        </w:rPr>
+        <w:t>.</w:t>
+      </w:r>
+    </w:p>
+    <w:p>
+      <w:pPr>
+        <w:pStyle w:val="Referinte"/>
+        <w:keepNext/>
+        <w:ind w:firstLine="708"/>
+      </w:pPr>
+      <w:r>
+        <w:rPr>
+          <w:rStyle w:val="TextChar"/>
+        </w:rPr>
+        <w:lastRenderedPageBreak/>
+        <w:drawing>
+          <wp:inline distT="0" distB="0" distL="0" distR="0" wp14:anchorId="6BEF0B9F" wp14:editId="15960429">
+            <wp:extent cx="2743200" cy="2130983"/>
+            <wp:effectExtent l="0" t="0" r="0" b="3175"/>
+            <wp:docPr id="22" name="Picture 22"/>
+            <wp:cNvGraphicFramePr>
+              <a:graphicFrameLocks xmlns:a="http://schemas.openxmlformats.org/drawingml/2006/main" noChangeAspect="1"/>
+            </wp:cNvGraphicFramePr>
+            <a:graphic xmlns:a="http://schemas.openxmlformats.org/drawingml/2006/main">
+              <a:graphicData uri="http://schemas.openxmlformats.org/drawingml/2006/picture">
+                <pic:pic xmlns:pic="http://schemas.openxmlformats.org/drawingml/2006/picture">
+                  <pic:nvPicPr>
+                    <pic:cNvPr id="1" name=""/>
+                    <pic:cNvPicPr/>
+                  </pic:nvPicPr>
+                  <pic:blipFill>
+                    <a:blip r:embed="rId30"/>
+                    <a:stretch>
+                      <a:fillRect/>
+                    </a:stretch>
+                  </pic:blipFill>
+                  <pic:spPr>
+                    <a:xfrm>
+                      <a:off x="0" y="0"/>
+                      <a:ext cx="2753104" cy="2138677"/>
+                    </a:xfrm>
+                    <a:prstGeom prst="rect">
+                      <a:avLst/>
+                    </a:prstGeom>
+                  </pic:spPr>
+                </pic:pic>
+              </a:graphicData>
+            </a:graphic>
+          </wp:inline>
+        </w:drawing>
+      </w:r>
+    </w:p>
+    <w:p>
+      <w:pPr>
+        <w:pStyle w:val="Referinte"/>
+        <w:rPr>
+          <w:rStyle w:val="TextChar"/>
+        </w:rPr>
+      </w:pPr>
+      <w:bookmarkStart w:id="79" w:name="_Toc199591682"/>
+      <w:r>
+        <w:t xml:space="preserve">Secvență de cod </w:t>
+      </w:r>
+      <w:r>
+        <w:fldChar w:fldCharType="begin"/>
+      </w:r>
+      <w:r>
+        <w:instrText xml:space="preserve"> STYLEREF 1 \s </w:instrText>
+      </w:r>
+      <w:r>
+        <w:fldChar w:fldCharType="separate"/>
+      </w:r>
+      <w:r>
+        <w:rPr>
+          <w:noProof/>
+        </w:rPr>
+        <w:t>4</w:t>
+      </w:r>
+      <w:r>
+        <w:fldChar w:fldCharType="end"/>
+      </w:r>
+      <w:r>
+        <w:t>.</w:t>
+      </w:r>
+      <w:r>
+        <w:fldChar w:fldCharType="begin"/>
+      </w:r>
+      <w:r>
+        <w:instrText xml:space="preserve"> SEQ Secvență_de_cod \* ARABIC \s 1 </w:instrText>
+      </w:r>
+      <w:r>
+        <w:fldChar w:fldCharType="separate"/>
+      </w:r>
+      <w:r>
+        <w:rPr>
+          <w:noProof/>
+        </w:rPr>
+        <w:t>13</w:t>
+      </w:r>
+      <w:r>
+        <w:fldChar w:fldCharType="end"/>
+      </w:r>
+      <w:r>
+        <w:t xml:space="preserve"> </w:t>
+      </w:r>
+      <w:r>
+        <w:t>Determinarea tipului de utilizator și trimiterea cererii de autentificare</w:t>
+      </w:r>
+      <w:bookmarkEnd w:id="79"/>
+    </w:p>
+    <w:p>
+      <w:pPr>
+        <w:pStyle w:val="Text"/>
+        <w:rPr>
+          <w:rStyle w:val="TextChar"/>
+        </w:rPr>
+      </w:pPr>
+      <w:r>
+        <w:t>În backend,</w:t>
+      </w:r>
+      <w:r>
+        <w:t xml:space="preserve"> atât ruta „/login”, cât și „/admin/login”,</w:t>
+      </w:r>
+      <w:r>
+        <w:t xml:space="preserve"> verifi</w:t>
+      </w:r>
+      <w:r>
+        <w:t>că dacă email-ul introdus se regăsește în tabela corespunzătoare din baza de date</w:t>
+      </w:r>
+      <w:r>
+        <w:t>, în caz pozitiv,</w:t>
+      </w:r>
+      <w:r>
+        <w:t xml:space="preserve"> parola este verificată folosind biblioteca </w:t>
+      </w:r>
+      <w:r>
+        <w:rPr>
+          <w:rStyle w:val="HTMLCode"/>
+          <w:rFonts w:ascii="Arial" w:eastAsia="Arial" w:hAnsi="Arial" w:cs="Arial"/>
+          <w:sz w:val="24"/>
+          <w:szCs w:val="24"/>
+        </w:rPr>
+        <w:t>bcrypt</w:t>
+      </w:r>
+      <w:r>
+        <w:t xml:space="preserve">, pentru a compara valoarea introdusă cu cea hash-uita </w:t>
+      </w:r>
+      <w:r>
+        <w:t>salvată î</w:t>
+      </w:r>
+      <w:r>
+        <w:t>n baza de date</w:t>
+      </w:r>
+      <w:r>
+        <w:t>.</w:t>
+      </w:r>
+    </w:p>
+    <w:p>
+      <w:pPr>
+        <w:pStyle w:val="Referinte"/>
+        <w:keepNext/>
+        <w:ind w:firstLine="0"/>
+      </w:pPr>
+      <w:r>
+        <w:drawing>
+          <wp:inline distT="0" distB="0" distL="0" distR="0" wp14:anchorId="52C71BDA" wp14:editId="7DB85854">
+            <wp:extent cx="3521468" cy="3606800"/>
+            <wp:effectExtent l="0" t="0" r="3175" b="0"/>
+            <wp:docPr id="23" name="Picture 23"/>
+            <wp:cNvGraphicFramePr>
+              <a:graphicFrameLocks xmlns:a="http://schemas.openxmlformats.org/drawingml/2006/main" noChangeAspect="1"/>
+            </wp:cNvGraphicFramePr>
+            <a:graphic xmlns:a="http://schemas.openxmlformats.org/drawingml/2006/main">
+              <a:graphicData uri="http://schemas.openxmlformats.org/drawingml/2006/picture">
+                <pic:pic xmlns:pic="http://schemas.openxmlformats.org/drawingml/2006/picture">
+                  <pic:nvPicPr>
+                    <pic:cNvPr id="1" name=""/>
+                    <pic:cNvPicPr/>
+                  </pic:nvPicPr>
+                  <pic:blipFill>
+                    <a:blip r:embed="rId31"/>
+                    <a:stretch>
+                      <a:fillRect/>
+                    </a:stretch>
+                  </pic:blipFill>
+                  <pic:spPr>
+                    <a:xfrm>
+                      <a:off x="0" y="0"/>
+                      <a:ext cx="3575851" cy="3662501"/>
+                    </a:xfrm>
+                    <a:prstGeom prst="rect">
+                      <a:avLst/>
+                    </a:prstGeom>
+                  </pic:spPr>
+                </pic:pic>
+              </a:graphicData>
+            </a:graphic>
+          </wp:inline>
+        </w:drawing>
+      </w:r>
+    </w:p>
+    <w:p>
+      <w:pPr>
+        <w:pStyle w:val="Referinte"/>
+      </w:pPr>
+      <w:bookmarkStart w:id="80" w:name="_Toc199591683"/>
+      <w:r>
+        <w:t xml:space="preserve">Secvență de cod </w:t>
+      </w:r>
+      <w:r>
+        <w:fldChar w:fldCharType="begin"/>
+      </w:r>
+      <w:r>
+        <w:instrText xml:space="preserve"> STYLEREF 1 \s </w:instrText>
+      </w:r>
+      <w:r>
+        <w:fldChar w:fldCharType="separate"/>
+      </w:r>
+      <w:r>
+        <w:rPr>
+          <w:noProof/>
+        </w:rPr>
+        <w:t>4</w:t>
+      </w:r>
+      <w:r>
+        <w:fldChar w:fldCharType="end"/>
+      </w:r>
+      <w:r>
+        <w:t>.</w:t>
+      </w:r>
+      <w:r>
+        <w:fldChar w:fldCharType="begin"/>
+      </w:r>
+      <w:r>
+        <w:instrText xml:space="preserve"> SEQ Secvență_de_cod \* ARABIC \s 1 </w:instrText>
+      </w:r>
+      <w:r>
+        <w:fldChar w:fldCharType="separate"/>
+      </w:r>
+      <w:r>
+        <w:rPr>
+          <w:noProof/>
+        </w:rPr>
+        <w:t>14</w:t>
+      </w:r>
+      <w:r>
+        <w:fldChar w:fldCharType="end"/>
+      </w:r>
+      <w:r>
+        <w:t xml:space="preserve"> </w:t>
+      </w:r>
+      <w:r>
+        <w:t>Verificarea credențialelor în backend și răspunsul la autentificare</w:t>
+      </w:r>
+      <w:r>
+        <w:t xml:space="preserve"> pentru ruta „/login”</w:t>
+      </w:r>
+      <w:bookmarkEnd w:id="80"/>
+    </w:p>
+    <w:p>
+      <w:pPr>
+        <w:pStyle w:val="Referinte"/>
+        <w:keepNext/>
+      </w:pPr>
+      <w:r>
+        <w:rPr>
+          <w:sz w:val="18"/>
+          <w:szCs w:val="18"/>
+        </w:rPr>
+        <w:lastRenderedPageBreak/>
+        <w:drawing>
+          <wp:inline distT="0" distB="0" distL="0" distR="0" wp14:anchorId="0B6B590B" wp14:editId="09F7B977">
+            <wp:extent cx="3833053" cy="3816350"/>
+            <wp:effectExtent l="0" t="0" r="0" b="0"/>
+            <wp:docPr id="31" name="Picture 31"/>
+            <wp:cNvGraphicFramePr>
+              <a:graphicFrameLocks xmlns:a="http://schemas.openxmlformats.org/drawingml/2006/main" noChangeAspect="1"/>
+            </wp:cNvGraphicFramePr>
+            <a:graphic xmlns:a="http://schemas.openxmlformats.org/drawingml/2006/main">
+              <a:graphicData uri="http://schemas.openxmlformats.org/drawingml/2006/picture">
+                <pic:pic xmlns:pic="http://schemas.openxmlformats.org/drawingml/2006/picture">
+                  <pic:nvPicPr>
+                    <pic:cNvPr id="1" name=""/>
+                    <pic:cNvPicPr/>
+                  </pic:nvPicPr>
+                  <pic:blipFill>
+                    <a:blip r:embed="rId32"/>
+                    <a:stretch>
+                      <a:fillRect/>
+                    </a:stretch>
+                  </pic:blipFill>
+                  <pic:spPr>
+                    <a:xfrm>
+                      <a:off x="0" y="0"/>
+                      <a:ext cx="3854375" cy="3837579"/>
+                    </a:xfrm>
+                    <a:prstGeom prst="rect">
+                      <a:avLst/>
+                    </a:prstGeom>
+                  </pic:spPr>
+                </pic:pic>
+              </a:graphicData>
+            </a:graphic>
+          </wp:inline>
+        </w:drawing>
+      </w:r>
+    </w:p>
+    <w:p>
+      <w:pPr>
+        <w:pStyle w:val="Referinte"/>
+        <w:rPr>
+          <w:sz w:val="18"/>
+          <w:szCs w:val="18"/>
+        </w:rPr>
+      </w:pPr>
+      <w:bookmarkStart w:id="81" w:name="_Toc199591684"/>
+      <w:r>
+        <w:t xml:space="preserve">Secvență de cod </w:t>
+      </w:r>
+      <w:r>
+        <w:fldChar w:fldCharType="begin"/>
+      </w:r>
+      <w:r>
+        <w:instrText xml:space="preserve"> STYLEREF 1 \s </w:instrText>
+      </w:r>
+      <w:r>
+        <w:fldChar w:fldCharType="separate"/>
+      </w:r>
+      <w:r>
+        <w:rPr>
+          <w:noProof/>
+        </w:rPr>
+        <w:t>4</w:t>
+      </w:r>
+      <w:r>
+        <w:fldChar w:fldCharType="end"/>
+      </w:r>
+      <w:r>
+        <w:t>.</w:t>
+      </w:r>
+      <w:r>
+        <w:fldChar w:fldCharType="begin"/>
+      </w:r>
+      <w:r>
+        <w:instrText xml:space="preserve"> SEQ Secvență_de_cod \* ARABIC \s 1 </w:instrText>
+      </w:r>
+      <w:r>
+        <w:fldChar w:fldCharType="separate"/>
+      </w:r>
+      <w:r>
+        <w:rPr>
+          <w:noProof/>
+        </w:rPr>
+        <w:t>15</w:t>
+      </w:r>
+      <w:r>
+        <w:fldChar w:fldCharType="end"/>
+      </w:r>
+      <w:r>
+        <w:t xml:space="preserve"> </w:t>
+      </w:r>
+      <w:r>
+        <w:t>Verificarea credențialelor în backend și răspunsul la autentificare pentru ruta „</w:t>
+      </w:r>
+      <w:r>
+        <w:t>/admin</w:t>
+      </w:r>
+      <w:r>
+        <w:t>/login”</w:t>
+      </w:r>
+      <w:bookmarkEnd w:id="81"/>
+    </w:p>
+    <w:p>
+      <w:pPr>
+        <w:pStyle w:val="Text"/>
+        <w:ind w:firstLine="0"/>
+      </w:pPr>
+      <w:r>
+        <w:t>Dacă datele sunt valide, utilizatorul este autentificat, iar în frontend</w:t>
+      </w:r>
+      <w:r>
+        <w:t xml:space="preserve"> context</w:t>
+      </w:r>
+      <w:r>
+        <w:t xml:space="preserve"> este salvat </w:t>
+      </w:r>
+      <w:r>
+        <w:rPr>
+          <w:rStyle w:val="HTMLCode"/>
+          <w:rFonts w:ascii="Arial" w:eastAsia="Arial" w:hAnsi="Arial" w:cs="Arial"/>
+          <w:sz w:val="24"/>
+          <w:szCs w:val="24"/>
+        </w:rPr>
+        <w:t>user_id</w:t>
+      </w:r>
+      <w:r>
+        <w:t xml:space="preserve"> </w:t>
+      </w:r>
+      <w:r>
+        <w:t xml:space="preserve">și un boolean care indică dacă utilizatorul logat este sau nu admin. </w:t>
+      </w:r>
+      <w:r>
+        <w:t>Redirecționarea către pagina de profil se face în funcție de tipul utilizatorului.</w:t>
+      </w:r>
+    </w:p>
+    <w:p>
+      <w:pPr>
+        <w:pStyle w:val="Text"/>
+        <w:keepNext/>
+        <w:ind w:firstLine="0"/>
+        <w:jc w:val="center"/>
+      </w:pPr>
+      <w:r>
+        <w:drawing>
+          <wp:inline distT="0" distB="0" distL="0" distR="0" wp14:anchorId="1000BF03" wp14:editId="3CC3B506">
+            <wp:extent cx="3505200" cy="2314629"/>
+            <wp:effectExtent l="0" t="0" r="0" b="9525"/>
+            <wp:docPr id="33" name="Picture 33"/>
+            <wp:cNvGraphicFramePr>
+              <a:graphicFrameLocks xmlns:a="http://schemas.openxmlformats.org/drawingml/2006/main" noChangeAspect="1"/>
+            </wp:cNvGraphicFramePr>
+            <a:graphic xmlns:a="http://schemas.openxmlformats.org/drawingml/2006/main">
+              <a:graphicData uri="http://schemas.openxmlformats.org/drawingml/2006/picture">
+                <pic:pic xmlns:pic="http://schemas.openxmlformats.org/drawingml/2006/picture">
+                  <pic:nvPicPr>
+                    <pic:cNvPr id="1" name=""/>
+                    <pic:cNvPicPr/>
+                  </pic:nvPicPr>
+                  <pic:blipFill>
+                    <a:blip r:embed="rId33"/>
+                    <a:stretch>
+                      <a:fillRect/>
+                    </a:stretch>
+                  </pic:blipFill>
+                  <pic:spPr>
+                    <a:xfrm>
+                      <a:off x="0" y="0"/>
+                      <a:ext cx="3535579" cy="2334689"/>
+                    </a:xfrm>
+                    <a:prstGeom prst="rect">
+                      <a:avLst/>
+                    </a:prstGeom>
+                  </pic:spPr>
+                </pic:pic>
+              </a:graphicData>
+            </a:graphic>
+          </wp:inline>
+        </w:drawing>
+      </w:r>
+    </w:p>
+    <w:p>
+      <w:pPr>
+        <w:pStyle w:val="Referinte"/>
+      </w:pPr>
+      <w:bookmarkStart w:id="82" w:name="_Toc199591685"/>
+      <w:r>
+        <w:t xml:space="preserve">Secvență de cod </w:t>
+      </w:r>
+      <w:r>
+        <w:fldChar w:fldCharType="begin"/>
+      </w:r>
+      <w:r>
+        <w:instrText xml:space="preserve"> STYLEREF 1 \s </w:instrText>
+      </w:r>
+      <w:r>
+        <w:fldChar w:fldCharType="separate"/>
+      </w:r>
+      <w:r>
+        <w:rPr>
+          <w:noProof/>
+        </w:rPr>
+        <w:t>4</w:t>
+      </w:r>
+      <w:r>
+        <w:fldChar w:fldCharType="end"/>
+      </w:r>
+      <w:r>
+        <w:t>.</w:t>
+      </w:r>
+      <w:r>
+        <w:fldChar w:fldCharType="begin"/>
+      </w:r>
+      <w:r>
+        <w:instrText xml:space="preserve"> SEQ Secvență_de_cod \* ARABIC \s 1 </w:instrText>
+      </w:r>
+      <w:r>
+        <w:fldChar w:fldCharType="separate"/>
+      </w:r>
+      <w:r>
+        <w:rPr>
+          <w:noProof/>
+        </w:rPr>
+        <w:t>16</w:t>
+      </w:r>
+      <w:r>
+        <w:fldChar w:fldCharType="end"/>
+      </w:r>
+      <w:r>
+        <w:t xml:space="preserve"> Redirecționarea către pagina de profil în cazul unei autentificări reușite</w:t>
+      </w:r>
+      <w:bookmarkEnd w:id="82"/>
+    </w:p>
+    <w:p>
+      <w:pPr>
+        <w:spacing w:after="160" w:line="259" w:lineRule="auto"/>
+        <w:ind w:firstLine="0"/>
+        <w:rPr>
+          <w:b/>
+          <w:bCs/>
+          <w:sz w:val="24"/>
+          <w:szCs w:val="24"/>
+          <w:lang w:val="en-US"/>
+        </w:rPr>
+      </w:pPr>
+    </w:p>
+    <w:p>
+      <w:pPr>
+        <w:pStyle w:val="Heading3"/>
+      </w:pPr>
+      <w:r>
+        <w:t>Autentificarea socială</w:t>
+      </w:r>
+    </w:p>
+    <w:p>
+      <w:pPr>
+        <w:spacing w:after="160" w:line="259" w:lineRule="auto"/>
+        <w:ind w:firstLine="708"/>
+      </w:pPr>
+      <w:r>
+        <w:t>Pentru o experiență</w:t>
+      </w:r>
+      <w:r>
+        <w:t xml:space="preserve"> </w:t>
+      </w:r>
+      <w:r>
+        <w:t>rapidă, aplicația permite și login social. La apăsarea</w:t>
+      </w:r>
+      <w:r>
+        <w:rPr>
+          <w:sz w:val="24"/>
+          <w:szCs w:val="24"/>
+          <w:lang w:val="ro-RO"/>
+        </w:rPr>
+        <w:t xml:space="preserve"> </w:t>
+      </w:r>
+      <w:r>
+        <w:rPr>
+          <w:sz w:val="24"/>
+          <w:szCs w:val="24"/>
+          <w:lang w:val="ro-RO"/>
+        </w:rPr>
+        <w:t>butoanel</w:t>
+      </w:r>
+      <w:r>
+        <w:rPr>
+          <w:sz w:val="24"/>
+          <w:szCs w:val="24"/>
+          <w:lang w:val="ro-RO"/>
+        </w:rPr>
+        <w:t>or</w:t>
+      </w:r>
+      <w:r>
+        <w:rPr>
+          <w:sz w:val="24"/>
+          <w:szCs w:val="24"/>
+          <w:lang w:val="ro-RO"/>
+        </w:rPr>
+        <w:t xml:space="preserve"> cu pictograme reprezentative pentru fiecare modalitate</w:t>
+      </w:r>
+      <w:r>
+        <w:rPr>
+          <w:sz w:val="24"/>
+          <w:szCs w:val="24"/>
+          <w:lang w:val="ro-RO"/>
+        </w:rPr>
+        <w:t xml:space="preserve"> (Google/ Facebook)</w:t>
+      </w:r>
+      <w:r>
+        <w:t>, utilizatorul este redirecționat către O</w:t>
+      </w:r>
+      <w:r>
+        <w:t>a</w:t>
+      </w:r>
+      <w:r>
+        <w:t>uth</w:t>
+      </w:r>
+      <w:r>
+        <w:t>.</w:t>
+      </w:r>
+    </w:p>
+    <w:p>
+      <w:pPr>
+        <w:keepNext/>
+        <w:spacing w:after="160" w:line="259" w:lineRule="auto"/>
+        <w:ind w:firstLine="708"/>
+        <w:jc w:val="center"/>
+      </w:pPr>
+      <w:r>
+        <w:rPr>
+          <w:b/>
+          <w:bCs/>
+          <w:sz w:val="24"/>
+          <w:szCs w:val="24"/>
+        </w:rPr>
+        <w:drawing>
+          <wp:inline distT="0" distB="0" distL="0" distR="0" wp14:anchorId="22B63D32" wp14:editId="41AE5C07">
+            <wp:extent cx="3733800" cy="1346617"/>
+            <wp:effectExtent l="0" t="0" r="0" b="6350"/>
+            <wp:docPr id="24" name="Picture 24"/>
+            <wp:cNvGraphicFramePr>
+              <a:graphicFrameLocks xmlns:a="http://schemas.openxmlformats.org/drawingml/2006/main" noChangeAspect="1"/>
+            </wp:cNvGraphicFramePr>
+            <a:graphic xmlns:a="http://schemas.openxmlformats.org/drawingml/2006/main">
+              <a:graphicData uri="http://schemas.openxmlformats.org/drawingml/2006/picture">
+                <pic:pic xmlns:pic="http://schemas.openxmlformats.org/drawingml/2006/picture">
+                  <pic:nvPicPr>
+                    <pic:cNvPr id="1" name=""/>
+                    <pic:cNvPicPr/>
+                  </pic:nvPicPr>
+                  <pic:blipFill>
+                    <a:blip r:embed="rId34"/>
+                    <a:stretch>
+                      <a:fillRect/>
+                    </a:stretch>
+                  </pic:blipFill>
+                  <pic:spPr>
+                    <a:xfrm>
+                      <a:off x="0" y="0"/>
+                      <a:ext cx="3786928" cy="1365778"/>
+                    </a:xfrm>
+                    <a:prstGeom prst="rect">
+                      <a:avLst/>
+                    </a:prstGeom>
+                  </pic:spPr>
+                </pic:pic>
+              </a:graphicData>
+            </a:graphic>
+          </wp:inline>
+        </w:drawing>
+      </w:r>
+    </w:p>
+    <w:p>
+      <w:pPr>
+        <w:pStyle w:val="Referinte"/>
+        <w:rPr>
+          <w:b/>
+          <w:bCs/>
+        </w:rPr>
+      </w:pPr>
+      <w:bookmarkStart w:id="83" w:name="_Toc199591686"/>
+      <w:r>
+        <w:t xml:space="preserve">Secvență de cod </w:t>
+      </w:r>
+      <w:r>
+        <w:fldChar w:fldCharType="begin"/>
+      </w:r>
+      <w:r>
+        <w:instrText xml:space="preserve"> STYLEREF 1 \s </w:instrText>
+      </w:r>
+      <w:r>
+        <w:fldChar w:fldCharType="separate"/>
+      </w:r>
+      <w:r>
+        <w:rPr>
+          <w:noProof/>
+        </w:rPr>
+        <w:t>4</w:t>
+      </w:r>
+      <w:r>
+        <w:fldChar w:fldCharType="end"/>
+      </w:r>
+      <w:r>
+        <w:t>.</w:t>
+      </w:r>
+      <w:r>
+        <w:fldChar w:fldCharType="begin"/>
+      </w:r>
+      <w:r>
+        <w:instrText xml:space="preserve"> SEQ Secvență_de_cod \* ARABIC \s 1 </w:instrText>
+      </w:r>
+      <w:r>
+        <w:fldChar w:fldCharType="separate"/>
+      </w:r>
+      <w:r>
+        <w:rPr>
+          <w:noProof/>
+        </w:rPr>
+        <w:t>17</w:t>
+      </w:r>
+      <w:r>
+        <w:fldChar w:fldCharType="end"/>
+      </w:r>
+      <w:r>
+        <w:t xml:space="preserve"> </w:t>
+      </w:r>
+      <w:r>
+        <w:t>Inițierea autentificării sociale (OAuth) cu Google și Facebook</w:t>
+      </w:r>
+      <w:bookmarkEnd w:id="83"/>
+    </w:p>
+    <w:p>
+      <w:pPr>
+        <w:pStyle w:val="Text"/>
+      </w:pPr>
+      <w:r>
+        <w:t xml:space="preserve">După autentificare, backend-ul trimite utilizatorul înapoi în aplicație cu parametrii </w:t>
+      </w:r>
+      <w:r>
+        <w:rPr>
+          <w:rStyle w:val="HTMLCode"/>
+          <w:rFonts w:ascii="Arial" w:eastAsia="Arial" w:hAnsi="Arial" w:cs="Arial"/>
+          <w:sz w:val="24"/>
+          <w:szCs w:val="24"/>
+        </w:rPr>
+        <w:t>user_id</w:t>
+      </w:r>
+      <w:r>
+        <w:t xml:space="preserve"> și </w:t>
+      </w:r>
+      <w:r>
+        <w:rPr>
+          <w:rStyle w:val="HTMLCode"/>
+          <w:rFonts w:ascii="Arial" w:eastAsia="Arial" w:hAnsi="Arial" w:cs="Arial"/>
+          <w:sz w:val="24"/>
+          <w:szCs w:val="24"/>
+        </w:rPr>
+        <w:t>isNewUser</w:t>
+      </w:r>
+      <w:r>
+        <w:t>.</w:t>
+      </w:r>
+    </w:p>
+    <w:p>
+      <w:pPr>
+        <w:keepNext/>
         <w:spacing w:after="160" w:line="259" w:lineRule="auto"/>
         <w:ind w:firstLine="0"/>
         <w:jc w:val="center"/>
+      </w:pPr>
+      <w:r>
         <w:rPr>
           <w:b/>
           <w:bCs/>
           <w:sz w:val="24"/>
           <w:szCs w:val="24"/>
         </w:rPr>
-      </w:pPr>
-    </w:p>
-    <w:p>
-      <w:pPr>
+        <w:drawing>
+          <wp:inline distT="0" distB="0" distL="0" distR="0" wp14:anchorId="24DC9F95" wp14:editId="5D730D8C">
+            <wp:extent cx="6120130" cy="349885"/>
+            <wp:effectExtent l="0" t="0" r="0" b="0"/>
+            <wp:docPr id="25" name="Picture 25"/>
+            <wp:cNvGraphicFramePr>
+              <a:graphicFrameLocks xmlns:a="http://schemas.openxmlformats.org/drawingml/2006/main" noChangeAspect="1"/>
+            </wp:cNvGraphicFramePr>
+            <a:graphic xmlns:a="http://schemas.openxmlformats.org/drawingml/2006/main">
+              <a:graphicData uri="http://schemas.openxmlformats.org/drawingml/2006/picture">
+                <pic:pic xmlns:pic="http://schemas.openxmlformats.org/drawingml/2006/picture">
+                  <pic:nvPicPr>
+                    <pic:cNvPr id="1" name=""/>
+                    <pic:cNvPicPr/>
+                  </pic:nvPicPr>
+                  <pic:blipFill>
+                    <a:blip r:embed="rId35"/>
+                    <a:stretch>
+                      <a:fillRect/>
+                    </a:stretch>
+                  </pic:blipFill>
+                  <pic:spPr>
+                    <a:xfrm>
+                      <a:off x="0" y="0"/>
+                      <a:ext cx="6120130" cy="349885"/>
+                    </a:xfrm>
+                    <a:prstGeom prst="rect">
+                      <a:avLst/>
+                    </a:prstGeom>
+                  </pic:spPr>
+                </pic:pic>
+              </a:graphicData>
+            </a:graphic>
+          </wp:inline>
+        </w:drawing>
+      </w:r>
+    </w:p>
+    <w:p>
+      <w:pPr>
+        <w:pStyle w:val="Referinte"/>
+        <w:rPr>
+          <w:b/>
+          <w:bCs/>
+        </w:rPr>
+      </w:pPr>
+      <w:bookmarkStart w:id="84" w:name="_Toc199591687"/>
+      <w:r>
+        <w:t xml:space="preserve">Secvență de cod </w:t>
+      </w:r>
+      <w:r>
+        <w:fldChar w:fldCharType="begin"/>
+      </w:r>
+      <w:r>
+        <w:instrText xml:space="preserve"> STYLEREF 1 \s </w:instrText>
+      </w:r>
+      <w:r>
+        <w:fldChar w:fldCharType="separate"/>
+      </w:r>
+      <w:r>
+        <w:rPr>
+          <w:noProof/>
+        </w:rPr>
+        <w:t>4</w:t>
+      </w:r>
+      <w:r>
+        <w:fldChar w:fldCharType="end"/>
+      </w:r>
+      <w:r>
+        <w:t>.</w:t>
+      </w:r>
+      <w:r>
+        <w:fldChar w:fldCharType="begin"/>
+      </w:r>
+      <w:r>
+        <w:instrText xml:space="preserve"> SEQ Secvență_de_cod \* ARABIC \s 1 </w:instrText>
+      </w:r>
+      <w:r>
+        <w:fldChar w:fldCharType="separate"/>
+      </w:r>
+      <w:r>
+        <w:rPr>
+          <w:noProof/>
+        </w:rPr>
+        <w:t>18</w:t>
+      </w:r>
+      <w:r>
+        <w:fldChar w:fldCharType="end"/>
+      </w:r>
+      <w:r>
+        <w:t xml:space="preserve"> </w:t>
+      </w:r>
+      <w:r>
+        <w:t>Generarea URL-ului de redirectare cu parametri după login-ul social</w:t>
+      </w:r>
+      <w:bookmarkEnd w:id="84"/>
+    </w:p>
+    <w:p>
+      <w:pPr>
+        <w:pStyle w:val="Text"/>
+        <w:rPr>
+          <w:b/>
+          <w:bCs/>
+        </w:rPr>
+      </w:pPr>
+      <w:r>
+        <w:t>Ace</w:t>
+      </w:r>
+      <w:r>
+        <w:t>ști parametri sunt preluați ăn frontend</w:t>
+      </w:r>
+      <w:r>
+        <w:t>.</w:t>
+      </w:r>
+      <w:r>
+        <w:t xml:space="preserve"> </w:t>
+      </w:r>
+      <w:r>
+        <w:t>Astfel, utilizatorii noi sunt redirecționați spre completarea profilului, iar cei existenți accesează imediat platforma.</w:t>
+      </w:r>
+    </w:p>
+    <w:p>
+      <w:pPr>
+        <w:keepNext/>
         <w:spacing w:after="160" w:line="259" w:lineRule="auto"/>
         <w:ind w:firstLine="0"/>
+        <w:jc w:val="center"/>
+      </w:pPr>
+      <w:r>
+        <w:rPr>
+          <w:sz w:val="24"/>
+          <w:szCs w:val="24"/>
+        </w:rPr>
+        <w:drawing>
+          <wp:inline distT="0" distB="0" distL="0" distR="0" wp14:anchorId="17C14533" wp14:editId="19923362">
+            <wp:extent cx="2609878" cy="2406650"/>
+            <wp:effectExtent l="0" t="0" r="0" b="0"/>
+            <wp:docPr id="26" name="Picture 26"/>
+            <wp:cNvGraphicFramePr>
+              <a:graphicFrameLocks xmlns:a="http://schemas.openxmlformats.org/drawingml/2006/main" noChangeAspect="1"/>
+            </wp:cNvGraphicFramePr>
+            <a:graphic xmlns:a="http://schemas.openxmlformats.org/drawingml/2006/main">
+              <a:graphicData uri="http://schemas.openxmlformats.org/drawingml/2006/picture">
+                <pic:pic xmlns:pic="http://schemas.openxmlformats.org/drawingml/2006/picture">
+                  <pic:nvPicPr>
+                    <pic:cNvPr id="1" name=""/>
+                    <pic:cNvPicPr/>
+                  </pic:nvPicPr>
+                  <pic:blipFill>
+                    <a:blip r:embed="rId36"/>
+                    <a:stretch>
+                      <a:fillRect/>
+                    </a:stretch>
+                  </pic:blipFill>
+                  <pic:spPr>
+                    <a:xfrm>
+                      <a:off x="0" y="0"/>
+                      <a:ext cx="2613374" cy="2409874"/>
+                    </a:xfrm>
+                    <a:prstGeom prst="rect">
+                      <a:avLst/>
+                    </a:prstGeom>
+                  </pic:spPr>
+                </pic:pic>
+              </a:graphicData>
+            </a:graphic>
+          </wp:inline>
+        </w:drawing>
+      </w:r>
+    </w:p>
+    <w:p>
+      <w:pPr>
+        <w:pStyle w:val="Referinte"/>
+      </w:pPr>
+      <w:bookmarkStart w:id="85" w:name="_Toc199591688"/>
+      <w:r>
+        <w:t xml:space="preserve">Secvență de cod </w:t>
+      </w:r>
+      <w:r>
+        <w:fldChar w:fldCharType="begin"/>
+      </w:r>
+      <w:r>
+        <w:instrText xml:space="preserve"> STYLEREF 1 \s </w:instrText>
+      </w:r>
+      <w:r>
+        <w:fldChar w:fldCharType="separate"/>
+      </w:r>
+      <w:r>
+        <w:rPr>
+          <w:noProof/>
+        </w:rPr>
+        <w:t>4</w:t>
+      </w:r>
+      <w:r>
+        <w:fldChar w:fldCharType="end"/>
+      </w:r>
+      <w:r>
+        <w:t>.</w:t>
+      </w:r>
+      <w:r>
+        <w:fldChar w:fldCharType="begin"/>
+      </w:r>
+      <w:r>
+        <w:instrText xml:space="preserve"> SEQ Secvență_de_cod \* ARABIC \s 1 </w:instrText>
+      </w:r>
+      <w:r>
+        <w:fldChar w:fldCharType="separate"/>
+      </w:r>
+      <w:r>
+        <w:rPr>
+          <w:noProof/>
+        </w:rPr>
+        <w:t>19</w:t>
+      </w:r>
+      <w:r>
+        <w:fldChar w:fldCharType="end"/>
+      </w:r>
+      <w:r>
+        <w:t xml:space="preserve"> </w:t>
+      </w:r>
+      <w:r>
+        <w:t>Procesarea login-ului social în frontend pe baza parametrilor URL</w:t>
+      </w:r>
+      <w:bookmarkEnd w:id="85"/>
+    </w:p>
+    <w:p>
+      <w:pPr>
+        <w:pStyle w:val="Heading3"/>
+      </w:pPr>
+      <w:r>
+        <w:lastRenderedPageBreak/>
+        <w:t>Res</w:t>
+      </w:r>
+      <w:r>
+        <w:t>eta</w:t>
+      </w:r>
+      <w:r>
+        <w:t>rea parolei</w:t>
+      </w:r>
+    </w:p>
+    <w:p>
+      <w:pPr>
+        <w:pStyle w:val="Text"/>
+      </w:pPr>
+      <w:r>
+        <w:t>În vederea asigurării unei experiențe complete, formularul de Login conține și butonul care permite restarea parolei, în cazul în care utilizatorul și-a uitat parola. Acest formular este compus din 3 pași:</w:t>
+      </w:r>
+    </w:p>
+    <w:p>
+      <w:pPr>
+        <w:pStyle w:val="Text"/>
+        <w:numPr>
+          <w:ilvl w:val="0"/>
+          <w:numId w:val="27"/>
+        </w:numPr>
+      </w:pPr>
+      <w:r>
+        <w:t>Trimiterea codului de verificare</w:t>
+      </w:r>
+    </w:p>
+    <w:p>
+      <w:pPr>
+        <w:pStyle w:val="Text"/>
+        <w:ind w:left="1571" w:firstLine="0"/>
+      </w:pPr>
+      <w:r>
+        <w:t xml:space="preserve">Utilizatorul introduce adresa de email </w:t>
+      </w:r>
+      <w:r>
+        <w:t>într-un formular special. Backend-ul generează un cod numeric din 6 cifre, salvat în baza de date</w:t>
+      </w:r>
+      <w:r>
+        <w:t xml:space="preserve"> și trimis utilizatorului pe email, folosind Nodemailer.</w:t>
+      </w:r>
+    </w:p>
+    <w:p>
+      <w:pPr>
+        <w:pStyle w:val="Text"/>
+        <w:keepNext/>
+        <w:ind w:left="1571" w:firstLine="0"/>
+        <w:jc w:val="center"/>
+      </w:pPr>
+      <w:r>
+        <w:drawing>
+          <wp:inline distT="0" distB="0" distL="0" distR="0" wp14:anchorId="1DF104C3" wp14:editId="2A843EBD">
+            <wp:extent cx="3353171" cy="2698750"/>
+            <wp:effectExtent l="0" t="0" r="0" b="6350"/>
+            <wp:docPr id="27" name="Picture 27"/>
+            <wp:cNvGraphicFramePr>
+              <a:graphicFrameLocks xmlns:a="http://schemas.openxmlformats.org/drawingml/2006/main" noChangeAspect="1"/>
+            </wp:cNvGraphicFramePr>
+            <a:graphic xmlns:a="http://schemas.openxmlformats.org/drawingml/2006/main">
+              <a:graphicData uri="http://schemas.openxmlformats.org/drawingml/2006/picture">
+                <pic:pic xmlns:pic="http://schemas.openxmlformats.org/drawingml/2006/picture">
+                  <pic:nvPicPr>
+                    <pic:cNvPr id="1" name=""/>
+                    <pic:cNvPicPr/>
+                  </pic:nvPicPr>
+                  <pic:blipFill>
+                    <a:blip r:embed="rId37"/>
+                    <a:stretch>
+                      <a:fillRect/>
+                    </a:stretch>
+                  </pic:blipFill>
+                  <pic:spPr>
+                    <a:xfrm>
+                      <a:off x="0" y="0"/>
+                      <a:ext cx="3367903" cy="2710607"/>
+                    </a:xfrm>
+                    <a:prstGeom prst="rect">
+                      <a:avLst/>
+                    </a:prstGeom>
+                  </pic:spPr>
+                </pic:pic>
+              </a:graphicData>
+            </a:graphic>
+          </wp:inline>
+        </w:drawing>
+      </w:r>
+    </w:p>
+    <w:p>
+      <w:pPr>
+        <w:pStyle w:val="Referinte"/>
+      </w:pPr>
+      <w:bookmarkStart w:id="86" w:name="_Toc199591689"/>
+      <w:r>
+        <w:t xml:space="preserve">Secvență de cod </w:t>
+      </w:r>
+      <w:r>
+        <w:fldChar w:fldCharType="begin"/>
+      </w:r>
+      <w:r>
+        <w:instrText xml:space="preserve"> STYLEREF 1 \s </w:instrText>
+      </w:r>
+      <w:r>
+        <w:fldChar w:fldCharType="separate"/>
+      </w:r>
+      <w:r>
+        <w:rPr>
+          <w:noProof/>
+        </w:rPr>
+        <w:t>4</w:t>
+      </w:r>
+      <w:r>
+        <w:fldChar w:fldCharType="end"/>
+      </w:r>
+      <w:r>
+        <w:t>.</w:t>
+      </w:r>
+      <w:r>
+        <w:fldChar w:fldCharType="begin"/>
+      </w:r>
+      <w:r>
+        <w:instrText xml:space="preserve"> SEQ Secvență_de_cod \* ARABIC \s 1 </w:instrText>
+      </w:r>
+      <w:r>
+        <w:fldChar w:fldCharType="separate"/>
+      </w:r>
+      <w:r>
+        <w:rPr>
+          <w:noProof/>
+        </w:rPr>
+        <w:t>20</w:t>
+      </w:r>
+      <w:r>
+        <w:fldChar w:fldCharType="end"/>
+      </w:r>
+      <w:r>
+        <w:t xml:space="preserve"> </w:t>
+      </w:r>
+      <w:r>
+        <w:t>Generarea unui cod de securitate și trimiterea prin email</w:t>
+      </w:r>
+      <w:bookmarkEnd w:id="86"/>
+    </w:p>
+    <w:p>
+      <w:pPr>
+        <w:pStyle w:val="Text"/>
+        <w:ind w:left="1571" w:firstLine="0"/>
+        <w:jc w:val="left"/>
+      </w:pPr>
+    </w:p>
+    <w:p>
+      <w:pPr>
+        <w:pStyle w:val="Text"/>
+        <w:numPr>
+          <w:ilvl w:val="0"/>
+          <w:numId w:val="27"/>
+        </w:numPr>
+      </w:pPr>
+      <w:r>
+        <w:t>Verificare codului</w:t>
+      </w:r>
+    </w:p>
+    <w:p>
+      <w:pPr>
+        <w:pStyle w:val="Text"/>
+        <w:ind w:left="1571" w:firstLine="0"/>
+      </w:pPr>
+      <w:r>
+        <w:t>Utilizatorul introduce codul în aplicație. Acesta este validat ulterior în backend.</w:t>
+      </w:r>
+    </w:p>
+    <w:p>
+      <w:pPr>
+        <w:pStyle w:val="Text"/>
+        <w:keepNext/>
+        <w:jc w:val="center"/>
+      </w:pPr>
+      <w:r>
+        <w:drawing>
+          <wp:inline distT="0" distB="0" distL="0" distR="0" wp14:anchorId="376D6044" wp14:editId="560D8496">
+            <wp:extent cx="4910929" cy="2019300"/>
+            <wp:effectExtent l="0" t="0" r="4445" b="0"/>
+            <wp:docPr id="29" name="Picture 29"/>
+            <wp:cNvGraphicFramePr>
+              <a:graphicFrameLocks xmlns:a="http://schemas.openxmlformats.org/drawingml/2006/main" noChangeAspect="1"/>
+            </wp:cNvGraphicFramePr>
+            <a:graphic xmlns:a="http://schemas.openxmlformats.org/drawingml/2006/main">
+              <a:graphicData uri="http://schemas.openxmlformats.org/drawingml/2006/picture">
+                <pic:pic xmlns:pic="http://schemas.openxmlformats.org/drawingml/2006/picture">
+                  <pic:nvPicPr>
+                    <pic:cNvPr id="1" name=""/>
+                    <pic:cNvPicPr/>
+                  </pic:nvPicPr>
+                  <pic:blipFill>
+                    <a:blip r:embed="rId38"/>
+                    <a:stretch>
+                      <a:fillRect/>
+                    </a:stretch>
+                  </pic:blipFill>
+                  <pic:spPr>
+                    <a:xfrm>
+                      <a:off x="0" y="0"/>
+                      <a:ext cx="4918729" cy="2022507"/>
+                    </a:xfrm>
+                    <a:prstGeom prst="rect">
+                      <a:avLst/>
+                    </a:prstGeom>
+                  </pic:spPr>
+                </pic:pic>
+              </a:graphicData>
+            </a:graphic>
+          </wp:inline>
+        </w:drawing>
+      </w:r>
+    </w:p>
+    <w:p>
+      <w:pPr>
+        <w:pStyle w:val="Referinte"/>
+      </w:pPr>
+      <w:bookmarkStart w:id="87" w:name="_Toc199591690"/>
+      <w:r>
+        <w:t xml:space="preserve">Secvență de cod </w:t>
+      </w:r>
+      <w:r>
+        <w:fldChar w:fldCharType="begin"/>
+      </w:r>
+      <w:r>
+        <w:instrText xml:space="preserve"> STYLEREF 1 \s </w:instrText>
+      </w:r>
+      <w:r>
+        <w:fldChar w:fldCharType="separate"/>
+      </w:r>
+      <w:r>
+        <w:rPr>
+          <w:noProof/>
+        </w:rPr>
+        <w:t>4</w:t>
+      </w:r>
+      <w:r>
+        <w:fldChar w:fldCharType="end"/>
+      </w:r>
+      <w:r>
+        <w:t>.</w:t>
+      </w:r>
+      <w:r>
+        <w:fldChar w:fldCharType="begin"/>
+      </w:r>
+      <w:r>
+        <w:instrText xml:space="preserve"> SEQ Secvență_de_cod \* ARABIC \s 1 </w:instrText>
+      </w:r>
+      <w:r>
+        <w:fldChar w:fldCharType="separate"/>
+      </w:r>
+      <w:r>
+        <w:rPr>
+          <w:noProof/>
+        </w:rPr>
+        <w:t>21</w:t>
+      </w:r>
+      <w:r>
+        <w:fldChar w:fldCharType="end"/>
+      </w:r>
+      <w:r>
+        <w:t xml:space="preserve"> </w:t>
+      </w:r>
+      <w:r>
+        <w:t>Validarea codului de resetare trimis pe email</w:t>
+      </w:r>
+      <w:bookmarkEnd w:id="87"/>
+    </w:p>
+    <w:p>
+      <w:pPr>
+        <w:pStyle w:val="Text"/>
+        <w:jc w:val="center"/>
+      </w:pPr>
+    </w:p>
+    <w:p>
+      <w:pPr>
+        <w:pStyle w:val="Text"/>
+        <w:numPr>
+          <w:ilvl w:val="0"/>
+          <w:numId w:val="27"/>
+        </w:numPr>
+      </w:pPr>
+      <w:r>
+        <w:t>Schimbarea parolei</w:t>
+      </w:r>
+    </w:p>
+    <w:p>
+      <w:pPr>
+        <w:pStyle w:val="Text"/>
+        <w:ind w:left="1571" w:firstLine="0"/>
+      </w:pPr>
+      <w:r>
+        <w:t xml:space="preserve">După validarea codului, utilizatorul poate introduce o nouă parolă. Aceasta este securizată cu </w:t>
+      </w:r>
+      <w:r>
+        <w:rPr>
+          <w:rStyle w:val="HTMLCode"/>
+          <w:rFonts w:ascii="Arial" w:eastAsia="Arial" w:hAnsi="Arial" w:cs="Arial"/>
+          <w:sz w:val="24"/>
+          <w:szCs w:val="24"/>
+        </w:rPr>
+        <w:t>bcrypt</w:t>
+      </w:r>
+      <w:r>
+        <w:t xml:space="preserve"> și actualizată în baza de date</w:t>
+      </w:r>
+      <w:r>
+        <w:t>, după care este trimis și un mail de confirmare către utilizator.</w:t>
+      </w:r>
+    </w:p>
+    <w:p>
+      <w:pPr>
+        <w:pStyle w:val="Caption"/>
+        <w:ind w:left="565"/>
+        <w:jc w:val="center"/>
+      </w:pPr>
+      <w:r>
+        <w:rPr>
+          <w:i w:val="0"/>
+          <w:iCs w:val="0"/>
+        </w:rPr>
+        <w:drawing>
+          <wp:inline distT="0" distB="0" distL="0" distR="0" wp14:anchorId="4679AB02" wp14:editId="145B31CA">
+            <wp:extent cx="3790950" cy="3372836"/>
+            <wp:effectExtent l="0" t="0" r="0" b="0"/>
+            <wp:docPr id="30" name="Picture 30"/>
+            <wp:cNvGraphicFramePr>
+              <a:graphicFrameLocks xmlns:a="http://schemas.openxmlformats.org/drawingml/2006/main" noChangeAspect="1"/>
+            </wp:cNvGraphicFramePr>
+            <a:graphic xmlns:a="http://schemas.openxmlformats.org/drawingml/2006/main">
+              <a:graphicData uri="http://schemas.openxmlformats.org/drawingml/2006/picture">
+                <pic:pic xmlns:pic="http://schemas.openxmlformats.org/drawingml/2006/picture">
+                  <pic:nvPicPr>
+                    <pic:cNvPr id="1" name=""/>
+                    <pic:cNvPicPr/>
+                  </pic:nvPicPr>
+                  <pic:blipFill>
+                    <a:blip r:embed="rId39"/>
+                    <a:stretch>
+                      <a:fillRect/>
+                    </a:stretch>
+                  </pic:blipFill>
+                  <pic:spPr>
+                    <a:xfrm>
+                      <a:off x="0" y="0"/>
+                      <a:ext cx="3822570" cy="3400969"/>
+                    </a:xfrm>
+                    <a:prstGeom prst="rect">
+                      <a:avLst/>
+                    </a:prstGeom>
+                  </pic:spPr>
+                </pic:pic>
+              </a:graphicData>
+            </a:graphic>
+          </wp:inline>
+        </w:drawing>
+      </w:r>
+    </w:p>
+    <w:p>
+      <w:pPr>
+        <w:pStyle w:val="Referinte"/>
+      </w:pPr>
+      <w:bookmarkStart w:id="88" w:name="_Toc199591691"/>
+      <w:r>
+        <w:t xml:space="preserve">Secvență de cod </w:t>
+      </w:r>
+      <w:r>
+        <w:fldChar w:fldCharType="begin"/>
+      </w:r>
+      <w:r>
+        <w:instrText xml:space="preserve"> STYLEREF 1 \s </w:instrText>
+      </w:r>
+      <w:r>
+        <w:fldChar w:fldCharType="separate"/>
+      </w:r>
+      <w:r>
+        <w:rPr>
+          <w:noProof/>
+        </w:rPr>
+        <w:t>4</w:t>
+      </w:r>
+      <w:r>
+        <w:fldChar w:fldCharType="end"/>
+      </w:r>
+      <w:r>
+        <w:t>.</w:t>
+      </w:r>
+      <w:r>
+        <w:fldChar w:fldCharType="begin"/>
+      </w:r>
+      <w:r>
+        <w:instrText xml:space="preserve"> SEQ Secvență_de_cod \* ARABIC \s 1 </w:instrText>
+      </w:r>
+      <w:r>
+        <w:fldChar w:fldCharType="separate"/>
+      </w:r>
+      <w:r>
+        <w:rPr>
+          <w:noProof/>
+        </w:rPr>
+        <w:t>22</w:t>
+      </w:r>
+      <w:r>
+        <w:fldChar w:fldCharType="end"/>
+      </w:r>
+      <w:r>
+        <w:t xml:space="preserve"> </w:t>
+      </w:r>
+      <w:r>
+        <w:t xml:space="preserve"> Rescrierea parolei și confirmarea cu email de siguranță</w:t>
+      </w:r>
+      <w:bookmarkEnd w:id="88"/>
+    </w:p>
+    <w:p>
+      <w:pPr>
+        <w:pStyle w:val="Text"/>
+        <w:ind w:left="1211" w:firstLine="360"/>
+      </w:pPr>
+    </w:p>
+    <w:p>
+      <w:pPr>
+        <w:keepNext/>
+        <w:spacing w:after="160" w:line="259" w:lineRule="auto"/>
+        <w:ind w:firstLine="0"/>
+        <w:jc w:val="center"/>
+      </w:pPr>
+      <w:r>
         <w:rPr>
           <w:b/>
           <w:bCs/>
-          <w:sz w:val="24"/>
-          <w:szCs w:val="24"/>
-        </w:rPr>
-      </w:pPr>
-    </w:p>
-    <w:p>
-      <w:pPr>
-        <w:spacing w:after="160" w:line="259" w:lineRule="auto"/>
-        <w:ind w:firstLine="0"/>
+          <w:noProof/>
+          <w:sz w:val="24"/>
+          <w:szCs w:val="24"/>
+        </w:rPr>
+        <w:drawing>
+          <wp:inline distT="0" distB="0" distL="0" distR="0" wp14:anchorId="7C016931" wp14:editId="0AD7CCF2">
+            <wp:extent cx="5442078" cy="2349500"/>
+            <wp:effectExtent l="0" t="0" r="6350" b="0"/>
+            <wp:docPr id="35" name="Picture 35"/>
+            <wp:cNvGraphicFramePr>
+              <a:graphicFrameLocks xmlns:a="http://schemas.openxmlformats.org/drawingml/2006/main" noChangeAspect="1"/>
+            </wp:cNvGraphicFramePr>
+            <a:graphic xmlns:a="http://schemas.openxmlformats.org/drawingml/2006/main">
+              <a:graphicData uri="http://schemas.openxmlformats.org/drawingml/2006/picture">
+                <pic:pic xmlns:pic="http://schemas.openxmlformats.org/drawingml/2006/picture">
+                  <pic:nvPicPr>
+                    <pic:cNvPr id="35" name="Picture 35"/>
+                    <pic:cNvPicPr/>
+                  </pic:nvPicPr>
+                  <pic:blipFill>
+                    <a:blip r:embed="rId40" cstate="print">
+                      <a:extLst>
+                        <a:ext uri="{28A0092B-C50C-407E-A947-70E740481C1C}">
+                          <a14:useLocalDpi xmlns:a14="http://schemas.microsoft.com/office/drawing/2010/main" val="0"/>
+                        </a:ext>
+                      </a:extLst>
+                    </a:blip>
+                    <a:stretch>
+                      <a:fillRect/>
+                    </a:stretch>
+                  </pic:blipFill>
+                  <pic:spPr>
+                    <a:xfrm>
+                      <a:off x="0" y="0"/>
+                      <a:ext cx="5445223" cy="2350858"/>
+                    </a:xfrm>
+                    <a:prstGeom prst="rect">
+                      <a:avLst/>
+                    </a:prstGeom>
+                  </pic:spPr>
+                </pic:pic>
+              </a:graphicData>
+            </a:graphic>
+          </wp:inline>
+        </w:drawing>
+      </w:r>
+    </w:p>
+    <w:p>
+      <w:pPr>
+        <w:pStyle w:val="Referinte"/>
         <w:rPr>
           <w:b/>
           <w:bCs/>
-          <w:sz w:val="24"/>
-          <w:szCs w:val="24"/>
-        </w:rPr>
-      </w:pPr>
-    </w:p>
-    <w:p>
-      <w:pPr>
-        <w:spacing w:after="160" w:line="259" w:lineRule="auto"/>
-        <w:ind w:firstLine="0"/>
-        <w:rPr>
-          <w:b/>
-          <w:bCs/>
-          <w:sz w:val="24"/>
-          <w:szCs w:val="24"/>
-        </w:rPr>
-      </w:pPr>
-    </w:p>
-    <w:p>
-      <w:pPr>
-        <w:spacing w:after="160" w:line="259" w:lineRule="auto"/>
-        <w:ind w:firstLine="0"/>
-        <w:rPr>
-          <w:b/>
-          <w:bCs/>
-          <w:sz w:val="24"/>
-          <w:szCs w:val="24"/>
-        </w:rPr>
-      </w:pPr>
-    </w:p>
-    <w:p>
-      <w:pPr>
-        <w:spacing w:after="160" w:line="259" w:lineRule="auto"/>
-        <w:ind w:firstLine="0"/>
-        <w:rPr>
-          <w:b/>
-          <w:bCs/>
-          <w:sz w:val="24"/>
-          <w:szCs w:val="24"/>
-        </w:rPr>
-      </w:pPr>
-    </w:p>
-    <w:p>
-      <w:pPr>
-        <w:spacing w:after="160" w:line="259" w:lineRule="auto"/>
-        <w:ind w:firstLine="0"/>
-        <w:rPr>
-          <w:b/>
-          <w:bCs/>
-          <w:sz w:val="24"/>
-          <w:szCs w:val="24"/>
-        </w:rPr>
-      </w:pPr>
-    </w:p>
-    <w:p>
-      <w:pPr>
-        <w:spacing w:after="160" w:line="259" w:lineRule="auto"/>
-        <w:ind w:firstLine="0"/>
-        <w:rPr>
-          <w:b/>
-          <w:bCs/>
-          <w:sz w:val="24"/>
-          <w:szCs w:val="24"/>
-        </w:rPr>
-      </w:pPr>
-    </w:p>
-    <w:p>
-      <w:pPr>
-        <w:spacing w:after="160" w:line="259" w:lineRule="auto"/>
-        <w:ind w:firstLine="0"/>
-        <w:rPr>
-          <w:b/>
-          <w:bCs/>
-          <w:sz w:val="24"/>
-          <w:szCs w:val="24"/>
-        </w:rPr>
-      </w:pPr>
-    </w:p>
-    <w:p>
-      <w:pPr>
-        <w:spacing w:after="160" w:line="259" w:lineRule="auto"/>
-        <w:ind w:firstLine="0"/>
-        <w:rPr>
-          <w:b/>
-          <w:bCs/>
-          <w:sz w:val="24"/>
-          <w:szCs w:val="24"/>
-        </w:rPr>
-      </w:pPr>
-    </w:p>
-    <w:p>
-      <w:pPr>
-        <w:spacing w:after="160" w:line="259" w:lineRule="auto"/>
-        <w:ind w:firstLine="0"/>
-        <w:rPr>
-          <w:b/>
-          <w:bCs/>
-          <w:sz w:val="24"/>
-          <w:szCs w:val="24"/>
-        </w:rPr>
-      </w:pPr>
-    </w:p>
-    <w:p>
-      <w:pPr>
-        <w:spacing w:after="160" w:line="259" w:lineRule="auto"/>
-        <w:ind w:firstLine="0"/>
-        <w:rPr>
-          <w:b/>
-          <w:bCs/>
-          <w:sz w:val="24"/>
-          <w:szCs w:val="24"/>
-        </w:rPr>
-      </w:pPr>
-    </w:p>
-    <w:p>
-      <w:pPr>
-        <w:spacing w:after="160" w:line="259" w:lineRule="auto"/>
-        <w:ind w:firstLine="0"/>
-        <w:rPr>
-          <w:b/>
-          <w:bCs/>
-          <w:sz w:val="24"/>
-          <w:szCs w:val="24"/>
-        </w:rPr>
-      </w:pPr>
-    </w:p>
-    <w:p>
-      <w:pPr>
-        <w:spacing w:after="160" w:line="259" w:lineRule="auto"/>
-        <w:ind w:firstLine="0"/>
-        <w:rPr>
-          <w:b/>
-          <w:bCs/>
-          <w:sz w:val="24"/>
-          <w:szCs w:val="24"/>
-        </w:rPr>
-      </w:pPr>
-    </w:p>
-    <w:p>
-      <w:pPr>
-        <w:spacing w:after="160" w:line="259" w:lineRule="auto"/>
-        <w:ind w:firstLine="0"/>
-        <w:rPr>
-          <w:b/>
-          <w:bCs/>
-          <w:sz w:val="24"/>
-          <w:szCs w:val="24"/>
-        </w:rPr>
-      </w:pPr>
-    </w:p>
-    <w:p>
-      <w:pPr>
-        <w:spacing w:after="160" w:line="259" w:lineRule="auto"/>
-        <w:ind w:firstLine="0"/>
-        <w:rPr>
-          <w:b/>
-          <w:bCs/>
-          <w:sz w:val="24"/>
-          <w:szCs w:val="24"/>
-        </w:rPr>
-      </w:pPr>
-    </w:p>
-    <w:p>
-      <w:pPr>
-        <w:spacing w:after="160" w:line="259" w:lineRule="auto"/>
-        <w:ind w:firstLine="0"/>
-        <w:rPr>
-          <w:b/>
-          <w:bCs/>
-          <w:sz w:val="24"/>
-          <w:szCs w:val="24"/>
-        </w:rPr>
-      </w:pPr>
-    </w:p>
-    <w:p>
-      <w:pPr>
-        <w:spacing w:after="160" w:line="259" w:lineRule="auto"/>
-        <w:ind w:firstLine="0"/>
-        <w:rPr>
-          <w:b/>
-          <w:bCs/>
-          <w:sz w:val="24"/>
-          <w:szCs w:val="24"/>
-        </w:rPr>
-      </w:pPr>
+        </w:rPr>
+      </w:pPr>
+      <w:bookmarkStart w:id="89" w:name="_Toc199592237"/>
+      <w:r>
+        <w:t xml:space="preserve">Figura </w:t>
+      </w:r>
+      <w:r>
+        <w:fldChar w:fldCharType="begin"/>
+      </w:r>
+      <w:r>
+        <w:instrText xml:space="preserve"> STYLEREF 1 \s </w:instrText>
+      </w:r>
+      <w:r>
+        <w:fldChar w:fldCharType="separate"/>
+      </w:r>
+      <w:r>
+        <w:rPr>
+          <w:noProof/>
+        </w:rPr>
+        <w:t>4</w:t>
+      </w:r>
+      <w:r>
+        <w:fldChar w:fldCharType="end"/>
+      </w:r>
+      <w:r>
+        <w:t>.</w:t>
+      </w:r>
+      <w:r>
+        <w:fldChar w:fldCharType="begin"/>
+      </w:r>
+      <w:r>
+        <w:instrText xml:space="preserve"> SEQ Figura \* ARABIC \s 1 </w:instrText>
+      </w:r>
+      <w:r>
+        <w:fldChar w:fldCharType="separate"/>
+      </w:r>
+      <w:r>
+        <w:rPr>
+          <w:noProof/>
+        </w:rPr>
+        <w:t>3</w:t>
+      </w:r>
+      <w:r>
+        <w:fldChar w:fldCharType="end"/>
+      </w:r>
+      <w:r>
+        <w:t xml:space="preserve"> </w:t>
+      </w:r>
+      <w:r>
+        <w:t>Interfața de login</w:t>
+      </w:r>
+      <w:r>
+        <w:t xml:space="preserve"> și modalul de resetare a parolei</w:t>
+      </w:r>
+      <w:bookmarkEnd w:id="89"/>
     </w:p>
     <w:p>
       <w:pPr>
@@ -20184,14 +22771,14 @@
         </w:numPr>
         <w:spacing w:after="0" w:line="276" w:lineRule="auto"/>
       </w:pPr>
-      <w:bookmarkStart w:id="77" w:name="_Toc199511848"/>
+      <w:bookmarkStart w:id="90" w:name="_Toc199511848"/>
       <w:r>
         <w:t>BIBLIOGRAFI</w:t>
       </w:r>
       <w:r>
         <w:t>E</w:t>
       </w:r>
-      <w:bookmarkEnd w:id="77"/>
+      <w:bookmarkEnd w:id="90"/>
     </w:p>
     <w:p/>
     <w:p>
@@ -20211,7 +22798,7 @@
         </w:rPr>
         <w:t xml:space="preserve">[1] Meta Open Source – Introducing React: </w:t>
       </w:r>
-      <w:hyperlink r:id="rId28" w:history="1">
+      <w:hyperlink r:id="rId41" w:history="1">
         <w:r>
           <w:rPr>
             <w:rStyle w:val="Hyperlink"/>
@@ -20246,7 +22833,7 @@
         </w:rPr>
         <w:t xml:space="preserve">[2] React Docs – Despre props: </w:t>
       </w:r>
-      <w:hyperlink r:id="rId29" w:history="1">
+      <w:hyperlink r:id="rId42" w:history="1">
         <w:r>
           <w:rPr>
             <w:rStyle w:val="Hyperlink"/>
@@ -20279,9 +22866,10 @@
           <w:sz w:val="24"/>
           <w:szCs w:val="24"/>
         </w:rPr>
+        <w:lastRenderedPageBreak/>
         <w:t xml:space="preserve">[3] Babel – JSX in Depth: </w:t>
       </w:r>
-      <w:hyperlink r:id="rId30" w:history="1">
+      <w:hyperlink r:id="rId43" w:history="1">
         <w:r>
           <w:rPr>
             <w:rStyle w:val="Hyperlink"/>
@@ -20313,7 +22901,7 @@
         <w:br/>
         <w:t xml:space="preserve">[4] React – FAQ: Virtual DOM and Internals: </w:t>
       </w:r>
-      <w:hyperlink r:id="rId31" w:history="1">
+      <w:hyperlink r:id="rId44" w:history="1">
         <w:r>
           <w:rPr>
             <w:rStyle w:val="Hyperlink"/>
@@ -20345,7 +22933,7 @@
         <w:br/>
         <w:t xml:space="preserve">[5] React Docs – useState: </w:t>
       </w:r>
-      <w:hyperlink r:id="rId32" w:history="1">
+      <w:hyperlink r:id="rId45" w:history="1">
         <w:r>
           <w:rPr>
             <w:rStyle w:val="Hyperlink"/>
@@ -20373,7 +22961,7 @@
         </w:rPr>
         <w:t xml:space="preserve">[6] React Docs – useEffect: </w:t>
       </w:r>
-      <w:hyperlink r:id="rId33" w:history="1">
+      <w:hyperlink r:id="rId46" w:history="1">
         <w:r>
           <w:rPr>
             <w:rStyle w:val="Hyperlink"/>
@@ -20408,7 +22996,7 @@
         </w:rPr>
         <w:t xml:space="preserve">[7] React Docs – useRef: </w:t>
       </w:r>
-      <w:hyperlink r:id="rId34" w:history="1">
+      <w:hyperlink r:id="rId47" w:history="1">
         <w:r>
           <w:rPr>
             <w:rStyle w:val="Hyperlink"/>
@@ -20443,7 +23031,7 @@
         </w:rPr>
         <w:t xml:space="preserve">[8] React Router Docs – useNavigate: </w:t>
       </w:r>
-      <w:hyperlink r:id="rId35" w:history="1">
+      <w:hyperlink r:id="rId48" w:history="1">
         <w:r>
           <w:rPr>
             <w:rStyle w:val="Hyperlink"/>
@@ -20469,10 +23057,9 @@
           <w:sz w:val="24"/>
           <w:szCs w:val="24"/>
         </w:rPr>
-        <w:lastRenderedPageBreak/>
         <w:t xml:space="preserve">[9] React Router Docs – useLocation: </w:t>
       </w:r>
-      <w:hyperlink r:id="rId36" w:history="1">
+      <w:hyperlink r:id="rId49" w:history="1">
         <w:r>
           <w:rPr>
             <w:rStyle w:val="Hyperlink"/>
@@ -20500,7 +23087,7 @@
         </w:rPr>
         <w:t xml:space="preserve">[10] MDN Web Docs – localStorage: </w:t>
       </w:r>
-      <w:hyperlink r:id="rId37" w:history="1">
+      <w:hyperlink r:id="rId50" w:history="1">
         <w:r>
           <w:rPr>
             <w:rStyle w:val="Hyperlink"/>
@@ -20528,7 +23115,7 @@
         </w:rPr>
         <w:t xml:space="preserve">[11] React Toastify – </w:t>
       </w:r>
-      <w:hyperlink r:id="rId38" w:history="1">
+      <w:hyperlink r:id="rId51" w:history="1">
         <w:r>
           <w:rPr>
             <w:rStyle w:val="Hyperlink"/>
@@ -20563,7 +23150,7 @@
         </w:rPr>
         <w:t xml:space="preserve">[12] React Icons Docs: </w:t>
       </w:r>
-      <w:hyperlink r:id="rId39" w:history="1">
+      <w:hyperlink r:id="rId52" w:history="1">
         <w:r>
           <w:rPr>
             <w:rStyle w:val="Hyperlink"/>
@@ -20598,7 +23185,7 @@
         </w:rPr>
         <w:t xml:space="preserve">[13] react-chartjs-2 Docs – </w:t>
       </w:r>
-      <w:hyperlink r:id="rId40" w:history="1">
+      <w:hyperlink r:id="rId53" w:history="1">
         <w:r>
           <w:rPr>
             <w:rStyle w:val="Hyperlink"/>
@@ -20633,7 +23220,7 @@
         </w:rPr>
         <w:t xml:space="preserve">[14] Stripe React SDK – </w:t>
       </w:r>
-      <w:hyperlink r:id="rId41" w:tgtFrame="_new" w:history="1">
+      <w:hyperlink r:id="rId54" w:tgtFrame="_new" w:history="1">
         <w:r>
           <w:rPr>
             <w:rStyle w:val="Hyperlink"/>
@@ -20661,7 +23248,7 @@
         </w:rPr>
         <w:t xml:space="preserve">[15] Socket.IO Client Docs – </w:t>
       </w:r>
-      <w:hyperlink r:id="rId42" w:history="1">
+      <w:hyperlink r:id="rId55" w:history="1">
         <w:r>
           <w:rPr>
             <w:rStyle w:val="Hyperlink"/>
@@ -20696,7 +23283,7 @@
         </w:rPr>
         <w:t xml:space="preserve">[16] Axios – </w:t>
       </w:r>
-      <w:hyperlink r:id="rId43" w:history="1">
+      <w:hyperlink r:id="rId56" w:history="1">
         <w:r>
           <w:rPr>
             <w:rStyle w:val="Hyperlink"/>
@@ -20731,7 +23318,7 @@
         </w:rPr>
         <w:t xml:space="preserve">[17] REST Countries API  </w:t>
       </w:r>
-      <w:hyperlink r:id="rId44" w:history="1">
+      <w:hyperlink r:id="rId57" w:history="1">
         <w:r>
           <w:rPr>
             <w:rStyle w:val="Hyperlink"/>
@@ -20783,7 +23370,7 @@
         </w:rPr>
         <w:t xml:space="preserve"> – </w:t>
       </w:r>
-      <w:hyperlink r:id="rId45" w:tgtFrame="_new" w:history="1">
+      <w:hyperlink r:id="rId58" w:tgtFrame="_new" w:history="1">
         <w:r>
           <w:rPr>
             <w:rStyle w:val="Hyperlink"/>
@@ -20828,7 +23415,7 @@
         </w:rPr>
         <w:t xml:space="preserve">[19] Zippopotam.us API – </w:t>
       </w:r>
-      <w:hyperlink r:id="rId46" w:tgtFrame="_new" w:history="1">
+      <w:hyperlink r:id="rId59" w:tgtFrame="_new" w:history="1">
         <w:r>
           <w:rPr>
             <w:rStyle w:val="Hyperlink"/>
@@ -20856,7 +23443,7 @@
         </w:rPr>
         <w:t xml:space="preserve">[20] OpenRouteService API – </w:t>
       </w:r>
-      <w:hyperlink r:id="rId47" w:anchor="/api-docs" w:tgtFrame="_new" w:history="1">
+      <w:hyperlink r:id="rId60" w:anchor="/api-docs" w:tgtFrame="_new" w:history="1">
         <w:r>
           <w:rPr>
             <w:rStyle w:val="Hyperlink"/>
@@ -20891,7 +23478,7 @@
         </w:rPr>
         <w:t xml:space="preserve">[21] Node.js Official Docs – About: </w:t>
       </w:r>
-      <w:hyperlink r:id="rId48" w:history="1">
+      <w:hyperlink r:id="rId61" w:history="1">
         <w:r>
           <w:rPr>
             <w:rStyle w:val="Hyperlink"/>
@@ -20919,7 +23506,7 @@
         </w:rPr>
         <w:t xml:space="preserve">[22] Node.js Docs – Package Management: </w:t>
       </w:r>
-      <w:hyperlink r:id="rId49" w:history="1">
+      <w:hyperlink r:id="rId62" w:history="1">
         <w:r>
           <w:rPr>
             <w:rStyle w:val="Hyperlink"/>
@@ -20952,9 +23539,10 @@
           <w:sz w:val="24"/>
           <w:szCs w:val="24"/>
         </w:rPr>
+        <w:lastRenderedPageBreak/>
         <w:t xml:space="preserve">[23] Express.js Docs – Introduction: </w:t>
       </w:r>
-      <w:hyperlink r:id="rId50" w:history="1">
+      <w:hyperlink r:id="rId63" w:history="1">
         <w:r>
           <w:rPr>
             <w:rStyle w:val="Hyperlink"/>
@@ -21003,7 +23591,7 @@
         </w:rPr>
         <w:t xml:space="preserve">] dotenv – Documentație oficială: </w:t>
       </w:r>
-      <w:hyperlink r:id="rId51" w:tgtFrame="_new" w:history="1">
+      <w:hyperlink r:id="rId64" w:tgtFrame="_new" w:history="1">
         <w:r>
           <w:rPr>
             <w:rStyle w:val="Hyperlink"/>
@@ -21045,7 +23633,7 @@
         </w:rPr>
         <w:t xml:space="preserve">] body-parser – Documentație oficială: </w:t>
       </w:r>
-      <w:hyperlink r:id="rId52" w:tgtFrame="_new" w:history="1">
+      <w:hyperlink r:id="rId65" w:tgtFrame="_new" w:history="1">
         <w:r>
           <w:rPr>
             <w:rStyle w:val="Hyperlink"/>
@@ -21087,7 +23675,7 @@
         </w:rPr>
         <w:t xml:space="preserve">] cors – Documentație oficială: </w:t>
       </w:r>
-      <w:hyperlink r:id="rId53" w:tgtFrame="_new" w:history="1">
+      <w:hyperlink r:id="rId66" w:tgtFrame="_new" w:history="1">
         <w:r>
           <w:rPr>
             <w:rStyle w:val="Hyperlink"/>
@@ -21129,7 +23717,7 @@
         </w:rPr>
         <w:t xml:space="preserve">] nodemailer – Documentație oficială: </w:t>
       </w:r>
-      <w:hyperlink r:id="rId54" w:history="1">
+      <w:hyperlink r:id="rId67" w:history="1">
         <w:r>
           <w:rPr>
             <w:rStyle w:val="Hyperlink"/>
@@ -21178,7 +23766,7 @@
         </w:rPr>
         <w:t xml:space="preserve">] multer – Documentație oficială: </w:t>
       </w:r>
-      <w:hyperlink r:id="rId55" w:tgtFrame="_new" w:history="1">
+      <w:hyperlink r:id="rId68" w:tgtFrame="_new" w:history="1">
         <w:r>
           <w:rPr>
             <w:rStyle w:val="Hyperlink"/>
@@ -21220,7 +23808,7 @@
         </w:rPr>
         <w:t xml:space="preserve">] Passport – Documentație oficială: </w:t>
       </w:r>
-      <w:hyperlink r:id="rId56" w:history="1">
+      <w:hyperlink r:id="rId69" w:history="1">
         <w:r>
           <w:rPr>
             <w:rStyle w:val="Hyperlink"/>
@@ -21253,7 +23841,6 @@
           <w:sz w:val="24"/>
           <w:szCs w:val="24"/>
         </w:rPr>
-        <w:lastRenderedPageBreak/>
         <w:t>[3</w:t>
       </w:r>
       <w:r>
@@ -21270,7 +23857,7 @@
         </w:rPr>
         <w:t xml:space="preserve">] node-postgres (pg) – </w:t>
       </w:r>
-      <w:hyperlink r:id="rId57" w:tgtFrame="_new" w:history="1">
+      <w:hyperlink r:id="rId70" w:tgtFrame="_new" w:history="1">
         <w:r>
           <w:rPr>
             <w:rStyle w:val="Hyperlink"/>
@@ -21312,7 +23899,7 @@
         </w:rPr>
         <w:t xml:space="preserve">] Stripe Node.js SDK – </w:t>
       </w:r>
-      <w:hyperlink r:id="rId58" w:tgtFrame="_new" w:history="1">
+      <w:hyperlink r:id="rId71" w:tgtFrame="_new" w:history="1">
         <w:r>
           <w:rPr>
             <w:rStyle w:val="Hyperlink"/>
@@ -21354,7 +23941,7 @@
         </w:rPr>
         <w:t xml:space="preserve">] Cloudinary – Official Site: </w:t>
       </w:r>
-      <w:hyperlink r:id="rId59" w:tgtFrame="_new" w:history="1">
+      <w:hyperlink r:id="rId72" w:tgtFrame="_new" w:history="1">
         <w:r>
           <w:rPr>
             <w:rStyle w:val="Hyperlink"/>
@@ -21393,7 +23980,7 @@
         </w:rPr>
         <w:t xml:space="preserve">] Cludinary usage in Node - </w:t>
       </w:r>
-      <w:hyperlink r:id="rId60" w:history="1">
+      <w:hyperlink r:id="rId73" w:history="1">
         <w:r>
           <w:rPr>
             <w:rStyle w:val="Hyperlink"/>
@@ -21461,7 +24048,7 @@
         </w:rPr>
         <w:t xml:space="preserve"> </w:t>
       </w:r>
-      <w:hyperlink r:id="rId61" w:history="1">
+      <w:hyperlink r:id="rId74" w:history="1">
         <w:r>
           <w:rPr>
             <w:rStyle w:val="Hyperlink"/>
@@ -21510,7 +24097,7 @@
         </w:rPr>
         <w:t xml:space="preserve">] Socket.IO – Official Documentation: </w:t>
       </w:r>
-      <w:hyperlink r:id="rId62" w:tgtFrame="_new" w:history="1">
+      <w:hyperlink r:id="rId75" w:tgtFrame="_new" w:history="1">
         <w:r>
           <w:rPr>
             <w:rStyle w:val="Hyperlink"/>
@@ -21559,7 +24146,7 @@
         </w:rPr>
         <w:t xml:space="preserve">] Stripe – Descriere generală: </w:t>
       </w:r>
-      <w:hyperlink r:id="rId63" w:tgtFrame="_new" w:history="1">
+      <w:hyperlink r:id="rId76" w:tgtFrame="_new" w:history="1">
         <w:r>
           <w:rPr>
             <w:rStyle w:val="Hyperlink"/>
@@ -21601,7 +24188,7 @@
         </w:rPr>
         <w:t xml:space="preserve">] Stripe API Reference – Payment Intents: </w:t>
       </w:r>
-      <w:hyperlink r:id="rId64" w:tgtFrame="_new" w:history="1">
+      <w:hyperlink r:id="rId77" w:tgtFrame="_new" w:history="1">
         <w:r>
           <w:rPr>
             <w:rStyle w:val="Hyperlink"/>
@@ -21650,7 +24237,7 @@
         </w:rPr>
         <w:t xml:space="preserve">] PostgreSQL Official Site – About: </w:t>
       </w:r>
-      <w:hyperlink r:id="rId65" w:tgtFrame="_new" w:history="1">
+      <w:hyperlink r:id="rId78" w:tgtFrame="_new" w:history="1">
         <w:r>
           <w:rPr>
             <w:rStyle w:val="Hyperlink"/>
@@ -21692,7 +24279,7 @@
         </w:rPr>
         <w:t xml:space="preserve">] PostgreSQL Docs – Features: </w:t>
       </w:r>
-      <w:hyperlink r:id="rId66" w:tgtFrame="_new" w:history="1">
+      <w:hyperlink r:id="rId79" w:tgtFrame="_new" w:history="1">
         <w:r>
           <w:rPr>
             <w:rStyle w:val="Hyperlink"/>
@@ -21734,7 +24321,7 @@
         </w:rPr>
         <w:t xml:space="preserve">] PostgreSQL Docs – Referential Actions: </w:t>
       </w:r>
-      <w:hyperlink r:id="rId67" w:anchor="DDL-CONSTRAINTS-FK" w:tgtFrame="_new" w:history="1">
+      <w:hyperlink r:id="rId80" w:anchor="DDL-CONSTRAINTS-FK" w:tgtFrame="_new" w:history="1">
         <w:r>
           <w:rPr>
             <w:rStyle w:val="Hyperlink"/>
@@ -21776,7 +24363,7 @@
         </w:rPr>
         <w:t xml:space="preserve">] node-postgres (pg) – </w:t>
       </w:r>
-      <w:hyperlink r:id="rId68" w:tgtFrame="_new" w:history="1">
+      <w:hyperlink r:id="rId81" w:tgtFrame="_new" w:history="1">
         <w:r>
           <w:rPr>
             <w:rStyle w:val="Hyperlink"/>
@@ -21825,7 +24412,7 @@
         </w:rPr>
         <w:t xml:space="preserve">] pgAdmin – PostgreSQL Tools: </w:t>
       </w:r>
-      <w:hyperlink r:id="rId69" w:tgtFrame="_new" w:history="1">
+      <w:hyperlink r:id="rId82" w:tgtFrame="_new" w:history="1">
         <w:r>
           <w:rPr>
             <w:rStyle w:val="Hyperlink"/>
@@ -21867,7 +24454,7 @@
         </w:rPr>
         <w:t xml:space="preserve">] Postman – Official Site: </w:t>
       </w:r>
-      <w:hyperlink r:id="rId70" w:tgtFrame="_new" w:history="1">
+      <w:hyperlink r:id="rId83" w:tgtFrame="_new" w:history="1">
         <w:r>
           <w:rPr>
             <w:rStyle w:val="Hyperlink"/>
@@ -21914,7 +24501,7 @@
         </w:rPr>
         <w:t xml:space="preserve">] Figma – Collaborative interface design tool: </w:t>
       </w:r>
-      <w:hyperlink r:id="rId71" w:history="1">
+      <w:hyperlink r:id="rId84" w:history="1">
         <w:r>
           <w:rPr>
             <w:rStyle w:val="Hyperlink"/>
@@ -21944,10 +24531,10 @@
       </w:pPr>
     </w:p>
     <w:sectPr>
-      <w:headerReference w:type="default" r:id="rId72"/>
-      <w:footerReference w:type="default" r:id="rId73"/>
-      <w:headerReference w:type="first" r:id="rId74"/>
-      <w:footerReference w:type="first" r:id="rId75"/>
+      <w:headerReference w:type="default" r:id="rId85"/>
+      <w:footerReference w:type="default" r:id="rId86"/>
+      <w:headerReference w:type="first" r:id="rId87"/>
+      <w:footerReference w:type="first" r:id="rId88"/>
       <w:pgSz w:w="11906" w:h="16838"/>
       <w:pgMar w:top="1418" w:right="1134" w:bottom="1134" w:left="1134" w:header="709" w:footer="709" w:gutter="0"/>
       <w:cols w:space="708"/>
@@ -22298,14 +24885,7 @@
         <w:sz w:val="20"/>
         <w:szCs w:val="20"/>
       </w:rPr>
-      <w:t xml:space="preserve">Calculatoare </w:t>
-    </w:r>
-    <w:r>
-      <w:rPr>
-        <w:sz w:val="20"/>
-        <w:szCs w:val="20"/>
-      </w:rPr>
-      <w:t>și Tehnologia Informației în limba română</w:t>
+      <w:t>Calculatoare și Tehnologia Informației în limba română</w:t>
     </w:r>
     <w:r>
       <w:rPr>
@@ -22985,6 +25565,119 @@
     </w:lvl>
   </w:abstractNum>
   <w:abstractNum w:abstractNumId="5" w15:restartNumberingAfterBreak="0">
+    <w:nsid w:val="14DC6288"/>
+    <w:multiLevelType w:val="hybridMultilevel"/>
+    <w:tmpl w:val="9B3E1F16"/>
+    <w:lvl w:ilvl="0" w:tplc="04180001">
+      <w:start w:val="1"/>
+      <w:numFmt w:val="bullet"/>
+      <w:lvlText w:val=""/>
+      <w:lvlJc w:val="left"/>
+      <w:pPr>
+        <w:ind w:left="1571" w:hanging="360"/>
+      </w:pPr>
+      <w:rPr>
+        <w:rFonts w:ascii="Symbol" w:hAnsi="Symbol" w:hint="default"/>
+      </w:rPr>
+    </w:lvl>
+    <w:lvl w:ilvl="1" w:tplc="04180003" w:tentative="1">
+      <w:start w:val="1"/>
+      <w:numFmt w:val="bullet"/>
+      <w:lvlText w:val="o"/>
+      <w:lvlJc w:val="left"/>
+      <w:pPr>
+        <w:ind w:left="2291" w:hanging="360"/>
+      </w:pPr>
+      <w:rPr>
+        <w:rFonts w:ascii="Courier New" w:hAnsi="Courier New" w:cs="Courier New" w:hint="default"/>
+      </w:rPr>
+    </w:lvl>
+    <w:lvl w:ilvl="2" w:tplc="04180005" w:tentative="1">
+      <w:start w:val="1"/>
+      <w:numFmt w:val="bullet"/>
+      <w:lvlText w:val=""/>
+      <w:lvlJc w:val="left"/>
+      <w:pPr>
+        <w:ind w:left="3011" w:hanging="360"/>
+      </w:pPr>
+      <w:rPr>
+        <w:rFonts w:ascii="Wingdings" w:hAnsi="Wingdings" w:hint="default"/>
+      </w:rPr>
+    </w:lvl>
+    <w:lvl w:ilvl="3" w:tplc="04180001" w:tentative="1">
+      <w:start w:val="1"/>
+      <w:numFmt w:val="bullet"/>
+      <w:lvlText w:val=""/>
+      <w:lvlJc w:val="left"/>
+      <w:pPr>
+        <w:ind w:left="3731" w:hanging="360"/>
+      </w:pPr>
+      <w:rPr>
+        <w:rFonts w:ascii="Symbol" w:hAnsi="Symbol" w:hint="default"/>
+      </w:rPr>
+    </w:lvl>
+    <w:lvl w:ilvl="4" w:tplc="04180003" w:tentative="1">
+      <w:start w:val="1"/>
+      <w:numFmt w:val="bullet"/>
+      <w:lvlText w:val="o"/>
+      <w:lvlJc w:val="left"/>
+      <w:pPr>
+        <w:ind w:left="4451" w:hanging="360"/>
+      </w:pPr>
+      <w:rPr>
+        <w:rFonts w:ascii="Courier New" w:hAnsi="Courier New" w:cs="Courier New" w:hint="default"/>
+      </w:rPr>
+    </w:lvl>
+    <w:lvl w:ilvl="5" w:tplc="04180005" w:tentative="1">
+      <w:start w:val="1"/>
+      <w:numFmt w:val="bullet"/>
+      <w:lvlText w:val=""/>
+      <w:lvlJc w:val="left"/>
+      <w:pPr>
+        <w:ind w:left="5171" w:hanging="360"/>
+      </w:pPr>
+      <w:rPr>
+        <w:rFonts w:ascii="Wingdings" w:hAnsi="Wingdings" w:hint="default"/>
+      </w:rPr>
+    </w:lvl>
+    <w:lvl w:ilvl="6" w:tplc="04180001" w:tentative="1">
+      <w:start w:val="1"/>
+      <w:numFmt w:val="bullet"/>
+      <w:lvlText w:val=""/>
+      <w:lvlJc w:val="left"/>
+      <w:pPr>
+        <w:ind w:left="5891" w:hanging="360"/>
+      </w:pPr>
+      <w:rPr>
+        <w:rFonts w:ascii="Symbol" w:hAnsi="Symbol" w:hint="default"/>
+      </w:rPr>
+    </w:lvl>
+    <w:lvl w:ilvl="7" w:tplc="04180003" w:tentative="1">
+      <w:start w:val="1"/>
+      <w:numFmt w:val="bullet"/>
+      <w:lvlText w:val="o"/>
+      <w:lvlJc w:val="left"/>
+      <w:pPr>
+        <w:ind w:left="6611" w:hanging="360"/>
+      </w:pPr>
+      <w:rPr>
+        <w:rFonts w:ascii="Courier New" w:hAnsi="Courier New" w:cs="Courier New" w:hint="default"/>
+      </w:rPr>
+    </w:lvl>
+    <w:lvl w:ilvl="8" w:tplc="04180005" w:tentative="1">
+      <w:start w:val="1"/>
+      <w:numFmt w:val="bullet"/>
+      <w:lvlText w:val=""/>
+      <w:lvlJc w:val="left"/>
+      <w:pPr>
+        <w:ind w:left="7331" w:hanging="360"/>
+      </w:pPr>
+      <w:rPr>
+        <w:rFonts w:ascii="Wingdings" w:hAnsi="Wingdings" w:hint="default"/>
+      </w:rPr>
+    </w:lvl>
+  </w:abstractNum>
+  <w:abstractNum w:abstractNumId="6" w15:restartNumberingAfterBreak="0">
     <w:nsid w:val="174A19A0"/>
     <w:multiLevelType w:val="multilevel"/>
     <w:tmpl w:val="0418001F"/>
@@ -23070,7 +25763,7 @@
       </w:pPr>
     </w:lvl>
   </w:abstractNum>
-  <w:abstractNum w:abstractNumId="6" w15:restartNumberingAfterBreak="0">
+  <w:abstractNum w:abstractNumId="7" w15:restartNumberingAfterBreak="0">
     <w:nsid w:val="18064CB9"/>
     <w:multiLevelType w:val="hybridMultilevel"/>
     <w:tmpl w:val="5382299A"/>
@@ -23183,7 +25876,7 @@
       </w:rPr>
     </w:lvl>
   </w:abstractNum>
-  <w:abstractNum w:abstractNumId="7" w15:restartNumberingAfterBreak="0">
+  <w:abstractNum w:abstractNumId="8" w15:restartNumberingAfterBreak="0">
     <w:nsid w:val="197719BA"/>
     <w:multiLevelType w:val="hybridMultilevel"/>
     <w:tmpl w:val="8C284EA0"/>
@@ -23296,7 +25989,7 @@
       </w:rPr>
     </w:lvl>
   </w:abstractNum>
-  <w:abstractNum w:abstractNumId="8" w15:restartNumberingAfterBreak="0">
+  <w:abstractNum w:abstractNumId="9" w15:restartNumberingAfterBreak="0">
     <w:nsid w:val="1A2D76D9"/>
     <w:multiLevelType w:val="hybridMultilevel"/>
     <w:tmpl w:val="70946CC8"/>
@@ -23409,7 +26102,7 @@
       </w:rPr>
     </w:lvl>
   </w:abstractNum>
-  <w:abstractNum w:abstractNumId="9" w15:restartNumberingAfterBreak="0">
+  <w:abstractNum w:abstractNumId="10" w15:restartNumberingAfterBreak="0">
     <w:nsid w:val="2330286B"/>
     <w:multiLevelType w:val="hybridMultilevel"/>
     <w:tmpl w:val="98B03EC4"/>
@@ -23522,7 +26215,7 @@
       </w:rPr>
     </w:lvl>
   </w:abstractNum>
-  <w:abstractNum w:abstractNumId="10" w15:restartNumberingAfterBreak="0">
+  <w:abstractNum w:abstractNumId="11" w15:restartNumberingAfterBreak="0">
     <w:nsid w:val="25335020"/>
     <w:multiLevelType w:val="hybridMultilevel"/>
     <w:tmpl w:val="262CAB28"/>
@@ -23635,7 +26328,7 @@
       </w:rPr>
     </w:lvl>
   </w:abstractNum>
-  <w:abstractNum w:abstractNumId="11" w15:restartNumberingAfterBreak="0">
+  <w:abstractNum w:abstractNumId="12" w15:restartNumberingAfterBreak="0">
     <w:nsid w:val="2C197E10"/>
     <w:multiLevelType w:val="hybridMultilevel"/>
     <w:tmpl w:val="2592DA72"/>
@@ -23748,7 +26441,120 @@
       </w:rPr>
     </w:lvl>
   </w:abstractNum>
-  <w:abstractNum w:abstractNumId="12" w15:restartNumberingAfterBreak="0">
+  <w:abstractNum w:abstractNumId="13" w15:restartNumberingAfterBreak="0">
+    <w:nsid w:val="3E8A75DE"/>
+    <w:multiLevelType w:val="hybridMultilevel"/>
+    <w:tmpl w:val="13FACB6C"/>
+    <w:lvl w:ilvl="0" w:tplc="04180001">
+      <w:start w:val="1"/>
+      <w:numFmt w:val="bullet"/>
+      <w:lvlText w:val=""/>
+      <w:lvlJc w:val="left"/>
+      <w:pPr>
+        <w:ind w:left="1571" w:hanging="360"/>
+      </w:pPr>
+      <w:rPr>
+        <w:rFonts w:ascii="Symbol" w:hAnsi="Symbol" w:hint="default"/>
+      </w:rPr>
+    </w:lvl>
+    <w:lvl w:ilvl="1" w:tplc="04180003" w:tentative="1">
+      <w:start w:val="1"/>
+      <w:numFmt w:val="bullet"/>
+      <w:lvlText w:val="o"/>
+      <w:lvlJc w:val="left"/>
+      <w:pPr>
+        <w:ind w:left="2291" w:hanging="360"/>
+      </w:pPr>
+      <w:rPr>
+        <w:rFonts w:ascii="Courier New" w:hAnsi="Courier New" w:cs="Courier New" w:hint="default"/>
+      </w:rPr>
+    </w:lvl>
+    <w:lvl w:ilvl="2" w:tplc="04180005" w:tentative="1">
+      <w:start w:val="1"/>
+      <w:numFmt w:val="bullet"/>
+      <w:lvlText w:val=""/>
+      <w:lvlJc w:val="left"/>
+      <w:pPr>
+        <w:ind w:left="3011" w:hanging="360"/>
+      </w:pPr>
+      <w:rPr>
+        <w:rFonts w:ascii="Wingdings" w:hAnsi="Wingdings" w:hint="default"/>
+      </w:rPr>
+    </w:lvl>
+    <w:lvl w:ilvl="3" w:tplc="04180001" w:tentative="1">
+      <w:start w:val="1"/>
+      <w:numFmt w:val="bullet"/>
+      <w:lvlText w:val=""/>
+      <w:lvlJc w:val="left"/>
+      <w:pPr>
+        <w:ind w:left="3731" w:hanging="360"/>
+      </w:pPr>
+      <w:rPr>
+        <w:rFonts w:ascii="Symbol" w:hAnsi="Symbol" w:hint="default"/>
+      </w:rPr>
+    </w:lvl>
+    <w:lvl w:ilvl="4" w:tplc="04180003" w:tentative="1">
+      <w:start w:val="1"/>
+      <w:numFmt w:val="bullet"/>
+      <w:lvlText w:val="o"/>
+      <w:lvlJc w:val="left"/>
+      <w:pPr>
+        <w:ind w:left="4451" w:hanging="360"/>
+      </w:pPr>
+      <w:rPr>
+        <w:rFonts w:ascii="Courier New" w:hAnsi="Courier New" w:cs="Courier New" w:hint="default"/>
+      </w:rPr>
+    </w:lvl>
+    <w:lvl w:ilvl="5" w:tplc="04180005" w:tentative="1">
+      <w:start w:val="1"/>
+      <w:numFmt w:val="bullet"/>
+      <w:lvlText w:val=""/>
+      <w:lvlJc w:val="left"/>
+      <w:pPr>
+        <w:ind w:left="5171" w:hanging="360"/>
+      </w:pPr>
+      <w:rPr>
+        <w:rFonts w:ascii="Wingdings" w:hAnsi="Wingdings" w:hint="default"/>
+      </w:rPr>
+    </w:lvl>
+    <w:lvl w:ilvl="6" w:tplc="04180001" w:tentative="1">
+      <w:start w:val="1"/>
+      <w:numFmt w:val="bullet"/>
+      <w:lvlText w:val=""/>
+      <w:lvlJc w:val="left"/>
+      <w:pPr>
+        <w:ind w:left="5891" w:hanging="360"/>
+      </w:pPr>
+      <w:rPr>
+        <w:rFonts w:ascii="Symbol" w:hAnsi="Symbol" w:hint="default"/>
+      </w:rPr>
+    </w:lvl>
+    <w:lvl w:ilvl="7" w:tplc="04180003" w:tentative="1">
+      <w:start w:val="1"/>
+      <w:numFmt w:val="bullet"/>
+      <w:lvlText w:val="o"/>
+      <w:lvlJc w:val="left"/>
+      <w:pPr>
+        <w:ind w:left="6611" w:hanging="360"/>
+      </w:pPr>
+      <w:rPr>
+        <w:rFonts w:ascii="Courier New" w:hAnsi="Courier New" w:cs="Courier New" w:hint="default"/>
+      </w:rPr>
+    </w:lvl>
+    <w:lvl w:ilvl="8" w:tplc="04180005" w:tentative="1">
+      <w:start w:val="1"/>
+      <w:numFmt w:val="bullet"/>
+      <w:lvlText w:val=""/>
+      <w:lvlJc w:val="left"/>
+      <w:pPr>
+        <w:ind w:left="7331" w:hanging="360"/>
+      </w:pPr>
+      <w:rPr>
+        <w:rFonts w:ascii="Wingdings" w:hAnsi="Wingdings" w:hint="default"/>
+      </w:rPr>
+    </w:lvl>
+  </w:abstractNum>
+  <w:abstractNum w:abstractNumId="14" w15:restartNumberingAfterBreak="0">
     <w:nsid w:val="4922540D"/>
     <w:multiLevelType w:val="hybridMultilevel"/>
     <w:tmpl w:val="8DB4ABFE"/>
@@ -23861,7 +26667,7 @@
       </w:rPr>
     </w:lvl>
   </w:abstractNum>
-  <w:abstractNum w:abstractNumId="13" w15:restartNumberingAfterBreak="0">
+  <w:abstractNum w:abstractNumId="15" w15:restartNumberingAfterBreak="0">
     <w:nsid w:val="4B4E4039"/>
     <w:multiLevelType w:val="hybridMultilevel"/>
     <w:tmpl w:val="3B1282AA"/>
@@ -23974,7 +26780,7 @@
       </w:rPr>
     </w:lvl>
   </w:abstractNum>
-  <w:abstractNum w:abstractNumId="14" w15:restartNumberingAfterBreak="0">
+  <w:abstractNum w:abstractNumId="16" w15:restartNumberingAfterBreak="0">
     <w:nsid w:val="511602B8"/>
     <w:multiLevelType w:val="multilevel"/>
     <w:tmpl w:val="B296C786"/>
@@ -24066,7 +26872,7 @@
       </w:pPr>
     </w:lvl>
   </w:abstractNum>
-  <w:abstractNum w:abstractNumId="15" w15:restartNumberingAfterBreak="0">
+  <w:abstractNum w:abstractNumId="17" w15:restartNumberingAfterBreak="0">
     <w:nsid w:val="51E326A3"/>
     <w:multiLevelType w:val="hybridMultilevel"/>
     <w:tmpl w:val="DD64DDDA"/>
@@ -24179,7 +26985,7 @@
       </w:rPr>
     </w:lvl>
   </w:abstractNum>
-  <w:abstractNum w:abstractNumId="16" w15:restartNumberingAfterBreak="0">
+  <w:abstractNum w:abstractNumId="18" w15:restartNumberingAfterBreak="0">
     <w:nsid w:val="5EB051F9"/>
     <w:multiLevelType w:val="multilevel"/>
     <w:tmpl w:val="B33C87FE"/>
@@ -24292,7 +27098,156 @@
       </w:rPr>
     </w:lvl>
   </w:abstractNum>
-  <w:abstractNum w:abstractNumId="17" w15:restartNumberingAfterBreak="0">
+  <w:abstractNum w:abstractNumId="19" w15:restartNumberingAfterBreak="0">
+    <w:nsid w:val="60BB3026"/>
+    <w:multiLevelType w:val="multilevel"/>
+    <w:tmpl w:val="C48EF5B4"/>
+    <w:lvl w:ilvl="0">
+      <w:start w:val="1"/>
+      <w:numFmt w:val="bullet"/>
+      <w:lvlText w:val=""/>
+      <w:lvlJc w:val="left"/>
+      <w:pPr>
+        <w:tabs>
+          <w:tab w:val="num" w:pos="720"/>
+        </w:tabs>
+        <w:ind w:left="720" w:hanging="360"/>
+      </w:pPr>
+      <w:rPr>
+        <w:rFonts w:ascii="Symbol" w:hAnsi="Symbol" w:hint="default"/>
+        <w:sz w:val="20"/>
+      </w:rPr>
+    </w:lvl>
+    <w:lvl w:ilvl="1" w:tentative="1">
+      <w:start w:val="1"/>
+      <w:numFmt w:val="bullet"/>
+      <w:lvlText w:val="o"/>
+      <w:lvlJc w:val="left"/>
+      <w:pPr>
+        <w:tabs>
+          <w:tab w:val="num" w:pos="1440"/>
+        </w:tabs>
+        <w:ind w:left="1440" w:hanging="360"/>
+      </w:pPr>
+      <w:rPr>
+        <w:rFonts w:ascii="Courier New" w:hAnsi="Courier New" w:hint="default"/>
+        <w:sz w:val="20"/>
+      </w:rPr>
+    </w:lvl>
+    <w:lvl w:ilvl="2" w:tentative="1">
+      <w:start w:val="1"/>
+      <w:numFmt w:val="bullet"/>
+      <w:lvlText w:val=""/>
+      <w:lvlJc w:val="left"/>
+      <w:pPr>
+        <w:tabs>
+          <w:tab w:val="num" w:pos="2160"/>
+        </w:tabs>
+        <w:ind w:left="2160" w:hanging="360"/>
+      </w:pPr>
+      <w:rPr>
+        <w:rFonts w:ascii="Wingdings" w:hAnsi="Wingdings" w:hint="default"/>
+        <w:sz w:val="20"/>
+      </w:rPr>
+    </w:lvl>
+    <w:lvl w:ilvl="3" w:tentative="1">
+      <w:start w:val="1"/>
+      <w:numFmt w:val="bullet"/>
+      <w:lvlText w:val=""/>
+      <w:lvlJc w:val="left"/>
+      <w:pPr>
+        <w:tabs>
+          <w:tab w:val="num" w:pos="2880"/>
+        </w:tabs>
+        <w:ind w:left="2880" w:hanging="360"/>
+      </w:pPr>
+      <w:rPr>
+        <w:rFonts w:ascii="Wingdings" w:hAnsi="Wingdings" w:hint="default"/>
+        <w:sz w:val="20"/>
+      </w:rPr>
+    </w:lvl>
+    <w:lvl w:ilvl="4" w:tentative="1">
+      <w:start w:val="1"/>
+      <w:numFmt w:val="bullet"/>
+      <w:lvlText w:val=""/>
+      <w:lvlJc w:val="left"/>
+      <w:pPr>
+        <w:tabs>
+          <w:tab w:val="num" w:pos="3600"/>
+        </w:tabs>
+        <w:ind w:left="3600" w:hanging="360"/>
+      </w:pPr>
+      <w:rPr>
+        <w:rFonts w:ascii="Wingdings" w:hAnsi="Wingdings" w:hint="default"/>
+        <w:sz w:val="20"/>
+      </w:rPr>
+    </w:lvl>
+    <w:lvl w:ilvl="5" w:tentative="1">
+      <w:start w:val="1"/>
+      <w:numFmt w:val="bullet"/>
+      <w:lvlText w:val=""/>
+      <w:lvlJc w:val="left"/>
+      <w:pPr>
+        <w:tabs>
+          <w:tab w:val="num" w:pos="4320"/>
+        </w:tabs>
+        <w:ind w:left="4320" w:hanging="360"/>
+      </w:pPr>
+      <w:rPr>
+        <w:rFonts w:ascii="Wingdings" w:hAnsi="Wingdings" w:hint="default"/>
+        <w:sz w:val="20"/>
+      </w:rPr>
+    </w:lvl>
+    <w:lvl w:ilvl="6" w:tentative="1">
+      <w:start w:val="1"/>
+      <w:numFmt w:val="bullet"/>
+      <w:lvlText w:val=""/>
+      <w:lvlJc w:val="left"/>
+      <w:pPr>
+        <w:tabs>
+          <w:tab w:val="num" w:pos="5040"/>
+        </w:tabs>
+        <w:ind w:left="5040" w:hanging="360"/>
+      </w:pPr>
+      <w:rPr>
+        <w:rFonts w:ascii="Wingdings" w:hAnsi="Wingdings" w:hint="default"/>
+        <w:sz w:val="20"/>
+      </w:rPr>
+    </w:lvl>
+    <w:lvl w:ilvl="7" w:tentative="1">
+      <w:start w:val="1"/>
+      <w:numFmt w:val="bullet"/>
+      <w:lvlText w:val=""/>
+      <w:lvlJc w:val="left"/>
+      <w:pPr>
+        <w:tabs>
+          <w:tab w:val="num" w:pos="5760"/>
+        </w:tabs>
+        <w:ind w:left="5760" w:hanging="360"/>
+      </w:pPr>
+      <w:rPr>
+        <w:rFonts w:ascii="Wingdings" w:hAnsi="Wingdings" w:hint="default"/>
+        <w:sz w:val="20"/>
+      </w:rPr>
+    </w:lvl>
+    <w:lvl w:ilvl="8" w:tentative="1">
+      <w:start w:val="1"/>
+      <w:numFmt w:val="bullet"/>
+      <w:lvlText w:val=""/>
+      <w:lvlJc w:val="left"/>
+      <w:pPr>
+        <w:tabs>
+          <w:tab w:val="num" w:pos="6480"/>
+        </w:tabs>
+        <w:ind w:left="6480" w:hanging="360"/>
+      </w:pPr>
+      <w:rPr>
+        <w:rFonts w:ascii="Wingdings" w:hAnsi="Wingdings" w:hint="default"/>
+        <w:sz w:val="20"/>
+      </w:rPr>
+    </w:lvl>
+  </w:abstractNum>
+  <w:abstractNum w:abstractNumId="20" w15:restartNumberingAfterBreak="0">
     <w:nsid w:val="657C21B1"/>
     <w:multiLevelType w:val="hybridMultilevel"/>
     <w:tmpl w:val="6E5C1710"/>
@@ -24405,7 +27360,7 @@
       </w:rPr>
     </w:lvl>
   </w:abstractNum>
-  <w:abstractNum w:abstractNumId="18" w15:restartNumberingAfterBreak="0">
+  <w:abstractNum w:abstractNumId="21" w15:restartNumberingAfterBreak="0">
     <w:nsid w:val="67207F10"/>
     <w:multiLevelType w:val="hybridMultilevel"/>
     <w:tmpl w:val="F6523C12"/>
@@ -24494,7 +27449,7 @@
       </w:pPr>
     </w:lvl>
   </w:abstractNum>
-  <w:abstractNum w:abstractNumId="19" w15:restartNumberingAfterBreak="0">
+  <w:abstractNum w:abstractNumId="22" w15:restartNumberingAfterBreak="0">
     <w:nsid w:val="6B69769A"/>
     <w:multiLevelType w:val="multilevel"/>
     <w:tmpl w:val="0418001F"/>
@@ -24580,7 +27535,7 @@
       </w:pPr>
     </w:lvl>
   </w:abstractNum>
-  <w:abstractNum w:abstractNumId="20" w15:restartNumberingAfterBreak="0">
+  <w:abstractNum w:abstractNumId="23" w15:restartNumberingAfterBreak="0">
     <w:nsid w:val="6E5C20EB"/>
     <w:multiLevelType w:val="multilevel"/>
     <w:tmpl w:val="B31E2D08"/>
@@ -24707,7 +27662,7 @@
       </w:rPr>
     </w:lvl>
   </w:abstractNum>
-  <w:abstractNum w:abstractNumId="21" w15:restartNumberingAfterBreak="0">
+  <w:abstractNum w:abstractNumId="24" w15:restartNumberingAfterBreak="0">
     <w:nsid w:val="730E2546"/>
     <w:multiLevelType w:val="hybridMultilevel"/>
     <w:tmpl w:val="64BE32D2"/>
@@ -24796,7 +27751,7 @@
       </w:pPr>
     </w:lvl>
   </w:abstractNum>
-  <w:abstractNum w:abstractNumId="22" w15:restartNumberingAfterBreak="0">
+  <w:abstractNum w:abstractNumId="25" w15:restartNumberingAfterBreak="0">
     <w:nsid w:val="7C923D9A"/>
     <w:multiLevelType w:val="hybridMultilevel"/>
     <w:tmpl w:val="E1D40186"/>
@@ -24910,40 +27865,40 @@
     </w:lvl>
   </w:abstractNum>
   <w:num w:numId="1">
-    <w:abstractNumId w:val="22"/>
+    <w:abstractNumId w:val="25"/>
   </w:num>
   <w:num w:numId="2">
-    <w:abstractNumId w:val="8"/>
+    <w:abstractNumId w:val="9"/>
   </w:num>
   <w:num w:numId="3">
+    <w:abstractNumId w:val="21"/>
+  </w:num>
+  <w:num w:numId="4">
+    <w:abstractNumId w:val="24"/>
+  </w:num>
+  <w:num w:numId="5">
+    <w:abstractNumId w:val="16"/>
+  </w:num>
+  <w:num w:numId="6">
+    <w:abstractNumId w:val="6"/>
+  </w:num>
+  <w:num w:numId="7">
     <w:abstractNumId w:val="18"/>
   </w:num>
-  <w:num w:numId="4">
-    <w:abstractNumId w:val="21"/>
-  </w:num>
-  <w:num w:numId="5">
-    <w:abstractNumId w:val="14"/>
-  </w:num>
-  <w:num w:numId="6">
-    <w:abstractNumId w:val="5"/>
-  </w:num>
-  <w:num w:numId="7">
-    <w:abstractNumId w:val="16"/>
-  </w:num>
   <w:num w:numId="8">
-    <w:abstractNumId w:val="19"/>
+    <w:abstractNumId w:val="22"/>
   </w:num>
   <w:num w:numId="9">
     <w:abstractNumId w:val="2"/>
   </w:num>
   <w:num w:numId="10">
-    <w:abstractNumId w:val="15"/>
+    <w:abstractNumId w:val="17"/>
   </w:num>
   <w:num w:numId="11">
-    <w:abstractNumId w:val="20"/>
+    <w:abstractNumId w:val="23"/>
   </w:num>
   <w:num w:numId="12">
-    <w:abstractNumId w:val="20"/>
+    <w:abstractNumId w:val="23"/>
     <w:lvlOverride w:ilvl="0">
       <w:startOverride w:val="3"/>
     </w:lvlOverride>
@@ -24973,40 +27928,49 @@
     </w:lvlOverride>
   </w:num>
   <w:num w:numId="13">
-    <w:abstractNumId w:val="10"/>
+    <w:abstractNumId w:val="11"/>
   </w:num>
   <w:num w:numId="14">
-    <w:abstractNumId w:val="13"/>
+    <w:abstractNumId w:val="15"/>
   </w:num>
   <w:num w:numId="15">
     <w:abstractNumId w:val="1"/>
   </w:num>
   <w:num w:numId="16">
-    <w:abstractNumId w:val="12"/>
+    <w:abstractNumId w:val="14"/>
   </w:num>
   <w:num w:numId="17">
-    <w:abstractNumId w:val="7"/>
+    <w:abstractNumId w:val="8"/>
   </w:num>
   <w:num w:numId="18">
-    <w:abstractNumId w:val="17"/>
+    <w:abstractNumId w:val="20"/>
   </w:num>
   <w:num w:numId="19">
-    <w:abstractNumId w:val="11"/>
+    <w:abstractNumId w:val="12"/>
   </w:num>
   <w:num w:numId="20">
     <w:abstractNumId w:val="3"/>
   </w:num>
   <w:num w:numId="21">
-    <w:abstractNumId w:val="9"/>
+    <w:abstractNumId w:val="10"/>
   </w:num>
   <w:num w:numId="22">
-    <w:abstractNumId w:val="6"/>
+    <w:abstractNumId w:val="7"/>
   </w:num>
   <w:num w:numId="23">
     <w:abstractNumId w:val="4"/>
   </w:num>
   <w:num w:numId="24">
     <w:abstractNumId w:val="0"/>
+  </w:num>
+  <w:num w:numId="25">
+    <w:abstractNumId w:val="19"/>
+  </w:num>
+  <w:num w:numId="26">
+    <w:abstractNumId w:val="5"/>
+  </w:num>
+  <w:num w:numId="27">
+    <w:abstractNumId w:val="13"/>
   </w:num>
   <w:numIdMacAtCleanup w:val="23"/>
 </w:numbering>
@@ -25412,7 +28376,7 @@
   <w:style w:type="paragraph" w:default="1" w:styleId="Normal">
     <w:name w:val="Normal"/>
     <w:qFormat/>
-    <w:rsid w:val="00C87C40"/>
+    <w:rsid w:val="00496FA4"/>
     <w:rPr>
       <w:rFonts w:ascii="Arial" w:eastAsia="Arial" w:hAnsi="Arial" w:cs="Arial"/>
       <w:lang w:val="ro" w:eastAsia="ro-RO"/>

--- a/Oxani_Corina_Documentație_CTIRO_Licenta.docx
+++ b/Oxani_Corina_Documentație_CTIRO_Licenta.docx
@@ -343,7 +343,7 @@
           <w:szCs w:val="40"/>
         </w:rPr>
       </w:pPr>
-      <w:bookmarkStart w:id="0" w:name="_Toc199511804"/>
+      <w:bookmarkStart w:id="0" w:name="_Toc199700687"/>
       <w:r>
         <w:rPr>
           <w:sz w:val="40"/>
@@ -740,8 +740,9 @@
           <w:numId w:val="0"/>
         </w:numPr>
       </w:pPr>
-      <w:bookmarkStart w:id="1" w:name="_Toc199511805"/>
-      <w:r>
+      <w:bookmarkStart w:id="1" w:name="_Toc199700688"/>
+      <w:r>
+        <w:lastRenderedPageBreak/>
         <w:t>CUPRINS</w:t>
       </w:r>
       <w:bookmarkEnd w:id="1"/>
@@ -808,7 +809,7 @@
             </w:rPr>
             <w:fldChar w:fldCharType="separate"/>
           </w:r>
-          <w:hyperlink w:anchor="_Toc199511804" w:history="1">
+          <w:hyperlink w:anchor="_Toc199700687" w:history="1">
             <w:r>
               <w:rPr>
                 <w:rStyle w:val="Hyperlink"/>
@@ -835,7 +836,7 @@
                 <w:noProof/>
                 <w:webHidden/>
               </w:rPr>
-              <w:instrText xml:space="preserve"> PAGEREF _Toc199511804 \h </w:instrText>
+              <w:instrText xml:space="preserve"> PAGEREF _Toc199700687 \h </w:instrText>
             </w:r>
             <w:r>
               <w:rPr>
@@ -875,7 +876,7 @@
               <w:lang w:val="ro-RO"/>
             </w:rPr>
           </w:pPr>
-          <w:hyperlink w:anchor="_Toc199511805" w:history="1">
+          <w:hyperlink w:anchor="_Toc199700688" w:history="1">
             <w:r>
               <w:rPr>
                 <w:rStyle w:val="Hyperlink"/>
@@ -902,7 +903,7 @@
                 <w:noProof/>
                 <w:webHidden/>
               </w:rPr>
-              <w:instrText xml:space="preserve"> PAGEREF _Toc199511805 \h </w:instrText>
+              <w:instrText xml:space="preserve"> PAGEREF _Toc199700688 \h </w:instrText>
             </w:r>
             <w:r>
               <w:rPr>
@@ -942,7 +943,7 @@
               <w:lang w:val="ro-RO"/>
             </w:rPr>
           </w:pPr>
-          <w:hyperlink w:anchor="_Toc199511806" w:history="1">
+          <w:hyperlink w:anchor="_Toc199700689" w:history="1">
             <w:r>
               <w:rPr>
                 <w:rStyle w:val="Hyperlink"/>
@@ -969,7 +970,7 @@
                 <w:noProof/>
                 <w:webHidden/>
               </w:rPr>
-              <w:instrText xml:space="preserve"> PAGEREF _Toc199511806 \h </w:instrText>
+              <w:instrText xml:space="preserve"> PAGEREF _Toc199700689 \h </w:instrText>
             </w:r>
             <w:r>
               <w:rPr>
@@ -1009,7 +1010,7 @@
               <w:lang w:val="ro-RO"/>
             </w:rPr>
           </w:pPr>
-          <w:hyperlink w:anchor="_Toc199511807" w:history="1">
+          <w:hyperlink w:anchor="_Toc199700690" w:history="1">
             <w:r>
               <w:rPr>
                 <w:rStyle w:val="Hyperlink"/>
@@ -1036,7 +1037,7 @@
                 <w:noProof/>
                 <w:webHidden/>
               </w:rPr>
-              <w:instrText xml:space="preserve"> PAGEREF _Toc199511807 \h </w:instrText>
+              <w:instrText xml:space="preserve"> PAGEREF _Toc199700690 \h </w:instrText>
             </w:r>
             <w:r>
               <w:rPr>
@@ -1076,7 +1077,7 @@
               <w:lang w:val="ro-RO"/>
             </w:rPr>
           </w:pPr>
-          <w:hyperlink w:anchor="_Toc199511808" w:history="1">
+          <w:hyperlink w:anchor="_Toc199700691" w:history="1">
             <w:r>
               <w:rPr>
                 <w:rStyle w:val="Hyperlink"/>
@@ -1103,7 +1104,7 @@
                 <w:noProof/>
                 <w:webHidden/>
               </w:rPr>
-              <w:instrText xml:space="preserve"> PAGEREF _Toc199511808 \h </w:instrText>
+              <w:instrText xml:space="preserve"> PAGEREF _Toc199700691 \h </w:instrText>
             </w:r>
             <w:r>
               <w:rPr>
@@ -1146,7 +1147,7 @@
               <w:lang w:val="ro-RO"/>
             </w:rPr>
           </w:pPr>
-          <w:hyperlink w:anchor="_Toc199511809" w:history="1">
+          <w:hyperlink w:anchor="_Toc199700692" w:history="1">
             <w:r>
               <w:rPr>
                 <w:rStyle w:val="Hyperlink"/>
@@ -1188,7 +1189,7 @@
                 <w:noProof/>
                 <w:webHidden/>
               </w:rPr>
-              <w:instrText xml:space="preserve"> PAGEREF _Toc199511809 \h </w:instrText>
+              <w:instrText xml:space="preserve"> PAGEREF _Toc199700692 \h </w:instrText>
             </w:r>
             <w:r>
               <w:rPr>
@@ -1232,7 +1233,7 @@
               <w:lang w:val="ro-RO"/>
             </w:rPr>
           </w:pPr>
-          <w:hyperlink w:anchor="_Toc199511810" w:history="1">
+          <w:hyperlink w:anchor="_Toc199700693" w:history="1">
             <w:r>
               <w:rPr>
                 <w:rStyle w:val="Hyperlink"/>
@@ -1274,7 +1275,7 @@
                 <w:noProof/>
                 <w:webHidden/>
               </w:rPr>
-              <w:instrText xml:space="preserve"> PAGEREF _Toc199511810 \h </w:instrText>
+              <w:instrText xml:space="preserve"> PAGEREF _Toc199700693 \h </w:instrText>
             </w:r>
             <w:r>
               <w:rPr>
@@ -1318,7 +1319,7 @@
               <w:lang w:val="ro-RO"/>
             </w:rPr>
           </w:pPr>
-          <w:hyperlink w:anchor="_Toc199511811" w:history="1">
+          <w:hyperlink w:anchor="_Toc199700694" w:history="1">
             <w:r>
               <w:rPr>
                 <w:rStyle w:val="Hyperlink"/>
@@ -1360,7 +1361,7 @@
                 <w:noProof/>
                 <w:webHidden/>
               </w:rPr>
-              <w:instrText xml:space="preserve"> PAGEREF _Toc199511811 \h </w:instrText>
+              <w:instrText xml:space="preserve"> PAGEREF _Toc199700694 \h </w:instrText>
             </w:r>
             <w:r>
               <w:rPr>
@@ -1404,7 +1405,7 @@
               <w:lang w:val="ro-RO"/>
             </w:rPr>
           </w:pPr>
-          <w:hyperlink w:anchor="_Toc199511812" w:history="1">
+          <w:hyperlink w:anchor="_Toc199700695" w:history="1">
             <w:r>
               <w:rPr>
                 <w:rStyle w:val="Hyperlink"/>
@@ -1446,7 +1447,7 @@
                 <w:noProof/>
                 <w:webHidden/>
               </w:rPr>
-              <w:instrText xml:space="preserve"> PAGEREF _Toc199511812 \h </w:instrText>
+              <w:instrText xml:space="preserve"> PAGEREF _Toc199700695 \h </w:instrText>
             </w:r>
             <w:r>
               <w:rPr>
@@ -1489,7 +1490,7 @@
               <w:lang w:val="ro-RO"/>
             </w:rPr>
           </w:pPr>
-          <w:hyperlink w:anchor="_Toc199511813" w:history="1">
+          <w:hyperlink w:anchor="_Toc199700696" w:history="1">
             <w:r>
               <w:rPr>
                 <w:rStyle w:val="Hyperlink"/>
@@ -1531,7 +1532,7 @@
                 <w:noProof/>
                 <w:webHidden/>
               </w:rPr>
-              <w:instrText xml:space="preserve"> PAGEREF _Toc199511813 \h </w:instrText>
+              <w:instrText xml:space="preserve"> PAGEREF _Toc199700696 \h </w:instrText>
             </w:r>
             <w:r>
               <w:rPr>
@@ -1574,7 +1575,7 @@
               <w:lang w:val="ro-RO"/>
             </w:rPr>
           </w:pPr>
-          <w:hyperlink w:anchor="_Toc199511814" w:history="1">
+          <w:hyperlink w:anchor="_Toc199700697" w:history="1">
             <w:r>
               <w:rPr>
                 <w:rStyle w:val="Hyperlink"/>
@@ -1616,7 +1617,7 @@
                 <w:noProof/>
                 <w:webHidden/>
               </w:rPr>
-              <w:instrText xml:space="preserve"> PAGEREF _Toc199511814 \h </w:instrText>
+              <w:instrText xml:space="preserve"> PAGEREF _Toc199700697 \h </w:instrText>
             </w:r>
             <w:r>
               <w:rPr>
@@ -1659,7 +1660,7 @@
               <w:lang w:val="ro-RO"/>
             </w:rPr>
           </w:pPr>
-          <w:hyperlink w:anchor="_Toc199511815" w:history="1">
+          <w:hyperlink w:anchor="_Toc199700698" w:history="1">
             <w:r>
               <w:rPr>
                 <w:rStyle w:val="Hyperlink"/>
@@ -1701,7 +1702,7 @@
                 <w:noProof/>
                 <w:webHidden/>
               </w:rPr>
-              <w:instrText xml:space="preserve"> PAGEREF _Toc199511815 \h </w:instrText>
+              <w:instrText xml:space="preserve"> PAGEREF _Toc199700698 \h </w:instrText>
             </w:r>
             <w:r>
               <w:rPr>
@@ -1744,7 +1745,7 @@
               <w:lang w:val="ro-RO"/>
             </w:rPr>
           </w:pPr>
-          <w:hyperlink w:anchor="_Toc199511816" w:history="1">
+          <w:hyperlink w:anchor="_Toc199700699" w:history="1">
             <w:r>
               <w:rPr>
                 <w:rStyle w:val="Hyperlink"/>
@@ -1786,7 +1787,7 @@
                 <w:noProof/>
                 <w:webHidden/>
               </w:rPr>
-              <w:instrText xml:space="preserve"> PAGEREF _Toc199511816 \h </w:instrText>
+              <w:instrText xml:space="preserve"> PAGEREF _Toc199700699 \h </w:instrText>
             </w:r>
             <w:r>
               <w:rPr>
@@ -1830,7 +1831,7 @@
               <w:lang w:val="ro-RO"/>
             </w:rPr>
           </w:pPr>
-          <w:hyperlink w:anchor="_Toc199511817" w:history="1">
+          <w:hyperlink w:anchor="_Toc199700700" w:history="1">
             <w:r>
               <w:rPr>
                 <w:rStyle w:val="Hyperlink"/>
@@ -1872,7 +1873,7 @@
                 <w:noProof/>
                 <w:webHidden/>
               </w:rPr>
-              <w:instrText xml:space="preserve"> PAGEREF _Toc199511817 \h </w:instrText>
+              <w:instrText xml:space="preserve"> PAGEREF _Toc199700700 \h </w:instrText>
             </w:r>
             <w:r>
               <w:rPr>
@@ -1915,7 +1916,7 @@
               <w:lang w:val="ro-RO"/>
             </w:rPr>
           </w:pPr>
-          <w:hyperlink w:anchor="_Toc199511818" w:history="1">
+          <w:hyperlink w:anchor="_Toc199700701" w:history="1">
             <w:r>
               <w:rPr>
                 <w:rStyle w:val="Hyperlink"/>
@@ -1957,7 +1958,7 @@
                 <w:noProof/>
                 <w:webHidden/>
               </w:rPr>
-              <w:instrText xml:space="preserve"> PAGEREF _Toc199511818 \h </w:instrText>
+              <w:instrText xml:space="preserve"> PAGEREF _Toc199700701 \h </w:instrText>
             </w:r>
             <w:r>
               <w:rPr>
@@ -1977,7 +1978,7 @@
                 <w:noProof/>
                 <w:webHidden/>
               </w:rPr>
-              <w:t>12</w:t>
+              <w:t>11</w:t>
             </w:r>
             <w:r>
               <w:rPr>
@@ -2001,7 +2002,7 @@
               <w:lang w:val="ro-RO"/>
             </w:rPr>
           </w:pPr>
-          <w:hyperlink w:anchor="_Toc199511819" w:history="1">
+          <w:hyperlink w:anchor="_Toc199700702" w:history="1">
             <w:r>
               <w:rPr>
                 <w:rStyle w:val="Hyperlink"/>
@@ -2043,7 +2044,7 @@
                 <w:noProof/>
                 <w:webHidden/>
               </w:rPr>
-              <w:instrText xml:space="preserve"> PAGEREF _Toc199511819 \h </w:instrText>
+              <w:instrText xml:space="preserve"> PAGEREF _Toc199700702 \h </w:instrText>
             </w:r>
             <w:r>
               <w:rPr>
@@ -2086,7 +2087,7 @@
               <w:lang w:val="ro-RO"/>
             </w:rPr>
           </w:pPr>
-          <w:hyperlink w:anchor="_Toc199511820" w:history="1">
+          <w:hyperlink w:anchor="_Toc199700703" w:history="1">
             <w:r>
               <w:rPr>
                 <w:rStyle w:val="Hyperlink"/>
@@ -2128,7 +2129,7 @@
                 <w:noProof/>
                 <w:webHidden/>
               </w:rPr>
-              <w:instrText xml:space="preserve"> PAGEREF _Toc199511820 \h </w:instrText>
+              <w:instrText xml:space="preserve"> PAGEREF _Toc199700703 \h </w:instrText>
             </w:r>
             <w:r>
               <w:rPr>
@@ -2171,7 +2172,7 @@
               <w:lang w:val="ro-RO"/>
             </w:rPr>
           </w:pPr>
-          <w:hyperlink w:anchor="_Toc199511821" w:history="1">
+          <w:hyperlink w:anchor="_Toc199700704" w:history="1">
             <w:r>
               <w:rPr>
                 <w:rStyle w:val="Hyperlink"/>
@@ -2215,7 +2216,7 @@
                 <w:noProof/>
                 <w:webHidden/>
               </w:rPr>
-              <w:instrText xml:space="preserve"> PAGEREF _Toc199511821 \h </w:instrText>
+              <w:instrText xml:space="preserve"> PAGEREF _Toc199700704 \h </w:instrText>
             </w:r>
             <w:r>
               <w:rPr>
@@ -2235,7 +2236,7 @@
                 <w:noProof/>
                 <w:webHidden/>
               </w:rPr>
-              <w:t>14</w:t>
+              <w:t>13</w:t>
             </w:r>
             <w:r>
               <w:rPr>
@@ -2258,7 +2259,7 @@
               <w:lang w:val="ro-RO"/>
             </w:rPr>
           </w:pPr>
-          <w:hyperlink w:anchor="_Toc199511822" w:history="1">
+          <w:hyperlink w:anchor="_Toc199700705" w:history="1">
             <w:r>
               <w:rPr>
                 <w:rStyle w:val="Hyperlink"/>
@@ -2300,7 +2301,7 @@
                 <w:noProof/>
                 <w:webHidden/>
               </w:rPr>
-              <w:instrText xml:space="preserve"> PAGEREF _Toc199511822 \h </w:instrText>
+              <w:instrText xml:space="preserve"> PAGEREF _Toc199700705 \h </w:instrText>
             </w:r>
             <w:r>
               <w:rPr>
@@ -2343,7 +2344,7 @@
               <w:lang w:val="ro-RO"/>
             </w:rPr>
           </w:pPr>
-          <w:hyperlink w:anchor="_Toc199511823" w:history="1">
+          <w:hyperlink w:anchor="_Toc199700706" w:history="1">
             <w:r>
               <w:rPr>
                 <w:rStyle w:val="Hyperlink"/>
@@ -2387,7 +2388,7 @@
                 <w:noProof/>
                 <w:webHidden/>
               </w:rPr>
-              <w:instrText xml:space="preserve"> PAGEREF _Toc199511823 \h </w:instrText>
+              <w:instrText xml:space="preserve"> PAGEREF _Toc199700706 \h </w:instrText>
             </w:r>
             <w:r>
               <w:rPr>
@@ -2407,7 +2408,7 @@
                 <w:noProof/>
                 <w:webHidden/>
               </w:rPr>
-              <w:t>15</w:t>
+              <w:t>14</w:t>
             </w:r>
             <w:r>
               <w:rPr>
@@ -2430,7 +2431,7 @@
               <w:lang w:val="ro-RO"/>
             </w:rPr>
           </w:pPr>
-          <w:hyperlink w:anchor="_Toc199511824" w:history="1">
+          <w:hyperlink w:anchor="_Toc199700707" w:history="1">
             <w:r>
               <w:rPr>
                 <w:rStyle w:val="Hyperlink"/>
@@ -2474,7 +2475,7 @@
                 <w:noProof/>
                 <w:webHidden/>
               </w:rPr>
-              <w:instrText xml:space="preserve"> PAGEREF _Toc199511824 \h </w:instrText>
+              <w:instrText xml:space="preserve"> PAGEREF _Toc199700707 \h </w:instrText>
             </w:r>
             <w:r>
               <w:rPr>
@@ -2518,7 +2519,7 @@
               <w:lang w:val="ro-RO"/>
             </w:rPr>
           </w:pPr>
-          <w:hyperlink w:anchor="_Toc199511825" w:history="1">
+          <w:hyperlink w:anchor="_Toc199700708" w:history="1">
             <w:r>
               <w:rPr>
                 <w:rStyle w:val="Hyperlink"/>
@@ -2560,7 +2561,7 @@
                 <w:noProof/>
                 <w:webHidden/>
               </w:rPr>
-              <w:instrText xml:space="preserve"> PAGEREF _Toc199511825 \h </w:instrText>
+              <w:instrText xml:space="preserve"> PAGEREF _Toc199700708 \h </w:instrText>
             </w:r>
             <w:r>
               <w:rPr>
@@ -2580,7 +2581,7 @@
                 <w:noProof/>
                 <w:webHidden/>
               </w:rPr>
-              <w:t>16</w:t>
+              <w:t>15</w:t>
             </w:r>
             <w:r>
               <w:rPr>
@@ -2603,7 +2604,7 @@
               <w:lang w:val="ro-RO"/>
             </w:rPr>
           </w:pPr>
-          <w:hyperlink w:anchor="_Toc199511826" w:history="1">
+          <w:hyperlink w:anchor="_Toc199700709" w:history="1">
             <w:r>
               <w:rPr>
                 <w:rStyle w:val="Hyperlink"/>
@@ -2645,7 +2646,7 @@
                 <w:noProof/>
                 <w:webHidden/>
               </w:rPr>
-              <w:instrText xml:space="preserve"> PAGEREF _Toc199511826 \h </w:instrText>
+              <w:instrText xml:space="preserve"> PAGEREF _Toc199700709 \h </w:instrText>
             </w:r>
             <w:r>
               <w:rPr>
@@ -2688,7 +2689,7 @@
               <w:lang w:val="ro-RO"/>
             </w:rPr>
           </w:pPr>
-          <w:hyperlink w:anchor="_Toc199511827" w:history="1">
+          <w:hyperlink w:anchor="_Toc199700710" w:history="1">
             <w:r>
               <w:rPr>
                 <w:rStyle w:val="Hyperlink"/>
@@ -2730,7 +2731,7 @@
                 <w:noProof/>
                 <w:webHidden/>
               </w:rPr>
-              <w:instrText xml:space="preserve"> PAGEREF _Toc199511827 \h </w:instrText>
+              <w:instrText xml:space="preserve"> PAGEREF _Toc199700710 \h </w:instrText>
             </w:r>
             <w:r>
               <w:rPr>
@@ -2750,7 +2751,7 @@
                 <w:noProof/>
                 <w:webHidden/>
               </w:rPr>
-              <w:t>17</w:t>
+              <w:t>16</w:t>
             </w:r>
             <w:r>
               <w:rPr>
@@ -2774,7 +2775,7 @@
               <w:lang w:val="ro-RO"/>
             </w:rPr>
           </w:pPr>
-          <w:hyperlink w:anchor="_Toc199511828" w:history="1">
+          <w:hyperlink w:anchor="_Toc199700711" w:history="1">
             <w:r>
               <w:rPr>
                 <w:rStyle w:val="Hyperlink"/>
@@ -2816,7 +2817,7 @@
                 <w:noProof/>
                 <w:webHidden/>
               </w:rPr>
-              <w:instrText xml:space="preserve"> PAGEREF _Toc199511828 \h </w:instrText>
+              <w:instrText xml:space="preserve"> PAGEREF _Toc199700711 \h </w:instrText>
             </w:r>
             <w:r>
               <w:rPr>
@@ -2836,7 +2837,7 @@
                 <w:noProof/>
                 <w:webHidden/>
               </w:rPr>
-              <w:t>17</w:t>
+              <w:t>16</w:t>
             </w:r>
             <w:r>
               <w:rPr>
@@ -2860,7 +2861,7 @@
               <w:lang w:val="ro-RO"/>
             </w:rPr>
           </w:pPr>
-          <w:hyperlink w:anchor="_Toc199511829" w:history="1">
+          <w:hyperlink w:anchor="_Toc199700712" w:history="1">
             <w:r>
               <w:rPr>
                 <w:rStyle w:val="Hyperlink"/>
@@ -2902,7 +2903,7 @@
                 <w:noProof/>
                 <w:webHidden/>
               </w:rPr>
-              <w:instrText xml:space="preserve"> PAGEREF _Toc199511829 \h </w:instrText>
+              <w:instrText xml:space="preserve"> PAGEREF _Toc199700712 \h </w:instrText>
             </w:r>
             <w:r>
               <w:rPr>
@@ -2945,7 +2946,7 @@
               <w:lang w:val="ro-RO"/>
             </w:rPr>
           </w:pPr>
-          <w:hyperlink w:anchor="_Toc199511830" w:history="1">
+          <w:hyperlink w:anchor="_Toc199700713" w:history="1">
             <w:r>
               <w:rPr>
                 <w:rStyle w:val="Hyperlink"/>
@@ -2987,7 +2988,7 @@
                 <w:noProof/>
                 <w:webHidden/>
               </w:rPr>
-              <w:instrText xml:space="preserve"> PAGEREF _Toc199511830 \h </w:instrText>
+              <w:instrText xml:space="preserve"> PAGEREF _Toc199700713 \h </w:instrText>
             </w:r>
             <w:r>
               <w:rPr>
@@ -3031,7 +3032,7 @@
               <w:lang w:val="ro-RO"/>
             </w:rPr>
           </w:pPr>
-          <w:hyperlink w:anchor="_Toc199511831" w:history="1">
+          <w:hyperlink w:anchor="_Toc199700714" w:history="1">
             <w:r>
               <w:rPr>
                 <w:rStyle w:val="Hyperlink"/>
@@ -3073,7 +3074,7 @@
                 <w:noProof/>
                 <w:webHidden/>
               </w:rPr>
-              <w:instrText xml:space="preserve"> PAGEREF _Toc199511831 \h </w:instrText>
+              <w:instrText xml:space="preserve"> PAGEREF _Toc199700714 \h </w:instrText>
             </w:r>
             <w:r>
               <w:rPr>
@@ -3116,7 +3117,7 @@
               <w:lang w:val="ro-RO"/>
             </w:rPr>
           </w:pPr>
-          <w:hyperlink w:anchor="_Toc199511832" w:history="1">
+          <w:hyperlink w:anchor="_Toc199700715" w:history="1">
             <w:r>
               <w:rPr>
                 <w:rStyle w:val="Hyperlink"/>
@@ -3158,7 +3159,7 @@
                 <w:noProof/>
                 <w:webHidden/>
               </w:rPr>
-              <w:instrText xml:space="preserve"> PAGEREF _Toc199511832 \h </w:instrText>
+              <w:instrText xml:space="preserve"> PAGEREF _Toc199700715 \h </w:instrText>
             </w:r>
             <w:r>
               <w:rPr>
@@ -3201,7 +3202,7 @@
               <w:lang w:val="ro-RO"/>
             </w:rPr>
           </w:pPr>
-          <w:hyperlink w:anchor="_Toc199511833" w:history="1">
+          <w:hyperlink w:anchor="_Toc199700716" w:history="1">
             <w:r>
               <w:rPr>
                 <w:rStyle w:val="Hyperlink"/>
@@ -3243,7 +3244,7 @@
                 <w:noProof/>
                 <w:webHidden/>
               </w:rPr>
-              <w:instrText xml:space="preserve"> PAGEREF _Toc199511833 \h </w:instrText>
+              <w:instrText xml:space="preserve"> PAGEREF _Toc199700716 \h </w:instrText>
             </w:r>
             <w:r>
               <w:rPr>
@@ -3263,7 +3264,7 @@
                 <w:noProof/>
                 <w:webHidden/>
               </w:rPr>
-              <w:t>19</w:t>
+              <w:t>18</w:t>
             </w:r>
             <w:r>
               <w:rPr>
@@ -3286,7 +3287,7 @@
               <w:lang w:val="ro-RO"/>
             </w:rPr>
           </w:pPr>
-          <w:hyperlink w:anchor="_Toc199511834" w:history="1">
+          <w:hyperlink w:anchor="_Toc199700717" w:history="1">
             <w:r>
               <w:rPr>
                 <w:rStyle w:val="Hyperlink"/>
@@ -3328,7 +3329,7 @@
                 <w:noProof/>
                 <w:webHidden/>
               </w:rPr>
-              <w:instrText xml:space="preserve"> PAGEREF _Toc199511834 \h </w:instrText>
+              <w:instrText xml:space="preserve"> PAGEREF _Toc199700717 \h </w:instrText>
             </w:r>
             <w:r>
               <w:rPr>
@@ -3371,7 +3372,7 @@
               <w:lang w:val="ro-RO"/>
             </w:rPr>
           </w:pPr>
-          <w:hyperlink w:anchor="_Toc199511835" w:history="1">
+          <w:hyperlink w:anchor="_Toc199700718" w:history="1">
             <w:r>
               <w:rPr>
                 <w:rStyle w:val="Hyperlink"/>
@@ -3413,7 +3414,7 @@
                 <w:noProof/>
                 <w:webHidden/>
               </w:rPr>
-              <w:instrText xml:space="preserve"> PAGEREF _Toc199511835 \h </w:instrText>
+              <w:instrText xml:space="preserve"> PAGEREF _Toc199700718 \h </w:instrText>
             </w:r>
             <w:r>
               <w:rPr>
@@ -3433,7 +3434,7 @@
                 <w:noProof/>
                 <w:webHidden/>
               </w:rPr>
-              <w:t>20</w:t>
+              <w:t>19</w:t>
             </w:r>
             <w:r>
               <w:rPr>
@@ -3457,7 +3458,7 @@
               <w:lang w:val="ro-RO"/>
             </w:rPr>
           </w:pPr>
-          <w:hyperlink w:anchor="_Toc199511836" w:history="1">
+          <w:hyperlink w:anchor="_Toc199700719" w:history="1">
             <w:r>
               <w:rPr>
                 <w:rStyle w:val="Hyperlink"/>
@@ -3499,7 +3500,7 @@
                 <w:noProof/>
                 <w:webHidden/>
               </w:rPr>
-              <w:instrText xml:space="preserve"> PAGEREF _Toc199511836 \h </w:instrText>
+              <w:instrText xml:space="preserve"> PAGEREF _Toc199700719 \h </w:instrText>
             </w:r>
             <w:r>
               <w:rPr>
@@ -3519,7 +3520,7 @@
                 <w:noProof/>
                 <w:webHidden/>
               </w:rPr>
-              <w:t>21</w:t>
+              <w:t>20</w:t>
             </w:r>
             <w:r>
               <w:rPr>
@@ -3543,7 +3544,7 @@
               <w:lang w:val="ro-RO"/>
             </w:rPr>
           </w:pPr>
-          <w:hyperlink w:anchor="_Toc199511837" w:history="1">
+          <w:hyperlink w:anchor="_Toc199700720" w:history="1">
             <w:r>
               <w:rPr>
                 <w:rStyle w:val="Hyperlink"/>
@@ -3585,7 +3586,7 @@
                 <w:noProof/>
                 <w:webHidden/>
               </w:rPr>
-              <w:instrText xml:space="preserve"> PAGEREF _Toc199511837 \h </w:instrText>
+              <w:instrText xml:space="preserve"> PAGEREF _Toc199700720 \h </w:instrText>
             </w:r>
             <w:r>
               <w:rPr>
@@ -3605,7 +3606,7 @@
                 <w:noProof/>
                 <w:webHidden/>
               </w:rPr>
-              <w:t>23</w:t>
+              <w:t>22</w:t>
             </w:r>
             <w:r>
               <w:rPr>
@@ -3628,7 +3629,7 @@
               <w:lang w:val="ro-RO"/>
             </w:rPr>
           </w:pPr>
-          <w:hyperlink w:anchor="_Toc199511838" w:history="1">
+          <w:hyperlink w:anchor="_Toc199700721" w:history="1">
             <w:r>
               <w:rPr>
                 <w:rStyle w:val="Hyperlink"/>
@@ -3670,7 +3671,7 @@
                 <w:noProof/>
                 <w:webHidden/>
               </w:rPr>
-              <w:instrText xml:space="preserve"> PAGEREF _Toc199511838 \h </w:instrText>
+              <w:instrText xml:space="preserve"> PAGEREF _Toc199700721 \h </w:instrText>
             </w:r>
             <w:r>
               <w:rPr>
@@ -3690,7 +3691,7 @@
                 <w:noProof/>
                 <w:webHidden/>
               </w:rPr>
-              <w:t>23</w:t>
+              <w:t>22</w:t>
             </w:r>
             <w:r>
               <w:rPr>
@@ -3713,7 +3714,7 @@
               <w:lang w:val="ro-RO"/>
             </w:rPr>
           </w:pPr>
-          <w:hyperlink w:anchor="_Toc199511839" w:history="1">
+          <w:hyperlink w:anchor="_Toc199700722" w:history="1">
             <w:r>
               <w:rPr>
                 <w:rStyle w:val="Hyperlink"/>
@@ -3755,7 +3756,7 @@
                 <w:noProof/>
                 <w:webHidden/>
               </w:rPr>
-              <w:instrText xml:space="preserve"> PAGEREF _Toc199511839 \h </w:instrText>
+              <w:instrText xml:space="preserve"> PAGEREF _Toc199700722 \h </w:instrText>
             </w:r>
             <w:r>
               <w:rPr>
@@ -3775,7 +3776,7 @@
                 <w:noProof/>
                 <w:webHidden/>
               </w:rPr>
-              <w:t>24</w:t>
+              <w:t>23</w:t>
             </w:r>
             <w:r>
               <w:rPr>
@@ -3798,7 +3799,7 @@
               <w:lang w:val="ro-RO"/>
             </w:rPr>
           </w:pPr>
-          <w:hyperlink w:anchor="_Toc199511840" w:history="1">
+          <w:hyperlink w:anchor="_Toc199700723" w:history="1">
             <w:r>
               <w:rPr>
                 <w:rStyle w:val="Hyperlink"/>
@@ -3840,7 +3841,7 @@
                 <w:noProof/>
                 <w:webHidden/>
               </w:rPr>
-              <w:instrText xml:space="preserve"> PAGEREF _Toc199511840 \h </w:instrText>
+              <w:instrText xml:space="preserve"> PAGEREF _Toc199700723 \h </w:instrText>
             </w:r>
             <w:r>
               <w:rPr>
@@ -3860,7 +3861,7 @@
                 <w:noProof/>
                 <w:webHidden/>
               </w:rPr>
-              <w:t>24</w:t>
+              <w:t>23</w:t>
             </w:r>
             <w:r>
               <w:rPr>
@@ -3884,7 +3885,7 @@
               <w:lang w:val="ro-RO"/>
             </w:rPr>
           </w:pPr>
-          <w:hyperlink w:anchor="_Toc199511841" w:history="1">
+          <w:hyperlink w:anchor="_Toc199700724" w:history="1">
             <w:r>
               <w:rPr>
                 <w:rStyle w:val="Hyperlink"/>
@@ -3926,7 +3927,7 @@
                 <w:noProof/>
                 <w:webHidden/>
               </w:rPr>
-              <w:instrText xml:space="preserve"> PAGEREF _Toc199511841 \h </w:instrText>
+              <w:instrText xml:space="preserve"> PAGEREF _Toc199700724 \h </w:instrText>
             </w:r>
             <w:r>
               <w:rPr>
@@ -3946,7 +3947,7 @@
                 <w:noProof/>
                 <w:webHidden/>
               </w:rPr>
-              <w:t>27</w:t>
+              <w:t>26</w:t>
             </w:r>
             <w:r>
               <w:rPr>
@@ -3969,7 +3970,7 @@
               <w:lang w:val="ro-RO"/>
             </w:rPr>
           </w:pPr>
-          <w:hyperlink w:anchor="_Toc199511842" w:history="1">
+          <w:hyperlink w:anchor="_Toc199700725" w:history="1">
             <w:r>
               <w:rPr>
                 <w:rStyle w:val="Hyperlink"/>
@@ -4011,7 +4012,7 @@
                 <w:noProof/>
                 <w:webHidden/>
               </w:rPr>
-              <w:instrText xml:space="preserve"> PAGEREF _Toc199511842 \h </w:instrText>
+              <w:instrText xml:space="preserve"> PAGEREF _Toc199700725 \h </w:instrText>
             </w:r>
             <w:r>
               <w:rPr>
@@ -4031,7 +4032,7 @@
                 <w:noProof/>
                 <w:webHidden/>
               </w:rPr>
-              <w:t>29</w:t>
+              <w:t>28</w:t>
             </w:r>
             <w:r>
               <w:rPr>
@@ -4055,7 +4056,7 @@
               <w:lang w:val="ro-RO"/>
             </w:rPr>
           </w:pPr>
-          <w:hyperlink w:anchor="_Toc199511843" w:history="1">
+          <w:hyperlink w:anchor="_Toc199700726" w:history="1">
             <w:r>
               <w:rPr>
                 <w:rStyle w:val="Hyperlink"/>
@@ -4076,7 +4077,7 @@
                 <w:rStyle w:val="Hyperlink"/>
                 <w:noProof/>
               </w:rPr>
-              <w:t>ÎNREGISTRAREA ÎN APLICAȚIE</w:t>
+              <w:t>MECANISME DE AUTENTIFICARE ȘI GESTIONARE CONT</w:t>
             </w:r>
             <w:r>
               <w:rPr>
@@ -4097,7 +4098,7 @@
                 <w:noProof/>
                 <w:webHidden/>
               </w:rPr>
-              <w:instrText xml:space="preserve"> PAGEREF _Toc199511843 \h </w:instrText>
+              <w:instrText xml:space="preserve"> PAGEREF _Toc199700726 \h </w:instrText>
             </w:r>
             <w:r>
               <w:rPr>
@@ -4117,7 +4118,7 @@
                 <w:noProof/>
                 <w:webHidden/>
               </w:rPr>
-              <w:t>29</w:t>
+              <w:t>28</w:t>
             </w:r>
             <w:r>
               <w:rPr>
@@ -4140,7 +4141,7 @@
               <w:lang w:val="ro-RO"/>
             </w:rPr>
           </w:pPr>
-          <w:hyperlink w:anchor="_Toc199511844" w:history="1">
+          <w:hyperlink w:anchor="_Toc199700727" w:history="1">
             <w:r>
               <w:rPr>
                 <w:rStyle w:val="Hyperlink"/>
@@ -4185,7 +4186,7 @@
                 <w:noProof/>
                 <w:webHidden/>
               </w:rPr>
-              <w:instrText xml:space="preserve"> PAGEREF _Toc199511844 \h </w:instrText>
+              <w:instrText xml:space="preserve"> PAGEREF _Toc199700727 \h </w:instrText>
             </w:r>
             <w:r>
               <w:rPr>
@@ -4205,7 +4206,7 @@
                 <w:noProof/>
                 <w:webHidden/>
               </w:rPr>
-              <w:t>29</w:t>
+              <w:t>28</w:t>
             </w:r>
             <w:r>
               <w:rPr>
@@ -4228,7 +4229,7 @@
               <w:lang w:val="ro-RO"/>
             </w:rPr>
           </w:pPr>
-          <w:hyperlink w:anchor="_Toc199511845" w:history="1">
+          <w:hyperlink w:anchor="_Toc199700728" w:history="1">
             <w:r>
               <w:rPr>
                 <w:rStyle w:val="Hyperlink"/>
@@ -4272,7 +4273,7 @@
                 <w:noProof/>
                 <w:webHidden/>
               </w:rPr>
-              <w:instrText xml:space="preserve"> PAGEREF _Toc199511845 \h </w:instrText>
+              <w:instrText xml:space="preserve"> PAGEREF _Toc199700728 \h </w:instrText>
             </w:r>
             <w:r>
               <w:rPr>
@@ -4292,7 +4293,7 @@
                 <w:noProof/>
                 <w:webHidden/>
               </w:rPr>
-              <w:t>32</w:t>
+              <w:t>30</w:t>
             </w:r>
             <w:r>
               <w:rPr>
@@ -4315,7 +4316,7 @@
               <w:lang w:val="ro-RO"/>
             </w:rPr>
           </w:pPr>
-          <w:hyperlink w:anchor="_Toc199511846" w:history="1">
+          <w:hyperlink w:anchor="_Toc199700729" w:history="1">
             <w:r>
               <w:rPr>
                 <w:rStyle w:val="Hyperlink"/>
@@ -4357,7 +4358,7 @@
                 <w:noProof/>
                 <w:webHidden/>
               </w:rPr>
-              <w:instrText xml:space="preserve"> PAGEREF _Toc199511846 \h </w:instrText>
+              <w:instrText xml:space="preserve"> PAGEREF _Toc199700729 \h </w:instrText>
             </w:r>
             <w:r>
               <w:rPr>
@@ -4377,7 +4378,7 @@
                 <w:noProof/>
                 <w:webHidden/>
               </w:rPr>
-              <w:t>34</w:t>
+              <w:t>32</w:t>
             </w:r>
             <w:r>
               <w:rPr>
@@ -4400,7 +4401,7 @@
               <w:lang w:val="ro-RO"/>
             </w:rPr>
           </w:pPr>
-          <w:hyperlink w:anchor="_Toc199511847" w:history="1">
+          <w:hyperlink w:anchor="_Toc199700730" w:history="1">
             <w:r>
               <w:rPr>
                 <w:rStyle w:val="Hyperlink"/>
@@ -4442,7 +4443,7 @@
                 <w:noProof/>
                 <w:webHidden/>
               </w:rPr>
-              <w:instrText xml:space="preserve"> PAGEREF _Toc199511847 \h </w:instrText>
+              <w:instrText xml:space="preserve"> PAGEREF _Toc199700730 \h </w:instrText>
             </w:r>
             <w:r>
               <w:rPr>
@@ -4462,7 +4463,347 @@
                 <w:noProof/>
                 <w:webHidden/>
               </w:rPr>
-              <w:t>36</w:t>
+              <w:t>34</w:t>
+            </w:r>
+            <w:r>
+              <w:rPr>
+                <w:noProof/>
+                <w:webHidden/>
+              </w:rPr>
+              <w:fldChar w:fldCharType="end"/>
+            </w:r>
+          </w:hyperlink>
+        </w:p>
+        <w:p>
+          <w:pPr>
+            <w:pStyle w:val="TOC3"/>
+            <w:tabs>
+              <w:tab w:val="left" w:pos="2061"/>
+            </w:tabs>
+            <w:rPr>
+              <w:rFonts w:asciiTheme="minorHAnsi" w:eastAsiaTheme="minorEastAsia" w:hAnsiTheme="minorHAnsi" w:cstheme="minorBidi"/>
+              <w:noProof/>
+              <w:lang w:val="ro-RO"/>
+            </w:rPr>
+          </w:pPr>
+          <w:hyperlink w:anchor="_Toc199700731" w:history="1">
+            <w:r>
+              <w:rPr>
+                <w:rStyle w:val="Hyperlink"/>
+                <w:noProof/>
+              </w:rPr>
+              <w:t>4.1.5.</w:t>
+            </w:r>
+            <w:r>
+              <w:rPr>
+                <w:rFonts w:asciiTheme="minorHAnsi" w:eastAsiaTheme="minorEastAsia" w:hAnsiTheme="minorHAnsi" w:cstheme="minorBidi"/>
+                <w:noProof/>
+                <w:lang w:val="ro-RO"/>
+              </w:rPr>
+              <w:tab/>
+            </w:r>
+            <w:r>
+              <w:rPr>
+                <w:rStyle w:val="Hyperlink"/>
+                <w:noProof/>
+              </w:rPr>
+              <w:t>Autentificare standard (administratori și utilizatori)</w:t>
+            </w:r>
+            <w:r>
+              <w:rPr>
+                <w:noProof/>
+                <w:webHidden/>
+              </w:rPr>
+              <w:tab/>
+            </w:r>
+            <w:r>
+              <w:rPr>
+                <w:noProof/>
+                <w:webHidden/>
+              </w:rPr>
+              <w:fldChar w:fldCharType="begin"/>
+            </w:r>
+            <w:r>
+              <w:rPr>
+                <w:noProof/>
+                <w:webHidden/>
+              </w:rPr>
+              <w:instrText xml:space="preserve"> PAGEREF _Toc199700731 \h </w:instrText>
+            </w:r>
+            <w:r>
+              <w:rPr>
+                <w:noProof/>
+                <w:webHidden/>
+              </w:rPr>
+            </w:r>
+            <w:r>
+              <w:rPr>
+                <w:noProof/>
+                <w:webHidden/>
+              </w:rPr>
+              <w:fldChar w:fldCharType="separate"/>
+            </w:r>
+            <w:r>
+              <w:rPr>
+                <w:noProof/>
+                <w:webHidden/>
+              </w:rPr>
+              <w:t>35</w:t>
+            </w:r>
+            <w:r>
+              <w:rPr>
+                <w:noProof/>
+                <w:webHidden/>
+              </w:rPr>
+              <w:fldChar w:fldCharType="end"/>
+            </w:r>
+          </w:hyperlink>
+        </w:p>
+        <w:p>
+          <w:pPr>
+            <w:pStyle w:val="TOC3"/>
+            <w:tabs>
+              <w:tab w:val="left" w:pos="2061"/>
+            </w:tabs>
+            <w:rPr>
+              <w:rFonts w:asciiTheme="minorHAnsi" w:eastAsiaTheme="minorEastAsia" w:hAnsiTheme="minorHAnsi" w:cstheme="minorBidi"/>
+              <w:noProof/>
+              <w:lang w:val="ro-RO"/>
+            </w:rPr>
+          </w:pPr>
+          <w:hyperlink w:anchor="_Toc199700732" w:history="1">
+            <w:r>
+              <w:rPr>
+                <w:rStyle w:val="Hyperlink"/>
+                <w:noProof/>
+              </w:rPr>
+              <w:t>4.1.6.</w:t>
+            </w:r>
+            <w:r>
+              <w:rPr>
+                <w:rFonts w:asciiTheme="minorHAnsi" w:eastAsiaTheme="minorEastAsia" w:hAnsiTheme="minorHAnsi" w:cstheme="minorBidi"/>
+                <w:noProof/>
+                <w:lang w:val="ro-RO"/>
+              </w:rPr>
+              <w:tab/>
+            </w:r>
+            <w:r>
+              <w:rPr>
+                <w:rStyle w:val="Hyperlink"/>
+                <w:noProof/>
+              </w:rPr>
+              <w:t>Autentificarea socială</w:t>
+            </w:r>
+            <w:r>
+              <w:rPr>
+                <w:noProof/>
+                <w:webHidden/>
+              </w:rPr>
+              <w:tab/>
+            </w:r>
+            <w:r>
+              <w:rPr>
+                <w:noProof/>
+                <w:webHidden/>
+              </w:rPr>
+              <w:fldChar w:fldCharType="begin"/>
+            </w:r>
+            <w:r>
+              <w:rPr>
+                <w:noProof/>
+                <w:webHidden/>
+              </w:rPr>
+              <w:instrText xml:space="preserve"> PAGEREF _Toc199700732 \h </w:instrText>
+            </w:r>
+            <w:r>
+              <w:rPr>
+                <w:noProof/>
+                <w:webHidden/>
+              </w:rPr>
+            </w:r>
+            <w:r>
+              <w:rPr>
+                <w:noProof/>
+                <w:webHidden/>
+              </w:rPr>
+              <w:fldChar w:fldCharType="separate"/>
+            </w:r>
+            <w:r>
+              <w:rPr>
+                <w:noProof/>
+                <w:webHidden/>
+              </w:rPr>
+              <w:t>37</w:t>
+            </w:r>
+            <w:r>
+              <w:rPr>
+                <w:noProof/>
+                <w:webHidden/>
+              </w:rPr>
+              <w:fldChar w:fldCharType="end"/>
+            </w:r>
+          </w:hyperlink>
+        </w:p>
+        <w:p>
+          <w:pPr>
+            <w:pStyle w:val="TOC3"/>
+            <w:tabs>
+              <w:tab w:val="left" w:pos="2061"/>
+            </w:tabs>
+            <w:rPr>
+              <w:rFonts w:asciiTheme="minorHAnsi" w:eastAsiaTheme="minorEastAsia" w:hAnsiTheme="minorHAnsi" w:cstheme="minorBidi"/>
+              <w:noProof/>
+              <w:lang w:val="ro-RO"/>
+            </w:rPr>
+          </w:pPr>
+          <w:hyperlink w:anchor="_Toc199700733" w:history="1">
+            <w:r>
+              <w:rPr>
+                <w:rStyle w:val="Hyperlink"/>
+                <w:noProof/>
+              </w:rPr>
+              <w:t>4.1.7.</w:t>
+            </w:r>
+            <w:r>
+              <w:rPr>
+                <w:rFonts w:asciiTheme="minorHAnsi" w:eastAsiaTheme="minorEastAsia" w:hAnsiTheme="minorHAnsi" w:cstheme="minorBidi"/>
+                <w:noProof/>
+                <w:lang w:val="ro-RO"/>
+              </w:rPr>
+              <w:tab/>
+            </w:r>
+            <w:r>
+              <w:rPr>
+                <w:rStyle w:val="Hyperlink"/>
+                <w:noProof/>
+              </w:rPr>
+              <w:t>Resetarea parolei</w:t>
+            </w:r>
+            <w:r>
+              <w:rPr>
+                <w:noProof/>
+                <w:webHidden/>
+              </w:rPr>
+              <w:tab/>
+            </w:r>
+            <w:r>
+              <w:rPr>
+                <w:noProof/>
+                <w:webHidden/>
+              </w:rPr>
+              <w:fldChar w:fldCharType="begin"/>
+            </w:r>
+            <w:r>
+              <w:rPr>
+                <w:noProof/>
+                <w:webHidden/>
+              </w:rPr>
+              <w:instrText xml:space="preserve"> PAGEREF _Toc199700733 \h </w:instrText>
+            </w:r>
+            <w:r>
+              <w:rPr>
+                <w:noProof/>
+                <w:webHidden/>
+              </w:rPr>
+            </w:r>
+            <w:r>
+              <w:rPr>
+                <w:noProof/>
+                <w:webHidden/>
+              </w:rPr>
+              <w:fldChar w:fldCharType="separate"/>
+            </w:r>
+            <w:r>
+              <w:rPr>
+                <w:noProof/>
+                <w:webHidden/>
+              </w:rPr>
+              <w:t>38</w:t>
+            </w:r>
+            <w:r>
+              <w:rPr>
+                <w:noProof/>
+                <w:webHidden/>
+              </w:rPr>
+              <w:fldChar w:fldCharType="end"/>
+            </w:r>
+          </w:hyperlink>
+        </w:p>
+        <w:p>
+          <w:pPr>
+            <w:pStyle w:val="TOC3"/>
+            <w:tabs>
+              <w:tab w:val="left" w:pos="2061"/>
+            </w:tabs>
+            <w:rPr>
+              <w:rFonts w:asciiTheme="minorHAnsi" w:eastAsiaTheme="minorEastAsia" w:hAnsiTheme="minorHAnsi" w:cstheme="minorBidi"/>
+              <w:noProof/>
+              <w:lang w:val="ro-RO"/>
+            </w:rPr>
+          </w:pPr>
+          <w:hyperlink w:anchor="_Toc199700734" w:history="1">
+            <w:r>
+              <w:rPr>
+                <w:rStyle w:val="Hyperlink"/>
+                <w:noProof/>
+              </w:rPr>
+              <w:t>4.1.8.</w:t>
+            </w:r>
+            <w:r>
+              <w:rPr>
+                <w:rFonts w:asciiTheme="minorHAnsi" w:eastAsiaTheme="minorEastAsia" w:hAnsiTheme="minorHAnsi" w:cstheme="minorBidi"/>
+                <w:noProof/>
+                <w:lang w:val="ro-RO"/>
+              </w:rPr>
+              <w:tab/>
+            </w:r>
+            <w:r>
+              <w:rPr>
+                <w:rStyle w:val="Hyperlink"/>
+                <w:noProof/>
+              </w:rPr>
+              <w:t>Editarea datelor personale și schimbarea parolei</w:t>
+            </w:r>
+            <w:r>
+              <w:rPr>
+                <w:noProof/>
+                <w:webHidden/>
+              </w:rPr>
+              <w:tab/>
+            </w:r>
+            <w:r>
+              <w:rPr>
+                <w:noProof/>
+                <w:webHidden/>
+              </w:rPr>
+              <w:fldChar w:fldCharType="begin"/>
+            </w:r>
+            <w:r>
+              <w:rPr>
+                <w:noProof/>
+                <w:webHidden/>
+              </w:rPr>
+              <w:instrText xml:space="preserve"> PAGEREF _Toc199700734 \h </w:instrText>
+            </w:r>
+            <w:r>
+              <w:rPr>
+                <w:noProof/>
+                <w:webHidden/>
+              </w:rPr>
+            </w:r>
+            <w:r>
+              <w:rPr>
+                <w:noProof/>
+                <w:webHidden/>
+              </w:rPr>
+              <w:fldChar w:fldCharType="separate"/>
+            </w:r>
+            <w:r>
+              <w:rPr>
+                <w:noProof/>
+                <w:webHidden/>
+              </w:rPr>
+              <w:t>40</w:t>
             </w:r>
             <w:r>
               <w:rPr>
@@ -4482,7 +4823,7 @@
               <w:lang w:val="ro-RO"/>
             </w:rPr>
           </w:pPr>
-          <w:hyperlink w:anchor="_Toc199511848" w:history="1">
+          <w:hyperlink w:anchor="_Toc199700735" w:history="1">
             <w:r>
               <w:rPr>
                 <w:rStyle w:val="Hyperlink"/>
@@ -4509,7 +4850,7 @@
                 <w:noProof/>
                 <w:webHidden/>
               </w:rPr>
-              <w:instrText xml:space="preserve"> PAGEREF _Toc199511848 \h </w:instrText>
+              <w:instrText xml:space="preserve"> PAGEREF _Toc199700735 \h </w:instrText>
             </w:r>
             <w:r>
               <w:rPr>
@@ -4529,7 +4870,7 @@
                 <w:noProof/>
                 <w:webHidden/>
               </w:rPr>
-              <w:t>38</w:t>
+              <w:t>43</w:t>
             </w:r>
             <w:r>
               <w:rPr>
@@ -4618,7 +4959,7 @@
           <w:noProof/>
         </w:rPr>
       </w:pPr>
-      <w:bookmarkStart w:id="2" w:name="_Toc199511806"/>
+      <w:bookmarkStart w:id="2" w:name="_Toc199700689"/>
       <w:r>
         <w:t>LISTĂ DE FIGURI</w:t>
       </w:r>
@@ -4645,7 +4986,7 @@
           <w:lang w:val="ro-RO"/>
         </w:rPr>
       </w:pPr>
-      <w:hyperlink w:anchor="_Toc199592227" w:history="1">
+      <w:hyperlink w:anchor="_Toc199700736" w:history="1">
         <w:r>
           <w:rPr>
             <w:rStyle w:val="Hyperlink"/>
@@ -4672,7 +5013,7 @@
             <w:noProof/>
             <w:webHidden/>
           </w:rPr>
-          <w:instrText xml:space="preserve"> PAGEREF _Toc199592227 \h </w:instrText>
+          <w:instrText xml:space="preserve"> PAGEREF _Toc199700736 \h </w:instrText>
         </w:r>
         <w:r>
           <w:rPr>
@@ -4692,7 +5033,7 @@
             <w:noProof/>
             <w:webHidden/>
           </w:rPr>
-          <w:t>21</w:t>
+          <w:t>20</w:t>
         </w:r>
         <w:r>
           <w:rPr>
@@ -4715,7 +5056,7 @@
           <w:lang w:val="ro-RO"/>
         </w:rPr>
       </w:pPr>
-      <w:hyperlink w:anchor="_Toc199592228" w:history="1">
+      <w:hyperlink w:anchor="_Toc199700737" w:history="1">
         <w:r>
           <w:rPr>
             <w:rStyle w:val="Hyperlink"/>
@@ -4750,7 +5091,7 @@
             <w:noProof/>
             <w:webHidden/>
           </w:rPr>
-          <w:instrText xml:space="preserve"> PAGEREF _Toc199592228 \h </w:instrText>
+          <w:instrText xml:space="preserve"> PAGEREF _Toc199700737 \h </w:instrText>
         </w:r>
         <w:r>
           <w:rPr>
@@ -4770,7 +5111,7 @@
             <w:noProof/>
             <w:webHidden/>
           </w:rPr>
-          <w:t>23</w:t>
+          <w:t>21</w:t>
         </w:r>
         <w:r>
           <w:rPr>
@@ -4793,7 +5134,7 @@
           <w:lang w:val="ro-RO"/>
         </w:rPr>
       </w:pPr>
-      <w:hyperlink w:anchor="_Toc199592229" w:history="1">
+      <w:hyperlink w:anchor="_Toc199700738" w:history="1">
         <w:r>
           <w:rPr>
             <w:rStyle w:val="Hyperlink"/>
@@ -4820,7 +5161,7 @@
             <w:noProof/>
             <w:webHidden/>
           </w:rPr>
-          <w:instrText xml:space="preserve"> PAGEREF _Toc199592229 \h </w:instrText>
+          <w:instrText xml:space="preserve"> PAGEREF _Toc199700738 \h </w:instrText>
         </w:r>
         <w:r>
           <w:rPr>
@@ -4840,7 +5181,7 @@
             <w:noProof/>
             <w:webHidden/>
           </w:rPr>
-          <w:t>24</w:t>
+          <w:t>22</w:t>
         </w:r>
         <w:r>
           <w:rPr>
@@ -4863,7 +5204,7 @@
           <w:lang w:val="ro-RO"/>
         </w:rPr>
       </w:pPr>
-      <w:hyperlink w:anchor="_Toc199592230" w:history="1">
+      <w:hyperlink w:anchor="_Toc199700739" w:history="1">
         <w:r>
           <w:rPr>
             <w:rStyle w:val="Hyperlink"/>
@@ -4890,7 +5231,7 @@
             <w:noProof/>
             <w:webHidden/>
           </w:rPr>
-          <w:instrText xml:space="preserve"> PAGEREF _Toc199592230 \h </w:instrText>
+          <w:instrText xml:space="preserve"> PAGEREF _Toc199700739 \h </w:instrText>
         </w:r>
         <w:r>
           <w:rPr>
@@ -4910,7 +5251,7 @@
             <w:noProof/>
             <w:webHidden/>
           </w:rPr>
-          <w:t>26</w:t>
+          <w:t>24</w:t>
         </w:r>
         <w:r>
           <w:rPr>
@@ -4933,7 +5274,7 @@
           <w:lang w:val="ro-RO"/>
         </w:rPr>
       </w:pPr>
-      <w:hyperlink w:anchor="_Toc199592231" w:history="1">
+      <w:hyperlink w:anchor="_Toc199700740" w:history="1">
         <w:r>
           <w:rPr>
             <w:rStyle w:val="Hyperlink"/>
@@ -4960,7 +5301,7 @@
             <w:noProof/>
             <w:webHidden/>
           </w:rPr>
-          <w:instrText xml:space="preserve"> PAGEREF _Toc199592231 \h </w:instrText>
+          <w:instrText xml:space="preserve"> PAGEREF _Toc199700740 \h </w:instrText>
         </w:r>
         <w:r>
           <w:rPr>
@@ -4980,7 +5321,7 @@
             <w:noProof/>
             <w:webHidden/>
           </w:rPr>
-          <w:t>26</w:t>
+          <w:t>24</w:t>
         </w:r>
         <w:r>
           <w:rPr>
@@ -5003,7 +5344,7 @@
           <w:lang w:val="ro-RO"/>
         </w:rPr>
       </w:pPr>
-      <w:hyperlink w:anchor="_Toc199592232" w:history="1">
+      <w:hyperlink w:anchor="_Toc199700741" w:history="1">
         <w:r>
           <w:rPr>
             <w:rStyle w:val="Hyperlink"/>
@@ -5030,7 +5371,7 @@
             <w:noProof/>
             <w:webHidden/>
           </w:rPr>
-          <w:instrText xml:space="preserve"> PAGEREF _Toc199592232 \h </w:instrText>
+          <w:instrText xml:space="preserve"> PAGEREF _Toc199700741 \h </w:instrText>
         </w:r>
         <w:r>
           <w:rPr>
@@ -5050,7 +5391,7 @@
             <w:noProof/>
             <w:webHidden/>
           </w:rPr>
-          <w:t>27</w:t>
+          <w:t>25</w:t>
         </w:r>
         <w:r>
           <w:rPr>
@@ -5073,7 +5414,7 @@
           <w:lang w:val="ro-RO"/>
         </w:rPr>
       </w:pPr>
-      <w:hyperlink w:anchor="_Toc199592233" w:history="1">
+      <w:hyperlink w:anchor="_Toc199700742" w:history="1">
         <w:r>
           <w:rPr>
             <w:rStyle w:val="Hyperlink"/>
@@ -5100,7 +5441,7 @@
             <w:noProof/>
             <w:webHidden/>
           </w:rPr>
-          <w:instrText xml:space="preserve"> PAGEREF _Toc199592233 \h </w:instrText>
+          <w:instrText xml:space="preserve"> PAGEREF _Toc199700742 \h </w:instrText>
         </w:r>
         <w:r>
           <w:rPr>
@@ -5120,7 +5461,7 @@
             <w:noProof/>
             <w:webHidden/>
           </w:rPr>
-          <w:t>28</w:t>
+          <w:t>26</w:t>
         </w:r>
         <w:r>
           <w:rPr>
@@ -5143,7 +5484,7 @@
           <w:lang w:val="ro-RO"/>
         </w:rPr>
       </w:pPr>
-      <w:hyperlink w:anchor="_Toc199592234" w:history="1">
+      <w:hyperlink w:anchor="_Toc199700743" w:history="1">
         <w:r>
           <w:rPr>
             <w:rStyle w:val="Hyperlink"/>
@@ -5170,7 +5511,7 @@
             <w:noProof/>
             <w:webHidden/>
           </w:rPr>
-          <w:instrText xml:space="preserve"> PAGEREF _Toc199592234 \h </w:instrText>
+          <w:instrText xml:space="preserve"> PAGEREF _Toc199700743 \h </w:instrText>
         </w:r>
         <w:r>
           <w:rPr>
@@ -5190,7 +5531,7 @@
             <w:noProof/>
             <w:webHidden/>
           </w:rPr>
-          <w:t>30</w:t>
+          <w:t>28</w:t>
         </w:r>
         <w:r>
           <w:rPr>
@@ -5213,7 +5554,7 @@
           <w:lang w:val="ro-RO"/>
         </w:rPr>
       </w:pPr>
-      <w:hyperlink w:anchor="_Toc199592235" w:history="1">
+      <w:hyperlink w:anchor="_Toc199700744" w:history="1">
         <w:r>
           <w:rPr>
             <w:rStyle w:val="Hyperlink"/>
@@ -5240,7 +5581,7 @@
             <w:noProof/>
             <w:webHidden/>
           </w:rPr>
-          <w:instrText xml:space="preserve"> PAGEREF _Toc199592235 \h </w:instrText>
+          <w:instrText xml:space="preserve"> PAGEREF _Toc199700744 \h </w:instrText>
         </w:r>
         <w:r>
           <w:rPr>
@@ -5260,7 +5601,7 @@
             <w:noProof/>
             <w:webHidden/>
           </w:rPr>
-          <w:t>33</w:t>
+          <w:t>30</w:t>
         </w:r>
         <w:r>
           <w:rPr>
@@ -5283,7 +5624,7 @@
           <w:lang w:val="ro-RO"/>
         </w:rPr>
       </w:pPr>
-      <w:hyperlink w:anchor="_Toc199592236" w:history="1">
+      <w:hyperlink w:anchor="_Toc199700745" w:history="1">
         <w:r>
           <w:rPr>
             <w:rStyle w:val="Hyperlink"/>
@@ -5310,7 +5651,7 @@
             <w:noProof/>
             <w:webHidden/>
           </w:rPr>
-          <w:instrText xml:space="preserve"> PAGEREF _Toc199592236 \h </w:instrText>
+          <w:instrText xml:space="preserve"> PAGEREF _Toc199700745 \h </w:instrText>
         </w:r>
         <w:r>
           <w:rPr>
@@ -5330,7 +5671,7 @@
             <w:noProof/>
             <w:webHidden/>
           </w:rPr>
-          <w:t>37</w:t>
+          <w:t>34</w:t>
         </w:r>
         <w:r>
           <w:rPr>
@@ -5353,7 +5694,7 @@
           <w:lang w:val="ro-RO"/>
         </w:rPr>
       </w:pPr>
-      <w:hyperlink w:anchor="_Toc199592237" w:history="1">
+      <w:hyperlink w:anchor="_Toc199700746" w:history="1">
         <w:r>
           <w:rPr>
             <w:rStyle w:val="Hyperlink"/>
@@ -5380,7 +5721,77 @@
             <w:noProof/>
             <w:webHidden/>
           </w:rPr>
-          <w:instrText xml:space="preserve"> PAGEREF _Toc199592237 \h </w:instrText>
+          <w:instrText xml:space="preserve"> PAGEREF _Toc199700746 \h </w:instrText>
+        </w:r>
+        <w:r>
+          <w:rPr>
+            <w:noProof/>
+            <w:webHidden/>
+          </w:rPr>
+        </w:r>
+        <w:r>
+          <w:rPr>
+            <w:noProof/>
+            <w:webHidden/>
+          </w:rPr>
+          <w:fldChar w:fldCharType="separate"/>
+        </w:r>
+        <w:r>
+          <w:rPr>
+            <w:noProof/>
+            <w:webHidden/>
+          </w:rPr>
+          <w:t>40</w:t>
+        </w:r>
+        <w:r>
+          <w:rPr>
+            <w:noProof/>
+            <w:webHidden/>
+          </w:rPr>
+          <w:fldChar w:fldCharType="end"/>
+        </w:r>
+      </w:hyperlink>
+    </w:p>
+    <w:p>
+      <w:pPr>
+        <w:pStyle w:val="TableofFigures"/>
+        <w:tabs>
+          <w:tab w:val="right" w:leader="dot" w:pos="9628"/>
+        </w:tabs>
+        <w:rPr>
+          <w:rFonts w:asciiTheme="minorHAnsi" w:eastAsiaTheme="minorEastAsia" w:hAnsiTheme="minorHAnsi" w:cstheme="minorBidi"/>
+          <w:noProof/>
+          <w:lang w:val="ro-RO"/>
+        </w:rPr>
+      </w:pPr>
+      <w:hyperlink w:anchor="_Toc199700747" w:history="1">
+        <w:r>
+          <w:rPr>
+            <w:rStyle w:val="Hyperlink"/>
+            <w:noProof/>
+          </w:rPr>
+          <w:t>Figura 4.4 Interfață modal schimbare parolă</w:t>
+        </w:r>
+        <w:r>
+          <w:rPr>
+            <w:noProof/>
+            <w:webHidden/>
+          </w:rPr>
+          <w:tab/>
+        </w:r>
+        <w:r>
+          <w:rPr>
+            <w:noProof/>
+            <w:webHidden/>
+          </w:rPr>
+          <w:fldChar w:fldCharType="begin"/>
+        </w:r>
+        <w:r>
+          <w:rPr>
+            <w:noProof/>
+            <w:webHidden/>
+          </w:rPr>
+          <w:instrText xml:space="preserve"> PAGEREF _Toc199700747 \h </w:instrText>
         </w:r>
         <w:r>
           <w:rPr>
@@ -5435,7 +5846,7 @@
         </w:numPr>
         <w:spacing w:after="0"/>
       </w:pPr>
-      <w:bookmarkStart w:id="3" w:name="_Toc199511807"/>
+      <w:bookmarkStart w:id="3" w:name="_Toc199700690"/>
       <w:r>
         <w:t>LISTĂ DE TABELE</w:t>
       </w:r>
@@ -5574,7 +5985,7 @@
         <w:spacing w:after="0"/>
       </w:pPr>
       <w:bookmarkStart w:id="4" w:name="_yw5tw2u40g8a" w:colFirst="0" w:colLast="0"/>
-      <w:bookmarkStart w:id="5" w:name="_Toc199511808"/>
+      <w:bookmarkStart w:id="5" w:name="_Toc199700691"/>
       <w:bookmarkEnd w:id="4"/>
       <w:r>
         <w:t>LISTĂ DE SECVENȚE DE COD</w:t>
@@ -5587,7 +5998,6 @@
         <w:tabs>
           <w:tab w:val="right" w:leader="dot" w:pos="9628"/>
         </w:tabs>
-        <w:ind w:firstLine="0"/>
         <w:rPr>
           <w:rFonts w:asciiTheme="minorHAnsi" w:eastAsiaTheme="minorEastAsia" w:hAnsiTheme="minorHAnsi" w:cstheme="minorBidi"/>
           <w:noProof/>
@@ -5621,7 +6031,7 @@
         </w:rPr>
         <w:fldChar w:fldCharType="separate"/>
       </w:r>
-      <w:hyperlink w:anchor="_Toc199591670" w:history="1">
+      <w:hyperlink w:anchor="_Toc199700748" w:history="1">
         <w:r>
           <w:rPr>
             <w:rStyle w:val="Hyperlink"/>
@@ -5648,7 +6058,7 @@
             <w:noProof/>
             <w:webHidden/>
           </w:rPr>
-          <w:instrText xml:space="preserve"> PAGEREF _Toc199591670 \h </w:instrText>
+          <w:instrText xml:space="preserve"> PAGEREF _Toc199700748 \h </w:instrText>
         </w:r>
         <w:r>
           <w:rPr>
@@ -5668,7 +6078,7 @@
             <w:noProof/>
             <w:webHidden/>
           </w:rPr>
-          <w:t>31</w:t>
+          <w:t>28</w:t>
         </w:r>
         <w:r>
           <w:rPr>
@@ -5685,14 +6095,13 @@
         <w:tabs>
           <w:tab w:val="right" w:leader="dot" w:pos="9628"/>
         </w:tabs>
-        <w:ind w:firstLine="0"/>
         <w:rPr>
           <w:rFonts w:asciiTheme="minorHAnsi" w:eastAsiaTheme="minorEastAsia" w:hAnsiTheme="minorHAnsi" w:cstheme="minorBidi"/>
           <w:noProof/>
           <w:lang w:val="ro-RO"/>
         </w:rPr>
       </w:pPr>
-      <w:hyperlink w:anchor="_Toc199591671" w:history="1">
+      <w:hyperlink w:anchor="_Toc199700749" w:history="1">
         <w:r>
           <w:rPr>
             <w:rStyle w:val="Hyperlink"/>
@@ -5719,7 +6128,7 @@
             <w:noProof/>
             <w:webHidden/>
           </w:rPr>
-          <w:instrText xml:space="preserve"> PAGEREF _Toc199591671 \h </w:instrText>
+          <w:instrText xml:space="preserve"> PAGEREF _Toc199700749 \h </w:instrText>
         </w:r>
         <w:r>
           <w:rPr>
@@ -5739,7 +6148,7 @@
             <w:noProof/>
             <w:webHidden/>
           </w:rPr>
-          <w:t>31</w:t>
+          <w:t>29</w:t>
         </w:r>
         <w:r>
           <w:rPr>
@@ -5756,14 +6165,13 @@
         <w:tabs>
           <w:tab w:val="right" w:leader="dot" w:pos="9628"/>
         </w:tabs>
-        <w:ind w:firstLine="0"/>
         <w:rPr>
           <w:rFonts w:asciiTheme="minorHAnsi" w:eastAsiaTheme="minorEastAsia" w:hAnsiTheme="minorHAnsi" w:cstheme="minorBidi"/>
           <w:noProof/>
           <w:lang w:val="ro-RO"/>
         </w:rPr>
       </w:pPr>
-      <w:hyperlink w:anchor="_Toc199591672" w:history="1">
+      <w:hyperlink w:anchor="_Toc199700750" w:history="1">
         <w:r>
           <w:rPr>
             <w:rStyle w:val="Hyperlink"/>
@@ -5790,7 +6198,7 @@
             <w:noProof/>
             <w:webHidden/>
           </w:rPr>
-          <w:instrText xml:space="preserve"> PAGEREF _Toc199591672 \h </w:instrText>
+          <w:instrText xml:space="preserve"> PAGEREF _Toc199700750 \h </w:instrText>
         </w:r>
         <w:r>
           <w:rPr>
@@ -5810,7 +6218,7 @@
             <w:noProof/>
             <w:webHidden/>
           </w:rPr>
-          <w:t>31</w:t>
+          <w:t>29</w:t>
         </w:r>
         <w:r>
           <w:rPr>
@@ -5827,14 +6235,13 @@
         <w:tabs>
           <w:tab w:val="right" w:leader="dot" w:pos="9628"/>
         </w:tabs>
-        <w:ind w:firstLine="0"/>
         <w:rPr>
           <w:rFonts w:asciiTheme="minorHAnsi" w:eastAsiaTheme="minorEastAsia" w:hAnsiTheme="minorHAnsi" w:cstheme="minorBidi"/>
           <w:noProof/>
           <w:lang w:val="ro-RO"/>
         </w:rPr>
       </w:pPr>
-      <w:hyperlink w:anchor="_Toc199591673" w:history="1">
+      <w:hyperlink w:anchor="_Toc199700751" w:history="1">
         <w:r>
           <w:rPr>
             <w:rStyle w:val="Hyperlink"/>
@@ -5861,7 +6268,7 @@
             <w:noProof/>
             <w:webHidden/>
           </w:rPr>
-          <w:instrText xml:space="preserve"> PAGEREF _Toc199591673 \h </w:instrText>
+          <w:instrText xml:space="preserve"> PAGEREF _Toc199700751 \h </w:instrText>
         </w:r>
         <w:r>
           <w:rPr>
@@ -5881,7 +6288,7 @@
             <w:noProof/>
             <w:webHidden/>
           </w:rPr>
-          <w:t>32</w:t>
+          <w:t>29</w:t>
         </w:r>
         <w:r>
           <w:rPr>
@@ -5898,14 +6305,13 @@
         <w:tabs>
           <w:tab w:val="right" w:leader="dot" w:pos="9628"/>
         </w:tabs>
-        <w:ind w:firstLine="0"/>
         <w:rPr>
           <w:rFonts w:asciiTheme="minorHAnsi" w:eastAsiaTheme="minorEastAsia" w:hAnsiTheme="minorHAnsi" w:cstheme="minorBidi"/>
           <w:noProof/>
           <w:lang w:val="ro-RO"/>
         </w:rPr>
       </w:pPr>
-      <w:hyperlink w:anchor="_Toc199591674" w:history="1">
+      <w:hyperlink w:anchor="_Toc199700752" w:history="1">
         <w:r>
           <w:rPr>
             <w:rStyle w:val="Hyperlink"/>
@@ -5932,7 +6338,7 @@
             <w:noProof/>
             <w:webHidden/>
           </w:rPr>
-          <w:instrText xml:space="preserve"> PAGEREF _Toc199591674 \h </w:instrText>
+          <w:instrText xml:space="preserve"> PAGEREF _Toc199700752 \h </w:instrText>
         </w:r>
         <w:r>
           <w:rPr>
@@ -5952,7 +6358,7 @@
             <w:noProof/>
             <w:webHidden/>
           </w:rPr>
-          <w:t>32</w:t>
+          <w:t>30</w:t>
         </w:r>
         <w:r>
           <w:rPr>
@@ -5969,14 +6375,13 @@
         <w:tabs>
           <w:tab w:val="right" w:leader="dot" w:pos="9628"/>
         </w:tabs>
-        <w:ind w:firstLine="0"/>
         <w:rPr>
           <w:rFonts w:asciiTheme="minorHAnsi" w:eastAsiaTheme="minorEastAsia" w:hAnsiTheme="minorHAnsi" w:cstheme="minorBidi"/>
           <w:noProof/>
           <w:lang w:val="ro-RO"/>
         </w:rPr>
       </w:pPr>
-      <w:hyperlink w:anchor="_Toc199591675" w:history="1">
+      <w:hyperlink w:anchor="_Toc199700753" w:history="1">
         <w:r>
           <w:rPr>
             <w:rStyle w:val="Hyperlink"/>
@@ -6003,7 +6408,7 @@
             <w:noProof/>
             <w:webHidden/>
           </w:rPr>
-          <w:instrText xml:space="preserve"> PAGEREF _Toc199591675 \h </w:instrText>
+          <w:instrText xml:space="preserve"> PAGEREF _Toc199700753 \h </w:instrText>
         </w:r>
         <w:r>
           <w:rPr>
@@ -6023,7 +6428,7 @@
             <w:noProof/>
             <w:webHidden/>
           </w:rPr>
-          <w:t>34</w:t>
+          <w:t>31</w:t>
         </w:r>
         <w:r>
           <w:rPr>
@@ -6040,14 +6445,13 @@
         <w:tabs>
           <w:tab w:val="right" w:leader="dot" w:pos="9628"/>
         </w:tabs>
-        <w:ind w:firstLine="0"/>
         <w:rPr>
           <w:rFonts w:asciiTheme="minorHAnsi" w:eastAsiaTheme="minorEastAsia" w:hAnsiTheme="minorHAnsi" w:cstheme="minorBidi"/>
           <w:noProof/>
           <w:lang w:val="ro-RO"/>
         </w:rPr>
       </w:pPr>
-      <w:hyperlink w:anchor="_Toc199591676" w:history="1">
+      <w:hyperlink w:anchor="_Toc199700754" w:history="1">
         <w:r>
           <w:rPr>
             <w:rStyle w:val="Hyperlink"/>
@@ -6074,7 +6478,7 @@
             <w:noProof/>
             <w:webHidden/>
           </w:rPr>
-          <w:instrText xml:space="preserve"> PAGEREF _Toc199591676 \h </w:instrText>
+          <w:instrText xml:space="preserve"> PAGEREF _Toc199700754 \h </w:instrText>
         </w:r>
         <w:r>
           <w:rPr>
@@ -6094,7 +6498,7 @@
             <w:noProof/>
             <w:webHidden/>
           </w:rPr>
-          <w:t>35</w:t>
+          <w:t>32</w:t>
         </w:r>
         <w:r>
           <w:rPr>
@@ -6111,14 +6515,13 @@
         <w:tabs>
           <w:tab w:val="right" w:leader="dot" w:pos="9628"/>
         </w:tabs>
-        <w:ind w:firstLine="0"/>
         <w:rPr>
           <w:rFonts w:asciiTheme="minorHAnsi" w:eastAsiaTheme="minorEastAsia" w:hAnsiTheme="minorHAnsi" w:cstheme="minorBidi"/>
           <w:noProof/>
           <w:lang w:val="ro-RO"/>
         </w:rPr>
       </w:pPr>
-      <w:hyperlink w:anchor="_Toc199591677" w:history="1">
+      <w:hyperlink w:anchor="_Toc199700755" w:history="1">
         <w:r>
           <w:rPr>
             <w:rStyle w:val="Hyperlink"/>
@@ -6145,7 +6548,7 @@
             <w:noProof/>
             <w:webHidden/>
           </w:rPr>
-          <w:instrText xml:space="preserve"> PAGEREF _Toc199591677 \h </w:instrText>
+          <w:instrText xml:space="preserve"> PAGEREF _Toc199700755 \h </w:instrText>
         </w:r>
         <w:r>
           <w:rPr>
@@ -6165,7 +6568,7 @@
             <w:noProof/>
             <w:webHidden/>
           </w:rPr>
-          <w:t>36</w:t>
+          <w:t>33</w:t>
         </w:r>
         <w:r>
           <w:rPr>
@@ -6182,14 +6585,13 @@
         <w:tabs>
           <w:tab w:val="right" w:leader="dot" w:pos="9628"/>
         </w:tabs>
-        <w:ind w:firstLine="0"/>
         <w:rPr>
           <w:rFonts w:asciiTheme="minorHAnsi" w:eastAsiaTheme="minorEastAsia" w:hAnsiTheme="minorHAnsi" w:cstheme="minorBidi"/>
           <w:noProof/>
           <w:lang w:val="ro-RO"/>
         </w:rPr>
       </w:pPr>
-      <w:hyperlink w:anchor="_Toc199591678" w:history="1">
+      <w:hyperlink w:anchor="_Toc199700756" w:history="1">
         <w:r>
           <w:rPr>
             <w:rStyle w:val="Hyperlink"/>
@@ -6216,7 +6618,7 @@
             <w:noProof/>
             <w:webHidden/>
           </w:rPr>
-          <w:instrText xml:space="preserve"> PAGEREF _Toc199591678 \h </w:instrText>
+          <w:instrText xml:space="preserve"> PAGEREF _Toc199700756 \h </w:instrText>
         </w:r>
         <w:r>
           <w:rPr>
@@ -6236,7 +6638,7 @@
             <w:noProof/>
             <w:webHidden/>
           </w:rPr>
-          <w:t>36</w:t>
+          <w:t>33</w:t>
         </w:r>
         <w:r>
           <w:rPr>
@@ -6253,14 +6655,13 @@
         <w:tabs>
           <w:tab w:val="right" w:leader="dot" w:pos="9628"/>
         </w:tabs>
-        <w:ind w:firstLine="0"/>
         <w:rPr>
           <w:rFonts w:asciiTheme="minorHAnsi" w:eastAsiaTheme="minorEastAsia" w:hAnsiTheme="minorHAnsi" w:cstheme="minorBidi"/>
           <w:noProof/>
           <w:lang w:val="ro-RO"/>
         </w:rPr>
       </w:pPr>
-      <w:hyperlink w:anchor="_Toc199591679" w:history="1">
+      <w:hyperlink w:anchor="_Toc199700757" w:history="1">
         <w:r>
           <w:rPr>
             <w:rStyle w:val="Hyperlink"/>
@@ -6287,7 +6688,7 @@
             <w:noProof/>
             <w:webHidden/>
           </w:rPr>
-          <w:instrText xml:space="preserve"> PAGEREF _Toc199591679 \h </w:instrText>
+          <w:instrText xml:space="preserve"> PAGEREF _Toc199700757 \h </w:instrText>
         </w:r>
         <w:r>
           <w:rPr>
@@ -6307,7 +6708,7 @@
             <w:noProof/>
             <w:webHidden/>
           </w:rPr>
-          <w:t>37</w:t>
+          <w:t>34</w:t>
         </w:r>
         <w:r>
           <w:rPr>
@@ -6324,14 +6725,13 @@
         <w:tabs>
           <w:tab w:val="right" w:leader="dot" w:pos="9628"/>
         </w:tabs>
-        <w:ind w:firstLine="0"/>
         <w:rPr>
           <w:rFonts w:asciiTheme="minorHAnsi" w:eastAsiaTheme="minorEastAsia" w:hAnsiTheme="minorHAnsi" w:cstheme="minorBidi"/>
           <w:noProof/>
           <w:lang w:val="ro-RO"/>
         </w:rPr>
       </w:pPr>
-      <w:hyperlink w:anchor="_Toc199591680" w:history="1">
+      <w:hyperlink w:anchor="_Toc199700758" w:history="1">
         <w:r>
           <w:rPr>
             <w:rStyle w:val="Hyperlink"/>
@@ -6358,7 +6758,7 @@
             <w:noProof/>
             <w:webHidden/>
           </w:rPr>
-          <w:instrText xml:space="preserve"> PAGEREF _Toc199591680 \h </w:instrText>
+          <w:instrText xml:space="preserve"> PAGEREF _Toc199700758 \h </w:instrText>
         </w:r>
         <w:r>
           <w:rPr>
@@ -6378,7 +6778,7 @@
             <w:noProof/>
             <w:webHidden/>
           </w:rPr>
-          <w:t>38</w:t>
+          <w:t>35</w:t>
         </w:r>
         <w:r>
           <w:rPr>
@@ -6395,14 +6795,13 @@
         <w:tabs>
           <w:tab w:val="right" w:leader="dot" w:pos="9628"/>
         </w:tabs>
-        <w:ind w:firstLine="0"/>
         <w:rPr>
           <w:rFonts w:asciiTheme="minorHAnsi" w:eastAsiaTheme="minorEastAsia" w:hAnsiTheme="minorHAnsi" w:cstheme="minorBidi"/>
           <w:noProof/>
           <w:lang w:val="ro-RO"/>
         </w:rPr>
       </w:pPr>
-      <w:hyperlink w:anchor="_Toc199591681" w:history="1">
+      <w:hyperlink w:anchor="_Toc199700759" w:history="1">
         <w:r>
           <w:rPr>
             <w:rStyle w:val="Hyperlink"/>
@@ -6429,7 +6828,7 @@
             <w:noProof/>
             <w:webHidden/>
           </w:rPr>
-          <w:instrText xml:space="preserve"> PAGEREF _Toc199591681 \h </w:instrText>
+          <w:instrText xml:space="preserve"> PAGEREF _Toc199700759 \h </w:instrText>
         </w:r>
         <w:r>
           <w:rPr>
@@ -6449,7 +6848,7 @@
             <w:noProof/>
             <w:webHidden/>
           </w:rPr>
-          <w:t>38</w:t>
+          <w:t>35</w:t>
         </w:r>
         <w:r>
           <w:rPr>
@@ -6466,14 +6865,13 @@
         <w:tabs>
           <w:tab w:val="right" w:leader="dot" w:pos="9628"/>
         </w:tabs>
-        <w:ind w:firstLine="0"/>
         <w:rPr>
           <w:rFonts w:asciiTheme="minorHAnsi" w:eastAsiaTheme="minorEastAsia" w:hAnsiTheme="minorHAnsi" w:cstheme="minorBidi"/>
           <w:noProof/>
           <w:lang w:val="ro-RO"/>
         </w:rPr>
       </w:pPr>
-      <w:hyperlink w:anchor="_Toc199591682" w:history="1">
+      <w:hyperlink w:anchor="_Toc199700760" w:history="1">
         <w:r>
           <w:rPr>
             <w:rStyle w:val="Hyperlink"/>
@@ -6500,7 +6898,7 @@
             <w:noProof/>
             <w:webHidden/>
           </w:rPr>
-          <w:instrText xml:space="preserve"> PAGEREF _Toc199591682 \h </w:instrText>
+          <w:instrText xml:space="preserve"> PAGEREF _Toc199700760 \h </w:instrText>
         </w:r>
         <w:r>
           <w:rPr>
@@ -6520,7 +6918,7 @@
             <w:noProof/>
             <w:webHidden/>
           </w:rPr>
-          <w:t>39</w:t>
+          <w:t>35</w:t>
         </w:r>
         <w:r>
           <w:rPr>
@@ -6537,14 +6935,13 @@
         <w:tabs>
           <w:tab w:val="right" w:leader="dot" w:pos="9628"/>
         </w:tabs>
-        <w:ind w:firstLine="0"/>
         <w:rPr>
           <w:rFonts w:asciiTheme="minorHAnsi" w:eastAsiaTheme="minorEastAsia" w:hAnsiTheme="minorHAnsi" w:cstheme="minorBidi"/>
           <w:noProof/>
           <w:lang w:val="ro-RO"/>
         </w:rPr>
       </w:pPr>
-      <w:hyperlink w:anchor="_Toc199591683" w:history="1">
+      <w:hyperlink w:anchor="_Toc199700761" w:history="1">
         <w:r>
           <w:rPr>
             <w:rStyle w:val="Hyperlink"/>
@@ -6571,7 +6968,7 @@
             <w:noProof/>
             <w:webHidden/>
           </w:rPr>
-          <w:instrText xml:space="preserve"> PAGEREF _Toc199591683 \h </w:instrText>
+          <w:instrText xml:space="preserve"> PAGEREF _Toc199700761 \h </w:instrText>
         </w:r>
         <w:r>
           <w:rPr>
@@ -6591,7 +6988,7 @@
             <w:noProof/>
             <w:webHidden/>
           </w:rPr>
-          <w:t>39</w:t>
+          <w:t>36</w:t>
         </w:r>
         <w:r>
           <w:rPr>
@@ -6608,14 +7005,13 @@
         <w:tabs>
           <w:tab w:val="right" w:leader="dot" w:pos="9628"/>
         </w:tabs>
-        <w:ind w:firstLine="0"/>
         <w:rPr>
           <w:rFonts w:asciiTheme="minorHAnsi" w:eastAsiaTheme="minorEastAsia" w:hAnsiTheme="minorHAnsi" w:cstheme="minorBidi"/>
           <w:noProof/>
           <w:lang w:val="ro-RO"/>
         </w:rPr>
       </w:pPr>
-      <w:hyperlink w:anchor="_Toc199591684" w:history="1">
+      <w:hyperlink w:anchor="_Toc199700762" w:history="1">
         <w:r>
           <w:rPr>
             <w:rStyle w:val="Hyperlink"/>
@@ -6642,7 +7038,7 @@
             <w:noProof/>
             <w:webHidden/>
           </w:rPr>
-          <w:instrText xml:space="preserve"> PAGEREF _Toc199591684 \h </w:instrText>
+          <w:instrText xml:space="preserve"> PAGEREF _Toc199700762 \h </w:instrText>
         </w:r>
         <w:r>
           <w:rPr>
@@ -6662,7 +7058,7 @@
             <w:noProof/>
             <w:webHidden/>
           </w:rPr>
-          <w:t>40</w:t>
+          <w:t>36</w:t>
         </w:r>
         <w:r>
           <w:rPr>
@@ -6679,14 +7075,13 @@
         <w:tabs>
           <w:tab w:val="right" w:leader="dot" w:pos="9628"/>
         </w:tabs>
-        <w:ind w:firstLine="0"/>
         <w:rPr>
           <w:rFonts w:asciiTheme="minorHAnsi" w:eastAsiaTheme="minorEastAsia" w:hAnsiTheme="minorHAnsi" w:cstheme="minorBidi"/>
           <w:noProof/>
           <w:lang w:val="ro-RO"/>
         </w:rPr>
       </w:pPr>
-      <w:hyperlink w:anchor="_Toc199591685" w:history="1">
+      <w:hyperlink w:anchor="_Toc199700763" w:history="1">
         <w:r>
           <w:rPr>
             <w:rStyle w:val="Hyperlink"/>
@@ -6713,7 +7108,7 @@
             <w:noProof/>
             <w:webHidden/>
           </w:rPr>
-          <w:instrText xml:space="preserve"> PAGEREF _Toc199591685 \h </w:instrText>
+          <w:instrText xml:space="preserve"> PAGEREF _Toc199700763 \h </w:instrText>
         </w:r>
         <w:r>
           <w:rPr>
@@ -6733,7 +7128,7 @@
             <w:noProof/>
             <w:webHidden/>
           </w:rPr>
-          <w:t>40</w:t>
+          <w:t>37</w:t>
         </w:r>
         <w:r>
           <w:rPr>
@@ -6750,14 +7145,13 @@
         <w:tabs>
           <w:tab w:val="right" w:leader="dot" w:pos="9628"/>
         </w:tabs>
-        <w:ind w:firstLine="0"/>
         <w:rPr>
           <w:rFonts w:asciiTheme="minorHAnsi" w:eastAsiaTheme="minorEastAsia" w:hAnsiTheme="minorHAnsi" w:cstheme="minorBidi"/>
           <w:noProof/>
           <w:lang w:val="ro-RO"/>
         </w:rPr>
       </w:pPr>
-      <w:hyperlink w:anchor="_Toc199591686" w:history="1">
+      <w:hyperlink w:anchor="_Toc199700764" w:history="1">
         <w:r>
           <w:rPr>
             <w:rStyle w:val="Hyperlink"/>
@@ -6784,7 +7178,7 @@
             <w:noProof/>
             <w:webHidden/>
           </w:rPr>
-          <w:instrText xml:space="preserve"> PAGEREF _Toc199591686 \h </w:instrText>
+          <w:instrText xml:space="preserve"> PAGEREF _Toc199700764 \h </w:instrText>
         </w:r>
         <w:r>
           <w:rPr>
@@ -6804,7 +7198,7 @@
             <w:noProof/>
             <w:webHidden/>
           </w:rPr>
-          <w:t>41</w:t>
+          <w:t>37</w:t>
         </w:r>
         <w:r>
           <w:rPr>
@@ -6821,14 +7215,13 @@
         <w:tabs>
           <w:tab w:val="right" w:leader="dot" w:pos="9628"/>
         </w:tabs>
-        <w:ind w:firstLine="0"/>
         <w:rPr>
           <w:rFonts w:asciiTheme="minorHAnsi" w:eastAsiaTheme="minorEastAsia" w:hAnsiTheme="minorHAnsi" w:cstheme="minorBidi"/>
           <w:noProof/>
           <w:lang w:val="ro-RO"/>
         </w:rPr>
       </w:pPr>
-      <w:hyperlink w:anchor="_Toc199591687" w:history="1">
+      <w:hyperlink w:anchor="_Toc199700765" w:history="1">
         <w:r>
           <w:rPr>
             <w:rStyle w:val="Hyperlink"/>
@@ -6855,7 +7248,7 @@
             <w:noProof/>
             <w:webHidden/>
           </w:rPr>
-          <w:instrText xml:space="preserve"> PAGEREF _Toc199591687 \h </w:instrText>
+          <w:instrText xml:space="preserve"> PAGEREF _Toc199700765 \h </w:instrText>
         </w:r>
         <w:r>
           <w:rPr>
@@ -6875,7 +7268,7 @@
             <w:noProof/>
             <w:webHidden/>
           </w:rPr>
-          <w:t>41</w:t>
+          <w:t>37</w:t>
         </w:r>
         <w:r>
           <w:rPr>
@@ -6892,14 +7285,13 @@
         <w:tabs>
           <w:tab w:val="right" w:leader="dot" w:pos="9628"/>
         </w:tabs>
-        <w:ind w:firstLine="0"/>
         <w:rPr>
           <w:rFonts w:asciiTheme="minorHAnsi" w:eastAsiaTheme="minorEastAsia" w:hAnsiTheme="minorHAnsi" w:cstheme="minorBidi"/>
           <w:noProof/>
           <w:lang w:val="ro-RO"/>
         </w:rPr>
       </w:pPr>
-      <w:hyperlink w:anchor="_Toc199591688" w:history="1">
+      <w:hyperlink w:anchor="_Toc199700766" w:history="1">
         <w:r>
           <w:rPr>
             <w:rStyle w:val="Hyperlink"/>
@@ -6926,7 +7318,7 @@
             <w:noProof/>
             <w:webHidden/>
           </w:rPr>
-          <w:instrText xml:space="preserve"> PAGEREF _Toc199591688 \h </w:instrText>
+          <w:instrText xml:space="preserve"> PAGEREF _Toc199700766 \h </w:instrText>
         </w:r>
         <w:r>
           <w:rPr>
@@ -6946,7 +7338,7 @@
             <w:noProof/>
             <w:webHidden/>
           </w:rPr>
-          <w:t>41</w:t>
+          <w:t>38</w:t>
         </w:r>
         <w:r>
           <w:rPr>
@@ -6963,14 +7355,13 @@
         <w:tabs>
           <w:tab w:val="right" w:leader="dot" w:pos="9628"/>
         </w:tabs>
-        <w:ind w:firstLine="0"/>
         <w:rPr>
           <w:rFonts w:asciiTheme="minorHAnsi" w:eastAsiaTheme="minorEastAsia" w:hAnsiTheme="minorHAnsi" w:cstheme="minorBidi"/>
           <w:noProof/>
           <w:lang w:val="ro-RO"/>
         </w:rPr>
       </w:pPr>
-      <w:hyperlink w:anchor="_Toc199591689" w:history="1">
+      <w:hyperlink w:anchor="_Toc199700767" w:history="1">
         <w:r>
           <w:rPr>
             <w:rStyle w:val="Hyperlink"/>
@@ -6997,7 +7388,7 @@
             <w:noProof/>
             <w:webHidden/>
           </w:rPr>
-          <w:instrText xml:space="preserve"> PAGEREF _Toc199591689 \h </w:instrText>
+          <w:instrText xml:space="preserve"> PAGEREF _Toc199700767 \h </w:instrText>
         </w:r>
         <w:r>
           <w:rPr>
@@ -7017,7 +7408,7 @@
             <w:noProof/>
             <w:webHidden/>
           </w:rPr>
-          <w:t>42</w:t>
+          <w:t>38</w:t>
         </w:r>
         <w:r>
           <w:rPr>
@@ -7034,14 +7425,13 @@
         <w:tabs>
           <w:tab w:val="right" w:leader="dot" w:pos="9628"/>
         </w:tabs>
-        <w:ind w:firstLine="0"/>
         <w:rPr>
           <w:rFonts w:asciiTheme="minorHAnsi" w:eastAsiaTheme="minorEastAsia" w:hAnsiTheme="minorHAnsi" w:cstheme="minorBidi"/>
           <w:noProof/>
           <w:lang w:val="ro-RO"/>
         </w:rPr>
       </w:pPr>
-      <w:hyperlink w:anchor="_Toc199591690" w:history="1">
+      <w:hyperlink w:anchor="_Toc199700768" w:history="1">
         <w:r>
           <w:rPr>
             <w:rStyle w:val="Hyperlink"/>
@@ -7068,7 +7458,7 @@
             <w:noProof/>
             <w:webHidden/>
           </w:rPr>
-          <w:instrText xml:space="preserve"> PAGEREF _Toc199591690 \h </w:instrText>
+          <w:instrText xml:space="preserve"> PAGEREF _Toc199700768 \h </w:instrText>
         </w:r>
         <w:r>
           <w:rPr>
@@ -7088,7 +7478,7 @@
             <w:noProof/>
             <w:webHidden/>
           </w:rPr>
-          <w:t>42</w:t>
+          <w:t>39</w:t>
         </w:r>
         <w:r>
           <w:rPr>
@@ -7105,14 +7495,13 @@
         <w:tabs>
           <w:tab w:val="right" w:leader="dot" w:pos="9628"/>
         </w:tabs>
-        <w:ind w:firstLine="0"/>
         <w:rPr>
           <w:rFonts w:asciiTheme="minorHAnsi" w:eastAsiaTheme="minorEastAsia" w:hAnsiTheme="minorHAnsi" w:cstheme="minorBidi"/>
           <w:noProof/>
           <w:lang w:val="ro-RO"/>
         </w:rPr>
       </w:pPr>
-      <w:hyperlink w:anchor="_Toc199591691" w:history="1">
+      <w:hyperlink w:anchor="_Toc199700769" w:history="1">
         <w:r>
           <w:rPr>
             <w:rStyle w:val="Hyperlink"/>
@@ -7139,7 +7528,7 @@
             <w:noProof/>
             <w:webHidden/>
           </w:rPr>
-          <w:instrText xml:space="preserve"> PAGEREF _Toc199591691 \h </w:instrText>
+          <w:instrText xml:space="preserve"> PAGEREF _Toc199700769 \h </w:instrText>
         </w:r>
         <w:r>
           <w:rPr>
@@ -7159,7 +7548,427 @@
             <w:noProof/>
             <w:webHidden/>
           </w:rPr>
-          <w:t>43</w:t>
+          <w:t>39</w:t>
+        </w:r>
+        <w:r>
+          <w:rPr>
+            <w:noProof/>
+            <w:webHidden/>
+          </w:rPr>
+          <w:fldChar w:fldCharType="end"/>
+        </w:r>
+      </w:hyperlink>
+    </w:p>
+    <w:p>
+      <w:pPr>
+        <w:pStyle w:val="TableofFigures"/>
+        <w:tabs>
+          <w:tab w:val="right" w:leader="dot" w:pos="9628"/>
+        </w:tabs>
+        <w:rPr>
+          <w:rFonts w:asciiTheme="minorHAnsi" w:eastAsiaTheme="minorEastAsia" w:hAnsiTheme="minorHAnsi" w:cstheme="minorBidi"/>
+          <w:noProof/>
+          <w:lang w:val="ro-RO"/>
+        </w:rPr>
+      </w:pPr>
+      <w:hyperlink w:anchor="_Toc199700770" w:history="1">
+        <w:r>
+          <w:rPr>
+            <w:rStyle w:val="Hyperlink"/>
+            <w:noProof/>
+          </w:rPr>
+          <w:t>Secvență de cod 4.23 Preluarea dinamică a țărilor și orașelor</w:t>
+        </w:r>
+        <w:r>
+          <w:rPr>
+            <w:noProof/>
+            <w:webHidden/>
+          </w:rPr>
+          <w:tab/>
+        </w:r>
+        <w:r>
+          <w:rPr>
+            <w:noProof/>
+            <w:webHidden/>
+          </w:rPr>
+          <w:fldChar w:fldCharType="begin"/>
+        </w:r>
+        <w:r>
+          <w:rPr>
+            <w:noProof/>
+            <w:webHidden/>
+          </w:rPr>
+          <w:instrText xml:space="preserve"> PAGEREF _Toc199700770 \h </w:instrText>
+        </w:r>
+        <w:r>
+          <w:rPr>
+            <w:noProof/>
+            <w:webHidden/>
+          </w:rPr>
+        </w:r>
+        <w:r>
+          <w:rPr>
+            <w:noProof/>
+            <w:webHidden/>
+          </w:rPr>
+          <w:fldChar w:fldCharType="separate"/>
+        </w:r>
+        <w:r>
+          <w:rPr>
+            <w:noProof/>
+            <w:webHidden/>
+          </w:rPr>
+          <w:t>40</w:t>
+        </w:r>
+        <w:r>
+          <w:rPr>
+            <w:noProof/>
+            <w:webHidden/>
+          </w:rPr>
+          <w:fldChar w:fldCharType="end"/>
+        </w:r>
+      </w:hyperlink>
+    </w:p>
+    <w:p>
+      <w:pPr>
+        <w:pStyle w:val="TableofFigures"/>
+        <w:tabs>
+          <w:tab w:val="right" w:leader="dot" w:pos="9628"/>
+        </w:tabs>
+        <w:rPr>
+          <w:rFonts w:asciiTheme="minorHAnsi" w:eastAsiaTheme="minorEastAsia" w:hAnsiTheme="minorHAnsi" w:cstheme="minorBidi"/>
+          <w:noProof/>
+          <w:lang w:val="ro-RO"/>
+        </w:rPr>
+      </w:pPr>
+      <w:hyperlink w:anchor="_Toc199700771" w:history="1">
+        <w:r>
+          <w:rPr>
+            <w:rStyle w:val="Hyperlink"/>
+            <w:noProof/>
+          </w:rPr>
+          <w:t>Secvență de cod 4.24 Trimiterea datelor modificate către backend</w:t>
+        </w:r>
+        <w:r>
+          <w:rPr>
+            <w:noProof/>
+            <w:webHidden/>
+          </w:rPr>
+          <w:tab/>
+        </w:r>
+        <w:r>
+          <w:rPr>
+            <w:noProof/>
+            <w:webHidden/>
+          </w:rPr>
+          <w:fldChar w:fldCharType="begin"/>
+        </w:r>
+        <w:r>
+          <w:rPr>
+            <w:noProof/>
+            <w:webHidden/>
+          </w:rPr>
+          <w:instrText xml:space="preserve"> PAGEREF _Toc199700771 \h </w:instrText>
+        </w:r>
+        <w:r>
+          <w:rPr>
+            <w:noProof/>
+            <w:webHidden/>
+          </w:rPr>
+        </w:r>
+        <w:r>
+          <w:rPr>
+            <w:noProof/>
+            <w:webHidden/>
+          </w:rPr>
+          <w:fldChar w:fldCharType="separate"/>
+        </w:r>
+        <w:r>
+          <w:rPr>
+            <w:noProof/>
+            <w:webHidden/>
+          </w:rPr>
+          <w:t>41</w:t>
+        </w:r>
+        <w:r>
+          <w:rPr>
+            <w:noProof/>
+            <w:webHidden/>
+          </w:rPr>
+          <w:fldChar w:fldCharType="end"/>
+        </w:r>
+      </w:hyperlink>
+    </w:p>
+    <w:p>
+      <w:pPr>
+        <w:pStyle w:val="TableofFigures"/>
+        <w:tabs>
+          <w:tab w:val="right" w:leader="dot" w:pos="9628"/>
+        </w:tabs>
+        <w:rPr>
+          <w:rFonts w:asciiTheme="minorHAnsi" w:eastAsiaTheme="minorEastAsia" w:hAnsiTheme="minorHAnsi" w:cstheme="minorBidi"/>
+          <w:noProof/>
+          <w:lang w:val="ro-RO"/>
+        </w:rPr>
+      </w:pPr>
+      <w:hyperlink w:anchor="_Toc199700772" w:history="1">
+        <w:r>
+          <w:rPr>
+            <w:rStyle w:val="Hyperlink"/>
+            <w:noProof/>
+          </w:rPr>
+          <w:t>Secvență de cod 4.25 Validarea complexității parolei înainte de trimitere</w:t>
+        </w:r>
+        <w:r>
+          <w:rPr>
+            <w:noProof/>
+            <w:webHidden/>
+          </w:rPr>
+          <w:tab/>
+        </w:r>
+        <w:r>
+          <w:rPr>
+            <w:noProof/>
+            <w:webHidden/>
+          </w:rPr>
+          <w:fldChar w:fldCharType="begin"/>
+        </w:r>
+        <w:r>
+          <w:rPr>
+            <w:noProof/>
+            <w:webHidden/>
+          </w:rPr>
+          <w:instrText xml:space="preserve"> PAGEREF _Toc199700772 \h </w:instrText>
+        </w:r>
+        <w:r>
+          <w:rPr>
+            <w:noProof/>
+            <w:webHidden/>
+          </w:rPr>
+        </w:r>
+        <w:r>
+          <w:rPr>
+            <w:noProof/>
+            <w:webHidden/>
+          </w:rPr>
+          <w:fldChar w:fldCharType="separate"/>
+        </w:r>
+        <w:r>
+          <w:rPr>
+            <w:noProof/>
+            <w:webHidden/>
+          </w:rPr>
+          <w:t>41</w:t>
+        </w:r>
+        <w:r>
+          <w:rPr>
+            <w:noProof/>
+            <w:webHidden/>
+          </w:rPr>
+          <w:fldChar w:fldCharType="end"/>
+        </w:r>
+      </w:hyperlink>
+    </w:p>
+    <w:p>
+      <w:pPr>
+        <w:pStyle w:val="TableofFigures"/>
+        <w:tabs>
+          <w:tab w:val="right" w:leader="dot" w:pos="9628"/>
+        </w:tabs>
+        <w:rPr>
+          <w:rFonts w:asciiTheme="minorHAnsi" w:eastAsiaTheme="minorEastAsia" w:hAnsiTheme="minorHAnsi" w:cstheme="minorBidi"/>
+          <w:noProof/>
+          <w:lang w:val="ro-RO"/>
+        </w:rPr>
+      </w:pPr>
+      <w:hyperlink w:anchor="_Toc199700773" w:history="1">
+        <w:r>
+          <w:rPr>
+            <w:rStyle w:val="Hyperlink"/>
+            <w:noProof/>
+          </w:rPr>
+          <w:t>Secvență de cod 4.26 Accesarea contextului utilizatorului</w:t>
+        </w:r>
+        <w:r>
+          <w:rPr>
+            <w:noProof/>
+            <w:webHidden/>
+          </w:rPr>
+          <w:tab/>
+        </w:r>
+        <w:r>
+          <w:rPr>
+            <w:noProof/>
+            <w:webHidden/>
+          </w:rPr>
+          <w:fldChar w:fldCharType="begin"/>
+        </w:r>
+        <w:r>
+          <w:rPr>
+            <w:noProof/>
+            <w:webHidden/>
+          </w:rPr>
+          <w:instrText xml:space="preserve"> PAGEREF _Toc199700773 \h </w:instrText>
+        </w:r>
+        <w:r>
+          <w:rPr>
+            <w:noProof/>
+            <w:webHidden/>
+          </w:rPr>
+        </w:r>
+        <w:r>
+          <w:rPr>
+            <w:noProof/>
+            <w:webHidden/>
+          </w:rPr>
+          <w:fldChar w:fldCharType="separate"/>
+        </w:r>
+        <w:r>
+          <w:rPr>
+            <w:noProof/>
+            <w:webHidden/>
+          </w:rPr>
+          <w:t>41</w:t>
+        </w:r>
+        <w:r>
+          <w:rPr>
+            <w:noProof/>
+            <w:webHidden/>
+          </w:rPr>
+          <w:fldChar w:fldCharType="end"/>
+        </w:r>
+      </w:hyperlink>
+    </w:p>
+    <w:p>
+      <w:pPr>
+        <w:pStyle w:val="TableofFigures"/>
+        <w:tabs>
+          <w:tab w:val="right" w:leader="dot" w:pos="9628"/>
+        </w:tabs>
+        <w:rPr>
+          <w:rFonts w:asciiTheme="minorHAnsi" w:eastAsiaTheme="minorEastAsia" w:hAnsiTheme="minorHAnsi" w:cstheme="minorBidi"/>
+          <w:noProof/>
+          <w:lang w:val="ro-RO"/>
+        </w:rPr>
+      </w:pPr>
+      <w:hyperlink w:anchor="_Toc199700774" w:history="1">
+        <w:r>
+          <w:rPr>
+            <w:rStyle w:val="Hyperlink"/>
+            <w:noProof/>
+          </w:rPr>
+          <w:t>Secvență de cod 4.27 Trimiterea cererii de actualizare a parolei către backend</w:t>
+        </w:r>
+        <w:r>
+          <w:rPr>
+            <w:noProof/>
+            <w:webHidden/>
+          </w:rPr>
+          <w:tab/>
+        </w:r>
+        <w:r>
+          <w:rPr>
+            <w:noProof/>
+            <w:webHidden/>
+          </w:rPr>
+          <w:fldChar w:fldCharType="begin"/>
+        </w:r>
+        <w:r>
+          <w:rPr>
+            <w:noProof/>
+            <w:webHidden/>
+          </w:rPr>
+          <w:instrText xml:space="preserve"> PAGEREF _Toc199700774 \h </w:instrText>
+        </w:r>
+        <w:r>
+          <w:rPr>
+            <w:noProof/>
+            <w:webHidden/>
+          </w:rPr>
+        </w:r>
+        <w:r>
+          <w:rPr>
+            <w:noProof/>
+            <w:webHidden/>
+          </w:rPr>
+          <w:fldChar w:fldCharType="separate"/>
+        </w:r>
+        <w:r>
+          <w:rPr>
+            <w:noProof/>
+            <w:webHidden/>
+          </w:rPr>
+          <w:t>42</w:t>
+        </w:r>
+        <w:r>
+          <w:rPr>
+            <w:noProof/>
+            <w:webHidden/>
+          </w:rPr>
+          <w:fldChar w:fldCharType="end"/>
+        </w:r>
+      </w:hyperlink>
+    </w:p>
+    <w:p>
+      <w:pPr>
+        <w:pStyle w:val="TableofFigures"/>
+        <w:tabs>
+          <w:tab w:val="right" w:leader="dot" w:pos="9628"/>
+        </w:tabs>
+        <w:rPr>
+          <w:rFonts w:asciiTheme="minorHAnsi" w:eastAsiaTheme="minorEastAsia" w:hAnsiTheme="minorHAnsi" w:cstheme="minorBidi"/>
+          <w:noProof/>
+          <w:lang w:val="ro-RO"/>
+        </w:rPr>
+      </w:pPr>
+      <w:hyperlink w:anchor="_Toc199700775" w:history="1">
+        <w:r>
+          <w:rPr>
+            <w:rStyle w:val="Hyperlink"/>
+            <w:noProof/>
+          </w:rPr>
+          <w:t>Secvență de cod 4.28 Verificarea parolei vechi, actualizarea în baza de date (backend), trimiterea  mail-ului de confirmare</w:t>
+        </w:r>
+        <w:r>
+          <w:rPr>
+            <w:noProof/>
+            <w:webHidden/>
+          </w:rPr>
+          <w:tab/>
+        </w:r>
+        <w:r>
+          <w:rPr>
+            <w:noProof/>
+            <w:webHidden/>
+          </w:rPr>
+          <w:fldChar w:fldCharType="begin"/>
+        </w:r>
+        <w:r>
+          <w:rPr>
+            <w:noProof/>
+            <w:webHidden/>
+          </w:rPr>
+          <w:instrText xml:space="preserve"> PAGEREF _Toc199700775 \h </w:instrText>
+        </w:r>
+        <w:r>
+          <w:rPr>
+            <w:noProof/>
+            <w:webHidden/>
+          </w:rPr>
+        </w:r>
+        <w:r>
+          <w:rPr>
+            <w:noProof/>
+            <w:webHidden/>
+          </w:rPr>
+          <w:fldChar w:fldCharType="separate"/>
+        </w:r>
+        <w:r>
+          <w:rPr>
+            <w:noProof/>
+            <w:webHidden/>
+          </w:rPr>
+          <w:t>42</w:t>
         </w:r>
         <w:r>
           <w:rPr>
@@ -7190,42 +7999,6 @@
         </w:rPr>
         <w:fldChar w:fldCharType="end"/>
       </w:r>
-    </w:p>
-    <w:p>
-      <w:pPr>
-        <w:spacing w:after="160" w:line="259" w:lineRule="auto"/>
-        <w:ind w:firstLine="0"/>
-        <w:rPr>
-          <w:rFonts w:eastAsia="Times New Roman"/>
-          <w:sz w:val="24"/>
-          <w:szCs w:val="24"/>
-          <w:lang w:val="ro-RO"/>
-        </w:rPr>
-      </w:pPr>
-    </w:p>
-    <w:p>
-      <w:pPr>
-        <w:spacing w:after="160" w:line="259" w:lineRule="auto"/>
-        <w:ind w:firstLine="0"/>
-        <w:rPr>
-          <w:rFonts w:eastAsia="Times New Roman"/>
-          <w:sz w:val="24"/>
-          <w:szCs w:val="24"/>
-          <w:lang w:val="ro-RO"/>
-        </w:rPr>
-      </w:pPr>
-    </w:p>
-    <w:p>
-      <w:pPr>
-        <w:spacing w:after="160" w:line="259" w:lineRule="auto"/>
-        <w:ind w:firstLine="0"/>
-        <w:rPr>
-          <w:rFonts w:eastAsia="Times New Roman"/>
-          <w:sz w:val="24"/>
-          <w:szCs w:val="24"/>
-          <w:lang w:val="ro-RO"/>
-        </w:rPr>
-      </w:pPr>
     </w:p>
     <w:p>
       <w:pPr>
@@ -7283,7 +8056,7 @@
           <w:numId w:val="6"/>
         </w:numPr>
       </w:pPr>
-      <w:bookmarkStart w:id="6" w:name="_Toc199511809"/>
+      <w:bookmarkStart w:id="6" w:name="_Toc199700692"/>
       <w:r>
         <w:t>INTRODUCERE</w:t>
       </w:r>
@@ -7297,14 +8070,14 @@
           <w:numId w:val="8"/>
         </w:numPr>
       </w:pPr>
-      <w:bookmarkStart w:id="7" w:name="_Toc199511810"/>
-      <w:bookmarkStart w:id="8" w:name="_Hlk199161152"/>
+      <w:bookmarkStart w:id="7" w:name="_Hlk199161152"/>
+      <w:bookmarkStart w:id="8" w:name="_Toc199700693"/>
       <w:r>
         <w:t>CONTEXTUL PROBLEMEI</w:t>
       </w:r>
-      <w:bookmarkEnd w:id="7"/>
-    </w:p>
-    <w:bookmarkEnd w:id="8"/>
+      <w:bookmarkEnd w:id="8"/>
+    </w:p>
+    <w:bookmarkEnd w:id="7"/>
     <w:p>
       <w:pPr>
         <w:ind w:firstLine="708"/>
@@ -7439,7 +8212,7 @@
           <w:numId w:val="8"/>
         </w:numPr>
       </w:pPr>
-      <w:bookmarkStart w:id="9" w:name="_Toc199511811"/>
+      <w:bookmarkStart w:id="9" w:name="_Toc199700694"/>
       <w:r>
         <w:lastRenderedPageBreak/>
         <w:t>SCOPUL APLICAȚIEI</w:t>
@@ -7628,7 +8401,7 @@
           <w:numId w:val="8"/>
         </w:numPr>
       </w:pPr>
-      <w:bookmarkStart w:id="10" w:name="_Toc199511812"/>
+      <w:bookmarkStart w:id="10" w:name="_Toc199700695"/>
       <w:r>
         <w:t>ANALIZA DOMENIULUI STATE-OF-THE-ART</w:t>
       </w:r>
@@ -7724,30 +8497,23 @@
           <w:sz w:val="24"/>
           <w:szCs w:val="24"/>
         </w:rPr>
-        <w:t xml:space="preserve"> și ale platformelor existente, evidențiind asemănările, diferențele și potențialele avantaje ale sistemului propus, care îmbină funcționalități comerciale cu elemente de rețea </w:t>
-      </w:r>
-      <w:r>
-        <w:rPr>
-          <w:sz w:val="24"/>
-          <w:szCs w:val="24"/>
-        </w:rPr>
+        <w:t xml:space="preserve"> și ale platformelor existente, evidențiind asemănările, diferențele și potențialele avantaje ale sistemului propus, care îmbină funcționalități comerciale cu elemente de rețea socială.</w:t>
+      </w:r>
+      <w:r>
+        <w:rPr>
+          <w:sz w:val="24"/>
+          <w:szCs w:val="24"/>
+        </w:rPr>
+        <w:br/>
+      </w:r>
+    </w:p>
+    <w:p>
+      <w:pPr>
+        <w:pStyle w:val="Heading3"/>
+      </w:pPr>
+      <w:bookmarkStart w:id="11" w:name="_Toc199700696"/>
+      <w:r>
         <w:lastRenderedPageBreak/>
-        <w:t>socială.</w:t>
-      </w:r>
-      <w:r>
-        <w:rPr>
-          <w:sz w:val="24"/>
-          <w:szCs w:val="24"/>
-        </w:rPr>
-        <w:br/>
-      </w:r>
-    </w:p>
-    <w:p>
-      <w:pPr>
-        <w:pStyle w:val="Heading3"/>
-      </w:pPr>
-      <w:bookmarkStart w:id="11" w:name="_Toc199511813"/>
-      <w:r>
         <w:t>Etsy – Platforma globală de referință pentru handmade</w:t>
       </w:r>
       <w:bookmarkEnd w:id="11"/>
@@ -7845,7 +8611,7 @@
       <w:pPr>
         <w:pStyle w:val="Heading3"/>
       </w:pPr>
-      <w:bookmarkStart w:id="12" w:name="_Toc199511814"/>
+      <w:bookmarkStart w:id="12" w:name="_Toc199700697"/>
       <w:r>
         <w:t>Amazon Handmade – Extensia creativă a celui mai mare retailer online</w:t>
       </w:r>
@@ -7931,7 +8697,7 @@
       <w:pPr>
         <w:pStyle w:val="Heading3"/>
       </w:pPr>
-      <w:bookmarkStart w:id="13" w:name="_Toc199511815"/>
+      <w:bookmarkStart w:id="13" w:name="_Toc199700698"/>
       <w:r>
         <w:t>Breslo – Platforma regională dedicată creatorilor din România</w:t>
       </w:r>
@@ -8036,7 +8802,6 @@
           <w:sz w:val="24"/>
           <w:szCs w:val="24"/>
         </w:rPr>
-        <w:lastRenderedPageBreak/>
         <w:t>Tab</w:t>
       </w:r>
       <w:r>
@@ -8283,6 +9048,7 @@
               <w:jc w:val="left"/>
             </w:pPr>
             <w:r>
+              <w:lastRenderedPageBreak/>
               <w:t>Crearea unui cont</w:t>
             </w:r>
           </w:p>
@@ -9594,26 +10360,7 @@
     </w:p>
     <w:p>
       <w:pPr>
-        <w:rPr>
-          <w:b/>
-          <w:bCs/>
-          <w:sz w:val="24"/>
-          <w:szCs w:val="24"/>
-        </w:rPr>
-      </w:pPr>
-    </w:p>
-    <w:p>
-      <w:pPr>
-        <w:rPr>
-          <w:b/>
-          <w:bCs/>
-          <w:sz w:val="24"/>
-          <w:szCs w:val="24"/>
-        </w:rPr>
-      </w:pPr>
-    </w:p>
-    <w:p>
-      <w:pPr>
+        <w:ind w:firstLine="0"/>
         <w:rPr>
           <w:b/>
           <w:bCs/>
@@ -9640,7 +10387,7 @@
           <w:numId w:val="7"/>
         </w:numPr>
       </w:pPr>
-      <w:bookmarkStart w:id="15" w:name="_Toc199511816"/>
+      <w:bookmarkStart w:id="15" w:name="_Toc199700699"/>
       <w:r>
         <w:t>TEHNOLOGII UTILIZATE ȘI BAZA TEORETICĂ</w:t>
       </w:r>
@@ -9654,7 +10401,7 @@
           <w:numId w:val="7"/>
         </w:numPr>
       </w:pPr>
-      <w:bookmarkStart w:id="16" w:name="_Toc199511817"/>
+      <w:bookmarkStart w:id="16" w:name="_Toc199700700"/>
       <w:r>
         <w:t>React</w:t>
       </w:r>
@@ -9698,15 +10445,7 @@
           <w:sz w:val="24"/>
           <w:szCs w:val="24"/>
         </w:rPr>
-        <w:t xml:space="preserve">Comunicarea între componente se realizează prin intermediul props-urilor (properties), care reprezintă valori transmise din componenta părinte către componentele copil. Props-urile permit personalizarea comportamentului sau conținutului unei </w:t>
-      </w:r>
-      <w:r>
-        <w:rPr>
-          <w:sz w:val="24"/>
-          <w:szCs w:val="24"/>
-        </w:rPr>
-        <w:lastRenderedPageBreak/>
-        <w:t>componente în funcție de contextul în care este utilizată. Acestea nu pot fi modificate de componenta care le primește, ceea ce asigură predictibilitatea datelor transmise în aplicație. [2]</w:t>
+        <w:t>Comunicarea între componente se realizează prin intermediul props-urilor (properties), care reprezintă valori transmise din componenta părinte către componentele copil. Props-urile permit personalizarea comportamentului sau conținutului unei componente în funcție de contextul în care este utilizată. Acestea nu pot fi modificate de componenta care le primește, ceea ce asigură predictibilitatea datelor transmise în aplicație. [2]</w:t>
       </w:r>
     </w:p>
     <w:p>
@@ -9782,7 +10521,15 @@
           <w:sz w:val="24"/>
           <w:szCs w:val="24"/>
         </w:rPr>
-        <w:t>. După identificarea diferențelor, React determină care părți din DOM-ul real trebuie modificate și efectuează actualizările într-un mod optimizat. Această abordare reduce numărul de operații efectuate direct asupra interfeței vizuale și duce la o experiență de utilizare mai rapidă și mai fluidă. [</w:t>
+        <w:t xml:space="preserve">. După identificarea diferențelor, React determină care părți din DOM-ul real trebuie </w:t>
+      </w:r>
+      <w:r>
+        <w:rPr>
+          <w:sz w:val="24"/>
+          <w:szCs w:val="24"/>
+        </w:rPr>
+        <w:lastRenderedPageBreak/>
+        <w:t>modificate și efectuează actualizările într-un mod optimizat. Această abordare reduce numărul de operații efectuate direct asupra interfeței vizuale și duce la o experiență de utilizare mai rapidă și mai fluidă. [</w:t>
       </w:r>
       <w:r>
         <w:rPr>
@@ -10200,7 +10947,6 @@
           <w:sz w:val="24"/>
           <w:szCs w:val="24"/>
         </w:rPr>
-        <w:lastRenderedPageBreak/>
         <w:t>externe, instalate prin npm, care extind comportamentul React. Printre cele mai importante se numără:</w:t>
       </w:r>
     </w:p>
@@ -10546,7 +11292,7 @@
           <w:numId w:val="7"/>
         </w:numPr>
       </w:pPr>
-      <w:bookmarkStart w:id="17" w:name="_Toc199511818"/>
+      <w:bookmarkStart w:id="17" w:name="_Toc199700701"/>
       <w:r>
         <w:t>Servicii API externe</w:t>
       </w:r>
@@ -10573,6 +11319,7 @@
           <w:szCs w:val="24"/>
           <w:lang w:val="ro-RO"/>
         </w:rPr>
+        <w:lastRenderedPageBreak/>
         <w:t>Pentru a face completarea adreselor cât mai simplă și precisă, aplicația CraftCircle integrează mai multe servicii externe care oferă informații actualizate despre țări, orașe, coduri poștale și distanțe geografice. Scopul este să oferim o experiență cât mai comodă pentru utilizatori, mai ales în procesul de checkout.</w:t>
       </w:r>
     </w:p>
@@ -10754,7 +11501,7 @@
           <w:numId w:val="7"/>
         </w:numPr>
       </w:pPr>
-      <w:bookmarkStart w:id="18" w:name="_Toc199511819"/>
+      <w:bookmarkStart w:id="18" w:name="_Toc199700702"/>
       <w:r>
         <w:t>Node.js</w:t>
       </w:r>
@@ -10777,16 +11524,7 @@
           <w:szCs w:val="24"/>
           <w:lang w:val="ro-RO"/>
         </w:rPr>
-        <w:t xml:space="preserve">Node.js este un mediu de execuție JavaScript modern, creat pentru a permite rularea codului JavaScript în afara unui browser web. Lansat în 2009 și construit pe motorul V8 al browserului Chrome, acesta a devenit rapid o alegere populară pentru dezvoltatorii care doresc să creeze aplicații web rapide și scalabile. Spre deosebire de alte tehnologii </w:t>
-      </w:r>
-      <w:r>
-        <w:rPr>
-          <w:sz w:val="24"/>
-          <w:szCs w:val="24"/>
-          <w:lang w:val="ro-RO"/>
-        </w:rPr>
-        <w:lastRenderedPageBreak/>
-        <w:t>server-side, Node.js funcționează pe baza unui model asincron, bazat pe evenimente, ceea ce îl face ideal pentru gestionarea unui număr mare de cereri în paralel, fără blocaje. [</w:t>
+        <w:t>Node.js este un mediu de execuție JavaScript modern, creat pentru a permite rularea codului JavaScript în afara unui browser web. Lansat în 2009 și construit pe motorul V8 al browserului Chrome, acesta a devenit rapid o alegere populară pentru dezvoltatorii care doresc să creeze aplicații web rapide și scalabile. Spre deosebire de alte tehnologii server-side, Node.js funcționează pe baza unui model asincron, bazat pe evenimente, ceea ce îl face ideal pentru gestionarea unui număr mare de cereri în paralel, fără blocaje. [</w:t>
       </w:r>
       <w:r>
         <w:rPr>
@@ -11018,6 +11756,7 @@
           <w:sz w:val="24"/>
           <w:szCs w:val="24"/>
         </w:rPr>
+        <w:lastRenderedPageBreak/>
         <w:br/>
         <w:t xml:space="preserve">b) </w:t>
       </w:r>
@@ -11356,15 +12095,6 @@
         </w:rPr>
         <w:t>];</w:t>
       </w:r>
-    </w:p>
-    <w:p>
-      <w:pPr>
-        <w:ind w:left="851" w:hanging="851"/>
-        <w:rPr>
-          <w:sz w:val="24"/>
-          <w:szCs w:val="24"/>
-        </w:rPr>
-      </w:pPr>
       <w:r>
         <w:rPr>
           <w:sz w:val="24"/>
@@ -11524,7 +12254,7 @@
           <w:numId w:val="7"/>
         </w:numPr>
       </w:pPr>
-      <w:bookmarkStart w:id="19" w:name="_Toc199511820"/>
+      <w:bookmarkStart w:id="19" w:name="_Toc199700703"/>
       <w:r>
         <w:t>Cloudinary</w:t>
       </w:r>
@@ -11669,6 +12399,7 @@
           <w:szCs w:val="24"/>
           <w:lang w:val="ro-RO"/>
         </w:rPr>
+        <w:lastRenderedPageBreak/>
         <w:t xml:space="preserve">Cloudinary se dovedește astfel o soluție eficientă pentru gestionarea fișierelor media în aplicațiile care implică un volum ridicat de conținut vizual. </w:t>
       </w:r>
     </w:p>
@@ -11688,7 +12419,7 @@
           <w:lang w:val="ro-RO"/>
         </w:rPr>
       </w:pPr>
-      <w:bookmarkStart w:id="20" w:name="_Toc199511821"/>
+      <w:bookmarkStart w:id="20" w:name="_Toc199700704"/>
       <w:r>
         <w:rPr>
           <w:lang w:val="ro-RO"/>
@@ -11866,7 +12597,7 @@
           <w:numId w:val="7"/>
         </w:numPr>
       </w:pPr>
-      <w:bookmarkStart w:id="21" w:name="_Toc199511822"/>
+      <w:bookmarkStart w:id="21" w:name="_Toc199700705"/>
       <w:r>
         <w:t>Socket.IO</w:t>
       </w:r>
@@ -11980,7 +12711,7 @@
           <w:lang w:val="ro-RO"/>
         </w:rPr>
       </w:pPr>
-      <w:bookmarkStart w:id="22" w:name="_Toc199511823"/>
+      <w:bookmarkStart w:id="22" w:name="_Toc199700706"/>
       <w:r>
         <w:rPr>
           <w:lang w:val="ro-RO"/>
@@ -12011,7 +12742,16 @@
           <w:szCs w:val="24"/>
           <w:lang w:val="ro-RO"/>
         </w:rPr>
-        <w:t>Pentru gestionarea plăților online în aplicația CraftCircle, a fost integrată soluția Stripe, o platformă cunoscută pentru securitatea ridicată, fiabilitate și ușurință de integrare în aplicații web moderne. [</w:t>
+        <w:t xml:space="preserve">Pentru gestionarea plăților online în aplicația CraftCircle, a fost integrată soluția Stripe, o platformă cunoscută pentru securitatea ridicată, fiabilitate și ușurință de integrare </w:t>
+      </w:r>
+      <w:r>
+        <w:rPr>
+          <w:sz w:val="24"/>
+          <w:szCs w:val="24"/>
+          <w:lang w:val="ro-RO"/>
+        </w:rPr>
+        <w:lastRenderedPageBreak/>
+        <w:t>în aplicații web moderne. [</w:t>
       </w:r>
       <w:r>
         <w:rPr>
@@ -12106,13 +12846,18 @@
     </w:p>
     <w:p>
       <w:pPr>
-        <w:pStyle w:val="Heading2"/>
-        <w:numPr>
-          <w:ilvl w:val="0"/>
-          <w:numId w:val="0"/>
-        </w:numPr>
-        <w:ind w:left="1440"/>
-        <w:rPr>
+        <w:rPr>
+          <w:sz w:val="24"/>
+          <w:szCs w:val="24"/>
+          <w:lang w:val="ro-RO"/>
+        </w:rPr>
+      </w:pPr>
+    </w:p>
+    <w:p>
+      <w:pPr>
+        <w:rPr>
+          <w:sz w:val="24"/>
+          <w:szCs w:val="24"/>
           <w:lang w:val="ro-RO"/>
         </w:rPr>
       </w:pPr>
@@ -12128,7 +12873,7 @@
           <w:lang w:val="ro-RO"/>
         </w:rPr>
       </w:pPr>
-      <w:bookmarkStart w:id="23" w:name="_Toc199511824"/>
+      <w:bookmarkStart w:id="23" w:name="_Toc199700707"/>
       <w:r>
         <w:rPr>
           <w:lang w:val="ro-RO"/>
@@ -12159,7 +12904,6 @@
           <w:szCs w:val="24"/>
           <w:lang w:val="ro-RO"/>
         </w:rPr>
-        <w:lastRenderedPageBreak/>
         <w:t>În cadrul aplicației CraftCircle, trimiterea emailurilor automate este realizată cu ajutorul bibliotecii Nodemailer, o soluție stabilă și ușor de configurat pentru comunicarea prin SMTP. Cu ajutorul acesteia, aplicația poate expedia mesaje personalizate direct din backend, folosind un cont Gmail setat în fișierul de configurare. [</w:t>
       </w:r>
       <w:r>
@@ -12236,7 +12980,7 @@
           <w:numId w:val="7"/>
         </w:numPr>
       </w:pPr>
-      <w:bookmarkStart w:id="24" w:name="_Toc199511825"/>
+      <w:bookmarkStart w:id="24" w:name="_Toc199700708"/>
       <w:r>
         <w:t>PostgreSQL</w:t>
       </w:r>
@@ -12346,7 +13090,16 @@
           <w:szCs w:val="24"/>
           <w:lang w:val="ro-RO"/>
         </w:rPr>
-        <w:t xml:space="preserve">În cadrul aplicației CraftCircle, PostgreSQL gestionează toate informațiile importante: conturile utilizatorilor, postările, produsele, comenzile, comentariile, mesajele și notificările. Structura relațională a bazei de date a permis definirea unor relații clare între entități, prin utilizarea cheilor primare (pentru identificarea unică a fiecărui rând) și a cheilor externe (pentru legarea logică între tabele, cum ar fi legătura dintre un comentariu și postarea </w:t>
+        <w:t xml:space="preserve">În cadrul aplicației CraftCircle, PostgreSQL gestionează toate informațiile importante: conturile utilizatorilor, postările, produsele, comenzile, comentariile, mesajele și notificările. Structura relațională a bazei de date a permis definirea unor relații clare între entități, prin utilizarea cheilor primare (pentru identificarea unică a fiecărui rând) și a cheilor </w:t>
+      </w:r>
+      <w:r>
+        <w:rPr>
+          <w:sz w:val="24"/>
+          <w:szCs w:val="24"/>
+          <w:lang w:val="ro-RO"/>
+        </w:rPr>
+        <w:lastRenderedPageBreak/>
+        <w:t xml:space="preserve">externe (pentru legarea logică între tabele, cum ar fi legătura dintre un comentariu și postarea </w:t>
       </w:r>
       <w:r>
         <w:rPr>
@@ -12541,7 +13294,6 @@
           <w:szCs w:val="24"/>
           <w:lang w:val="ro-RO"/>
         </w:rPr>
-        <w:lastRenderedPageBreak/>
         <w:t>PostgreSQL a fost o alegere inspirată pentru această aplicație, datorită fiabilității și modului în care se pot organiza clar și sigur toate datele aplicației.</w:t>
       </w:r>
     </w:p>
@@ -12563,7 +13315,7 @@
           <w:numId w:val="7"/>
         </w:numPr>
       </w:pPr>
-      <w:bookmarkStart w:id="25" w:name="_Toc199511826"/>
+      <w:bookmarkStart w:id="25" w:name="_Toc199700709"/>
       <w:r>
         <w:t>pgAdmin</w:t>
       </w:r>
@@ -12684,7 +13436,7 @@
           <w:numId w:val="7"/>
         </w:numPr>
       </w:pPr>
-      <w:bookmarkStart w:id="26" w:name="_Toc199511827"/>
+      <w:bookmarkStart w:id="26" w:name="_Toc199700710"/>
       <w:r>
         <w:t>Postman</w:t>
       </w:r>
@@ -12742,8 +13494,9 @@
           <w:numId w:val="7"/>
         </w:numPr>
       </w:pPr>
-      <w:bookmarkStart w:id="27" w:name="_Toc199511828"/>
-      <w:r>
+      <w:bookmarkStart w:id="27" w:name="_Toc199700711"/>
+      <w:r>
+        <w:lastRenderedPageBreak/>
         <w:t>Git</w:t>
       </w:r>
       <w:bookmarkEnd w:id="27"/>
@@ -12810,7 +13563,6 @@
           <w:szCs w:val="24"/>
           <w:lang w:val="ro-RO"/>
         </w:rPr>
-        <w:lastRenderedPageBreak/>
         <w:t>Această abordare, simplă dar eficientă, s-a dovedit potrivită pentru un proiect individual, oferind siguranță și transparență în gestionarea codului sursă.</w:t>
       </w:r>
     </w:p>
@@ -12827,7 +13579,7 @@
           <w:numId w:val="7"/>
         </w:numPr>
       </w:pPr>
-      <w:bookmarkStart w:id="28" w:name="_Toc199511829"/>
+      <w:bookmarkStart w:id="28" w:name="_Toc199700712"/>
       <w:r>
         <w:t>Figma</w:t>
       </w:r>
@@ -12899,6 +13651,138 @@
         </w:rPr>
         <w:t>Această abordare a permis o implementare rapidă și flexibilă, în care elementele de design au fost ajustate treptat, în paralel cu dezvoltarea codului.</w:t>
       </w:r>
+    </w:p>
+    <w:p>
+      <w:pPr>
+        <w:spacing w:after="160" w:line="259" w:lineRule="auto"/>
+        <w:ind w:firstLine="0"/>
+        <w:rPr>
+          <w:b/>
+          <w:bCs/>
+          <w:sz w:val="24"/>
+          <w:szCs w:val="24"/>
+        </w:rPr>
+      </w:pPr>
+    </w:p>
+    <w:p>
+      <w:pPr>
+        <w:spacing w:after="160" w:line="259" w:lineRule="auto"/>
+        <w:ind w:firstLine="0"/>
+        <w:rPr>
+          <w:b/>
+          <w:bCs/>
+          <w:sz w:val="24"/>
+          <w:szCs w:val="24"/>
+        </w:rPr>
+      </w:pPr>
+    </w:p>
+    <w:p>
+      <w:pPr>
+        <w:spacing w:after="160" w:line="259" w:lineRule="auto"/>
+        <w:ind w:firstLine="0"/>
+        <w:rPr>
+          <w:b/>
+          <w:bCs/>
+          <w:sz w:val="24"/>
+          <w:szCs w:val="24"/>
+        </w:rPr>
+      </w:pPr>
+    </w:p>
+    <w:p>
+      <w:pPr>
+        <w:spacing w:after="160" w:line="259" w:lineRule="auto"/>
+        <w:ind w:firstLine="0"/>
+        <w:rPr>
+          <w:b/>
+          <w:bCs/>
+          <w:sz w:val="24"/>
+          <w:szCs w:val="24"/>
+        </w:rPr>
+      </w:pPr>
+    </w:p>
+    <w:p>
+      <w:pPr>
+        <w:spacing w:after="160" w:line="259" w:lineRule="auto"/>
+        <w:ind w:firstLine="0"/>
+        <w:rPr>
+          <w:b/>
+          <w:bCs/>
+          <w:sz w:val="24"/>
+          <w:szCs w:val="24"/>
+        </w:rPr>
+      </w:pPr>
+    </w:p>
+    <w:p>
+      <w:pPr>
+        <w:spacing w:after="160" w:line="259" w:lineRule="auto"/>
+        <w:ind w:firstLine="0"/>
+        <w:rPr>
+          <w:b/>
+          <w:bCs/>
+          <w:sz w:val="24"/>
+          <w:szCs w:val="24"/>
+        </w:rPr>
+      </w:pPr>
+    </w:p>
+    <w:p>
+      <w:pPr>
+        <w:spacing w:after="160" w:line="259" w:lineRule="auto"/>
+        <w:ind w:firstLine="0"/>
+        <w:rPr>
+          <w:b/>
+          <w:bCs/>
+          <w:sz w:val="24"/>
+          <w:szCs w:val="24"/>
+        </w:rPr>
+      </w:pPr>
+    </w:p>
+    <w:p>
+      <w:pPr>
+        <w:spacing w:after="160" w:line="259" w:lineRule="auto"/>
+        <w:ind w:firstLine="0"/>
+        <w:rPr>
+          <w:b/>
+          <w:bCs/>
+          <w:sz w:val="24"/>
+          <w:szCs w:val="24"/>
+        </w:rPr>
+      </w:pPr>
+    </w:p>
+    <w:p>
+      <w:pPr>
+        <w:spacing w:after="160" w:line="259" w:lineRule="auto"/>
+        <w:ind w:firstLine="0"/>
+        <w:rPr>
+          <w:b/>
+          <w:bCs/>
+          <w:sz w:val="24"/>
+          <w:szCs w:val="24"/>
+        </w:rPr>
+      </w:pPr>
+    </w:p>
+    <w:p>
+      <w:pPr>
+        <w:spacing w:after="160" w:line="259" w:lineRule="auto"/>
+        <w:ind w:firstLine="0"/>
+        <w:rPr>
+          <w:b/>
+          <w:bCs/>
+          <w:sz w:val="24"/>
+          <w:szCs w:val="24"/>
+        </w:rPr>
+      </w:pPr>
+    </w:p>
+    <w:p>
+      <w:pPr>
+        <w:spacing w:after="160" w:line="259" w:lineRule="auto"/>
+        <w:ind w:firstLine="0"/>
+        <w:rPr>
+          <w:b/>
+          <w:bCs/>
+          <w:sz w:val="24"/>
+          <w:szCs w:val="24"/>
+        </w:rPr>
+      </w:pPr>
     </w:p>
     <w:p>
       <w:pPr>
@@ -12980,7 +13864,7 @@
           <w:numId w:val="12"/>
         </w:numPr>
       </w:pPr>
-      <w:bookmarkStart w:id="29" w:name="_Toc199511830"/>
+      <w:bookmarkStart w:id="29" w:name="_Toc199700713"/>
       <w:r>
         <w:t>PROIECTAREA SISTEMULUI</w:t>
       </w:r>
@@ -13003,7 +13887,7 @@
         </w:numPr>
       </w:pPr>
       <w:bookmarkStart w:id="30" w:name="_8kmduvovqjpr" w:colFirst="0" w:colLast="0"/>
-      <w:bookmarkStart w:id="31" w:name="_Toc199511831"/>
+      <w:bookmarkStart w:id="31" w:name="_Toc199700714"/>
       <w:bookmarkEnd w:id="30"/>
       <w:r>
         <w:t>PROIECTAREA GENERALĂ A APLICAȚIEI</w:t>
@@ -13085,9 +13969,8 @@
           <w:numId w:val="12"/>
         </w:numPr>
       </w:pPr>
-      <w:bookmarkStart w:id="32" w:name="_Toc199511832"/>
-      <w:r>
-        <w:lastRenderedPageBreak/>
+      <w:bookmarkStart w:id="32" w:name="_Toc199700715"/>
+      <w:r>
         <w:t>Frontend-ul aplicației (React)</w:t>
       </w:r>
       <w:bookmarkEnd w:id="32"/>
@@ -13283,6 +14166,7 @@
           <w:sz w:val="24"/>
           <w:szCs w:val="24"/>
         </w:rPr>
+        <w:lastRenderedPageBreak/>
         <w:t>Notificările</w:t>
       </w:r>
       <w:r>
@@ -13359,7 +14243,7 @@
           <w:numId w:val="12"/>
         </w:numPr>
       </w:pPr>
-      <w:bookmarkStart w:id="33" w:name="_Toc199511833"/>
+      <w:bookmarkStart w:id="33" w:name="_Toc199700716"/>
       <w:r>
         <w:t>Backend-ul aplicației (Node.js + Express)</w:t>
       </w:r>
@@ -13572,7 +14456,7 @@
           <w:numId w:val="12"/>
         </w:numPr>
       </w:pPr>
-      <w:bookmarkStart w:id="34" w:name="_Toc199511834"/>
+      <w:bookmarkStart w:id="34" w:name="_Toc199700717"/>
       <w:r>
         <w:t>Baza de date (PostgreSQL)</w:t>
       </w:r>
@@ -13624,7 +14508,7 @@
           <w:numId w:val="12"/>
         </w:numPr>
       </w:pPr>
-      <w:bookmarkStart w:id="35" w:name="_Toc199511835"/>
+      <w:bookmarkStart w:id="35" w:name="_Toc199700718"/>
       <w:r>
         <w:t>Servicii externe</w:t>
       </w:r>
@@ -13786,6 +14670,7 @@
           <w:sz w:val="24"/>
           <w:szCs w:val="24"/>
         </w:rPr>
+        <w:lastRenderedPageBreak/>
         <w:t>Socket.IO</w:t>
       </w:r>
       <w:r>
@@ -13835,7 +14720,6 @@
         <w:rPr>
           <w:noProof/>
         </w:rPr>
-        <w:lastRenderedPageBreak/>
         <w:drawing>
           <wp:inline distT="0" distB="0" distL="0" distR="0" wp14:anchorId="4F608520" wp14:editId="4070D2D3">
             <wp:extent cx="6650603" cy="4218903"/>
@@ -13892,7 +14776,7 @@
           <w:szCs w:val="24"/>
         </w:rPr>
       </w:pPr>
-      <w:bookmarkStart w:id="37" w:name="_Toc199592227"/>
+      <w:bookmarkStart w:id="37" w:name="_Toc199700736"/>
       <w:r>
         <w:rPr>
           <w:i w:val="0"/>
@@ -14050,7 +14934,7 @@
       <w:r>
         <w:t xml:space="preserve"> </w:t>
       </w:r>
-      <w:bookmarkStart w:id="38" w:name="_Toc199511836"/>
+      <w:bookmarkStart w:id="38" w:name="_Toc199700719"/>
       <w:r>
         <w:t>DIAGRAMA UML A CAZURILOR DE UTILIZARE</w:t>
       </w:r>
@@ -14149,7 +15033,16 @@
           <w:szCs w:val="24"/>
           <w:lang w:val="ro-RO"/>
         </w:rPr>
-        <w:t xml:space="preserve"> comenzi. De asemenea, poate da like, comenta, urmări alți utilizatori, salva produse la favorite</w:t>
+        <w:t xml:space="preserve"> comenzi. De asemenea, poate da like, comenta, urmări alți utilizatori, salva </w:t>
+      </w:r>
+      <w:r>
+        <w:rPr>
+          <w:sz w:val="24"/>
+          <w:szCs w:val="24"/>
+          <w:lang w:val="ro-RO"/>
+        </w:rPr>
+        <w:lastRenderedPageBreak/>
+        <w:t>produse la favorite</w:t>
       </w:r>
       <w:r>
         <w:rPr>
@@ -14173,16 +15066,7 @@
           <w:szCs w:val="24"/>
           <w:lang w:val="ro-RO"/>
         </w:rPr>
-        <w:t xml:space="preserve">De asemenea poate efectua </w:t>
-      </w:r>
-      <w:r>
-        <w:rPr>
-          <w:sz w:val="24"/>
-          <w:szCs w:val="24"/>
-          <w:lang w:val="ro-RO"/>
-        </w:rPr>
-        <w:lastRenderedPageBreak/>
-        <w:t xml:space="preserve">activități </w:t>
+        <w:t xml:space="preserve">De asemenea poate efectua activități </w:t>
       </w:r>
       <w:r>
         <w:rPr>
@@ -14388,9 +15272,9 @@
         </w:rPr>
         <w:lastRenderedPageBreak/>
         <w:drawing>
-          <wp:inline distT="0" distB="0" distL="0" distR="0" wp14:anchorId="252BB13E" wp14:editId="4FA0CFDC">
-            <wp:extent cx="4411065" cy="5542437"/>
-            <wp:effectExtent l="0" t="0" r="8890" b="1270"/>
+          <wp:inline distT="0" distB="0" distL="0" distR="0" wp14:anchorId="252BB13E" wp14:editId="47E729A0">
+            <wp:extent cx="4883150" cy="6135608"/>
+            <wp:effectExtent l="0" t="0" r="0" b="0"/>
             <wp:docPr id="6" name="Picture 6"/>
             <wp:cNvGraphicFramePr>
               <a:graphicFrameLocks xmlns:a="http://schemas.openxmlformats.org/drawingml/2006/main" noChangeAspect="1"/>
@@ -14417,7 +15301,7 @@
                   <pic:spPr>
                     <a:xfrm>
                       <a:off x="0" y="0"/>
-                      <a:ext cx="4432895" cy="5569866"/>
+                      <a:ext cx="4936717" cy="6202914"/>
                     </a:xfrm>
                     <a:prstGeom prst="rect">
                       <a:avLst/>
@@ -14444,7 +15328,7 @@
           <w:lang w:val="ro-RO"/>
         </w:rPr>
       </w:pPr>
-      <w:bookmarkStart w:id="40" w:name="_Toc199592228"/>
+      <w:bookmarkStart w:id="40" w:name="_Toc199700737"/>
       <w:r>
         <w:rPr>
           <w:i w:val="0"/>
@@ -14674,7 +15558,7 @@
           <w:szCs w:val="24"/>
         </w:rPr>
       </w:pPr>
-      <w:bookmarkStart w:id="42" w:name="_Toc199592229"/>
+      <w:bookmarkStart w:id="42" w:name="_Toc199700738"/>
       <w:r>
         <w:rPr>
           <w:i w:val="0"/>
@@ -14818,7 +15702,7 @@
           <w:numId w:val="12"/>
         </w:numPr>
       </w:pPr>
-      <w:bookmarkStart w:id="43" w:name="_Toc199511837"/>
+      <w:bookmarkStart w:id="43" w:name="_Toc199700720"/>
       <w:r>
         <w:t>NAVIGAREA ÎN APLICAȚIE</w:t>
       </w:r>
@@ -14900,7 +15784,7 @@
           <w:numId w:val="12"/>
         </w:numPr>
       </w:pPr>
-      <w:bookmarkStart w:id="44" w:name="_Toc199511838"/>
+      <w:bookmarkStart w:id="44" w:name="_Toc199700721"/>
       <w:r>
         <w:t>Înregistrare și autentificare</w:t>
       </w:r>
@@ -14958,15 +15842,22 @@
           <w:sz w:val="24"/>
           <w:szCs w:val="24"/>
         </w:rPr>
+        <w:t>Formular manual</w:t>
+      </w:r>
+      <w:r>
+        <w:rPr>
+          <w:sz w:val="24"/>
+          <w:szCs w:val="24"/>
+        </w:rPr>
+        <w:t xml:space="preserve">, unde utilizatorul introduce adresa de email, o parolă și informații suplimentare precum țara, orașul și o descriere personală (bio). </w:t>
+      </w:r>
+      <w:r>
+        <w:rPr>
+          <w:sz w:val="24"/>
+          <w:szCs w:val="24"/>
+        </w:rPr>
         <w:lastRenderedPageBreak/>
-        <w:t>Formular manual</w:t>
-      </w:r>
-      <w:r>
-        <w:rPr>
-          <w:sz w:val="24"/>
-          <w:szCs w:val="24"/>
-        </w:rPr>
-        <w:t>, unde utilizatorul introduce adresa de email, o parolă și informații suplimentare precum țara, orașul și o descriere personală (bio). După completarea acestor date, contul este creat și</w:t>
+        <w:t>După completarea acestor date, contul este creat și</w:t>
       </w:r>
       <w:r>
         <w:rPr>
@@ -15227,7 +16118,7 @@
           <w:numId w:val="12"/>
         </w:numPr>
       </w:pPr>
-      <w:bookmarkStart w:id="45" w:name="_Toc199511839"/>
+      <w:bookmarkStart w:id="45" w:name="_Toc199700722"/>
       <w:r>
         <w:t>Redirecționare după logare</w:t>
       </w:r>
@@ -15386,7 +16277,7 @@
           <w:numId w:val="12"/>
         </w:numPr>
       </w:pPr>
-      <w:bookmarkStart w:id="46" w:name="_Toc199511840"/>
+      <w:bookmarkStart w:id="46" w:name="_Toc199700723"/>
       <w:r>
         <w:t>Bara de navigare</w:t>
       </w:r>
@@ -15850,7 +16741,7 @@
           <w:szCs w:val="24"/>
         </w:rPr>
       </w:pPr>
-      <w:bookmarkStart w:id="48" w:name="_Toc199592230"/>
+      <w:bookmarkStart w:id="48" w:name="_Toc199700739"/>
       <w:r>
         <w:rPr>
           <w:i w:val="0"/>
@@ -16434,7 +17325,7 @@
           <w:szCs w:val="24"/>
         </w:rPr>
       </w:pPr>
-      <w:bookmarkStart w:id="50" w:name="_Toc199592231"/>
+      <w:bookmarkStart w:id="50" w:name="_Toc199700740"/>
       <w:r>
         <w:rPr>
           <w:i w:val="0"/>
@@ -16637,7 +17528,7 @@
           <w:szCs w:val="24"/>
         </w:rPr>
       </w:pPr>
-      <w:bookmarkStart w:id="52" w:name="_Toc199592232"/>
+      <w:bookmarkStart w:id="52" w:name="_Toc199700741"/>
       <w:r>
         <w:rPr>
           <w:i w:val="0"/>
@@ -16840,7 +17731,7 @@
           <w:szCs w:val="24"/>
         </w:rPr>
       </w:pPr>
-      <w:bookmarkStart w:id="54" w:name="_Toc199592233"/>
+      <w:bookmarkStart w:id="54" w:name="_Toc199700742"/>
       <w:r>
         <w:rPr>
           <w:i w:val="0"/>
@@ -16984,7 +17875,7 @@
           <w:numId w:val="12"/>
         </w:numPr>
       </w:pPr>
-      <w:bookmarkStart w:id="55" w:name="_Toc199511841"/>
+      <w:bookmarkStart w:id="55" w:name="_Toc199700724"/>
       <w:r>
         <w:t>PROIECTAREA BAZEI DE DATE</w:t>
       </w:r>
@@ -17043,7 +17934,6 @@
           <w:szCs w:val="24"/>
           <w:lang w:val="ro-RO"/>
         </w:rPr>
-        <w:lastRenderedPageBreak/>
         <w:t>Conturi și autentificare:</w:t>
       </w:r>
     </w:p>
@@ -17144,6 +18034,7 @@
           <w:szCs w:val="24"/>
           <w:lang w:val="ro-RO"/>
         </w:rPr>
+        <w:lastRenderedPageBreak/>
         <w:t>admins: datele administratorilor cu privilegii extinse.</w:t>
       </w:r>
     </w:p>
@@ -18018,7 +18909,7 @@
           <w:szCs w:val="24"/>
         </w:rPr>
       </w:pPr>
-      <w:bookmarkStart w:id="57" w:name="_Toc199592234"/>
+      <w:bookmarkStart w:id="57" w:name="_Toc199700743"/>
       <w:r>
         <w:rPr>
           <w:i w:val="0"/>
@@ -18207,7 +19098,7 @@
       <w:pPr>
         <w:pStyle w:val="Heading1"/>
       </w:pPr>
-      <w:bookmarkStart w:id="58" w:name="_Toc199511842"/>
+      <w:bookmarkStart w:id="58" w:name="_Toc199700725"/>
       <w:r>
         <w:t>IMPLEMETAREA FUNCȚIONALITĂȚILOR</w:t>
       </w:r>
@@ -18217,29 +19108,24 @@
       <w:pPr>
         <w:pStyle w:val="Heading2"/>
       </w:pPr>
-      <w:bookmarkStart w:id="59" w:name="_Toc199511843"/>
-      <w:r>
-        <w:t>ÎNREGISTRAREA ÎN APLICAȚIE</w:t>
+      <w:bookmarkStart w:id="59" w:name="_Toc199700726"/>
+      <w:r>
+        <w:t>M</w:t>
+      </w:r>
+      <w:r>
+        <w:t>ECANISME DE AUTENTIFICARE ȘI GESTIONARE CONT</w:t>
       </w:r>
       <w:bookmarkEnd w:id="59"/>
     </w:p>
     <w:p>
       <w:pPr>
-        <w:pStyle w:val="Text"/>
-      </w:pPr>
-      <w:r>
-        <w:t>În aplicația „CraftCircle”, înregistrarea utilizatorilor este concepută pentru a fi cât mai flexibilă și sigură, oferind două opțiuni principale: metoda clasică, prin email și parolă, și autentificarea socială, folosind conturi de Google sau Facebook. Acest proces este destinat exclusiv utilizatorilor standard, întrucât conturile de administrator nu pot fi create prin intermediul interfeței de înregistrare, ci pot doar accesa platforma prin autentificare directă. Indiferent de metoda aleasă, fluxul este gândit să fie coerent, intuitiv și să prevină crearea conturilor duplicate.</w:t>
-      </w:r>
-    </w:p>
-    <w:p>
-      <w:pPr>
         <w:pStyle w:val="Heading3"/>
         <w:rPr>
           <w:rFonts w:eastAsia="Times New Roman"/>
           <w:lang w:val="ro-RO"/>
         </w:rPr>
       </w:pPr>
-      <w:bookmarkStart w:id="60" w:name="_Toc199511844"/>
+      <w:bookmarkStart w:id="60" w:name="_Toc199700727"/>
       <w:r>
         <w:rPr>
           <w:lang w:val="ro-RO"/>
@@ -18261,7 +19147,19 @@
           <w:sz w:val="24"/>
           <w:szCs w:val="24"/>
         </w:rPr>
-        <w:t>Înregistrarea clasică pornește de la un formular construit în React</w:t>
+        <w:t xml:space="preserve">Această metodă este destinată </w:t>
+      </w:r>
+      <w:r>
+        <w:rPr>
+          <w:rStyle w:val="TextChar"/>
+        </w:rPr>
+        <w:t xml:space="preserve">utilizatorilor </w:t>
+      </w:r>
+      <w:r>
+        <w:rPr>
+          <w:rStyle w:val="TextChar"/>
+        </w:rPr>
+        <w:t>standard și presupune completarea unui formular construit în React</w:t>
       </w:r>
       <w:r>
         <w:rPr>
@@ -18392,7 +19290,6 @@
           <w:szCs w:val="24"/>
           <w:lang w:val="ro-RO"/>
         </w:rPr>
-        <w:lastRenderedPageBreak/>
         <w:drawing>
           <wp:inline distT="0" distB="0" distL="0" distR="0" wp14:anchorId="37162823" wp14:editId="53EEAD1B">
             <wp:extent cx="2918129" cy="1990214"/>
@@ -18442,7 +19339,7 @@
           <w:szCs w:val="24"/>
         </w:rPr>
       </w:pPr>
-      <w:bookmarkStart w:id="61" w:name="_Toc199591670"/>
+      <w:bookmarkStart w:id="61" w:name="_Toc199700748"/>
       <w:r>
         <w:rPr>
           <w:i w:val="0"/>
@@ -18579,6 +19476,7 @@
     </w:p>
     <w:p>
       <w:r>
+        <w:lastRenderedPageBreak/>
         <w:t>După completare, aplicația verifică local validitatea tuturor datelor. Un prim pas este asigurarea faptului că parola și confirmarea acesteia coincid. Dacă nu, apare un mesaj de eroare în interfață.</w:t>
       </w:r>
     </w:p>
@@ -18640,7 +19538,7 @@
           <w:szCs w:val="24"/>
         </w:rPr>
       </w:pPr>
-      <w:bookmarkStart w:id="62" w:name="_Toc199591671"/>
+      <w:bookmarkStart w:id="62" w:name="_Toc199700749"/>
       <w:r>
         <w:rPr>
           <w:i w:val="0"/>
@@ -18844,7 +19742,7 @@
           <w:szCs w:val="24"/>
         </w:rPr>
       </w:pPr>
-      <w:bookmarkStart w:id="63" w:name="_Toc199591672"/>
+      <w:bookmarkStart w:id="63" w:name="_Toc199700750"/>
       <w:r>
         <w:rPr>
           <w:i w:val="0"/>
@@ -19150,7 +20048,6 @@
           <w:szCs w:val="24"/>
           <w:lang w:val="ro-RO"/>
         </w:rPr>
-        <w:lastRenderedPageBreak/>
         <w:drawing>
           <wp:inline distT="0" distB="0" distL="0" distR="0" wp14:anchorId="4E91AD34" wp14:editId="197A40EB">
             <wp:extent cx="3919993" cy="2743995"/>
@@ -19201,7 +20098,7 @@
           <w:lang w:val="ro-RO"/>
         </w:rPr>
       </w:pPr>
-      <w:bookmarkStart w:id="64" w:name="_Toc199591673"/>
+      <w:bookmarkStart w:id="64" w:name="_Toc199700751"/>
       <w:r>
         <w:rPr>
           <w:i w:val="0"/>
@@ -19348,6 +20245,7 @@
           <w:sz w:val="24"/>
           <w:szCs w:val="24"/>
         </w:rPr>
+        <w:lastRenderedPageBreak/>
         <w:t xml:space="preserve">În backend are loc procesarea înregistrării. Se verifică mai întâi dacă există deja un cont asociat adresei de email. Dacă totul este în regulă, parola este criptată folosind algoritmul bcrypt, apoi datele sunt inserate în tabela </w:t>
       </w:r>
       <w:r>
@@ -19420,7 +20318,7 @@
       <w:pPr>
         <w:pStyle w:val="Referinte"/>
       </w:pPr>
-      <w:bookmarkStart w:id="65" w:name="_Toc199591674"/>
+      <w:bookmarkStart w:id="65" w:name="_Toc199700752"/>
       <w:r>
         <w:t xml:space="preserve">Secvență de cod </w:t>
       </w:r>
@@ -19480,7 +20378,6 @@
         <w:rPr>
           <w:noProof/>
         </w:rPr>
-        <w:lastRenderedPageBreak/>
         <w:drawing>
           <wp:inline distT="0" distB="0" distL="0" distR="0" wp14:anchorId="208D9D57" wp14:editId="3442CCA3">
             <wp:extent cx="6478238" cy="2445303"/>
@@ -19529,7 +20426,7 @@
       <w:pPr>
         <w:pStyle w:val="Referinte"/>
       </w:pPr>
-      <w:bookmarkStart w:id="67" w:name="_Toc199592235"/>
+      <w:bookmarkStart w:id="67" w:name="_Toc199700744"/>
       <w:r>
         <w:t xml:space="preserve">Figura </w:t>
       </w:r>
@@ -19584,7 +20481,7 @@
           <w:lang w:val="ro-RO"/>
         </w:rPr>
       </w:pPr>
-      <w:bookmarkStart w:id="68" w:name="_Toc199511845"/>
+      <w:bookmarkStart w:id="68" w:name="_Toc199700728"/>
       <w:r>
         <w:rPr>
           <w:lang w:val="ro-RO"/>
@@ -19611,7 +20508,14 @@
         <w:rPr>
           <w:rStyle w:val="TextChar"/>
         </w:rPr>
-        <w:t>În paralel cu înregistrarea tradițională, CraftCircle oferă și o metodă de autentificare modernă, bazată pe OAuth 2.0, prin care utilizatorii se pot conecta folosind contul lor de Google sau Facebook. Această integrare este realizată folosind pachetul passport.js, împreună cu strategiile GoogleStrategy și FacebookStrategy.</w:t>
+        <w:t xml:space="preserve">În paralel cu înregistrarea tradițională, CraftCircle oferă și o metodă de autentificare modernă, bazată pe OAuth 2.0, prin care utilizatorii se pot conecta folosind contul lor de </w:t>
+      </w:r>
+      <w:r>
+        <w:rPr>
+          <w:rStyle w:val="TextChar"/>
+        </w:rPr>
+        <w:lastRenderedPageBreak/>
+        <w:t>Google sau Facebook. Această integrare este realizată folosind pachetul passport.js, împreună cu strategiile GoogleStrategy și FacebookStrategy.</w:t>
       </w:r>
       <w:r>
         <w:rPr>
@@ -19699,7 +20603,6 @@
           <w:szCs w:val="24"/>
           <w:lang w:val="ro-RO"/>
         </w:rPr>
-        <w:lastRenderedPageBreak/>
         <w:drawing>
           <wp:inline distT="0" distB="0" distL="0" distR="0" wp14:anchorId="6D60A60A" wp14:editId="471F59D5">
             <wp:extent cx="4567696" cy="3789984"/>
@@ -19744,7 +20647,7 @@
           <w:lang w:val="ro-RO"/>
         </w:rPr>
       </w:pPr>
-      <w:bookmarkStart w:id="69" w:name="_Toc199591675"/>
+      <w:bookmarkStart w:id="69" w:name="_Toc199700753"/>
       <w:r>
         <w:t xml:space="preserve">Secvență de cod </w:t>
       </w:r>
@@ -19906,7 +20809,7 @@
           <w:lang w:val="ro-RO"/>
         </w:rPr>
       </w:pPr>
-      <w:bookmarkStart w:id="70" w:name="_Toc199591676"/>
+      <w:bookmarkStart w:id="70" w:name="_Toc199700754"/>
       <w:r>
         <w:t xml:space="preserve">Secvență de cod </w:t>
       </w:r>
@@ -19991,7 +20894,7 @@
       <w:pPr>
         <w:pStyle w:val="Heading3"/>
       </w:pPr>
-      <w:bookmarkStart w:id="71" w:name="_Toc199511846"/>
+      <w:bookmarkStart w:id="71" w:name="_Toc199700729"/>
       <w:r>
         <w:t>Completarea profilului</w:t>
       </w:r>
@@ -20005,7 +20908,36 @@
         <w:t>După finalizarea procesului de înregistrare, fiecare utilizator nou este direcționat către o pagină specială unde trebuie să-și completeze profilul personal cu informații esențiale: data nașterii, țara și orașul de reședință</w:t>
       </w:r>
       <w:r>
-        <w:t xml:space="preserve"> (Figura 4.1)</w:t>
+        <w:t xml:space="preserve"> (</w:t>
+      </w:r>
+      <w:hyperlink w:anchor="Figura4_2" w:history="1">
+        <w:r>
+          <w:rPr>
+            <w:rStyle w:val="Hyperlink"/>
+          </w:rPr>
+          <w:t>Fig</w:t>
+        </w:r>
+        <w:r>
+          <w:rPr>
+            <w:rStyle w:val="Hyperlink"/>
+          </w:rPr>
+          <w:t>u</w:t>
+        </w:r>
+        <w:r>
+          <w:rPr>
+            <w:rStyle w:val="Hyperlink"/>
+          </w:rPr>
+          <w:t>ra 4.</w:t>
+        </w:r>
+        <w:r>
+          <w:rPr>
+            <w:rStyle w:val="Hyperlink"/>
+          </w:rPr>
+          <w:t>2</w:t>
+        </w:r>
+      </w:hyperlink>
+      <w:r>
+        <w:t>)</w:t>
       </w:r>
       <w:r>
         <w:t>. Această etapă este esențială pentru a oferi o experiență coerentă și consecventă tuturor utilizatorilor CraftCircle.</w:t>
@@ -20034,7 +20966,27 @@
         <w:t>7</w:t>
       </w:r>
       <w:r>
-        <w:t>], iar orașele disponibile sunt afișate în funcție de țara selectată, folosind o interfață de programare dedicată [</w:t>
+        <w:t>]</w:t>
+      </w:r>
+      <w:r>
+        <w:t xml:space="preserve"> </w:t>
+      </w:r>
+      <w:r>
+        <w:t>(</w:t>
+      </w:r>
+      <w:hyperlink w:anchor="Figura4_2" w:history="1">
+        <w:r>
+          <w:rPr>
+            <w:rStyle w:val="Hyperlink"/>
+          </w:rPr>
+          <w:t>Figura 4.2</w:t>
+        </w:r>
+      </w:hyperlink>
+      <w:r>
+        <w:t>)</w:t>
+      </w:r>
+      <w:r>
+        <w:t>, iar orașele disponibile sunt afișate în funcție de țara selectată, folosind o interfață de programare dedicată [</w:t>
       </w:r>
       <w:r>
         <w:t>18</w:t>
@@ -20048,7 +21000,27 @@
         <w:pStyle w:val="Text"/>
       </w:pPr>
       <w:r>
-        <w:t>În plus, aplicația impune o validare a vârstei minime. Utilizatorul trebuie să aibă cel puțin 16 ani pentru a continua, iar calculul vârstei este realizat în frontend pe baza datei introduse.</w:t>
+        <w:t>În plus, aplicația impune o validare a vârstei minime. Utilizatorul trebuie să aibă cel puțin 16 ani pentru a continua</w:t>
+      </w:r>
+      <w:r>
+        <w:t xml:space="preserve"> </w:t>
+      </w:r>
+      <w:r>
+        <w:t>(</w:t>
+      </w:r>
+      <w:hyperlink w:anchor="Figura4_2" w:history="1">
+        <w:r>
+          <w:rPr>
+            <w:rStyle w:val="Hyperlink"/>
+          </w:rPr>
+          <w:t>Figura 4.2</w:t>
+        </w:r>
+      </w:hyperlink>
+      <w:r>
+        <w:t>)</w:t>
+      </w:r>
+      <w:r>
+        <w:t>, iar calculul vârstei este realizat în frontend pe baza datei introduse.</w:t>
       </w:r>
     </w:p>
     <w:p>
@@ -20103,7 +21075,7 @@
       <w:pPr>
         <w:pStyle w:val="Referinte"/>
       </w:pPr>
-      <w:bookmarkStart w:id="72" w:name="_Toc199591677"/>
+      <w:bookmarkStart w:id="72" w:name="_Toc199700755"/>
       <w:r>
         <w:t xml:space="preserve">Secvență de cod </w:t>
       </w:r>
@@ -20254,7 +21226,7 @@
       <w:pPr>
         <w:pStyle w:val="Referinte"/>
       </w:pPr>
-      <w:bookmarkStart w:id="73" w:name="_Toc199591678"/>
+      <w:bookmarkStart w:id="73" w:name="_Toc199700756"/>
       <w:r>
         <w:t xml:space="preserve">Secvență de cod </w:t>
       </w:r>
@@ -20312,6 +21284,7 @@
         <w:ind w:firstLine="0"/>
         <w:jc w:val="both"/>
       </w:pPr>
+      <w:bookmarkStart w:id="74" w:name="Figura4_2"/>
       <w:r>
         <w:rPr>
           <w:noProof/>
@@ -20359,12 +21332,13 @@
           </wp:inline>
         </w:drawing>
       </w:r>
+      <w:bookmarkEnd w:id="74"/>
     </w:p>
     <w:p>
       <w:pPr>
         <w:pStyle w:val="Referinte"/>
       </w:pPr>
-      <w:bookmarkStart w:id="74" w:name="_Toc199592236"/>
+      <w:bookmarkStart w:id="75" w:name="_Toc199700745"/>
       <w:r>
         <w:t xml:space="preserve">Figura </w:t>
       </w:r>
@@ -20410,17 +21384,17 @@
       <w:r>
         <w:t xml:space="preserve"> Înterfața de adăugare informații adiționale</w:t>
       </w:r>
-      <w:bookmarkEnd w:id="74"/>
+      <w:bookmarkEnd w:id="75"/>
     </w:p>
     <w:p>
       <w:pPr>
         <w:pStyle w:val="Heading3"/>
       </w:pPr>
-      <w:bookmarkStart w:id="75" w:name="_Toc199511847"/>
+      <w:bookmarkStart w:id="76" w:name="_Toc199700730"/>
       <w:r>
         <w:t>Integrarea în contextul global</w:t>
       </w:r>
-      <w:bookmarkEnd w:id="75"/>
+      <w:bookmarkEnd w:id="76"/>
     </w:p>
     <w:p>
       <w:pPr>
@@ -20495,7 +21469,7 @@
       <w:pPr>
         <w:pStyle w:val="Referinte"/>
       </w:pPr>
-      <w:bookmarkStart w:id="76" w:name="_Toc199591679"/>
+      <w:bookmarkStart w:id="77" w:name="_Toc199700757"/>
       <w:r>
         <w:t xml:space="preserve">Secvență de cod </w:t>
       </w:r>
@@ -20544,18 +21518,14 @@
       <w:r>
         <w:t>Emiterea automată a evenimentului join după login</w:t>
       </w:r>
-      <w:bookmarkEnd w:id="76"/>
+      <w:bookmarkEnd w:id="77"/>
     </w:p>
     <w:p>
       <w:pPr>
         <w:pStyle w:val="Text"/>
       </w:pPr>
       <w:r>
-        <w:t xml:space="preserve">Această integrare asigură că, imediat după completarea profilului, utilizatorul este autentificat complet și conectat la toate funcționalitățile aplicației, fără a fi nevoie de </w:t>
-      </w:r>
-      <w:r>
-        <w:lastRenderedPageBreak/>
-        <w:t>reîncărcare sau login suplimentar.</w:t>
+        <w:t>Această integrare asigură că, imediat după completarea profilului, utilizatorul este autentificat complet și conectat la toate funcționalitățile aplicației, fără a fi nevoie de reîncărcare sau login suplimentar.</w:t>
       </w:r>
       <w:r>
         <w:t xml:space="preserve"> </w:t>
@@ -20596,89 +21566,56 @@
     </w:p>
     <w:p>
       <w:pPr>
-        <w:pStyle w:val="Heading2"/>
-      </w:pPr>
-      <w:r>
-        <w:t>LOGARE ÎN APLICAȚIE</w:t>
-      </w:r>
+        <w:pStyle w:val="Heading3"/>
+      </w:pPr>
+      <w:bookmarkStart w:id="78" w:name="_Toc199700731"/>
+      <w:r>
+        <w:lastRenderedPageBreak/>
+        <w:t>Autentificare</w:t>
+      </w:r>
+      <w:r>
+        <w:t xml:space="preserve"> </w:t>
+      </w:r>
+      <w:r>
+        <w:t>standard (</w:t>
+      </w:r>
+      <w:r>
+        <w:t>administratori și utilizatori</w:t>
+      </w:r>
+      <w:r>
+        <w:t>)</w:t>
+      </w:r>
+      <w:bookmarkEnd w:id="78"/>
     </w:p>
     <w:p>
       <w:pPr>
         <w:pStyle w:val="Text"/>
       </w:pPr>
       <w:r>
-        <w:t xml:space="preserve">Autentificarea este componenta centrală care asigură accesul controlat în aplicația </w:t>
-      </w:r>
-      <w:r>
-        <w:rPr>
-          <w:rStyle w:val="Emphasis"/>
-          <w:i w:val="0"/>
-          <w:iCs w:val="0"/>
-        </w:rPr>
-        <w:t>CraftCircle</w:t>
-      </w:r>
-      <w:r>
-        <w:t xml:space="preserve">. Sistemul distinge două tipuri de utilizatori: standard și administratori. Utilizatorii obișnuiți se pot autentifica fie clasic, prin email și parolă, fie prin conturi sociale (Google/Facebook). În schimb, administratorii sunt validați automat în funcție de adresa de email — mai precis, doar adresele care se termină cu </w:t>
-      </w:r>
-      <w:r>
-        <w:t>„</w:t>
-      </w:r>
-      <w:r>
-        <w:rPr>
-          <w:rStyle w:val="HTMLCode"/>
-          <w:rFonts w:ascii="Arial" w:eastAsia="Arial" w:hAnsi="Arial" w:cs="Arial"/>
-          <w:sz w:val="24"/>
-          <w:szCs w:val="24"/>
-        </w:rPr>
-        <w:t>@craft.com</w:t>
-      </w:r>
-      <w:r>
-        <w:rPr>
-          <w:rStyle w:val="HTMLCode"/>
-          <w:rFonts w:ascii="Arial" w:eastAsia="Arial" w:hAnsi="Arial" w:cs="Arial"/>
-          <w:sz w:val="24"/>
-          <w:szCs w:val="24"/>
-        </w:rPr>
-        <w:t>”</w:t>
-      </w:r>
-      <w:r>
-        <w:t xml:space="preserve"> sunt recunoscute ca fiind conturi administrative.</w:t>
-      </w:r>
-    </w:p>
-    <w:p>
-      <w:pPr>
-        <w:pStyle w:val="Text"/>
-      </w:pPr>
-      <w:r>
-        <w:t>Totodată, aplicația oferă un mecanism de recuperare a parolei simplu și securizat, bazat pe coduri temporare trimise prin email și resetarea rapidă a credențialelor.</w:t>
-      </w:r>
-    </w:p>
-    <w:p>
-      <w:pPr>
-        <w:pStyle w:val="Heading3"/>
-      </w:pPr>
-      <w:r>
-        <w:t>Autentificare</w:t>
+        <w:t>Autentificarea se face prin completarea unui formular cu</w:t>
+      </w:r>
+      <w:r>
+        <w:t xml:space="preserve"> două câmpuri principale: email și parolă</w:t>
       </w:r>
       <w:r>
         <w:t xml:space="preserve"> </w:t>
       </w:r>
       <w:r>
-        <w:t>standard (</w:t>
-      </w:r>
-      <w:r>
-        <w:t>administratori și utilizatori</w:t>
-      </w:r>
+        <w:t>(</w:t>
+      </w:r>
+      <w:hyperlink w:anchor="Figura4_3" w:history="1">
+        <w:r>
+          <w:rPr>
+            <w:rStyle w:val="Hyperlink"/>
+          </w:rPr>
+          <w:t>Figura 4.3</w:t>
+        </w:r>
+      </w:hyperlink>
       <w:r>
         <w:t>)</w:t>
       </w:r>
-    </w:p>
-    <w:p>
-      <w:pPr>
-        <w:pStyle w:val="Text"/>
-      </w:pPr>
-      <w:r>
-        <w:t xml:space="preserve">Interfața de login conține două câmpuri principale: email și parolă. Acestea sunt reținute într-un </w:t>
+      <w:r>
+        <w:t xml:space="preserve">. Acestea sunt reținute într-un </w:t>
       </w:r>
       <w:r>
         <w:t>obiect de stare</w:t>
@@ -20738,7 +21675,7 @@
       <w:pPr>
         <w:pStyle w:val="Referinte"/>
       </w:pPr>
-      <w:bookmarkStart w:id="77" w:name="_Toc199591680"/>
+      <w:bookmarkStart w:id="79" w:name="_Toc199700758"/>
       <w:r>
         <w:t xml:space="preserve">Secvență de cod </w:t>
       </w:r>
@@ -20787,7 +21724,7 @@
       <w:r>
         <w:t xml:space="preserve"> Inițializarea stării formularului de autentificare</w:t>
       </w:r>
-      <w:bookmarkEnd w:id="77"/>
+      <w:bookmarkEnd w:id="79"/>
     </w:p>
     <w:p>
       <w:pPr>
@@ -20807,9 +21744,9 @@
       </w:pPr>
       <w:r>
         <w:drawing>
-          <wp:inline distT="0" distB="0" distL="0" distR="0" wp14:anchorId="220A5117" wp14:editId="00D5AF75">
-            <wp:extent cx="2934109" cy="1543265"/>
-            <wp:effectExtent l="0" t="0" r="0" b="0"/>
+          <wp:inline distT="0" distB="0" distL="0" distR="0" wp14:anchorId="220A5117" wp14:editId="5752EAF4">
+            <wp:extent cx="3307957" cy="1739900"/>
+            <wp:effectExtent l="0" t="0" r="6985" b="0"/>
             <wp:docPr id="21" name="Picture 21"/>
             <wp:cNvGraphicFramePr>
               <a:graphicFrameLocks xmlns:a="http://schemas.openxmlformats.org/drawingml/2006/main" noChangeAspect="1"/>
@@ -20830,7 +21767,7 @@
                   <pic:spPr>
                     <a:xfrm>
                       <a:off x="0" y="0"/>
-                      <a:ext cx="2934109" cy="1543265"/>
+                      <a:ext cx="3328968" cy="1750951"/>
                     </a:xfrm>
                     <a:prstGeom prst="rect">
                       <a:avLst/>
@@ -20847,7 +21784,7 @@
       <w:pPr>
         <w:pStyle w:val="Referinte"/>
       </w:pPr>
-      <w:bookmarkStart w:id="78" w:name="_Toc199591681"/>
+      <w:bookmarkStart w:id="80" w:name="_Toc199700759"/>
       <w:r>
         <w:t xml:space="preserve">Secvență de cod </w:t>
       </w:r>
@@ -20896,7 +21833,7 @@
       <w:r>
         <w:t>Actualizarea dinamică a valorilor din formular</w:t>
       </w:r>
-      <w:bookmarkEnd w:id="78"/>
+      <w:bookmarkEnd w:id="80"/>
     </w:p>
     <w:p>
       <w:pPr>
@@ -21053,7 +21990,6 @@
         <w:rPr>
           <w:rStyle w:val="TextChar"/>
         </w:rPr>
-        <w:lastRenderedPageBreak/>
         <w:drawing>
           <wp:inline distT="0" distB="0" distL="0" distR="0" wp14:anchorId="6BEF0B9F" wp14:editId="15960429">
             <wp:extent cx="2743200" cy="2130983"/>
@@ -21098,7 +22034,7 @@
           <w:rStyle w:val="TextChar"/>
         </w:rPr>
       </w:pPr>
-      <w:bookmarkStart w:id="79" w:name="_Toc199591682"/>
+      <w:bookmarkStart w:id="81" w:name="_Toc199700760"/>
       <w:r>
         <w:t xml:space="preserve">Secvență de cod </w:t>
       </w:r>
@@ -21147,7 +22083,7 @@
       <w:r>
         <w:t>Determinarea tipului de utilizator și trimiterea cererii de autentificare</w:t>
       </w:r>
-      <w:bookmarkEnd w:id="79"/>
+      <w:bookmarkEnd w:id="81"/>
     </w:p>
     <w:p>
       <w:pPr>
@@ -21157,6 +22093,7 @@
         </w:rPr>
       </w:pPr>
       <w:r>
+        <w:lastRenderedPageBreak/>
         <w:t>În backend,</w:t>
       </w:r>
       <w:r>
@@ -21204,9 +22141,9 @@
       </w:pPr>
       <w:r>
         <w:drawing>
-          <wp:inline distT="0" distB="0" distL="0" distR="0" wp14:anchorId="52C71BDA" wp14:editId="7DB85854">
-            <wp:extent cx="3521468" cy="3606800"/>
-            <wp:effectExtent l="0" t="0" r="3175" b="0"/>
+          <wp:inline distT="0" distB="0" distL="0" distR="0" wp14:anchorId="52C71BDA" wp14:editId="266906BA">
+            <wp:extent cx="2990995" cy="3063473"/>
+            <wp:effectExtent l="0" t="0" r="0" b="3810"/>
             <wp:docPr id="23" name="Picture 23"/>
             <wp:cNvGraphicFramePr>
               <a:graphicFrameLocks xmlns:a="http://schemas.openxmlformats.org/drawingml/2006/main" noChangeAspect="1"/>
@@ -21227,7 +22164,7 @@
                   <pic:spPr>
                     <a:xfrm>
                       <a:off x="0" y="0"/>
-                      <a:ext cx="3575851" cy="3662501"/>
+                      <a:ext cx="3041781" cy="3115490"/>
                     </a:xfrm>
                     <a:prstGeom prst="rect">
                       <a:avLst/>
@@ -21244,7 +22181,7 @@
       <w:pPr>
         <w:pStyle w:val="Referinte"/>
       </w:pPr>
-      <w:bookmarkStart w:id="80" w:name="_Toc199591683"/>
+      <w:bookmarkStart w:id="82" w:name="_Toc199700761"/>
       <w:r>
         <w:t xml:space="preserve">Secvență de cod </w:t>
       </w:r>
@@ -21296,7 +22233,7 @@
       <w:r>
         <w:t xml:space="preserve"> pentru ruta „/login”</w:t>
       </w:r>
-      <w:bookmarkEnd w:id="80"/>
+      <w:bookmarkEnd w:id="82"/>
     </w:p>
     <w:p>
       <w:pPr>
@@ -21308,11 +22245,10 @@
           <w:sz w:val="18"/>
           <w:szCs w:val="18"/>
         </w:rPr>
-        <w:lastRenderedPageBreak/>
         <w:drawing>
-          <wp:inline distT="0" distB="0" distL="0" distR="0" wp14:anchorId="0B6B590B" wp14:editId="09F7B977">
-            <wp:extent cx="3833053" cy="3816350"/>
-            <wp:effectExtent l="0" t="0" r="0" b="0"/>
+          <wp:inline distT="0" distB="0" distL="0" distR="0" wp14:anchorId="0B6B590B" wp14:editId="3007A9CC">
+            <wp:extent cx="3238323" cy="3224212"/>
+            <wp:effectExtent l="0" t="0" r="635" b="0"/>
             <wp:docPr id="31" name="Picture 31"/>
             <wp:cNvGraphicFramePr>
               <a:graphicFrameLocks xmlns:a="http://schemas.openxmlformats.org/drawingml/2006/main" noChangeAspect="1"/>
@@ -21333,7 +22269,7 @@
                   <pic:spPr>
                     <a:xfrm>
                       <a:off x="0" y="0"/>
-                      <a:ext cx="3854375" cy="3837579"/>
+                      <a:ext cx="3287366" cy="3273041"/>
                     </a:xfrm>
                     <a:prstGeom prst="rect">
                       <a:avLst/>
@@ -21354,7 +22290,7 @@
           <w:szCs w:val="18"/>
         </w:rPr>
       </w:pPr>
-      <w:bookmarkStart w:id="81" w:name="_Toc199591684"/>
+      <w:bookmarkStart w:id="83" w:name="_Toc199700762"/>
       <w:r>
         <w:t xml:space="preserve">Secvență de cod </w:t>
       </w:r>
@@ -21409,14 +22345,15 @@
       <w:r>
         <w:t>/login”</w:t>
       </w:r>
-      <w:bookmarkEnd w:id="81"/>
+      <w:bookmarkEnd w:id="83"/>
     </w:p>
     <w:p>
       <w:pPr>
         <w:pStyle w:val="Text"/>
-        <w:ind w:firstLine="0"/>
-      </w:pPr>
-      <w:r>
+        <w:ind w:firstLine="708"/>
+      </w:pPr>
+      <w:r>
+        <w:lastRenderedPageBreak/>
         <w:t>Dacă datele sunt valide, utilizatorul este autentificat, iar în frontend</w:t>
       </w:r>
       <w:r>
@@ -21493,7 +22430,7 @@
       <w:pPr>
         <w:pStyle w:val="Referinte"/>
       </w:pPr>
-      <w:bookmarkStart w:id="82" w:name="_Toc199591685"/>
+      <w:bookmarkStart w:id="84" w:name="_Toc199700763"/>
       <w:r>
         <w:t xml:space="preserve">Secvență de cod </w:t>
       </w:r>
@@ -21539,28 +22476,17 @@
       <w:r>
         <w:t xml:space="preserve"> Redirecționarea către pagina de profil în cazul unei autentificări reușite</w:t>
       </w:r>
-      <w:bookmarkEnd w:id="82"/>
-    </w:p>
-    <w:p>
-      <w:pPr>
-        <w:spacing w:after="160" w:line="259" w:lineRule="auto"/>
-        <w:ind w:firstLine="0"/>
-        <w:rPr>
-          <w:b/>
-          <w:bCs/>
-          <w:sz w:val="24"/>
-          <w:szCs w:val="24"/>
-          <w:lang w:val="en-US"/>
-        </w:rPr>
-      </w:pPr>
+      <w:bookmarkEnd w:id="84"/>
     </w:p>
     <w:p>
       <w:pPr>
         <w:pStyle w:val="Heading3"/>
       </w:pPr>
+      <w:bookmarkStart w:id="85" w:name="_Toc199700732"/>
       <w:r>
         <w:t>Autentificarea socială</w:t>
       </w:r>
+      <w:bookmarkEnd w:id="85"/>
     </w:p>
     <w:p>
       <w:pPr>
@@ -21615,6 +22541,23 @@
           <w:lang w:val="ro-RO"/>
         </w:rPr>
         <w:t xml:space="preserve"> (Google/ Facebook)</w:t>
+      </w:r>
+      <w:r>
+        <w:t xml:space="preserve"> </w:t>
+      </w:r>
+      <w:r>
+        <w:t>(</w:t>
+      </w:r>
+      <w:hyperlink w:anchor="Figura4_3" w:history="1">
+        <w:r>
+          <w:rPr>
+            <w:rStyle w:val="Hyperlink"/>
+          </w:rPr>
+          <w:t>Figura 4.3</w:t>
+        </w:r>
+      </w:hyperlink>
+      <w:r>
+        <w:t>)</w:t>
       </w:r>
       <w:r>
         <w:t>, utilizatorul este redirecționat către O</w:t>
@@ -21688,7 +22631,7 @@
           <w:bCs/>
         </w:rPr>
       </w:pPr>
-      <w:bookmarkStart w:id="83" w:name="_Toc199591686"/>
+      <w:bookmarkStart w:id="86" w:name="_Toc199700764"/>
       <w:r>
         <w:t xml:space="preserve">Secvență de cod </w:t>
       </w:r>
@@ -21737,7 +22680,7 @@
       <w:r>
         <w:t>Inițierea autentificării sociale (OAuth) cu Google și Facebook</w:t>
       </w:r>
-      <w:bookmarkEnd w:id="83"/>
+      <w:bookmarkEnd w:id="86"/>
     </w:p>
     <w:p>
       <w:pPr>
@@ -21830,7 +22773,7 @@
           <w:bCs/>
         </w:rPr>
       </w:pPr>
-      <w:bookmarkStart w:id="84" w:name="_Toc199591687"/>
+      <w:bookmarkStart w:id="87" w:name="_Toc199700765"/>
       <w:r>
         <w:t xml:space="preserve">Secvență de cod </w:t>
       </w:r>
@@ -21879,7 +22822,7 @@
       <w:r>
         <w:t>Generarea URL-ului de redirectare cu parametri după login-ul social</w:t>
       </w:r>
-      <w:bookmarkEnd w:id="84"/>
+      <w:bookmarkEnd w:id="87"/>
     </w:p>
     <w:p>
       <w:pPr>
@@ -21917,6 +22860,7 @@
           <w:sz w:val="24"/>
           <w:szCs w:val="24"/>
         </w:rPr>
+        <w:lastRenderedPageBreak/>
         <w:drawing>
           <wp:inline distT="0" distB="0" distL="0" distR="0" wp14:anchorId="17C14533" wp14:editId="19923362">
             <wp:extent cx="2609878" cy="2406650"/>
@@ -21958,7 +22902,7 @@
       <w:pPr>
         <w:pStyle w:val="Referinte"/>
       </w:pPr>
-      <w:bookmarkStart w:id="85" w:name="_Toc199591688"/>
+      <w:bookmarkStart w:id="88" w:name="_Toc199700766"/>
       <w:r>
         <w:t xml:space="preserve">Secvență de cod </w:t>
       </w:r>
@@ -22007,14 +22951,14 @@
       <w:r>
         <w:t>Procesarea login-ului social în frontend pe baza parametrilor URL</w:t>
       </w:r>
-      <w:bookmarkEnd w:id="85"/>
+      <w:bookmarkEnd w:id="88"/>
     </w:p>
     <w:p>
       <w:pPr>
         <w:pStyle w:val="Heading3"/>
       </w:pPr>
-      <w:r>
-        <w:lastRenderedPageBreak/>
+      <w:bookmarkStart w:id="89" w:name="_Toc199700733"/>
+      <w:r>
         <w:t>Res</w:t>
       </w:r>
       <w:r>
@@ -22023,13 +22967,34 @@
       <w:r>
         <w:t>rea parolei</w:t>
       </w:r>
+      <w:bookmarkEnd w:id="89"/>
     </w:p>
     <w:p>
       <w:pPr>
         <w:pStyle w:val="Text"/>
       </w:pPr>
       <w:r>
-        <w:t>În vederea asigurării unei experiențe complete, formularul de Login conține și butonul care permite restarea parolei, în cazul în care utilizatorul și-a uitat parola. Acest formular este compus din 3 pași:</w:t>
+        <w:t>În vederea asigurării unei experiențe complete, formularul de Login conține și butonul care permite restarea parolei, în cazul în care utilizatorul și-a uitat parola. Acest formular este compus din 3 pași</w:t>
+      </w:r>
+      <w:r>
+        <w:t xml:space="preserve"> </w:t>
+      </w:r>
+      <w:r>
+        <w:t>(</w:t>
+      </w:r>
+      <w:hyperlink w:anchor="Figura4_3" w:history="1">
+        <w:r>
+          <w:rPr>
+            <w:rStyle w:val="Hyperlink"/>
+          </w:rPr>
+          <w:t>Figura 4.3</w:t>
+        </w:r>
+      </w:hyperlink>
+      <w:r>
+        <w:t>)</w:t>
+      </w:r>
+      <w:r>
+        <w:t>:</w:t>
       </w:r>
     </w:p>
     <w:p>
@@ -22108,7 +23073,7 @@
       <w:pPr>
         <w:pStyle w:val="Referinte"/>
       </w:pPr>
-      <w:bookmarkStart w:id="86" w:name="_Toc199591689"/>
+      <w:bookmarkStart w:id="90" w:name="_Toc199700767"/>
       <w:r>
         <w:t xml:space="preserve">Secvență de cod </w:t>
       </w:r>
@@ -22157,14 +23122,7 @@
       <w:r>
         <w:t>Generarea unui cod de securitate și trimiterea prin email</w:t>
       </w:r>
-      <w:bookmarkEnd w:id="86"/>
-    </w:p>
-    <w:p>
-      <w:pPr>
-        <w:pStyle w:val="Text"/>
-        <w:ind w:left="1571" w:firstLine="0"/>
-        <w:jc w:val="left"/>
-      </w:pPr>
+      <w:bookmarkEnd w:id="90"/>
     </w:p>
     <w:p>
       <w:pPr>
@@ -22194,6 +23152,7 @@
         <w:jc w:val="center"/>
       </w:pPr>
       <w:r>
+        <w:lastRenderedPageBreak/>
         <w:drawing>
           <wp:inline distT="0" distB="0" distL="0" distR="0" wp14:anchorId="376D6044" wp14:editId="560D8496">
             <wp:extent cx="4910929" cy="2019300"/>
@@ -22235,7 +23194,7 @@
       <w:pPr>
         <w:pStyle w:val="Referinte"/>
       </w:pPr>
-      <w:bookmarkStart w:id="87" w:name="_Toc199591690"/>
+      <w:bookmarkStart w:id="91" w:name="_Toc199700768"/>
       <w:r>
         <w:t xml:space="preserve">Secvență de cod </w:t>
       </w:r>
@@ -22284,7 +23243,7 @@
       <w:r>
         <w:t>Validarea codului de resetare trimis pe email</w:t>
       </w:r>
-      <w:bookmarkEnd w:id="87"/>
+      <w:bookmarkEnd w:id="91"/>
     </w:p>
     <w:p>
       <w:pPr>
@@ -22380,7 +23339,7 @@
       <w:pPr>
         <w:pStyle w:val="Referinte"/>
       </w:pPr>
-      <w:bookmarkStart w:id="88" w:name="_Toc199591691"/>
+      <w:bookmarkStart w:id="92" w:name="_Toc199700769"/>
       <w:r>
         <w:t xml:space="preserve">Secvență de cod </w:t>
       </w:r>
@@ -22429,7 +23388,7 @@
       <w:r>
         <w:t xml:space="preserve"> Rescrierea parolei și confirmarea cu email de siguranță</w:t>
       </w:r>
-      <w:bookmarkEnd w:id="88"/>
+      <w:bookmarkEnd w:id="92"/>
     </w:p>
     <w:p>
       <w:pPr>
@@ -22444,6 +23403,7 @@
         <w:ind w:firstLine="0"/>
         <w:jc w:val="center"/>
       </w:pPr>
+      <w:bookmarkStart w:id="93" w:name="Figura4_3"/>
       <w:r>
         <w:rPr>
           <w:b/>
@@ -22452,6 +23412,7 @@
           <w:sz w:val="24"/>
           <w:szCs w:val="24"/>
         </w:rPr>
+        <w:lastRenderedPageBreak/>
         <w:drawing>
           <wp:inline distT="0" distB="0" distL="0" distR="0" wp14:anchorId="7C016931" wp14:editId="0AD7CCF2">
             <wp:extent cx="5442078" cy="2349500"/>
@@ -22494,6 +23455,65 @@
           </wp:inline>
         </w:drawing>
       </w:r>
+      <w:bookmarkEnd w:id="93"/>
+    </w:p>
+    <w:p>
+      <w:pPr>
+        <w:pStyle w:val="Referinte"/>
+      </w:pPr>
+      <w:bookmarkStart w:id="94" w:name="_Toc199700746"/>
+      <w:r>
+        <w:t xml:space="preserve">Figura </w:t>
+      </w:r>
+      <w:r>
+        <w:fldChar w:fldCharType="begin"/>
+      </w:r>
+      <w:r>
+        <w:instrText xml:space="preserve"> STYLEREF 1 \s </w:instrText>
+      </w:r>
+      <w:r>
+        <w:fldChar w:fldCharType="separate"/>
+      </w:r>
+      <w:r>
+        <w:rPr>
+          <w:noProof/>
+        </w:rPr>
+        <w:t>4</w:t>
+      </w:r>
+      <w:r>
+        <w:fldChar w:fldCharType="end"/>
+      </w:r>
+      <w:r>
+        <w:t>.</w:t>
+      </w:r>
+      <w:r>
+        <w:fldChar w:fldCharType="begin"/>
+      </w:r>
+      <w:r>
+        <w:instrText xml:space="preserve"> SEQ Figura \* ARABIC \s 1 </w:instrText>
+      </w:r>
+      <w:r>
+        <w:fldChar w:fldCharType="separate"/>
+      </w:r>
+      <w:r>
+        <w:rPr>
+          <w:noProof/>
+        </w:rPr>
+        <w:t>3</w:t>
+      </w:r>
+      <w:r>
+        <w:fldChar w:fldCharType="end"/>
+      </w:r>
+      <w:r>
+        <w:t xml:space="preserve"> </w:t>
+      </w:r>
+      <w:r>
+        <w:t>Interfața de login</w:t>
+      </w:r>
+      <w:r>
+        <w:t xml:space="preserve"> și modalul de resetare a parolei</w:t>
+      </w:r>
+      <w:bookmarkEnd w:id="94"/>
     </w:p>
     <w:p>
       <w:pPr>
@@ -22503,9 +23523,139 @@
           <w:bCs/>
         </w:rPr>
       </w:pPr>
-      <w:bookmarkStart w:id="89" w:name="_Toc199592237"/>
-      <w:r>
-        <w:t xml:space="preserve">Figura </w:t>
+    </w:p>
+    <w:p>
+      <w:pPr>
+        <w:pStyle w:val="Heading3"/>
+      </w:pPr>
+      <w:bookmarkStart w:id="95" w:name="_Toc199700734"/>
+      <w:r>
+        <w:t>Editarea datelor personale și schimbarea parolei</w:t>
+      </w:r>
+      <w:bookmarkEnd w:id="95"/>
+    </w:p>
+    <w:p>
+      <w:pPr>
+        <w:jc w:val="left"/>
+      </w:pPr>
+      <w:r>
+        <w:t>Aplicația CraftCircle permite utilizatorilor, dar și administratorilor, să își actualizeze datele personale și să își schimbe parola în mod securizat. Aceste acțiuni sunt accesibile din meniul de tip dropdown al Navbarului, fiecare fiind gestionată prin modaluri dedicate și apeluri către backend.</w:t>
+      </w:r>
+    </w:p>
+    <w:p/>
+    <w:p>
+      <w:pPr>
+        <w:pStyle w:val="Heading4"/>
+        <w:rPr>
+          <w:b/>
+          <w:bCs/>
+        </w:rPr>
+      </w:pPr>
+      <w:r>
+        <w:rPr>
+          <w:b/>
+          <w:bCs/>
+        </w:rPr>
+        <w:t>Editarea datelor personale</w:t>
+      </w:r>
+    </w:p>
+    <w:p>
+      <w:pPr>
+        <w:spacing w:after="160" w:line="259" w:lineRule="auto"/>
+        <w:ind w:firstLine="708"/>
+      </w:pPr>
+      <w:r>
+        <w:t>Utilizatorii standard pot edita informațiile de profil (țară, oraș și descriere) printr-un modal ce preia automat datele curente și le permite actualizarea</w:t>
+      </w:r>
+      <w:r>
+        <w:t xml:space="preserve"> (F</w:t>
+      </w:r>
+      <w:r>
+        <w:t>igura</w:t>
+      </w:r>
+      <w:r>
+        <w:t>)</w:t>
+      </w:r>
+      <w:r>
+        <w:t xml:space="preserve">. Țările </w:t>
+      </w:r>
+      <w:r>
+        <w:t xml:space="preserve">și orașele sunt încărcate în mod similar ca în pagina de adăugare a datelor adiționale în urma înregistrării. </w:t>
+      </w:r>
+      <w:r>
+        <w:t>Datele noi sunt trimise către backend</w:t>
+      </w:r>
+      <w:r>
+        <w:t>,</w:t>
+      </w:r>
+      <w:r>
+        <w:t xml:space="preserve"> la ruta „users/update-profile”</w:t>
+      </w:r>
+      <w:r>
+        <w:t>, unde sunt reactualizate campurile corespunzătoare</w:t>
+      </w:r>
+      <w:r>
+        <w:t>.</w:t>
+      </w:r>
+    </w:p>
+    <w:p>
+      <w:pPr>
+        <w:keepNext/>
+        <w:spacing w:after="160" w:line="259" w:lineRule="auto"/>
+        <w:ind w:firstLine="708"/>
+        <w:jc w:val="center"/>
+      </w:pPr>
+      <w:r>
+        <w:rPr>
+          <w:b/>
+          <w:bCs/>
+          <w:sz w:val="24"/>
+          <w:szCs w:val="24"/>
+        </w:rPr>
+        <w:drawing>
+          <wp:inline distT="0" distB="0" distL="0" distR="0" wp14:anchorId="3878279D" wp14:editId="02AB30BC">
+            <wp:extent cx="3481387" cy="2816029"/>
+            <wp:effectExtent l="0" t="0" r="5080" b="3810"/>
+            <wp:docPr id="36" name="Picture 36"/>
+            <wp:cNvGraphicFramePr>
+              <a:graphicFrameLocks xmlns:a="http://schemas.openxmlformats.org/drawingml/2006/main" noChangeAspect="1"/>
+            </wp:cNvGraphicFramePr>
+            <a:graphic xmlns:a="http://schemas.openxmlformats.org/drawingml/2006/main">
+              <a:graphicData uri="http://schemas.openxmlformats.org/drawingml/2006/picture">
+                <pic:pic xmlns:pic="http://schemas.openxmlformats.org/drawingml/2006/picture">
+                  <pic:nvPicPr>
+                    <pic:cNvPr id="1" name=""/>
+                    <pic:cNvPicPr/>
+                  </pic:nvPicPr>
+                  <pic:blipFill>
+                    <a:blip r:embed="rId41"/>
+                    <a:stretch>
+                      <a:fillRect/>
+                    </a:stretch>
+                  </pic:blipFill>
+                  <pic:spPr>
+                    <a:xfrm>
+                      <a:off x="0" y="0"/>
+                      <a:ext cx="3504591" cy="2834798"/>
+                    </a:xfrm>
+                    <a:prstGeom prst="rect">
+                      <a:avLst/>
+                    </a:prstGeom>
+                  </pic:spPr>
+                </pic:pic>
+              </a:graphicData>
+            </a:graphic>
+          </wp:inline>
+        </w:drawing>
+      </w:r>
+    </w:p>
+    <w:p>
+      <w:pPr>
+        <w:pStyle w:val="Referinte"/>
+      </w:pPr>
+      <w:bookmarkStart w:id="96" w:name="_Toc199700770"/>
+      <w:r>
+        <w:t xml:space="preserve">Secvență de cod </w:t>
       </w:r>
       <w:r>
         <w:fldChar w:fldCharType="begin"/>
@@ -22532,7 +23682,7 @@
         <w:fldChar w:fldCharType="begin"/>
       </w:r>
       <w:r>
-        <w:instrText xml:space="preserve"> SEQ Figura \* ARABIC \s 1 </w:instrText>
+        <w:instrText xml:space="preserve"> SEQ Secvență_de_cod \* ARABIC \s 1 </w:instrText>
       </w:r>
       <w:r>
         <w:fldChar w:fldCharType="separate"/>
@@ -22541,57 +23691,753 @@
         <w:rPr>
           <w:noProof/>
         </w:rPr>
-        <w:t>3</w:t>
+        <w:t>23</w:t>
       </w:r>
       <w:r>
         <w:fldChar w:fldCharType="end"/>
       </w:r>
       <w:r>
+        <w:t xml:space="preserve"> Preluarea dinamică a țărilor și orașelor</w:t>
+      </w:r>
+      <w:bookmarkEnd w:id="96"/>
+    </w:p>
+    <w:p>
+      <w:pPr>
+        <w:keepNext/>
+        <w:spacing w:after="160" w:line="259" w:lineRule="auto"/>
+        <w:ind w:firstLine="708"/>
+        <w:jc w:val="center"/>
+      </w:pPr>
+      <w:r>
+        <w:rPr>
+          <w:b/>
+          <w:bCs/>
+          <w:sz w:val="24"/>
+          <w:szCs w:val="24"/>
+        </w:rPr>
+        <w:lastRenderedPageBreak/>
+        <w:drawing>
+          <wp:inline distT="0" distB="0" distL="0" distR="0" wp14:anchorId="3D873908" wp14:editId="65196B4E">
+            <wp:extent cx="3037753" cy="1909445"/>
+            <wp:effectExtent l="0" t="0" r="0" b="0"/>
+            <wp:docPr id="37" name="Picture 37"/>
+            <wp:cNvGraphicFramePr>
+              <a:graphicFrameLocks xmlns:a="http://schemas.openxmlformats.org/drawingml/2006/main" noChangeAspect="1"/>
+            </wp:cNvGraphicFramePr>
+            <a:graphic xmlns:a="http://schemas.openxmlformats.org/drawingml/2006/main">
+              <a:graphicData uri="http://schemas.openxmlformats.org/drawingml/2006/picture">
+                <pic:pic xmlns:pic="http://schemas.openxmlformats.org/drawingml/2006/picture">
+                  <pic:nvPicPr>
+                    <pic:cNvPr id="1" name=""/>
+                    <pic:cNvPicPr/>
+                  </pic:nvPicPr>
+                  <pic:blipFill>
+                    <a:blip r:embed="rId42"/>
+                    <a:stretch>
+                      <a:fillRect/>
+                    </a:stretch>
+                  </pic:blipFill>
+                  <pic:spPr>
+                    <a:xfrm>
+                      <a:off x="0" y="0"/>
+                      <a:ext cx="3046720" cy="1915081"/>
+                    </a:xfrm>
+                    <a:prstGeom prst="rect">
+                      <a:avLst/>
+                    </a:prstGeom>
+                  </pic:spPr>
+                </pic:pic>
+              </a:graphicData>
+            </a:graphic>
+          </wp:inline>
+        </w:drawing>
+      </w:r>
+    </w:p>
+    <w:p>
+      <w:pPr>
+        <w:pStyle w:val="Referinte"/>
+      </w:pPr>
+      <w:bookmarkStart w:id="97" w:name="_Toc199700771"/>
+      <w:r>
+        <w:t xml:space="preserve">Secvență de cod </w:t>
+      </w:r>
+      <w:r>
+        <w:fldChar w:fldCharType="begin"/>
+      </w:r>
+      <w:r>
+        <w:instrText xml:space="preserve"> STYLEREF 1 \s </w:instrText>
+      </w:r>
+      <w:r>
+        <w:fldChar w:fldCharType="separate"/>
+      </w:r>
+      <w:r>
+        <w:rPr>
+          <w:noProof/>
+        </w:rPr>
+        <w:t>4</w:t>
+      </w:r>
+      <w:r>
+        <w:fldChar w:fldCharType="end"/>
+      </w:r>
+      <w:r>
+        <w:t>.</w:t>
+      </w:r>
+      <w:r>
+        <w:fldChar w:fldCharType="begin"/>
+      </w:r>
+      <w:r>
+        <w:instrText xml:space="preserve"> SEQ Secvență_de_cod \* ARABIC \s 1 </w:instrText>
+      </w:r>
+      <w:r>
+        <w:fldChar w:fldCharType="separate"/>
+      </w:r>
+      <w:r>
+        <w:rPr>
+          <w:noProof/>
+        </w:rPr>
+        <w:t>24</w:t>
+      </w:r>
+      <w:r>
+        <w:fldChar w:fldCharType="end"/>
+      </w:r>
+      <w:r>
+        <w:t xml:space="preserve"> Trimiterea datelor modificate către backend</w:t>
+      </w:r>
+      <w:bookmarkEnd w:id="97"/>
+    </w:p>
+    <w:p>
+      <w:pPr>
+        <w:pStyle w:val="Heading4"/>
+        <w:rPr>
+          <w:b/>
+          <w:bCs/>
+        </w:rPr>
+      </w:pPr>
+      <w:r>
+        <w:rPr>
+          <w:b/>
+          <w:bCs/>
+        </w:rPr>
+        <w:t xml:space="preserve">Schimbarea parolei </w:t>
+      </w:r>
+    </w:p>
+    <w:p>
+      <w:pPr>
+        <w:pStyle w:val="Text"/>
+      </w:pPr>
+      <w:r>
+        <w:t xml:space="preserve">Aplicația oferă posibilitatea </w:t>
+      </w:r>
+      <w:r>
+        <w:rPr>
+          <w:rStyle w:val="Strong"/>
+          <w:b w:val="0"/>
+          <w:bCs w:val="0"/>
+        </w:rPr>
+        <w:t>schimbării parolei</w:t>
+      </w:r>
+      <w:r>
+        <w:t xml:space="preserve"> pentru ambele tipuri de conturi (utilizator standard și administrator), folosind o </w:t>
+      </w:r>
+      <w:r>
+        <w:rPr>
+          <w:rStyle w:val="Strong"/>
+          <w:b w:val="0"/>
+          <w:bCs w:val="0"/>
+        </w:rPr>
+        <w:t>componentă unificată</w:t>
+      </w:r>
+      <w:r>
         <w:t xml:space="preserve"> </w:t>
       </w:r>
       <w:r>
-        <w:t>Interfața de login</w:t>
-      </w:r>
-      <w:r>
-        <w:t xml:space="preserve"> și modalul de resetare a parolei</w:t>
-      </w:r>
-      <w:bookmarkEnd w:id="89"/>
-    </w:p>
-    <w:p>
-      <w:pPr>
+        <w:rPr>
+          <w:rStyle w:val="HTMLCode"/>
+          <w:rFonts w:ascii="Arial" w:eastAsia="Arial" w:hAnsi="Arial" w:cs="Arial"/>
+          <w:sz w:val="24"/>
+          <w:szCs w:val="24"/>
+        </w:rPr>
+        <w:t>PasswordModal.js</w:t>
+      </w:r>
+      <w:r>
+        <w:t>.</w:t>
+      </w:r>
+      <w:r>
+        <w:t xml:space="preserve"> </w:t>
+      </w:r>
+      <w:r>
+        <w:t xml:space="preserve">Acest modal poate fi accesat din meniul dropdown din Navbar, iar comportamentul intern este controlat printr-un parametru boolean </w:t>
+      </w:r>
+      <w:r>
+        <w:rPr>
+          <w:rStyle w:val="HTMLCode"/>
+          <w:rFonts w:ascii="Arial" w:eastAsia="Arial" w:hAnsi="Arial" w:cs="Arial"/>
+          <w:sz w:val="24"/>
+          <w:szCs w:val="24"/>
+        </w:rPr>
+        <w:t>isAdmin</w:t>
+      </w:r>
+      <w:r>
+        <w:rPr>
+          <w:rStyle w:val="HTMLCode"/>
+          <w:rFonts w:ascii="Arial" w:eastAsia="Arial" w:hAnsi="Arial" w:cs="Arial"/>
+          <w:sz w:val="24"/>
+          <w:szCs w:val="24"/>
+        </w:rPr>
+        <w:t>, importat din UserContext</w:t>
+      </w:r>
+      <w:r>
+        <w:t>, care determină dacă apelul către backend trebuie să se adreseze rutei pentru utilizatori sau celei pentru administratori.</w:t>
+      </w:r>
+    </w:p>
+    <w:p>
+      <w:pPr>
+        <w:pStyle w:val="Text"/>
+      </w:pPr>
+      <w:r>
+        <w:t>Componenta permite introducerea parolei vechi, a noii parole și a confirmării acesteia</w:t>
+      </w:r>
+      <w:r>
+        <w:t xml:space="preserve"> (</w:t>
+      </w:r>
+      <w:hyperlink w:anchor="Figura4_4" w:history="1">
+        <w:r>
+          <w:rPr>
+            <w:rStyle w:val="Hyperlink"/>
+          </w:rPr>
+          <w:t>Figura</w:t>
+        </w:r>
+        <w:r>
+          <w:rPr>
+            <w:rStyle w:val="Hyperlink"/>
+          </w:rPr>
+          <w:t xml:space="preserve"> 4.4</w:t>
+        </w:r>
+      </w:hyperlink>
+      <w:r>
+        <w:t>)</w:t>
+      </w:r>
+      <w:r>
+        <w:t>. Pentru creșterea gradului de securitate, în momentul completării câmpului pentru parolă nouă, se aplică o validare locală care verifică dacă parola are cel puțin 8 caractere, o literă mare, o cifră și un caracter special. Această validare este realizată printr-o expresie regulată aplicată direct în frontend</w:t>
+      </w:r>
+      <w:r>
+        <w:t>.</w:t>
+      </w:r>
+    </w:p>
+    <w:p>
+      <w:pPr>
+        <w:pStyle w:val="Text"/>
+        <w:keepNext/>
+        <w:jc w:val="center"/>
+      </w:pPr>
+      <w:r>
+        <w:drawing>
+          <wp:inline distT="0" distB="0" distL="0" distR="0" wp14:anchorId="1C42A6BC" wp14:editId="0A6A31DD">
+            <wp:extent cx="5262565" cy="864258"/>
+            <wp:effectExtent l="0" t="0" r="0" b="0"/>
+            <wp:docPr id="38" name="Picture 38"/>
+            <wp:cNvGraphicFramePr>
+              <a:graphicFrameLocks xmlns:a="http://schemas.openxmlformats.org/drawingml/2006/main" noChangeAspect="1"/>
+            </wp:cNvGraphicFramePr>
+            <a:graphic xmlns:a="http://schemas.openxmlformats.org/drawingml/2006/main">
+              <a:graphicData uri="http://schemas.openxmlformats.org/drawingml/2006/picture">
+                <pic:pic xmlns:pic="http://schemas.openxmlformats.org/drawingml/2006/picture">
+                  <pic:nvPicPr>
+                    <pic:cNvPr id="1" name=""/>
+                    <pic:cNvPicPr/>
+                  </pic:nvPicPr>
+                  <pic:blipFill>
+                    <a:blip r:embed="rId43"/>
+                    <a:stretch>
+                      <a:fillRect/>
+                    </a:stretch>
+                  </pic:blipFill>
+                  <pic:spPr>
+                    <a:xfrm>
+                      <a:off x="0" y="0"/>
+                      <a:ext cx="5291718" cy="869046"/>
+                    </a:xfrm>
+                    <a:prstGeom prst="rect">
+                      <a:avLst/>
+                    </a:prstGeom>
+                  </pic:spPr>
+                </pic:pic>
+              </a:graphicData>
+            </a:graphic>
+          </wp:inline>
+        </w:drawing>
+      </w:r>
+    </w:p>
+    <w:p>
+      <w:pPr>
+        <w:pStyle w:val="Referinte"/>
+      </w:pPr>
+      <w:bookmarkStart w:id="98" w:name="_Toc199700772"/>
+      <w:r>
+        <w:t xml:space="preserve">Secvență de cod </w:t>
+      </w:r>
+      <w:r>
+        <w:fldChar w:fldCharType="begin"/>
+      </w:r>
+      <w:r>
+        <w:instrText xml:space="preserve"> STYLEREF 1 \s </w:instrText>
+      </w:r>
+      <w:r>
+        <w:fldChar w:fldCharType="separate"/>
+      </w:r>
+      <w:r>
+        <w:rPr>
+          <w:noProof/>
+        </w:rPr>
+        <w:t>4</w:t>
+      </w:r>
+      <w:r>
+        <w:fldChar w:fldCharType="end"/>
+      </w:r>
+      <w:r>
+        <w:t>.</w:t>
+      </w:r>
+      <w:r>
+        <w:fldChar w:fldCharType="begin"/>
+      </w:r>
+      <w:r>
+        <w:instrText xml:space="preserve"> SEQ Secvență_de_cod \* ARABIC \s 1 </w:instrText>
+      </w:r>
+      <w:r>
+        <w:fldChar w:fldCharType="separate"/>
+      </w:r>
+      <w:r>
+        <w:rPr>
+          <w:noProof/>
+        </w:rPr>
+        <w:t>25</w:t>
+      </w:r>
+      <w:r>
+        <w:fldChar w:fldCharType="end"/>
+      </w:r>
+      <w:r>
+        <w:t xml:space="preserve"> </w:t>
+      </w:r>
+      <w:r>
+        <w:t>Validarea complexității parolei înainte de trimitere</w:t>
+      </w:r>
+      <w:bookmarkEnd w:id="98"/>
+    </w:p>
+    <w:p>
+      <w:pPr>
+        <w:pStyle w:val="Text"/>
+      </w:pPr>
+      <w:r>
+        <w:t xml:space="preserve">Dacă toate condițiile sunt îndeplinite și parolele noi coincid, datele sunt trimise către backend printr-un request </w:t>
+      </w:r>
+      <w:r>
+        <w:rPr>
+          <w:rStyle w:val="HTMLCode"/>
+          <w:rFonts w:ascii="Arial" w:eastAsia="Arial" w:hAnsi="Arial" w:cs="Arial"/>
+          <w:sz w:val="24"/>
+          <w:szCs w:val="24"/>
+        </w:rPr>
+        <w:t>POST</w:t>
+      </w:r>
+      <w:r>
+        <w:t>, iar endpoint-ul este ales dinamic, în funcție de tipul contului.</w:t>
+      </w:r>
+      <w:r>
+        <w:t xml:space="preserve"> C</w:t>
+      </w:r>
+      <w:r>
+        <w:t xml:space="preserve">omponenta detectează automat dacă utilizatorul este administrator sau utilizator obișnuit, folosind valorile obținute din </w:t>
+      </w:r>
+      <w:r>
+        <w:rPr>
+          <w:rStyle w:val="HTMLCode"/>
+          <w:rFonts w:ascii="Arial" w:eastAsia="Arial" w:hAnsi="Arial" w:cs="Arial"/>
+          <w:sz w:val="24"/>
+          <w:szCs w:val="24"/>
+        </w:rPr>
+        <w:t>UserContext</w:t>
+      </w:r>
+      <w:r>
+        <w:t>, iar datele sunt serializate în format JSON</w:t>
+      </w:r>
+      <w:r>
+        <w:t>.</w:t>
+      </w:r>
+    </w:p>
+    <w:p>
+      <w:pPr>
+        <w:keepNext/>
         <w:spacing w:after="160" w:line="259" w:lineRule="auto"/>
         <w:ind w:firstLine="0"/>
+        <w:jc w:val="center"/>
+      </w:pPr>
+      <w:r>
         <w:rPr>
           <w:b/>
           <w:bCs/>
           <w:sz w:val="24"/>
           <w:szCs w:val="24"/>
         </w:rPr>
-      </w:pPr>
-    </w:p>
-    <w:p>
-      <w:pPr>
+        <w:drawing>
+          <wp:inline distT="0" distB="0" distL="0" distR="0" wp14:anchorId="21C401B3" wp14:editId="44820970">
+            <wp:extent cx="3889638" cy="938711"/>
+            <wp:effectExtent l="0" t="0" r="0" b="0"/>
+            <wp:docPr id="39" name="Picture 39"/>
+            <wp:cNvGraphicFramePr>
+              <a:graphicFrameLocks xmlns:a="http://schemas.openxmlformats.org/drawingml/2006/main" noChangeAspect="1"/>
+            </wp:cNvGraphicFramePr>
+            <a:graphic xmlns:a="http://schemas.openxmlformats.org/drawingml/2006/main">
+              <a:graphicData uri="http://schemas.openxmlformats.org/drawingml/2006/picture">
+                <pic:pic xmlns:pic="http://schemas.openxmlformats.org/drawingml/2006/picture">
+                  <pic:nvPicPr>
+                    <pic:cNvPr id="1" name=""/>
+                    <pic:cNvPicPr/>
+                  </pic:nvPicPr>
+                  <pic:blipFill>
+                    <a:blip r:embed="rId44"/>
+                    <a:stretch>
+                      <a:fillRect/>
+                    </a:stretch>
+                  </pic:blipFill>
+                  <pic:spPr>
+                    <a:xfrm>
+                      <a:off x="0" y="0"/>
+                      <a:ext cx="3916647" cy="945229"/>
+                    </a:xfrm>
+                    <a:prstGeom prst="rect">
+                      <a:avLst/>
+                    </a:prstGeom>
+                  </pic:spPr>
+                </pic:pic>
+              </a:graphicData>
+            </a:graphic>
+          </wp:inline>
+        </w:drawing>
+      </w:r>
+    </w:p>
+    <w:p>
+      <w:pPr>
+        <w:pStyle w:val="Referinte"/>
+        <w:rPr>
+          <w:b/>
+          <w:bCs/>
+        </w:rPr>
+      </w:pPr>
+      <w:bookmarkStart w:id="99" w:name="_Toc199700773"/>
+      <w:r>
+        <w:t xml:space="preserve">Secvență de cod </w:t>
+      </w:r>
+      <w:r>
+        <w:fldChar w:fldCharType="begin"/>
+      </w:r>
+      <w:r>
+        <w:instrText xml:space="preserve"> STYLEREF 1 \s </w:instrText>
+      </w:r>
+      <w:r>
+        <w:fldChar w:fldCharType="separate"/>
+      </w:r>
+      <w:r>
+        <w:rPr>
+          <w:noProof/>
+        </w:rPr>
+        <w:t>4</w:t>
+      </w:r>
+      <w:r>
+        <w:fldChar w:fldCharType="end"/>
+      </w:r>
+      <w:r>
+        <w:t>.</w:t>
+      </w:r>
+      <w:r>
+        <w:fldChar w:fldCharType="begin"/>
+      </w:r>
+      <w:r>
+        <w:instrText xml:space="preserve"> SEQ Secvență_de_cod \* ARABIC \s 1 </w:instrText>
+      </w:r>
+      <w:r>
+        <w:fldChar w:fldCharType="separate"/>
+      </w:r>
+      <w:r>
+        <w:rPr>
+          <w:noProof/>
+        </w:rPr>
+        <w:t>26</w:t>
+      </w:r>
+      <w:r>
+        <w:fldChar w:fldCharType="end"/>
+      </w:r>
+      <w:r>
+        <w:t xml:space="preserve"> </w:t>
+      </w:r>
+      <w:r>
+        <w:t>Accesarea contextului utilizatorului</w:t>
+      </w:r>
+      <w:bookmarkEnd w:id="99"/>
+    </w:p>
+    <w:p>
+      <w:pPr>
+        <w:keepNext/>
         <w:spacing w:after="160" w:line="259" w:lineRule="auto"/>
         <w:ind w:firstLine="0"/>
+        <w:jc w:val="center"/>
+      </w:pPr>
+      <w:r>
         <w:rPr>
           <w:b/>
           <w:bCs/>
           <w:sz w:val="24"/>
           <w:szCs w:val="24"/>
         </w:rPr>
-      </w:pPr>
-    </w:p>
-    <w:p>
-      <w:pPr>
+        <w:lastRenderedPageBreak/>
+        <w:drawing>
+          <wp:inline distT="0" distB="0" distL="0" distR="0" wp14:anchorId="66A57AF2" wp14:editId="756A76A5">
+            <wp:extent cx="3214687" cy="1874684"/>
+            <wp:effectExtent l="0" t="0" r="5080" b="0"/>
+            <wp:docPr id="40" name="Picture 40"/>
+            <wp:cNvGraphicFramePr>
+              <a:graphicFrameLocks xmlns:a="http://schemas.openxmlformats.org/drawingml/2006/main" noChangeAspect="1"/>
+            </wp:cNvGraphicFramePr>
+            <a:graphic xmlns:a="http://schemas.openxmlformats.org/drawingml/2006/main">
+              <a:graphicData uri="http://schemas.openxmlformats.org/drawingml/2006/picture">
+                <pic:pic xmlns:pic="http://schemas.openxmlformats.org/drawingml/2006/picture">
+                  <pic:nvPicPr>
+                    <pic:cNvPr id="1" name=""/>
+                    <pic:cNvPicPr/>
+                  </pic:nvPicPr>
+                  <pic:blipFill>
+                    <a:blip r:embed="rId45"/>
+                    <a:stretch>
+                      <a:fillRect/>
+                    </a:stretch>
+                  </pic:blipFill>
+                  <pic:spPr>
+                    <a:xfrm>
+                      <a:off x="0" y="0"/>
+                      <a:ext cx="3219610" cy="1877555"/>
+                    </a:xfrm>
+                    <a:prstGeom prst="rect">
+                      <a:avLst/>
+                    </a:prstGeom>
+                  </pic:spPr>
+                </pic:pic>
+              </a:graphicData>
+            </a:graphic>
+          </wp:inline>
+        </w:drawing>
+      </w:r>
+    </w:p>
+    <w:p>
+      <w:pPr>
+        <w:pStyle w:val="Referinte"/>
+        <w:rPr>
+          <w:b/>
+          <w:bCs/>
+        </w:rPr>
+      </w:pPr>
+      <w:bookmarkStart w:id="100" w:name="_Toc199700774"/>
+      <w:r>
+        <w:t xml:space="preserve">Secvență de cod </w:t>
+      </w:r>
+      <w:r>
+        <w:fldChar w:fldCharType="begin"/>
+      </w:r>
+      <w:r>
+        <w:instrText xml:space="preserve"> STYLEREF 1 \s </w:instrText>
+      </w:r>
+      <w:r>
+        <w:fldChar w:fldCharType="separate"/>
+      </w:r>
+      <w:r>
+        <w:rPr>
+          <w:noProof/>
+        </w:rPr>
+        <w:t>4</w:t>
+      </w:r>
+      <w:r>
+        <w:fldChar w:fldCharType="end"/>
+      </w:r>
+      <w:r>
+        <w:t>.</w:t>
+      </w:r>
+      <w:r>
+        <w:fldChar w:fldCharType="begin"/>
+      </w:r>
+      <w:r>
+        <w:instrText xml:space="preserve"> SEQ Secvență_de_cod \* ARABIC \s 1 </w:instrText>
+      </w:r>
+      <w:r>
+        <w:fldChar w:fldCharType="separate"/>
+      </w:r>
+      <w:r>
+        <w:rPr>
+          <w:noProof/>
+        </w:rPr>
+        <w:t>27</w:t>
+      </w:r>
+      <w:r>
+        <w:fldChar w:fldCharType="end"/>
+      </w:r>
+      <w:r>
+        <w:t xml:space="preserve"> </w:t>
+      </w:r>
+      <w:r>
+        <w:t>Trimiterea cererii de actualizare a parolei către backend</w:t>
+      </w:r>
+      <w:bookmarkEnd w:id="100"/>
+    </w:p>
+    <w:p>
+      <w:pPr>
+        <w:pStyle w:val="Text"/>
+      </w:pPr>
+      <w:r>
+        <w:t xml:space="preserve">După validări și actualizarea parolei în baza de date, serverul trimite automat un email de confirmare folosind </w:t>
+      </w:r>
+      <w:r>
+        <w:rPr>
+          <w:rStyle w:val="HTMLCode"/>
+          <w:rFonts w:ascii="Arial" w:eastAsia="Arial" w:hAnsi="Arial" w:cs="Arial"/>
+          <w:sz w:val="24"/>
+          <w:szCs w:val="24"/>
+        </w:rPr>
+        <w:t>Nodemailer</w:t>
+      </w:r>
+      <w:r>
+        <w:t>. Această confirmare este importantă pentru notificarea utilizatorului în cazul în care modificarea nu a fost autorizată de el</w:t>
+      </w:r>
+      <w:r>
+        <w:t>.</w:t>
+      </w:r>
+    </w:p>
+    <w:p>
+      <w:pPr>
+        <w:keepNext/>
         <w:spacing w:after="160" w:line="259" w:lineRule="auto"/>
         <w:ind w:firstLine="0"/>
+        <w:jc w:val="center"/>
+      </w:pPr>
+      <w:r>
         <w:rPr>
           <w:b/>
           <w:bCs/>
           <w:sz w:val="24"/>
           <w:szCs w:val="24"/>
         </w:rPr>
-      </w:pPr>
+        <w:drawing>
+          <wp:inline distT="0" distB="0" distL="0" distR="0" wp14:anchorId="26251C29" wp14:editId="6E10D0BD">
+            <wp:extent cx="4005262" cy="3088931"/>
+            <wp:effectExtent l="0" t="0" r="0" b="0"/>
+            <wp:docPr id="42" name="Picture 42"/>
+            <wp:cNvGraphicFramePr>
+              <a:graphicFrameLocks xmlns:a="http://schemas.openxmlformats.org/drawingml/2006/main" noChangeAspect="1"/>
+            </wp:cNvGraphicFramePr>
+            <a:graphic xmlns:a="http://schemas.openxmlformats.org/drawingml/2006/main">
+              <a:graphicData uri="http://schemas.openxmlformats.org/drawingml/2006/picture">
+                <pic:pic xmlns:pic="http://schemas.openxmlformats.org/drawingml/2006/picture">
+                  <pic:nvPicPr>
+                    <pic:cNvPr id="1" name=""/>
+                    <pic:cNvPicPr/>
+                  </pic:nvPicPr>
+                  <pic:blipFill>
+                    <a:blip r:embed="rId46"/>
+                    <a:stretch>
+                      <a:fillRect/>
+                    </a:stretch>
+                  </pic:blipFill>
+                  <pic:spPr>
+                    <a:xfrm>
+                      <a:off x="0" y="0"/>
+                      <a:ext cx="4012996" cy="3094896"/>
+                    </a:xfrm>
+                    <a:prstGeom prst="rect">
+                      <a:avLst/>
+                    </a:prstGeom>
+                  </pic:spPr>
+                </pic:pic>
+              </a:graphicData>
+            </a:graphic>
+          </wp:inline>
+        </w:drawing>
+      </w:r>
+    </w:p>
+    <w:p>
+      <w:pPr>
+        <w:pStyle w:val="Referinte"/>
+        <w:rPr>
+          <w:b/>
+          <w:bCs/>
+        </w:rPr>
+      </w:pPr>
+      <w:bookmarkStart w:id="101" w:name="_Toc199700775"/>
+      <w:r>
+        <w:t xml:space="preserve">Secvență de cod </w:t>
+      </w:r>
+      <w:r>
+        <w:fldChar w:fldCharType="begin"/>
+      </w:r>
+      <w:r>
+        <w:instrText xml:space="preserve"> STYLEREF 1 \s </w:instrText>
+      </w:r>
+      <w:r>
+        <w:fldChar w:fldCharType="separate"/>
+      </w:r>
+      <w:r>
+        <w:rPr>
+          <w:noProof/>
+        </w:rPr>
+        <w:t>4</w:t>
+      </w:r>
+      <w:r>
+        <w:fldChar w:fldCharType="end"/>
+      </w:r>
+      <w:r>
+        <w:t>.</w:t>
+      </w:r>
+      <w:r>
+        <w:fldChar w:fldCharType="begin"/>
+      </w:r>
+      <w:r>
+        <w:instrText xml:space="preserve"> SEQ Secvență_de_cod \* ARABIC \s 1 </w:instrText>
+      </w:r>
+      <w:r>
+        <w:fldChar w:fldCharType="separate"/>
+      </w:r>
+      <w:r>
+        <w:rPr>
+          <w:noProof/>
+        </w:rPr>
+        <w:t>28</w:t>
+      </w:r>
+      <w:r>
+        <w:fldChar w:fldCharType="end"/>
+      </w:r>
+      <w:r>
+        <w:t xml:space="preserve"> </w:t>
+      </w:r>
+      <w:r>
+        <w:t>Verificarea parolei vechi</w:t>
+      </w:r>
+      <w:r>
+        <w:t xml:space="preserve">, </w:t>
+      </w:r>
+      <w:r>
+        <w:t>actualizarea în baza de date (backend)</w:t>
+      </w:r>
+      <w:r>
+        <w:t>, trimiterea  mail-ului de confirmare</w:t>
+      </w:r>
+      <w:bookmarkEnd w:id="101"/>
+    </w:p>
+    <w:p>
+      <w:pPr>
+        <w:pStyle w:val="Text"/>
+        <w:rPr>
+          <w:b/>
+          <w:bCs/>
+        </w:rPr>
+      </w:pPr>
+      <w:r>
+        <w:t>În final, utilizatorul primește un mesaj de confirmare vizual în interfață, iar modalul se închide automat după câteva secunde.</w:t>
+      </w:r>
     </w:p>
     <w:p>
       <w:pPr>
@@ -22607,75 +24453,134 @@
     </w:p>
     <w:p>
       <w:pPr>
+        <w:keepNext/>
         <w:spacing w:after="160" w:line="259" w:lineRule="auto"/>
         <w:ind w:firstLine="0"/>
+        <w:jc w:val="center"/>
+      </w:pPr>
+      <w:bookmarkStart w:id="102" w:name="Figura4_4"/>
+      <w:r>
         <w:rPr>
           <w:b/>
           <w:bCs/>
           <w:sz w:val="24"/>
           <w:szCs w:val="24"/>
         </w:rPr>
-      </w:pPr>
-    </w:p>
-    <w:p>
-      <w:pPr>
-        <w:spacing w:after="160" w:line="259" w:lineRule="auto"/>
-        <w:ind w:firstLine="0"/>
+        <w:lastRenderedPageBreak/>
+        <w:drawing>
+          <wp:inline distT="0" distB="0" distL="0" distR="0" wp14:anchorId="0F6B2D5F" wp14:editId="0E945AB5">
+            <wp:extent cx="2022548" cy="2157095"/>
+            <wp:effectExtent l="0" t="0" r="0" b="0"/>
+            <wp:docPr id="43" name="Picture 43"/>
+            <wp:cNvGraphicFramePr>
+              <a:graphicFrameLocks xmlns:a="http://schemas.openxmlformats.org/drawingml/2006/main" noChangeAspect="1"/>
+            </wp:cNvGraphicFramePr>
+            <a:graphic xmlns:a="http://schemas.openxmlformats.org/drawingml/2006/main">
+              <a:graphicData uri="http://schemas.openxmlformats.org/drawingml/2006/picture">
+                <pic:pic xmlns:pic="http://schemas.openxmlformats.org/drawingml/2006/picture">
+                  <pic:nvPicPr>
+                    <pic:cNvPr id="1" name=""/>
+                    <pic:cNvPicPr/>
+                  </pic:nvPicPr>
+                  <pic:blipFill>
+                    <a:blip r:embed="rId47"/>
+                    <a:stretch>
+                      <a:fillRect/>
+                    </a:stretch>
+                  </pic:blipFill>
+                  <pic:spPr>
+                    <a:xfrm>
+                      <a:off x="0" y="0"/>
+                      <a:ext cx="2028973" cy="2163948"/>
+                    </a:xfrm>
+                    <a:prstGeom prst="rect">
+                      <a:avLst/>
+                    </a:prstGeom>
+                  </pic:spPr>
+                </pic:pic>
+              </a:graphicData>
+            </a:graphic>
+          </wp:inline>
+        </w:drawing>
+      </w:r>
+      <w:bookmarkEnd w:id="102"/>
+    </w:p>
+    <w:p>
+      <w:pPr>
+        <w:pStyle w:val="Referinte"/>
+      </w:pPr>
+      <w:bookmarkStart w:id="103" w:name="_Toc199700747"/>
+      <w:r>
+        <w:t xml:space="preserve">Figura </w:t>
+      </w:r>
+      <w:r>
+        <w:fldChar w:fldCharType="begin"/>
+      </w:r>
+      <w:r>
+        <w:instrText xml:space="preserve"> STYLEREF 1 \s </w:instrText>
+      </w:r>
+      <w:r>
+        <w:fldChar w:fldCharType="separate"/>
+      </w:r>
+      <w:r>
+        <w:rPr>
+          <w:noProof/>
+        </w:rPr>
+        <w:t>4</w:t>
+      </w:r>
+      <w:r>
+        <w:fldChar w:fldCharType="end"/>
+      </w:r>
+      <w:r>
+        <w:t>.</w:t>
+      </w:r>
+      <w:r>
+        <w:fldChar w:fldCharType="begin"/>
+      </w:r>
+      <w:r>
+        <w:instrText xml:space="preserve"> SEQ Figura \* ARABIC \s 1 </w:instrText>
+      </w:r>
+      <w:r>
+        <w:fldChar w:fldCharType="separate"/>
+      </w:r>
+      <w:r>
+        <w:rPr>
+          <w:noProof/>
+        </w:rPr>
+        <w:t>4</w:t>
+      </w:r>
+      <w:r>
+        <w:fldChar w:fldCharType="end"/>
+      </w:r>
+      <w:r>
+        <w:t xml:space="preserve"> Interfață modal schimbare parolă</w:t>
+      </w:r>
+      <w:bookmarkEnd w:id="103"/>
+    </w:p>
+    <w:p>
+      <w:pPr>
+        <w:pStyle w:val="Referinte"/>
         <w:rPr>
           <w:b/>
           <w:bCs/>
-          <w:sz w:val="24"/>
-          <w:szCs w:val="24"/>
-        </w:rPr>
-      </w:pPr>
-    </w:p>
-    <w:p>
-      <w:pPr>
-        <w:spacing w:after="160" w:line="259" w:lineRule="auto"/>
-        <w:ind w:firstLine="0"/>
-        <w:rPr>
-          <w:b/>
-          <w:bCs/>
-          <w:sz w:val="24"/>
-          <w:szCs w:val="24"/>
-        </w:rPr>
-      </w:pPr>
-    </w:p>
-    <w:p>
-      <w:pPr>
-        <w:spacing w:after="160" w:line="259" w:lineRule="auto"/>
-        <w:ind w:firstLine="0"/>
-        <w:rPr>
-          <w:b/>
-          <w:bCs/>
-          <w:sz w:val="24"/>
-          <w:szCs w:val="24"/>
-        </w:rPr>
-      </w:pPr>
-    </w:p>
-    <w:p>
-      <w:pPr>
-        <w:spacing w:after="160" w:line="259" w:lineRule="auto"/>
-        <w:ind w:firstLine="0"/>
-        <w:rPr>
-          <w:b/>
-          <w:bCs/>
-          <w:sz w:val="24"/>
-          <w:szCs w:val="24"/>
-        </w:rPr>
-      </w:pPr>
-    </w:p>
-    <w:p>
-      <w:pPr>
-        <w:spacing w:after="160" w:line="259" w:lineRule="auto"/>
-        <w:ind w:firstLine="0"/>
-        <w:rPr>
-          <w:b/>
-          <w:bCs/>
-          <w:sz w:val="24"/>
-          <w:szCs w:val="24"/>
-        </w:rPr>
-      </w:pPr>
+        </w:rPr>
+      </w:pPr>
+    </w:p>
+    <w:p>
+      <w:pPr>
+        <w:pStyle w:val="Heading2"/>
+      </w:pPr>
+      <w:r>
+        <w:t>FUNCȚIONALITĂȚI SOCIALE</w:t>
+      </w:r>
+    </w:p>
+    <w:p>
+      <w:pPr>
+        <w:pStyle w:val="Heading3"/>
+      </w:pPr>
+      <w:r>
+        <w:t>Adăugare postări</w:t>
+      </w:r>
     </w:p>
     <w:p>
       <w:pPr>
@@ -22771,14 +24676,14 @@
         </w:numPr>
         <w:spacing w:after="0" w:line="276" w:lineRule="auto"/>
       </w:pPr>
-      <w:bookmarkStart w:id="90" w:name="_Toc199511848"/>
+      <w:bookmarkStart w:id="104" w:name="_Toc199700735"/>
       <w:r>
         <w:t>BIBLIOGRAFI</w:t>
       </w:r>
       <w:r>
         <w:t>E</w:t>
       </w:r>
-      <w:bookmarkEnd w:id="90"/>
+      <w:bookmarkEnd w:id="104"/>
     </w:p>
     <w:p/>
     <w:p>
@@ -22798,7 +24703,7 @@
         </w:rPr>
         <w:t xml:space="preserve">[1] Meta Open Source – Introducing React: </w:t>
       </w:r>
-      <w:hyperlink r:id="rId41" w:history="1">
+      <w:hyperlink r:id="rId48" w:history="1">
         <w:r>
           <w:rPr>
             <w:rStyle w:val="Hyperlink"/>
@@ -22833,7 +24738,7 @@
         </w:rPr>
         <w:t xml:space="preserve">[2] React Docs – Despre props: </w:t>
       </w:r>
-      <w:hyperlink r:id="rId42" w:history="1">
+      <w:hyperlink r:id="rId49" w:history="1">
         <w:r>
           <w:rPr>
             <w:rStyle w:val="Hyperlink"/>
@@ -22869,7 +24774,7 @@
         <w:lastRenderedPageBreak/>
         <w:t xml:space="preserve">[3] Babel – JSX in Depth: </w:t>
       </w:r>
-      <w:hyperlink r:id="rId43" w:history="1">
+      <w:hyperlink r:id="rId50" w:history="1">
         <w:r>
           <w:rPr>
             <w:rStyle w:val="Hyperlink"/>
@@ -22901,7 +24806,7 @@
         <w:br/>
         <w:t xml:space="preserve">[4] React – FAQ: Virtual DOM and Internals: </w:t>
       </w:r>
-      <w:hyperlink r:id="rId44" w:history="1">
+      <w:hyperlink r:id="rId51" w:history="1">
         <w:r>
           <w:rPr>
             <w:rStyle w:val="Hyperlink"/>
@@ -22933,7 +24838,7 @@
         <w:br/>
         <w:t xml:space="preserve">[5] React Docs – useState: </w:t>
       </w:r>
-      <w:hyperlink r:id="rId45" w:history="1">
+      <w:hyperlink r:id="rId52" w:history="1">
         <w:r>
           <w:rPr>
             <w:rStyle w:val="Hyperlink"/>
@@ -22961,7 +24866,7 @@
         </w:rPr>
         <w:t xml:space="preserve">[6] React Docs – useEffect: </w:t>
       </w:r>
-      <w:hyperlink r:id="rId46" w:history="1">
+      <w:hyperlink r:id="rId53" w:history="1">
         <w:r>
           <w:rPr>
             <w:rStyle w:val="Hyperlink"/>
@@ -22996,7 +24901,7 @@
         </w:rPr>
         <w:t xml:space="preserve">[7] React Docs – useRef: </w:t>
       </w:r>
-      <w:hyperlink r:id="rId47" w:history="1">
+      <w:hyperlink r:id="rId54" w:history="1">
         <w:r>
           <w:rPr>
             <w:rStyle w:val="Hyperlink"/>
@@ -23031,7 +24936,7 @@
         </w:rPr>
         <w:t xml:space="preserve">[8] React Router Docs – useNavigate: </w:t>
       </w:r>
-      <w:hyperlink r:id="rId48" w:history="1">
+      <w:hyperlink r:id="rId55" w:history="1">
         <w:r>
           <w:rPr>
             <w:rStyle w:val="Hyperlink"/>
@@ -23059,7 +24964,7 @@
         </w:rPr>
         <w:t xml:space="preserve">[9] React Router Docs – useLocation: </w:t>
       </w:r>
-      <w:hyperlink r:id="rId49" w:history="1">
+      <w:hyperlink r:id="rId56" w:history="1">
         <w:r>
           <w:rPr>
             <w:rStyle w:val="Hyperlink"/>
@@ -23087,7 +24992,7 @@
         </w:rPr>
         <w:t xml:space="preserve">[10] MDN Web Docs – localStorage: </w:t>
       </w:r>
-      <w:hyperlink r:id="rId50" w:history="1">
+      <w:hyperlink r:id="rId57" w:history="1">
         <w:r>
           <w:rPr>
             <w:rStyle w:val="Hyperlink"/>
@@ -23115,7 +25020,7 @@
         </w:rPr>
         <w:t xml:space="preserve">[11] React Toastify – </w:t>
       </w:r>
-      <w:hyperlink r:id="rId51" w:history="1">
+      <w:hyperlink r:id="rId58" w:history="1">
         <w:r>
           <w:rPr>
             <w:rStyle w:val="Hyperlink"/>
@@ -23150,7 +25055,7 @@
         </w:rPr>
         <w:t xml:space="preserve">[12] React Icons Docs: </w:t>
       </w:r>
-      <w:hyperlink r:id="rId52" w:history="1">
+      <w:hyperlink r:id="rId59" w:history="1">
         <w:r>
           <w:rPr>
             <w:rStyle w:val="Hyperlink"/>
@@ -23185,7 +25090,7 @@
         </w:rPr>
         <w:t xml:space="preserve">[13] react-chartjs-2 Docs – </w:t>
       </w:r>
-      <w:hyperlink r:id="rId53" w:history="1">
+      <w:hyperlink r:id="rId60" w:history="1">
         <w:r>
           <w:rPr>
             <w:rStyle w:val="Hyperlink"/>
@@ -23220,7 +25125,7 @@
         </w:rPr>
         <w:t xml:space="preserve">[14] Stripe React SDK – </w:t>
       </w:r>
-      <w:hyperlink r:id="rId54" w:tgtFrame="_new" w:history="1">
+      <w:hyperlink r:id="rId61" w:tgtFrame="_new" w:history="1">
         <w:r>
           <w:rPr>
             <w:rStyle w:val="Hyperlink"/>
@@ -23248,7 +25153,7 @@
         </w:rPr>
         <w:t xml:space="preserve">[15] Socket.IO Client Docs – </w:t>
       </w:r>
-      <w:hyperlink r:id="rId55" w:history="1">
+      <w:hyperlink r:id="rId62" w:history="1">
         <w:r>
           <w:rPr>
             <w:rStyle w:val="Hyperlink"/>
@@ -23283,7 +25188,7 @@
         </w:rPr>
         <w:t xml:space="preserve">[16] Axios – </w:t>
       </w:r>
-      <w:hyperlink r:id="rId56" w:history="1">
+      <w:hyperlink r:id="rId63" w:history="1">
         <w:r>
           <w:rPr>
             <w:rStyle w:val="Hyperlink"/>
@@ -23318,7 +25223,7 @@
         </w:rPr>
         <w:t xml:space="preserve">[17] REST Countries API  </w:t>
       </w:r>
-      <w:hyperlink r:id="rId57" w:history="1">
+      <w:hyperlink r:id="rId64" w:history="1">
         <w:r>
           <w:rPr>
             <w:rStyle w:val="Hyperlink"/>
@@ -23370,7 +25275,7 @@
         </w:rPr>
         <w:t xml:space="preserve"> – </w:t>
       </w:r>
-      <w:hyperlink r:id="rId58" w:tgtFrame="_new" w:history="1">
+      <w:hyperlink r:id="rId65" w:tgtFrame="_new" w:history="1">
         <w:r>
           <w:rPr>
             <w:rStyle w:val="Hyperlink"/>
@@ -23415,7 +25320,7 @@
         </w:rPr>
         <w:t xml:space="preserve">[19] Zippopotam.us API – </w:t>
       </w:r>
-      <w:hyperlink r:id="rId59" w:tgtFrame="_new" w:history="1">
+      <w:hyperlink r:id="rId66" w:tgtFrame="_new" w:history="1">
         <w:r>
           <w:rPr>
             <w:rStyle w:val="Hyperlink"/>
@@ -23443,7 +25348,7 @@
         </w:rPr>
         <w:t xml:space="preserve">[20] OpenRouteService API – </w:t>
       </w:r>
-      <w:hyperlink r:id="rId60" w:anchor="/api-docs" w:tgtFrame="_new" w:history="1">
+      <w:hyperlink r:id="rId67" w:anchor="/api-docs" w:tgtFrame="_new" w:history="1">
         <w:r>
           <w:rPr>
             <w:rStyle w:val="Hyperlink"/>
@@ -23478,7 +25383,7 @@
         </w:rPr>
         <w:t xml:space="preserve">[21] Node.js Official Docs – About: </w:t>
       </w:r>
-      <w:hyperlink r:id="rId61" w:history="1">
+      <w:hyperlink r:id="rId68" w:history="1">
         <w:r>
           <w:rPr>
             <w:rStyle w:val="Hyperlink"/>
@@ -23506,7 +25411,7 @@
         </w:rPr>
         <w:t xml:space="preserve">[22] Node.js Docs – Package Management: </w:t>
       </w:r>
-      <w:hyperlink r:id="rId62" w:history="1">
+      <w:hyperlink r:id="rId69" w:history="1">
         <w:r>
           <w:rPr>
             <w:rStyle w:val="Hyperlink"/>
@@ -23539,10 +25444,9 @@
           <w:sz w:val="24"/>
           <w:szCs w:val="24"/>
         </w:rPr>
-        <w:lastRenderedPageBreak/>
         <w:t xml:space="preserve">[23] Express.js Docs – Introduction: </w:t>
       </w:r>
-      <w:hyperlink r:id="rId63" w:history="1">
+      <w:hyperlink r:id="rId70" w:history="1">
         <w:r>
           <w:rPr>
             <w:rStyle w:val="Hyperlink"/>
@@ -23591,7 +25495,7 @@
         </w:rPr>
         <w:t xml:space="preserve">] dotenv – Documentație oficială: </w:t>
       </w:r>
-      <w:hyperlink r:id="rId64" w:tgtFrame="_new" w:history="1">
+      <w:hyperlink r:id="rId71" w:tgtFrame="_new" w:history="1">
         <w:r>
           <w:rPr>
             <w:rStyle w:val="Hyperlink"/>
@@ -23617,6 +25521,7 @@
           <w:sz w:val="24"/>
           <w:szCs w:val="24"/>
         </w:rPr>
+        <w:lastRenderedPageBreak/>
         <w:t>[2</w:t>
       </w:r>
       <w:r>
@@ -23633,7 +25538,7 @@
         </w:rPr>
         <w:t xml:space="preserve">] body-parser – Documentație oficială: </w:t>
       </w:r>
-      <w:hyperlink r:id="rId65" w:tgtFrame="_new" w:history="1">
+      <w:hyperlink r:id="rId72" w:tgtFrame="_new" w:history="1">
         <w:r>
           <w:rPr>
             <w:rStyle w:val="Hyperlink"/>
@@ -23675,7 +25580,7 @@
         </w:rPr>
         <w:t xml:space="preserve">] cors – Documentație oficială: </w:t>
       </w:r>
-      <w:hyperlink r:id="rId66" w:tgtFrame="_new" w:history="1">
+      <w:hyperlink r:id="rId73" w:tgtFrame="_new" w:history="1">
         <w:r>
           <w:rPr>
             <w:rStyle w:val="Hyperlink"/>
@@ -23717,7 +25622,7 @@
         </w:rPr>
         <w:t xml:space="preserve">] nodemailer – Documentație oficială: </w:t>
       </w:r>
-      <w:hyperlink r:id="rId67" w:history="1">
+      <w:hyperlink r:id="rId74" w:history="1">
         <w:r>
           <w:rPr>
             <w:rStyle w:val="Hyperlink"/>
@@ -23766,7 +25671,7 @@
         </w:rPr>
         <w:t xml:space="preserve">] multer – Documentație oficială: </w:t>
       </w:r>
-      <w:hyperlink r:id="rId68" w:tgtFrame="_new" w:history="1">
+      <w:hyperlink r:id="rId75" w:tgtFrame="_new" w:history="1">
         <w:r>
           <w:rPr>
             <w:rStyle w:val="Hyperlink"/>
@@ -23808,7 +25713,7 @@
         </w:rPr>
         <w:t xml:space="preserve">] Passport – Documentație oficială: </w:t>
       </w:r>
-      <w:hyperlink r:id="rId69" w:history="1">
+      <w:hyperlink r:id="rId76" w:history="1">
         <w:r>
           <w:rPr>
             <w:rStyle w:val="Hyperlink"/>
@@ -23857,7 +25762,7 @@
         </w:rPr>
         <w:t xml:space="preserve">] node-postgres (pg) – </w:t>
       </w:r>
-      <w:hyperlink r:id="rId70" w:tgtFrame="_new" w:history="1">
+      <w:hyperlink r:id="rId77" w:tgtFrame="_new" w:history="1">
         <w:r>
           <w:rPr>
             <w:rStyle w:val="Hyperlink"/>
@@ -23899,7 +25804,7 @@
         </w:rPr>
         <w:t xml:space="preserve">] Stripe Node.js SDK – </w:t>
       </w:r>
-      <w:hyperlink r:id="rId71" w:tgtFrame="_new" w:history="1">
+      <w:hyperlink r:id="rId78" w:tgtFrame="_new" w:history="1">
         <w:r>
           <w:rPr>
             <w:rStyle w:val="Hyperlink"/>
@@ -23941,7 +25846,7 @@
         </w:rPr>
         <w:t xml:space="preserve">] Cloudinary – Official Site: </w:t>
       </w:r>
-      <w:hyperlink r:id="rId72" w:tgtFrame="_new" w:history="1">
+      <w:hyperlink r:id="rId79" w:tgtFrame="_new" w:history="1">
         <w:r>
           <w:rPr>
             <w:rStyle w:val="Hyperlink"/>
@@ -23980,7 +25885,7 @@
         </w:rPr>
         <w:t xml:space="preserve">] Cludinary usage in Node - </w:t>
       </w:r>
-      <w:hyperlink r:id="rId73" w:history="1">
+      <w:hyperlink r:id="rId80" w:history="1">
         <w:r>
           <w:rPr>
             <w:rStyle w:val="Hyperlink"/>
@@ -24048,7 +25953,7 @@
         </w:rPr>
         <w:t xml:space="preserve"> </w:t>
       </w:r>
-      <w:hyperlink r:id="rId74" w:history="1">
+      <w:hyperlink r:id="rId81" w:history="1">
         <w:r>
           <w:rPr>
             <w:rStyle w:val="Hyperlink"/>
@@ -24097,7 +26002,7 @@
         </w:rPr>
         <w:t xml:space="preserve">] Socket.IO – Official Documentation: </w:t>
       </w:r>
-      <w:hyperlink r:id="rId75" w:tgtFrame="_new" w:history="1">
+      <w:hyperlink r:id="rId82" w:tgtFrame="_new" w:history="1">
         <w:r>
           <w:rPr>
             <w:rStyle w:val="Hyperlink"/>
@@ -24146,7 +26051,7 @@
         </w:rPr>
         <w:t xml:space="preserve">] Stripe – Descriere generală: </w:t>
       </w:r>
-      <w:hyperlink r:id="rId76" w:tgtFrame="_new" w:history="1">
+      <w:hyperlink r:id="rId83" w:tgtFrame="_new" w:history="1">
         <w:r>
           <w:rPr>
             <w:rStyle w:val="Hyperlink"/>
@@ -24188,7 +26093,7 @@
         </w:rPr>
         <w:t xml:space="preserve">] Stripe API Reference – Payment Intents: </w:t>
       </w:r>
-      <w:hyperlink r:id="rId77" w:tgtFrame="_new" w:history="1">
+      <w:hyperlink r:id="rId84" w:tgtFrame="_new" w:history="1">
         <w:r>
           <w:rPr>
             <w:rStyle w:val="Hyperlink"/>
@@ -24237,7 +26142,7 @@
         </w:rPr>
         <w:t xml:space="preserve">] PostgreSQL Official Site – About: </w:t>
       </w:r>
-      <w:hyperlink r:id="rId78" w:tgtFrame="_new" w:history="1">
+      <w:hyperlink r:id="rId85" w:tgtFrame="_new" w:history="1">
         <w:r>
           <w:rPr>
             <w:rStyle w:val="Hyperlink"/>
@@ -24279,7 +26184,7 @@
         </w:rPr>
         <w:t xml:space="preserve">] PostgreSQL Docs – Features: </w:t>
       </w:r>
-      <w:hyperlink r:id="rId79" w:tgtFrame="_new" w:history="1">
+      <w:hyperlink r:id="rId86" w:tgtFrame="_new" w:history="1">
         <w:r>
           <w:rPr>
             <w:rStyle w:val="Hyperlink"/>
@@ -24321,7 +26226,7 @@
         </w:rPr>
         <w:t xml:space="preserve">] PostgreSQL Docs – Referential Actions: </w:t>
       </w:r>
-      <w:hyperlink r:id="rId80" w:anchor="DDL-CONSTRAINTS-FK" w:tgtFrame="_new" w:history="1">
+      <w:hyperlink r:id="rId87" w:anchor="DDL-CONSTRAINTS-FK" w:tgtFrame="_new" w:history="1">
         <w:r>
           <w:rPr>
             <w:rStyle w:val="Hyperlink"/>
@@ -24363,7 +26268,7 @@
         </w:rPr>
         <w:t xml:space="preserve">] node-postgres (pg) – </w:t>
       </w:r>
-      <w:hyperlink r:id="rId81" w:tgtFrame="_new" w:history="1">
+      <w:hyperlink r:id="rId88" w:tgtFrame="_new" w:history="1">
         <w:r>
           <w:rPr>
             <w:rStyle w:val="Hyperlink"/>
@@ -24412,7 +26317,7 @@
         </w:rPr>
         <w:t xml:space="preserve">] pgAdmin – PostgreSQL Tools: </w:t>
       </w:r>
-      <w:hyperlink r:id="rId82" w:tgtFrame="_new" w:history="1">
+      <w:hyperlink r:id="rId89" w:tgtFrame="_new" w:history="1">
         <w:r>
           <w:rPr>
             <w:rStyle w:val="Hyperlink"/>
@@ -24454,7 +26359,7 @@
         </w:rPr>
         <w:t xml:space="preserve">] Postman – Official Site: </w:t>
       </w:r>
-      <w:hyperlink r:id="rId83" w:tgtFrame="_new" w:history="1">
+      <w:hyperlink r:id="rId90" w:tgtFrame="_new" w:history="1">
         <w:r>
           <w:rPr>
             <w:rStyle w:val="Hyperlink"/>
@@ -24501,7 +26406,7 @@
         </w:rPr>
         <w:t xml:space="preserve">] Figma – Collaborative interface design tool: </w:t>
       </w:r>
-      <w:hyperlink r:id="rId84" w:history="1">
+      <w:hyperlink r:id="rId91" w:history="1">
         <w:r>
           <w:rPr>
             <w:rStyle w:val="Hyperlink"/>
@@ -24531,12 +26436,12 @@
       </w:pPr>
     </w:p>
     <w:sectPr>
-      <w:headerReference w:type="default" r:id="rId85"/>
-      <w:footerReference w:type="default" r:id="rId86"/>
-      <w:headerReference w:type="first" r:id="rId87"/>
-      <w:footerReference w:type="first" r:id="rId88"/>
+      <w:headerReference w:type="default" r:id="rId92"/>
+      <w:footerReference w:type="default" r:id="rId93"/>
+      <w:headerReference w:type="first" r:id="rId94"/>
+      <w:footerReference w:type="first" r:id="rId95"/>
       <w:pgSz w:w="11906" w:h="16838"/>
-      <w:pgMar w:top="1418" w:right="1134" w:bottom="1134" w:left="1134" w:header="709" w:footer="709" w:gutter="0"/>
+      <w:pgMar w:top="1418" w:right="1134" w:bottom="1134" w:left="1134" w:header="397" w:footer="709" w:gutter="0"/>
       <w:cols w:space="708"/>
       <w:titlePg/>
       <w:docGrid w:linePitch="360"/>
@@ -24857,16 +26762,7 @@
       <w:br/>
       <w:t>pasionații de produse handmade</w:t>
     </w:r>
-    <w:r>
-      <w:rPr>
-        <w:bCs/>
-        <w:sz w:val="20"/>
-        <w:szCs w:val="20"/>
-      </w:rPr>
-      <w:br/>
-    </w:r>
   </w:p>
-  <w:p/>
   <w:p/>
 </w:hdr>
 </file>
@@ -26329,1216 +28225,9 @@
     </w:lvl>
   </w:abstractNum>
   <w:abstractNum w:abstractNumId="12" w15:restartNumberingAfterBreak="0">
-    <w:nsid w:val="2C197E10"/>
-    <w:multiLevelType w:val="hybridMultilevel"/>
-    <w:tmpl w:val="2592DA72"/>
-    <w:lvl w:ilvl="0" w:tplc="04180003">
-      <w:start w:val="1"/>
-      <w:numFmt w:val="bullet"/>
-      <w:lvlText w:val="o"/>
-      <w:lvlJc w:val="left"/>
-      <w:pPr>
-        <w:ind w:left="2136" w:hanging="360"/>
-      </w:pPr>
-      <w:rPr>
-        <w:rFonts w:ascii="Courier New" w:hAnsi="Courier New" w:cs="Courier New" w:hint="default"/>
-      </w:rPr>
-    </w:lvl>
-    <w:lvl w:ilvl="1" w:tplc="04180003" w:tentative="1">
-      <w:start w:val="1"/>
-      <w:numFmt w:val="bullet"/>
-      <w:lvlText w:val="o"/>
-      <w:lvlJc w:val="left"/>
-      <w:pPr>
-        <w:ind w:left="2856" w:hanging="360"/>
-      </w:pPr>
-      <w:rPr>
-        <w:rFonts w:ascii="Courier New" w:hAnsi="Courier New" w:cs="Courier New" w:hint="default"/>
-      </w:rPr>
-    </w:lvl>
-    <w:lvl w:ilvl="2" w:tplc="04180005" w:tentative="1">
-      <w:start w:val="1"/>
-      <w:numFmt w:val="bullet"/>
-      <w:lvlText w:val=""/>
-      <w:lvlJc w:val="left"/>
-      <w:pPr>
-        <w:ind w:left="3576" w:hanging="360"/>
-      </w:pPr>
-      <w:rPr>
-        <w:rFonts w:ascii="Wingdings" w:hAnsi="Wingdings" w:hint="default"/>
-      </w:rPr>
-    </w:lvl>
-    <w:lvl w:ilvl="3" w:tplc="04180001" w:tentative="1">
-      <w:start w:val="1"/>
-      <w:numFmt w:val="bullet"/>
-      <w:lvlText w:val=""/>
-      <w:lvlJc w:val="left"/>
-      <w:pPr>
-        <w:ind w:left="4296" w:hanging="360"/>
-      </w:pPr>
-      <w:rPr>
-        <w:rFonts w:ascii="Symbol" w:hAnsi="Symbol" w:hint="default"/>
-      </w:rPr>
-    </w:lvl>
-    <w:lvl w:ilvl="4" w:tplc="04180003" w:tentative="1">
-      <w:start w:val="1"/>
-      <w:numFmt w:val="bullet"/>
-      <w:lvlText w:val="o"/>
-      <w:lvlJc w:val="left"/>
-      <w:pPr>
-        <w:ind w:left="5016" w:hanging="360"/>
-      </w:pPr>
-      <w:rPr>
-        <w:rFonts w:ascii="Courier New" w:hAnsi="Courier New" w:cs="Courier New" w:hint="default"/>
-      </w:rPr>
-    </w:lvl>
-    <w:lvl w:ilvl="5" w:tplc="04180005" w:tentative="1">
-      <w:start w:val="1"/>
-      <w:numFmt w:val="bullet"/>
-      <w:lvlText w:val=""/>
-      <w:lvlJc w:val="left"/>
-      <w:pPr>
-        <w:ind w:left="5736" w:hanging="360"/>
-      </w:pPr>
-      <w:rPr>
-        <w:rFonts w:ascii="Wingdings" w:hAnsi="Wingdings" w:hint="default"/>
-      </w:rPr>
-    </w:lvl>
-    <w:lvl w:ilvl="6" w:tplc="04180001" w:tentative="1">
-      <w:start w:val="1"/>
-      <w:numFmt w:val="bullet"/>
-      <w:lvlText w:val=""/>
-      <w:lvlJc w:val="left"/>
-      <w:pPr>
-        <w:ind w:left="6456" w:hanging="360"/>
-      </w:pPr>
-      <w:rPr>
-        <w:rFonts w:ascii="Symbol" w:hAnsi="Symbol" w:hint="default"/>
-      </w:rPr>
-    </w:lvl>
-    <w:lvl w:ilvl="7" w:tplc="04180003" w:tentative="1">
-      <w:start w:val="1"/>
-      <w:numFmt w:val="bullet"/>
-      <w:lvlText w:val="o"/>
-      <w:lvlJc w:val="left"/>
-      <w:pPr>
-        <w:ind w:left="7176" w:hanging="360"/>
-      </w:pPr>
-      <w:rPr>
-        <w:rFonts w:ascii="Courier New" w:hAnsi="Courier New" w:cs="Courier New" w:hint="default"/>
-      </w:rPr>
-    </w:lvl>
-    <w:lvl w:ilvl="8" w:tplc="04180005" w:tentative="1">
-      <w:start w:val="1"/>
-      <w:numFmt w:val="bullet"/>
-      <w:lvlText w:val=""/>
-      <w:lvlJc w:val="left"/>
-      <w:pPr>
-        <w:ind w:left="7896" w:hanging="360"/>
-      </w:pPr>
-      <w:rPr>
-        <w:rFonts w:ascii="Wingdings" w:hAnsi="Wingdings" w:hint="default"/>
-      </w:rPr>
-    </w:lvl>
-  </w:abstractNum>
-  <w:abstractNum w:abstractNumId="13" w15:restartNumberingAfterBreak="0">
-    <w:nsid w:val="3E8A75DE"/>
-    <w:multiLevelType w:val="hybridMultilevel"/>
-    <w:tmpl w:val="13FACB6C"/>
-    <w:lvl w:ilvl="0" w:tplc="04180001">
-      <w:start w:val="1"/>
-      <w:numFmt w:val="bullet"/>
-      <w:lvlText w:val=""/>
-      <w:lvlJc w:val="left"/>
-      <w:pPr>
-        <w:ind w:left="1571" w:hanging="360"/>
-      </w:pPr>
-      <w:rPr>
-        <w:rFonts w:ascii="Symbol" w:hAnsi="Symbol" w:hint="default"/>
-      </w:rPr>
-    </w:lvl>
-    <w:lvl w:ilvl="1" w:tplc="04180003" w:tentative="1">
-      <w:start w:val="1"/>
-      <w:numFmt w:val="bullet"/>
-      <w:lvlText w:val="o"/>
-      <w:lvlJc w:val="left"/>
-      <w:pPr>
-        <w:ind w:left="2291" w:hanging="360"/>
-      </w:pPr>
-      <w:rPr>
-        <w:rFonts w:ascii="Courier New" w:hAnsi="Courier New" w:cs="Courier New" w:hint="default"/>
-      </w:rPr>
-    </w:lvl>
-    <w:lvl w:ilvl="2" w:tplc="04180005" w:tentative="1">
-      <w:start w:val="1"/>
-      <w:numFmt w:val="bullet"/>
-      <w:lvlText w:val=""/>
-      <w:lvlJc w:val="left"/>
-      <w:pPr>
-        <w:ind w:left="3011" w:hanging="360"/>
-      </w:pPr>
-      <w:rPr>
-        <w:rFonts w:ascii="Wingdings" w:hAnsi="Wingdings" w:hint="default"/>
-      </w:rPr>
-    </w:lvl>
-    <w:lvl w:ilvl="3" w:tplc="04180001" w:tentative="1">
-      <w:start w:val="1"/>
-      <w:numFmt w:val="bullet"/>
-      <w:lvlText w:val=""/>
-      <w:lvlJc w:val="left"/>
-      <w:pPr>
-        <w:ind w:left="3731" w:hanging="360"/>
-      </w:pPr>
-      <w:rPr>
-        <w:rFonts w:ascii="Symbol" w:hAnsi="Symbol" w:hint="default"/>
-      </w:rPr>
-    </w:lvl>
-    <w:lvl w:ilvl="4" w:tplc="04180003" w:tentative="1">
-      <w:start w:val="1"/>
-      <w:numFmt w:val="bullet"/>
-      <w:lvlText w:val="o"/>
-      <w:lvlJc w:val="left"/>
-      <w:pPr>
-        <w:ind w:left="4451" w:hanging="360"/>
-      </w:pPr>
-      <w:rPr>
-        <w:rFonts w:ascii="Courier New" w:hAnsi="Courier New" w:cs="Courier New" w:hint="default"/>
-      </w:rPr>
-    </w:lvl>
-    <w:lvl w:ilvl="5" w:tplc="04180005" w:tentative="1">
-      <w:start w:val="1"/>
-      <w:numFmt w:val="bullet"/>
-      <w:lvlText w:val=""/>
-      <w:lvlJc w:val="left"/>
-      <w:pPr>
-        <w:ind w:left="5171" w:hanging="360"/>
-      </w:pPr>
-      <w:rPr>
-        <w:rFonts w:ascii="Wingdings" w:hAnsi="Wingdings" w:hint="default"/>
-      </w:rPr>
-    </w:lvl>
-    <w:lvl w:ilvl="6" w:tplc="04180001" w:tentative="1">
-      <w:start w:val="1"/>
-      <w:numFmt w:val="bullet"/>
-      <w:lvlText w:val=""/>
-      <w:lvlJc w:val="left"/>
-      <w:pPr>
-        <w:ind w:left="5891" w:hanging="360"/>
-      </w:pPr>
-      <w:rPr>
-        <w:rFonts w:ascii="Symbol" w:hAnsi="Symbol" w:hint="default"/>
-      </w:rPr>
-    </w:lvl>
-    <w:lvl w:ilvl="7" w:tplc="04180003" w:tentative="1">
-      <w:start w:val="1"/>
-      <w:numFmt w:val="bullet"/>
-      <w:lvlText w:val="o"/>
-      <w:lvlJc w:val="left"/>
-      <w:pPr>
-        <w:ind w:left="6611" w:hanging="360"/>
-      </w:pPr>
-      <w:rPr>
-        <w:rFonts w:ascii="Courier New" w:hAnsi="Courier New" w:cs="Courier New" w:hint="default"/>
-      </w:rPr>
-    </w:lvl>
-    <w:lvl w:ilvl="8" w:tplc="04180005" w:tentative="1">
-      <w:start w:val="1"/>
-      <w:numFmt w:val="bullet"/>
-      <w:lvlText w:val=""/>
-      <w:lvlJc w:val="left"/>
-      <w:pPr>
-        <w:ind w:left="7331" w:hanging="360"/>
-      </w:pPr>
-      <w:rPr>
-        <w:rFonts w:ascii="Wingdings" w:hAnsi="Wingdings" w:hint="default"/>
-      </w:rPr>
-    </w:lvl>
-  </w:abstractNum>
-  <w:abstractNum w:abstractNumId="14" w15:restartNumberingAfterBreak="0">
-    <w:nsid w:val="4922540D"/>
-    <w:multiLevelType w:val="hybridMultilevel"/>
-    <w:tmpl w:val="8DB4ABFE"/>
-    <w:lvl w:ilvl="0" w:tplc="04180003">
-      <w:start w:val="1"/>
-      <w:numFmt w:val="bullet"/>
-      <w:lvlText w:val="o"/>
-      <w:lvlJc w:val="left"/>
-      <w:pPr>
-        <w:ind w:left="2291" w:hanging="360"/>
-      </w:pPr>
-      <w:rPr>
-        <w:rFonts w:ascii="Courier New" w:hAnsi="Courier New" w:cs="Courier New" w:hint="default"/>
-      </w:rPr>
-    </w:lvl>
-    <w:lvl w:ilvl="1" w:tplc="04180003" w:tentative="1">
-      <w:start w:val="1"/>
-      <w:numFmt w:val="bullet"/>
-      <w:lvlText w:val="o"/>
-      <w:lvlJc w:val="left"/>
-      <w:pPr>
-        <w:ind w:left="3011" w:hanging="360"/>
-      </w:pPr>
-      <w:rPr>
-        <w:rFonts w:ascii="Courier New" w:hAnsi="Courier New" w:cs="Courier New" w:hint="default"/>
-      </w:rPr>
-    </w:lvl>
-    <w:lvl w:ilvl="2" w:tplc="04180005" w:tentative="1">
-      <w:start w:val="1"/>
-      <w:numFmt w:val="bullet"/>
-      <w:lvlText w:val=""/>
-      <w:lvlJc w:val="left"/>
-      <w:pPr>
-        <w:ind w:left="3731" w:hanging="360"/>
-      </w:pPr>
-      <w:rPr>
-        <w:rFonts w:ascii="Wingdings" w:hAnsi="Wingdings" w:hint="default"/>
-      </w:rPr>
-    </w:lvl>
-    <w:lvl w:ilvl="3" w:tplc="04180001" w:tentative="1">
-      <w:start w:val="1"/>
-      <w:numFmt w:val="bullet"/>
-      <w:lvlText w:val=""/>
-      <w:lvlJc w:val="left"/>
-      <w:pPr>
-        <w:ind w:left="4451" w:hanging="360"/>
-      </w:pPr>
-      <w:rPr>
-        <w:rFonts w:ascii="Symbol" w:hAnsi="Symbol" w:hint="default"/>
-      </w:rPr>
-    </w:lvl>
-    <w:lvl w:ilvl="4" w:tplc="04180003" w:tentative="1">
-      <w:start w:val="1"/>
-      <w:numFmt w:val="bullet"/>
-      <w:lvlText w:val="o"/>
-      <w:lvlJc w:val="left"/>
-      <w:pPr>
-        <w:ind w:left="5171" w:hanging="360"/>
-      </w:pPr>
-      <w:rPr>
-        <w:rFonts w:ascii="Courier New" w:hAnsi="Courier New" w:cs="Courier New" w:hint="default"/>
-      </w:rPr>
-    </w:lvl>
-    <w:lvl w:ilvl="5" w:tplc="04180005" w:tentative="1">
-      <w:start w:val="1"/>
-      <w:numFmt w:val="bullet"/>
-      <w:lvlText w:val=""/>
-      <w:lvlJc w:val="left"/>
-      <w:pPr>
-        <w:ind w:left="5891" w:hanging="360"/>
-      </w:pPr>
-      <w:rPr>
-        <w:rFonts w:ascii="Wingdings" w:hAnsi="Wingdings" w:hint="default"/>
-      </w:rPr>
-    </w:lvl>
-    <w:lvl w:ilvl="6" w:tplc="04180001" w:tentative="1">
-      <w:start w:val="1"/>
-      <w:numFmt w:val="bullet"/>
-      <w:lvlText w:val=""/>
-      <w:lvlJc w:val="left"/>
-      <w:pPr>
-        <w:ind w:left="6611" w:hanging="360"/>
-      </w:pPr>
-      <w:rPr>
-        <w:rFonts w:ascii="Symbol" w:hAnsi="Symbol" w:hint="default"/>
-      </w:rPr>
-    </w:lvl>
-    <w:lvl w:ilvl="7" w:tplc="04180003" w:tentative="1">
-      <w:start w:val="1"/>
-      <w:numFmt w:val="bullet"/>
-      <w:lvlText w:val="o"/>
-      <w:lvlJc w:val="left"/>
-      <w:pPr>
-        <w:ind w:left="7331" w:hanging="360"/>
-      </w:pPr>
-      <w:rPr>
-        <w:rFonts w:ascii="Courier New" w:hAnsi="Courier New" w:cs="Courier New" w:hint="default"/>
-      </w:rPr>
-    </w:lvl>
-    <w:lvl w:ilvl="8" w:tplc="04180005" w:tentative="1">
-      <w:start w:val="1"/>
-      <w:numFmt w:val="bullet"/>
-      <w:lvlText w:val=""/>
-      <w:lvlJc w:val="left"/>
-      <w:pPr>
-        <w:ind w:left="8051" w:hanging="360"/>
-      </w:pPr>
-      <w:rPr>
-        <w:rFonts w:ascii="Wingdings" w:hAnsi="Wingdings" w:hint="default"/>
-      </w:rPr>
-    </w:lvl>
-  </w:abstractNum>
-  <w:abstractNum w:abstractNumId="15" w15:restartNumberingAfterBreak="0">
-    <w:nsid w:val="4B4E4039"/>
-    <w:multiLevelType w:val="hybridMultilevel"/>
-    <w:tmpl w:val="3B1282AA"/>
-    <w:lvl w:ilvl="0" w:tplc="04180003">
-      <w:start w:val="1"/>
-      <w:numFmt w:val="bullet"/>
-      <w:lvlText w:val="o"/>
-      <w:lvlJc w:val="left"/>
-      <w:pPr>
-        <w:ind w:left="2291" w:hanging="360"/>
-      </w:pPr>
-      <w:rPr>
-        <w:rFonts w:ascii="Courier New" w:hAnsi="Courier New" w:cs="Courier New" w:hint="default"/>
-      </w:rPr>
-    </w:lvl>
-    <w:lvl w:ilvl="1" w:tplc="04180003" w:tentative="1">
-      <w:start w:val="1"/>
-      <w:numFmt w:val="bullet"/>
-      <w:lvlText w:val="o"/>
-      <w:lvlJc w:val="left"/>
-      <w:pPr>
-        <w:ind w:left="3011" w:hanging="360"/>
-      </w:pPr>
-      <w:rPr>
-        <w:rFonts w:ascii="Courier New" w:hAnsi="Courier New" w:cs="Courier New" w:hint="default"/>
-      </w:rPr>
-    </w:lvl>
-    <w:lvl w:ilvl="2" w:tplc="04180005" w:tentative="1">
-      <w:start w:val="1"/>
-      <w:numFmt w:val="bullet"/>
-      <w:lvlText w:val=""/>
-      <w:lvlJc w:val="left"/>
-      <w:pPr>
-        <w:ind w:left="3731" w:hanging="360"/>
-      </w:pPr>
-      <w:rPr>
-        <w:rFonts w:ascii="Wingdings" w:hAnsi="Wingdings" w:hint="default"/>
-      </w:rPr>
-    </w:lvl>
-    <w:lvl w:ilvl="3" w:tplc="04180001" w:tentative="1">
-      <w:start w:val="1"/>
-      <w:numFmt w:val="bullet"/>
-      <w:lvlText w:val=""/>
-      <w:lvlJc w:val="left"/>
-      <w:pPr>
-        <w:ind w:left="4451" w:hanging="360"/>
-      </w:pPr>
-      <w:rPr>
-        <w:rFonts w:ascii="Symbol" w:hAnsi="Symbol" w:hint="default"/>
-      </w:rPr>
-    </w:lvl>
-    <w:lvl w:ilvl="4" w:tplc="04180003" w:tentative="1">
-      <w:start w:val="1"/>
-      <w:numFmt w:val="bullet"/>
-      <w:lvlText w:val="o"/>
-      <w:lvlJc w:val="left"/>
-      <w:pPr>
-        <w:ind w:left="5171" w:hanging="360"/>
-      </w:pPr>
-      <w:rPr>
-        <w:rFonts w:ascii="Courier New" w:hAnsi="Courier New" w:cs="Courier New" w:hint="default"/>
-      </w:rPr>
-    </w:lvl>
-    <w:lvl w:ilvl="5" w:tplc="04180005" w:tentative="1">
-      <w:start w:val="1"/>
-      <w:numFmt w:val="bullet"/>
-      <w:lvlText w:val=""/>
-      <w:lvlJc w:val="left"/>
-      <w:pPr>
-        <w:ind w:left="5891" w:hanging="360"/>
-      </w:pPr>
-      <w:rPr>
-        <w:rFonts w:ascii="Wingdings" w:hAnsi="Wingdings" w:hint="default"/>
-      </w:rPr>
-    </w:lvl>
-    <w:lvl w:ilvl="6" w:tplc="04180001" w:tentative="1">
-      <w:start w:val="1"/>
-      <w:numFmt w:val="bullet"/>
-      <w:lvlText w:val=""/>
-      <w:lvlJc w:val="left"/>
-      <w:pPr>
-        <w:ind w:left="6611" w:hanging="360"/>
-      </w:pPr>
-      <w:rPr>
-        <w:rFonts w:ascii="Symbol" w:hAnsi="Symbol" w:hint="default"/>
-      </w:rPr>
-    </w:lvl>
-    <w:lvl w:ilvl="7" w:tplc="04180003" w:tentative="1">
-      <w:start w:val="1"/>
-      <w:numFmt w:val="bullet"/>
-      <w:lvlText w:val="o"/>
-      <w:lvlJc w:val="left"/>
-      <w:pPr>
-        <w:ind w:left="7331" w:hanging="360"/>
-      </w:pPr>
-      <w:rPr>
-        <w:rFonts w:ascii="Courier New" w:hAnsi="Courier New" w:cs="Courier New" w:hint="default"/>
-      </w:rPr>
-    </w:lvl>
-    <w:lvl w:ilvl="8" w:tplc="04180005" w:tentative="1">
-      <w:start w:val="1"/>
-      <w:numFmt w:val="bullet"/>
-      <w:lvlText w:val=""/>
-      <w:lvlJc w:val="left"/>
-      <w:pPr>
-        <w:ind w:left="8051" w:hanging="360"/>
-      </w:pPr>
-      <w:rPr>
-        <w:rFonts w:ascii="Wingdings" w:hAnsi="Wingdings" w:hint="default"/>
-      </w:rPr>
-    </w:lvl>
-  </w:abstractNum>
-  <w:abstractNum w:abstractNumId="16" w15:restartNumberingAfterBreak="0">
-    <w:nsid w:val="511602B8"/>
+    <w:nsid w:val="2BF458E3"/>
     <w:multiLevelType w:val="multilevel"/>
-    <w:tmpl w:val="B296C786"/>
-    <w:lvl w:ilvl="0">
-      <w:start w:val="1"/>
-      <w:numFmt w:val="decimal"/>
-      <w:lvlText w:val="%1"/>
-      <w:lvlJc w:val="left"/>
-      <w:pPr>
-        <w:ind w:left="432" w:hanging="432"/>
-      </w:pPr>
-    </w:lvl>
-    <w:lvl w:ilvl="1">
-      <w:start w:val="1"/>
-      <w:numFmt w:val="decimal"/>
-      <w:lvlText w:val="%1.%2"/>
-      <w:lvlJc w:val="left"/>
-      <w:pPr>
-        <w:ind w:left="576" w:hanging="576"/>
-      </w:pPr>
-    </w:lvl>
-    <w:lvl w:ilvl="2">
-      <w:start w:val="1"/>
-      <w:numFmt w:val="decimal"/>
-      <w:lvlText w:val="%1.%2.%3"/>
-      <w:lvlJc w:val="left"/>
-      <w:pPr>
-        <w:ind w:left="720" w:hanging="720"/>
-      </w:pPr>
-    </w:lvl>
-    <w:lvl w:ilvl="3">
-      <w:start w:val="1"/>
-      <w:numFmt w:val="decimal"/>
-      <w:pStyle w:val="Heading4"/>
-      <w:lvlText w:val="%1.%2.%3.%4"/>
-      <w:lvlJc w:val="left"/>
-      <w:pPr>
-        <w:ind w:left="864" w:hanging="864"/>
-      </w:pPr>
-    </w:lvl>
-    <w:lvl w:ilvl="4">
-      <w:start w:val="1"/>
-      <w:numFmt w:val="decimal"/>
-      <w:pStyle w:val="Heading5"/>
-      <w:lvlText w:val="%1.%2.%3.%4.%5"/>
-      <w:lvlJc w:val="left"/>
-      <w:pPr>
-        <w:ind w:left="1008" w:hanging="1008"/>
-      </w:pPr>
-    </w:lvl>
-    <w:lvl w:ilvl="5">
-      <w:start w:val="1"/>
-      <w:numFmt w:val="decimal"/>
-      <w:pStyle w:val="Heading6"/>
-      <w:lvlText w:val="%1.%2.%3.%4.%5.%6"/>
-      <w:lvlJc w:val="left"/>
-      <w:pPr>
-        <w:ind w:left="1152" w:hanging="1152"/>
-      </w:pPr>
-    </w:lvl>
-    <w:lvl w:ilvl="6">
-      <w:start w:val="1"/>
-      <w:numFmt w:val="decimal"/>
-      <w:pStyle w:val="Heading7"/>
-      <w:lvlText w:val="%1.%2.%3.%4.%5.%6.%7"/>
-      <w:lvlJc w:val="left"/>
-      <w:pPr>
-        <w:ind w:left="1296" w:hanging="1296"/>
-      </w:pPr>
-    </w:lvl>
-    <w:lvl w:ilvl="7">
-      <w:start w:val="1"/>
-      <w:numFmt w:val="decimal"/>
-      <w:pStyle w:val="Heading8"/>
-      <w:lvlText w:val="%1.%2.%3.%4.%5.%6.%7.%8"/>
-      <w:lvlJc w:val="left"/>
-      <w:pPr>
-        <w:ind w:left="1440" w:hanging="1440"/>
-      </w:pPr>
-    </w:lvl>
-    <w:lvl w:ilvl="8">
-      <w:start w:val="1"/>
-      <w:numFmt w:val="decimal"/>
-      <w:pStyle w:val="Heading9"/>
-      <w:lvlText w:val="%1.%2.%3.%4.%5.%6.%7.%8.%9"/>
-      <w:lvlJc w:val="left"/>
-      <w:pPr>
-        <w:ind w:left="1584" w:hanging="1584"/>
-      </w:pPr>
-    </w:lvl>
-  </w:abstractNum>
-  <w:abstractNum w:abstractNumId="17" w15:restartNumberingAfterBreak="0">
-    <w:nsid w:val="51E326A3"/>
-    <w:multiLevelType w:val="hybridMultilevel"/>
-    <w:tmpl w:val="DD64DDDA"/>
-    <w:lvl w:ilvl="0" w:tplc="04180001">
-      <w:start w:val="1"/>
-      <w:numFmt w:val="bullet"/>
-      <w:lvlText w:val=""/>
-      <w:lvlJc w:val="left"/>
-      <w:pPr>
-        <w:ind w:left="1571" w:hanging="360"/>
-      </w:pPr>
-      <w:rPr>
-        <w:rFonts w:ascii="Symbol" w:hAnsi="Symbol" w:hint="default"/>
-      </w:rPr>
-    </w:lvl>
-    <w:lvl w:ilvl="1" w:tplc="04180003" w:tentative="1">
-      <w:start w:val="1"/>
-      <w:numFmt w:val="bullet"/>
-      <w:lvlText w:val="o"/>
-      <w:lvlJc w:val="left"/>
-      <w:pPr>
-        <w:ind w:left="2291" w:hanging="360"/>
-      </w:pPr>
-      <w:rPr>
-        <w:rFonts w:ascii="Courier New" w:hAnsi="Courier New" w:cs="Courier New" w:hint="default"/>
-      </w:rPr>
-    </w:lvl>
-    <w:lvl w:ilvl="2" w:tplc="04180005" w:tentative="1">
-      <w:start w:val="1"/>
-      <w:numFmt w:val="bullet"/>
-      <w:lvlText w:val=""/>
-      <w:lvlJc w:val="left"/>
-      <w:pPr>
-        <w:ind w:left="3011" w:hanging="360"/>
-      </w:pPr>
-      <w:rPr>
-        <w:rFonts w:ascii="Wingdings" w:hAnsi="Wingdings" w:hint="default"/>
-      </w:rPr>
-    </w:lvl>
-    <w:lvl w:ilvl="3" w:tplc="04180001" w:tentative="1">
-      <w:start w:val="1"/>
-      <w:numFmt w:val="bullet"/>
-      <w:lvlText w:val=""/>
-      <w:lvlJc w:val="left"/>
-      <w:pPr>
-        <w:ind w:left="3731" w:hanging="360"/>
-      </w:pPr>
-      <w:rPr>
-        <w:rFonts w:ascii="Symbol" w:hAnsi="Symbol" w:hint="default"/>
-      </w:rPr>
-    </w:lvl>
-    <w:lvl w:ilvl="4" w:tplc="04180003" w:tentative="1">
-      <w:start w:val="1"/>
-      <w:numFmt w:val="bullet"/>
-      <w:lvlText w:val="o"/>
-      <w:lvlJc w:val="left"/>
-      <w:pPr>
-        <w:ind w:left="4451" w:hanging="360"/>
-      </w:pPr>
-      <w:rPr>
-        <w:rFonts w:ascii="Courier New" w:hAnsi="Courier New" w:cs="Courier New" w:hint="default"/>
-      </w:rPr>
-    </w:lvl>
-    <w:lvl w:ilvl="5" w:tplc="04180005" w:tentative="1">
-      <w:start w:val="1"/>
-      <w:numFmt w:val="bullet"/>
-      <w:lvlText w:val=""/>
-      <w:lvlJc w:val="left"/>
-      <w:pPr>
-        <w:ind w:left="5171" w:hanging="360"/>
-      </w:pPr>
-      <w:rPr>
-        <w:rFonts w:ascii="Wingdings" w:hAnsi="Wingdings" w:hint="default"/>
-      </w:rPr>
-    </w:lvl>
-    <w:lvl w:ilvl="6" w:tplc="04180001" w:tentative="1">
-      <w:start w:val="1"/>
-      <w:numFmt w:val="bullet"/>
-      <w:lvlText w:val=""/>
-      <w:lvlJc w:val="left"/>
-      <w:pPr>
-        <w:ind w:left="5891" w:hanging="360"/>
-      </w:pPr>
-      <w:rPr>
-        <w:rFonts w:ascii="Symbol" w:hAnsi="Symbol" w:hint="default"/>
-      </w:rPr>
-    </w:lvl>
-    <w:lvl w:ilvl="7" w:tplc="04180003" w:tentative="1">
-      <w:start w:val="1"/>
-      <w:numFmt w:val="bullet"/>
-      <w:lvlText w:val="o"/>
-      <w:lvlJc w:val="left"/>
-      <w:pPr>
-        <w:ind w:left="6611" w:hanging="360"/>
-      </w:pPr>
-      <w:rPr>
-        <w:rFonts w:ascii="Courier New" w:hAnsi="Courier New" w:cs="Courier New" w:hint="default"/>
-      </w:rPr>
-    </w:lvl>
-    <w:lvl w:ilvl="8" w:tplc="04180005" w:tentative="1">
-      <w:start w:val="1"/>
-      <w:numFmt w:val="bullet"/>
-      <w:lvlText w:val=""/>
-      <w:lvlJc w:val="left"/>
-      <w:pPr>
-        <w:ind w:left="7331" w:hanging="360"/>
-      </w:pPr>
-      <w:rPr>
-        <w:rFonts w:ascii="Wingdings" w:hAnsi="Wingdings" w:hint="default"/>
-      </w:rPr>
-    </w:lvl>
-  </w:abstractNum>
-  <w:abstractNum w:abstractNumId="18" w15:restartNumberingAfterBreak="0">
-    <w:nsid w:val="5EB051F9"/>
-    <w:multiLevelType w:val="multilevel"/>
-    <w:tmpl w:val="B33C87FE"/>
-    <w:lvl w:ilvl="0">
-      <w:start w:val="1"/>
-      <w:numFmt w:val="none"/>
-      <w:lvlText w:val="2."/>
-      <w:lvlJc w:val="left"/>
-      <w:pPr>
-        <w:ind w:left="360" w:hanging="360"/>
-      </w:pPr>
-      <w:rPr>
-        <w:rFonts w:hint="default"/>
-      </w:rPr>
-    </w:lvl>
-    <w:lvl w:ilvl="1">
-      <w:start w:val="1"/>
-      <w:numFmt w:val="decimal"/>
-      <w:lvlText w:val="%12.%2."/>
-      <w:lvlJc w:val="left"/>
-      <w:pPr>
-        <w:ind w:left="792" w:hanging="432"/>
-      </w:pPr>
-      <w:rPr>
-        <w:rFonts w:hint="default"/>
-      </w:rPr>
-    </w:lvl>
-    <w:lvl w:ilvl="2">
-      <w:start w:val="1"/>
-      <w:numFmt w:val="decimal"/>
-      <w:lvlText w:val="%12.%2.%3."/>
-      <w:lvlJc w:val="left"/>
-      <w:pPr>
-        <w:ind w:left="1224" w:hanging="504"/>
-      </w:pPr>
-      <w:rPr>
-        <w:rFonts w:hint="default"/>
-      </w:rPr>
-    </w:lvl>
-    <w:lvl w:ilvl="3">
-      <w:start w:val="1"/>
-      <w:numFmt w:val="decimal"/>
-      <w:lvlText w:val="%1.%2.%3.%4."/>
-      <w:lvlJc w:val="left"/>
-      <w:pPr>
-        <w:ind w:left="1728" w:hanging="648"/>
-      </w:pPr>
-      <w:rPr>
-        <w:rFonts w:hint="default"/>
-      </w:rPr>
-    </w:lvl>
-    <w:lvl w:ilvl="4">
-      <w:start w:val="1"/>
-      <w:numFmt w:val="decimal"/>
-      <w:lvlText w:val="%1.%2.%3.%4.%5."/>
-      <w:lvlJc w:val="left"/>
-      <w:pPr>
-        <w:ind w:left="2232" w:hanging="792"/>
-      </w:pPr>
-      <w:rPr>
-        <w:rFonts w:hint="default"/>
-      </w:rPr>
-    </w:lvl>
-    <w:lvl w:ilvl="5">
-      <w:start w:val="1"/>
-      <w:numFmt w:val="decimal"/>
-      <w:lvlText w:val="%1.%2.%3.%4.%5.%6."/>
-      <w:lvlJc w:val="left"/>
-      <w:pPr>
-        <w:ind w:left="2736" w:hanging="936"/>
-      </w:pPr>
-      <w:rPr>
-        <w:rFonts w:hint="default"/>
-      </w:rPr>
-    </w:lvl>
-    <w:lvl w:ilvl="6">
-      <w:start w:val="1"/>
-      <w:numFmt w:val="decimal"/>
-      <w:lvlText w:val="%1.%2.%3.%4.%5.%6.%7."/>
-      <w:lvlJc w:val="left"/>
-      <w:pPr>
-        <w:ind w:left="3240" w:hanging="1080"/>
-      </w:pPr>
-      <w:rPr>
-        <w:rFonts w:hint="default"/>
-      </w:rPr>
-    </w:lvl>
-    <w:lvl w:ilvl="7">
-      <w:start w:val="1"/>
-      <w:numFmt w:val="decimal"/>
-      <w:lvlText w:val="%1.%2.%3.%4.%5.%6.%7.%8."/>
-      <w:lvlJc w:val="left"/>
-      <w:pPr>
-        <w:ind w:left="3744" w:hanging="1224"/>
-      </w:pPr>
-      <w:rPr>
-        <w:rFonts w:hint="default"/>
-      </w:rPr>
-    </w:lvl>
-    <w:lvl w:ilvl="8">
-      <w:start w:val="1"/>
-      <w:numFmt w:val="decimal"/>
-      <w:lvlText w:val="%1.%2.%3.%4.%5.%6.%7.%8.%9."/>
-      <w:lvlJc w:val="left"/>
-      <w:pPr>
-        <w:ind w:left="4320" w:hanging="1440"/>
-      </w:pPr>
-      <w:rPr>
-        <w:rFonts w:hint="default"/>
-      </w:rPr>
-    </w:lvl>
-  </w:abstractNum>
-  <w:abstractNum w:abstractNumId="19" w15:restartNumberingAfterBreak="0">
-    <w:nsid w:val="60BB3026"/>
-    <w:multiLevelType w:val="multilevel"/>
-    <w:tmpl w:val="C48EF5B4"/>
-    <w:lvl w:ilvl="0">
-      <w:start w:val="1"/>
-      <w:numFmt w:val="bullet"/>
-      <w:lvlText w:val=""/>
-      <w:lvlJc w:val="left"/>
-      <w:pPr>
-        <w:tabs>
-          <w:tab w:val="num" w:pos="720"/>
-        </w:tabs>
-        <w:ind w:left="720" w:hanging="360"/>
-      </w:pPr>
-      <w:rPr>
-        <w:rFonts w:ascii="Symbol" w:hAnsi="Symbol" w:hint="default"/>
-        <w:sz w:val="20"/>
-      </w:rPr>
-    </w:lvl>
-    <w:lvl w:ilvl="1" w:tentative="1">
-      <w:start w:val="1"/>
-      <w:numFmt w:val="bullet"/>
-      <w:lvlText w:val="o"/>
-      <w:lvlJc w:val="left"/>
-      <w:pPr>
-        <w:tabs>
-          <w:tab w:val="num" w:pos="1440"/>
-        </w:tabs>
-        <w:ind w:left="1440" w:hanging="360"/>
-      </w:pPr>
-      <w:rPr>
-        <w:rFonts w:ascii="Courier New" w:hAnsi="Courier New" w:hint="default"/>
-        <w:sz w:val="20"/>
-      </w:rPr>
-    </w:lvl>
-    <w:lvl w:ilvl="2" w:tentative="1">
-      <w:start w:val="1"/>
-      <w:numFmt w:val="bullet"/>
-      <w:lvlText w:val=""/>
-      <w:lvlJc w:val="left"/>
-      <w:pPr>
-        <w:tabs>
-          <w:tab w:val="num" w:pos="2160"/>
-        </w:tabs>
-        <w:ind w:left="2160" w:hanging="360"/>
-      </w:pPr>
-      <w:rPr>
-        <w:rFonts w:ascii="Wingdings" w:hAnsi="Wingdings" w:hint="default"/>
-        <w:sz w:val="20"/>
-      </w:rPr>
-    </w:lvl>
-    <w:lvl w:ilvl="3" w:tentative="1">
-      <w:start w:val="1"/>
-      <w:numFmt w:val="bullet"/>
-      <w:lvlText w:val=""/>
-      <w:lvlJc w:val="left"/>
-      <w:pPr>
-        <w:tabs>
-          <w:tab w:val="num" w:pos="2880"/>
-        </w:tabs>
-        <w:ind w:left="2880" w:hanging="360"/>
-      </w:pPr>
-      <w:rPr>
-        <w:rFonts w:ascii="Wingdings" w:hAnsi="Wingdings" w:hint="default"/>
-        <w:sz w:val="20"/>
-      </w:rPr>
-    </w:lvl>
-    <w:lvl w:ilvl="4" w:tentative="1">
-      <w:start w:val="1"/>
-      <w:numFmt w:val="bullet"/>
-      <w:lvlText w:val=""/>
-      <w:lvlJc w:val="left"/>
-      <w:pPr>
-        <w:tabs>
-          <w:tab w:val="num" w:pos="3600"/>
-        </w:tabs>
-        <w:ind w:left="3600" w:hanging="360"/>
-      </w:pPr>
-      <w:rPr>
-        <w:rFonts w:ascii="Wingdings" w:hAnsi="Wingdings" w:hint="default"/>
-        <w:sz w:val="20"/>
-      </w:rPr>
-    </w:lvl>
-    <w:lvl w:ilvl="5" w:tentative="1">
-      <w:start w:val="1"/>
-      <w:numFmt w:val="bullet"/>
-      <w:lvlText w:val=""/>
-      <w:lvlJc w:val="left"/>
-      <w:pPr>
-        <w:tabs>
-          <w:tab w:val="num" w:pos="4320"/>
-        </w:tabs>
-        <w:ind w:left="4320" w:hanging="360"/>
-      </w:pPr>
-      <w:rPr>
-        <w:rFonts w:ascii="Wingdings" w:hAnsi="Wingdings" w:hint="default"/>
-        <w:sz w:val="20"/>
-      </w:rPr>
-    </w:lvl>
-    <w:lvl w:ilvl="6" w:tentative="1">
-      <w:start w:val="1"/>
-      <w:numFmt w:val="bullet"/>
-      <w:lvlText w:val=""/>
-      <w:lvlJc w:val="left"/>
-      <w:pPr>
-        <w:tabs>
-          <w:tab w:val="num" w:pos="5040"/>
-        </w:tabs>
-        <w:ind w:left="5040" w:hanging="360"/>
-      </w:pPr>
-      <w:rPr>
-        <w:rFonts w:ascii="Wingdings" w:hAnsi="Wingdings" w:hint="default"/>
-        <w:sz w:val="20"/>
-      </w:rPr>
-    </w:lvl>
-    <w:lvl w:ilvl="7" w:tentative="1">
-      <w:start w:val="1"/>
-      <w:numFmt w:val="bullet"/>
-      <w:lvlText w:val=""/>
-      <w:lvlJc w:val="left"/>
-      <w:pPr>
-        <w:tabs>
-          <w:tab w:val="num" w:pos="5760"/>
-        </w:tabs>
-        <w:ind w:left="5760" w:hanging="360"/>
-      </w:pPr>
-      <w:rPr>
-        <w:rFonts w:ascii="Wingdings" w:hAnsi="Wingdings" w:hint="default"/>
-        <w:sz w:val="20"/>
-      </w:rPr>
-    </w:lvl>
-    <w:lvl w:ilvl="8" w:tentative="1">
-      <w:start w:val="1"/>
-      <w:numFmt w:val="bullet"/>
-      <w:lvlText w:val=""/>
-      <w:lvlJc w:val="left"/>
-      <w:pPr>
-        <w:tabs>
-          <w:tab w:val="num" w:pos="6480"/>
-        </w:tabs>
-        <w:ind w:left="6480" w:hanging="360"/>
-      </w:pPr>
-      <w:rPr>
-        <w:rFonts w:ascii="Wingdings" w:hAnsi="Wingdings" w:hint="default"/>
-        <w:sz w:val="20"/>
-      </w:rPr>
-    </w:lvl>
-  </w:abstractNum>
-  <w:abstractNum w:abstractNumId="20" w15:restartNumberingAfterBreak="0">
-    <w:nsid w:val="657C21B1"/>
-    <w:multiLevelType w:val="hybridMultilevel"/>
-    <w:tmpl w:val="6E5C1710"/>
-    <w:lvl w:ilvl="0" w:tplc="04180003">
-      <w:start w:val="1"/>
-      <w:numFmt w:val="bullet"/>
-      <w:lvlText w:val="o"/>
-      <w:lvlJc w:val="left"/>
-      <w:pPr>
-        <w:ind w:left="1931" w:hanging="360"/>
-      </w:pPr>
-      <w:rPr>
-        <w:rFonts w:ascii="Courier New" w:hAnsi="Courier New" w:cs="Courier New" w:hint="default"/>
-      </w:rPr>
-    </w:lvl>
-    <w:lvl w:ilvl="1" w:tplc="04180003" w:tentative="1">
-      <w:start w:val="1"/>
-      <w:numFmt w:val="bullet"/>
-      <w:lvlText w:val="o"/>
-      <w:lvlJc w:val="left"/>
-      <w:pPr>
-        <w:ind w:left="2651" w:hanging="360"/>
-      </w:pPr>
-      <w:rPr>
-        <w:rFonts w:ascii="Courier New" w:hAnsi="Courier New" w:cs="Courier New" w:hint="default"/>
-      </w:rPr>
-    </w:lvl>
-    <w:lvl w:ilvl="2" w:tplc="04180005" w:tentative="1">
-      <w:start w:val="1"/>
-      <w:numFmt w:val="bullet"/>
-      <w:lvlText w:val=""/>
-      <w:lvlJc w:val="left"/>
-      <w:pPr>
-        <w:ind w:left="3371" w:hanging="360"/>
-      </w:pPr>
-      <w:rPr>
-        <w:rFonts w:ascii="Wingdings" w:hAnsi="Wingdings" w:hint="default"/>
-      </w:rPr>
-    </w:lvl>
-    <w:lvl w:ilvl="3" w:tplc="04180001" w:tentative="1">
-      <w:start w:val="1"/>
-      <w:numFmt w:val="bullet"/>
-      <w:lvlText w:val=""/>
-      <w:lvlJc w:val="left"/>
-      <w:pPr>
-        <w:ind w:left="4091" w:hanging="360"/>
-      </w:pPr>
-      <w:rPr>
-        <w:rFonts w:ascii="Symbol" w:hAnsi="Symbol" w:hint="default"/>
-      </w:rPr>
-    </w:lvl>
-    <w:lvl w:ilvl="4" w:tplc="04180003" w:tentative="1">
-      <w:start w:val="1"/>
-      <w:numFmt w:val="bullet"/>
-      <w:lvlText w:val="o"/>
-      <w:lvlJc w:val="left"/>
-      <w:pPr>
-        <w:ind w:left="4811" w:hanging="360"/>
-      </w:pPr>
-      <w:rPr>
-        <w:rFonts w:ascii="Courier New" w:hAnsi="Courier New" w:cs="Courier New" w:hint="default"/>
-      </w:rPr>
-    </w:lvl>
-    <w:lvl w:ilvl="5" w:tplc="04180005" w:tentative="1">
-      <w:start w:val="1"/>
-      <w:numFmt w:val="bullet"/>
-      <w:lvlText w:val=""/>
-      <w:lvlJc w:val="left"/>
-      <w:pPr>
-        <w:ind w:left="5531" w:hanging="360"/>
-      </w:pPr>
-      <w:rPr>
-        <w:rFonts w:ascii="Wingdings" w:hAnsi="Wingdings" w:hint="default"/>
-      </w:rPr>
-    </w:lvl>
-    <w:lvl w:ilvl="6" w:tplc="04180001" w:tentative="1">
-      <w:start w:val="1"/>
-      <w:numFmt w:val="bullet"/>
-      <w:lvlText w:val=""/>
-      <w:lvlJc w:val="left"/>
-      <w:pPr>
-        <w:ind w:left="6251" w:hanging="360"/>
-      </w:pPr>
-      <w:rPr>
-        <w:rFonts w:ascii="Symbol" w:hAnsi="Symbol" w:hint="default"/>
-      </w:rPr>
-    </w:lvl>
-    <w:lvl w:ilvl="7" w:tplc="04180003" w:tentative="1">
-      <w:start w:val="1"/>
-      <w:numFmt w:val="bullet"/>
-      <w:lvlText w:val="o"/>
-      <w:lvlJc w:val="left"/>
-      <w:pPr>
-        <w:ind w:left="6971" w:hanging="360"/>
-      </w:pPr>
-      <w:rPr>
-        <w:rFonts w:ascii="Courier New" w:hAnsi="Courier New" w:cs="Courier New" w:hint="default"/>
-      </w:rPr>
-    </w:lvl>
-    <w:lvl w:ilvl="8" w:tplc="04180005" w:tentative="1">
-      <w:start w:val="1"/>
-      <w:numFmt w:val="bullet"/>
-      <w:lvlText w:val=""/>
-      <w:lvlJc w:val="left"/>
-      <w:pPr>
-        <w:ind w:left="7691" w:hanging="360"/>
-      </w:pPr>
-      <w:rPr>
-        <w:rFonts w:ascii="Wingdings" w:hAnsi="Wingdings" w:hint="default"/>
-      </w:rPr>
-    </w:lvl>
-  </w:abstractNum>
-  <w:abstractNum w:abstractNumId="21" w15:restartNumberingAfterBreak="0">
-    <w:nsid w:val="67207F10"/>
-    <w:multiLevelType w:val="hybridMultilevel"/>
-    <w:tmpl w:val="F6523C12"/>
-    <w:lvl w:ilvl="0" w:tplc="8EC48788">
-      <w:start w:val="1"/>
-      <w:numFmt w:val="lowerLetter"/>
-      <w:lvlText w:val="%1)"/>
-      <w:lvlJc w:val="left"/>
-      <w:pPr>
-        <w:ind w:left="1211" w:hanging="360"/>
-      </w:pPr>
-      <w:rPr>
-        <w:rFonts w:hint="default"/>
-      </w:rPr>
-    </w:lvl>
-    <w:lvl w:ilvl="1" w:tplc="04180019" w:tentative="1">
-      <w:start w:val="1"/>
-      <w:numFmt w:val="lowerLetter"/>
-      <w:lvlText w:val="%2."/>
-      <w:lvlJc w:val="left"/>
-      <w:pPr>
-        <w:ind w:left="1931" w:hanging="360"/>
-      </w:pPr>
-    </w:lvl>
-    <w:lvl w:ilvl="2" w:tplc="0418001B" w:tentative="1">
-      <w:start w:val="1"/>
-      <w:numFmt w:val="lowerRoman"/>
-      <w:lvlText w:val="%3."/>
-      <w:lvlJc w:val="right"/>
-      <w:pPr>
-        <w:ind w:left="2651" w:hanging="180"/>
-      </w:pPr>
-    </w:lvl>
-    <w:lvl w:ilvl="3" w:tplc="0418000F" w:tentative="1">
-      <w:start w:val="1"/>
-      <w:numFmt w:val="decimal"/>
-      <w:lvlText w:val="%4."/>
-      <w:lvlJc w:val="left"/>
-      <w:pPr>
-        <w:ind w:left="3371" w:hanging="360"/>
-      </w:pPr>
-    </w:lvl>
-    <w:lvl w:ilvl="4" w:tplc="04180019" w:tentative="1">
-      <w:start w:val="1"/>
-      <w:numFmt w:val="lowerLetter"/>
-      <w:lvlText w:val="%5."/>
-      <w:lvlJc w:val="left"/>
-      <w:pPr>
-        <w:ind w:left="4091" w:hanging="360"/>
-      </w:pPr>
-    </w:lvl>
-    <w:lvl w:ilvl="5" w:tplc="0418001B" w:tentative="1">
-      <w:start w:val="1"/>
-      <w:numFmt w:val="lowerRoman"/>
-      <w:lvlText w:val="%6."/>
-      <w:lvlJc w:val="right"/>
-      <w:pPr>
-        <w:ind w:left="4811" w:hanging="180"/>
-      </w:pPr>
-    </w:lvl>
-    <w:lvl w:ilvl="6" w:tplc="0418000F" w:tentative="1">
-      <w:start w:val="1"/>
-      <w:numFmt w:val="decimal"/>
-      <w:lvlText w:val="%7."/>
-      <w:lvlJc w:val="left"/>
-      <w:pPr>
-        <w:ind w:left="5531" w:hanging="360"/>
-      </w:pPr>
-    </w:lvl>
-    <w:lvl w:ilvl="7" w:tplc="04180019" w:tentative="1">
-      <w:start w:val="1"/>
-      <w:numFmt w:val="lowerLetter"/>
-      <w:lvlText w:val="%8."/>
-      <w:lvlJc w:val="left"/>
-      <w:pPr>
-        <w:ind w:left="6251" w:hanging="360"/>
-      </w:pPr>
-    </w:lvl>
-    <w:lvl w:ilvl="8" w:tplc="0418001B" w:tentative="1">
-      <w:start w:val="1"/>
-      <w:numFmt w:val="lowerRoman"/>
-      <w:lvlText w:val="%9."/>
-      <w:lvlJc w:val="right"/>
-      <w:pPr>
-        <w:ind w:left="6971" w:hanging="180"/>
-      </w:pPr>
-    </w:lvl>
-  </w:abstractNum>
-  <w:abstractNum w:abstractNumId="22" w15:restartNumberingAfterBreak="0">
-    <w:nsid w:val="6B69769A"/>
-    <w:multiLevelType w:val="multilevel"/>
-    <w:tmpl w:val="0418001F"/>
-    <w:lvl w:ilvl="0">
-      <w:start w:val="1"/>
-      <w:numFmt w:val="decimal"/>
-      <w:lvlText w:val="%1."/>
-      <w:lvlJc w:val="left"/>
-      <w:pPr>
-        <w:ind w:left="360" w:hanging="360"/>
-      </w:pPr>
-    </w:lvl>
-    <w:lvl w:ilvl="1">
-      <w:start w:val="1"/>
-      <w:numFmt w:val="decimal"/>
-      <w:lvlText w:val="%1.%2."/>
-      <w:lvlJc w:val="left"/>
-      <w:pPr>
-        <w:ind w:left="792" w:hanging="432"/>
-      </w:pPr>
-    </w:lvl>
-    <w:lvl w:ilvl="2">
-      <w:start w:val="1"/>
-      <w:numFmt w:val="decimal"/>
-      <w:lvlText w:val="%1.%2.%3."/>
-      <w:lvlJc w:val="left"/>
-      <w:pPr>
-        <w:ind w:left="1224" w:hanging="504"/>
-      </w:pPr>
-    </w:lvl>
-    <w:lvl w:ilvl="3">
-      <w:start w:val="1"/>
-      <w:numFmt w:val="decimal"/>
-      <w:lvlText w:val="%1.%2.%3.%4."/>
-      <w:lvlJc w:val="left"/>
-      <w:pPr>
-        <w:ind w:left="1728" w:hanging="648"/>
-      </w:pPr>
-    </w:lvl>
-    <w:lvl w:ilvl="4">
-      <w:start w:val="1"/>
-      <w:numFmt w:val="decimal"/>
-      <w:lvlText w:val="%1.%2.%3.%4.%5."/>
-      <w:lvlJc w:val="left"/>
-      <w:pPr>
-        <w:ind w:left="2232" w:hanging="792"/>
-      </w:pPr>
-    </w:lvl>
-    <w:lvl w:ilvl="5">
-      <w:start w:val="1"/>
-      <w:numFmt w:val="decimal"/>
-      <w:lvlText w:val="%1.%2.%3.%4.%5.%6."/>
-      <w:lvlJc w:val="left"/>
-      <w:pPr>
-        <w:ind w:left="2736" w:hanging="936"/>
-      </w:pPr>
-    </w:lvl>
-    <w:lvl w:ilvl="6">
-      <w:start w:val="1"/>
-      <w:numFmt w:val="decimal"/>
-      <w:lvlText w:val="%1.%2.%3.%4.%5.%6.%7."/>
-      <w:lvlJc w:val="left"/>
-      <w:pPr>
-        <w:ind w:left="3240" w:hanging="1080"/>
-      </w:pPr>
-    </w:lvl>
-    <w:lvl w:ilvl="7">
-      <w:start w:val="1"/>
-      <w:numFmt w:val="decimal"/>
-      <w:lvlText w:val="%1.%2.%3.%4.%5.%6.%7.%8."/>
-      <w:lvlJc w:val="left"/>
-      <w:pPr>
-        <w:ind w:left="3744" w:hanging="1224"/>
-      </w:pPr>
-    </w:lvl>
-    <w:lvl w:ilvl="8">
-      <w:start w:val="1"/>
-      <w:numFmt w:val="decimal"/>
-      <w:lvlText w:val="%1.%2.%3.%4.%5.%6.%7.%8.%9."/>
-      <w:lvlJc w:val="left"/>
-      <w:pPr>
-        <w:ind w:left="4320" w:hanging="1440"/>
-      </w:pPr>
-    </w:lvl>
-  </w:abstractNum>
-  <w:abstractNum w:abstractNumId="23" w15:restartNumberingAfterBreak="0">
-    <w:nsid w:val="6E5C20EB"/>
-    <w:multiLevelType w:val="multilevel"/>
-    <w:tmpl w:val="B31E2D08"/>
+    <w:tmpl w:val="3CB08D68"/>
     <w:lvl w:ilvl="0">
       <w:start w:val="3"/>
       <w:numFmt w:val="decimal"/>
@@ -27586,6 +28275,7 @@
     <w:lvl w:ilvl="3">
       <w:start w:val="1"/>
       <w:numFmt w:val="decimal"/>
+      <w:pStyle w:val="Heading4"/>
       <w:lvlText w:val="%1.%2.%3.%4."/>
       <w:lvlJc w:val="right"/>
       <w:pPr>
@@ -27662,17 +28352,1048 @@
       </w:rPr>
     </w:lvl>
   </w:abstractNum>
-  <w:abstractNum w:abstractNumId="24" w15:restartNumberingAfterBreak="0">
-    <w:nsid w:val="730E2546"/>
+  <w:abstractNum w:abstractNumId="13" w15:restartNumberingAfterBreak="0">
+    <w:nsid w:val="2C197E10"/>
     <w:multiLevelType w:val="hybridMultilevel"/>
-    <w:tmpl w:val="64BE32D2"/>
-    <w:lvl w:ilvl="0" w:tplc="186AFB5A">
+    <w:tmpl w:val="2592DA72"/>
+    <w:lvl w:ilvl="0" w:tplc="04180003">
+      <w:start w:val="1"/>
+      <w:numFmt w:val="bullet"/>
+      <w:lvlText w:val="o"/>
+      <w:lvlJc w:val="left"/>
+      <w:pPr>
+        <w:ind w:left="2136" w:hanging="360"/>
+      </w:pPr>
+      <w:rPr>
+        <w:rFonts w:ascii="Courier New" w:hAnsi="Courier New" w:cs="Courier New" w:hint="default"/>
+      </w:rPr>
+    </w:lvl>
+    <w:lvl w:ilvl="1" w:tplc="04180003" w:tentative="1">
+      <w:start w:val="1"/>
+      <w:numFmt w:val="bullet"/>
+      <w:lvlText w:val="o"/>
+      <w:lvlJc w:val="left"/>
+      <w:pPr>
+        <w:ind w:left="2856" w:hanging="360"/>
+      </w:pPr>
+      <w:rPr>
+        <w:rFonts w:ascii="Courier New" w:hAnsi="Courier New" w:cs="Courier New" w:hint="default"/>
+      </w:rPr>
+    </w:lvl>
+    <w:lvl w:ilvl="2" w:tplc="04180005" w:tentative="1">
+      <w:start w:val="1"/>
+      <w:numFmt w:val="bullet"/>
+      <w:lvlText w:val=""/>
+      <w:lvlJc w:val="left"/>
+      <w:pPr>
+        <w:ind w:left="3576" w:hanging="360"/>
+      </w:pPr>
+      <w:rPr>
+        <w:rFonts w:ascii="Wingdings" w:hAnsi="Wingdings" w:hint="default"/>
+      </w:rPr>
+    </w:lvl>
+    <w:lvl w:ilvl="3" w:tplc="04180001" w:tentative="1">
+      <w:start w:val="1"/>
+      <w:numFmt w:val="bullet"/>
+      <w:lvlText w:val=""/>
+      <w:lvlJc w:val="left"/>
+      <w:pPr>
+        <w:ind w:left="4296" w:hanging="360"/>
+      </w:pPr>
+      <w:rPr>
+        <w:rFonts w:ascii="Symbol" w:hAnsi="Symbol" w:hint="default"/>
+      </w:rPr>
+    </w:lvl>
+    <w:lvl w:ilvl="4" w:tplc="04180003" w:tentative="1">
+      <w:start w:val="1"/>
+      <w:numFmt w:val="bullet"/>
+      <w:lvlText w:val="o"/>
+      <w:lvlJc w:val="left"/>
+      <w:pPr>
+        <w:ind w:left="5016" w:hanging="360"/>
+      </w:pPr>
+      <w:rPr>
+        <w:rFonts w:ascii="Courier New" w:hAnsi="Courier New" w:cs="Courier New" w:hint="default"/>
+      </w:rPr>
+    </w:lvl>
+    <w:lvl w:ilvl="5" w:tplc="04180005" w:tentative="1">
+      <w:start w:val="1"/>
+      <w:numFmt w:val="bullet"/>
+      <w:lvlText w:val=""/>
+      <w:lvlJc w:val="left"/>
+      <w:pPr>
+        <w:ind w:left="5736" w:hanging="360"/>
+      </w:pPr>
+      <w:rPr>
+        <w:rFonts w:ascii="Wingdings" w:hAnsi="Wingdings" w:hint="default"/>
+      </w:rPr>
+    </w:lvl>
+    <w:lvl w:ilvl="6" w:tplc="04180001" w:tentative="1">
+      <w:start w:val="1"/>
+      <w:numFmt w:val="bullet"/>
+      <w:lvlText w:val=""/>
+      <w:lvlJc w:val="left"/>
+      <w:pPr>
+        <w:ind w:left="6456" w:hanging="360"/>
+      </w:pPr>
+      <w:rPr>
+        <w:rFonts w:ascii="Symbol" w:hAnsi="Symbol" w:hint="default"/>
+      </w:rPr>
+    </w:lvl>
+    <w:lvl w:ilvl="7" w:tplc="04180003" w:tentative="1">
+      <w:start w:val="1"/>
+      <w:numFmt w:val="bullet"/>
+      <w:lvlText w:val="o"/>
+      <w:lvlJc w:val="left"/>
+      <w:pPr>
+        <w:ind w:left="7176" w:hanging="360"/>
+      </w:pPr>
+      <w:rPr>
+        <w:rFonts w:ascii="Courier New" w:hAnsi="Courier New" w:cs="Courier New" w:hint="default"/>
+      </w:rPr>
+    </w:lvl>
+    <w:lvl w:ilvl="8" w:tplc="04180005" w:tentative="1">
+      <w:start w:val="1"/>
+      <w:numFmt w:val="bullet"/>
+      <w:lvlText w:val=""/>
+      <w:lvlJc w:val="left"/>
+      <w:pPr>
+        <w:ind w:left="7896" w:hanging="360"/>
+      </w:pPr>
+      <w:rPr>
+        <w:rFonts w:ascii="Wingdings" w:hAnsi="Wingdings" w:hint="default"/>
+      </w:rPr>
+    </w:lvl>
+  </w:abstractNum>
+  <w:abstractNum w:abstractNumId="14" w15:restartNumberingAfterBreak="0">
+    <w:nsid w:val="3E8A75DE"/>
+    <w:multiLevelType w:val="hybridMultilevel"/>
+    <w:tmpl w:val="13FACB6C"/>
+    <w:lvl w:ilvl="0" w:tplc="04180001">
+      <w:start w:val="1"/>
+      <w:numFmt w:val="bullet"/>
+      <w:lvlText w:val=""/>
+      <w:lvlJc w:val="left"/>
+      <w:pPr>
+        <w:ind w:left="1571" w:hanging="360"/>
+      </w:pPr>
+      <w:rPr>
+        <w:rFonts w:ascii="Symbol" w:hAnsi="Symbol" w:hint="default"/>
+      </w:rPr>
+    </w:lvl>
+    <w:lvl w:ilvl="1" w:tplc="04180003" w:tentative="1">
+      <w:start w:val="1"/>
+      <w:numFmt w:val="bullet"/>
+      <w:lvlText w:val="o"/>
+      <w:lvlJc w:val="left"/>
+      <w:pPr>
+        <w:ind w:left="2291" w:hanging="360"/>
+      </w:pPr>
+      <w:rPr>
+        <w:rFonts w:ascii="Courier New" w:hAnsi="Courier New" w:cs="Courier New" w:hint="default"/>
+      </w:rPr>
+    </w:lvl>
+    <w:lvl w:ilvl="2" w:tplc="04180005" w:tentative="1">
+      <w:start w:val="1"/>
+      <w:numFmt w:val="bullet"/>
+      <w:lvlText w:val=""/>
+      <w:lvlJc w:val="left"/>
+      <w:pPr>
+        <w:ind w:left="3011" w:hanging="360"/>
+      </w:pPr>
+      <w:rPr>
+        <w:rFonts w:ascii="Wingdings" w:hAnsi="Wingdings" w:hint="default"/>
+      </w:rPr>
+    </w:lvl>
+    <w:lvl w:ilvl="3" w:tplc="04180001" w:tentative="1">
+      <w:start w:val="1"/>
+      <w:numFmt w:val="bullet"/>
+      <w:lvlText w:val=""/>
+      <w:lvlJc w:val="left"/>
+      <w:pPr>
+        <w:ind w:left="3731" w:hanging="360"/>
+      </w:pPr>
+      <w:rPr>
+        <w:rFonts w:ascii="Symbol" w:hAnsi="Symbol" w:hint="default"/>
+      </w:rPr>
+    </w:lvl>
+    <w:lvl w:ilvl="4" w:tplc="04180003" w:tentative="1">
+      <w:start w:val="1"/>
+      <w:numFmt w:val="bullet"/>
+      <w:lvlText w:val="o"/>
+      <w:lvlJc w:val="left"/>
+      <w:pPr>
+        <w:ind w:left="4451" w:hanging="360"/>
+      </w:pPr>
+      <w:rPr>
+        <w:rFonts w:ascii="Courier New" w:hAnsi="Courier New" w:cs="Courier New" w:hint="default"/>
+      </w:rPr>
+    </w:lvl>
+    <w:lvl w:ilvl="5" w:tplc="04180005" w:tentative="1">
+      <w:start w:val="1"/>
+      <w:numFmt w:val="bullet"/>
+      <w:lvlText w:val=""/>
+      <w:lvlJc w:val="left"/>
+      <w:pPr>
+        <w:ind w:left="5171" w:hanging="360"/>
+      </w:pPr>
+      <w:rPr>
+        <w:rFonts w:ascii="Wingdings" w:hAnsi="Wingdings" w:hint="default"/>
+      </w:rPr>
+    </w:lvl>
+    <w:lvl w:ilvl="6" w:tplc="04180001" w:tentative="1">
+      <w:start w:val="1"/>
+      <w:numFmt w:val="bullet"/>
+      <w:lvlText w:val=""/>
+      <w:lvlJc w:val="left"/>
+      <w:pPr>
+        <w:ind w:left="5891" w:hanging="360"/>
+      </w:pPr>
+      <w:rPr>
+        <w:rFonts w:ascii="Symbol" w:hAnsi="Symbol" w:hint="default"/>
+      </w:rPr>
+    </w:lvl>
+    <w:lvl w:ilvl="7" w:tplc="04180003" w:tentative="1">
+      <w:start w:val="1"/>
+      <w:numFmt w:val="bullet"/>
+      <w:lvlText w:val="o"/>
+      <w:lvlJc w:val="left"/>
+      <w:pPr>
+        <w:ind w:left="6611" w:hanging="360"/>
+      </w:pPr>
+      <w:rPr>
+        <w:rFonts w:ascii="Courier New" w:hAnsi="Courier New" w:cs="Courier New" w:hint="default"/>
+      </w:rPr>
+    </w:lvl>
+    <w:lvl w:ilvl="8" w:tplc="04180005" w:tentative="1">
+      <w:start w:val="1"/>
+      <w:numFmt w:val="bullet"/>
+      <w:lvlText w:val=""/>
+      <w:lvlJc w:val="left"/>
+      <w:pPr>
+        <w:ind w:left="7331" w:hanging="360"/>
+      </w:pPr>
+      <w:rPr>
+        <w:rFonts w:ascii="Wingdings" w:hAnsi="Wingdings" w:hint="default"/>
+      </w:rPr>
+    </w:lvl>
+  </w:abstractNum>
+  <w:abstractNum w:abstractNumId="15" w15:restartNumberingAfterBreak="0">
+    <w:nsid w:val="4922540D"/>
+    <w:multiLevelType w:val="hybridMultilevel"/>
+    <w:tmpl w:val="8DB4ABFE"/>
+    <w:lvl w:ilvl="0" w:tplc="04180003">
+      <w:start w:val="1"/>
+      <w:numFmt w:val="bullet"/>
+      <w:lvlText w:val="o"/>
+      <w:lvlJc w:val="left"/>
+      <w:pPr>
+        <w:ind w:left="2291" w:hanging="360"/>
+      </w:pPr>
+      <w:rPr>
+        <w:rFonts w:ascii="Courier New" w:hAnsi="Courier New" w:cs="Courier New" w:hint="default"/>
+      </w:rPr>
+    </w:lvl>
+    <w:lvl w:ilvl="1" w:tplc="04180003" w:tentative="1">
+      <w:start w:val="1"/>
+      <w:numFmt w:val="bullet"/>
+      <w:lvlText w:val="o"/>
+      <w:lvlJc w:val="left"/>
+      <w:pPr>
+        <w:ind w:left="3011" w:hanging="360"/>
+      </w:pPr>
+      <w:rPr>
+        <w:rFonts w:ascii="Courier New" w:hAnsi="Courier New" w:cs="Courier New" w:hint="default"/>
+      </w:rPr>
+    </w:lvl>
+    <w:lvl w:ilvl="2" w:tplc="04180005" w:tentative="1">
+      <w:start w:val="1"/>
+      <w:numFmt w:val="bullet"/>
+      <w:lvlText w:val=""/>
+      <w:lvlJc w:val="left"/>
+      <w:pPr>
+        <w:ind w:left="3731" w:hanging="360"/>
+      </w:pPr>
+      <w:rPr>
+        <w:rFonts w:ascii="Wingdings" w:hAnsi="Wingdings" w:hint="default"/>
+      </w:rPr>
+    </w:lvl>
+    <w:lvl w:ilvl="3" w:tplc="04180001" w:tentative="1">
+      <w:start w:val="1"/>
+      <w:numFmt w:val="bullet"/>
+      <w:lvlText w:val=""/>
+      <w:lvlJc w:val="left"/>
+      <w:pPr>
+        <w:ind w:left="4451" w:hanging="360"/>
+      </w:pPr>
+      <w:rPr>
+        <w:rFonts w:ascii="Symbol" w:hAnsi="Symbol" w:hint="default"/>
+      </w:rPr>
+    </w:lvl>
+    <w:lvl w:ilvl="4" w:tplc="04180003" w:tentative="1">
+      <w:start w:val="1"/>
+      <w:numFmt w:val="bullet"/>
+      <w:lvlText w:val="o"/>
+      <w:lvlJc w:val="left"/>
+      <w:pPr>
+        <w:ind w:left="5171" w:hanging="360"/>
+      </w:pPr>
+      <w:rPr>
+        <w:rFonts w:ascii="Courier New" w:hAnsi="Courier New" w:cs="Courier New" w:hint="default"/>
+      </w:rPr>
+    </w:lvl>
+    <w:lvl w:ilvl="5" w:tplc="04180005" w:tentative="1">
+      <w:start w:val="1"/>
+      <w:numFmt w:val="bullet"/>
+      <w:lvlText w:val=""/>
+      <w:lvlJc w:val="left"/>
+      <w:pPr>
+        <w:ind w:left="5891" w:hanging="360"/>
+      </w:pPr>
+      <w:rPr>
+        <w:rFonts w:ascii="Wingdings" w:hAnsi="Wingdings" w:hint="default"/>
+      </w:rPr>
+    </w:lvl>
+    <w:lvl w:ilvl="6" w:tplc="04180001" w:tentative="1">
+      <w:start w:val="1"/>
+      <w:numFmt w:val="bullet"/>
+      <w:lvlText w:val=""/>
+      <w:lvlJc w:val="left"/>
+      <w:pPr>
+        <w:ind w:left="6611" w:hanging="360"/>
+      </w:pPr>
+      <w:rPr>
+        <w:rFonts w:ascii="Symbol" w:hAnsi="Symbol" w:hint="default"/>
+      </w:rPr>
+    </w:lvl>
+    <w:lvl w:ilvl="7" w:tplc="04180003" w:tentative="1">
+      <w:start w:val="1"/>
+      <w:numFmt w:val="bullet"/>
+      <w:lvlText w:val="o"/>
+      <w:lvlJc w:val="left"/>
+      <w:pPr>
+        <w:ind w:left="7331" w:hanging="360"/>
+      </w:pPr>
+      <w:rPr>
+        <w:rFonts w:ascii="Courier New" w:hAnsi="Courier New" w:cs="Courier New" w:hint="default"/>
+      </w:rPr>
+    </w:lvl>
+    <w:lvl w:ilvl="8" w:tplc="04180005" w:tentative="1">
+      <w:start w:val="1"/>
+      <w:numFmt w:val="bullet"/>
+      <w:lvlText w:val=""/>
+      <w:lvlJc w:val="left"/>
+      <w:pPr>
+        <w:ind w:left="8051" w:hanging="360"/>
+      </w:pPr>
+      <w:rPr>
+        <w:rFonts w:ascii="Wingdings" w:hAnsi="Wingdings" w:hint="default"/>
+      </w:rPr>
+    </w:lvl>
+  </w:abstractNum>
+  <w:abstractNum w:abstractNumId="16" w15:restartNumberingAfterBreak="0">
+    <w:nsid w:val="4B4E4039"/>
+    <w:multiLevelType w:val="hybridMultilevel"/>
+    <w:tmpl w:val="3B1282AA"/>
+    <w:lvl w:ilvl="0" w:tplc="04180003">
+      <w:start w:val="1"/>
+      <w:numFmt w:val="bullet"/>
+      <w:lvlText w:val="o"/>
+      <w:lvlJc w:val="left"/>
+      <w:pPr>
+        <w:ind w:left="2291" w:hanging="360"/>
+      </w:pPr>
+      <w:rPr>
+        <w:rFonts w:ascii="Courier New" w:hAnsi="Courier New" w:cs="Courier New" w:hint="default"/>
+      </w:rPr>
+    </w:lvl>
+    <w:lvl w:ilvl="1" w:tplc="04180003" w:tentative="1">
+      <w:start w:val="1"/>
+      <w:numFmt w:val="bullet"/>
+      <w:lvlText w:val="o"/>
+      <w:lvlJc w:val="left"/>
+      <w:pPr>
+        <w:ind w:left="3011" w:hanging="360"/>
+      </w:pPr>
+      <w:rPr>
+        <w:rFonts w:ascii="Courier New" w:hAnsi="Courier New" w:cs="Courier New" w:hint="default"/>
+      </w:rPr>
+    </w:lvl>
+    <w:lvl w:ilvl="2" w:tplc="04180005" w:tentative="1">
+      <w:start w:val="1"/>
+      <w:numFmt w:val="bullet"/>
+      <w:lvlText w:val=""/>
+      <w:lvlJc w:val="left"/>
+      <w:pPr>
+        <w:ind w:left="3731" w:hanging="360"/>
+      </w:pPr>
+      <w:rPr>
+        <w:rFonts w:ascii="Wingdings" w:hAnsi="Wingdings" w:hint="default"/>
+      </w:rPr>
+    </w:lvl>
+    <w:lvl w:ilvl="3" w:tplc="04180001" w:tentative="1">
+      <w:start w:val="1"/>
+      <w:numFmt w:val="bullet"/>
+      <w:lvlText w:val=""/>
+      <w:lvlJc w:val="left"/>
+      <w:pPr>
+        <w:ind w:left="4451" w:hanging="360"/>
+      </w:pPr>
+      <w:rPr>
+        <w:rFonts w:ascii="Symbol" w:hAnsi="Symbol" w:hint="default"/>
+      </w:rPr>
+    </w:lvl>
+    <w:lvl w:ilvl="4" w:tplc="04180003" w:tentative="1">
+      <w:start w:val="1"/>
+      <w:numFmt w:val="bullet"/>
+      <w:lvlText w:val="o"/>
+      <w:lvlJc w:val="left"/>
+      <w:pPr>
+        <w:ind w:left="5171" w:hanging="360"/>
+      </w:pPr>
+      <w:rPr>
+        <w:rFonts w:ascii="Courier New" w:hAnsi="Courier New" w:cs="Courier New" w:hint="default"/>
+      </w:rPr>
+    </w:lvl>
+    <w:lvl w:ilvl="5" w:tplc="04180005" w:tentative="1">
+      <w:start w:val="1"/>
+      <w:numFmt w:val="bullet"/>
+      <w:lvlText w:val=""/>
+      <w:lvlJc w:val="left"/>
+      <w:pPr>
+        <w:ind w:left="5891" w:hanging="360"/>
+      </w:pPr>
+      <w:rPr>
+        <w:rFonts w:ascii="Wingdings" w:hAnsi="Wingdings" w:hint="default"/>
+      </w:rPr>
+    </w:lvl>
+    <w:lvl w:ilvl="6" w:tplc="04180001" w:tentative="1">
+      <w:start w:val="1"/>
+      <w:numFmt w:val="bullet"/>
+      <w:lvlText w:val=""/>
+      <w:lvlJc w:val="left"/>
+      <w:pPr>
+        <w:ind w:left="6611" w:hanging="360"/>
+      </w:pPr>
+      <w:rPr>
+        <w:rFonts w:ascii="Symbol" w:hAnsi="Symbol" w:hint="default"/>
+      </w:rPr>
+    </w:lvl>
+    <w:lvl w:ilvl="7" w:tplc="04180003" w:tentative="1">
+      <w:start w:val="1"/>
+      <w:numFmt w:val="bullet"/>
+      <w:lvlText w:val="o"/>
+      <w:lvlJc w:val="left"/>
+      <w:pPr>
+        <w:ind w:left="7331" w:hanging="360"/>
+      </w:pPr>
+      <w:rPr>
+        <w:rFonts w:ascii="Courier New" w:hAnsi="Courier New" w:cs="Courier New" w:hint="default"/>
+      </w:rPr>
+    </w:lvl>
+    <w:lvl w:ilvl="8" w:tplc="04180005" w:tentative="1">
+      <w:start w:val="1"/>
+      <w:numFmt w:val="bullet"/>
+      <w:lvlText w:val=""/>
+      <w:lvlJc w:val="left"/>
+      <w:pPr>
+        <w:ind w:left="8051" w:hanging="360"/>
+      </w:pPr>
+      <w:rPr>
+        <w:rFonts w:ascii="Wingdings" w:hAnsi="Wingdings" w:hint="default"/>
+      </w:rPr>
+    </w:lvl>
+  </w:abstractNum>
+  <w:abstractNum w:abstractNumId="17" w15:restartNumberingAfterBreak="0">
+    <w:nsid w:val="511602B8"/>
+    <w:multiLevelType w:val="multilevel"/>
+    <w:tmpl w:val="6554E656"/>
+    <w:lvl w:ilvl="0">
+      <w:start w:val="1"/>
+      <w:numFmt w:val="decimal"/>
+      <w:lvlText w:val="%1"/>
+      <w:lvlJc w:val="left"/>
+      <w:pPr>
+        <w:ind w:left="432" w:hanging="432"/>
+      </w:pPr>
+    </w:lvl>
+    <w:lvl w:ilvl="1">
+      <w:start w:val="1"/>
+      <w:numFmt w:val="decimal"/>
+      <w:lvlText w:val="%1.%2"/>
+      <w:lvlJc w:val="left"/>
+      <w:pPr>
+        <w:ind w:left="576" w:hanging="576"/>
+      </w:pPr>
+    </w:lvl>
+    <w:lvl w:ilvl="2">
+      <w:start w:val="1"/>
+      <w:numFmt w:val="decimal"/>
+      <w:lvlText w:val="%1.%2.%3"/>
+      <w:lvlJc w:val="left"/>
+      <w:pPr>
+        <w:ind w:left="720" w:hanging="720"/>
+      </w:pPr>
+    </w:lvl>
+    <w:lvl w:ilvl="3">
+      <w:start w:val="1"/>
+      <w:numFmt w:val="decimal"/>
+      <w:lvlText w:val="%1.%2.%3.%4"/>
+      <w:lvlJc w:val="left"/>
+      <w:pPr>
+        <w:ind w:left="864" w:hanging="864"/>
+      </w:pPr>
+    </w:lvl>
+    <w:lvl w:ilvl="4">
+      <w:start w:val="1"/>
+      <w:numFmt w:val="decimal"/>
+      <w:pStyle w:val="Heading5"/>
+      <w:lvlText w:val="%1.%2.%3.%4.%5"/>
+      <w:lvlJc w:val="left"/>
+      <w:pPr>
+        <w:ind w:left="1008" w:hanging="1008"/>
+      </w:pPr>
+    </w:lvl>
+    <w:lvl w:ilvl="5">
+      <w:start w:val="1"/>
+      <w:numFmt w:val="decimal"/>
+      <w:pStyle w:val="Heading6"/>
+      <w:lvlText w:val="%1.%2.%3.%4.%5.%6"/>
+      <w:lvlJc w:val="left"/>
+      <w:pPr>
+        <w:ind w:left="1152" w:hanging="1152"/>
+      </w:pPr>
+    </w:lvl>
+    <w:lvl w:ilvl="6">
+      <w:start w:val="1"/>
+      <w:numFmt w:val="decimal"/>
+      <w:pStyle w:val="Heading7"/>
+      <w:lvlText w:val="%1.%2.%3.%4.%5.%6.%7"/>
+      <w:lvlJc w:val="left"/>
+      <w:pPr>
+        <w:ind w:left="1296" w:hanging="1296"/>
+      </w:pPr>
+    </w:lvl>
+    <w:lvl w:ilvl="7">
+      <w:start w:val="1"/>
+      <w:numFmt w:val="decimal"/>
+      <w:pStyle w:val="Heading8"/>
+      <w:lvlText w:val="%1.%2.%3.%4.%5.%6.%7.%8"/>
+      <w:lvlJc w:val="left"/>
+      <w:pPr>
+        <w:ind w:left="1440" w:hanging="1440"/>
+      </w:pPr>
+    </w:lvl>
+    <w:lvl w:ilvl="8">
+      <w:start w:val="1"/>
+      <w:numFmt w:val="decimal"/>
+      <w:pStyle w:val="Heading9"/>
+      <w:lvlText w:val="%1.%2.%3.%4.%5.%6.%7.%8.%9"/>
+      <w:lvlJc w:val="left"/>
+      <w:pPr>
+        <w:ind w:left="1584" w:hanging="1584"/>
+      </w:pPr>
+    </w:lvl>
+  </w:abstractNum>
+  <w:abstractNum w:abstractNumId="18" w15:restartNumberingAfterBreak="0">
+    <w:nsid w:val="51E326A3"/>
+    <w:multiLevelType w:val="hybridMultilevel"/>
+    <w:tmpl w:val="DD64DDDA"/>
+    <w:lvl w:ilvl="0" w:tplc="04180001">
+      <w:start w:val="1"/>
+      <w:numFmt w:val="bullet"/>
+      <w:lvlText w:val=""/>
+      <w:lvlJc w:val="left"/>
+      <w:pPr>
+        <w:ind w:left="1571" w:hanging="360"/>
+      </w:pPr>
+      <w:rPr>
+        <w:rFonts w:ascii="Symbol" w:hAnsi="Symbol" w:hint="default"/>
+      </w:rPr>
+    </w:lvl>
+    <w:lvl w:ilvl="1" w:tplc="04180003" w:tentative="1">
+      <w:start w:val="1"/>
+      <w:numFmt w:val="bullet"/>
+      <w:lvlText w:val="o"/>
+      <w:lvlJc w:val="left"/>
+      <w:pPr>
+        <w:ind w:left="2291" w:hanging="360"/>
+      </w:pPr>
+      <w:rPr>
+        <w:rFonts w:ascii="Courier New" w:hAnsi="Courier New" w:cs="Courier New" w:hint="default"/>
+      </w:rPr>
+    </w:lvl>
+    <w:lvl w:ilvl="2" w:tplc="04180005" w:tentative="1">
+      <w:start w:val="1"/>
+      <w:numFmt w:val="bullet"/>
+      <w:lvlText w:val=""/>
+      <w:lvlJc w:val="left"/>
+      <w:pPr>
+        <w:ind w:left="3011" w:hanging="360"/>
+      </w:pPr>
+      <w:rPr>
+        <w:rFonts w:ascii="Wingdings" w:hAnsi="Wingdings" w:hint="default"/>
+      </w:rPr>
+    </w:lvl>
+    <w:lvl w:ilvl="3" w:tplc="04180001" w:tentative="1">
+      <w:start w:val="1"/>
+      <w:numFmt w:val="bullet"/>
+      <w:lvlText w:val=""/>
+      <w:lvlJc w:val="left"/>
+      <w:pPr>
+        <w:ind w:left="3731" w:hanging="360"/>
+      </w:pPr>
+      <w:rPr>
+        <w:rFonts w:ascii="Symbol" w:hAnsi="Symbol" w:hint="default"/>
+      </w:rPr>
+    </w:lvl>
+    <w:lvl w:ilvl="4" w:tplc="04180003" w:tentative="1">
+      <w:start w:val="1"/>
+      <w:numFmt w:val="bullet"/>
+      <w:lvlText w:val="o"/>
+      <w:lvlJc w:val="left"/>
+      <w:pPr>
+        <w:ind w:left="4451" w:hanging="360"/>
+      </w:pPr>
+      <w:rPr>
+        <w:rFonts w:ascii="Courier New" w:hAnsi="Courier New" w:cs="Courier New" w:hint="default"/>
+      </w:rPr>
+    </w:lvl>
+    <w:lvl w:ilvl="5" w:tplc="04180005" w:tentative="1">
+      <w:start w:val="1"/>
+      <w:numFmt w:val="bullet"/>
+      <w:lvlText w:val=""/>
+      <w:lvlJc w:val="left"/>
+      <w:pPr>
+        <w:ind w:left="5171" w:hanging="360"/>
+      </w:pPr>
+      <w:rPr>
+        <w:rFonts w:ascii="Wingdings" w:hAnsi="Wingdings" w:hint="default"/>
+      </w:rPr>
+    </w:lvl>
+    <w:lvl w:ilvl="6" w:tplc="04180001" w:tentative="1">
+      <w:start w:val="1"/>
+      <w:numFmt w:val="bullet"/>
+      <w:lvlText w:val=""/>
+      <w:lvlJc w:val="left"/>
+      <w:pPr>
+        <w:ind w:left="5891" w:hanging="360"/>
+      </w:pPr>
+      <w:rPr>
+        <w:rFonts w:ascii="Symbol" w:hAnsi="Symbol" w:hint="default"/>
+      </w:rPr>
+    </w:lvl>
+    <w:lvl w:ilvl="7" w:tplc="04180003" w:tentative="1">
+      <w:start w:val="1"/>
+      <w:numFmt w:val="bullet"/>
+      <w:lvlText w:val="o"/>
+      <w:lvlJc w:val="left"/>
+      <w:pPr>
+        <w:ind w:left="6611" w:hanging="360"/>
+      </w:pPr>
+      <w:rPr>
+        <w:rFonts w:ascii="Courier New" w:hAnsi="Courier New" w:cs="Courier New" w:hint="default"/>
+      </w:rPr>
+    </w:lvl>
+    <w:lvl w:ilvl="8" w:tplc="04180005" w:tentative="1">
+      <w:start w:val="1"/>
+      <w:numFmt w:val="bullet"/>
+      <w:lvlText w:val=""/>
+      <w:lvlJc w:val="left"/>
+      <w:pPr>
+        <w:ind w:left="7331" w:hanging="360"/>
+      </w:pPr>
+      <w:rPr>
+        <w:rFonts w:ascii="Wingdings" w:hAnsi="Wingdings" w:hint="default"/>
+      </w:rPr>
+    </w:lvl>
+  </w:abstractNum>
+  <w:abstractNum w:abstractNumId="19" w15:restartNumberingAfterBreak="0">
+    <w:nsid w:val="5EB051F9"/>
+    <w:multiLevelType w:val="multilevel"/>
+    <w:tmpl w:val="B33C87FE"/>
+    <w:lvl w:ilvl="0">
+      <w:start w:val="1"/>
+      <w:numFmt w:val="none"/>
+      <w:lvlText w:val="2."/>
+      <w:lvlJc w:val="left"/>
+      <w:pPr>
+        <w:ind w:left="360" w:hanging="360"/>
+      </w:pPr>
+      <w:rPr>
+        <w:rFonts w:hint="default"/>
+      </w:rPr>
+    </w:lvl>
+    <w:lvl w:ilvl="1">
+      <w:start w:val="1"/>
+      <w:numFmt w:val="decimal"/>
+      <w:lvlText w:val="%12.%2."/>
+      <w:lvlJc w:val="left"/>
+      <w:pPr>
+        <w:ind w:left="792" w:hanging="432"/>
+      </w:pPr>
+      <w:rPr>
+        <w:rFonts w:hint="default"/>
+      </w:rPr>
+    </w:lvl>
+    <w:lvl w:ilvl="2">
+      <w:start w:val="1"/>
+      <w:numFmt w:val="decimal"/>
+      <w:lvlText w:val="%12.%2.%3."/>
+      <w:lvlJc w:val="left"/>
+      <w:pPr>
+        <w:ind w:left="1224" w:hanging="504"/>
+      </w:pPr>
+      <w:rPr>
+        <w:rFonts w:hint="default"/>
+      </w:rPr>
+    </w:lvl>
+    <w:lvl w:ilvl="3">
+      <w:start w:val="1"/>
+      <w:numFmt w:val="decimal"/>
+      <w:lvlText w:val="%1.%2.%3.%4."/>
+      <w:lvlJc w:val="left"/>
+      <w:pPr>
+        <w:ind w:left="1728" w:hanging="648"/>
+      </w:pPr>
+      <w:rPr>
+        <w:rFonts w:hint="default"/>
+      </w:rPr>
+    </w:lvl>
+    <w:lvl w:ilvl="4">
+      <w:start w:val="1"/>
+      <w:numFmt w:val="decimal"/>
+      <w:lvlText w:val="%1.%2.%3.%4.%5."/>
+      <w:lvlJc w:val="left"/>
+      <w:pPr>
+        <w:ind w:left="2232" w:hanging="792"/>
+      </w:pPr>
+      <w:rPr>
+        <w:rFonts w:hint="default"/>
+      </w:rPr>
+    </w:lvl>
+    <w:lvl w:ilvl="5">
+      <w:start w:val="1"/>
+      <w:numFmt w:val="decimal"/>
+      <w:lvlText w:val="%1.%2.%3.%4.%5.%6."/>
+      <w:lvlJc w:val="left"/>
+      <w:pPr>
+        <w:ind w:left="2736" w:hanging="936"/>
+      </w:pPr>
+      <w:rPr>
+        <w:rFonts w:hint="default"/>
+      </w:rPr>
+    </w:lvl>
+    <w:lvl w:ilvl="6">
+      <w:start w:val="1"/>
+      <w:numFmt w:val="decimal"/>
+      <w:lvlText w:val="%1.%2.%3.%4.%5.%6.%7."/>
+      <w:lvlJc w:val="left"/>
+      <w:pPr>
+        <w:ind w:left="3240" w:hanging="1080"/>
+      </w:pPr>
+      <w:rPr>
+        <w:rFonts w:hint="default"/>
+      </w:rPr>
+    </w:lvl>
+    <w:lvl w:ilvl="7">
+      <w:start w:val="1"/>
+      <w:numFmt w:val="decimal"/>
+      <w:lvlText w:val="%1.%2.%3.%4.%5.%6.%7.%8."/>
+      <w:lvlJc w:val="left"/>
+      <w:pPr>
+        <w:ind w:left="3744" w:hanging="1224"/>
+      </w:pPr>
+      <w:rPr>
+        <w:rFonts w:hint="default"/>
+      </w:rPr>
+    </w:lvl>
+    <w:lvl w:ilvl="8">
+      <w:start w:val="1"/>
+      <w:numFmt w:val="decimal"/>
+      <w:lvlText w:val="%1.%2.%3.%4.%5.%6.%7.%8.%9."/>
+      <w:lvlJc w:val="left"/>
+      <w:pPr>
+        <w:ind w:left="4320" w:hanging="1440"/>
+      </w:pPr>
+      <w:rPr>
+        <w:rFonts w:hint="default"/>
+      </w:rPr>
+    </w:lvl>
+  </w:abstractNum>
+  <w:abstractNum w:abstractNumId="20" w15:restartNumberingAfterBreak="0">
+    <w:nsid w:val="60BB3026"/>
+    <w:multiLevelType w:val="multilevel"/>
+    <w:tmpl w:val="C48EF5B4"/>
+    <w:lvl w:ilvl="0">
+      <w:start w:val="1"/>
+      <w:numFmt w:val="bullet"/>
+      <w:lvlText w:val=""/>
+      <w:lvlJc w:val="left"/>
+      <w:pPr>
+        <w:tabs>
+          <w:tab w:val="num" w:pos="720"/>
+        </w:tabs>
+        <w:ind w:left="720" w:hanging="360"/>
+      </w:pPr>
+      <w:rPr>
+        <w:rFonts w:ascii="Symbol" w:hAnsi="Symbol" w:hint="default"/>
+        <w:sz w:val="20"/>
+      </w:rPr>
+    </w:lvl>
+    <w:lvl w:ilvl="1" w:tentative="1">
+      <w:start w:val="1"/>
+      <w:numFmt w:val="bullet"/>
+      <w:lvlText w:val="o"/>
+      <w:lvlJc w:val="left"/>
+      <w:pPr>
+        <w:tabs>
+          <w:tab w:val="num" w:pos="1440"/>
+        </w:tabs>
+        <w:ind w:left="1440" w:hanging="360"/>
+      </w:pPr>
+      <w:rPr>
+        <w:rFonts w:ascii="Courier New" w:hAnsi="Courier New" w:hint="default"/>
+        <w:sz w:val="20"/>
+      </w:rPr>
+    </w:lvl>
+    <w:lvl w:ilvl="2" w:tentative="1">
+      <w:start w:val="1"/>
+      <w:numFmt w:val="bullet"/>
+      <w:lvlText w:val=""/>
+      <w:lvlJc w:val="left"/>
+      <w:pPr>
+        <w:tabs>
+          <w:tab w:val="num" w:pos="2160"/>
+        </w:tabs>
+        <w:ind w:left="2160" w:hanging="360"/>
+      </w:pPr>
+      <w:rPr>
+        <w:rFonts w:ascii="Wingdings" w:hAnsi="Wingdings" w:hint="default"/>
+        <w:sz w:val="20"/>
+      </w:rPr>
+    </w:lvl>
+    <w:lvl w:ilvl="3" w:tentative="1">
+      <w:start w:val="1"/>
+      <w:numFmt w:val="bullet"/>
+      <w:lvlText w:val=""/>
+      <w:lvlJc w:val="left"/>
+      <w:pPr>
+        <w:tabs>
+          <w:tab w:val="num" w:pos="2880"/>
+        </w:tabs>
+        <w:ind w:left="2880" w:hanging="360"/>
+      </w:pPr>
+      <w:rPr>
+        <w:rFonts w:ascii="Wingdings" w:hAnsi="Wingdings" w:hint="default"/>
+        <w:sz w:val="20"/>
+      </w:rPr>
+    </w:lvl>
+    <w:lvl w:ilvl="4" w:tentative="1">
+      <w:start w:val="1"/>
+      <w:numFmt w:val="bullet"/>
+      <w:lvlText w:val=""/>
+      <w:lvlJc w:val="left"/>
+      <w:pPr>
+        <w:tabs>
+          <w:tab w:val="num" w:pos="3600"/>
+        </w:tabs>
+        <w:ind w:left="3600" w:hanging="360"/>
+      </w:pPr>
+      <w:rPr>
+        <w:rFonts w:ascii="Wingdings" w:hAnsi="Wingdings" w:hint="default"/>
+        <w:sz w:val="20"/>
+      </w:rPr>
+    </w:lvl>
+    <w:lvl w:ilvl="5" w:tentative="1">
+      <w:start w:val="1"/>
+      <w:numFmt w:val="bullet"/>
+      <w:lvlText w:val=""/>
+      <w:lvlJc w:val="left"/>
+      <w:pPr>
+        <w:tabs>
+          <w:tab w:val="num" w:pos="4320"/>
+        </w:tabs>
+        <w:ind w:left="4320" w:hanging="360"/>
+      </w:pPr>
+      <w:rPr>
+        <w:rFonts w:ascii="Wingdings" w:hAnsi="Wingdings" w:hint="default"/>
+        <w:sz w:val="20"/>
+      </w:rPr>
+    </w:lvl>
+    <w:lvl w:ilvl="6" w:tentative="1">
+      <w:start w:val="1"/>
+      <w:numFmt w:val="bullet"/>
+      <w:lvlText w:val=""/>
+      <w:lvlJc w:val="left"/>
+      <w:pPr>
+        <w:tabs>
+          <w:tab w:val="num" w:pos="5040"/>
+        </w:tabs>
+        <w:ind w:left="5040" w:hanging="360"/>
+      </w:pPr>
+      <w:rPr>
+        <w:rFonts w:ascii="Wingdings" w:hAnsi="Wingdings" w:hint="default"/>
+        <w:sz w:val="20"/>
+      </w:rPr>
+    </w:lvl>
+    <w:lvl w:ilvl="7" w:tentative="1">
+      <w:start w:val="1"/>
+      <w:numFmt w:val="bullet"/>
+      <w:lvlText w:val=""/>
+      <w:lvlJc w:val="left"/>
+      <w:pPr>
+        <w:tabs>
+          <w:tab w:val="num" w:pos="5760"/>
+        </w:tabs>
+        <w:ind w:left="5760" w:hanging="360"/>
+      </w:pPr>
+      <w:rPr>
+        <w:rFonts w:ascii="Wingdings" w:hAnsi="Wingdings" w:hint="default"/>
+        <w:sz w:val="20"/>
+      </w:rPr>
+    </w:lvl>
+    <w:lvl w:ilvl="8" w:tentative="1">
+      <w:start w:val="1"/>
+      <w:numFmt w:val="bullet"/>
+      <w:lvlText w:val=""/>
+      <w:lvlJc w:val="left"/>
+      <w:pPr>
+        <w:tabs>
+          <w:tab w:val="num" w:pos="6480"/>
+        </w:tabs>
+        <w:ind w:left="6480" w:hanging="360"/>
+      </w:pPr>
+      <w:rPr>
+        <w:rFonts w:ascii="Wingdings" w:hAnsi="Wingdings" w:hint="default"/>
+        <w:sz w:val="20"/>
+      </w:rPr>
+    </w:lvl>
+  </w:abstractNum>
+  <w:abstractNum w:abstractNumId="21" w15:restartNumberingAfterBreak="0">
+    <w:nsid w:val="657C21B1"/>
+    <w:multiLevelType w:val="hybridMultilevel"/>
+    <w:tmpl w:val="6E5C1710"/>
+    <w:lvl w:ilvl="0" w:tplc="04180003">
+      <w:start w:val="1"/>
+      <w:numFmt w:val="bullet"/>
+      <w:lvlText w:val="o"/>
+      <w:lvlJc w:val="left"/>
+      <w:pPr>
+        <w:ind w:left="1931" w:hanging="360"/>
+      </w:pPr>
+      <w:rPr>
+        <w:rFonts w:ascii="Courier New" w:hAnsi="Courier New" w:cs="Courier New" w:hint="default"/>
+      </w:rPr>
+    </w:lvl>
+    <w:lvl w:ilvl="1" w:tplc="04180003" w:tentative="1">
+      <w:start w:val="1"/>
+      <w:numFmt w:val="bullet"/>
+      <w:lvlText w:val="o"/>
+      <w:lvlJc w:val="left"/>
+      <w:pPr>
+        <w:ind w:left="2651" w:hanging="360"/>
+      </w:pPr>
+      <w:rPr>
+        <w:rFonts w:ascii="Courier New" w:hAnsi="Courier New" w:cs="Courier New" w:hint="default"/>
+      </w:rPr>
+    </w:lvl>
+    <w:lvl w:ilvl="2" w:tplc="04180005" w:tentative="1">
+      <w:start w:val="1"/>
+      <w:numFmt w:val="bullet"/>
+      <w:lvlText w:val=""/>
+      <w:lvlJc w:val="left"/>
+      <w:pPr>
+        <w:ind w:left="3371" w:hanging="360"/>
+      </w:pPr>
+      <w:rPr>
+        <w:rFonts w:ascii="Wingdings" w:hAnsi="Wingdings" w:hint="default"/>
+      </w:rPr>
+    </w:lvl>
+    <w:lvl w:ilvl="3" w:tplc="04180001" w:tentative="1">
+      <w:start w:val="1"/>
+      <w:numFmt w:val="bullet"/>
+      <w:lvlText w:val=""/>
+      <w:lvlJc w:val="left"/>
+      <w:pPr>
+        <w:ind w:left="4091" w:hanging="360"/>
+      </w:pPr>
+      <w:rPr>
+        <w:rFonts w:ascii="Symbol" w:hAnsi="Symbol" w:hint="default"/>
+      </w:rPr>
+    </w:lvl>
+    <w:lvl w:ilvl="4" w:tplc="04180003" w:tentative="1">
+      <w:start w:val="1"/>
+      <w:numFmt w:val="bullet"/>
+      <w:lvlText w:val="o"/>
+      <w:lvlJc w:val="left"/>
+      <w:pPr>
+        <w:ind w:left="4811" w:hanging="360"/>
+      </w:pPr>
+      <w:rPr>
+        <w:rFonts w:ascii="Courier New" w:hAnsi="Courier New" w:cs="Courier New" w:hint="default"/>
+      </w:rPr>
+    </w:lvl>
+    <w:lvl w:ilvl="5" w:tplc="04180005" w:tentative="1">
+      <w:start w:val="1"/>
+      <w:numFmt w:val="bullet"/>
+      <w:lvlText w:val=""/>
+      <w:lvlJc w:val="left"/>
+      <w:pPr>
+        <w:ind w:left="5531" w:hanging="360"/>
+      </w:pPr>
+      <w:rPr>
+        <w:rFonts w:ascii="Wingdings" w:hAnsi="Wingdings" w:hint="default"/>
+      </w:rPr>
+    </w:lvl>
+    <w:lvl w:ilvl="6" w:tplc="04180001" w:tentative="1">
+      <w:start w:val="1"/>
+      <w:numFmt w:val="bullet"/>
+      <w:lvlText w:val=""/>
+      <w:lvlJc w:val="left"/>
+      <w:pPr>
+        <w:ind w:left="6251" w:hanging="360"/>
+      </w:pPr>
+      <w:rPr>
+        <w:rFonts w:ascii="Symbol" w:hAnsi="Symbol" w:hint="default"/>
+      </w:rPr>
+    </w:lvl>
+    <w:lvl w:ilvl="7" w:tplc="04180003" w:tentative="1">
+      <w:start w:val="1"/>
+      <w:numFmt w:val="bullet"/>
+      <w:lvlText w:val="o"/>
+      <w:lvlJc w:val="left"/>
+      <w:pPr>
+        <w:ind w:left="6971" w:hanging="360"/>
+      </w:pPr>
+      <w:rPr>
+        <w:rFonts w:ascii="Courier New" w:hAnsi="Courier New" w:cs="Courier New" w:hint="default"/>
+      </w:rPr>
+    </w:lvl>
+    <w:lvl w:ilvl="8" w:tplc="04180005" w:tentative="1">
+      <w:start w:val="1"/>
+      <w:numFmt w:val="bullet"/>
+      <w:lvlText w:val=""/>
+      <w:lvlJc w:val="left"/>
+      <w:pPr>
+        <w:ind w:left="7691" w:hanging="360"/>
+      </w:pPr>
+      <w:rPr>
+        <w:rFonts w:ascii="Wingdings" w:hAnsi="Wingdings" w:hint="default"/>
+      </w:rPr>
+    </w:lvl>
+  </w:abstractNum>
+  <w:abstractNum w:abstractNumId="22" w15:restartNumberingAfterBreak="0">
+    <w:nsid w:val="67207F10"/>
+    <w:multiLevelType w:val="hybridMultilevel"/>
+    <w:tmpl w:val="F6523C12"/>
+    <w:lvl w:ilvl="0" w:tplc="8EC48788">
       <w:start w:val="1"/>
       <w:numFmt w:val="lowerLetter"/>
       <w:lvlText w:val="%1)"/>
       <w:lvlJc w:val="left"/>
       <w:pPr>
-        <w:ind w:left="1068" w:hanging="360"/>
+        <w:ind w:left="1211" w:hanging="360"/>
       </w:pPr>
       <w:rPr>
         <w:rFonts w:hint="default"/>
@@ -27684,7 +29405,7 @@
       <w:lvlText w:val="%2."/>
       <w:lvlJc w:val="left"/>
       <w:pPr>
-        <w:ind w:left="1788" w:hanging="360"/>
+        <w:ind w:left="1931" w:hanging="360"/>
       </w:pPr>
     </w:lvl>
     <w:lvl w:ilvl="2" w:tplc="0418001B" w:tentative="1">
@@ -27693,7 +29414,7 @@
       <w:lvlText w:val="%3."/>
       <w:lvlJc w:val="right"/>
       <w:pPr>
-        <w:ind w:left="2508" w:hanging="180"/>
+        <w:ind w:left="2651" w:hanging="180"/>
       </w:pPr>
     </w:lvl>
     <w:lvl w:ilvl="3" w:tplc="0418000F" w:tentative="1">
@@ -27702,7 +29423,7 @@
       <w:lvlText w:val="%4."/>
       <w:lvlJc w:val="left"/>
       <w:pPr>
-        <w:ind w:left="3228" w:hanging="360"/>
+        <w:ind w:left="3371" w:hanging="360"/>
       </w:pPr>
     </w:lvl>
     <w:lvl w:ilvl="4" w:tplc="04180019" w:tentative="1">
@@ -27711,7 +29432,7 @@
       <w:lvlText w:val="%5."/>
       <w:lvlJc w:val="left"/>
       <w:pPr>
-        <w:ind w:left="3948" w:hanging="360"/>
+        <w:ind w:left="4091" w:hanging="360"/>
       </w:pPr>
     </w:lvl>
     <w:lvl w:ilvl="5" w:tplc="0418001B" w:tentative="1">
@@ -27720,7 +29441,7 @@
       <w:lvlText w:val="%6."/>
       <w:lvlJc w:val="right"/>
       <w:pPr>
-        <w:ind w:left="4668" w:hanging="180"/>
+        <w:ind w:left="4811" w:hanging="180"/>
       </w:pPr>
     </w:lvl>
     <w:lvl w:ilvl="6" w:tplc="0418000F" w:tentative="1">
@@ -27729,7 +29450,7 @@
       <w:lvlText w:val="%7."/>
       <w:lvlJc w:val="left"/>
       <w:pPr>
-        <w:ind w:left="5388" w:hanging="360"/>
+        <w:ind w:left="5531" w:hanging="360"/>
       </w:pPr>
     </w:lvl>
     <w:lvl w:ilvl="7" w:tplc="04180019" w:tentative="1">
@@ -27738,7 +29459,7 @@
       <w:lvlText w:val="%8."/>
       <w:lvlJc w:val="left"/>
       <w:pPr>
-        <w:ind w:left="6108" w:hanging="360"/>
+        <w:ind w:left="6251" w:hanging="360"/>
       </w:pPr>
     </w:lvl>
     <w:lvl w:ilvl="8" w:tplc="0418001B" w:tentative="1">
@@ -27747,11 +29468,310 @@
       <w:lvlText w:val="%9."/>
       <w:lvlJc w:val="right"/>
       <w:pPr>
-        <w:ind w:left="6828" w:hanging="180"/>
-      </w:pPr>
+        <w:ind w:left="6971" w:hanging="180"/>
+      </w:pPr>
+    </w:lvl>
+  </w:abstractNum>
+  <w:abstractNum w:abstractNumId="23" w15:restartNumberingAfterBreak="0">
+    <w:nsid w:val="6B69769A"/>
+    <w:multiLevelType w:val="multilevel"/>
+    <w:tmpl w:val="0418001F"/>
+    <w:lvl w:ilvl="0">
+      <w:start w:val="1"/>
+      <w:numFmt w:val="decimal"/>
+      <w:lvlText w:val="%1."/>
+      <w:lvlJc w:val="left"/>
+      <w:pPr>
+        <w:ind w:left="360" w:hanging="360"/>
+      </w:pPr>
+    </w:lvl>
+    <w:lvl w:ilvl="1">
+      <w:start w:val="1"/>
+      <w:numFmt w:val="decimal"/>
+      <w:lvlText w:val="%1.%2."/>
+      <w:lvlJc w:val="left"/>
+      <w:pPr>
+        <w:ind w:left="792" w:hanging="432"/>
+      </w:pPr>
+    </w:lvl>
+    <w:lvl w:ilvl="2">
+      <w:start w:val="1"/>
+      <w:numFmt w:val="decimal"/>
+      <w:lvlText w:val="%1.%2.%3."/>
+      <w:lvlJc w:val="left"/>
+      <w:pPr>
+        <w:ind w:left="1224" w:hanging="504"/>
+      </w:pPr>
+    </w:lvl>
+    <w:lvl w:ilvl="3">
+      <w:start w:val="1"/>
+      <w:numFmt w:val="decimal"/>
+      <w:lvlText w:val="%1.%2.%3.%4."/>
+      <w:lvlJc w:val="left"/>
+      <w:pPr>
+        <w:ind w:left="1728" w:hanging="648"/>
+      </w:pPr>
+    </w:lvl>
+    <w:lvl w:ilvl="4">
+      <w:start w:val="1"/>
+      <w:numFmt w:val="decimal"/>
+      <w:lvlText w:val="%1.%2.%3.%4.%5."/>
+      <w:lvlJc w:val="left"/>
+      <w:pPr>
+        <w:ind w:left="2232" w:hanging="792"/>
+      </w:pPr>
+    </w:lvl>
+    <w:lvl w:ilvl="5">
+      <w:start w:val="1"/>
+      <w:numFmt w:val="decimal"/>
+      <w:lvlText w:val="%1.%2.%3.%4.%5.%6."/>
+      <w:lvlJc w:val="left"/>
+      <w:pPr>
+        <w:ind w:left="2736" w:hanging="936"/>
+      </w:pPr>
+    </w:lvl>
+    <w:lvl w:ilvl="6">
+      <w:start w:val="1"/>
+      <w:numFmt w:val="decimal"/>
+      <w:lvlText w:val="%1.%2.%3.%4.%5.%6.%7."/>
+      <w:lvlJc w:val="left"/>
+      <w:pPr>
+        <w:ind w:left="3240" w:hanging="1080"/>
+      </w:pPr>
+    </w:lvl>
+    <w:lvl w:ilvl="7">
+      <w:start w:val="1"/>
+      <w:numFmt w:val="decimal"/>
+      <w:lvlText w:val="%1.%2.%3.%4.%5.%6.%7.%8."/>
+      <w:lvlJc w:val="left"/>
+      <w:pPr>
+        <w:ind w:left="3744" w:hanging="1224"/>
+      </w:pPr>
+    </w:lvl>
+    <w:lvl w:ilvl="8">
+      <w:start w:val="1"/>
+      <w:numFmt w:val="decimal"/>
+      <w:lvlText w:val="%1.%2.%3.%4.%5.%6.%7.%8.%9."/>
+      <w:lvlJc w:val="left"/>
+      <w:pPr>
+        <w:ind w:left="4320" w:hanging="1440"/>
+      </w:pPr>
+    </w:lvl>
+  </w:abstractNum>
+  <w:abstractNum w:abstractNumId="24" w15:restartNumberingAfterBreak="0">
+    <w:nsid w:val="6E5C20EB"/>
+    <w:multiLevelType w:val="multilevel"/>
+    <w:tmpl w:val="857A39CA"/>
+    <w:lvl w:ilvl="0">
+      <w:start w:val="3"/>
+      <w:numFmt w:val="decimal"/>
+      <w:lvlText w:val="%1."/>
+      <w:lvlJc w:val="right"/>
+      <w:pPr>
+        <w:ind w:left="720" w:hanging="360"/>
+      </w:pPr>
+      <w:rPr>
+        <w:rFonts w:hint="default"/>
+        <w:u w:val="none"/>
+      </w:rPr>
+    </w:lvl>
+    <w:lvl w:ilvl="1">
+      <w:start w:val="1"/>
+      <w:numFmt w:val="decimal"/>
+      <w:lvlText w:val="%1.%2."/>
+      <w:lvlJc w:val="right"/>
+      <w:pPr>
+        <w:ind w:left="1440" w:hanging="360"/>
+      </w:pPr>
+      <w:rPr>
+        <w:rFonts w:hint="default"/>
+        <w:sz w:val="24"/>
+        <w:szCs w:val="24"/>
+        <w:u w:val="none"/>
+      </w:rPr>
+    </w:lvl>
+    <w:lvl w:ilvl="2">
+      <w:start w:val="1"/>
+      <w:numFmt w:val="decimal"/>
+      <w:lvlText w:val="%1.%2.%3."/>
+      <w:lvlJc w:val="right"/>
+      <w:pPr>
+        <w:ind w:left="2160" w:hanging="360"/>
+      </w:pPr>
+      <w:rPr>
+        <w:rFonts w:hint="default"/>
+        <w:u w:val="none"/>
+      </w:rPr>
+    </w:lvl>
+    <w:lvl w:ilvl="3">
+      <w:start w:val="1"/>
+      <w:numFmt w:val="decimal"/>
+      <w:lvlText w:val="%1.%2.%3.%4."/>
+      <w:lvlJc w:val="right"/>
+      <w:pPr>
+        <w:ind w:left="2880" w:hanging="360"/>
+      </w:pPr>
+      <w:rPr>
+        <w:rFonts w:hint="default"/>
+        <w:u w:val="none"/>
+      </w:rPr>
+    </w:lvl>
+    <w:lvl w:ilvl="4">
+      <w:start w:val="1"/>
+      <w:numFmt w:val="decimal"/>
+      <w:lvlText w:val="%1.%2.%3.%4.%5."/>
+      <w:lvlJc w:val="right"/>
+      <w:pPr>
+        <w:ind w:left="3600" w:hanging="360"/>
+      </w:pPr>
+      <w:rPr>
+        <w:rFonts w:hint="default"/>
+        <w:u w:val="none"/>
+      </w:rPr>
+    </w:lvl>
+    <w:lvl w:ilvl="5">
+      <w:start w:val="1"/>
+      <w:numFmt w:val="decimal"/>
+      <w:lvlText w:val="%1.%2.%3.%4.%5.%6."/>
+      <w:lvlJc w:val="right"/>
+      <w:pPr>
+        <w:ind w:left="4320" w:hanging="360"/>
+      </w:pPr>
+      <w:rPr>
+        <w:rFonts w:hint="default"/>
+        <w:u w:val="none"/>
+      </w:rPr>
+    </w:lvl>
+    <w:lvl w:ilvl="6">
+      <w:start w:val="1"/>
+      <w:numFmt w:val="decimal"/>
+      <w:lvlText w:val="%1.%2.%3.%4.%5.%6.%7."/>
+      <w:lvlJc w:val="right"/>
+      <w:pPr>
+        <w:ind w:left="5040" w:hanging="360"/>
+      </w:pPr>
+      <w:rPr>
+        <w:rFonts w:hint="default"/>
+        <w:u w:val="none"/>
+      </w:rPr>
+    </w:lvl>
+    <w:lvl w:ilvl="7">
+      <w:start w:val="1"/>
+      <w:numFmt w:val="decimal"/>
+      <w:lvlText w:val="%1.%2.%3.%4.%5.%6.%7.%8."/>
+      <w:lvlJc w:val="right"/>
+      <w:pPr>
+        <w:ind w:left="5760" w:hanging="360"/>
+      </w:pPr>
+      <w:rPr>
+        <w:rFonts w:hint="default"/>
+        <w:u w:val="none"/>
+      </w:rPr>
+    </w:lvl>
+    <w:lvl w:ilvl="8">
+      <w:start w:val="1"/>
+      <w:numFmt w:val="decimal"/>
+      <w:lvlText w:val="%1.%2.%3.%4.%5.%6.%7.%8.%9."/>
+      <w:lvlJc w:val="right"/>
+      <w:pPr>
+        <w:ind w:left="6480" w:hanging="360"/>
+      </w:pPr>
+      <w:rPr>
+        <w:rFonts w:hint="default"/>
+        <w:u w:val="none"/>
+      </w:rPr>
     </w:lvl>
   </w:abstractNum>
   <w:abstractNum w:abstractNumId="25" w15:restartNumberingAfterBreak="0">
+    <w:nsid w:val="730E2546"/>
+    <w:multiLevelType w:val="hybridMultilevel"/>
+    <w:tmpl w:val="64BE32D2"/>
+    <w:lvl w:ilvl="0" w:tplc="186AFB5A">
+      <w:start w:val="1"/>
+      <w:numFmt w:val="lowerLetter"/>
+      <w:lvlText w:val="%1)"/>
+      <w:lvlJc w:val="left"/>
+      <w:pPr>
+        <w:ind w:left="1068" w:hanging="360"/>
+      </w:pPr>
+      <w:rPr>
+        <w:rFonts w:hint="default"/>
+      </w:rPr>
+    </w:lvl>
+    <w:lvl w:ilvl="1" w:tplc="04180019" w:tentative="1">
+      <w:start w:val="1"/>
+      <w:numFmt w:val="lowerLetter"/>
+      <w:lvlText w:val="%2."/>
+      <w:lvlJc w:val="left"/>
+      <w:pPr>
+        <w:ind w:left="1788" w:hanging="360"/>
+      </w:pPr>
+    </w:lvl>
+    <w:lvl w:ilvl="2" w:tplc="0418001B" w:tentative="1">
+      <w:start w:val="1"/>
+      <w:numFmt w:val="lowerRoman"/>
+      <w:lvlText w:val="%3."/>
+      <w:lvlJc w:val="right"/>
+      <w:pPr>
+        <w:ind w:left="2508" w:hanging="180"/>
+      </w:pPr>
+    </w:lvl>
+    <w:lvl w:ilvl="3" w:tplc="0418000F" w:tentative="1">
+      <w:start w:val="1"/>
+      <w:numFmt w:val="decimal"/>
+      <w:lvlText w:val="%4."/>
+      <w:lvlJc w:val="left"/>
+      <w:pPr>
+        <w:ind w:left="3228" w:hanging="360"/>
+      </w:pPr>
+    </w:lvl>
+    <w:lvl w:ilvl="4" w:tplc="04180019" w:tentative="1">
+      <w:start w:val="1"/>
+      <w:numFmt w:val="lowerLetter"/>
+      <w:lvlText w:val="%5."/>
+      <w:lvlJc w:val="left"/>
+      <w:pPr>
+        <w:ind w:left="3948" w:hanging="360"/>
+      </w:pPr>
+    </w:lvl>
+    <w:lvl w:ilvl="5" w:tplc="0418001B" w:tentative="1">
+      <w:start w:val="1"/>
+      <w:numFmt w:val="lowerRoman"/>
+      <w:lvlText w:val="%6."/>
+      <w:lvlJc w:val="right"/>
+      <w:pPr>
+        <w:ind w:left="4668" w:hanging="180"/>
+      </w:pPr>
+    </w:lvl>
+    <w:lvl w:ilvl="6" w:tplc="0418000F" w:tentative="1">
+      <w:start w:val="1"/>
+      <w:numFmt w:val="decimal"/>
+      <w:lvlText w:val="%7."/>
+      <w:lvlJc w:val="left"/>
+      <w:pPr>
+        <w:ind w:left="5388" w:hanging="360"/>
+      </w:pPr>
+    </w:lvl>
+    <w:lvl w:ilvl="7" w:tplc="04180019" w:tentative="1">
+      <w:start w:val="1"/>
+      <w:numFmt w:val="lowerLetter"/>
+      <w:lvlText w:val="%8."/>
+      <w:lvlJc w:val="left"/>
+      <w:pPr>
+        <w:ind w:left="6108" w:hanging="360"/>
+      </w:pPr>
+    </w:lvl>
+    <w:lvl w:ilvl="8" w:tplc="0418001B" w:tentative="1">
+      <w:start w:val="1"/>
+      <w:numFmt w:val="lowerRoman"/>
+      <w:lvlText w:val="%9."/>
+      <w:lvlJc w:val="right"/>
+      <w:pPr>
+        <w:ind w:left="6828" w:hanging="180"/>
+      </w:pPr>
+    </w:lvl>
+  </w:abstractNum>
+  <w:abstractNum w:abstractNumId="26" w15:restartNumberingAfterBreak="0">
     <w:nsid w:val="7C923D9A"/>
     <w:multiLevelType w:val="hybridMultilevel"/>
     <w:tmpl w:val="E1D40186"/>
@@ -27865,88 +29885,61 @@
     </w:lvl>
   </w:abstractNum>
   <w:num w:numId="1">
-    <w:abstractNumId w:val="25"/>
+    <w:abstractNumId w:val="26"/>
   </w:num>
   <w:num w:numId="2">
     <w:abstractNumId w:val="9"/>
   </w:num>
   <w:num w:numId="3">
-    <w:abstractNumId w:val="21"/>
+    <w:abstractNumId w:val="22"/>
   </w:num>
   <w:num w:numId="4">
-    <w:abstractNumId w:val="24"/>
+    <w:abstractNumId w:val="25"/>
   </w:num>
   <w:num w:numId="5">
-    <w:abstractNumId w:val="16"/>
+    <w:abstractNumId w:val="17"/>
   </w:num>
   <w:num w:numId="6">
     <w:abstractNumId w:val="6"/>
   </w:num>
   <w:num w:numId="7">
-    <w:abstractNumId w:val="18"/>
+    <w:abstractNumId w:val="19"/>
   </w:num>
   <w:num w:numId="8">
-    <w:abstractNumId w:val="22"/>
+    <w:abstractNumId w:val="23"/>
   </w:num>
   <w:num w:numId="9">
     <w:abstractNumId w:val="2"/>
   </w:num>
   <w:num w:numId="10">
-    <w:abstractNumId w:val="17"/>
+    <w:abstractNumId w:val="18"/>
   </w:num>
   <w:num w:numId="11">
-    <w:abstractNumId w:val="23"/>
+    <w:abstractNumId w:val="24"/>
   </w:num>
   <w:num w:numId="12">
-    <w:abstractNumId w:val="23"/>
-    <w:lvlOverride w:ilvl="0">
-      <w:startOverride w:val="3"/>
-    </w:lvlOverride>
-    <w:lvlOverride w:ilvl="1">
-      <w:startOverride w:val="1"/>
-    </w:lvlOverride>
-    <w:lvlOverride w:ilvl="2">
-      <w:startOverride w:val="1"/>
-    </w:lvlOverride>
-    <w:lvlOverride w:ilvl="3">
-      <w:startOverride w:val="1"/>
-    </w:lvlOverride>
-    <w:lvlOverride w:ilvl="4">
-      <w:startOverride w:val="1"/>
-    </w:lvlOverride>
-    <w:lvlOverride w:ilvl="5">
-      <w:startOverride w:val="1"/>
-    </w:lvlOverride>
-    <w:lvlOverride w:ilvl="6">
-      <w:startOverride w:val="1"/>
-    </w:lvlOverride>
-    <w:lvlOverride w:ilvl="7">
-      <w:startOverride w:val="1"/>
-    </w:lvlOverride>
-    <w:lvlOverride w:ilvl="8">
-      <w:startOverride w:val="1"/>
-    </w:lvlOverride>
+    <w:abstractNumId w:val="24"/>
   </w:num>
   <w:num w:numId="13">
     <w:abstractNumId w:val="11"/>
   </w:num>
   <w:num w:numId="14">
-    <w:abstractNumId w:val="15"/>
+    <w:abstractNumId w:val="16"/>
   </w:num>
   <w:num w:numId="15">
     <w:abstractNumId w:val="1"/>
   </w:num>
   <w:num w:numId="16">
-    <w:abstractNumId w:val="14"/>
+    <w:abstractNumId w:val="15"/>
   </w:num>
   <w:num w:numId="17">
     <w:abstractNumId w:val="8"/>
   </w:num>
   <w:num w:numId="18">
-    <w:abstractNumId w:val="20"/>
+    <w:abstractNumId w:val="21"/>
   </w:num>
   <w:num w:numId="19">
-    <w:abstractNumId w:val="12"/>
+    <w:abstractNumId w:val="13"/>
   </w:num>
   <w:num w:numId="20">
     <w:abstractNumId w:val="3"/>
@@ -27964,13 +29957,16 @@
     <w:abstractNumId w:val="0"/>
   </w:num>
   <w:num w:numId="25">
-    <w:abstractNumId w:val="19"/>
+    <w:abstractNumId w:val="20"/>
   </w:num>
   <w:num w:numId="26">
     <w:abstractNumId w:val="5"/>
   </w:num>
   <w:num w:numId="27">
-    <w:abstractNumId w:val="13"/>
+    <w:abstractNumId w:val="14"/>
+  </w:num>
+  <w:num w:numId="28">
+    <w:abstractNumId w:val="12"/>
   </w:num>
   <w:numIdMacAtCleanup w:val="23"/>
 </w:numbering>
@@ -28394,7 +30390,7 @@
       <w:keepNext/>
       <w:keepLines/>
       <w:numPr>
-        <w:numId w:val="11"/>
+        <w:numId w:val="28"/>
       </w:numPr>
       <w:spacing w:after="200" w:line="360" w:lineRule="auto"/>
       <w:jc w:val="center"/>
@@ -28420,7 +30416,7 @@
       <w:keepLines/>
       <w:numPr>
         <w:ilvl w:val="1"/>
-        <w:numId w:val="11"/>
+        <w:numId w:val="28"/>
       </w:numPr>
       <w:spacing w:after="200" w:line="360" w:lineRule="auto"/>
       <w:contextualSpacing/>
@@ -28449,7 +30445,7 @@
       <w:keepLines/>
       <w:numPr>
         <w:ilvl w:val="2"/>
-        <w:numId w:val="11"/>
+        <w:numId w:val="28"/>
       </w:numPr>
       <w:spacing w:before="40"/>
       <w:outlineLvl w:val="2"/>
@@ -28471,22 +30467,20 @@
     <w:uiPriority w:val="9"/>
     <w:unhideWhenUsed/>
     <w:qFormat/>
-    <w:rsid w:val="00A770FF"/>
+    <w:rsid w:val="00616037"/>
     <w:pPr>
       <w:keepNext/>
       <w:keepLines/>
       <w:numPr>
         <w:ilvl w:val="3"/>
-        <w:numId w:val="5"/>
+        <w:numId w:val="28"/>
       </w:numPr>
       <w:spacing w:before="40"/>
       <w:outlineLvl w:val="3"/>
     </w:pPr>
     <w:rPr>
-      <w:rFonts w:asciiTheme="majorHAnsi" w:eastAsiaTheme="majorEastAsia" w:hAnsiTheme="majorHAnsi" w:cstheme="majorBidi"/>
-      <w:i/>
-      <w:iCs/>
-      <w:color w:val="2F5496" w:themeColor="accent1" w:themeShade="BF"/>
+      <w:rFonts w:eastAsiaTheme="majorEastAsia"/>
+      <w:color w:val="000000" w:themeColor="text1"/>
     </w:rPr>
   </w:style>
   <w:style w:type="paragraph" w:styleId="Heading5">
@@ -28846,12 +30840,10 @@
     <w:basedOn w:val="DefaultParagraphFont"/>
     <w:link w:val="Heading4"/>
     <w:uiPriority w:val="9"/>
-    <w:rsid w:val="00A770FF"/>
+    <w:rsid w:val="00616037"/>
     <w:rPr>
-      <w:rFonts w:asciiTheme="majorHAnsi" w:eastAsiaTheme="majorEastAsia" w:hAnsiTheme="majorHAnsi" w:cstheme="majorBidi"/>
-      <w:i/>
-      <w:iCs/>
-      <w:color w:val="2F5496" w:themeColor="accent1" w:themeShade="BF"/>
+      <w:rFonts w:ascii="Arial" w:eastAsiaTheme="majorEastAsia" w:hAnsi="Arial" w:cs="Arial"/>
+      <w:color w:val="000000" w:themeColor="text1"/>
       <w:lang w:val="ro" w:eastAsia="ro-RO"/>
     </w:rPr>
   </w:style>

--- a/Oxani_Corina_Documentație_CTIRO_Licenta.docx
+++ b/Oxani_Corina_Documentație_CTIRO_Licenta.docx
@@ -8070,14 +8070,14 @@
           <w:numId w:val="8"/>
         </w:numPr>
       </w:pPr>
-      <w:bookmarkStart w:id="7" w:name="_Hlk199161152"/>
-      <w:bookmarkStart w:id="8" w:name="_Toc199700693"/>
+      <w:bookmarkStart w:id="7" w:name="_Toc199700693"/>
+      <w:bookmarkStart w:id="8" w:name="_Hlk199161152"/>
       <w:r>
         <w:t>CONTEXTUL PROBLEMEI</w:t>
       </w:r>
-      <w:bookmarkEnd w:id="8"/>
-    </w:p>
-    <w:bookmarkEnd w:id="7"/>
+      <w:bookmarkEnd w:id="7"/>
+    </w:p>
+    <w:bookmarkEnd w:id="8"/>
     <w:p>
       <w:pPr>
         <w:ind w:firstLine="708"/>
@@ -19153,13 +19153,7 @@
         <w:rPr>
           <w:rStyle w:val="TextChar"/>
         </w:rPr>
-        <w:t xml:space="preserve">utilizatorilor </w:t>
-      </w:r>
-      <w:r>
-        <w:rPr>
-          <w:rStyle w:val="TextChar"/>
-        </w:rPr>
-        <w:t>standard și presupune completarea unui formular construit în React</w:t>
+        <w:t>utilizatorilor standard și presupune completarea unui formular construit în React</w:t>
       </w:r>
       <w:r>
         <w:rPr>
@@ -20915,32 +20909,72 @@
           <w:rPr>
             <w:rStyle w:val="Hyperlink"/>
           </w:rPr>
-          <w:t>Fig</w:t>
+          <w:t>Figura 4.</w:t>
         </w:r>
         <w:r>
           <w:rPr>
             <w:rStyle w:val="Hyperlink"/>
           </w:rPr>
-          <w:t>u</w:t>
-        </w:r>
+          <w:t>2</w:t>
+        </w:r>
+      </w:hyperlink>
+      <w:r>
+        <w:t>)</w:t>
+      </w:r>
+      <w:r>
+        <w:t>. Această etapă este esențială pentru a oferi o experiență coerentă și consecventă tuturor utilizatorilor CraftCircle.</w:t>
+      </w:r>
+    </w:p>
+    <w:p>
+      <w:pPr>
+        <w:pStyle w:val="Text"/>
+      </w:pPr>
+      <w:r>
+        <w:t>Formularul</w:t>
+      </w:r>
+      <w:r>
+        <w:t xml:space="preserve"> </w:t>
+      </w:r>
+      <w:r>
+        <w:t>folosește componente moderne cu validare în timp real. Pentru câmpurile de țară și oraș se implementează funcționalitate de tip „auto-complete”, pe baza unor API-uri publice</w:t>
+      </w:r>
+      <w:r>
+        <w:t xml:space="preserve">. </w:t>
+      </w:r>
+      <w:r>
+        <w:t>Lista țărilor este încărcată automat dintr-o sursă publică [1</w:t>
+      </w:r>
+      <w:r>
+        <w:t>7</w:t>
+      </w:r>
+      <w:r>
+        <w:t>]</w:t>
+      </w:r>
+      <w:r>
+        <w:t xml:space="preserve"> </w:t>
+      </w:r>
+      <w:r>
+        <w:t>(</w:t>
+      </w:r>
+      <w:hyperlink w:anchor="Figura4_2" w:history="1">
         <w:r>
           <w:rPr>
             <w:rStyle w:val="Hyperlink"/>
           </w:rPr>
-          <w:t>ra 4.</w:t>
-        </w:r>
-        <w:r>
-          <w:rPr>
-            <w:rStyle w:val="Hyperlink"/>
-          </w:rPr>
-          <w:t>2</w:t>
+          <w:t>Figura 4.2</w:t>
         </w:r>
       </w:hyperlink>
       <w:r>
         <w:t>)</w:t>
       </w:r>
       <w:r>
-        <w:t>. Această etapă este esențială pentru a oferi o experiență coerentă și consecventă tuturor utilizatorilor CraftCircle.</w:t>
+        <w:t>, iar orașele disponibile sunt afișate în funcție de țara selectată, folosind o interfață de programare dedicată [</w:t>
+      </w:r>
+      <w:r>
+        <w:t>18</w:t>
+      </w:r>
+      <w:r>
+        <w:t>]. Aceste funcționalități asigură o experiență personalizată și precisă în completarea profilului.</w:t>
       </w:r>
     </w:p>
     <w:p>
@@ -20948,65 +20982,10 @@
         <w:pStyle w:val="Text"/>
       </w:pPr>
       <w:r>
-        <w:t>Formularul</w:t>
-      </w:r>
-      <w:r>
-        <w:t xml:space="preserve"> </w:t>
-      </w:r>
-      <w:r>
-        <w:t>folosește componente moderne cu validare în timp real. Pentru câmpurile de țară și oraș se implementează funcționalitate de tip „auto-complete”, pe baza unor API-uri publice</w:t>
-      </w:r>
-      <w:r>
-        <w:t xml:space="preserve">. </w:t>
-      </w:r>
-      <w:r>
-        <w:t>Lista țărilor este încărcată automat dintr-o sursă publică [1</w:t>
-      </w:r>
-      <w:r>
-        <w:t>7</w:t>
-      </w:r>
-      <w:r>
-        <w:t>]</w:t>
-      </w:r>
-      <w:r>
-        <w:t xml:space="preserve"> </w:t>
-      </w:r>
-      <w:r>
-        <w:t>(</w:t>
-      </w:r>
-      <w:hyperlink w:anchor="Figura4_2" w:history="1">
-        <w:r>
-          <w:rPr>
-            <w:rStyle w:val="Hyperlink"/>
-          </w:rPr>
-          <w:t>Figura 4.2</w:t>
-        </w:r>
-      </w:hyperlink>
-      <w:r>
-        <w:t>)</w:t>
-      </w:r>
-      <w:r>
-        <w:t>, iar orașele disponibile sunt afișate în funcție de țara selectată, folosind o interfață de programare dedicată [</w:t>
-      </w:r>
-      <w:r>
-        <w:t>18</w:t>
-      </w:r>
-      <w:r>
-        <w:t>]. Aceste funcționalități asigură o experiență personalizată și precisă în completarea profilului.</w:t>
-      </w:r>
-    </w:p>
-    <w:p>
-      <w:pPr>
-        <w:pStyle w:val="Text"/>
-      </w:pPr>
-      <w:r>
         <w:t>În plus, aplicația impune o validare a vârstei minime. Utilizatorul trebuie să aibă cel puțin 16 ani pentru a continua</w:t>
       </w:r>
       <w:r>
-        <w:t xml:space="preserve"> </w:t>
-      </w:r>
-      <w:r>
-        <w:t>(</w:t>
+        <w:t xml:space="preserve"> (</w:t>
       </w:r>
       <w:hyperlink w:anchor="Figura4_2" w:history="1">
         <w:r>
@@ -21598,10 +21577,7 @@
         <w:t xml:space="preserve"> două câmpuri principale: email și parolă</w:t>
       </w:r>
       <w:r>
-        <w:t xml:space="preserve"> </w:t>
-      </w:r>
-      <w:r>
-        <w:t>(</w:t>
+        <w:t xml:space="preserve"> (</w:t>
       </w:r>
       <w:hyperlink w:anchor="Figura4_3" w:history="1">
         <w:r>
@@ -21634,6 +21610,9 @@
         <w:br/>
       </w:r>
       <w:r>
+        <w:rPr>
+          <w:noProof/>
+        </w:rPr>
         <w:drawing>
           <wp:inline distT="0" distB="0" distL="0" distR="0" wp14:anchorId="125D2635" wp14:editId="1A8F8072">
             <wp:extent cx="3372321" cy="714475"/>
@@ -21743,6 +21722,9 @@
         <w:ind w:firstLine="0"/>
       </w:pPr>
       <w:r>
+        <w:rPr>
+          <w:noProof/>
+        </w:rPr>
         <w:drawing>
           <wp:inline distT="0" distB="0" distL="0" distR="0" wp14:anchorId="220A5117" wp14:editId="5752EAF4">
             <wp:extent cx="3307957" cy="1739900"/>
@@ -21989,6 +21971,7 @@
       <w:r>
         <w:rPr>
           <w:rStyle w:val="TextChar"/>
+          <w:noProof/>
         </w:rPr>
         <w:drawing>
           <wp:inline distT="0" distB="0" distL="0" distR="0" wp14:anchorId="6BEF0B9F" wp14:editId="15960429">
@@ -22140,6 +22123,9 @@
         <w:ind w:firstLine="0"/>
       </w:pPr>
       <w:r>
+        <w:rPr>
+          <w:noProof/>
+        </w:rPr>
         <w:drawing>
           <wp:inline distT="0" distB="0" distL="0" distR="0" wp14:anchorId="52C71BDA" wp14:editId="266906BA">
             <wp:extent cx="2990995" cy="3063473"/>
@@ -22242,6 +22228,7 @@
       </w:pPr>
       <w:r>
         <w:rPr>
+          <w:noProof/>
           <w:sz w:val="18"/>
           <w:szCs w:val="18"/>
         </w:rPr>
@@ -22389,6 +22376,9 @@
         <w:jc w:val="center"/>
       </w:pPr>
       <w:r>
+        <w:rPr>
+          <w:noProof/>
+        </w:rPr>
         <w:drawing>
           <wp:inline distT="0" distB="0" distL="0" distR="0" wp14:anchorId="1000BF03" wp14:editId="3CC3B506">
             <wp:extent cx="3505200" cy="2314629"/>
@@ -22494,53 +22484,23 @@
         <w:ind w:firstLine="708"/>
       </w:pPr>
       <w:r>
-        <w:t>Pentru o experiență</w:t>
-      </w:r>
-      <w:r>
+        <w:t>Pentru o experiență rapidă, aplicația permite și login social. La apăsarea</w:t>
+      </w:r>
+      <w:r>
+        <w:rPr>
+          <w:sz w:val="24"/>
+          <w:szCs w:val="24"/>
+          <w:lang w:val="ro-RO"/>
+        </w:rPr>
         <w:t xml:space="preserve"> </w:t>
       </w:r>
       <w:r>
-        <w:t>rapidă, aplicația permite și login social. La apăsarea</w:t>
-      </w:r>
-      <w:r>
-        <w:rPr>
-          <w:sz w:val="24"/>
-          <w:szCs w:val="24"/>
-          <w:lang w:val="ro-RO"/>
-        </w:rPr>
-        <w:t xml:space="preserve"> </w:t>
-      </w:r>
-      <w:r>
-        <w:rPr>
-          <w:sz w:val="24"/>
-          <w:szCs w:val="24"/>
-          <w:lang w:val="ro-RO"/>
-        </w:rPr>
-        <w:t>butoanel</w:t>
-      </w:r>
-      <w:r>
-        <w:rPr>
-          <w:sz w:val="24"/>
-          <w:szCs w:val="24"/>
-          <w:lang w:val="ro-RO"/>
-        </w:rPr>
-        <w:t>or</w:t>
-      </w:r>
-      <w:r>
-        <w:rPr>
-          <w:sz w:val="24"/>
-          <w:szCs w:val="24"/>
-          <w:lang w:val="ro-RO"/>
-        </w:rPr>
-        <w:t xml:space="preserve"> cu pictograme reprezentative pentru fiecare modalitate</w:t>
-      </w:r>
-      <w:r>
-        <w:rPr>
-          <w:sz w:val="24"/>
-          <w:szCs w:val="24"/>
-          <w:lang w:val="ro-RO"/>
-        </w:rPr>
-        <w:t xml:space="preserve"> (Google/ Facebook)</w:t>
+        <w:rPr>
+          <w:sz w:val="24"/>
+          <w:szCs w:val="24"/>
+          <w:lang w:val="ro-RO"/>
+        </w:rPr>
+        <w:t>butoanelor cu pictograme reprezentative pentru fiecare modalitate (Google/ Facebook)</w:t>
       </w:r>
       <w:r>
         <w:t xml:space="preserve"> </w:t>
@@ -22583,6 +22543,7 @@
         <w:rPr>
           <w:b/>
           <w:bCs/>
+          <w:noProof/>
           <w:sz w:val="24"/>
           <w:szCs w:val="24"/>
         </w:rPr>
@@ -22725,6 +22686,7 @@
         <w:rPr>
           <w:b/>
           <w:bCs/>
+          <w:noProof/>
           <w:sz w:val="24"/>
           <w:szCs w:val="24"/>
         </w:rPr>
@@ -22857,6 +22819,7 @@
       </w:pPr>
       <w:r>
         <w:rPr>
+          <w:noProof/>
           <w:sz w:val="24"/>
           <w:szCs w:val="24"/>
         </w:rPr>
@@ -23015,13 +22978,7 @@
         <w:ind w:left="1571" w:firstLine="0"/>
       </w:pPr>
       <w:r>
-        <w:t xml:space="preserve">Utilizatorul introduce adresa de email </w:t>
-      </w:r>
-      <w:r>
-        <w:t>într-un formular special. Backend-ul generează un cod numeric din 6 cifre, salvat în baza de date</w:t>
-      </w:r>
-      <w:r>
-        <w:t xml:space="preserve"> și trimis utilizatorului pe email, folosind Nodemailer.</w:t>
+        <w:t>Utilizatorul introduce adresa de email într-un formular special. Backend-ul generează un cod numeric din 6 cifre, salvat în baza de date și trimis utilizatorului pe email, folosind Nodemailer.</w:t>
       </w:r>
     </w:p>
     <w:p>
@@ -23032,6 +22989,9 @@
         <w:jc w:val="center"/>
       </w:pPr>
       <w:r>
+        <w:rPr>
+          <w:noProof/>
+        </w:rPr>
         <w:drawing>
           <wp:inline distT="0" distB="0" distL="0" distR="0" wp14:anchorId="1DF104C3" wp14:editId="2A843EBD">
             <wp:extent cx="3353171" cy="2698750"/>
@@ -23152,6 +23112,9 @@
         <w:jc w:val="center"/>
       </w:pPr>
       <w:r>
+        <w:rPr>
+          <w:noProof/>
+        </w:rPr>
         <w:lastRenderedPageBreak/>
         <w:drawing>
           <wp:inline distT="0" distB="0" distL="0" distR="0" wp14:anchorId="376D6044" wp14:editId="560D8496">
@@ -23297,6 +23260,7 @@
         <w:rPr>
           <w:i w:val="0"/>
           <w:iCs w:val="0"/>
+          <w:noProof/>
         </w:rPr>
         <w:drawing>
           <wp:inline distT="0" distB="0" distL="0" distR="0" wp14:anchorId="4679AB02" wp14:editId="145B31CA">
@@ -23546,16 +23510,8 @@
     <w:p>
       <w:pPr>
         <w:pStyle w:val="Heading4"/>
-        <w:rPr>
-          <w:b/>
-          <w:bCs/>
-        </w:rPr>
-      </w:pPr>
-      <w:r>
-        <w:rPr>
-          <w:b/>
-          <w:bCs/>
-        </w:rPr>
+      </w:pPr>
+      <w:r>
         <w:t>Editarea datelor personale</w:t>
       </w:r>
     </w:p>
@@ -23565,22 +23521,13 @@
         <w:ind w:firstLine="708"/>
       </w:pPr>
       <w:r>
-        <w:t>Utilizatorii standard pot edita informațiile de profil (țară, oraș și descriere) printr-un modal ce preia automat datele curente și le permite actualizarea</w:t>
-      </w:r>
-      <w:r>
-        <w:t xml:space="preserve"> (F</w:t>
+        <w:t>Utilizatorii standard pot edita informațiile de profil (țară, oraș și descriere) printr-un modal ce preia automat datele curente și le permite actualizarea (F</w:t>
       </w:r>
       <w:r>
         <w:t>igura</w:t>
       </w:r>
       <w:r>
-        <w:t>)</w:t>
-      </w:r>
-      <w:r>
-        <w:t xml:space="preserve">. Țările </w:t>
-      </w:r>
-      <w:r>
-        <w:t xml:space="preserve">și orașele sunt încărcate în mod similar ca în pagina de adăugare a datelor adiționale în urma înregistrării. </w:t>
+        <w:t xml:space="preserve">). Țările și orașele sunt încărcate în mod similar ca în pagina de adăugare a datelor adiționale în urma înregistrării. </w:t>
       </w:r>
       <w:r>
         <w:t>Datele noi sunt trimise către backend</w:t>
@@ -23609,6 +23556,7 @@
         <w:rPr>
           <w:b/>
           <w:bCs/>
+          <w:noProof/>
           <w:sz w:val="24"/>
           <w:szCs w:val="24"/>
         </w:rPr>
@@ -23712,6 +23660,7 @@
         <w:rPr>
           <w:b/>
           <w:bCs/>
+          <w:noProof/>
           <w:sz w:val="24"/>
           <w:szCs w:val="24"/>
         </w:rPr>
@@ -23808,16 +23757,8 @@
     <w:p>
       <w:pPr>
         <w:pStyle w:val="Heading4"/>
-        <w:rPr>
-          <w:b/>
-          <w:bCs/>
-        </w:rPr>
-      </w:pPr>
-      <w:r>
-        <w:rPr>
-          <w:b/>
-          <w:bCs/>
-        </w:rPr>
+      </w:pPr>
+      <w:r>
         <w:t xml:space="preserve">Schimbarea parolei </w:t>
       </w:r>
     </w:p>
@@ -23860,13 +23801,7 @@
         <w:t>PasswordModal.js</w:t>
       </w:r>
       <w:r>
-        <w:t>.</w:t>
-      </w:r>
-      <w:r>
-        <w:t xml:space="preserve"> </w:t>
-      </w:r>
-      <w:r>
-        <w:t xml:space="preserve">Acest modal poate fi accesat din meniul dropdown din Navbar, iar comportamentul intern este controlat printr-un parametru boolean </w:t>
+        <w:t xml:space="preserve">. Acest modal poate fi accesat din meniul dropdown din Navbar, iar comportamentul intern este controlat printr-un parametru boolean </w:t>
       </w:r>
       <w:r>
         <w:rPr>
@@ -23918,10 +23853,7 @@
         <w:t>)</w:t>
       </w:r>
       <w:r>
-        <w:t>. Pentru creșterea gradului de securitate, în momentul completării câmpului pentru parolă nouă, se aplică o validare locală care verifică dacă parola are cel puțin 8 caractere, o literă mare, o cifră și un caracter special. Această validare este realizată printr-o expresie regulată aplicată direct în frontend</w:t>
-      </w:r>
-      <w:r>
-        <w:t>.</w:t>
+        <w:t>. Pentru creșterea gradului de securitate, în momentul completării câmpului pentru parolă nouă, se aplică o validare locală care verifică dacă parola are cel puțin 8 caractere, o literă mare, o cifră și un caracter special. Această validare este realizată printr-o expresie regulată aplicată direct în frontend.</w:t>
       </w:r>
     </w:p>
     <w:p>
@@ -23931,6 +23863,9 @@
         <w:jc w:val="center"/>
       </w:pPr>
       <w:r>
+        <w:rPr>
+          <w:noProof/>
+        </w:rPr>
         <w:drawing>
           <wp:inline distT="0" distB="0" distL="0" distR="0" wp14:anchorId="1C42A6BC" wp14:editId="0A6A31DD">
             <wp:extent cx="5262565" cy="864258"/>
@@ -24043,10 +23978,7 @@
         <w:t>, iar endpoint-ul este ales dinamic, în funcție de tipul contului.</w:t>
       </w:r>
       <w:r>
-        <w:t xml:space="preserve"> C</w:t>
-      </w:r>
-      <w:r>
-        <w:t xml:space="preserve">omponenta detectează automat dacă utilizatorul este administrator sau utilizator obișnuit, folosind valorile obținute din </w:t>
+        <w:t xml:space="preserve"> Componenta detectează automat dacă utilizatorul este administrator sau utilizator obișnuit, folosind valorile obținute din </w:t>
       </w:r>
       <w:r>
         <w:rPr>
@@ -24075,6 +24007,7 @@
         <w:rPr>
           <w:b/>
           <w:bCs/>
+          <w:noProof/>
           <w:sz w:val="24"/>
           <w:szCs w:val="24"/>
         </w:rPr>
@@ -24185,6 +24118,7 @@
         <w:rPr>
           <w:b/>
           <w:bCs/>
+          <w:noProof/>
           <w:sz w:val="24"/>
           <w:szCs w:val="24"/>
         </w:rPr>
@@ -24302,10 +24236,7 @@
         <w:t>Nodemailer</w:t>
       </w:r>
       <w:r>
-        <w:t>. Această confirmare este importantă pentru notificarea utilizatorului în cazul în care modificarea nu a fost autorizată de el</w:t>
-      </w:r>
-      <w:r>
-        <w:t>.</w:t>
+        <w:t>. Această confirmare este importantă pentru notificarea utilizatorului în cazul în care modificarea nu a fost autorizată de el.</w:t>
       </w:r>
     </w:p>
     <w:p>
@@ -24319,6 +24250,7 @@
         <w:rPr>
           <w:b/>
           <w:bCs/>
+          <w:noProof/>
           <w:sz w:val="24"/>
           <w:szCs w:val="24"/>
         </w:rPr>
@@ -24463,6 +24395,7 @@
         <w:rPr>
           <w:b/>
           <w:bCs/>
+          <w:noProof/>
           <w:sz w:val="24"/>
           <w:szCs w:val="24"/>
         </w:rPr>
@@ -24579,12 +24512,1066 @@
         <w:pStyle w:val="Heading3"/>
       </w:pPr>
       <w:r>
-        <w:t>Adăugare postări</w:t>
-      </w:r>
-    </w:p>
-    <w:p>
-      <w:pPr>
-        <w:spacing w:after="160" w:line="259" w:lineRule="auto"/>
+        <w:t xml:space="preserve">Gestionarea postărilor: </w:t>
+      </w:r>
+      <w:r>
+        <w:t xml:space="preserve">adăugare, </w:t>
+      </w:r>
+      <w:r>
+        <w:t>ștergere</w:t>
+      </w:r>
+      <w:r>
+        <w:t xml:space="preserve">, editare </w:t>
+      </w:r>
+      <w:r>
+        <w:t xml:space="preserve">și </w:t>
+      </w:r>
+      <w:r>
+        <w:t>raportare</w:t>
+      </w:r>
+    </w:p>
+    <w:p>
+      <w:pPr>
+        <w:pStyle w:val="Heading4"/>
+      </w:pPr>
+      <w:r>
+        <w:t>Adăugarea postărilor</w:t>
+      </w:r>
+    </w:p>
+    <w:p>
+      <w:pPr>
+        <w:pStyle w:val="Text"/>
+      </w:pPr>
+      <w:r>
+        <w:t xml:space="preserve">În aplicația </w:t>
+      </w:r>
+      <w:r>
+        <w:rPr>
+          <w:rStyle w:val="Strong"/>
+          <w:b w:val="0"/>
+          <w:bCs w:val="0"/>
+        </w:rPr>
+        <w:t>CraftCircle</w:t>
+      </w:r>
+      <w:r>
+        <w:t xml:space="preserve">, utilizatorii logați își pot exprima creativitatea prin publicarea de postări multimedia, folosind formularul vizibil în pagina lor de profil. Acest formular este reprezentat de componenta </w:t>
+      </w:r>
+      <w:r>
+        <w:rPr>
+          <w:rStyle w:val="HTMLCode"/>
+          <w:rFonts w:ascii="Arial" w:eastAsia="Arial" w:hAnsi="Arial" w:cs="Arial"/>
+          <w:sz w:val="24"/>
+          <w:szCs w:val="24"/>
+        </w:rPr>
+        <w:t>PostForm.js</w:t>
+      </w:r>
+      <w:r>
+        <w:t xml:space="preserve"> și este vizibil </w:t>
+      </w:r>
+      <w:r>
+        <w:rPr>
+          <w:rStyle w:val="Strong"/>
+          <w:b w:val="0"/>
+          <w:bCs w:val="0"/>
+        </w:rPr>
+        <w:t>doar atunci când utilizatorul își vizitează propriul profil</w:t>
+      </w:r>
+      <w:r>
+        <w:t>:</w:t>
+      </w:r>
+    </w:p>
+    <w:p>
+      <w:pPr>
+        <w:pStyle w:val="Text"/>
+        <w:keepNext/>
+        <w:ind w:firstLine="0"/>
+        <w:jc w:val="center"/>
+      </w:pPr>
+      <w:r>
+        <w:drawing>
+          <wp:inline distT="0" distB="0" distL="0" distR="0" wp14:anchorId="5C3C54D4" wp14:editId="5B2779E2">
+            <wp:extent cx="2717138" cy="2014537"/>
+            <wp:effectExtent l="0" t="0" r="7620" b="5080"/>
+            <wp:docPr id="48" name="Picture 48"/>
+            <wp:cNvGraphicFramePr>
+              <a:graphicFrameLocks xmlns:a="http://schemas.openxmlformats.org/drawingml/2006/main" noChangeAspect="1"/>
+            </wp:cNvGraphicFramePr>
+            <a:graphic xmlns:a="http://schemas.openxmlformats.org/drawingml/2006/main">
+              <a:graphicData uri="http://schemas.openxmlformats.org/drawingml/2006/picture">
+                <pic:pic xmlns:pic="http://schemas.openxmlformats.org/drawingml/2006/picture">
+                  <pic:nvPicPr>
+                    <pic:cNvPr id="1" name=""/>
+                    <pic:cNvPicPr/>
+                  </pic:nvPicPr>
+                  <pic:blipFill>
+                    <a:blip r:embed="rId48"/>
+                    <a:stretch>
+                      <a:fillRect/>
+                    </a:stretch>
+                  </pic:blipFill>
+                  <pic:spPr>
+                    <a:xfrm>
+                      <a:off x="0" y="0"/>
+                      <a:ext cx="2724488" cy="2019986"/>
+                    </a:xfrm>
+                    <a:prstGeom prst="rect">
+                      <a:avLst/>
+                    </a:prstGeom>
+                  </pic:spPr>
+                </pic:pic>
+              </a:graphicData>
+            </a:graphic>
+          </wp:inline>
+        </w:drawing>
+      </w:r>
+    </w:p>
+    <w:p>
+      <w:pPr>
+        <w:pStyle w:val="Referinte"/>
+      </w:pPr>
+      <w:r>
+        <w:t xml:space="preserve">Secvență de cod </w:t>
+      </w:r>
+      <w:r>
+        <w:fldChar w:fldCharType="begin"/>
+      </w:r>
+      <w:r>
+        <w:instrText xml:space="preserve"> STYLEREF 1 \s </w:instrText>
+      </w:r>
+      <w:r>
+        <w:fldChar w:fldCharType="separate"/>
+      </w:r>
+      <w:r>
+        <w:rPr>
+          <w:noProof/>
+        </w:rPr>
+        <w:t>4</w:t>
+      </w:r>
+      <w:r>
+        <w:fldChar w:fldCharType="end"/>
+      </w:r>
+      <w:r>
+        <w:t>.</w:t>
+      </w:r>
+      <w:r>
+        <w:fldChar w:fldCharType="begin"/>
+      </w:r>
+      <w:r>
+        <w:instrText xml:space="preserve"> SEQ Secvență_de_cod \* ARABIC \s 1 </w:instrText>
+      </w:r>
+      <w:r>
+        <w:fldChar w:fldCharType="separate"/>
+      </w:r>
+      <w:r>
+        <w:rPr>
+          <w:noProof/>
+        </w:rPr>
+        <w:t>29</w:t>
+      </w:r>
+      <w:r>
+        <w:fldChar w:fldCharType="end"/>
+      </w:r>
+      <w:r>
+        <w:t xml:space="preserve"> </w:t>
+      </w:r>
+      <w:r>
+        <w:t xml:space="preserve"> Renderează formularul de postare doar pentru utilizatorul autenticat</w:t>
+      </w:r>
+    </w:p>
+    <w:p>
+      <w:pPr>
+        <w:pStyle w:val="Text"/>
+      </w:pPr>
+      <w:r>
+        <w:t>Formularul permite:</w:t>
+      </w:r>
+    </w:p>
+    <w:p>
+      <w:pPr>
+        <w:pStyle w:val="Text"/>
+        <w:numPr>
+          <w:ilvl w:val="0"/>
+          <w:numId w:val="27"/>
+        </w:numPr>
+      </w:pPr>
+      <w:r>
+        <w:t>introducerea de text (postContent)</w:t>
+      </w:r>
+    </w:p>
+    <w:p>
+      <w:pPr>
+        <w:pStyle w:val="Text"/>
+        <w:numPr>
+          <w:ilvl w:val="0"/>
+          <w:numId w:val="27"/>
+        </w:numPr>
+      </w:pPr>
+      <w:r>
+        <w:t>alegerea unei categorii predefinite, cu auto-complete (categorySearch)</w:t>
+      </w:r>
+    </w:p>
+    <w:p>
+      <w:pPr>
+        <w:pStyle w:val="Text"/>
+        <w:numPr>
+          <w:ilvl w:val="0"/>
+          <w:numId w:val="27"/>
+        </w:numPr>
+      </w:pPr>
+      <w:r>
+        <w:t>adăugarea de imagini și videoclipuri (postFiles)</w:t>
+      </w:r>
+    </w:p>
+    <w:p>
+      <w:pPr>
+        <w:pStyle w:val="Text"/>
+        <w:numPr>
+          <w:ilvl w:val="0"/>
+          <w:numId w:val="27"/>
+        </w:numPr>
+      </w:pPr>
+      <w:r>
+        <w:t>afișarea de previzualizări pentru fișierele selectate (previewFiles)</w:t>
+      </w:r>
+    </w:p>
+    <w:p>
+      <w:pPr>
+        <w:pStyle w:val="Text"/>
+        <w:numPr>
+          <w:ilvl w:val="0"/>
+          <w:numId w:val="27"/>
+        </w:numPr>
+      </w:pPr>
+      <w:r>
+        <w:t>validare locală a câmpurilor obligatorii</w:t>
+      </w:r>
+    </w:p>
+    <w:p>
+      <w:pPr>
+        <w:pStyle w:val="Text"/>
+        <w:keepNext/>
+        <w:jc w:val="center"/>
+      </w:pPr>
+      <w:r>
+        <w:lastRenderedPageBreak/>
+        <w:drawing>
+          <wp:inline distT="0" distB="0" distL="0" distR="0" wp14:anchorId="4B625039" wp14:editId="30CE92D5">
+            <wp:extent cx="3284809" cy="2309813"/>
+            <wp:effectExtent l="0" t="0" r="0" b="0"/>
+            <wp:docPr id="49" name="Picture 49"/>
+            <wp:cNvGraphicFramePr>
+              <a:graphicFrameLocks xmlns:a="http://schemas.openxmlformats.org/drawingml/2006/main" noChangeAspect="1"/>
+            </wp:cNvGraphicFramePr>
+            <a:graphic xmlns:a="http://schemas.openxmlformats.org/drawingml/2006/main">
+              <a:graphicData uri="http://schemas.openxmlformats.org/drawingml/2006/picture">
+                <pic:pic xmlns:pic="http://schemas.openxmlformats.org/drawingml/2006/picture">
+                  <pic:nvPicPr>
+                    <pic:cNvPr id="1" name=""/>
+                    <pic:cNvPicPr/>
+                  </pic:nvPicPr>
+                  <pic:blipFill>
+                    <a:blip r:embed="rId49"/>
+                    <a:stretch>
+                      <a:fillRect/>
+                    </a:stretch>
+                  </pic:blipFill>
+                  <pic:spPr>
+                    <a:xfrm>
+                      <a:off x="0" y="0"/>
+                      <a:ext cx="3289631" cy="2313204"/>
+                    </a:xfrm>
+                    <a:prstGeom prst="rect">
+                      <a:avLst/>
+                    </a:prstGeom>
+                  </pic:spPr>
+                </pic:pic>
+              </a:graphicData>
+            </a:graphic>
+          </wp:inline>
+        </w:drawing>
+      </w:r>
+    </w:p>
+    <w:p>
+      <w:pPr>
+        <w:pStyle w:val="Referinte"/>
+      </w:pPr>
+      <w:r>
+        <w:t xml:space="preserve">Secvență de cod </w:t>
+      </w:r>
+      <w:r>
+        <w:fldChar w:fldCharType="begin"/>
+      </w:r>
+      <w:r>
+        <w:instrText xml:space="preserve"> STYLEREF 1 \s </w:instrText>
+      </w:r>
+      <w:r>
+        <w:fldChar w:fldCharType="separate"/>
+      </w:r>
+      <w:r>
+        <w:rPr>
+          <w:noProof/>
+        </w:rPr>
+        <w:t>4</w:t>
+      </w:r>
+      <w:r>
+        <w:fldChar w:fldCharType="end"/>
+      </w:r>
+      <w:r>
+        <w:t>.</w:t>
+      </w:r>
+      <w:r>
+        <w:fldChar w:fldCharType="begin"/>
+      </w:r>
+      <w:r>
+        <w:instrText xml:space="preserve"> SEQ Secvență_de_cod \* ARABIC \s 1 </w:instrText>
+      </w:r>
+      <w:r>
+        <w:fldChar w:fldCharType="separate"/>
+      </w:r>
+      <w:r>
+        <w:rPr>
+          <w:noProof/>
+        </w:rPr>
+        <w:t>30</w:t>
+      </w:r>
+      <w:r>
+        <w:fldChar w:fldCharType="end"/>
+      </w:r>
+      <w:r>
+        <w:t xml:space="preserve"> </w:t>
+      </w:r>
+      <w:r>
+        <w:t>Validarea formularului de postare înainte de trimitere</w:t>
+      </w:r>
+    </w:p>
+    <w:p>
+      <w:pPr>
+        <w:pStyle w:val="Text"/>
+        <w:jc w:val="center"/>
+      </w:pPr>
+    </w:p>
+    <w:p>
+      <w:pPr>
+        <w:pStyle w:val="Text"/>
+      </w:pPr>
+      <w:r>
+        <w:t>Când utilizatorul apasă butonul „Post”, datele sunt împachetate într-un FormData</w:t>
+      </w:r>
+      <w:r>
+        <w:t>, iar mai apoi cererea este trimisă printr-un fetch POST către backend.</w:t>
+      </w:r>
+    </w:p>
+    <w:p>
+      <w:pPr>
+        <w:pStyle w:val="Text"/>
+        <w:keepNext/>
+        <w:jc w:val="center"/>
+      </w:pPr>
+      <w:r>
+        <w:br/>
+      </w:r>
+      <w:r>
+        <w:drawing>
+          <wp:inline distT="0" distB="0" distL="0" distR="0" wp14:anchorId="2362FD4A" wp14:editId="03F032B9">
+            <wp:extent cx="3184512" cy="2908618"/>
+            <wp:effectExtent l="0" t="0" r="0" b="6350"/>
+            <wp:docPr id="50" name="Picture 50"/>
+            <wp:cNvGraphicFramePr>
+              <a:graphicFrameLocks xmlns:a="http://schemas.openxmlformats.org/drawingml/2006/main" noChangeAspect="1"/>
+            </wp:cNvGraphicFramePr>
+            <a:graphic xmlns:a="http://schemas.openxmlformats.org/drawingml/2006/main">
+              <a:graphicData uri="http://schemas.openxmlformats.org/drawingml/2006/picture">
+                <pic:pic xmlns:pic="http://schemas.openxmlformats.org/drawingml/2006/picture">
+                  <pic:nvPicPr>
+                    <pic:cNvPr id="1" name=""/>
+                    <pic:cNvPicPr/>
+                  </pic:nvPicPr>
+                  <pic:blipFill>
+                    <a:blip r:embed="rId50"/>
+                    <a:stretch>
+                      <a:fillRect/>
+                    </a:stretch>
+                  </pic:blipFill>
+                  <pic:spPr>
+                    <a:xfrm>
+                      <a:off x="0" y="0"/>
+                      <a:ext cx="3191526" cy="2915025"/>
+                    </a:xfrm>
+                    <a:prstGeom prst="rect">
+                      <a:avLst/>
+                    </a:prstGeom>
+                  </pic:spPr>
+                </pic:pic>
+              </a:graphicData>
+            </a:graphic>
+          </wp:inline>
+        </w:drawing>
+      </w:r>
+    </w:p>
+    <w:p>
+      <w:pPr>
+        <w:pStyle w:val="Referinte"/>
+      </w:pPr>
+      <w:r>
+        <w:t xml:space="preserve">Secvență de cod </w:t>
+      </w:r>
+      <w:r>
+        <w:fldChar w:fldCharType="begin"/>
+      </w:r>
+      <w:r>
+        <w:instrText xml:space="preserve"> STYLEREF 1 \s </w:instrText>
+      </w:r>
+      <w:r>
+        <w:fldChar w:fldCharType="separate"/>
+      </w:r>
+      <w:r>
+        <w:rPr>
+          <w:noProof/>
+        </w:rPr>
+        <w:t>4</w:t>
+      </w:r>
+      <w:r>
+        <w:fldChar w:fldCharType="end"/>
+      </w:r>
+      <w:r>
+        <w:t>.</w:t>
+      </w:r>
+      <w:r>
+        <w:fldChar w:fldCharType="begin"/>
+      </w:r>
+      <w:r>
+        <w:instrText xml:space="preserve"> SEQ Secvență_de_cod \* ARABIC \s 1 </w:instrText>
+      </w:r>
+      <w:r>
+        <w:fldChar w:fldCharType="separate"/>
+      </w:r>
+      <w:r>
+        <w:rPr>
+          <w:noProof/>
+        </w:rPr>
+        <w:t>31</w:t>
+      </w:r>
+      <w:r>
+        <w:fldChar w:fldCharType="end"/>
+      </w:r>
+      <w:r>
+        <w:t xml:space="preserve"> </w:t>
+      </w:r>
+      <w:r>
+        <w:t>Construirea și trimiterea datelor postării către backend</w:t>
+      </w:r>
+    </w:p>
+    <w:p>
+      <w:pPr>
+        <w:pStyle w:val="Text"/>
+      </w:pPr>
+      <w:r>
+        <w:t>În timpul încărcării postării în baza de date, butonul „Post” este dezactivat și apare un mesaj intuitiv, măsură luată pentru că s-a observat un timp de încărcare direct proporțional cu mărimea fișierelor încărcate.</w:t>
+      </w:r>
+    </w:p>
+    <w:p>
+      <w:pPr>
+        <w:pStyle w:val="Text"/>
+        <w:keepNext/>
+        <w:ind w:firstLine="0"/>
+        <w:jc w:val="center"/>
+      </w:pPr>
+      <w:r>
+        <w:lastRenderedPageBreak/>
+        <w:drawing>
+          <wp:inline distT="0" distB="0" distL="0" distR="0" wp14:anchorId="045B7DEB" wp14:editId="0E910801">
+            <wp:extent cx="6120130" cy="847090"/>
+            <wp:effectExtent l="0" t="0" r="0" b="0"/>
+            <wp:docPr id="51" name="Picture 51"/>
+            <wp:cNvGraphicFramePr>
+              <a:graphicFrameLocks xmlns:a="http://schemas.openxmlformats.org/drawingml/2006/main" noChangeAspect="1"/>
+            </wp:cNvGraphicFramePr>
+            <a:graphic xmlns:a="http://schemas.openxmlformats.org/drawingml/2006/main">
+              <a:graphicData uri="http://schemas.openxmlformats.org/drawingml/2006/picture">
+                <pic:pic xmlns:pic="http://schemas.openxmlformats.org/drawingml/2006/picture">
+                  <pic:nvPicPr>
+                    <pic:cNvPr id="1" name=""/>
+                    <pic:cNvPicPr/>
+                  </pic:nvPicPr>
+                  <pic:blipFill>
+                    <a:blip r:embed="rId51"/>
+                    <a:stretch>
+                      <a:fillRect/>
+                    </a:stretch>
+                  </pic:blipFill>
+                  <pic:spPr>
+                    <a:xfrm>
+                      <a:off x="0" y="0"/>
+                      <a:ext cx="6120130" cy="847090"/>
+                    </a:xfrm>
+                    <a:prstGeom prst="rect">
+                      <a:avLst/>
+                    </a:prstGeom>
+                  </pic:spPr>
+                </pic:pic>
+              </a:graphicData>
+            </a:graphic>
+          </wp:inline>
+        </w:drawing>
+      </w:r>
+    </w:p>
+    <w:p>
+      <w:pPr>
+        <w:pStyle w:val="Referinte"/>
+      </w:pPr>
+      <w:r>
+        <w:t xml:space="preserve">Secvență de cod </w:t>
+      </w:r>
+      <w:r>
+        <w:fldChar w:fldCharType="begin"/>
+      </w:r>
+      <w:r>
+        <w:instrText xml:space="preserve"> STYLEREF 1 \s </w:instrText>
+      </w:r>
+      <w:r>
+        <w:fldChar w:fldCharType="separate"/>
+      </w:r>
+      <w:r>
+        <w:rPr>
+          <w:noProof/>
+        </w:rPr>
+        <w:t>4</w:t>
+      </w:r>
+      <w:r>
+        <w:fldChar w:fldCharType="end"/>
+      </w:r>
+      <w:r>
+        <w:t>.</w:t>
+      </w:r>
+      <w:r>
+        <w:fldChar w:fldCharType="begin"/>
+      </w:r>
+      <w:r>
+        <w:instrText xml:space="preserve"> SEQ Secvență_de_cod \* ARABIC \s 1 </w:instrText>
+      </w:r>
+      <w:r>
+        <w:fldChar w:fldCharType="separate"/>
+      </w:r>
+      <w:r>
+        <w:rPr>
+          <w:noProof/>
+        </w:rPr>
+        <w:t>32</w:t>
+      </w:r>
+      <w:r>
+        <w:fldChar w:fldCharType="end"/>
+      </w:r>
+      <w:r>
+        <w:t xml:space="preserve"> Butonul de submit cu indicator de încărcare</w:t>
+      </w:r>
+    </w:p>
+    <w:p>
+      <w:pPr>
+        <w:pStyle w:val="Text"/>
+        <w:ind w:firstLine="0"/>
+        <w:jc w:val="center"/>
+      </w:pPr>
+    </w:p>
+    <w:p>
+      <w:pPr>
+        <w:pStyle w:val="Text"/>
+      </w:pPr>
+      <w:r>
+        <w:t xml:space="preserve">Când este primit raspunsul de succes de la server, mesajul dispare, câmpurile formularului sunt resetate, </w:t>
+      </w:r>
+      <w:r>
+        <w:t xml:space="preserve">se refetch-uie lista postărilor afișate sub formular </w:t>
+      </w:r>
+      <w:r>
+        <w:t>(fetchUserPosts())</w:t>
+      </w:r>
+      <w:r>
+        <w:t xml:space="preserve"> și se act</w:t>
+      </w:r>
+      <w:r>
+        <w:t>u</w:t>
+      </w:r>
+      <w:r>
+        <w:t xml:space="preserve">alizează </w:t>
+      </w:r>
+      <w:r>
+        <w:t>datele profilului (</w:t>
+      </w:r>
+      <w:r>
+        <w:rPr>
+          <w:rStyle w:val="HTMLCode"/>
+          <w:rFonts w:ascii="Arial" w:eastAsia="Arial" w:hAnsi="Arial" w:cs="Arial"/>
+          <w:sz w:val="24"/>
+          <w:szCs w:val="24"/>
+        </w:rPr>
+        <w:t>fetchUserProfile()</w:t>
+      </w:r>
+      <w:r>
+        <w:t>)</w:t>
+      </w:r>
+      <w:r>
+        <w:t>, pentru a se actualiza numărul de postări ale utilizatorului din bara de informații (ProfileStats).</w:t>
+      </w:r>
+    </w:p>
+    <w:p>
+      <w:pPr>
+        <w:pStyle w:val="Text"/>
+      </w:pPr>
+      <w:r>
+        <w:t>În backend, valorile primite prin corpul cererii</w:t>
+      </w:r>
+      <w:r>
+        <w:t>:</w:t>
+      </w:r>
+      <w:r>
+        <w:t xml:space="preserve"> user_id, content, category_id și fișierele încărcate</w:t>
+      </w:r>
+      <w:r>
+        <w:t>,</w:t>
+      </w:r>
+      <w:r>
+        <w:t xml:space="preserve"> sunt extrase și validate. </w:t>
+      </w:r>
+      <w:r>
+        <w:t xml:space="preserve">Se verifică și dacă a fost trimis cel puțin un fișier, altfel se returnează o eroare de tip </w:t>
+      </w:r>
+      <w:r>
+        <w:rPr>
+          <w:rStyle w:val="HTMLCode"/>
+          <w:rFonts w:ascii="Arial" w:eastAsia="Arial" w:hAnsi="Arial" w:cs="Arial"/>
+          <w:sz w:val="24"/>
+          <w:szCs w:val="24"/>
+        </w:rPr>
+        <w:t>400</w:t>
+      </w:r>
+      <w:r>
+        <w:t>.</w:t>
+      </w:r>
+      <w:r>
+        <w:t xml:space="preserve"> </w:t>
+      </w:r>
+      <w:r>
+        <w:t xml:space="preserve">Dacă datele sunt valide, se creează o nouă înregistrare în tabela </w:t>
+      </w:r>
+      <w:r>
+        <w:rPr>
+          <w:rStyle w:val="HTMLCode"/>
+          <w:rFonts w:ascii="Arial" w:eastAsia="Arial" w:hAnsi="Arial" w:cs="Arial"/>
+          <w:sz w:val="24"/>
+          <w:szCs w:val="24"/>
+        </w:rPr>
+        <w:t>posts</w:t>
+      </w:r>
+      <w:r>
+        <w:t xml:space="preserve">, folosind funcția SQL </w:t>
+      </w:r>
+      <w:r>
+        <w:rPr>
+          <w:rStyle w:val="HTMLCode"/>
+          <w:rFonts w:ascii="Arial" w:eastAsia="Arial" w:hAnsi="Arial" w:cs="Arial"/>
+          <w:sz w:val="24"/>
+          <w:szCs w:val="24"/>
+        </w:rPr>
+        <w:t>NOW()</w:t>
+      </w:r>
+      <w:r>
+        <w:t xml:space="preserve"> pentru a seta automat câmpul </w:t>
+      </w:r>
+      <w:r>
+        <w:rPr>
+          <w:rStyle w:val="HTMLCode"/>
+          <w:rFonts w:ascii="Arial" w:eastAsia="Arial" w:hAnsi="Arial" w:cs="Arial"/>
+          <w:sz w:val="24"/>
+          <w:szCs w:val="24"/>
+        </w:rPr>
+        <w:t>created_at</w:t>
+      </w:r>
+      <w:r>
+        <w:t xml:space="preserve"> cu data și ora curente de pe server.</w:t>
+      </w:r>
+      <w:r>
+        <w:t xml:space="preserve"> </w:t>
+      </w:r>
+      <w:r>
+        <w:t xml:space="preserve">După inserare, este obținut </w:t>
+      </w:r>
+      <w:r>
+        <w:rPr>
+          <w:rStyle w:val="HTMLCode"/>
+          <w:rFonts w:ascii="Arial" w:eastAsia="Arial" w:hAnsi="Arial" w:cs="Arial"/>
+          <w:sz w:val="24"/>
+          <w:szCs w:val="24"/>
+        </w:rPr>
+        <w:t>post_id</w:t>
+      </w:r>
+      <w:r>
+        <w:t xml:space="preserve"> generat automat de baza de date. Acest ID este necesar pentru a atașa fișierele media postării respective.</w:t>
+      </w:r>
+      <w:r>
+        <w:t xml:space="preserve"> </w:t>
+      </w:r>
+      <w:r>
+        <w:t xml:space="preserve">Se parcurge fiecare fișier încărcat și se inserează în tabela </w:t>
+      </w:r>
+      <w:r>
+        <w:rPr>
+          <w:rStyle w:val="HTMLCode"/>
+          <w:rFonts w:ascii="Arial" w:eastAsia="Arial" w:hAnsi="Arial" w:cs="Arial"/>
+          <w:sz w:val="24"/>
+          <w:szCs w:val="24"/>
+        </w:rPr>
+        <w:t>post_media</w:t>
+      </w:r>
+      <w:r>
+        <w:t>. Fiecare fișier are asociat un URL (</w:t>
+      </w:r>
+      <w:r>
+        <w:rPr>
+          <w:rStyle w:val="HTMLCode"/>
+          <w:rFonts w:ascii="Arial" w:eastAsia="Arial" w:hAnsi="Arial" w:cs="Arial"/>
+          <w:sz w:val="24"/>
+          <w:szCs w:val="24"/>
+        </w:rPr>
+        <w:t>file.path</w:t>
+      </w:r>
+      <w:r>
+        <w:t>) obținut de la Cloudinary și un tip (</w:t>
+      </w:r>
+      <w:r>
+        <w:rPr>
+          <w:rStyle w:val="HTMLCode"/>
+          <w:rFonts w:ascii="Arial" w:eastAsia="Arial" w:hAnsi="Arial" w:cs="Arial"/>
+          <w:sz w:val="24"/>
+          <w:szCs w:val="24"/>
+        </w:rPr>
+        <w:t>image</w:t>
+      </w:r>
+      <w:r>
+        <w:t xml:space="preserve"> sau </w:t>
+      </w:r>
+      <w:r>
+        <w:rPr>
+          <w:rStyle w:val="HTMLCode"/>
+          <w:rFonts w:ascii="Arial" w:eastAsia="Arial" w:hAnsi="Arial" w:cs="Arial"/>
+          <w:sz w:val="24"/>
+          <w:szCs w:val="24"/>
+        </w:rPr>
+        <w:t>video</w:t>
+      </w:r>
+      <w:r>
+        <w:t xml:space="preserve">) dedus automat din </w:t>
+      </w:r>
+      <w:r>
+        <w:rPr>
+          <w:rStyle w:val="HTMLCode"/>
+          <w:rFonts w:ascii="Arial" w:eastAsia="Arial" w:hAnsi="Arial" w:cs="Arial"/>
+          <w:sz w:val="24"/>
+          <w:szCs w:val="24"/>
+        </w:rPr>
+        <w:t>mimetype</w:t>
+      </w:r>
+      <w:r>
+        <w:t>.</w:t>
+      </w:r>
+      <w:r>
+        <w:t xml:space="preserve"> </w:t>
+      </w:r>
+      <w:r>
+        <w:t>La final, dacă toate inserările au fost realizate cu succes, serverul trimite un răspuns JSON către client, confirmând salvarea postării și incluzând ID-ul acesteia</w:t>
+      </w:r>
+      <w:r>
+        <w:t xml:space="preserve">. </w:t>
+      </w:r>
+      <w:r>
+        <w:t>Dacă apare vreo eroare în timpul procesului</w:t>
+      </w:r>
+      <w:r>
+        <w:t>,</w:t>
+      </w:r>
+      <w:r>
+        <w:t xml:space="preserve"> fie la inserarea în baza de date, fie la prelucrarea fișierelor</w:t>
+      </w:r>
+      <w:r>
+        <w:t>,</w:t>
+      </w:r>
+      <w:r>
+        <w:t xml:space="preserve"> serverul returnează o eroare internă și loghează detaliile acesteia</w:t>
+      </w:r>
+      <w:r>
+        <w:t>.</w:t>
+      </w:r>
+    </w:p>
+    <w:p>
+      <w:pPr>
+        <w:pStyle w:val="Text"/>
+        <w:keepNext/>
+        <w:jc w:val="center"/>
+      </w:pPr>
+      <w:r>
+        <w:drawing>
+          <wp:inline distT="0" distB="0" distL="0" distR="0" wp14:anchorId="1E606E03" wp14:editId="6915143E">
+            <wp:extent cx="3161030" cy="3147255"/>
+            <wp:effectExtent l="0" t="0" r="1270" b="0"/>
+            <wp:docPr id="52" name="Picture 52"/>
+            <wp:cNvGraphicFramePr>
+              <a:graphicFrameLocks xmlns:a="http://schemas.openxmlformats.org/drawingml/2006/main" noChangeAspect="1"/>
+            </wp:cNvGraphicFramePr>
+            <a:graphic xmlns:a="http://schemas.openxmlformats.org/drawingml/2006/main">
+              <a:graphicData uri="http://schemas.openxmlformats.org/drawingml/2006/picture">
+                <pic:pic xmlns:pic="http://schemas.openxmlformats.org/drawingml/2006/picture">
+                  <pic:nvPicPr>
+                    <pic:cNvPr id="1" name=""/>
+                    <pic:cNvPicPr/>
+                  </pic:nvPicPr>
+                  <pic:blipFill>
+                    <a:blip r:embed="rId52"/>
+                    <a:stretch>
+                      <a:fillRect/>
+                    </a:stretch>
+                  </pic:blipFill>
+                  <pic:spPr>
+                    <a:xfrm>
+                      <a:off x="0" y="0"/>
+                      <a:ext cx="3181131" cy="3167268"/>
+                    </a:xfrm>
+                    <a:prstGeom prst="rect">
+                      <a:avLst/>
+                    </a:prstGeom>
+                  </pic:spPr>
+                </pic:pic>
+              </a:graphicData>
+            </a:graphic>
+          </wp:inline>
+        </w:drawing>
+      </w:r>
+    </w:p>
+    <w:p>
+      <w:pPr>
+        <w:pStyle w:val="Referinte"/>
+      </w:pPr>
+      <w:r>
+        <w:t xml:space="preserve">Secvență de cod </w:t>
+      </w:r>
+      <w:r>
+        <w:fldChar w:fldCharType="begin"/>
+      </w:r>
+      <w:r>
+        <w:instrText xml:space="preserve"> STYLEREF 1 \s </w:instrText>
+      </w:r>
+      <w:r>
+        <w:fldChar w:fldCharType="separate"/>
+      </w:r>
+      <w:r>
+        <w:rPr>
+          <w:noProof/>
+        </w:rPr>
+        <w:t>4</w:t>
+      </w:r>
+      <w:r>
+        <w:fldChar w:fldCharType="end"/>
+      </w:r>
+      <w:r>
+        <w:t>.</w:t>
+      </w:r>
+      <w:r>
+        <w:fldChar w:fldCharType="begin"/>
+      </w:r>
+      <w:r>
+        <w:instrText xml:space="preserve"> SEQ Secvență_de_cod \* ARABIC \s 1 </w:instrText>
+      </w:r>
+      <w:r>
+        <w:fldChar w:fldCharType="separate"/>
+      </w:r>
+      <w:r>
+        <w:rPr>
+          <w:noProof/>
+        </w:rPr>
+        <w:t>33</w:t>
+      </w:r>
+      <w:r>
+        <w:fldChar w:fldCharType="end"/>
+      </w:r>
+      <w:r>
+        <w:t xml:space="preserve"> </w:t>
+      </w:r>
+      <w:r>
+        <w:t>Endpoint backend pentru încărcarea postării și fișierelor media în baza de date</w:t>
+      </w:r>
+    </w:p>
+    <w:p>
+      <w:pPr>
+        <w:pStyle w:val="Heading4"/>
+      </w:pPr>
+      <w:r>
+        <w:lastRenderedPageBreak/>
+        <w:t>Ștergerea postărilor</w:t>
+      </w:r>
+    </w:p>
+    <w:p>
+      <w:pPr>
+        <w:pStyle w:val="Text"/>
+      </w:pPr>
+      <w:r>
+        <w:t xml:space="preserve">Utilizatorul își poate șterge propria postare cu un simplu click, ceea ce declanșează funcția </w:t>
+      </w:r>
+      <w:r>
+        <w:rPr>
+          <w:rStyle w:val="HTMLCode"/>
+          <w:rFonts w:ascii="Arial" w:eastAsia="Arial" w:hAnsi="Arial" w:cs="Arial"/>
+          <w:sz w:val="24"/>
+          <w:szCs w:val="24"/>
+        </w:rPr>
+        <w:t>handleDeletePost</w:t>
+      </w:r>
+      <w:r>
+        <w:t>.</w:t>
+      </w:r>
+    </w:p>
+    <w:p>
+      <w:pPr>
+        <w:pStyle w:val="Text"/>
+        <w:jc w:val="center"/>
+      </w:pPr>
+      <w:r>
+        <w:drawing>
+          <wp:inline distT="0" distB="0" distL="0" distR="0" wp14:anchorId="64A81A5E" wp14:editId="122D917B">
+            <wp:extent cx="4067493" cy="2224503"/>
+            <wp:effectExtent l="0" t="0" r="9525" b="4445"/>
+            <wp:docPr id="46" name="Picture 46"/>
+            <wp:cNvGraphicFramePr>
+              <a:graphicFrameLocks xmlns:a="http://schemas.openxmlformats.org/drawingml/2006/main" noChangeAspect="1"/>
+            </wp:cNvGraphicFramePr>
+            <a:graphic xmlns:a="http://schemas.openxmlformats.org/drawingml/2006/main">
+              <a:graphicData uri="http://schemas.openxmlformats.org/drawingml/2006/picture">
+                <pic:pic xmlns:pic="http://schemas.openxmlformats.org/drawingml/2006/picture">
+                  <pic:nvPicPr>
+                    <pic:cNvPr id="1" name=""/>
+                    <pic:cNvPicPr/>
+                  </pic:nvPicPr>
+                  <pic:blipFill>
+                    <a:blip r:embed="rId53"/>
+                    <a:stretch>
+                      <a:fillRect/>
+                    </a:stretch>
+                  </pic:blipFill>
+                  <pic:spPr>
+                    <a:xfrm>
+                      <a:off x="0" y="0"/>
+                      <a:ext cx="4078396" cy="2230466"/>
+                    </a:xfrm>
+                    <a:prstGeom prst="rect">
+                      <a:avLst/>
+                    </a:prstGeom>
+                  </pic:spPr>
+                </pic:pic>
+              </a:graphicData>
+            </a:graphic>
+          </wp:inline>
+        </w:drawing>
+      </w:r>
+    </w:p>
+    <w:p>
+      <w:pPr>
+        <w:pStyle w:val="Text"/>
+        <w:jc w:val="center"/>
+      </w:pPr>
+    </w:p>
+    <w:p>
+      <w:pPr>
+        <w:pStyle w:val="Text"/>
+      </w:pPr>
+      <w:r>
+        <w:tab/>
+      </w:r>
+      <w:r>
+        <w:t>În backend, procesul începe prin validarea acestui postId, pentru a se asigura că este un număr valid. Se face apoi o interogare în baza de date pentru a verifica dacă postarea există în tabelul posts. Dacă postarea este găsită, sistemul continuă prin a obține lista fișierelor media asociate acesteia din tabelul post_media, incluzând linkurile lor (file_url) și tipul fișierului (file_type).</w:t>
+      </w:r>
+    </w:p>
+    <w:p>
+      <w:pPr>
+        <w:pStyle w:val="Text"/>
+      </w:pPr>
+      <w:r>
+        <w:t>Pentru fiecare fișier se extrage public</w:t>
+      </w:r>
+      <w:r>
+        <w:t xml:space="preserve"> </w:t>
+      </w:r>
+      <w:r>
+        <w:t>Id din URL-ul Cloudinary, identificatorul fiind preluat din calea „/user_uploads/”. În funcție de extensie, se stabilește tipul de resursă ca fiind fie image, fie video, după care se trimite comanda de ștergere către Cloudinary folosind metoda cloudinary.uploader.destroy.</w:t>
+      </w:r>
+    </w:p>
+    <w:p>
+      <w:pPr>
+        <w:pStyle w:val="Text"/>
+      </w:pPr>
+      <w:r>
+        <w:t>După ce toate fișierele au fost șterse din cloud, sistemul elimină înregistrările media din baza de date și apoi șterge efectiv postarea din tabelul posts, folosind o instrucțiune SQL cu RETURNING * pentru a obține postarea ștearsă.</w:t>
+      </w:r>
+    </w:p>
+    <w:p>
+      <w:pPr>
+        <w:pStyle w:val="Text"/>
+      </w:pPr>
+      <w:r>
+        <w:t>La final, backend-ul trimite un răspuns către clientul frontend sub forma unui obiect JSON care confirmă ștergerea reușită și returnează detaliile postării eliminate.</w:t>
+      </w:r>
+    </w:p>
+    <w:p>
+      <w:pPr>
+        <w:pStyle w:val="Text"/>
+        <w:ind w:firstLine="0"/>
+        <w:jc w:val="center"/>
+      </w:pPr>
+      <w:r>
+        <w:rPr>
+          <w:noProof/>
+        </w:rPr>
+        <w:drawing>
+          <wp:inline distT="0" distB="0" distL="0" distR="0" wp14:anchorId="38129908" wp14:editId="20F6B31E">
+            <wp:extent cx="6120130" cy="1953260"/>
+            <wp:effectExtent l="0" t="0" r="0" b="8890"/>
+            <wp:docPr id="47" name="Picture 47"/>
+            <wp:cNvGraphicFramePr>
+              <a:graphicFrameLocks xmlns:a="http://schemas.openxmlformats.org/drawingml/2006/main" noChangeAspect="1"/>
+            </wp:cNvGraphicFramePr>
+            <a:graphic xmlns:a="http://schemas.openxmlformats.org/drawingml/2006/main">
+              <a:graphicData uri="http://schemas.openxmlformats.org/drawingml/2006/picture">
+                <pic:pic xmlns:pic="http://schemas.openxmlformats.org/drawingml/2006/picture">
+                  <pic:nvPicPr>
+                    <pic:cNvPr id="47" name="Picture 47"/>
+                    <pic:cNvPicPr/>
+                  </pic:nvPicPr>
+                  <pic:blipFill>
+                    <a:blip r:embed="rId54" cstate="print">
+                      <a:extLst>
+                        <a:ext uri="{28A0092B-C50C-407E-A947-70E740481C1C}">
+                          <a14:useLocalDpi xmlns:a14="http://schemas.microsoft.com/office/drawing/2010/main" val="0"/>
+                        </a:ext>
+                      </a:extLst>
+                    </a:blip>
+                    <a:stretch>
+                      <a:fillRect/>
+                    </a:stretch>
+                  </pic:blipFill>
+                  <pic:spPr>
+                    <a:xfrm>
+                      <a:off x="0" y="0"/>
+                      <a:ext cx="6120130" cy="1953260"/>
+                    </a:xfrm>
+                    <a:prstGeom prst="rect">
+                      <a:avLst/>
+                    </a:prstGeom>
+                  </pic:spPr>
+                </pic:pic>
+              </a:graphicData>
+            </a:graphic>
+          </wp:inline>
+        </w:drawing>
+      </w:r>
+    </w:p>
+    <w:p>
+      <w:pPr>
         <w:ind w:firstLine="0"/>
         <w:rPr>
           <w:b/>
@@ -24596,62 +25583,288 @@
     </w:p>
     <w:p>
       <w:pPr>
-        <w:spacing w:after="160" w:line="259" w:lineRule="auto"/>
+        <w:pStyle w:val="Heading4"/>
+        <w:numPr>
+          <w:ilvl w:val="3"/>
+          <w:numId w:val="30"/>
+        </w:numPr>
+      </w:pPr>
+      <w:r>
+        <w:lastRenderedPageBreak/>
+        <w:t>Raportarea</w:t>
+      </w:r>
+      <w:r>
+        <w:t xml:space="preserve"> postărilor</w:t>
+      </w:r>
+    </w:p>
+    <w:p>
+      <w:pPr>
+        <w:pStyle w:val="Text"/>
+      </w:pPr>
+      <w:r>
+        <w:t>În cazul în care un utilizator vizualizează o postare proprie, în colțul din dreapta-sus al acesteia apare un meniu cu opțiunile „Edit” și „Delete”. Dacă însă postarea aparține altui utilizator, meniul conține doar opțiunea „Report”. Acest comportament este controlat la nivel de frontend, pe baza identificatorului utilizatorului conectat, obținut din contextul global al aplicației (UserContext).</w:t>
+      </w:r>
+    </w:p>
+    <w:p>
+      <w:pPr>
+        <w:pStyle w:val="Text"/>
+        <w:keepNext/>
         <w:ind w:firstLine="0"/>
-        <w:rPr>
-          <w:b/>
-          <w:bCs/>
-          <w:sz w:val="24"/>
-          <w:szCs w:val="24"/>
-        </w:rPr>
-      </w:pPr>
-    </w:p>
-    <w:p>
-      <w:pPr>
-        <w:spacing w:after="160" w:line="259" w:lineRule="auto"/>
+        <w:jc w:val="center"/>
+      </w:pPr>
+      <w:r>
+        <w:rPr>
+          <w:noProof/>
+        </w:rPr>
+        <w:drawing>
+          <wp:inline distT="0" distB="0" distL="0" distR="0" wp14:anchorId="7E8F0E6B" wp14:editId="51290AD8">
+            <wp:extent cx="6120130" cy="1147445"/>
+            <wp:effectExtent l="0" t="0" r="0" b="0"/>
+            <wp:docPr id="54" name="Picture 54"/>
+            <wp:cNvGraphicFramePr>
+              <a:graphicFrameLocks xmlns:a="http://schemas.openxmlformats.org/drawingml/2006/main" noChangeAspect="1"/>
+            </wp:cNvGraphicFramePr>
+            <a:graphic xmlns:a="http://schemas.openxmlformats.org/drawingml/2006/main">
+              <a:graphicData uri="http://schemas.openxmlformats.org/drawingml/2006/picture">
+                <pic:pic xmlns:pic="http://schemas.openxmlformats.org/drawingml/2006/picture">
+                  <pic:nvPicPr>
+                    <pic:cNvPr id="41" name="Picture 41"/>
+                    <pic:cNvPicPr/>
+                  </pic:nvPicPr>
+                  <pic:blipFill>
+                    <a:blip r:embed="rId55" cstate="print">
+                      <a:extLst>
+                        <a:ext uri="{28A0092B-C50C-407E-A947-70E740481C1C}">
+                          <a14:useLocalDpi xmlns:a14="http://schemas.microsoft.com/office/drawing/2010/main" val="0"/>
+                        </a:ext>
+                      </a:extLst>
+                    </a:blip>
+                    <a:stretch>
+                      <a:fillRect/>
+                    </a:stretch>
+                  </pic:blipFill>
+                  <pic:spPr>
+                    <a:xfrm>
+                      <a:off x="0" y="0"/>
+                      <a:ext cx="6120130" cy="1147445"/>
+                    </a:xfrm>
+                    <a:prstGeom prst="rect">
+                      <a:avLst/>
+                    </a:prstGeom>
+                  </pic:spPr>
+                </pic:pic>
+              </a:graphicData>
+            </a:graphic>
+          </wp:inline>
+        </w:drawing>
+      </w:r>
+    </w:p>
+    <w:p>
+      <w:pPr>
+        <w:pStyle w:val="Referinte"/>
+      </w:pPr>
+      <w:r>
+        <w:t xml:space="preserve">Secvență de cod </w:t>
+      </w:r>
+      <w:r>
+        <w:fldChar w:fldCharType="begin"/>
+      </w:r>
+      <w:r>
+        <w:instrText xml:space="preserve"> STYLEREF 1 \s </w:instrText>
+      </w:r>
+      <w:r>
+        <w:fldChar w:fldCharType="separate"/>
+      </w:r>
+      <w:r>
+        <w:rPr>
+          <w:noProof/>
+        </w:rPr>
+        <w:t>4</w:t>
+      </w:r>
+      <w:r>
+        <w:fldChar w:fldCharType="end"/>
+      </w:r>
+      <w:r>
+        <w:t>.</w:t>
+      </w:r>
+      <w:r>
+        <w:fldChar w:fldCharType="begin"/>
+      </w:r>
+      <w:r>
+        <w:instrText xml:space="preserve"> SEQ Secvență_de_cod \* ARABIC \s 1 </w:instrText>
+      </w:r>
+      <w:r>
+        <w:fldChar w:fldCharType="separate"/>
+      </w:r>
+      <w:r>
+        <w:rPr>
+          <w:noProof/>
+        </w:rPr>
+        <w:t>34</w:t>
+      </w:r>
+      <w:r>
+        <w:fldChar w:fldCharType="end"/>
+      </w:r>
+      <w:r>
+        <w:t xml:space="preserve"> </w:t>
+      </w:r>
+      <w:r>
+        <w:t>Afișarea condiționată a meniului postării în funcție de autorul postării</w:t>
+      </w:r>
+    </w:p>
+    <w:p>
+      <w:pPr>
+        <w:pStyle w:val="Text"/>
+      </w:pPr>
+      <w:r>
+        <w:rPr>
+          <w:rStyle w:val="TextChar"/>
+        </w:rPr>
+        <w:t>Raportarea se face printr-o funcție handleReportPost, apelată la click pe butonul „Report Post”. Nu se solicită un motiv de raportare</w:t>
+      </w:r>
+      <w:r>
+        <w:rPr>
+          <w:rStyle w:val="TextChar"/>
+        </w:rPr>
+        <w:t>,</w:t>
+      </w:r>
+      <w:r>
+        <w:rPr>
+          <w:rStyle w:val="TextChar"/>
+        </w:rPr>
+        <w:t xml:space="preserve"> se trimite doar ID-ul postării și ID-ul</w:t>
+      </w:r>
+      <w:r>
+        <w:t xml:space="preserve"> utilizatorului</w:t>
+      </w:r>
+    </w:p>
+    <w:p>
+      <w:pPr>
+        <w:pStyle w:val="Referinte"/>
+      </w:pPr>
+      <w:r>
+        <w:drawing>
+          <wp:inline distT="0" distB="0" distL="0" distR="0" wp14:anchorId="2E91D092" wp14:editId="2AFB2B2F">
+            <wp:extent cx="3059567" cy="1529398"/>
+            <wp:effectExtent l="0" t="0" r="7620" b="0"/>
+            <wp:docPr id="55" name="Picture 55"/>
+            <wp:cNvGraphicFramePr>
+              <a:graphicFrameLocks xmlns:a="http://schemas.openxmlformats.org/drawingml/2006/main" noChangeAspect="1"/>
+            </wp:cNvGraphicFramePr>
+            <a:graphic xmlns:a="http://schemas.openxmlformats.org/drawingml/2006/main">
+              <a:graphicData uri="http://schemas.openxmlformats.org/drawingml/2006/picture">
+                <pic:pic xmlns:pic="http://schemas.openxmlformats.org/drawingml/2006/picture">
+                  <pic:nvPicPr>
+                    <pic:cNvPr id="1" name=""/>
+                    <pic:cNvPicPr/>
+                  </pic:nvPicPr>
+                  <pic:blipFill rotWithShape="1">
+                    <a:blip r:embed="rId56"/>
+                    <a:srcRect t="11322"/>
+                    <a:stretch/>
+                  </pic:blipFill>
+                  <pic:spPr bwMode="auto">
+                    <a:xfrm>
+                      <a:off x="0" y="0"/>
+                      <a:ext cx="3076605" cy="1537915"/>
+                    </a:xfrm>
+                    <a:prstGeom prst="rect">
+                      <a:avLst/>
+                    </a:prstGeom>
+                    <a:ln>
+                      <a:noFill/>
+                    </a:ln>
+                    <a:extLst>
+                      <a:ext uri="{53640926-AAD7-44D8-BBD7-CCE9431645EC}">
+                        <a14:shadowObscured xmlns:a14="http://schemas.microsoft.com/office/drawing/2010/main"/>
+                      </a:ext>
+                    </a:extLst>
+                  </pic:spPr>
+                </pic:pic>
+              </a:graphicData>
+            </a:graphic>
+          </wp:inline>
+        </w:drawing>
+      </w:r>
+    </w:p>
+    <w:p>
+      <w:pPr>
+        <w:pStyle w:val="Text"/>
+      </w:pPr>
+      <w:r>
+        <w:t xml:space="preserve">Pe partea de server, endpoint-ul </w:t>
+      </w:r>
+      <w:r>
+        <w:rPr>
+          <w:rStyle w:val="HTMLCode"/>
+          <w:rFonts w:ascii="Arial" w:eastAsia="Arial" w:hAnsi="Arial" w:cs="Arial"/>
+          <w:sz w:val="24"/>
+          <w:szCs w:val="24"/>
+        </w:rPr>
+        <w:t>POST /posts/:postId/report</w:t>
+      </w:r>
+      <w:r>
+        <w:t xml:space="preserve"> primește </w:t>
+      </w:r>
+      <w:r>
+        <w:rPr>
+          <w:rStyle w:val="HTMLCode"/>
+          <w:rFonts w:ascii="Arial" w:eastAsia="Arial" w:hAnsi="Arial" w:cs="Arial"/>
+          <w:sz w:val="24"/>
+          <w:szCs w:val="24"/>
+        </w:rPr>
+        <w:t>user_id</w:t>
+      </w:r>
+      <w:r>
+        <w:t xml:space="preserve"> și verifică dacă utilizatorul a mai raportat deja postarea</w:t>
+      </w:r>
+      <w:r>
+        <w:t>, caz în care nu se face dublă înregistrare. De asemenea, este actualizat și campul report_count din tabela posts, care reflectă câte raportări are fiecare postare.</w:t>
+      </w:r>
+    </w:p>
+    <w:p>
+      <w:pPr>
         <w:ind w:firstLine="0"/>
-        <w:rPr>
-          <w:b/>
-          <w:bCs/>
-          <w:sz w:val="24"/>
-          <w:szCs w:val="24"/>
-        </w:rPr>
-      </w:pPr>
-    </w:p>
-    <w:p>
-      <w:pPr>
-        <w:spacing w:after="160" w:line="259" w:lineRule="auto"/>
-        <w:ind w:firstLine="0"/>
-        <w:rPr>
-          <w:b/>
-          <w:bCs/>
-          <w:sz w:val="24"/>
-          <w:szCs w:val="24"/>
-        </w:rPr>
-      </w:pPr>
-    </w:p>
-    <w:p>
-      <w:pPr>
-        <w:spacing w:after="160" w:line="259" w:lineRule="auto"/>
-        <w:ind w:firstLine="0"/>
-        <w:rPr>
-          <w:b/>
-          <w:bCs/>
-          <w:sz w:val="24"/>
-          <w:szCs w:val="24"/>
-        </w:rPr>
-      </w:pPr>
-    </w:p>
-    <w:p>
-      <w:pPr>
-        <w:pStyle w:val="Heading1"/>
-        <w:numPr>
-          <w:ilvl w:val="0"/>
-          <w:numId w:val="0"/>
-        </w:numPr>
-        <w:spacing w:after="0" w:line="276" w:lineRule="auto"/>
-        <w:jc w:val="both"/>
-      </w:pPr>
+        <w:jc w:val="center"/>
+      </w:pPr>
+      <w:r>
+        <w:lastRenderedPageBreak/>
+        <w:drawing>
+          <wp:inline distT="0" distB="0" distL="0" distR="0" wp14:anchorId="76CF9A3E" wp14:editId="155D2FFE">
+            <wp:extent cx="3812607" cy="2620327"/>
+            <wp:effectExtent l="0" t="0" r="0" b="8890"/>
+            <wp:docPr id="56" name="Picture 56"/>
+            <wp:cNvGraphicFramePr>
+              <a:graphicFrameLocks xmlns:a="http://schemas.openxmlformats.org/drawingml/2006/main" noChangeAspect="1"/>
+            </wp:cNvGraphicFramePr>
+            <a:graphic xmlns:a="http://schemas.openxmlformats.org/drawingml/2006/main">
+              <a:graphicData uri="http://schemas.openxmlformats.org/drawingml/2006/picture">
+                <pic:pic xmlns:pic="http://schemas.openxmlformats.org/drawingml/2006/picture">
+                  <pic:nvPicPr>
+                    <pic:cNvPr id="1" name=""/>
+                    <pic:cNvPicPr/>
+                  </pic:nvPicPr>
+                  <pic:blipFill>
+                    <a:blip r:embed="rId57"/>
+                    <a:stretch>
+                      <a:fillRect/>
+                    </a:stretch>
+                  </pic:blipFill>
+                  <pic:spPr>
+                    <a:xfrm>
+                      <a:off x="0" y="0"/>
+                      <a:ext cx="3819928" cy="2625359"/>
+                    </a:xfrm>
+                    <a:prstGeom prst="rect">
+                      <a:avLst/>
+                    </a:prstGeom>
+                  </pic:spPr>
+                </pic:pic>
+              </a:graphicData>
+            </a:graphic>
+          </wp:inline>
+        </w:drawing>
+      </w:r>
     </w:p>
     <w:p/>
     <w:p/>
@@ -24662,6 +25875,85 @@
     <w:p/>
     <w:p/>
     <w:p/>
+    <w:p/>
+    <w:p/>
+    <w:p/>
+    <w:p/>
+    <w:p/>
+    <w:p/>
+    <w:p/>
+    <w:p/>
+    <w:p/>
+    <w:p/>
+    <w:p/>
+    <w:p/>
+    <w:p/>
+    <w:p/>
+    <w:p/>
+    <w:p/>
+    <w:p/>
+    <w:p/>
+    <w:p/>
+    <w:p/>
+    <w:p/>
+    <w:p/>
+    <w:p/>
+    <w:p/>
+    <w:p/>
+    <w:p/>
+    <w:p/>
+    <w:p/>
+    <w:p/>
+    <w:p/>
+    <w:p/>
+    <w:p/>
+    <w:p/>
+    <w:p/>
+    <w:p/>
+    <w:p/>
+    <w:p/>
+    <w:p/>
+    <w:p/>
+    <w:p/>
+    <w:p/>
+    <w:p/>
+    <w:p/>
+    <w:p/>
+    <w:p/>
+    <w:p/>
+    <w:p/>
+    <w:p/>
+    <w:p/>
+    <w:p/>
+    <w:p/>
+    <w:p/>
+    <w:p/>
+    <w:p/>
+    <w:p/>
+    <w:p/>
+    <w:p/>
+    <w:p/>
+    <w:p/>
+    <w:p/>
+    <w:p/>
+    <w:p/>
+    <w:p/>
+    <w:p/>
+    <w:p/>
+    <w:p/>
+    <w:p/>
+    <w:p/>
+    <w:p/>
+    <w:p/>
+    <w:p/>
+    <w:p/>
+    <w:p/>
+    <w:p/>
+    <w:p/>
+    <w:p/>
+    <w:p/>
+    <w:p/>
+    <w:p/>
     <w:p>
       <w:pPr>
         <w:ind w:firstLine="0"/>
@@ -24703,7 +25995,7 @@
         </w:rPr>
         <w:t xml:space="preserve">[1] Meta Open Source – Introducing React: </w:t>
       </w:r>
-      <w:hyperlink r:id="rId48" w:history="1">
+      <w:hyperlink r:id="rId58" w:history="1">
         <w:r>
           <w:rPr>
             <w:rStyle w:val="Hyperlink"/>
@@ -24738,7 +26030,7 @@
         </w:rPr>
         <w:t xml:space="preserve">[2] React Docs – Despre props: </w:t>
       </w:r>
-      <w:hyperlink r:id="rId49" w:history="1">
+      <w:hyperlink r:id="rId59" w:history="1">
         <w:r>
           <w:rPr>
             <w:rStyle w:val="Hyperlink"/>
@@ -24771,10 +26063,9 @@
           <w:sz w:val="24"/>
           <w:szCs w:val="24"/>
         </w:rPr>
-        <w:lastRenderedPageBreak/>
         <w:t xml:space="preserve">[3] Babel – JSX in Depth: </w:t>
       </w:r>
-      <w:hyperlink r:id="rId50" w:history="1">
+      <w:hyperlink r:id="rId60" w:history="1">
         <w:r>
           <w:rPr>
             <w:rStyle w:val="Hyperlink"/>
@@ -24806,7 +26097,7 @@
         <w:br/>
         <w:t xml:space="preserve">[4] React – FAQ: Virtual DOM and Internals: </w:t>
       </w:r>
-      <w:hyperlink r:id="rId51" w:history="1">
+      <w:hyperlink r:id="rId61" w:history="1">
         <w:r>
           <w:rPr>
             <w:rStyle w:val="Hyperlink"/>
@@ -24838,7 +26129,7 @@
         <w:br/>
         <w:t xml:space="preserve">[5] React Docs – useState: </w:t>
       </w:r>
-      <w:hyperlink r:id="rId52" w:history="1">
+      <w:hyperlink r:id="rId62" w:history="1">
         <w:r>
           <w:rPr>
             <w:rStyle w:val="Hyperlink"/>
@@ -24866,7 +26157,7 @@
         </w:rPr>
         <w:t xml:space="preserve">[6] React Docs – useEffect: </w:t>
       </w:r>
-      <w:hyperlink r:id="rId53" w:history="1">
+      <w:hyperlink r:id="rId63" w:history="1">
         <w:r>
           <w:rPr>
             <w:rStyle w:val="Hyperlink"/>
@@ -24901,7 +26192,7 @@
         </w:rPr>
         <w:t xml:space="preserve">[7] React Docs – useRef: </w:t>
       </w:r>
-      <w:hyperlink r:id="rId54" w:history="1">
+      <w:hyperlink r:id="rId64" w:history="1">
         <w:r>
           <w:rPr>
             <w:rStyle w:val="Hyperlink"/>
@@ -24936,7 +26227,7 @@
         </w:rPr>
         <w:t xml:space="preserve">[8] React Router Docs – useNavigate: </w:t>
       </w:r>
-      <w:hyperlink r:id="rId55" w:history="1">
+      <w:hyperlink r:id="rId65" w:history="1">
         <w:r>
           <w:rPr>
             <w:rStyle w:val="Hyperlink"/>
@@ -24964,7 +26255,7 @@
         </w:rPr>
         <w:t xml:space="preserve">[9] React Router Docs – useLocation: </w:t>
       </w:r>
-      <w:hyperlink r:id="rId56" w:history="1">
+      <w:hyperlink r:id="rId66" w:history="1">
         <w:r>
           <w:rPr>
             <w:rStyle w:val="Hyperlink"/>
@@ -24992,7 +26283,7 @@
         </w:rPr>
         <w:t xml:space="preserve">[10] MDN Web Docs – localStorage: </w:t>
       </w:r>
-      <w:hyperlink r:id="rId57" w:history="1">
+      <w:hyperlink r:id="rId67" w:history="1">
         <w:r>
           <w:rPr>
             <w:rStyle w:val="Hyperlink"/>
@@ -25020,7 +26311,7 @@
         </w:rPr>
         <w:t xml:space="preserve">[11] React Toastify – </w:t>
       </w:r>
-      <w:hyperlink r:id="rId58" w:history="1">
+      <w:hyperlink r:id="rId68" w:history="1">
         <w:r>
           <w:rPr>
             <w:rStyle w:val="Hyperlink"/>
@@ -25055,7 +26346,7 @@
         </w:rPr>
         <w:t xml:space="preserve">[12] React Icons Docs: </w:t>
       </w:r>
-      <w:hyperlink r:id="rId59" w:history="1">
+      <w:hyperlink r:id="rId69" w:history="1">
         <w:r>
           <w:rPr>
             <w:rStyle w:val="Hyperlink"/>
@@ -25090,7 +26381,7 @@
         </w:rPr>
         <w:t xml:space="preserve">[13] react-chartjs-2 Docs – </w:t>
       </w:r>
-      <w:hyperlink r:id="rId60" w:history="1">
+      <w:hyperlink r:id="rId70" w:history="1">
         <w:r>
           <w:rPr>
             <w:rStyle w:val="Hyperlink"/>
@@ -25125,7 +26416,7 @@
         </w:rPr>
         <w:t xml:space="preserve">[14] Stripe React SDK – </w:t>
       </w:r>
-      <w:hyperlink r:id="rId61" w:tgtFrame="_new" w:history="1">
+      <w:hyperlink r:id="rId71" w:tgtFrame="_new" w:history="1">
         <w:r>
           <w:rPr>
             <w:rStyle w:val="Hyperlink"/>
@@ -25151,9 +26442,10 @@
           <w:sz w:val="24"/>
           <w:szCs w:val="24"/>
         </w:rPr>
+        <w:lastRenderedPageBreak/>
         <w:t xml:space="preserve">[15] Socket.IO Client Docs – </w:t>
       </w:r>
-      <w:hyperlink r:id="rId62" w:history="1">
+      <w:hyperlink r:id="rId72" w:history="1">
         <w:r>
           <w:rPr>
             <w:rStyle w:val="Hyperlink"/>
@@ -25188,7 +26480,7 @@
         </w:rPr>
         <w:t xml:space="preserve">[16] Axios – </w:t>
       </w:r>
-      <w:hyperlink r:id="rId63" w:history="1">
+      <w:hyperlink r:id="rId73" w:history="1">
         <w:r>
           <w:rPr>
             <w:rStyle w:val="Hyperlink"/>
@@ -25223,7 +26515,7 @@
         </w:rPr>
         <w:t xml:space="preserve">[17] REST Countries API  </w:t>
       </w:r>
-      <w:hyperlink r:id="rId64" w:history="1">
+      <w:hyperlink r:id="rId74" w:history="1">
         <w:r>
           <w:rPr>
             <w:rStyle w:val="Hyperlink"/>
@@ -25275,7 +26567,7 @@
         </w:rPr>
         <w:t xml:space="preserve"> – </w:t>
       </w:r>
-      <w:hyperlink r:id="rId65" w:tgtFrame="_new" w:history="1">
+      <w:hyperlink r:id="rId75" w:tgtFrame="_new" w:history="1">
         <w:r>
           <w:rPr>
             <w:rStyle w:val="Hyperlink"/>
@@ -25320,7 +26612,7 @@
         </w:rPr>
         <w:t xml:space="preserve">[19] Zippopotam.us API – </w:t>
       </w:r>
-      <w:hyperlink r:id="rId66" w:tgtFrame="_new" w:history="1">
+      <w:hyperlink r:id="rId76" w:tgtFrame="_new" w:history="1">
         <w:r>
           <w:rPr>
             <w:rStyle w:val="Hyperlink"/>
@@ -25348,7 +26640,7 @@
         </w:rPr>
         <w:t xml:space="preserve">[20] OpenRouteService API – </w:t>
       </w:r>
-      <w:hyperlink r:id="rId67" w:anchor="/api-docs" w:tgtFrame="_new" w:history="1">
+      <w:hyperlink r:id="rId77" w:anchor="/api-docs" w:tgtFrame="_new" w:history="1">
         <w:r>
           <w:rPr>
             <w:rStyle w:val="Hyperlink"/>
@@ -25383,7 +26675,7 @@
         </w:rPr>
         <w:t xml:space="preserve">[21] Node.js Official Docs – About: </w:t>
       </w:r>
-      <w:hyperlink r:id="rId68" w:history="1">
+      <w:hyperlink r:id="rId78" w:history="1">
         <w:r>
           <w:rPr>
             <w:rStyle w:val="Hyperlink"/>
@@ -25411,7 +26703,7 @@
         </w:rPr>
         <w:t xml:space="preserve">[22] Node.js Docs – Package Management: </w:t>
       </w:r>
-      <w:hyperlink r:id="rId69" w:history="1">
+      <w:hyperlink r:id="rId79" w:history="1">
         <w:r>
           <w:rPr>
             <w:rStyle w:val="Hyperlink"/>
@@ -25446,7 +26738,7 @@
         </w:rPr>
         <w:t xml:space="preserve">[23] Express.js Docs – Introduction: </w:t>
       </w:r>
-      <w:hyperlink r:id="rId70" w:history="1">
+      <w:hyperlink r:id="rId80" w:history="1">
         <w:r>
           <w:rPr>
             <w:rStyle w:val="Hyperlink"/>
@@ -25495,7 +26787,7 @@
         </w:rPr>
         <w:t xml:space="preserve">] dotenv – Documentație oficială: </w:t>
       </w:r>
-      <w:hyperlink r:id="rId71" w:tgtFrame="_new" w:history="1">
+      <w:hyperlink r:id="rId81" w:tgtFrame="_new" w:history="1">
         <w:r>
           <w:rPr>
             <w:rStyle w:val="Hyperlink"/>
@@ -25521,7 +26813,6 @@
           <w:sz w:val="24"/>
           <w:szCs w:val="24"/>
         </w:rPr>
-        <w:lastRenderedPageBreak/>
         <w:t>[2</w:t>
       </w:r>
       <w:r>
@@ -25538,7 +26829,7 @@
         </w:rPr>
         <w:t xml:space="preserve">] body-parser – Documentație oficială: </w:t>
       </w:r>
-      <w:hyperlink r:id="rId72" w:tgtFrame="_new" w:history="1">
+      <w:hyperlink r:id="rId82" w:tgtFrame="_new" w:history="1">
         <w:r>
           <w:rPr>
             <w:rStyle w:val="Hyperlink"/>
@@ -25580,7 +26871,7 @@
         </w:rPr>
         <w:t xml:space="preserve">] cors – Documentație oficială: </w:t>
       </w:r>
-      <w:hyperlink r:id="rId73" w:tgtFrame="_new" w:history="1">
+      <w:hyperlink r:id="rId83" w:tgtFrame="_new" w:history="1">
         <w:r>
           <w:rPr>
             <w:rStyle w:val="Hyperlink"/>
@@ -25622,7 +26913,7 @@
         </w:rPr>
         <w:t xml:space="preserve">] nodemailer – Documentație oficială: </w:t>
       </w:r>
-      <w:hyperlink r:id="rId74" w:history="1">
+      <w:hyperlink r:id="rId84" w:history="1">
         <w:r>
           <w:rPr>
             <w:rStyle w:val="Hyperlink"/>
@@ -25671,7 +26962,7 @@
         </w:rPr>
         <w:t xml:space="preserve">] multer – Documentație oficială: </w:t>
       </w:r>
-      <w:hyperlink r:id="rId75" w:tgtFrame="_new" w:history="1">
+      <w:hyperlink r:id="rId85" w:tgtFrame="_new" w:history="1">
         <w:r>
           <w:rPr>
             <w:rStyle w:val="Hyperlink"/>
@@ -25713,7 +27004,7 @@
         </w:rPr>
         <w:t xml:space="preserve">] Passport – Documentație oficială: </w:t>
       </w:r>
-      <w:hyperlink r:id="rId76" w:history="1">
+      <w:hyperlink r:id="rId86" w:history="1">
         <w:r>
           <w:rPr>
             <w:rStyle w:val="Hyperlink"/>
@@ -25762,7 +27053,7 @@
         </w:rPr>
         <w:t xml:space="preserve">] node-postgres (pg) – </w:t>
       </w:r>
-      <w:hyperlink r:id="rId77" w:tgtFrame="_new" w:history="1">
+      <w:hyperlink r:id="rId87" w:tgtFrame="_new" w:history="1">
         <w:r>
           <w:rPr>
             <w:rStyle w:val="Hyperlink"/>
@@ -25804,7 +27095,7 @@
         </w:rPr>
         <w:t xml:space="preserve">] Stripe Node.js SDK – </w:t>
       </w:r>
-      <w:hyperlink r:id="rId78" w:tgtFrame="_new" w:history="1">
+      <w:hyperlink r:id="rId88" w:tgtFrame="_new" w:history="1">
         <w:r>
           <w:rPr>
             <w:rStyle w:val="Hyperlink"/>
@@ -25846,7 +27137,7 @@
         </w:rPr>
         <w:t xml:space="preserve">] Cloudinary – Official Site: </w:t>
       </w:r>
-      <w:hyperlink r:id="rId79" w:tgtFrame="_new" w:history="1">
+      <w:hyperlink r:id="rId89" w:tgtFrame="_new" w:history="1">
         <w:r>
           <w:rPr>
             <w:rStyle w:val="Hyperlink"/>
@@ -25885,7 +27176,7 @@
         </w:rPr>
         <w:t xml:space="preserve">] Cludinary usage in Node - </w:t>
       </w:r>
-      <w:hyperlink r:id="rId80" w:history="1">
+      <w:hyperlink r:id="rId90" w:history="1">
         <w:r>
           <w:rPr>
             <w:rStyle w:val="Hyperlink"/>
@@ -25953,7 +27244,7 @@
         </w:rPr>
         <w:t xml:space="preserve"> </w:t>
       </w:r>
-      <w:hyperlink r:id="rId81" w:history="1">
+      <w:hyperlink r:id="rId91" w:history="1">
         <w:r>
           <w:rPr>
             <w:rStyle w:val="Hyperlink"/>
@@ -26002,7 +27293,7 @@
         </w:rPr>
         <w:t xml:space="preserve">] Socket.IO – Official Documentation: </w:t>
       </w:r>
-      <w:hyperlink r:id="rId82" w:tgtFrame="_new" w:history="1">
+      <w:hyperlink r:id="rId92" w:tgtFrame="_new" w:history="1">
         <w:r>
           <w:rPr>
             <w:rStyle w:val="Hyperlink"/>
@@ -26051,7 +27342,7 @@
         </w:rPr>
         <w:t xml:space="preserve">] Stripe – Descriere generală: </w:t>
       </w:r>
-      <w:hyperlink r:id="rId83" w:tgtFrame="_new" w:history="1">
+      <w:hyperlink r:id="rId93" w:tgtFrame="_new" w:history="1">
         <w:r>
           <w:rPr>
             <w:rStyle w:val="Hyperlink"/>
@@ -26093,7 +27384,7 @@
         </w:rPr>
         <w:t xml:space="preserve">] Stripe API Reference – Payment Intents: </w:t>
       </w:r>
-      <w:hyperlink r:id="rId84" w:tgtFrame="_new" w:history="1">
+      <w:hyperlink r:id="rId94" w:tgtFrame="_new" w:history="1">
         <w:r>
           <w:rPr>
             <w:rStyle w:val="Hyperlink"/>
@@ -26126,6 +27417,7 @@
           <w:sz w:val="24"/>
           <w:szCs w:val="24"/>
         </w:rPr>
+        <w:lastRenderedPageBreak/>
         <w:t>[3</w:t>
       </w:r>
       <w:r>
@@ -26142,7 +27434,7 @@
         </w:rPr>
         <w:t xml:space="preserve">] PostgreSQL Official Site – About: </w:t>
       </w:r>
-      <w:hyperlink r:id="rId85" w:tgtFrame="_new" w:history="1">
+      <w:hyperlink r:id="rId95" w:tgtFrame="_new" w:history="1">
         <w:r>
           <w:rPr>
             <w:rStyle w:val="Hyperlink"/>
@@ -26184,7 +27476,7 @@
         </w:rPr>
         <w:t xml:space="preserve">] PostgreSQL Docs – Features: </w:t>
       </w:r>
-      <w:hyperlink r:id="rId86" w:tgtFrame="_new" w:history="1">
+      <w:hyperlink r:id="rId96" w:tgtFrame="_new" w:history="1">
         <w:r>
           <w:rPr>
             <w:rStyle w:val="Hyperlink"/>
@@ -26226,7 +27518,7 @@
         </w:rPr>
         <w:t xml:space="preserve">] PostgreSQL Docs – Referential Actions: </w:t>
       </w:r>
-      <w:hyperlink r:id="rId87" w:anchor="DDL-CONSTRAINTS-FK" w:tgtFrame="_new" w:history="1">
+      <w:hyperlink r:id="rId97" w:anchor="DDL-CONSTRAINTS-FK" w:tgtFrame="_new" w:history="1">
         <w:r>
           <w:rPr>
             <w:rStyle w:val="Hyperlink"/>
@@ -26268,7 +27560,7 @@
         </w:rPr>
         <w:t xml:space="preserve">] node-postgres (pg) – </w:t>
       </w:r>
-      <w:hyperlink r:id="rId88" w:tgtFrame="_new" w:history="1">
+      <w:hyperlink r:id="rId98" w:tgtFrame="_new" w:history="1">
         <w:r>
           <w:rPr>
             <w:rStyle w:val="Hyperlink"/>
@@ -26317,7 +27609,7 @@
         </w:rPr>
         <w:t xml:space="preserve">] pgAdmin – PostgreSQL Tools: </w:t>
       </w:r>
-      <w:hyperlink r:id="rId89" w:tgtFrame="_new" w:history="1">
+      <w:hyperlink r:id="rId99" w:tgtFrame="_new" w:history="1">
         <w:r>
           <w:rPr>
             <w:rStyle w:val="Hyperlink"/>
@@ -26359,7 +27651,7 @@
         </w:rPr>
         <w:t xml:space="preserve">] Postman – Official Site: </w:t>
       </w:r>
-      <w:hyperlink r:id="rId90" w:tgtFrame="_new" w:history="1">
+      <w:hyperlink r:id="rId100" w:tgtFrame="_new" w:history="1">
         <w:r>
           <w:rPr>
             <w:rStyle w:val="Hyperlink"/>
@@ -26406,7 +27698,7 @@
         </w:rPr>
         <w:t xml:space="preserve">] Figma – Collaborative interface design tool: </w:t>
       </w:r>
-      <w:hyperlink r:id="rId91" w:history="1">
+      <w:hyperlink r:id="rId101" w:history="1">
         <w:r>
           <w:rPr>
             <w:rStyle w:val="Hyperlink"/>
@@ -26436,10 +27728,10 @@
       </w:pPr>
     </w:p>
     <w:sectPr>
-      <w:headerReference w:type="default" r:id="rId92"/>
-      <w:footerReference w:type="default" r:id="rId93"/>
-      <w:headerReference w:type="first" r:id="rId94"/>
-      <w:footerReference w:type="first" r:id="rId95"/>
+      <w:headerReference w:type="default" r:id="rId102"/>
+      <w:footerReference w:type="default" r:id="rId103"/>
+      <w:headerReference w:type="first" r:id="rId104"/>
+      <w:footerReference w:type="first" r:id="rId105"/>
       <w:pgSz w:w="11906" w:h="16838"/>
       <w:pgMar w:top="1418" w:right="1134" w:bottom="1134" w:left="1134" w:header="397" w:footer="709" w:gutter="0"/>
       <w:cols w:space="708"/>
@@ -28227,7 +29519,7 @@
   <w:abstractNum w:abstractNumId="12" w15:restartNumberingAfterBreak="0">
     <w:nsid w:val="2BF458E3"/>
     <w:multiLevelType w:val="multilevel"/>
-    <w:tmpl w:val="3CB08D68"/>
+    <w:tmpl w:val="30E67390"/>
     <w:lvl w:ilvl="0">
       <w:start w:val="3"/>
       <w:numFmt w:val="decimal"/>
@@ -28466,665 +29758,9 @@
     </w:lvl>
   </w:abstractNum>
   <w:abstractNum w:abstractNumId="14" w15:restartNumberingAfterBreak="0">
-    <w:nsid w:val="3E8A75DE"/>
-    <w:multiLevelType w:val="hybridMultilevel"/>
-    <w:tmpl w:val="13FACB6C"/>
-    <w:lvl w:ilvl="0" w:tplc="04180001">
-      <w:start w:val="1"/>
-      <w:numFmt w:val="bullet"/>
-      <w:lvlText w:val=""/>
-      <w:lvlJc w:val="left"/>
-      <w:pPr>
-        <w:ind w:left="1571" w:hanging="360"/>
-      </w:pPr>
-      <w:rPr>
-        <w:rFonts w:ascii="Symbol" w:hAnsi="Symbol" w:hint="default"/>
-      </w:rPr>
-    </w:lvl>
-    <w:lvl w:ilvl="1" w:tplc="04180003" w:tentative="1">
-      <w:start w:val="1"/>
-      <w:numFmt w:val="bullet"/>
-      <w:lvlText w:val="o"/>
-      <w:lvlJc w:val="left"/>
-      <w:pPr>
-        <w:ind w:left="2291" w:hanging="360"/>
-      </w:pPr>
-      <w:rPr>
-        <w:rFonts w:ascii="Courier New" w:hAnsi="Courier New" w:cs="Courier New" w:hint="default"/>
-      </w:rPr>
-    </w:lvl>
-    <w:lvl w:ilvl="2" w:tplc="04180005" w:tentative="1">
-      <w:start w:val="1"/>
-      <w:numFmt w:val="bullet"/>
-      <w:lvlText w:val=""/>
-      <w:lvlJc w:val="left"/>
-      <w:pPr>
-        <w:ind w:left="3011" w:hanging="360"/>
-      </w:pPr>
-      <w:rPr>
-        <w:rFonts w:ascii="Wingdings" w:hAnsi="Wingdings" w:hint="default"/>
-      </w:rPr>
-    </w:lvl>
-    <w:lvl w:ilvl="3" w:tplc="04180001" w:tentative="1">
-      <w:start w:val="1"/>
-      <w:numFmt w:val="bullet"/>
-      <w:lvlText w:val=""/>
-      <w:lvlJc w:val="left"/>
-      <w:pPr>
-        <w:ind w:left="3731" w:hanging="360"/>
-      </w:pPr>
-      <w:rPr>
-        <w:rFonts w:ascii="Symbol" w:hAnsi="Symbol" w:hint="default"/>
-      </w:rPr>
-    </w:lvl>
-    <w:lvl w:ilvl="4" w:tplc="04180003" w:tentative="1">
-      <w:start w:val="1"/>
-      <w:numFmt w:val="bullet"/>
-      <w:lvlText w:val="o"/>
-      <w:lvlJc w:val="left"/>
-      <w:pPr>
-        <w:ind w:left="4451" w:hanging="360"/>
-      </w:pPr>
-      <w:rPr>
-        <w:rFonts w:ascii="Courier New" w:hAnsi="Courier New" w:cs="Courier New" w:hint="default"/>
-      </w:rPr>
-    </w:lvl>
-    <w:lvl w:ilvl="5" w:tplc="04180005" w:tentative="1">
-      <w:start w:val="1"/>
-      <w:numFmt w:val="bullet"/>
-      <w:lvlText w:val=""/>
-      <w:lvlJc w:val="left"/>
-      <w:pPr>
-        <w:ind w:left="5171" w:hanging="360"/>
-      </w:pPr>
-      <w:rPr>
-        <w:rFonts w:ascii="Wingdings" w:hAnsi="Wingdings" w:hint="default"/>
-      </w:rPr>
-    </w:lvl>
-    <w:lvl w:ilvl="6" w:tplc="04180001" w:tentative="1">
-      <w:start w:val="1"/>
-      <w:numFmt w:val="bullet"/>
-      <w:lvlText w:val=""/>
-      <w:lvlJc w:val="left"/>
-      <w:pPr>
-        <w:ind w:left="5891" w:hanging="360"/>
-      </w:pPr>
-      <w:rPr>
-        <w:rFonts w:ascii="Symbol" w:hAnsi="Symbol" w:hint="default"/>
-      </w:rPr>
-    </w:lvl>
-    <w:lvl w:ilvl="7" w:tplc="04180003" w:tentative="1">
-      <w:start w:val="1"/>
-      <w:numFmt w:val="bullet"/>
-      <w:lvlText w:val="o"/>
-      <w:lvlJc w:val="left"/>
-      <w:pPr>
-        <w:ind w:left="6611" w:hanging="360"/>
-      </w:pPr>
-      <w:rPr>
-        <w:rFonts w:ascii="Courier New" w:hAnsi="Courier New" w:cs="Courier New" w:hint="default"/>
-      </w:rPr>
-    </w:lvl>
-    <w:lvl w:ilvl="8" w:tplc="04180005" w:tentative="1">
-      <w:start w:val="1"/>
-      <w:numFmt w:val="bullet"/>
-      <w:lvlText w:val=""/>
-      <w:lvlJc w:val="left"/>
-      <w:pPr>
-        <w:ind w:left="7331" w:hanging="360"/>
-      </w:pPr>
-      <w:rPr>
-        <w:rFonts w:ascii="Wingdings" w:hAnsi="Wingdings" w:hint="default"/>
-      </w:rPr>
-    </w:lvl>
-  </w:abstractNum>
-  <w:abstractNum w:abstractNumId="15" w15:restartNumberingAfterBreak="0">
-    <w:nsid w:val="4922540D"/>
-    <w:multiLevelType w:val="hybridMultilevel"/>
-    <w:tmpl w:val="8DB4ABFE"/>
-    <w:lvl w:ilvl="0" w:tplc="04180003">
-      <w:start w:val="1"/>
-      <w:numFmt w:val="bullet"/>
-      <w:lvlText w:val="o"/>
-      <w:lvlJc w:val="left"/>
-      <w:pPr>
-        <w:ind w:left="2291" w:hanging="360"/>
-      </w:pPr>
-      <w:rPr>
-        <w:rFonts w:ascii="Courier New" w:hAnsi="Courier New" w:cs="Courier New" w:hint="default"/>
-      </w:rPr>
-    </w:lvl>
-    <w:lvl w:ilvl="1" w:tplc="04180003" w:tentative="1">
-      <w:start w:val="1"/>
-      <w:numFmt w:val="bullet"/>
-      <w:lvlText w:val="o"/>
-      <w:lvlJc w:val="left"/>
-      <w:pPr>
-        <w:ind w:left="3011" w:hanging="360"/>
-      </w:pPr>
-      <w:rPr>
-        <w:rFonts w:ascii="Courier New" w:hAnsi="Courier New" w:cs="Courier New" w:hint="default"/>
-      </w:rPr>
-    </w:lvl>
-    <w:lvl w:ilvl="2" w:tplc="04180005" w:tentative="1">
-      <w:start w:val="1"/>
-      <w:numFmt w:val="bullet"/>
-      <w:lvlText w:val=""/>
-      <w:lvlJc w:val="left"/>
-      <w:pPr>
-        <w:ind w:left="3731" w:hanging="360"/>
-      </w:pPr>
-      <w:rPr>
-        <w:rFonts w:ascii="Wingdings" w:hAnsi="Wingdings" w:hint="default"/>
-      </w:rPr>
-    </w:lvl>
-    <w:lvl w:ilvl="3" w:tplc="04180001" w:tentative="1">
-      <w:start w:val="1"/>
-      <w:numFmt w:val="bullet"/>
-      <w:lvlText w:val=""/>
-      <w:lvlJc w:val="left"/>
-      <w:pPr>
-        <w:ind w:left="4451" w:hanging="360"/>
-      </w:pPr>
-      <w:rPr>
-        <w:rFonts w:ascii="Symbol" w:hAnsi="Symbol" w:hint="default"/>
-      </w:rPr>
-    </w:lvl>
-    <w:lvl w:ilvl="4" w:tplc="04180003" w:tentative="1">
-      <w:start w:val="1"/>
-      <w:numFmt w:val="bullet"/>
-      <w:lvlText w:val="o"/>
-      <w:lvlJc w:val="left"/>
-      <w:pPr>
-        <w:ind w:left="5171" w:hanging="360"/>
-      </w:pPr>
-      <w:rPr>
-        <w:rFonts w:ascii="Courier New" w:hAnsi="Courier New" w:cs="Courier New" w:hint="default"/>
-      </w:rPr>
-    </w:lvl>
-    <w:lvl w:ilvl="5" w:tplc="04180005" w:tentative="1">
-      <w:start w:val="1"/>
-      <w:numFmt w:val="bullet"/>
-      <w:lvlText w:val=""/>
-      <w:lvlJc w:val="left"/>
-      <w:pPr>
-        <w:ind w:left="5891" w:hanging="360"/>
-      </w:pPr>
-      <w:rPr>
-        <w:rFonts w:ascii="Wingdings" w:hAnsi="Wingdings" w:hint="default"/>
-      </w:rPr>
-    </w:lvl>
-    <w:lvl w:ilvl="6" w:tplc="04180001" w:tentative="1">
-      <w:start w:val="1"/>
-      <w:numFmt w:val="bullet"/>
-      <w:lvlText w:val=""/>
-      <w:lvlJc w:val="left"/>
-      <w:pPr>
-        <w:ind w:left="6611" w:hanging="360"/>
-      </w:pPr>
-      <w:rPr>
-        <w:rFonts w:ascii="Symbol" w:hAnsi="Symbol" w:hint="default"/>
-      </w:rPr>
-    </w:lvl>
-    <w:lvl w:ilvl="7" w:tplc="04180003" w:tentative="1">
-      <w:start w:val="1"/>
-      <w:numFmt w:val="bullet"/>
-      <w:lvlText w:val="o"/>
-      <w:lvlJc w:val="left"/>
-      <w:pPr>
-        <w:ind w:left="7331" w:hanging="360"/>
-      </w:pPr>
-      <w:rPr>
-        <w:rFonts w:ascii="Courier New" w:hAnsi="Courier New" w:cs="Courier New" w:hint="default"/>
-      </w:rPr>
-    </w:lvl>
-    <w:lvl w:ilvl="8" w:tplc="04180005" w:tentative="1">
-      <w:start w:val="1"/>
-      <w:numFmt w:val="bullet"/>
-      <w:lvlText w:val=""/>
-      <w:lvlJc w:val="left"/>
-      <w:pPr>
-        <w:ind w:left="8051" w:hanging="360"/>
-      </w:pPr>
-      <w:rPr>
-        <w:rFonts w:ascii="Wingdings" w:hAnsi="Wingdings" w:hint="default"/>
-      </w:rPr>
-    </w:lvl>
-  </w:abstractNum>
-  <w:abstractNum w:abstractNumId="16" w15:restartNumberingAfterBreak="0">
-    <w:nsid w:val="4B4E4039"/>
-    <w:multiLevelType w:val="hybridMultilevel"/>
-    <w:tmpl w:val="3B1282AA"/>
-    <w:lvl w:ilvl="0" w:tplc="04180003">
-      <w:start w:val="1"/>
-      <w:numFmt w:val="bullet"/>
-      <w:lvlText w:val="o"/>
-      <w:lvlJc w:val="left"/>
-      <w:pPr>
-        <w:ind w:left="2291" w:hanging="360"/>
-      </w:pPr>
-      <w:rPr>
-        <w:rFonts w:ascii="Courier New" w:hAnsi="Courier New" w:cs="Courier New" w:hint="default"/>
-      </w:rPr>
-    </w:lvl>
-    <w:lvl w:ilvl="1" w:tplc="04180003" w:tentative="1">
-      <w:start w:val="1"/>
-      <w:numFmt w:val="bullet"/>
-      <w:lvlText w:val="o"/>
-      <w:lvlJc w:val="left"/>
-      <w:pPr>
-        <w:ind w:left="3011" w:hanging="360"/>
-      </w:pPr>
-      <w:rPr>
-        <w:rFonts w:ascii="Courier New" w:hAnsi="Courier New" w:cs="Courier New" w:hint="default"/>
-      </w:rPr>
-    </w:lvl>
-    <w:lvl w:ilvl="2" w:tplc="04180005" w:tentative="1">
-      <w:start w:val="1"/>
-      <w:numFmt w:val="bullet"/>
-      <w:lvlText w:val=""/>
-      <w:lvlJc w:val="left"/>
-      <w:pPr>
-        <w:ind w:left="3731" w:hanging="360"/>
-      </w:pPr>
-      <w:rPr>
-        <w:rFonts w:ascii="Wingdings" w:hAnsi="Wingdings" w:hint="default"/>
-      </w:rPr>
-    </w:lvl>
-    <w:lvl w:ilvl="3" w:tplc="04180001" w:tentative="1">
-      <w:start w:val="1"/>
-      <w:numFmt w:val="bullet"/>
-      <w:lvlText w:val=""/>
-      <w:lvlJc w:val="left"/>
-      <w:pPr>
-        <w:ind w:left="4451" w:hanging="360"/>
-      </w:pPr>
-      <w:rPr>
-        <w:rFonts w:ascii="Symbol" w:hAnsi="Symbol" w:hint="default"/>
-      </w:rPr>
-    </w:lvl>
-    <w:lvl w:ilvl="4" w:tplc="04180003" w:tentative="1">
-      <w:start w:val="1"/>
-      <w:numFmt w:val="bullet"/>
-      <w:lvlText w:val="o"/>
-      <w:lvlJc w:val="left"/>
-      <w:pPr>
-        <w:ind w:left="5171" w:hanging="360"/>
-      </w:pPr>
-      <w:rPr>
-        <w:rFonts w:ascii="Courier New" w:hAnsi="Courier New" w:cs="Courier New" w:hint="default"/>
-      </w:rPr>
-    </w:lvl>
-    <w:lvl w:ilvl="5" w:tplc="04180005" w:tentative="1">
-      <w:start w:val="1"/>
-      <w:numFmt w:val="bullet"/>
-      <w:lvlText w:val=""/>
-      <w:lvlJc w:val="left"/>
-      <w:pPr>
-        <w:ind w:left="5891" w:hanging="360"/>
-      </w:pPr>
-      <w:rPr>
-        <w:rFonts w:ascii="Wingdings" w:hAnsi="Wingdings" w:hint="default"/>
-      </w:rPr>
-    </w:lvl>
-    <w:lvl w:ilvl="6" w:tplc="04180001" w:tentative="1">
-      <w:start w:val="1"/>
-      <w:numFmt w:val="bullet"/>
-      <w:lvlText w:val=""/>
-      <w:lvlJc w:val="left"/>
-      <w:pPr>
-        <w:ind w:left="6611" w:hanging="360"/>
-      </w:pPr>
-      <w:rPr>
-        <w:rFonts w:ascii="Symbol" w:hAnsi="Symbol" w:hint="default"/>
-      </w:rPr>
-    </w:lvl>
-    <w:lvl w:ilvl="7" w:tplc="04180003" w:tentative="1">
-      <w:start w:val="1"/>
-      <w:numFmt w:val="bullet"/>
-      <w:lvlText w:val="o"/>
-      <w:lvlJc w:val="left"/>
-      <w:pPr>
-        <w:ind w:left="7331" w:hanging="360"/>
-      </w:pPr>
-      <w:rPr>
-        <w:rFonts w:ascii="Courier New" w:hAnsi="Courier New" w:cs="Courier New" w:hint="default"/>
-      </w:rPr>
-    </w:lvl>
-    <w:lvl w:ilvl="8" w:tplc="04180005" w:tentative="1">
-      <w:start w:val="1"/>
-      <w:numFmt w:val="bullet"/>
-      <w:lvlText w:val=""/>
-      <w:lvlJc w:val="left"/>
-      <w:pPr>
-        <w:ind w:left="8051" w:hanging="360"/>
-      </w:pPr>
-      <w:rPr>
-        <w:rFonts w:ascii="Wingdings" w:hAnsi="Wingdings" w:hint="default"/>
-      </w:rPr>
-    </w:lvl>
-  </w:abstractNum>
-  <w:abstractNum w:abstractNumId="17" w15:restartNumberingAfterBreak="0">
-    <w:nsid w:val="511602B8"/>
+    <w:nsid w:val="34D46FF6"/>
     <w:multiLevelType w:val="multilevel"/>
-    <w:tmpl w:val="6554E656"/>
-    <w:lvl w:ilvl="0">
-      <w:start w:val="1"/>
-      <w:numFmt w:val="decimal"/>
-      <w:lvlText w:val="%1"/>
-      <w:lvlJc w:val="left"/>
-      <w:pPr>
-        <w:ind w:left="432" w:hanging="432"/>
-      </w:pPr>
-    </w:lvl>
-    <w:lvl w:ilvl="1">
-      <w:start w:val="1"/>
-      <w:numFmt w:val="decimal"/>
-      <w:lvlText w:val="%1.%2"/>
-      <w:lvlJc w:val="left"/>
-      <w:pPr>
-        <w:ind w:left="576" w:hanging="576"/>
-      </w:pPr>
-    </w:lvl>
-    <w:lvl w:ilvl="2">
-      <w:start w:val="1"/>
-      <w:numFmt w:val="decimal"/>
-      <w:lvlText w:val="%1.%2.%3"/>
-      <w:lvlJc w:val="left"/>
-      <w:pPr>
-        <w:ind w:left="720" w:hanging="720"/>
-      </w:pPr>
-    </w:lvl>
-    <w:lvl w:ilvl="3">
-      <w:start w:val="1"/>
-      <w:numFmt w:val="decimal"/>
-      <w:lvlText w:val="%1.%2.%3.%4"/>
-      <w:lvlJc w:val="left"/>
-      <w:pPr>
-        <w:ind w:left="864" w:hanging="864"/>
-      </w:pPr>
-    </w:lvl>
-    <w:lvl w:ilvl="4">
-      <w:start w:val="1"/>
-      <w:numFmt w:val="decimal"/>
-      <w:pStyle w:val="Heading5"/>
-      <w:lvlText w:val="%1.%2.%3.%4.%5"/>
-      <w:lvlJc w:val="left"/>
-      <w:pPr>
-        <w:ind w:left="1008" w:hanging="1008"/>
-      </w:pPr>
-    </w:lvl>
-    <w:lvl w:ilvl="5">
-      <w:start w:val="1"/>
-      <w:numFmt w:val="decimal"/>
-      <w:pStyle w:val="Heading6"/>
-      <w:lvlText w:val="%1.%2.%3.%4.%5.%6"/>
-      <w:lvlJc w:val="left"/>
-      <w:pPr>
-        <w:ind w:left="1152" w:hanging="1152"/>
-      </w:pPr>
-    </w:lvl>
-    <w:lvl w:ilvl="6">
-      <w:start w:val="1"/>
-      <w:numFmt w:val="decimal"/>
-      <w:pStyle w:val="Heading7"/>
-      <w:lvlText w:val="%1.%2.%3.%4.%5.%6.%7"/>
-      <w:lvlJc w:val="left"/>
-      <w:pPr>
-        <w:ind w:left="1296" w:hanging="1296"/>
-      </w:pPr>
-    </w:lvl>
-    <w:lvl w:ilvl="7">
-      <w:start w:val="1"/>
-      <w:numFmt w:val="decimal"/>
-      <w:pStyle w:val="Heading8"/>
-      <w:lvlText w:val="%1.%2.%3.%4.%5.%6.%7.%8"/>
-      <w:lvlJc w:val="left"/>
-      <w:pPr>
-        <w:ind w:left="1440" w:hanging="1440"/>
-      </w:pPr>
-    </w:lvl>
-    <w:lvl w:ilvl="8">
-      <w:start w:val="1"/>
-      <w:numFmt w:val="decimal"/>
-      <w:pStyle w:val="Heading9"/>
-      <w:lvlText w:val="%1.%2.%3.%4.%5.%6.%7.%8.%9"/>
-      <w:lvlJc w:val="left"/>
-      <w:pPr>
-        <w:ind w:left="1584" w:hanging="1584"/>
-      </w:pPr>
-    </w:lvl>
-  </w:abstractNum>
-  <w:abstractNum w:abstractNumId="18" w15:restartNumberingAfterBreak="0">
-    <w:nsid w:val="51E326A3"/>
-    <w:multiLevelType w:val="hybridMultilevel"/>
-    <w:tmpl w:val="DD64DDDA"/>
-    <w:lvl w:ilvl="0" w:tplc="04180001">
-      <w:start w:val="1"/>
-      <w:numFmt w:val="bullet"/>
-      <w:lvlText w:val=""/>
-      <w:lvlJc w:val="left"/>
-      <w:pPr>
-        <w:ind w:left="1571" w:hanging="360"/>
-      </w:pPr>
-      <w:rPr>
-        <w:rFonts w:ascii="Symbol" w:hAnsi="Symbol" w:hint="default"/>
-      </w:rPr>
-    </w:lvl>
-    <w:lvl w:ilvl="1" w:tplc="04180003" w:tentative="1">
-      <w:start w:val="1"/>
-      <w:numFmt w:val="bullet"/>
-      <w:lvlText w:val="o"/>
-      <w:lvlJc w:val="left"/>
-      <w:pPr>
-        <w:ind w:left="2291" w:hanging="360"/>
-      </w:pPr>
-      <w:rPr>
-        <w:rFonts w:ascii="Courier New" w:hAnsi="Courier New" w:cs="Courier New" w:hint="default"/>
-      </w:rPr>
-    </w:lvl>
-    <w:lvl w:ilvl="2" w:tplc="04180005" w:tentative="1">
-      <w:start w:val="1"/>
-      <w:numFmt w:val="bullet"/>
-      <w:lvlText w:val=""/>
-      <w:lvlJc w:val="left"/>
-      <w:pPr>
-        <w:ind w:left="3011" w:hanging="360"/>
-      </w:pPr>
-      <w:rPr>
-        <w:rFonts w:ascii="Wingdings" w:hAnsi="Wingdings" w:hint="default"/>
-      </w:rPr>
-    </w:lvl>
-    <w:lvl w:ilvl="3" w:tplc="04180001" w:tentative="1">
-      <w:start w:val="1"/>
-      <w:numFmt w:val="bullet"/>
-      <w:lvlText w:val=""/>
-      <w:lvlJc w:val="left"/>
-      <w:pPr>
-        <w:ind w:left="3731" w:hanging="360"/>
-      </w:pPr>
-      <w:rPr>
-        <w:rFonts w:ascii="Symbol" w:hAnsi="Symbol" w:hint="default"/>
-      </w:rPr>
-    </w:lvl>
-    <w:lvl w:ilvl="4" w:tplc="04180003" w:tentative="1">
-      <w:start w:val="1"/>
-      <w:numFmt w:val="bullet"/>
-      <w:lvlText w:val="o"/>
-      <w:lvlJc w:val="left"/>
-      <w:pPr>
-        <w:ind w:left="4451" w:hanging="360"/>
-      </w:pPr>
-      <w:rPr>
-        <w:rFonts w:ascii="Courier New" w:hAnsi="Courier New" w:cs="Courier New" w:hint="default"/>
-      </w:rPr>
-    </w:lvl>
-    <w:lvl w:ilvl="5" w:tplc="04180005" w:tentative="1">
-      <w:start w:val="1"/>
-      <w:numFmt w:val="bullet"/>
-      <w:lvlText w:val=""/>
-      <w:lvlJc w:val="left"/>
-      <w:pPr>
-        <w:ind w:left="5171" w:hanging="360"/>
-      </w:pPr>
-      <w:rPr>
-        <w:rFonts w:ascii="Wingdings" w:hAnsi="Wingdings" w:hint="default"/>
-      </w:rPr>
-    </w:lvl>
-    <w:lvl w:ilvl="6" w:tplc="04180001" w:tentative="1">
-      <w:start w:val="1"/>
-      <w:numFmt w:val="bullet"/>
-      <w:lvlText w:val=""/>
-      <w:lvlJc w:val="left"/>
-      <w:pPr>
-        <w:ind w:left="5891" w:hanging="360"/>
-      </w:pPr>
-      <w:rPr>
-        <w:rFonts w:ascii="Symbol" w:hAnsi="Symbol" w:hint="default"/>
-      </w:rPr>
-    </w:lvl>
-    <w:lvl w:ilvl="7" w:tplc="04180003" w:tentative="1">
-      <w:start w:val="1"/>
-      <w:numFmt w:val="bullet"/>
-      <w:lvlText w:val="o"/>
-      <w:lvlJc w:val="left"/>
-      <w:pPr>
-        <w:ind w:left="6611" w:hanging="360"/>
-      </w:pPr>
-      <w:rPr>
-        <w:rFonts w:ascii="Courier New" w:hAnsi="Courier New" w:cs="Courier New" w:hint="default"/>
-      </w:rPr>
-    </w:lvl>
-    <w:lvl w:ilvl="8" w:tplc="04180005" w:tentative="1">
-      <w:start w:val="1"/>
-      <w:numFmt w:val="bullet"/>
-      <w:lvlText w:val=""/>
-      <w:lvlJc w:val="left"/>
-      <w:pPr>
-        <w:ind w:left="7331" w:hanging="360"/>
-      </w:pPr>
-      <w:rPr>
-        <w:rFonts w:ascii="Wingdings" w:hAnsi="Wingdings" w:hint="default"/>
-      </w:rPr>
-    </w:lvl>
-  </w:abstractNum>
-  <w:abstractNum w:abstractNumId="19" w15:restartNumberingAfterBreak="0">
-    <w:nsid w:val="5EB051F9"/>
-    <w:multiLevelType w:val="multilevel"/>
-    <w:tmpl w:val="B33C87FE"/>
-    <w:lvl w:ilvl="0">
-      <w:start w:val="1"/>
-      <w:numFmt w:val="none"/>
-      <w:lvlText w:val="2."/>
-      <w:lvlJc w:val="left"/>
-      <w:pPr>
-        <w:ind w:left="360" w:hanging="360"/>
-      </w:pPr>
-      <w:rPr>
-        <w:rFonts w:hint="default"/>
-      </w:rPr>
-    </w:lvl>
-    <w:lvl w:ilvl="1">
-      <w:start w:val="1"/>
-      <w:numFmt w:val="decimal"/>
-      <w:lvlText w:val="%12.%2."/>
-      <w:lvlJc w:val="left"/>
-      <w:pPr>
-        <w:ind w:left="792" w:hanging="432"/>
-      </w:pPr>
-      <w:rPr>
-        <w:rFonts w:hint="default"/>
-      </w:rPr>
-    </w:lvl>
-    <w:lvl w:ilvl="2">
-      <w:start w:val="1"/>
-      <w:numFmt w:val="decimal"/>
-      <w:lvlText w:val="%12.%2.%3."/>
-      <w:lvlJc w:val="left"/>
-      <w:pPr>
-        <w:ind w:left="1224" w:hanging="504"/>
-      </w:pPr>
-      <w:rPr>
-        <w:rFonts w:hint="default"/>
-      </w:rPr>
-    </w:lvl>
-    <w:lvl w:ilvl="3">
-      <w:start w:val="1"/>
-      <w:numFmt w:val="decimal"/>
-      <w:lvlText w:val="%1.%2.%3.%4."/>
-      <w:lvlJc w:val="left"/>
-      <w:pPr>
-        <w:ind w:left="1728" w:hanging="648"/>
-      </w:pPr>
-      <w:rPr>
-        <w:rFonts w:hint="default"/>
-      </w:rPr>
-    </w:lvl>
-    <w:lvl w:ilvl="4">
-      <w:start w:val="1"/>
-      <w:numFmt w:val="decimal"/>
-      <w:lvlText w:val="%1.%2.%3.%4.%5."/>
-      <w:lvlJc w:val="left"/>
-      <w:pPr>
-        <w:ind w:left="2232" w:hanging="792"/>
-      </w:pPr>
-      <w:rPr>
-        <w:rFonts w:hint="default"/>
-      </w:rPr>
-    </w:lvl>
-    <w:lvl w:ilvl="5">
-      <w:start w:val="1"/>
-      <w:numFmt w:val="decimal"/>
-      <w:lvlText w:val="%1.%2.%3.%4.%5.%6."/>
-      <w:lvlJc w:val="left"/>
-      <w:pPr>
-        <w:ind w:left="2736" w:hanging="936"/>
-      </w:pPr>
-      <w:rPr>
-        <w:rFonts w:hint="default"/>
-      </w:rPr>
-    </w:lvl>
-    <w:lvl w:ilvl="6">
-      <w:start w:val="1"/>
-      <w:numFmt w:val="decimal"/>
-      <w:lvlText w:val="%1.%2.%3.%4.%5.%6.%7."/>
-      <w:lvlJc w:val="left"/>
-      <w:pPr>
-        <w:ind w:left="3240" w:hanging="1080"/>
-      </w:pPr>
-      <w:rPr>
-        <w:rFonts w:hint="default"/>
-      </w:rPr>
-    </w:lvl>
-    <w:lvl w:ilvl="7">
-      <w:start w:val="1"/>
-      <w:numFmt w:val="decimal"/>
-      <w:lvlText w:val="%1.%2.%3.%4.%5.%6.%7.%8."/>
-      <w:lvlJc w:val="left"/>
-      <w:pPr>
-        <w:ind w:left="3744" w:hanging="1224"/>
-      </w:pPr>
-      <w:rPr>
-        <w:rFonts w:hint="default"/>
-      </w:rPr>
-    </w:lvl>
-    <w:lvl w:ilvl="8">
-      <w:start w:val="1"/>
-      <w:numFmt w:val="decimal"/>
-      <w:lvlText w:val="%1.%2.%3.%4.%5.%6.%7.%8.%9."/>
-      <w:lvlJc w:val="left"/>
-      <w:pPr>
-        <w:ind w:left="4320" w:hanging="1440"/>
-      </w:pPr>
-      <w:rPr>
-        <w:rFonts w:hint="default"/>
-      </w:rPr>
-    </w:lvl>
-  </w:abstractNum>
-  <w:abstractNum w:abstractNumId="20" w15:restartNumberingAfterBreak="0">
-    <w:nsid w:val="60BB3026"/>
-    <w:multiLevelType w:val="multilevel"/>
-    <w:tmpl w:val="C48EF5B4"/>
+    <w:tmpl w:val="10283486"/>
     <w:lvl w:ilvl="0">
       <w:start w:val="1"/>
       <w:numFmt w:val="bullet"/>
@@ -29270,17 +29906,130 @@
       </w:rPr>
     </w:lvl>
   </w:abstractNum>
-  <w:abstractNum w:abstractNumId="21" w15:restartNumberingAfterBreak="0">
-    <w:nsid w:val="657C21B1"/>
+  <w:abstractNum w:abstractNumId="15" w15:restartNumberingAfterBreak="0">
+    <w:nsid w:val="3E8A75DE"/>
     <w:multiLevelType w:val="hybridMultilevel"/>
-    <w:tmpl w:val="6E5C1710"/>
+    <w:tmpl w:val="41D854DC"/>
+    <w:lvl w:ilvl="0" w:tplc="04180001">
+      <w:start w:val="1"/>
+      <w:numFmt w:val="bullet"/>
+      <w:lvlText w:val=""/>
+      <w:lvlJc w:val="left"/>
+      <w:pPr>
+        <w:ind w:left="1571" w:hanging="360"/>
+      </w:pPr>
+      <w:rPr>
+        <w:rFonts w:ascii="Symbol" w:hAnsi="Symbol" w:hint="default"/>
+      </w:rPr>
+    </w:lvl>
+    <w:lvl w:ilvl="1" w:tplc="04180003" w:tentative="1">
+      <w:start w:val="1"/>
+      <w:numFmt w:val="bullet"/>
+      <w:lvlText w:val="o"/>
+      <w:lvlJc w:val="left"/>
+      <w:pPr>
+        <w:ind w:left="2291" w:hanging="360"/>
+      </w:pPr>
+      <w:rPr>
+        <w:rFonts w:ascii="Courier New" w:hAnsi="Courier New" w:cs="Courier New" w:hint="default"/>
+      </w:rPr>
+    </w:lvl>
+    <w:lvl w:ilvl="2" w:tplc="04180005" w:tentative="1">
+      <w:start w:val="1"/>
+      <w:numFmt w:val="bullet"/>
+      <w:lvlText w:val=""/>
+      <w:lvlJc w:val="left"/>
+      <w:pPr>
+        <w:ind w:left="3011" w:hanging="360"/>
+      </w:pPr>
+      <w:rPr>
+        <w:rFonts w:ascii="Wingdings" w:hAnsi="Wingdings" w:hint="default"/>
+      </w:rPr>
+    </w:lvl>
+    <w:lvl w:ilvl="3" w:tplc="04180001" w:tentative="1">
+      <w:start w:val="1"/>
+      <w:numFmt w:val="bullet"/>
+      <w:lvlText w:val=""/>
+      <w:lvlJc w:val="left"/>
+      <w:pPr>
+        <w:ind w:left="3731" w:hanging="360"/>
+      </w:pPr>
+      <w:rPr>
+        <w:rFonts w:ascii="Symbol" w:hAnsi="Symbol" w:hint="default"/>
+      </w:rPr>
+    </w:lvl>
+    <w:lvl w:ilvl="4" w:tplc="04180003" w:tentative="1">
+      <w:start w:val="1"/>
+      <w:numFmt w:val="bullet"/>
+      <w:lvlText w:val="o"/>
+      <w:lvlJc w:val="left"/>
+      <w:pPr>
+        <w:ind w:left="4451" w:hanging="360"/>
+      </w:pPr>
+      <w:rPr>
+        <w:rFonts w:ascii="Courier New" w:hAnsi="Courier New" w:cs="Courier New" w:hint="default"/>
+      </w:rPr>
+    </w:lvl>
+    <w:lvl w:ilvl="5" w:tplc="04180005" w:tentative="1">
+      <w:start w:val="1"/>
+      <w:numFmt w:val="bullet"/>
+      <w:lvlText w:val=""/>
+      <w:lvlJc w:val="left"/>
+      <w:pPr>
+        <w:ind w:left="5171" w:hanging="360"/>
+      </w:pPr>
+      <w:rPr>
+        <w:rFonts w:ascii="Wingdings" w:hAnsi="Wingdings" w:hint="default"/>
+      </w:rPr>
+    </w:lvl>
+    <w:lvl w:ilvl="6" w:tplc="04180001" w:tentative="1">
+      <w:start w:val="1"/>
+      <w:numFmt w:val="bullet"/>
+      <w:lvlText w:val=""/>
+      <w:lvlJc w:val="left"/>
+      <w:pPr>
+        <w:ind w:left="5891" w:hanging="360"/>
+      </w:pPr>
+      <w:rPr>
+        <w:rFonts w:ascii="Symbol" w:hAnsi="Symbol" w:hint="default"/>
+      </w:rPr>
+    </w:lvl>
+    <w:lvl w:ilvl="7" w:tplc="04180003" w:tentative="1">
+      <w:start w:val="1"/>
+      <w:numFmt w:val="bullet"/>
+      <w:lvlText w:val="o"/>
+      <w:lvlJc w:val="left"/>
+      <w:pPr>
+        <w:ind w:left="6611" w:hanging="360"/>
+      </w:pPr>
+      <w:rPr>
+        <w:rFonts w:ascii="Courier New" w:hAnsi="Courier New" w:cs="Courier New" w:hint="default"/>
+      </w:rPr>
+    </w:lvl>
+    <w:lvl w:ilvl="8" w:tplc="04180005" w:tentative="1">
+      <w:start w:val="1"/>
+      <w:numFmt w:val="bullet"/>
+      <w:lvlText w:val=""/>
+      <w:lvlJc w:val="left"/>
+      <w:pPr>
+        <w:ind w:left="7331" w:hanging="360"/>
+      </w:pPr>
+      <w:rPr>
+        <w:rFonts w:ascii="Wingdings" w:hAnsi="Wingdings" w:hint="default"/>
+      </w:rPr>
+    </w:lvl>
+  </w:abstractNum>
+  <w:abstractNum w:abstractNumId="16" w15:restartNumberingAfterBreak="0">
+    <w:nsid w:val="4922540D"/>
+    <w:multiLevelType w:val="hybridMultilevel"/>
+    <w:tmpl w:val="8DB4ABFE"/>
     <w:lvl w:ilvl="0" w:tplc="04180003">
       <w:start w:val="1"/>
       <w:numFmt w:val="bullet"/>
       <w:lvlText w:val="o"/>
       <w:lvlJc w:val="left"/>
       <w:pPr>
-        <w:ind w:left="1931" w:hanging="360"/>
+        <w:ind w:left="2291" w:hanging="360"/>
       </w:pPr>
       <w:rPr>
         <w:rFonts w:ascii="Courier New" w:hAnsi="Courier New" w:cs="Courier New" w:hint="default"/>
@@ -29292,7 +30041,7 @@
       <w:lvlText w:val="o"/>
       <w:lvlJc w:val="left"/>
       <w:pPr>
-        <w:ind w:left="2651" w:hanging="360"/>
+        <w:ind w:left="3011" w:hanging="360"/>
       </w:pPr>
       <w:rPr>
         <w:rFonts w:ascii="Courier New" w:hAnsi="Courier New" w:cs="Courier New" w:hint="default"/>
@@ -29304,7 +30053,7 @@
       <w:lvlText w:val=""/>
       <w:lvlJc w:val="left"/>
       <w:pPr>
-        <w:ind w:left="3371" w:hanging="360"/>
+        <w:ind w:left="3731" w:hanging="360"/>
       </w:pPr>
       <w:rPr>
         <w:rFonts w:ascii="Wingdings" w:hAnsi="Wingdings" w:hint="default"/>
@@ -29316,7 +30065,7 @@
       <w:lvlText w:val=""/>
       <w:lvlJc w:val="left"/>
       <w:pPr>
-        <w:ind w:left="4091" w:hanging="360"/>
+        <w:ind w:left="4451" w:hanging="360"/>
       </w:pPr>
       <w:rPr>
         <w:rFonts w:ascii="Symbol" w:hAnsi="Symbol" w:hint="default"/>
@@ -29328,7 +30077,7 @@
       <w:lvlText w:val="o"/>
       <w:lvlJc w:val="left"/>
       <w:pPr>
-        <w:ind w:left="4811" w:hanging="360"/>
+        <w:ind w:left="5171" w:hanging="360"/>
       </w:pPr>
       <w:rPr>
         <w:rFonts w:ascii="Courier New" w:hAnsi="Courier New" w:cs="Courier New" w:hint="default"/>
@@ -29340,7 +30089,7 @@
       <w:lvlText w:val=""/>
       <w:lvlJc w:val="left"/>
       <w:pPr>
-        <w:ind w:left="5531" w:hanging="360"/>
+        <w:ind w:left="5891" w:hanging="360"/>
       </w:pPr>
       <w:rPr>
         <w:rFonts w:ascii="Wingdings" w:hAnsi="Wingdings" w:hint="default"/>
@@ -29352,7 +30101,7 @@
       <w:lvlText w:val=""/>
       <w:lvlJc w:val="left"/>
       <w:pPr>
-        <w:ind w:left="6251" w:hanging="360"/>
+        <w:ind w:left="6611" w:hanging="360"/>
       </w:pPr>
       <w:rPr>
         <w:rFonts w:ascii="Symbol" w:hAnsi="Symbol" w:hint="default"/>
@@ -29364,7 +30113,7 @@
       <w:lvlText w:val="o"/>
       <w:lvlJc w:val="left"/>
       <w:pPr>
-        <w:ind w:left="6971" w:hanging="360"/>
+        <w:ind w:left="7331" w:hanging="360"/>
       </w:pPr>
       <w:rPr>
         <w:rFonts w:ascii="Courier New" w:hAnsi="Courier New" w:cs="Courier New" w:hint="default"/>
@@ -29376,14 +30125,706 @@
       <w:lvlText w:val=""/>
       <w:lvlJc w:val="left"/>
       <w:pPr>
-        <w:ind w:left="7691" w:hanging="360"/>
+        <w:ind w:left="8051" w:hanging="360"/>
       </w:pPr>
       <w:rPr>
         <w:rFonts w:ascii="Wingdings" w:hAnsi="Wingdings" w:hint="default"/>
       </w:rPr>
     </w:lvl>
   </w:abstractNum>
+  <w:abstractNum w:abstractNumId="17" w15:restartNumberingAfterBreak="0">
+    <w:nsid w:val="4B4E4039"/>
+    <w:multiLevelType w:val="hybridMultilevel"/>
+    <w:tmpl w:val="3B1282AA"/>
+    <w:lvl w:ilvl="0" w:tplc="04180003">
+      <w:start w:val="1"/>
+      <w:numFmt w:val="bullet"/>
+      <w:lvlText w:val="o"/>
+      <w:lvlJc w:val="left"/>
+      <w:pPr>
+        <w:ind w:left="2291" w:hanging="360"/>
+      </w:pPr>
+      <w:rPr>
+        <w:rFonts w:ascii="Courier New" w:hAnsi="Courier New" w:cs="Courier New" w:hint="default"/>
+      </w:rPr>
+    </w:lvl>
+    <w:lvl w:ilvl="1" w:tplc="04180003" w:tentative="1">
+      <w:start w:val="1"/>
+      <w:numFmt w:val="bullet"/>
+      <w:lvlText w:val="o"/>
+      <w:lvlJc w:val="left"/>
+      <w:pPr>
+        <w:ind w:left="3011" w:hanging="360"/>
+      </w:pPr>
+      <w:rPr>
+        <w:rFonts w:ascii="Courier New" w:hAnsi="Courier New" w:cs="Courier New" w:hint="default"/>
+      </w:rPr>
+    </w:lvl>
+    <w:lvl w:ilvl="2" w:tplc="04180005" w:tentative="1">
+      <w:start w:val="1"/>
+      <w:numFmt w:val="bullet"/>
+      <w:lvlText w:val=""/>
+      <w:lvlJc w:val="left"/>
+      <w:pPr>
+        <w:ind w:left="3731" w:hanging="360"/>
+      </w:pPr>
+      <w:rPr>
+        <w:rFonts w:ascii="Wingdings" w:hAnsi="Wingdings" w:hint="default"/>
+      </w:rPr>
+    </w:lvl>
+    <w:lvl w:ilvl="3" w:tplc="04180001" w:tentative="1">
+      <w:start w:val="1"/>
+      <w:numFmt w:val="bullet"/>
+      <w:lvlText w:val=""/>
+      <w:lvlJc w:val="left"/>
+      <w:pPr>
+        <w:ind w:left="4451" w:hanging="360"/>
+      </w:pPr>
+      <w:rPr>
+        <w:rFonts w:ascii="Symbol" w:hAnsi="Symbol" w:hint="default"/>
+      </w:rPr>
+    </w:lvl>
+    <w:lvl w:ilvl="4" w:tplc="04180003" w:tentative="1">
+      <w:start w:val="1"/>
+      <w:numFmt w:val="bullet"/>
+      <w:lvlText w:val="o"/>
+      <w:lvlJc w:val="left"/>
+      <w:pPr>
+        <w:ind w:left="5171" w:hanging="360"/>
+      </w:pPr>
+      <w:rPr>
+        <w:rFonts w:ascii="Courier New" w:hAnsi="Courier New" w:cs="Courier New" w:hint="default"/>
+      </w:rPr>
+    </w:lvl>
+    <w:lvl w:ilvl="5" w:tplc="04180005" w:tentative="1">
+      <w:start w:val="1"/>
+      <w:numFmt w:val="bullet"/>
+      <w:lvlText w:val=""/>
+      <w:lvlJc w:val="left"/>
+      <w:pPr>
+        <w:ind w:left="5891" w:hanging="360"/>
+      </w:pPr>
+      <w:rPr>
+        <w:rFonts w:ascii="Wingdings" w:hAnsi="Wingdings" w:hint="default"/>
+      </w:rPr>
+    </w:lvl>
+    <w:lvl w:ilvl="6" w:tplc="04180001" w:tentative="1">
+      <w:start w:val="1"/>
+      <w:numFmt w:val="bullet"/>
+      <w:lvlText w:val=""/>
+      <w:lvlJc w:val="left"/>
+      <w:pPr>
+        <w:ind w:left="6611" w:hanging="360"/>
+      </w:pPr>
+      <w:rPr>
+        <w:rFonts w:ascii="Symbol" w:hAnsi="Symbol" w:hint="default"/>
+      </w:rPr>
+    </w:lvl>
+    <w:lvl w:ilvl="7" w:tplc="04180003" w:tentative="1">
+      <w:start w:val="1"/>
+      <w:numFmt w:val="bullet"/>
+      <w:lvlText w:val="o"/>
+      <w:lvlJc w:val="left"/>
+      <w:pPr>
+        <w:ind w:left="7331" w:hanging="360"/>
+      </w:pPr>
+      <w:rPr>
+        <w:rFonts w:ascii="Courier New" w:hAnsi="Courier New" w:cs="Courier New" w:hint="default"/>
+      </w:rPr>
+    </w:lvl>
+    <w:lvl w:ilvl="8" w:tplc="04180005" w:tentative="1">
+      <w:start w:val="1"/>
+      <w:numFmt w:val="bullet"/>
+      <w:lvlText w:val=""/>
+      <w:lvlJc w:val="left"/>
+      <w:pPr>
+        <w:ind w:left="8051" w:hanging="360"/>
+      </w:pPr>
+      <w:rPr>
+        <w:rFonts w:ascii="Wingdings" w:hAnsi="Wingdings" w:hint="default"/>
+      </w:rPr>
+    </w:lvl>
+  </w:abstractNum>
+  <w:abstractNum w:abstractNumId="18" w15:restartNumberingAfterBreak="0">
+    <w:nsid w:val="511602B8"/>
+    <w:multiLevelType w:val="multilevel"/>
+    <w:tmpl w:val="6554E656"/>
+    <w:lvl w:ilvl="0">
+      <w:start w:val="1"/>
+      <w:numFmt w:val="decimal"/>
+      <w:lvlText w:val="%1"/>
+      <w:lvlJc w:val="left"/>
+      <w:pPr>
+        <w:ind w:left="432" w:hanging="432"/>
+      </w:pPr>
+    </w:lvl>
+    <w:lvl w:ilvl="1">
+      <w:start w:val="1"/>
+      <w:numFmt w:val="decimal"/>
+      <w:lvlText w:val="%1.%2"/>
+      <w:lvlJc w:val="left"/>
+      <w:pPr>
+        <w:ind w:left="576" w:hanging="576"/>
+      </w:pPr>
+    </w:lvl>
+    <w:lvl w:ilvl="2">
+      <w:start w:val="1"/>
+      <w:numFmt w:val="decimal"/>
+      <w:lvlText w:val="%1.%2.%3"/>
+      <w:lvlJc w:val="left"/>
+      <w:pPr>
+        <w:ind w:left="720" w:hanging="720"/>
+      </w:pPr>
+    </w:lvl>
+    <w:lvl w:ilvl="3">
+      <w:start w:val="1"/>
+      <w:numFmt w:val="decimal"/>
+      <w:lvlText w:val="%1.%2.%3.%4"/>
+      <w:lvlJc w:val="left"/>
+      <w:pPr>
+        <w:ind w:left="864" w:hanging="864"/>
+      </w:pPr>
+    </w:lvl>
+    <w:lvl w:ilvl="4">
+      <w:start w:val="1"/>
+      <w:numFmt w:val="decimal"/>
+      <w:pStyle w:val="Heading5"/>
+      <w:lvlText w:val="%1.%2.%3.%4.%5"/>
+      <w:lvlJc w:val="left"/>
+      <w:pPr>
+        <w:ind w:left="1008" w:hanging="1008"/>
+      </w:pPr>
+    </w:lvl>
+    <w:lvl w:ilvl="5">
+      <w:start w:val="1"/>
+      <w:numFmt w:val="decimal"/>
+      <w:pStyle w:val="Heading6"/>
+      <w:lvlText w:val="%1.%2.%3.%4.%5.%6"/>
+      <w:lvlJc w:val="left"/>
+      <w:pPr>
+        <w:ind w:left="1152" w:hanging="1152"/>
+      </w:pPr>
+    </w:lvl>
+    <w:lvl w:ilvl="6">
+      <w:start w:val="1"/>
+      <w:numFmt w:val="decimal"/>
+      <w:pStyle w:val="Heading7"/>
+      <w:lvlText w:val="%1.%2.%3.%4.%5.%6.%7"/>
+      <w:lvlJc w:val="left"/>
+      <w:pPr>
+        <w:ind w:left="1296" w:hanging="1296"/>
+      </w:pPr>
+    </w:lvl>
+    <w:lvl w:ilvl="7">
+      <w:start w:val="1"/>
+      <w:numFmt w:val="decimal"/>
+      <w:pStyle w:val="Heading8"/>
+      <w:lvlText w:val="%1.%2.%3.%4.%5.%6.%7.%8"/>
+      <w:lvlJc w:val="left"/>
+      <w:pPr>
+        <w:ind w:left="1440" w:hanging="1440"/>
+      </w:pPr>
+    </w:lvl>
+    <w:lvl w:ilvl="8">
+      <w:start w:val="1"/>
+      <w:numFmt w:val="decimal"/>
+      <w:pStyle w:val="Heading9"/>
+      <w:lvlText w:val="%1.%2.%3.%4.%5.%6.%7.%8.%9"/>
+      <w:lvlJc w:val="left"/>
+      <w:pPr>
+        <w:ind w:left="1584" w:hanging="1584"/>
+      </w:pPr>
+    </w:lvl>
+  </w:abstractNum>
+  <w:abstractNum w:abstractNumId="19" w15:restartNumberingAfterBreak="0">
+    <w:nsid w:val="51E326A3"/>
+    <w:multiLevelType w:val="hybridMultilevel"/>
+    <w:tmpl w:val="DD64DDDA"/>
+    <w:lvl w:ilvl="0" w:tplc="04180001">
+      <w:start w:val="1"/>
+      <w:numFmt w:val="bullet"/>
+      <w:lvlText w:val=""/>
+      <w:lvlJc w:val="left"/>
+      <w:pPr>
+        <w:ind w:left="1571" w:hanging="360"/>
+      </w:pPr>
+      <w:rPr>
+        <w:rFonts w:ascii="Symbol" w:hAnsi="Symbol" w:hint="default"/>
+      </w:rPr>
+    </w:lvl>
+    <w:lvl w:ilvl="1" w:tplc="04180003" w:tentative="1">
+      <w:start w:val="1"/>
+      <w:numFmt w:val="bullet"/>
+      <w:lvlText w:val="o"/>
+      <w:lvlJc w:val="left"/>
+      <w:pPr>
+        <w:ind w:left="2291" w:hanging="360"/>
+      </w:pPr>
+      <w:rPr>
+        <w:rFonts w:ascii="Courier New" w:hAnsi="Courier New" w:cs="Courier New" w:hint="default"/>
+      </w:rPr>
+    </w:lvl>
+    <w:lvl w:ilvl="2" w:tplc="04180005" w:tentative="1">
+      <w:start w:val="1"/>
+      <w:numFmt w:val="bullet"/>
+      <w:lvlText w:val=""/>
+      <w:lvlJc w:val="left"/>
+      <w:pPr>
+        <w:ind w:left="3011" w:hanging="360"/>
+      </w:pPr>
+      <w:rPr>
+        <w:rFonts w:ascii="Wingdings" w:hAnsi="Wingdings" w:hint="default"/>
+      </w:rPr>
+    </w:lvl>
+    <w:lvl w:ilvl="3" w:tplc="04180001" w:tentative="1">
+      <w:start w:val="1"/>
+      <w:numFmt w:val="bullet"/>
+      <w:lvlText w:val=""/>
+      <w:lvlJc w:val="left"/>
+      <w:pPr>
+        <w:ind w:left="3731" w:hanging="360"/>
+      </w:pPr>
+      <w:rPr>
+        <w:rFonts w:ascii="Symbol" w:hAnsi="Symbol" w:hint="default"/>
+      </w:rPr>
+    </w:lvl>
+    <w:lvl w:ilvl="4" w:tplc="04180003" w:tentative="1">
+      <w:start w:val="1"/>
+      <w:numFmt w:val="bullet"/>
+      <w:lvlText w:val="o"/>
+      <w:lvlJc w:val="left"/>
+      <w:pPr>
+        <w:ind w:left="4451" w:hanging="360"/>
+      </w:pPr>
+      <w:rPr>
+        <w:rFonts w:ascii="Courier New" w:hAnsi="Courier New" w:cs="Courier New" w:hint="default"/>
+      </w:rPr>
+    </w:lvl>
+    <w:lvl w:ilvl="5" w:tplc="04180005" w:tentative="1">
+      <w:start w:val="1"/>
+      <w:numFmt w:val="bullet"/>
+      <w:lvlText w:val=""/>
+      <w:lvlJc w:val="left"/>
+      <w:pPr>
+        <w:ind w:left="5171" w:hanging="360"/>
+      </w:pPr>
+      <w:rPr>
+        <w:rFonts w:ascii="Wingdings" w:hAnsi="Wingdings" w:hint="default"/>
+      </w:rPr>
+    </w:lvl>
+    <w:lvl w:ilvl="6" w:tplc="04180001" w:tentative="1">
+      <w:start w:val="1"/>
+      <w:numFmt w:val="bullet"/>
+      <w:lvlText w:val=""/>
+      <w:lvlJc w:val="left"/>
+      <w:pPr>
+        <w:ind w:left="5891" w:hanging="360"/>
+      </w:pPr>
+      <w:rPr>
+        <w:rFonts w:ascii="Symbol" w:hAnsi="Symbol" w:hint="default"/>
+      </w:rPr>
+    </w:lvl>
+    <w:lvl w:ilvl="7" w:tplc="04180003" w:tentative="1">
+      <w:start w:val="1"/>
+      <w:numFmt w:val="bullet"/>
+      <w:lvlText w:val="o"/>
+      <w:lvlJc w:val="left"/>
+      <w:pPr>
+        <w:ind w:left="6611" w:hanging="360"/>
+      </w:pPr>
+      <w:rPr>
+        <w:rFonts w:ascii="Courier New" w:hAnsi="Courier New" w:cs="Courier New" w:hint="default"/>
+      </w:rPr>
+    </w:lvl>
+    <w:lvl w:ilvl="8" w:tplc="04180005" w:tentative="1">
+      <w:start w:val="1"/>
+      <w:numFmt w:val="bullet"/>
+      <w:lvlText w:val=""/>
+      <w:lvlJc w:val="left"/>
+      <w:pPr>
+        <w:ind w:left="7331" w:hanging="360"/>
+      </w:pPr>
+      <w:rPr>
+        <w:rFonts w:ascii="Wingdings" w:hAnsi="Wingdings" w:hint="default"/>
+      </w:rPr>
+    </w:lvl>
+  </w:abstractNum>
+  <w:abstractNum w:abstractNumId="20" w15:restartNumberingAfterBreak="0">
+    <w:nsid w:val="5EB051F9"/>
+    <w:multiLevelType w:val="multilevel"/>
+    <w:tmpl w:val="B33C87FE"/>
+    <w:lvl w:ilvl="0">
+      <w:start w:val="1"/>
+      <w:numFmt w:val="none"/>
+      <w:lvlText w:val="2."/>
+      <w:lvlJc w:val="left"/>
+      <w:pPr>
+        <w:ind w:left="360" w:hanging="360"/>
+      </w:pPr>
+      <w:rPr>
+        <w:rFonts w:hint="default"/>
+      </w:rPr>
+    </w:lvl>
+    <w:lvl w:ilvl="1">
+      <w:start w:val="1"/>
+      <w:numFmt w:val="decimal"/>
+      <w:lvlText w:val="%12.%2."/>
+      <w:lvlJc w:val="left"/>
+      <w:pPr>
+        <w:ind w:left="792" w:hanging="432"/>
+      </w:pPr>
+      <w:rPr>
+        <w:rFonts w:hint="default"/>
+      </w:rPr>
+    </w:lvl>
+    <w:lvl w:ilvl="2">
+      <w:start w:val="1"/>
+      <w:numFmt w:val="decimal"/>
+      <w:lvlText w:val="%12.%2.%3."/>
+      <w:lvlJc w:val="left"/>
+      <w:pPr>
+        <w:ind w:left="1224" w:hanging="504"/>
+      </w:pPr>
+      <w:rPr>
+        <w:rFonts w:hint="default"/>
+      </w:rPr>
+    </w:lvl>
+    <w:lvl w:ilvl="3">
+      <w:start w:val="1"/>
+      <w:numFmt w:val="decimal"/>
+      <w:lvlText w:val="%1.%2.%3.%4."/>
+      <w:lvlJc w:val="left"/>
+      <w:pPr>
+        <w:ind w:left="1728" w:hanging="648"/>
+      </w:pPr>
+      <w:rPr>
+        <w:rFonts w:hint="default"/>
+      </w:rPr>
+    </w:lvl>
+    <w:lvl w:ilvl="4">
+      <w:start w:val="1"/>
+      <w:numFmt w:val="decimal"/>
+      <w:lvlText w:val="%1.%2.%3.%4.%5."/>
+      <w:lvlJc w:val="left"/>
+      <w:pPr>
+        <w:ind w:left="2232" w:hanging="792"/>
+      </w:pPr>
+      <w:rPr>
+        <w:rFonts w:hint="default"/>
+      </w:rPr>
+    </w:lvl>
+    <w:lvl w:ilvl="5">
+      <w:start w:val="1"/>
+      <w:numFmt w:val="decimal"/>
+      <w:lvlText w:val="%1.%2.%3.%4.%5.%6."/>
+      <w:lvlJc w:val="left"/>
+      <w:pPr>
+        <w:ind w:left="2736" w:hanging="936"/>
+      </w:pPr>
+      <w:rPr>
+        <w:rFonts w:hint="default"/>
+      </w:rPr>
+    </w:lvl>
+    <w:lvl w:ilvl="6">
+      <w:start w:val="1"/>
+      <w:numFmt w:val="decimal"/>
+      <w:lvlText w:val="%1.%2.%3.%4.%5.%6.%7."/>
+      <w:lvlJc w:val="left"/>
+      <w:pPr>
+        <w:ind w:left="3240" w:hanging="1080"/>
+      </w:pPr>
+      <w:rPr>
+        <w:rFonts w:hint="default"/>
+      </w:rPr>
+    </w:lvl>
+    <w:lvl w:ilvl="7">
+      <w:start w:val="1"/>
+      <w:numFmt w:val="decimal"/>
+      <w:lvlText w:val="%1.%2.%3.%4.%5.%6.%7.%8."/>
+      <w:lvlJc w:val="left"/>
+      <w:pPr>
+        <w:ind w:left="3744" w:hanging="1224"/>
+      </w:pPr>
+      <w:rPr>
+        <w:rFonts w:hint="default"/>
+      </w:rPr>
+    </w:lvl>
+    <w:lvl w:ilvl="8">
+      <w:start w:val="1"/>
+      <w:numFmt w:val="decimal"/>
+      <w:lvlText w:val="%1.%2.%3.%4.%5.%6.%7.%8.%9."/>
+      <w:lvlJc w:val="left"/>
+      <w:pPr>
+        <w:ind w:left="4320" w:hanging="1440"/>
+      </w:pPr>
+      <w:rPr>
+        <w:rFonts w:hint="default"/>
+      </w:rPr>
+    </w:lvl>
+  </w:abstractNum>
+  <w:abstractNum w:abstractNumId="21" w15:restartNumberingAfterBreak="0">
+    <w:nsid w:val="60BB3026"/>
+    <w:multiLevelType w:val="multilevel"/>
+    <w:tmpl w:val="C48EF5B4"/>
+    <w:lvl w:ilvl="0">
+      <w:start w:val="1"/>
+      <w:numFmt w:val="bullet"/>
+      <w:lvlText w:val=""/>
+      <w:lvlJc w:val="left"/>
+      <w:pPr>
+        <w:tabs>
+          <w:tab w:val="num" w:pos="720"/>
+        </w:tabs>
+        <w:ind w:left="720" w:hanging="360"/>
+      </w:pPr>
+      <w:rPr>
+        <w:rFonts w:ascii="Symbol" w:hAnsi="Symbol" w:hint="default"/>
+        <w:sz w:val="20"/>
+      </w:rPr>
+    </w:lvl>
+    <w:lvl w:ilvl="1" w:tentative="1">
+      <w:start w:val="1"/>
+      <w:numFmt w:val="bullet"/>
+      <w:lvlText w:val="o"/>
+      <w:lvlJc w:val="left"/>
+      <w:pPr>
+        <w:tabs>
+          <w:tab w:val="num" w:pos="1440"/>
+        </w:tabs>
+        <w:ind w:left="1440" w:hanging="360"/>
+      </w:pPr>
+      <w:rPr>
+        <w:rFonts w:ascii="Courier New" w:hAnsi="Courier New" w:hint="default"/>
+        <w:sz w:val="20"/>
+      </w:rPr>
+    </w:lvl>
+    <w:lvl w:ilvl="2" w:tentative="1">
+      <w:start w:val="1"/>
+      <w:numFmt w:val="bullet"/>
+      <w:lvlText w:val=""/>
+      <w:lvlJc w:val="left"/>
+      <w:pPr>
+        <w:tabs>
+          <w:tab w:val="num" w:pos="2160"/>
+        </w:tabs>
+        <w:ind w:left="2160" w:hanging="360"/>
+      </w:pPr>
+      <w:rPr>
+        <w:rFonts w:ascii="Wingdings" w:hAnsi="Wingdings" w:hint="default"/>
+        <w:sz w:val="20"/>
+      </w:rPr>
+    </w:lvl>
+    <w:lvl w:ilvl="3" w:tentative="1">
+      <w:start w:val="1"/>
+      <w:numFmt w:val="bullet"/>
+      <w:lvlText w:val=""/>
+      <w:lvlJc w:val="left"/>
+      <w:pPr>
+        <w:tabs>
+          <w:tab w:val="num" w:pos="2880"/>
+        </w:tabs>
+        <w:ind w:left="2880" w:hanging="360"/>
+      </w:pPr>
+      <w:rPr>
+        <w:rFonts w:ascii="Wingdings" w:hAnsi="Wingdings" w:hint="default"/>
+        <w:sz w:val="20"/>
+      </w:rPr>
+    </w:lvl>
+    <w:lvl w:ilvl="4" w:tentative="1">
+      <w:start w:val="1"/>
+      <w:numFmt w:val="bullet"/>
+      <w:lvlText w:val=""/>
+      <w:lvlJc w:val="left"/>
+      <w:pPr>
+        <w:tabs>
+          <w:tab w:val="num" w:pos="3600"/>
+        </w:tabs>
+        <w:ind w:left="3600" w:hanging="360"/>
+      </w:pPr>
+      <w:rPr>
+        <w:rFonts w:ascii="Wingdings" w:hAnsi="Wingdings" w:hint="default"/>
+        <w:sz w:val="20"/>
+      </w:rPr>
+    </w:lvl>
+    <w:lvl w:ilvl="5" w:tentative="1">
+      <w:start w:val="1"/>
+      <w:numFmt w:val="bullet"/>
+      <w:lvlText w:val=""/>
+      <w:lvlJc w:val="left"/>
+      <w:pPr>
+        <w:tabs>
+          <w:tab w:val="num" w:pos="4320"/>
+        </w:tabs>
+        <w:ind w:left="4320" w:hanging="360"/>
+      </w:pPr>
+      <w:rPr>
+        <w:rFonts w:ascii="Wingdings" w:hAnsi="Wingdings" w:hint="default"/>
+        <w:sz w:val="20"/>
+      </w:rPr>
+    </w:lvl>
+    <w:lvl w:ilvl="6" w:tentative="1">
+      <w:start w:val="1"/>
+      <w:numFmt w:val="bullet"/>
+      <w:lvlText w:val=""/>
+      <w:lvlJc w:val="left"/>
+      <w:pPr>
+        <w:tabs>
+          <w:tab w:val="num" w:pos="5040"/>
+        </w:tabs>
+        <w:ind w:left="5040" w:hanging="360"/>
+      </w:pPr>
+      <w:rPr>
+        <w:rFonts w:ascii="Wingdings" w:hAnsi="Wingdings" w:hint="default"/>
+        <w:sz w:val="20"/>
+      </w:rPr>
+    </w:lvl>
+    <w:lvl w:ilvl="7" w:tentative="1">
+      <w:start w:val="1"/>
+      <w:numFmt w:val="bullet"/>
+      <w:lvlText w:val=""/>
+      <w:lvlJc w:val="left"/>
+      <w:pPr>
+        <w:tabs>
+          <w:tab w:val="num" w:pos="5760"/>
+        </w:tabs>
+        <w:ind w:left="5760" w:hanging="360"/>
+      </w:pPr>
+      <w:rPr>
+        <w:rFonts w:ascii="Wingdings" w:hAnsi="Wingdings" w:hint="default"/>
+        <w:sz w:val="20"/>
+      </w:rPr>
+    </w:lvl>
+    <w:lvl w:ilvl="8" w:tentative="1">
+      <w:start w:val="1"/>
+      <w:numFmt w:val="bullet"/>
+      <w:lvlText w:val=""/>
+      <w:lvlJc w:val="left"/>
+      <w:pPr>
+        <w:tabs>
+          <w:tab w:val="num" w:pos="6480"/>
+        </w:tabs>
+        <w:ind w:left="6480" w:hanging="360"/>
+      </w:pPr>
+      <w:rPr>
+        <w:rFonts w:ascii="Wingdings" w:hAnsi="Wingdings" w:hint="default"/>
+        <w:sz w:val="20"/>
+      </w:rPr>
+    </w:lvl>
+  </w:abstractNum>
   <w:abstractNum w:abstractNumId="22" w15:restartNumberingAfterBreak="0">
+    <w:nsid w:val="657C21B1"/>
+    <w:multiLevelType w:val="hybridMultilevel"/>
+    <w:tmpl w:val="6E5C1710"/>
+    <w:lvl w:ilvl="0" w:tplc="04180003">
+      <w:start w:val="1"/>
+      <w:numFmt w:val="bullet"/>
+      <w:lvlText w:val="o"/>
+      <w:lvlJc w:val="left"/>
+      <w:pPr>
+        <w:ind w:left="1931" w:hanging="360"/>
+      </w:pPr>
+      <w:rPr>
+        <w:rFonts w:ascii="Courier New" w:hAnsi="Courier New" w:cs="Courier New" w:hint="default"/>
+      </w:rPr>
+    </w:lvl>
+    <w:lvl w:ilvl="1" w:tplc="04180003" w:tentative="1">
+      <w:start w:val="1"/>
+      <w:numFmt w:val="bullet"/>
+      <w:lvlText w:val="o"/>
+      <w:lvlJc w:val="left"/>
+      <w:pPr>
+        <w:ind w:left="2651" w:hanging="360"/>
+      </w:pPr>
+      <w:rPr>
+        <w:rFonts w:ascii="Courier New" w:hAnsi="Courier New" w:cs="Courier New" w:hint="default"/>
+      </w:rPr>
+    </w:lvl>
+    <w:lvl w:ilvl="2" w:tplc="04180005" w:tentative="1">
+      <w:start w:val="1"/>
+      <w:numFmt w:val="bullet"/>
+      <w:lvlText w:val=""/>
+      <w:lvlJc w:val="left"/>
+      <w:pPr>
+        <w:ind w:left="3371" w:hanging="360"/>
+      </w:pPr>
+      <w:rPr>
+        <w:rFonts w:ascii="Wingdings" w:hAnsi="Wingdings" w:hint="default"/>
+      </w:rPr>
+    </w:lvl>
+    <w:lvl w:ilvl="3" w:tplc="04180001" w:tentative="1">
+      <w:start w:val="1"/>
+      <w:numFmt w:val="bullet"/>
+      <w:lvlText w:val=""/>
+      <w:lvlJc w:val="left"/>
+      <w:pPr>
+        <w:ind w:left="4091" w:hanging="360"/>
+      </w:pPr>
+      <w:rPr>
+        <w:rFonts w:ascii="Symbol" w:hAnsi="Symbol" w:hint="default"/>
+      </w:rPr>
+    </w:lvl>
+    <w:lvl w:ilvl="4" w:tplc="04180003" w:tentative="1">
+      <w:start w:val="1"/>
+      <w:numFmt w:val="bullet"/>
+      <w:lvlText w:val="o"/>
+      <w:lvlJc w:val="left"/>
+      <w:pPr>
+        <w:ind w:left="4811" w:hanging="360"/>
+      </w:pPr>
+      <w:rPr>
+        <w:rFonts w:ascii="Courier New" w:hAnsi="Courier New" w:cs="Courier New" w:hint="default"/>
+      </w:rPr>
+    </w:lvl>
+    <w:lvl w:ilvl="5" w:tplc="04180005" w:tentative="1">
+      <w:start w:val="1"/>
+      <w:numFmt w:val="bullet"/>
+      <w:lvlText w:val=""/>
+      <w:lvlJc w:val="left"/>
+      <w:pPr>
+        <w:ind w:left="5531" w:hanging="360"/>
+      </w:pPr>
+      <w:rPr>
+        <w:rFonts w:ascii="Wingdings" w:hAnsi="Wingdings" w:hint="default"/>
+      </w:rPr>
+    </w:lvl>
+    <w:lvl w:ilvl="6" w:tplc="04180001" w:tentative="1">
+      <w:start w:val="1"/>
+      <w:numFmt w:val="bullet"/>
+      <w:lvlText w:val=""/>
+      <w:lvlJc w:val="left"/>
+      <w:pPr>
+        <w:ind w:left="6251" w:hanging="360"/>
+      </w:pPr>
+      <w:rPr>
+        <w:rFonts w:ascii="Symbol" w:hAnsi="Symbol" w:hint="default"/>
+      </w:rPr>
+    </w:lvl>
+    <w:lvl w:ilvl="7" w:tplc="04180003" w:tentative="1">
+      <w:start w:val="1"/>
+      <w:numFmt w:val="bullet"/>
+      <w:lvlText w:val="o"/>
+      <w:lvlJc w:val="left"/>
+      <w:pPr>
+        <w:ind w:left="6971" w:hanging="360"/>
+      </w:pPr>
+      <w:rPr>
+        <w:rFonts w:ascii="Courier New" w:hAnsi="Courier New" w:cs="Courier New" w:hint="default"/>
+      </w:rPr>
+    </w:lvl>
+    <w:lvl w:ilvl="8" w:tplc="04180005" w:tentative="1">
+      <w:start w:val="1"/>
+      <w:numFmt w:val="bullet"/>
+      <w:lvlText w:val=""/>
+      <w:lvlJc w:val="left"/>
+      <w:pPr>
+        <w:ind w:left="7691" w:hanging="360"/>
+      </w:pPr>
+      <w:rPr>
+        <w:rFonts w:ascii="Wingdings" w:hAnsi="Wingdings" w:hint="default"/>
+      </w:rPr>
+    </w:lvl>
+  </w:abstractNum>
+  <w:abstractNum w:abstractNumId="23" w15:restartNumberingAfterBreak="0">
     <w:nsid w:val="67207F10"/>
     <w:multiLevelType w:val="hybridMultilevel"/>
     <w:tmpl w:val="F6523C12"/>
@@ -29472,7 +30913,7 @@
       </w:pPr>
     </w:lvl>
   </w:abstractNum>
-  <w:abstractNum w:abstractNumId="23" w15:restartNumberingAfterBreak="0">
+  <w:abstractNum w:abstractNumId="24" w15:restartNumberingAfterBreak="0">
     <w:nsid w:val="6B69769A"/>
     <w:multiLevelType w:val="multilevel"/>
     <w:tmpl w:val="0418001F"/>
@@ -29558,7 +30999,7 @@
       </w:pPr>
     </w:lvl>
   </w:abstractNum>
-  <w:abstractNum w:abstractNumId="24" w15:restartNumberingAfterBreak="0">
+  <w:abstractNum w:abstractNumId="25" w15:restartNumberingAfterBreak="0">
     <w:nsid w:val="6E5C20EB"/>
     <w:multiLevelType w:val="multilevel"/>
     <w:tmpl w:val="857A39CA"/>
@@ -29682,7 +31123,7 @@
       </w:rPr>
     </w:lvl>
   </w:abstractNum>
-  <w:abstractNum w:abstractNumId="25" w15:restartNumberingAfterBreak="0">
+  <w:abstractNum w:abstractNumId="26" w15:restartNumberingAfterBreak="0">
     <w:nsid w:val="730E2546"/>
     <w:multiLevelType w:val="hybridMultilevel"/>
     <w:tmpl w:val="64BE32D2"/>
@@ -29771,7 +31212,7 @@
       </w:pPr>
     </w:lvl>
   </w:abstractNum>
-  <w:abstractNum w:abstractNumId="26" w15:restartNumberingAfterBreak="0">
+  <w:abstractNum w:abstractNumId="27" w15:restartNumberingAfterBreak="0">
     <w:nsid w:val="7C923D9A"/>
     <w:multiLevelType w:val="hybridMultilevel"/>
     <w:tmpl w:val="E1D40186"/>
@@ -29885,58 +31326,58 @@
     </w:lvl>
   </w:abstractNum>
   <w:num w:numId="1">
-    <w:abstractNumId w:val="26"/>
+    <w:abstractNumId w:val="27"/>
   </w:num>
   <w:num w:numId="2">
     <w:abstractNumId w:val="9"/>
   </w:num>
   <w:num w:numId="3">
-    <w:abstractNumId w:val="22"/>
+    <w:abstractNumId w:val="23"/>
   </w:num>
   <w:num w:numId="4">
-    <w:abstractNumId w:val="25"/>
+    <w:abstractNumId w:val="26"/>
   </w:num>
   <w:num w:numId="5">
-    <w:abstractNumId w:val="17"/>
+    <w:abstractNumId w:val="18"/>
   </w:num>
   <w:num w:numId="6">
     <w:abstractNumId w:val="6"/>
   </w:num>
   <w:num w:numId="7">
-    <w:abstractNumId w:val="19"/>
+    <w:abstractNumId w:val="20"/>
   </w:num>
   <w:num w:numId="8">
-    <w:abstractNumId w:val="23"/>
+    <w:abstractNumId w:val="24"/>
   </w:num>
   <w:num w:numId="9">
     <w:abstractNumId w:val="2"/>
   </w:num>
   <w:num w:numId="10">
-    <w:abstractNumId w:val="18"/>
+    <w:abstractNumId w:val="19"/>
   </w:num>
   <w:num w:numId="11">
-    <w:abstractNumId w:val="24"/>
+    <w:abstractNumId w:val="25"/>
   </w:num>
   <w:num w:numId="12">
-    <w:abstractNumId w:val="24"/>
+    <w:abstractNumId w:val="25"/>
   </w:num>
   <w:num w:numId="13">
     <w:abstractNumId w:val="11"/>
   </w:num>
   <w:num w:numId="14">
-    <w:abstractNumId w:val="16"/>
+    <w:abstractNumId w:val="17"/>
   </w:num>
   <w:num w:numId="15">
     <w:abstractNumId w:val="1"/>
   </w:num>
   <w:num w:numId="16">
-    <w:abstractNumId w:val="15"/>
+    <w:abstractNumId w:val="16"/>
   </w:num>
   <w:num w:numId="17">
     <w:abstractNumId w:val="8"/>
   </w:num>
   <w:num w:numId="18">
-    <w:abstractNumId w:val="21"/>
+    <w:abstractNumId w:val="22"/>
   </w:num>
   <w:num w:numId="19">
     <w:abstractNumId w:val="13"/>
@@ -29957,16 +31398,49 @@
     <w:abstractNumId w:val="0"/>
   </w:num>
   <w:num w:numId="25">
-    <w:abstractNumId w:val="20"/>
+    <w:abstractNumId w:val="21"/>
   </w:num>
   <w:num w:numId="26">
     <w:abstractNumId w:val="5"/>
   </w:num>
   <w:num w:numId="27">
-    <w:abstractNumId w:val="14"/>
+    <w:abstractNumId w:val="15"/>
   </w:num>
   <w:num w:numId="28">
     <w:abstractNumId w:val="12"/>
+  </w:num>
+  <w:num w:numId="29">
+    <w:abstractNumId w:val="14"/>
+  </w:num>
+  <w:num w:numId="30">
+    <w:abstractNumId w:val="12"/>
+    <w:lvlOverride w:ilvl="0">
+      <w:startOverride w:val="3"/>
+    </w:lvlOverride>
+    <w:lvlOverride w:ilvl="1">
+      <w:startOverride w:val="1"/>
+    </w:lvlOverride>
+    <w:lvlOverride w:ilvl="2">
+      <w:startOverride w:val="1"/>
+    </w:lvlOverride>
+    <w:lvlOverride w:ilvl="3">
+      <w:startOverride w:val="1"/>
+    </w:lvlOverride>
+    <w:lvlOverride w:ilvl="4">
+      <w:startOverride w:val="1"/>
+    </w:lvlOverride>
+    <w:lvlOverride w:ilvl="5">
+      <w:startOverride w:val="1"/>
+    </w:lvlOverride>
+    <w:lvlOverride w:ilvl="6">
+      <w:startOverride w:val="1"/>
+    </w:lvlOverride>
+    <w:lvlOverride w:ilvl="7">
+      <w:startOverride w:val="1"/>
+    </w:lvlOverride>
+    <w:lvlOverride w:ilvl="8">
+      <w:startOverride w:val="1"/>
+    </w:lvlOverride>
   </w:num>
   <w:numIdMacAtCleanup w:val="23"/>
 </w:numbering>
@@ -30467,7 +31941,7 @@
     <w:uiPriority w:val="9"/>
     <w:unhideWhenUsed/>
     <w:qFormat/>
-    <w:rsid w:val="00616037"/>
+    <w:rsid w:val="00C7641A"/>
     <w:pPr>
       <w:keepNext/>
       <w:keepLines/>
@@ -30481,6 +31955,8 @@
     <w:rPr>
       <w:rFonts w:eastAsiaTheme="majorEastAsia"/>
       <w:color w:val="000000" w:themeColor="text1"/>
+      <w:sz w:val="24"/>
+      <w:szCs w:val="24"/>
     </w:rPr>
   </w:style>
   <w:style w:type="paragraph" w:styleId="Heading5">
@@ -30840,10 +32316,12 @@
     <w:basedOn w:val="DefaultParagraphFont"/>
     <w:link w:val="Heading4"/>
     <w:uiPriority w:val="9"/>
-    <w:rsid w:val="00616037"/>
+    <w:rsid w:val="00C7641A"/>
     <w:rPr>
       <w:rFonts w:ascii="Arial" w:eastAsiaTheme="majorEastAsia" w:hAnsi="Arial" w:cs="Arial"/>
       <w:color w:val="000000" w:themeColor="text1"/>
+      <w:sz w:val="24"/>
+      <w:szCs w:val="24"/>
       <w:lang w:val="ro" w:eastAsia="ro-RO"/>
     </w:rPr>
   </w:style>
